--- a/plantillas_maestras/02_seguro_vida/liquidacion_o_pago_menor/2_o_mas_ddos_varios/mujer/TPL_3424_2025_SEGURO_VIDA_LIQUIDACION_O_PAGO_MENOR_ASEGURADORA_MUJER_R1.docx
+++ b/plantillas_maestras/02_seguro_vida/liquidacion_o_pago_menor/2_o_mas_ddos_varios/mujer/TPL_3424_2025_SEGURO_VIDA_LIQUIDACION_O_PAGO_MENOR_ASEGURADORA_MUJER_R1.docx
@@ -299,7 +299,7 @@
           <w14:ligatures w14:val="none"/>
         </w:rPr>
         <w:tab/>
-        <w:t xml:space="preserve">:       </w:t>
+        <w:t xml:space="preserve">: </w:t>
       </w:r>
       <w:r>
         <w:rPr>
@@ -673,7 +673,7 @@
           <w:lang w:val="es-ES" w:eastAsia="es-ES"/>
           <w14:ligatures w14:val="none"/>
         </w:rPr>
-        <w:t>por presuntas infracciones a la Ley N°29571, Código de Protección y Defensa del Consumidor (en adelante, Código)</w:t>
+        <w:t>por presuntas infracciones a la Ley 29571, Código de Protección y Defensa del Consumidor (en adelante, Código)</w:t>
       </w:r>
       <w:r>
         <w:rPr>
@@ -840,7 +840,7 @@
           <w:lang w:eastAsia="es-ES"/>
           <w14:ligatures w14:val="none"/>
         </w:rPr>
-        <w:t>Póliza N°6101459900039</w:t>
+        <w:t>Póliza 6101459900039</w:t>
       </w:r>
       <w:r>
         <w:rPr>
@@ -1826,7 +1826,7 @@
           <w:lang w:eastAsia="es-ES"/>
           <w14:ligatures w14:val="none"/>
         </w:rPr>
-        <w:t xml:space="preserve">  </w:t>
+        <w:t xml:space="preserve"> </w:t>
       </w:r>
     </w:p>
     <w:p>
@@ -2020,7 +2020,7 @@
           <w:lang w:eastAsia="es-ES"/>
           <w14:ligatures w14:val="none"/>
         </w:rPr>
-        <w:t xml:space="preserve">  </w:t>
+        <w:t xml:space="preserve"> </w:t>
       </w:r>
     </w:p>
     <w:p>
@@ -2750,7 +2750,7 @@
           <w:lang w:val="es-ES" w:eastAsia="es-ES"/>
           <w14:ligatures w14:val="none"/>
         </w:rPr>
-        <w:t>N°</w:t>
+        <w:t/>
       </w:r>
       <w:r>
         <w:rPr>
@@ -2760,7 +2760,7 @@
           <w:lang w:val="es-ES" w:eastAsia="es-ES"/>
           <w14:ligatures w14:val="none"/>
         </w:rPr>
-        <w:t>688, en particular a sus artículos 9°, 10° y 13°</w:t>
+        <w:t>688, en particular a sus artículos 9, 10 y 13</w:t>
       </w:r>
       <w:r>
         <w:rPr>
@@ -2989,7 +2989,7 @@
           <w:lang w:eastAsia="es-PE"/>
           <w14:ligatures w14:val="none"/>
         </w:rPr>
-        <w:t>La Secretaría Técnica de la Comisión de Protección al Consumidor N°1 (en adelante, la Secretaría Técnica), en ejercicio de sus facultades</w:t>
+        <w:t>La Secretaría Técnica de la Comisión de Protección al Consumidor 1 (en adelante, la Secretaría Técnica), en ejercicio de sus facultades</w:t>
       </w:r>
       <w:bookmarkEnd w:id="3"/>
       <w:bookmarkEnd w:id="4"/>
@@ -3064,7 +3064,7 @@
           <w:lang w:eastAsia="es-PE"/>
           <w14:ligatures w14:val="none"/>
         </w:rPr>
-        <w:t>N°</w:t>
+        <w:t/>
       </w:r>
       <w:proofErr w:type="spellEnd"/>
       <w:r>
@@ -3094,7 +3094,7 @@
           <w:lang w:eastAsia="es-PE"/>
           <w14:ligatures w14:val="none"/>
         </w:rPr>
-        <w:t>°</w:t>
+        <w:t/>
       </w:r>
       <w:r>
         <w:rPr>
@@ -3112,7 +3112,7 @@
           <w:lang w:eastAsia="es-PE"/>
           <w14:ligatures w14:val="none"/>
         </w:rPr>
-        <w:t>°</w:t>
+        <w:t/>
       </w:r>
       <w:r>
         <w:rPr>
@@ -3222,7 +3222,7 @@
           <w:lang w:eastAsia="es-PE"/>
           <w14:ligatures w14:val="none"/>
         </w:rPr>
-        <w:t>N°</w:t>
+        <w:t/>
       </w:r>
       <w:proofErr w:type="spellEnd"/>
       <w:r>
@@ -3261,7 +3261,7 @@
           <w:lang w:eastAsia="es-PE"/>
           <w14:ligatures w14:val="none"/>
         </w:rPr>
-        <w:t>°</w:t>
+        <w:t/>
       </w:r>
       <w:r>
         <w:rPr>
@@ -3279,7 +3279,7 @@
           <w:lang w:eastAsia="es-PE"/>
           <w14:ligatures w14:val="none"/>
         </w:rPr>
-        <w:t>°</w:t>
+        <w:t/>
       </w:r>
       <w:r>
         <w:rPr>
@@ -3298,7 +3298,7 @@
           <w:lang w:eastAsia="es-PE"/>
           <w14:ligatures w14:val="none"/>
         </w:rPr>
-        <w:t xml:space="preserve">.  </w:t>
+        <w:t xml:space="preserve">. </w:t>
       </w:r>
       <w:bookmarkStart w:id="12" w:name="_Hlk215162008"/>
       <w:bookmarkEnd w:id="1"/>
@@ -3364,7 +3364,7 @@
           <w:lang w:eastAsia="es-PE"/>
           <w14:ligatures w14:val="none"/>
         </w:rPr>
-        <w:t>N°</w:t>
+        <w:t/>
       </w:r>
       <w:proofErr w:type="spellEnd"/>
       <w:r>
@@ -3394,7 +3394,7 @@
           <w:lang w:eastAsia="es-PE"/>
           <w14:ligatures w14:val="none"/>
         </w:rPr>
-        <w:t>°</w:t>
+        <w:t/>
       </w:r>
       <w:r>
         <w:rPr>
@@ -3412,7 +3412,7 @@
           <w:lang w:eastAsia="es-PE"/>
           <w14:ligatures w14:val="none"/>
         </w:rPr>
-        <w:t>°</w:t>
+        <w:t/>
       </w:r>
       <w:r>
         <w:rPr>
@@ -3431,7 +3431,7 @@
           <w:lang w:eastAsia="es-PE"/>
           <w14:ligatures w14:val="none"/>
         </w:rPr>
-        <w:t xml:space="preserve">.  </w:t>
+        <w:t xml:space="preserve">. </w:t>
       </w:r>
     </w:p>
     <w:bookmarkEnd w:id="6"/>
@@ -3693,7 +3693,7 @@
           <w:lang w:val="es-ES" w:eastAsia="es-ES"/>
           <w14:ligatures w14:val="none"/>
         </w:rPr>
-        <w:t>N°</w:t>
+        <w:t/>
       </w:r>
       <w:proofErr w:type="spellEnd"/>
       <w:r>
@@ -3819,7 +3819,7 @@
           <w:lang w:eastAsia="es-PE"/>
           <w14:ligatures w14:val="none"/>
         </w:rPr>
-        <w:t xml:space="preserve">RESOLUCIÓN DE LA SECRETARÍA TÉCNICA  </w:t>
+        <w:t xml:space="preserve">RESOLUCIÓN DE LA SECRETARÍA TÉCNICA </w:t>
       </w:r>
     </w:p>
     <w:p>
@@ -4008,7 +4008,7 @@
           <w:kern w:val="0"/>
           <w14:ligatures w14:val="none"/>
         </w:rPr>
-        <w:t xml:space="preserve">Presunta infracción a los artículos 18° y 19° de la Ley 29571, Código de Protección y Defensa del Consumidor, en tanto </w:t>
+        <w:t xml:space="preserve">Presunta infracción a los artículos 18 y 19 de la Ley 29571, Código de Protección y Defensa del Consumidor, en tanto </w:t>
       </w:r>
       <w:r>
         <w:rPr>
@@ -4057,7 +4057,7 @@
           <w:kern w:val="0"/>
           <w14:ligatures w14:val="none"/>
         </w:rPr>
-        <w:t>N°</w:t>
+        <w:t/>
       </w:r>
       <w:proofErr w:type="spellEnd"/>
       <w:r>
@@ -4121,7 +4121,7 @@
           <w:kern w:val="0"/>
           <w14:ligatures w14:val="none"/>
         </w:rPr>
-        <w:t xml:space="preserve">Presunta infracción a los artículos 18° y 19° de la Ley 29571, Código de Protección y Defensa del Consumidor, en tanto </w:t>
+        <w:t xml:space="preserve">Presunta infracción a los artículos 18 y 19 de la Ley 29571, Código de Protección y Defensa del Consumidor, en tanto </w:t>
       </w:r>
       <w:r>
         <w:rPr>
@@ -4162,7 +4162,7 @@
           <w:kern w:val="0"/>
           <w14:ligatures w14:val="none"/>
         </w:rPr>
-        <w:t>N°</w:t>
+        <w:t/>
       </w:r>
       <w:proofErr w:type="spellEnd"/>
       <w:r>
@@ -4222,7 +4222,7 @@
           <w14:ligatures w14:val="none"/>
         </w:rPr>
         <w:lastRenderedPageBreak/>
-        <w:t xml:space="preserve">Presunta infracción a los artículos 18° y 19° de la Ley 29571, Código de Protección y Defensa del Consumidor, en tanto </w:t>
+        <w:t xml:space="preserve">Presunta infracción a los artículos 18 y 19 de la Ley 29571, Código de Protección y Defensa del Consumidor, en tanto </w:t>
       </w:r>
       <w:r>
         <w:rPr>
@@ -4239,7 +4239,7 @@
           <w:kern w:val="0"/>
           <w14:ligatures w14:val="none"/>
         </w:rPr>
-        <w:t>N°</w:t>
+        <w:t/>
       </w:r>
       <w:proofErr w:type="spellEnd"/>
       <w:r>
@@ -4536,7 +4536,7 @@
           <w:lang w:eastAsia="es-PE"/>
           <w14:ligatures w14:val="none"/>
         </w:rPr>
-        <w:t>°</w:t>
+        <w:t/>
       </w:r>
       <w:r>
         <w:rPr>
@@ -4632,7 +4632,7 @@
           <w:lang w:eastAsia="es-PE"/>
           <w14:ligatures w14:val="none"/>
         </w:rPr>
-        <w:t>°</w:t>
+        <w:t/>
       </w:r>
       <w:r>
         <w:rPr>
@@ -4812,7 +4812,7 @@
           <w:lang w:eastAsia="es-PE"/>
           <w14:ligatures w14:val="none"/>
         </w:rPr>
-        <w:t>°</w:t>
+        <w:t/>
       </w:r>
       <w:r>
         <w:rPr>
@@ -4955,7 +4955,7 @@
           <w:lang w:val="es-ES" w:eastAsia="es-ES"/>
           <w14:ligatures w14:val="none"/>
         </w:rPr>
-        <w:t>N°</w:t>
+        <w:t/>
       </w:r>
       <w:proofErr w:type="spellEnd"/>
       <w:r>
@@ -5140,7 +5140,7 @@
           <w:lang w:eastAsia="es-PE"/>
           <w14:ligatures w14:val="none"/>
         </w:rPr>
-        <w:t>°</w:t>
+        <w:t/>
       </w:r>
       <w:r>
         <w:rPr>
@@ -5181,7 +5181,7 @@
           <w:lang w:eastAsia="es-PE"/>
           <w14:ligatures w14:val="none"/>
         </w:rPr>
-        <w:t>°</w:t>
+        <w:t/>
       </w:r>
       <w:r>
         <w:rPr>
@@ -5201,7 +5201,7 @@
           <w:lang w:eastAsia="es-PE"/>
           <w14:ligatures w14:val="none"/>
         </w:rPr>
-        <w:t>°</w:t>
+        <w:t/>
       </w:r>
       <w:r>
         <w:rPr>
@@ -5221,7 +5221,7 @@
           <w:lang w:eastAsia="es-PE"/>
           <w14:ligatures w14:val="none"/>
         </w:rPr>
-        <w:t>°</w:t>
+        <w:t/>
       </w:r>
       <w:r>
         <w:rPr>
@@ -5274,7 +5274,7 @@
           <w:lang w:eastAsia="es-PE"/>
           <w14:ligatures w14:val="none"/>
         </w:rPr>
-        <w:t>°</w:t>
+        <w:t/>
       </w:r>
       <w:r>
         <w:rPr>
@@ -5365,7 +5365,7 @@
           <w:lang w:eastAsia="es-PE"/>
           <w14:ligatures w14:val="none"/>
         </w:rPr>
-        <w:t>°</w:t>
+        <w:t/>
       </w:r>
       <w:r>
         <w:rPr>
@@ -5457,7 +5457,7 @@
           <w:lang w:eastAsia="es-PE"/>
           <w14:ligatures w14:val="none"/>
         </w:rPr>
-        <w:t>°</w:t>
+        <w:t/>
       </w:r>
       <w:r>
         <w:rPr>
@@ -5474,7 +5474,7 @@
           <w:kern w:val="0"/>
           <w14:ligatures w14:val="none"/>
         </w:rPr>
-        <w:t>N°</w:t>
+        <w:t/>
       </w:r>
       <w:proofErr w:type="spellEnd"/>
       <w:r>
@@ -5699,7 +5699,7 @@
           <w:lang w:eastAsia="es-PE"/>
           <w14:ligatures w14:val="none"/>
         </w:rPr>
-        <w:t>°</w:t>
+        <w:t/>
       </w:r>
       <w:r>
         <w:rPr>
@@ -5714,7 +5714,7 @@
           <w:rFonts w:ascii="Arial Narrow" w:hAnsi="Arial Narrow"/>
           <w:color w:val="000000"/>
         </w:rPr>
-        <w:t>N°</w:t>
+        <w:t/>
       </w:r>
       <w:proofErr w:type="spellEnd"/>
       <w:r>
@@ -5732,7 +5732,7 @@
           <w:lang w:eastAsia="es-PE"/>
           <w14:ligatures w14:val="none"/>
         </w:rPr>
-        <w:t>°</w:t>
+        <w:t/>
       </w:r>
       <w:r>
         <w:rPr>
@@ -5992,7 +5992,7 @@
           <w:kern w:val="0"/>
           <w14:ligatures w14:val="none"/>
         </w:rPr>
-        <w:t>N°</w:t>
+        <w:t/>
       </w:r>
       <w:proofErr w:type="spellEnd"/>
       <w:r>
@@ -6307,7 +6307,7 @@
           <w:sz w:val="16"/>
           <w:szCs w:val="16"/>
         </w:rPr>
-        <w:t xml:space="preserve">  </w:t>
+        <w:t xml:space="preserve"> </w:t>
       </w:r>
       <w:r>
         <w:rPr>
@@ -6336,7 +6336,7 @@
           <w:sz w:val="16"/>
           <w:szCs w:val="16"/>
         </w:rPr>
-        <w:t>N°</w:t>
+        <w:t/>
       </w:r>
       <w:proofErr w:type="spellEnd"/>
       <w:r>
@@ -6358,7 +6358,7 @@
           <w:sz w:val="16"/>
           <w:szCs w:val="16"/>
         </w:rPr>
-        <w:t>N°</w:t>
+        <w:t/>
       </w:r>
       <w:proofErr w:type="spellEnd"/>
       <w:r>
@@ -6430,7 +6430,7 @@
           <w:sz w:val="16"/>
           <w:szCs w:val="16"/>
         </w:rPr>
-        <w:t>N°</w:t>
+        <w:t/>
       </w:r>
       <w:proofErr w:type="spellEnd"/>
       <w:r>
@@ -6524,7 +6524,7 @@
           <w:sz w:val="16"/>
           <w:szCs w:val="16"/>
         </w:rPr>
-        <w:t>N°</w:t>
+        <w:t/>
       </w:r>
       <w:proofErr w:type="spellEnd"/>
       <w:r>
@@ -6662,7 +6662,7 @@
           <w:sz w:val="16"/>
           <w:szCs w:val="16"/>
         </w:rPr>
-        <w:t xml:space="preserve">           </w:t>
+        <w:t xml:space="preserve"> </w:t>
       </w:r>
       <w:r>
         <w:rPr>
@@ -6691,7 +6691,7 @@
           <w:sz w:val="16"/>
           <w:szCs w:val="16"/>
         </w:rPr>
-        <w:t>N°</w:t>
+        <w:t/>
       </w:r>
       <w:proofErr w:type="spellEnd"/>
       <w:r>
@@ -6713,7 +6713,7 @@
           <w:sz w:val="16"/>
           <w:szCs w:val="16"/>
         </w:rPr>
-        <w:t>N°</w:t>
+        <w:t/>
       </w:r>
       <w:proofErr w:type="spellEnd"/>
       <w:r>
@@ -6724,7 +6724,7 @@
           <w:sz w:val="16"/>
           <w:szCs w:val="16"/>
         </w:rPr>
-        <w:t xml:space="preserve"> 1308   </w:t>
+        <w:t xml:space="preserve"> 1308 </w:t>
       </w:r>
     </w:p>
     <w:p>
@@ -6748,7 +6748,7 @@
           <w:sz w:val="16"/>
           <w:szCs w:val="16"/>
         </w:rPr>
-        <w:t xml:space="preserve">Artículo 18.- Idoneidad   </w:t>
+        <w:t xml:space="preserve">Artículo 18.- Idoneidad </w:t>
       </w:r>
     </w:p>
     <w:p>
@@ -6768,7 +6768,7 @@
           <w:sz w:val="16"/>
           <w:szCs w:val="16"/>
         </w:rPr>
-        <w:t xml:space="preserve">Se entiende por idoneidad la correspondencia entre lo que un consumidor espera y lo que efectivamente recibe, en función a lo que se le hubiera ofrecido, la publicidad e información transmitida, las condiciones y circunstancias de la transacción, las características y naturaleza del producto o servicio, el precio, entre otros factores, atendiendo a las circunstancias del caso.    </w:t>
+        <w:t xml:space="preserve">Se entiende por idoneidad la correspondencia entre lo que un consumidor espera y lo que efectivamente recibe, en función a lo que se le hubiera ofrecido, la publicidad e información transmitida, las condiciones y circunstancias de la transacción, las características y naturaleza del producto o servicio, el precio, entre otros factores, atendiendo a las circunstancias del caso. </w:t>
       </w:r>
     </w:p>
     <w:p>
@@ -6887,7 +6887,7 @@
           <w:sz w:val="16"/>
           <w:szCs w:val="16"/>
         </w:rPr>
-        <w:t xml:space="preserve">  </w:t>
+        <w:t xml:space="preserve"> </w:t>
       </w:r>
       <w:r>
         <w:rPr>
@@ -6916,7 +6916,7 @@
           <w:sz w:val="16"/>
           <w:szCs w:val="16"/>
         </w:rPr>
-        <w:t>N°</w:t>
+        <w:t/>
       </w:r>
       <w:proofErr w:type="spellEnd"/>
       <w:r>
@@ -7112,7 +7112,7 @@
           <w:sz w:val="16"/>
           <w:szCs w:val="16"/>
         </w:rPr>
-        <w:t>Nº</w:t>
+        <w:t/>
       </w:r>
       <w:proofErr w:type="spellEnd"/>
       <w:r>
@@ -7228,7 +7228,7 @@
           <w:sz w:val="16"/>
           <w:szCs w:val="16"/>
         </w:rPr>
-        <w:t>N°</w:t>
+        <w:t/>
       </w:r>
       <w:proofErr w:type="spellEnd"/>
       <w:r>
@@ -7395,7 +7395,7 @@
           <w:szCs w:val="16"/>
           <w:vertAlign w:val="superscript"/>
         </w:rPr>
-        <w:t xml:space="preserve">  </w:t>
+        <w:t xml:space="preserve"> </w:t>
       </w:r>
       <w:r>
         <w:rPr>
@@ -7403,7 +7403,7 @@
           <w:sz w:val="16"/>
           <w:szCs w:val="16"/>
         </w:rPr>
-        <w:t xml:space="preserve">     </w:t>
+        <w:t xml:space="preserve"> </w:t>
       </w:r>
       <w:r>
         <w:rPr>
@@ -7449,7 +7449,7 @@
           <w:sz w:val="16"/>
           <w:szCs w:val="16"/>
         </w:rPr>
-        <w:t>N°</w:t>
+        <w:t/>
       </w:r>
       <w:proofErr w:type="spellEnd"/>
       <w:r>
@@ -7502,7 +7502,7 @@
           <w:sz w:val="16"/>
           <w:szCs w:val="16"/>
         </w:rPr>
-        <w:t>El órgano resolutivo puede sancionar las infracciones administrativas a que se refiere el artículo 108º con amonestación y multas de hasta cuatrocientos cincuenta (450) Unidades Impositivas Tributarias (UIT), las cuales son calificadas de la siguiente manera:</w:t>
+        <w:t>El órgano resolutivo puede sancionar las infracciones administrativas a que se refiere el artículo 108 con amonestación y multas de hasta cuatrocientos cincuenta (450) Unidades Impositivas Tributarias (UIT), las cuales son calificadas de la siguiente manera:</w:t>
       </w:r>
     </w:p>
     <w:p>
@@ -7625,7 +7625,7 @@
           <w:sz w:val="16"/>
           <w:szCs w:val="16"/>
         </w:rPr>
-        <w:t xml:space="preserve">        </w:t>
+        <w:t xml:space="preserve"> </w:t>
       </w:r>
       <w:r>
         <w:rPr>
@@ -8442,7 +8442,7 @@
           <w:sz w:val="16"/>
           <w:szCs w:val="16"/>
         </w:rPr>
-        <w:t xml:space="preserve">         </w:t>
+        <w:t xml:space="preserve"> </w:t>
       </w:r>
       <w:r>
         <w:rPr>
@@ -8488,7 +8488,7 @@
           <w:sz w:val="16"/>
           <w:szCs w:val="16"/>
         </w:rPr>
-        <w:t>N°</w:t>
+        <w:t/>
       </w:r>
       <w:proofErr w:type="spellEnd"/>
       <w:r>
@@ -8706,7 +8706,7 @@
           <w:sz w:val="16"/>
           <w:szCs w:val="16"/>
         </w:rPr>
-        <w:t>Nº</w:t>
+        <w:t/>
       </w:r>
       <w:proofErr w:type="spellEnd"/>
       <w:r>
@@ -8860,7 +8860,7 @@
           <w:sz w:val="16"/>
           <w:szCs w:val="16"/>
         </w:rPr>
-        <w:t>N°</w:t>
+        <w:t/>
       </w:r>
       <w:proofErr w:type="spellEnd"/>
       <w:r>
@@ -9241,7 +9241,7 @@
               <w:sz w:val="16"/>
               <w:szCs w:val="16"/>
             </w:rPr>
-            <w:t xml:space="preserve">CNICA DE LA    </w:t>
+            <w:t xml:space="preserve">CNICA DE LA </w:t>
           </w:r>
         </w:p>
         <w:p>

--- a/plantillas_maestras/02_seguro_vida/liquidacion_o_pago_menor/2_o_mas_ddos_varios/mujer/TPL_3424_2025_SEGURO_VIDA_LIQUIDACION_O_PAGO_MENOR_ASEGURADORA_MUJER_R1.docx
+++ b/plantillas_maestras/02_seguro_vida/liquidacion_o_pago_menor/2_o_mas_ddos_varios/mujer/TPL_3424_2025_SEGURO_VIDA_LIQUIDACION_O_PAGO_MENOR_ASEGURADORA_MUJER_R1.docx
@@ -93,7 +93,7 @@
           <w:lang w:eastAsia="es-PE"/>
           <w14:ligatures w14:val="none"/>
         </w:rPr>
-        <w:t>DENUNCIANTE</w:t>
+        <w:t xml:space="preserve">DENUNCIANTE:[DENUNCIANTE] (SEÑORA [APELLIDO])</w:t>
       </w:r>
       <w:r>
         <w:rPr>
@@ -105,7 +105,7 @@
           <w14:ligatures w14:val="none"/>
         </w:rPr>
         <w:tab/>
-        <w:t>:</w:t>
+        <w:t/>
       </w:r>
       <w:r>
         <w:rPr>
@@ -127,40 +127,40 @@
           <w:lang w:eastAsia="es-PE"/>
           <w14:ligatures w14:val="none"/>
         </w:rPr>
-        <w:t xml:space="preserve">LINDIS TAMANI TORRES </w:t>
-      </w:r>
-      <w:r>
-        <w:rPr>
-          <w:rFonts w:ascii="Arial Narrow" w:eastAsia="Arial Narrow" w:hAnsi="Arial Narrow" w:cs="Arial Narrow"/>
-          <w:b/>
-          <w:color w:val="000000"/>
-          <w:kern w:val="0"/>
-          <w:lang w:eastAsia="es-PE"/>
-          <w14:ligatures w14:val="none"/>
-        </w:rPr>
-        <w:t xml:space="preserve">(SEÑORA </w:t>
-      </w:r>
-      <w:r>
-        <w:rPr>
-          <w:rFonts w:ascii="Arial Narrow" w:eastAsia="Arial Narrow" w:hAnsi="Arial Narrow" w:cs="Arial Narrow"/>
-          <w:b/>
-          <w:color w:val="000000"/>
-          <w:kern w:val="0"/>
-          <w:lang w:eastAsia="es-PE"/>
-          <w14:ligatures w14:val="none"/>
-        </w:rPr>
-        <w:t>TAMANI</w:t>
-      </w:r>
-      <w:r>
-        <w:rPr>
-          <w:rFonts w:ascii="Arial Narrow" w:eastAsia="Arial Narrow" w:hAnsi="Arial Narrow" w:cs="Arial Narrow"/>
-          <w:b/>
-          <w:color w:val="000000"/>
-          <w:kern w:val="0"/>
-          <w:lang w:eastAsia="es-PE"/>
-          <w14:ligatures w14:val="none"/>
-        </w:rPr>
-        <w:t>)</w:t>
+        <w:t xml:space="preserve"/>
+      </w:r>
+      <w:r>
+        <w:rPr>
+          <w:rFonts w:ascii="Arial Narrow" w:eastAsia="Arial Narrow" w:hAnsi="Arial Narrow" w:cs="Arial Narrow"/>
+          <w:b/>
+          <w:color w:val="000000"/>
+          <w:kern w:val="0"/>
+          <w:lang w:eastAsia="es-PE"/>
+          <w14:ligatures w14:val="none"/>
+        </w:rPr>
+        <w:t xml:space="preserve"/>
+      </w:r>
+      <w:r>
+        <w:rPr>
+          <w:rFonts w:ascii="Arial Narrow" w:eastAsia="Arial Narrow" w:hAnsi="Arial Narrow" w:cs="Arial Narrow"/>
+          <w:b/>
+          <w:color w:val="000000"/>
+          <w:kern w:val="0"/>
+          <w:lang w:eastAsia="es-PE"/>
+          <w14:ligatures w14:val="none"/>
+        </w:rPr>
+        <w:t/>
+      </w:r>
+      <w:r>
+        <w:rPr>
+          <w:rFonts w:ascii="Arial Narrow" w:eastAsia="Arial Narrow" w:hAnsi="Arial Narrow" w:cs="Arial Narrow"/>
+          <w:b/>
+          <w:color w:val="000000"/>
+          <w:kern w:val="0"/>
+          <w:lang w:eastAsia="es-PE"/>
+          <w14:ligatures w14:val="none"/>
+        </w:rPr>
+        <w:t/>
       </w:r>
     </w:p>
     <w:p>
@@ -601,7 +601,7 @@
           <w:lang w:val="es-ES" w:eastAsia="es-ES"/>
           <w14:ligatures w14:val="none"/>
         </w:rPr>
-        <w:t xml:space="preserve">Mediante el escrito del </w:t>
+        <w:t xml:space="preserve">Mediante el escrito del 24 de diciembre de 2025, la señora [APELLIDO] denunció a Mapfre por presuntas infracciones a la Ley 29571, Código de Protección y Defensa del Consumidor (en adelante, Código), señalando lo siguiente:</w:t>
       </w:r>
       <w:r>
         <w:rPr>
@@ -611,7 +611,7 @@
           <w:lang w:val="es-ES" w:eastAsia="es-ES"/>
           <w14:ligatures w14:val="none"/>
         </w:rPr>
-        <w:t>24 de diciembre de 2025</w:t>
+        <w:t/>
       </w:r>
       <w:r>
         <w:rPr>
@@ -619,7 +619,7 @@
           <w:kern w:val="0"/>
           <w14:ligatures w14:val="none"/>
         </w:rPr>
-        <w:t>,</w:t>
+        <w:t/>
       </w:r>
       <w:r>
         <w:rPr>
@@ -627,7 +627,7 @@
           <w:kern w:val="0"/>
           <w14:ligatures w14:val="none"/>
         </w:rPr>
-        <w:t xml:space="preserve"> la señora </w:t>
+        <w:t xml:space="preserve"/>
       </w:r>
       <w:r>
         <w:rPr>
@@ -635,7 +635,7 @@
           <w:kern w:val="0"/>
           <w14:ligatures w14:val="none"/>
         </w:rPr>
-        <w:t xml:space="preserve">Tamani </w:t>
+        <w:t xml:space="preserve"/>
       </w:r>
       <w:r>
         <w:rPr>
@@ -643,7 +643,7 @@
           <w:kern w:val="0"/>
           <w14:ligatures w14:val="none"/>
         </w:rPr>
-        <w:t>d</w:t>
+        <w:t/>
       </w:r>
       <w:r>
         <w:rPr>
@@ -653,7 +653,7 @@
           <w:lang w:val="es-ES" w:eastAsia="es-ES"/>
           <w14:ligatures w14:val="none"/>
         </w:rPr>
-        <w:t xml:space="preserve">enunció a </w:t>
+        <w:t xml:space="preserve"/>
       </w:r>
       <w:r>
         <w:rPr>
@@ -663,7 +663,7 @@
           <w:lang w:val="es-ES" w:eastAsia="es-ES"/>
           <w14:ligatures w14:val="none"/>
         </w:rPr>
-        <w:t xml:space="preserve">Mapfre </w:t>
+        <w:t xml:space="preserve"/>
       </w:r>
       <w:r>
         <w:rPr>
@@ -673,7 +673,7 @@
           <w:lang w:val="es-ES" w:eastAsia="es-ES"/>
           <w14:ligatures w14:val="none"/>
         </w:rPr>
-        <w:t>por presuntas infracciones a la Ley 29571, Código de Protección y Defensa del Consumidor (en adelante, Código)</w:t>
+        <w:t/>
       </w:r>
       <w:r>
         <w:rPr>
@@ -694,7 +694,7 @@
           <w:lang w:val="es-ES" w:eastAsia="es-ES"/>
           <w14:ligatures w14:val="none"/>
         </w:rPr>
-        <w:t xml:space="preserve">, señalando </w:t>
+        <w:t xml:space="preserve"/>
       </w:r>
       <w:r>
         <w:rPr>
@@ -705,7 +705,7 @@
           <w:lang w:val="es-ES" w:eastAsia="es-ES"/>
           <w14:ligatures w14:val="none"/>
         </w:rPr>
-        <w:t>lo siguiente:</w:t>
+        <w:t/>
       </w:r>
     </w:p>
     <w:p>
@@ -750,217 +750,217 @@
           <w:lang w:eastAsia="es-ES"/>
           <w14:ligatures w14:val="none"/>
         </w:rPr>
-        <w:t xml:space="preserve">El 24 de junio de 2023, ocurrió el fallecimiento </w:t>
-      </w:r>
-      <w:r>
-        <w:rPr>
-          <w:rFonts w:ascii="Arial Narrow" w:eastAsia="Times New Roman" w:hAnsi="Arial Narrow" w:cs="Arial"/>
-          <w:color w:val="000000"/>
-          <w:kern w:val="0"/>
-          <w:lang w:eastAsia="es-ES"/>
-          <w14:ligatures w14:val="none"/>
-        </w:rPr>
-        <w:t xml:space="preserve">de su </w:t>
-      </w:r>
-      <w:r>
-        <w:rPr>
-          <w:rFonts w:ascii="Arial Narrow" w:eastAsia="Times New Roman" w:hAnsi="Arial Narrow" w:cs="Arial"/>
-          <w:color w:val="000000"/>
-          <w:kern w:val="0"/>
-          <w:lang w:eastAsia="es-ES"/>
-          <w14:ligatures w14:val="none"/>
-        </w:rPr>
-        <w:t>concubino</w:t>
-      </w:r>
-      <w:r>
-        <w:rPr>
-          <w:rFonts w:ascii="Arial Narrow" w:eastAsia="Times New Roman" w:hAnsi="Arial Narrow" w:cs="Arial"/>
-          <w:color w:val="000000"/>
-          <w:kern w:val="0"/>
-          <w:lang w:eastAsia="es-ES"/>
-          <w14:ligatures w14:val="none"/>
-        </w:rPr>
-        <w:t xml:space="preserve">, el </w:t>
-      </w:r>
-      <w:r>
-        <w:rPr>
-          <w:rFonts w:ascii="Arial Narrow" w:eastAsia="Times New Roman" w:hAnsi="Arial Narrow" w:cs="Arial"/>
-          <w:color w:val="000000"/>
-          <w:kern w:val="0"/>
-          <w:lang w:eastAsia="es-ES"/>
-          <w14:ligatures w14:val="none"/>
-        </w:rPr>
-        <w:t xml:space="preserve">señor </w:t>
-      </w:r>
-      <w:r>
-        <w:rPr>
-          <w:rFonts w:ascii="Arial Narrow" w:eastAsia="Times New Roman" w:hAnsi="Arial Narrow" w:cs="Arial"/>
-          <w:color w:val="000000"/>
-          <w:kern w:val="0"/>
-          <w:lang w:eastAsia="es-ES"/>
-          <w14:ligatures w14:val="none"/>
-        </w:rPr>
-        <w:t>Carlos</w:t>
-      </w:r>
-      <w:r>
-        <w:rPr>
-          <w:rFonts w:ascii="Arial Narrow" w:eastAsia="Times New Roman" w:hAnsi="Arial Narrow" w:cs="Arial"/>
-          <w:color w:val="000000"/>
-          <w:kern w:val="0"/>
-          <w:lang w:eastAsia="es-ES"/>
-          <w14:ligatures w14:val="none"/>
-        </w:rPr>
-        <w:t xml:space="preserve"> Arnold del Águila Bartra</w:t>
-      </w:r>
-      <w:r>
-        <w:rPr>
-          <w:rFonts w:ascii="Arial Narrow" w:eastAsia="Times New Roman" w:hAnsi="Arial Narrow" w:cs="Arial"/>
-          <w:color w:val="000000"/>
-          <w:kern w:val="0"/>
-          <w:lang w:eastAsia="es-ES"/>
-          <w14:ligatures w14:val="none"/>
-        </w:rPr>
-        <w:t xml:space="preserve"> (en adelante, señor Del águila)</w:t>
-      </w:r>
-      <w:r>
-        <w:rPr>
-          <w:rFonts w:ascii="Arial Narrow" w:eastAsia="Times New Roman" w:hAnsi="Arial Narrow" w:cs="Arial"/>
-          <w:color w:val="000000"/>
-          <w:kern w:val="0"/>
-          <w:lang w:eastAsia="es-ES"/>
-          <w14:ligatures w14:val="none"/>
-        </w:rPr>
-        <w:t xml:space="preserve">, asegurado con la </w:t>
-      </w:r>
-      <w:r>
-        <w:rPr>
-          <w:rFonts w:ascii="Arial Narrow" w:eastAsia="Times New Roman" w:hAnsi="Arial Narrow" w:cs="Arial"/>
-          <w:color w:val="000000"/>
-          <w:kern w:val="0"/>
-          <w:lang w:eastAsia="es-ES"/>
-          <w14:ligatures w14:val="none"/>
-        </w:rPr>
-        <w:t>Póliza 6101459900039</w:t>
-      </w:r>
-      <w:r>
-        <w:rPr>
-          <w:rFonts w:ascii="Arial Narrow" w:eastAsia="Times New Roman" w:hAnsi="Arial Narrow" w:cs="Arial"/>
-          <w:color w:val="000000"/>
-          <w:kern w:val="0"/>
-          <w:lang w:eastAsia="es-ES"/>
-          <w14:ligatures w14:val="none"/>
-        </w:rPr>
-        <w:t xml:space="preserve"> del</w:t>
-      </w:r>
-      <w:r>
-        <w:rPr>
-          <w:rFonts w:ascii="Arial Narrow" w:eastAsia="Times New Roman" w:hAnsi="Arial Narrow" w:cs="Arial"/>
-          <w:color w:val="000000"/>
-          <w:kern w:val="0"/>
-          <w:lang w:eastAsia="es-ES"/>
-          <w14:ligatures w14:val="none"/>
-        </w:rPr>
-        <w:t xml:space="preserve"> Seguro </w:t>
-      </w:r>
-      <w:r>
-        <w:rPr>
-          <w:rFonts w:ascii="Arial Narrow" w:eastAsia="Times New Roman" w:hAnsi="Arial Narrow" w:cs="Arial"/>
-          <w:color w:val="000000"/>
-          <w:kern w:val="0"/>
-          <w:lang w:eastAsia="es-ES"/>
-          <w14:ligatures w14:val="none"/>
-        </w:rPr>
-        <w:t xml:space="preserve">de </w:t>
-      </w:r>
-      <w:r>
-        <w:rPr>
-          <w:rFonts w:ascii="Arial Narrow" w:eastAsia="Times New Roman" w:hAnsi="Arial Narrow" w:cs="Arial"/>
-          <w:color w:val="000000"/>
-          <w:kern w:val="0"/>
-          <w:lang w:eastAsia="es-ES"/>
-          <w14:ligatures w14:val="none"/>
-        </w:rPr>
-        <w:t>Vida Le</w:t>
-      </w:r>
-      <w:r>
-        <w:rPr>
-          <w:rFonts w:ascii="Arial Narrow" w:eastAsia="Times New Roman" w:hAnsi="Arial Narrow" w:cs="Arial"/>
-          <w:color w:val="000000"/>
-          <w:kern w:val="0"/>
-          <w:lang w:eastAsia="es-ES"/>
-          <w14:ligatures w14:val="none"/>
-        </w:rPr>
-        <w:t>y</w:t>
-      </w:r>
-      <w:r>
-        <w:rPr>
-          <w:rFonts w:ascii="Arial Narrow" w:eastAsia="Times New Roman" w:hAnsi="Arial Narrow" w:cs="Arial"/>
-          <w:color w:val="000000"/>
-          <w:kern w:val="0"/>
-          <w:lang w:eastAsia="es-ES"/>
-          <w14:ligatures w14:val="none"/>
-        </w:rPr>
-        <w:t xml:space="preserve"> </w:t>
-      </w:r>
-      <w:r>
-        <w:rPr>
-          <w:rFonts w:ascii="Arial Narrow" w:eastAsia="Times New Roman" w:hAnsi="Arial Narrow" w:cs="Arial"/>
-          <w:color w:val="000000"/>
-          <w:kern w:val="0"/>
-          <w:lang w:eastAsia="es-ES"/>
-          <w14:ligatures w14:val="none"/>
-        </w:rPr>
-        <w:t xml:space="preserve">(en adelante, </w:t>
-      </w:r>
-      <w:r>
-        <w:rPr>
-          <w:rFonts w:ascii="Arial Narrow" w:eastAsia="Times New Roman" w:hAnsi="Arial Narrow" w:cs="Arial"/>
-          <w:color w:val="000000"/>
-          <w:kern w:val="0"/>
-          <w:lang w:eastAsia="es-ES"/>
-          <w14:ligatures w14:val="none"/>
-        </w:rPr>
-        <w:t xml:space="preserve">Seguro </w:t>
-      </w:r>
-      <w:r>
-        <w:rPr>
-          <w:rFonts w:ascii="Arial Narrow" w:eastAsia="Times New Roman" w:hAnsi="Arial Narrow" w:cs="Arial"/>
-          <w:color w:val="000000"/>
-          <w:kern w:val="0"/>
-          <w:lang w:eastAsia="es-ES"/>
-          <w14:ligatures w14:val="none"/>
-        </w:rPr>
-        <w:t xml:space="preserve">de </w:t>
-      </w:r>
-      <w:r>
-        <w:rPr>
-          <w:rFonts w:ascii="Arial Narrow" w:eastAsia="Times New Roman" w:hAnsi="Arial Narrow" w:cs="Arial"/>
-          <w:color w:val="000000"/>
-          <w:kern w:val="0"/>
-          <w:lang w:eastAsia="es-ES"/>
-          <w14:ligatures w14:val="none"/>
-        </w:rPr>
-        <w:t>Vida Le</w:t>
-      </w:r>
-      <w:r>
-        <w:rPr>
-          <w:rFonts w:ascii="Arial Narrow" w:eastAsia="Times New Roman" w:hAnsi="Arial Narrow" w:cs="Arial"/>
-          <w:color w:val="000000"/>
-          <w:kern w:val="0"/>
-          <w:lang w:eastAsia="es-ES"/>
-          <w14:ligatures w14:val="none"/>
-        </w:rPr>
-        <w:t xml:space="preserve">y) </w:t>
-      </w:r>
-      <w:r>
-        <w:rPr>
-          <w:rFonts w:ascii="Arial Narrow" w:eastAsia="Times New Roman" w:hAnsi="Arial Narrow" w:cs="Arial"/>
-          <w:color w:val="000000"/>
-          <w:kern w:val="0"/>
-          <w:lang w:eastAsia="es-ES"/>
-          <w14:ligatures w14:val="none"/>
-        </w:rPr>
-        <w:t xml:space="preserve">emitido por </w:t>
+        <w:t xml:space="preserve">El 24 de junio de 2023, ocurrió el fallecimiento de su concubino, el señor [APELLIDO] Arnold del Águila Bartra (en adelante, señor [APELLIDO]), asegurado con la Póliza 6101459900039 del Seguro de Vida Ley (en adelante, Seguro de Vida Ley) emitido por Mapfre, a consecuencia de asfixia por ahogamiento, hecho calificado como muerte accidental laboral.  </w:t>
+      </w:r>
+      <w:r>
+        <w:rPr>
+          <w:rFonts w:ascii="Arial Narrow" w:eastAsia="Times New Roman" w:hAnsi="Arial Narrow" w:cs="Arial"/>
+          <w:color w:val="000000"/>
+          <w:kern w:val="0"/>
+          <w:lang w:eastAsia="es-ES"/>
+          <w14:ligatures w14:val="none"/>
+        </w:rPr>
+        <w:t xml:space="preserve"/>
+      </w:r>
+      <w:r>
+        <w:rPr>
+          <w:rFonts w:ascii="Arial Narrow" w:eastAsia="Times New Roman" w:hAnsi="Arial Narrow" w:cs="Arial"/>
+          <w:color w:val="000000"/>
+          <w:kern w:val="0"/>
+          <w:lang w:eastAsia="es-ES"/>
+          <w14:ligatures w14:val="none"/>
+        </w:rPr>
+        <w:t/>
+      </w:r>
+      <w:r>
+        <w:rPr>
+          <w:rFonts w:ascii="Arial Narrow" w:eastAsia="Times New Roman" w:hAnsi="Arial Narrow" w:cs="Arial"/>
+          <w:color w:val="000000"/>
+          <w:kern w:val="0"/>
+          <w:lang w:eastAsia="es-ES"/>
+          <w14:ligatures w14:val="none"/>
+        </w:rPr>
+        <w:t xml:space="preserve"/>
+      </w:r>
+      <w:r>
+        <w:rPr>
+          <w:rFonts w:ascii="Arial Narrow" w:eastAsia="Times New Roman" w:hAnsi="Arial Narrow" w:cs="Arial"/>
+          <w:color w:val="000000"/>
+          <w:kern w:val="0"/>
+          <w:lang w:eastAsia="es-ES"/>
+          <w14:ligatures w14:val="none"/>
+        </w:rPr>
+        <w:t xml:space="preserve"/>
+      </w:r>
+      <w:r>
+        <w:rPr>
+          <w:rFonts w:ascii="Arial Narrow" w:eastAsia="Times New Roman" w:hAnsi="Arial Narrow" w:cs="Arial"/>
+          <w:color w:val="000000"/>
+          <w:kern w:val="0"/>
+          <w:lang w:eastAsia="es-ES"/>
+          <w14:ligatures w14:val="none"/>
+        </w:rPr>
+        <w:t/>
+      </w:r>
+      <w:r>
+        <w:rPr>
+          <w:rFonts w:ascii="Arial Narrow" w:eastAsia="Times New Roman" w:hAnsi="Arial Narrow" w:cs="Arial"/>
+          <w:color w:val="000000"/>
+          <w:kern w:val="0"/>
+          <w:lang w:eastAsia="es-ES"/>
+          <w14:ligatures w14:val="none"/>
+        </w:rPr>
+        <w:t xml:space="preserve"/>
+      </w:r>
+      <w:r>
+        <w:rPr>
+          <w:rFonts w:ascii="Arial Narrow" w:eastAsia="Times New Roman" w:hAnsi="Arial Narrow" w:cs="Arial"/>
+          <w:color w:val="000000"/>
+          <w:kern w:val="0"/>
+          <w:lang w:eastAsia="es-ES"/>
+          <w14:ligatures w14:val="none"/>
+        </w:rPr>
+        <w:t xml:space="preserve"/>
+      </w:r>
+      <w:r>
+        <w:rPr>
+          <w:rFonts w:ascii="Arial Narrow" w:eastAsia="Times New Roman" w:hAnsi="Arial Narrow" w:cs="Arial"/>
+          <w:color w:val="000000"/>
+          <w:kern w:val="0"/>
+          <w:lang w:eastAsia="es-ES"/>
+          <w14:ligatures w14:val="none"/>
+        </w:rPr>
+        <w:t xml:space="preserve"/>
+      </w:r>
+      <w:r>
+        <w:rPr>
+          <w:rFonts w:ascii="Arial Narrow" w:eastAsia="Times New Roman" w:hAnsi="Arial Narrow" w:cs="Arial"/>
+          <w:color w:val="000000"/>
+          <w:kern w:val="0"/>
+          <w:lang w:eastAsia="es-ES"/>
+          <w14:ligatures w14:val="none"/>
+        </w:rPr>
+        <w:t/>
+      </w:r>
+      <w:r>
+        <w:rPr>
+          <w:rFonts w:ascii="Arial Narrow" w:eastAsia="Times New Roman" w:hAnsi="Arial Narrow" w:cs="Arial"/>
+          <w:color w:val="000000"/>
+          <w:kern w:val="0"/>
+          <w:lang w:eastAsia="es-ES"/>
+          <w14:ligatures w14:val="none"/>
+        </w:rPr>
+        <w:t xml:space="preserve"/>
+      </w:r>
+      <w:r>
+        <w:rPr>
+          <w:rFonts w:ascii="Arial Narrow" w:eastAsia="Times New Roman" w:hAnsi="Arial Narrow" w:cs="Arial"/>
+          <w:color w:val="000000"/>
+          <w:kern w:val="0"/>
+          <w:lang w:eastAsia="es-ES"/>
+          <w14:ligatures w14:val="none"/>
+        </w:rPr>
+        <w:t xml:space="preserve"/>
+      </w:r>
+      <w:r>
+        <w:rPr>
+          <w:rFonts w:ascii="Arial Narrow" w:eastAsia="Times New Roman" w:hAnsi="Arial Narrow" w:cs="Arial"/>
+          <w:color w:val="000000"/>
+          <w:kern w:val="0"/>
+          <w:lang w:eastAsia="es-ES"/>
+          <w14:ligatures w14:val="none"/>
+        </w:rPr>
+        <w:t xml:space="preserve"/>
+      </w:r>
+      <w:r>
+        <w:rPr>
+          <w:rFonts w:ascii="Arial Narrow" w:eastAsia="Times New Roman" w:hAnsi="Arial Narrow" w:cs="Arial"/>
+          <w:color w:val="000000"/>
+          <w:kern w:val="0"/>
+          <w:lang w:eastAsia="es-ES"/>
+          <w14:ligatures w14:val="none"/>
+        </w:rPr>
+        <w:t/>
+      </w:r>
+      <w:r>
+        <w:rPr>
+          <w:rFonts w:ascii="Arial Narrow" w:eastAsia="Times New Roman" w:hAnsi="Arial Narrow" w:cs="Arial"/>
+          <w:color w:val="000000"/>
+          <w:kern w:val="0"/>
+          <w:lang w:eastAsia="es-ES"/>
+          <w14:ligatures w14:val="none"/>
+        </w:rPr>
+        <w:t/>
+      </w:r>
+      <w:r>
+        <w:rPr>
+          <w:rFonts w:ascii="Arial Narrow" w:eastAsia="Times New Roman" w:hAnsi="Arial Narrow" w:cs="Arial"/>
+          <w:color w:val="000000"/>
+          <w:kern w:val="0"/>
+          <w:lang w:eastAsia="es-ES"/>
+          <w14:ligatures w14:val="none"/>
+        </w:rPr>
+        <w:t xml:space="preserve"/>
+      </w:r>
+      <w:r>
+        <w:rPr>
+          <w:rFonts w:ascii="Arial Narrow" w:eastAsia="Times New Roman" w:hAnsi="Arial Narrow" w:cs="Arial"/>
+          <w:color w:val="000000"/>
+          <w:kern w:val="0"/>
+          <w:lang w:eastAsia="es-ES"/>
+          <w14:ligatures w14:val="none"/>
+        </w:rPr>
+        <w:t xml:space="preserve"/>
+      </w:r>
+      <w:r>
+        <w:rPr>
+          <w:rFonts w:ascii="Arial Narrow" w:eastAsia="Times New Roman" w:hAnsi="Arial Narrow" w:cs="Arial"/>
+          <w:color w:val="000000"/>
+          <w:kern w:val="0"/>
+          <w:lang w:eastAsia="es-ES"/>
+          <w14:ligatures w14:val="none"/>
+        </w:rPr>
+        <w:t xml:space="preserve"/>
+      </w:r>
+      <w:r>
+        <w:rPr>
+          <w:rFonts w:ascii="Arial Narrow" w:eastAsia="Times New Roman" w:hAnsi="Arial Narrow" w:cs="Arial"/>
+          <w:color w:val="000000"/>
+          <w:kern w:val="0"/>
+          <w:lang w:eastAsia="es-ES"/>
+          <w14:ligatures w14:val="none"/>
+        </w:rPr>
+        <w:t xml:space="preserve"/>
+      </w:r>
+      <w:r>
+        <w:rPr>
+          <w:rFonts w:ascii="Arial Narrow" w:eastAsia="Times New Roman" w:hAnsi="Arial Narrow" w:cs="Arial"/>
+          <w:color w:val="000000"/>
+          <w:kern w:val="0"/>
+          <w:lang w:eastAsia="es-ES"/>
+          <w14:ligatures w14:val="none"/>
+        </w:rPr>
+        <w:t/>
+      </w:r>
+      <w:r>
+        <w:rPr>
+          <w:rFonts w:ascii="Arial Narrow" w:eastAsia="Times New Roman" w:hAnsi="Arial Narrow" w:cs="Arial"/>
+          <w:color w:val="000000"/>
+          <w:kern w:val="0"/>
+          <w:lang w:eastAsia="es-ES"/>
+          <w14:ligatures w14:val="none"/>
+        </w:rPr>
+        <w:t xml:space="preserve"/>
+      </w:r>
+      <w:r>
+        <w:rPr>
+          <w:rFonts w:ascii="Arial Narrow" w:eastAsia="Times New Roman" w:hAnsi="Arial Narrow" w:cs="Arial"/>
+          <w:color w:val="000000"/>
+          <w:kern w:val="0"/>
+          <w:lang w:eastAsia="es-ES"/>
+          <w14:ligatures w14:val="none"/>
+        </w:rPr>
+        <w:t xml:space="preserve"/>
       </w:r>
       <w:r>
         <w:rPr>
@@ -970,67 +970,67 @@
           <w:lang w:val="es-ES" w:eastAsia="es-ES"/>
           <w14:ligatures w14:val="none"/>
         </w:rPr>
-        <w:t>Mapfre</w:t>
-      </w:r>
-      <w:r>
-        <w:rPr>
-          <w:rFonts w:ascii="Arial Narrow" w:eastAsia="Times New Roman" w:hAnsi="Arial Narrow" w:cs="Arial"/>
-          <w:color w:val="000000"/>
-          <w:kern w:val="0"/>
-          <w:lang w:eastAsia="es-ES"/>
-          <w14:ligatures w14:val="none"/>
-        </w:rPr>
-        <w:t xml:space="preserve">, </w:t>
-      </w:r>
-      <w:r>
-        <w:rPr>
-          <w:rFonts w:ascii="Arial Narrow" w:eastAsia="Times New Roman" w:hAnsi="Arial Narrow" w:cs="Arial"/>
-          <w:color w:val="000000"/>
-          <w:kern w:val="0"/>
-          <w:lang w:eastAsia="es-ES"/>
-          <w14:ligatures w14:val="none"/>
-        </w:rPr>
-        <w:t>a consecuencia de asfixia por ahogamiento, hecho calificado como muerte accidental</w:t>
-      </w:r>
-      <w:r>
-        <w:rPr>
-          <w:rFonts w:ascii="Arial Narrow" w:eastAsia="Times New Roman" w:hAnsi="Arial Narrow" w:cs="Arial"/>
-          <w:color w:val="000000"/>
-          <w:kern w:val="0"/>
-          <w:lang w:eastAsia="es-ES"/>
-          <w14:ligatures w14:val="none"/>
-        </w:rPr>
-        <w:t xml:space="preserve"> laboral</w:t>
-      </w:r>
-      <w:r>
-        <w:rPr>
-          <w:rFonts w:ascii="Arial Narrow" w:eastAsia="Times New Roman" w:hAnsi="Arial Narrow" w:cs="Arial"/>
-          <w:color w:val="000000"/>
-          <w:kern w:val="0"/>
-          <w:lang w:eastAsia="es-ES"/>
-          <w14:ligatures w14:val="none"/>
-        </w:rPr>
-        <w:t>.</w:t>
-      </w:r>
-      <w:r>
-        <w:rPr>
-          <w:rFonts w:ascii="Arial Narrow" w:eastAsia="Times New Roman" w:hAnsi="Arial Narrow" w:cs="Arial"/>
-          <w:color w:val="000000"/>
-          <w:kern w:val="0"/>
-          <w:lang w:eastAsia="es-ES"/>
-          <w14:ligatures w14:val="none"/>
-        </w:rPr>
-        <w:t xml:space="preserve"> </w:t>
-      </w:r>
-      <w:r>
-        <w:rPr>
-          <w:rFonts w:ascii="Arial Narrow" w:eastAsia="Times New Roman" w:hAnsi="Arial Narrow" w:cs="Arial"/>
-          <w:color w:val="000000"/>
-          <w:kern w:val="0"/>
-          <w:lang w:eastAsia="es-ES"/>
-          <w14:ligatures w14:val="none"/>
-        </w:rPr>
-        <w:t xml:space="preserve"> </w:t>
+        <w:t/>
+      </w:r>
+      <w:r>
+        <w:rPr>
+          <w:rFonts w:ascii="Arial Narrow" w:eastAsia="Times New Roman" w:hAnsi="Arial Narrow" w:cs="Arial"/>
+          <w:color w:val="000000"/>
+          <w:kern w:val="0"/>
+          <w:lang w:eastAsia="es-ES"/>
+          <w14:ligatures w14:val="none"/>
+        </w:rPr>
+        <w:t xml:space="preserve"/>
+      </w:r>
+      <w:r>
+        <w:rPr>
+          <w:rFonts w:ascii="Arial Narrow" w:eastAsia="Times New Roman" w:hAnsi="Arial Narrow" w:cs="Arial"/>
+          <w:color w:val="000000"/>
+          <w:kern w:val="0"/>
+          <w:lang w:eastAsia="es-ES"/>
+          <w14:ligatures w14:val="none"/>
+        </w:rPr>
+        <w:t/>
+      </w:r>
+      <w:r>
+        <w:rPr>
+          <w:rFonts w:ascii="Arial Narrow" w:eastAsia="Times New Roman" w:hAnsi="Arial Narrow" w:cs="Arial"/>
+          <w:color w:val="000000"/>
+          <w:kern w:val="0"/>
+          <w:lang w:eastAsia="es-ES"/>
+          <w14:ligatures w14:val="none"/>
+        </w:rPr>
+        <w:t xml:space="preserve"/>
+      </w:r>
+      <w:r>
+        <w:rPr>
+          <w:rFonts w:ascii="Arial Narrow" w:eastAsia="Times New Roman" w:hAnsi="Arial Narrow" w:cs="Arial"/>
+          <w:color w:val="000000"/>
+          <w:kern w:val="0"/>
+          <w:lang w:eastAsia="es-ES"/>
+          <w14:ligatures w14:val="none"/>
+        </w:rPr>
+        <w:t/>
+      </w:r>
+      <w:r>
+        <w:rPr>
+          <w:rFonts w:ascii="Arial Narrow" w:eastAsia="Times New Roman" w:hAnsi="Arial Narrow" w:cs="Arial"/>
+          <w:color w:val="000000"/>
+          <w:kern w:val="0"/>
+          <w:lang w:eastAsia="es-ES"/>
+          <w14:ligatures w14:val="none"/>
+        </w:rPr>
+        <w:t xml:space="preserve"/>
+      </w:r>
+      <w:r>
+        <w:rPr>
+          <w:rFonts w:ascii="Arial Narrow" w:eastAsia="Times New Roman" w:hAnsi="Arial Narrow" w:cs="Arial"/>
+          <w:color w:val="000000"/>
+          <w:kern w:val="0"/>
+          <w:lang w:eastAsia="es-ES"/>
+          <w14:ligatures w14:val="none"/>
+        </w:rPr>
+        <w:t xml:space="preserve"/>
       </w:r>
     </w:p>
     <w:p>
@@ -1077,7 +1077,7 @@
           <w:lang w:eastAsia="es-ES"/>
           <w14:ligatures w14:val="none"/>
         </w:rPr>
-        <w:t xml:space="preserve">El 12 de septiembre de 2025, informó a </w:t>
+        <w:t xml:space="preserve">El 12 de septiembre de 2025, informó a Mapfre del fallecimiento del señor [APELLIDO] y presentó solicitud de pago de la indemnización por muerte accidental del Seguro de Vida Ley, adjuntando la documentación correspondiente.</w:t>
       </w:r>
       <w:r>
         <w:rPr>
@@ -1087,87 +1087,87 @@
           <w:lang w:val="es-ES" w:eastAsia="es-ES"/>
           <w14:ligatures w14:val="none"/>
         </w:rPr>
-        <w:t>Mapfre</w:t>
-      </w:r>
-      <w:r>
-        <w:rPr>
-          <w:rFonts w:ascii="Arial Narrow" w:eastAsia="Times New Roman" w:hAnsi="Arial Narrow" w:cs="Arial"/>
-          <w:color w:val="000000"/>
-          <w:kern w:val="0"/>
-          <w:lang w:eastAsia="es-ES"/>
-          <w14:ligatures w14:val="none"/>
-        </w:rPr>
-        <w:t xml:space="preserve"> </w:t>
-      </w:r>
-      <w:r>
-        <w:rPr>
-          <w:rFonts w:ascii="Arial Narrow" w:eastAsia="Times New Roman" w:hAnsi="Arial Narrow" w:cs="Arial"/>
-          <w:color w:val="000000"/>
-          <w:kern w:val="0"/>
-          <w:lang w:eastAsia="es-ES"/>
-          <w14:ligatures w14:val="none"/>
-        </w:rPr>
-        <w:t>d</w:t>
-      </w:r>
-      <w:r>
-        <w:rPr>
-          <w:rFonts w:ascii="Arial Narrow" w:eastAsia="Times New Roman" w:hAnsi="Arial Narrow" w:cs="Arial"/>
-          <w:color w:val="000000"/>
-          <w:kern w:val="0"/>
-          <w:lang w:eastAsia="es-ES"/>
-          <w14:ligatures w14:val="none"/>
-        </w:rPr>
-        <w:t xml:space="preserve">el fallecimiento </w:t>
-      </w:r>
-      <w:r>
-        <w:rPr>
-          <w:rFonts w:ascii="Arial Narrow" w:eastAsia="Times New Roman" w:hAnsi="Arial Narrow" w:cs="Arial"/>
-          <w:color w:val="000000"/>
-          <w:kern w:val="0"/>
-          <w:lang w:eastAsia="es-ES"/>
-          <w14:ligatures w14:val="none"/>
-        </w:rPr>
-        <w:t>del señor Del águila</w:t>
-      </w:r>
-      <w:r>
-        <w:rPr>
-          <w:rFonts w:ascii="Arial Narrow" w:eastAsia="Times New Roman" w:hAnsi="Arial Narrow" w:cs="Arial"/>
-          <w:color w:val="000000"/>
-          <w:kern w:val="0"/>
-          <w:lang w:eastAsia="es-ES"/>
-          <w14:ligatures w14:val="none"/>
-        </w:rPr>
-        <w:t xml:space="preserve"> </w:t>
-      </w:r>
-      <w:r>
-        <w:rPr>
-          <w:rFonts w:ascii="Arial Narrow" w:eastAsia="Times New Roman" w:hAnsi="Arial Narrow" w:cs="Arial"/>
-          <w:color w:val="000000"/>
-          <w:kern w:val="0"/>
-          <w:lang w:eastAsia="es-ES"/>
-          <w14:ligatures w14:val="none"/>
-        </w:rPr>
-        <w:t xml:space="preserve">y presentó solicitud de pago de la indemnización por muerte accidental del Seguro </w:t>
-      </w:r>
-      <w:r>
-        <w:rPr>
-          <w:rFonts w:ascii="Arial Narrow" w:eastAsia="Times New Roman" w:hAnsi="Arial Narrow" w:cs="Arial"/>
-          <w:color w:val="000000"/>
-          <w:kern w:val="0"/>
-          <w:lang w:eastAsia="es-ES"/>
-          <w14:ligatures w14:val="none"/>
-        </w:rPr>
-        <w:t xml:space="preserve">de </w:t>
-      </w:r>
-      <w:r>
-        <w:rPr>
-          <w:rFonts w:ascii="Arial Narrow" w:eastAsia="Times New Roman" w:hAnsi="Arial Narrow" w:cs="Arial"/>
-          <w:color w:val="000000"/>
-          <w:kern w:val="0"/>
-          <w:lang w:eastAsia="es-ES"/>
-          <w14:ligatures w14:val="none"/>
-        </w:rPr>
-        <w:t>Vida Ley, adjuntando la documentación correspondiente.</w:t>
+        <w:t/>
+      </w:r>
+      <w:r>
+        <w:rPr>
+          <w:rFonts w:ascii="Arial Narrow" w:eastAsia="Times New Roman" w:hAnsi="Arial Narrow" w:cs="Arial"/>
+          <w:color w:val="000000"/>
+          <w:kern w:val="0"/>
+          <w:lang w:eastAsia="es-ES"/>
+          <w14:ligatures w14:val="none"/>
+        </w:rPr>
+        <w:t xml:space="preserve"/>
+      </w:r>
+      <w:r>
+        <w:rPr>
+          <w:rFonts w:ascii="Arial Narrow" w:eastAsia="Times New Roman" w:hAnsi="Arial Narrow" w:cs="Arial"/>
+          <w:color w:val="000000"/>
+          <w:kern w:val="0"/>
+          <w:lang w:eastAsia="es-ES"/>
+          <w14:ligatures w14:val="none"/>
+        </w:rPr>
+        <w:t/>
+      </w:r>
+      <w:r>
+        <w:rPr>
+          <w:rFonts w:ascii="Arial Narrow" w:eastAsia="Times New Roman" w:hAnsi="Arial Narrow" w:cs="Arial"/>
+          <w:color w:val="000000"/>
+          <w:kern w:val="0"/>
+          <w:lang w:eastAsia="es-ES"/>
+          <w14:ligatures w14:val="none"/>
+        </w:rPr>
+        <w:t xml:space="preserve"/>
+      </w:r>
+      <w:r>
+        <w:rPr>
+          <w:rFonts w:ascii="Arial Narrow" w:eastAsia="Times New Roman" w:hAnsi="Arial Narrow" w:cs="Arial"/>
+          <w:color w:val="000000"/>
+          <w:kern w:val="0"/>
+          <w:lang w:eastAsia="es-ES"/>
+          <w14:ligatures w14:val="none"/>
+        </w:rPr>
+        <w:t/>
+      </w:r>
+      <w:r>
+        <w:rPr>
+          <w:rFonts w:ascii="Arial Narrow" w:eastAsia="Times New Roman" w:hAnsi="Arial Narrow" w:cs="Arial"/>
+          <w:color w:val="000000"/>
+          <w:kern w:val="0"/>
+          <w:lang w:eastAsia="es-ES"/>
+          <w14:ligatures w14:val="none"/>
+        </w:rPr>
+        <w:t xml:space="preserve"/>
+      </w:r>
+      <w:r>
+        <w:rPr>
+          <w:rFonts w:ascii="Arial Narrow" w:eastAsia="Times New Roman" w:hAnsi="Arial Narrow" w:cs="Arial"/>
+          <w:color w:val="000000"/>
+          <w:kern w:val="0"/>
+          <w:lang w:eastAsia="es-ES"/>
+          <w14:ligatures w14:val="none"/>
+        </w:rPr>
+        <w:t xml:space="preserve"/>
+      </w:r>
+      <w:r>
+        <w:rPr>
+          <w:rFonts w:ascii="Arial Narrow" w:eastAsia="Times New Roman" w:hAnsi="Arial Narrow" w:cs="Arial"/>
+          <w:color w:val="000000"/>
+          <w:kern w:val="0"/>
+          <w:lang w:eastAsia="es-ES"/>
+          <w14:ligatures w14:val="none"/>
+        </w:rPr>
+        <w:t xml:space="preserve"/>
+      </w:r>
+      <w:r>
+        <w:rPr>
+          <w:rFonts w:ascii="Arial Narrow" w:eastAsia="Times New Roman" w:hAnsi="Arial Narrow" w:cs="Arial"/>
+          <w:color w:val="000000"/>
+          <w:kern w:val="0"/>
+          <w:lang w:eastAsia="es-ES"/>
+          <w14:ligatures w14:val="none"/>
+        </w:rPr>
+        <w:t/>
       </w:r>
     </w:p>
     <w:p>
@@ -1214,67 +1214,67 @@
           <w:lang w:eastAsia="es-ES"/>
           <w14:ligatures w14:val="none"/>
         </w:rPr>
-        <w:t xml:space="preserve">El 16 de septiembre de 2025, </w:t>
-      </w:r>
-      <w:r>
-        <w:rPr>
-          <w:rFonts w:ascii="Arial Narrow" w:eastAsia="Times New Roman" w:hAnsi="Arial Narrow" w:cs="Arial"/>
-          <w:color w:val="000000"/>
-          <w:kern w:val="0"/>
-          <w:lang w:eastAsia="es-ES"/>
-          <w14:ligatures w14:val="none"/>
-        </w:rPr>
-        <w:t xml:space="preserve">Mapfre </w:t>
-      </w:r>
-      <w:r>
-        <w:rPr>
-          <w:rFonts w:ascii="Arial Narrow" w:eastAsia="Times New Roman" w:hAnsi="Arial Narrow" w:cs="Arial"/>
-          <w:color w:val="000000"/>
-          <w:kern w:val="0"/>
-          <w:lang w:eastAsia="es-ES"/>
-          <w14:ligatures w14:val="none"/>
-        </w:rPr>
-        <w:t xml:space="preserve">remitió comunicación en la que indicó que, luego de la revisión inicial, se encontraba pendiente la presentación de la declaración jurada de beneficiarios suscrita en vida por </w:t>
-      </w:r>
-      <w:r>
-        <w:rPr>
-          <w:rFonts w:ascii="Arial Narrow" w:eastAsia="Times New Roman" w:hAnsi="Arial Narrow" w:cs="Arial"/>
-          <w:color w:val="000000"/>
-          <w:kern w:val="0"/>
-          <w:lang w:eastAsia="es-ES"/>
-          <w14:ligatures w14:val="none"/>
-        </w:rPr>
-        <w:t>el señor Del águila</w:t>
-      </w:r>
-      <w:r>
-        <w:rPr>
-          <w:rFonts w:ascii="Arial Narrow" w:eastAsia="Times New Roman" w:hAnsi="Arial Narrow" w:cs="Arial"/>
-          <w:color w:val="000000"/>
-          <w:kern w:val="0"/>
-          <w:lang w:eastAsia="es-ES"/>
-          <w14:ligatures w14:val="none"/>
-        </w:rPr>
-        <w:t xml:space="preserve"> o, en su defecto, una carta emitida por la empresa empleadora indicando no contar con dicho documento, así como las boletas de pago de los últimos tres meses previos al fallecimiento y el envío del expediente físico y original a cualquiera de sus oficinas a nivel nacional.</w:t>
-      </w:r>
-      <w:r>
-        <w:rPr>
-          <w:rFonts w:ascii="Arial Narrow" w:eastAsia="Times New Roman" w:hAnsi="Arial Narrow" w:cs="Arial"/>
-          <w:color w:val="000000"/>
-          <w:kern w:val="0"/>
-          <w:lang w:eastAsia="es-ES"/>
-          <w14:ligatures w14:val="none"/>
-        </w:rPr>
-        <w:t xml:space="preserve"> </w:t>
-      </w:r>
-      <w:r>
-        <w:rPr>
-          <w:rFonts w:ascii="Arial Narrow" w:eastAsia="Times New Roman" w:hAnsi="Arial Narrow" w:cs="Arial"/>
-          <w:color w:val="000000"/>
-          <w:kern w:val="0"/>
-          <w:lang w:eastAsia="es-ES"/>
-          <w14:ligatures w14:val="none"/>
-        </w:rPr>
-        <w:t xml:space="preserve"> </w:t>
+        <w:t xml:space="preserve">El 16 de septiembre de 2025, Mapfre remitió comunicación en la que indicó que, luego de la revisión inicial, se encontraba pendiente la presentación de la declaración jurada de beneficiarios suscrita en vida por el señor [APELLIDO] o, en su defecto, una carta emitida por la empresa empleadora indicando no contar con dicho documento, así como las boletas de pago de los últimos tres meses previos al fallecimiento y el envío del expediente físico y original a cualquiera de sus oficinas a nivel nacional.  </w:t>
+      </w:r>
+      <w:r>
+        <w:rPr>
+          <w:rFonts w:ascii="Arial Narrow" w:eastAsia="Times New Roman" w:hAnsi="Arial Narrow" w:cs="Arial"/>
+          <w:color w:val="000000"/>
+          <w:kern w:val="0"/>
+          <w:lang w:eastAsia="es-ES"/>
+          <w14:ligatures w14:val="none"/>
+        </w:rPr>
+        <w:t xml:space="preserve"/>
+      </w:r>
+      <w:r>
+        <w:rPr>
+          <w:rFonts w:ascii="Arial Narrow" w:eastAsia="Times New Roman" w:hAnsi="Arial Narrow" w:cs="Arial"/>
+          <w:color w:val="000000"/>
+          <w:kern w:val="0"/>
+          <w:lang w:eastAsia="es-ES"/>
+          <w14:ligatures w14:val="none"/>
+        </w:rPr>
+        <w:t xml:space="preserve"/>
+      </w:r>
+      <w:r>
+        <w:rPr>
+          <w:rFonts w:ascii="Arial Narrow" w:eastAsia="Times New Roman" w:hAnsi="Arial Narrow" w:cs="Arial"/>
+          <w:color w:val="000000"/>
+          <w:kern w:val="0"/>
+          <w:lang w:eastAsia="es-ES"/>
+          <w14:ligatures w14:val="none"/>
+        </w:rPr>
+        <w:t/>
+      </w:r>
+      <w:r>
+        <w:rPr>
+          <w:rFonts w:ascii="Arial Narrow" w:eastAsia="Times New Roman" w:hAnsi="Arial Narrow" w:cs="Arial"/>
+          <w:color w:val="000000"/>
+          <w:kern w:val="0"/>
+          <w:lang w:eastAsia="es-ES"/>
+          <w14:ligatures w14:val="none"/>
+        </w:rPr>
+        <w:t xml:space="preserve"/>
+      </w:r>
+      <w:r>
+        <w:rPr>
+          <w:rFonts w:ascii="Arial Narrow" w:eastAsia="Times New Roman" w:hAnsi="Arial Narrow" w:cs="Arial"/>
+          <w:color w:val="000000"/>
+          <w:kern w:val="0"/>
+          <w:lang w:eastAsia="es-ES"/>
+          <w14:ligatures w14:val="none"/>
+        </w:rPr>
+        <w:t xml:space="preserve"/>
+      </w:r>
+      <w:r>
+        <w:rPr>
+          <w:rFonts w:ascii="Arial Narrow" w:eastAsia="Times New Roman" w:hAnsi="Arial Narrow" w:cs="Arial"/>
+          <w:color w:val="000000"/>
+          <w:kern w:val="0"/>
+          <w:lang w:eastAsia="es-ES"/>
+          <w14:ligatures w14:val="none"/>
+        </w:rPr>
+        <w:t xml:space="preserve"/>
       </w:r>
     </w:p>
     <w:p>
@@ -1455,67 +1455,67 @@
           <w:lang w:eastAsia="es-ES"/>
           <w14:ligatures w14:val="none"/>
         </w:rPr>
-        <w:t>Luego, el mismo día</w:t>
-      </w:r>
-      <w:r>
-        <w:rPr>
-          <w:rFonts w:ascii="Arial Narrow" w:eastAsia="Times New Roman" w:hAnsi="Arial Narrow" w:cs="Arial"/>
-          <w:color w:val="000000"/>
-          <w:kern w:val="0"/>
-          <w:lang w:eastAsia="es-ES"/>
-          <w14:ligatures w14:val="none"/>
-        </w:rPr>
-        <w:t xml:space="preserve">, indicó que la declaración jurada de beneficiarios era sustituida por la </w:t>
-      </w:r>
-      <w:r>
-        <w:rPr>
-          <w:rFonts w:ascii="Arial Narrow" w:eastAsia="Times New Roman" w:hAnsi="Arial Narrow" w:cs="Arial"/>
-          <w:color w:val="000000"/>
-          <w:kern w:val="0"/>
-          <w:lang w:eastAsia="es-ES"/>
-          <w14:ligatures w14:val="none"/>
-        </w:rPr>
-        <w:t xml:space="preserve">partida registral de la </w:t>
-      </w:r>
-      <w:r>
-        <w:rPr>
-          <w:rFonts w:ascii="Arial Narrow" w:eastAsia="Times New Roman" w:hAnsi="Arial Narrow" w:cs="Arial"/>
-          <w:color w:val="000000"/>
-          <w:kern w:val="0"/>
-          <w:lang w:eastAsia="es-ES"/>
-          <w14:ligatures w14:val="none"/>
-        </w:rPr>
-        <w:t xml:space="preserve">Sucesión Intestada </w:t>
-      </w:r>
-      <w:r>
-        <w:rPr>
-          <w:rFonts w:ascii="Arial Narrow" w:eastAsia="Times New Roman" w:hAnsi="Arial Narrow" w:cs="Arial"/>
-          <w:color w:val="000000"/>
-          <w:kern w:val="0"/>
-          <w:lang w:eastAsia="es-ES"/>
-          <w14:ligatures w14:val="none"/>
-        </w:rPr>
-        <w:t>del señor Del águila</w:t>
-      </w:r>
-      <w:r>
-        <w:rPr>
-          <w:rFonts w:ascii="Arial Narrow" w:eastAsia="Times New Roman" w:hAnsi="Arial Narrow" w:cs="Arial"/>
-          <w:color w:val="000000"/>
-          <w:kern w:val="0"/>
-          <w:lang w:eastAsia="es-ES"/>
-          <w14:ligatures w14:val="none"/>
-        </w:rPr>
-        <w:t xml:space="preserve"> </w:t>
-      </w:r>
-      <w:r>
-        <w:rPr>
-          <w:rFonts w:ascii="Arial Narrow" w:eastAsia="Times New Roman" w:hAnsi="Arial Narrow" w:cs="Arial"/>
-          <w:color w:val="000000"/>
-          <w:kern w:val="0"/>
-          <w:lang w:eastAsia="es-ES"/>
-          <w14:ligatures w14:val="none"/>
-        </w:rPr>
-        <w:t>y señaló que las boletas de pago pendientes no habían sido entregadas por la empresa empleadora, por lo que remitió una boleta de pago y la hoja de liquidación donde constaba el promedio de remuneraciones de los seis meses previos al fallecimiento.</w:t>
+        <w:t xml:space="preserve">Luego, el mismo día, indicó que la declaración jurada de beneficiarios era sustituida por la partida registral de la Sucesión Intestada del señor [APELLIDO] y señaló que las boletas de pago pendientes no habían sido entregadas por la empresa empleadora, por lo que remitió una boleta de pago y la hoja de liquidación donde constaba el promedio de remuneraciones de los seis meses previos al fallecimiento.</w:t>
+      </w:r>
+      <w:r>
+        <w:rPr>
+          <w:rFonts w:ascii="Arial Narrow" w:eastAsia="Times New Roman" w:hAnsi="Arial Narrow" w:cs="Arial"/>
+          <w:color w:val="000000"/>
+          <w:kern w:val="0"/>
+          <w:lang w:eastAsia="es-ES"/>
+          <w14:ligatures w14:val="none"/>
+        </w:rPr>
+        <w:t xml:space="preserve"/>
+      </w:r>
+      <w:r>
+        <w:rPr>
+          <w:rFonts w:ascii="Arial Narrow" w:eastAsia="Times New Roman" w:hAnsi="Arial Narrow" w:cs="Arial"/>
+          <w:color w:val="000000"/>
+          <w:kern w:val="0"/>
+          <w:lang w:eastAsia="es-ES"/>
+          <w14:ligatures w14:val="none"/>
+        </w:rPr>
+        <w:t xml:space="preserve"/>
+      </w:r>
+      <w:r>
+        <w:rPr>
+          <w:rFonts w:ascii="Arial Narrow" w:eastAsia="Times New Roman" w:hAnsi="Arial Narrow" w:cs="Arial"/>
+          <w:color w:val="000000"/>
+          <w:kern w:val="0"/>
+          <w:lang w:eastAsia="es-ES"/>
+          <w14:ligatures w14:val="none"/>
+        </w:rPr>
+        <w:t xml:space="preserve"/>
+      </w:r>
+      <w:r>
+        <w:rPr>
+          <w:rFonts w:ascii="Arial Narrow" w:eastAsia="Times New Roman" w:hAnsi="Arial Narrow" w:cs="Arial"/>
+          <w:color w:val="000000"/>
+          <w:kern w:val="0"/>
+          <w:lang w:eastAsia="es-ES"/>
+          <w14:ligatures w14:val="none"/>
+        </w:rPr>
+        <w:t/>
+      </w:r>
+      <w:r>
+        <w:rPr>
+          <w:rFonts w:ascii="Arial Narrow" w:eastAsia="Times New Roman" w:hAnsi="Arial Narrow" w:cs="Arial"/>
+          <w:color w:val="000000"/>
+          <w:kern w:val="0"/>
+          <w:lang w:eastAsia="es-ES"/>
+          <w14:ligatures w14:val="none"/>
+        </w:rPr>
+        <w:t xml:space="preserve"/>
+      </w:r>
+      <w:r>
+        <w:rPr>
+          <w:rFonts w:ascii="Arial Narrow" w:eastAsia="Times New Roman" w:hAnsi="Arial Narrow" w:cs="Arial"/>
+          <w:color w:val="000000"/>
+          <w:kern w:val="0"/>
+          <w:lang w:eastAsia="es-ES"/>
+          <w14:ligatures w14:val="none"/>
+        </w:rPr>
+        <w:t/>
       </w:r>
     </w:p>
     <w:p>
@@ -1562,17 +1562,17 @@
           <w:lang w:eastAsia="es-ES"/>
           <w14:ligatures w14:val="none"/>
         </w:rPr>
-        <w:t>El mismo día</w:t>
-      </w:r>
-      <w:r>
-        <w:rPr>
-          <w:rFonts w:ascii="Arial Narrow" w:eastAsia="Times New Roman" w:hAnsi="Arial Narrow" w:cs="Arial"/>
-          <w:color w:val="000000"/>
-          <w:kern w:val="0"/>
-          <w:lang w:eastAsia="es-ES"/>
-          <w14:ligatures w14:val="none"/>
-        </w:rPr>
-        <w:t xml:space="preserve">, </w:t>
+        <w:t xml:space="preserve">El mismo día, Mapfre respondió señalando que no había rechazo de su solicitud y reiteró como requisito la presentación de la declaración jurada de beneficiarios o la carta del empleador, las boletas de pago solicitadas y la documentación referida a la unión de hecho con el señor [APELLIDO] para su remisión al juzgado correspondiente. </w:t>
+      </w:r>
+      <w:r>
+        <w:rPr>
+          <w:rFonts w:ascii="Arial Narrow" w:eastAsia="Times New Roman" w:hAnsi="Arial Narrow" w:cs="Arial"/>
+          <w:color w:val="000000"/>
+          <w:kern w:val="0"/>
+          <w:lang w:eastAsia="es-ES"/>
+          <w14:ligatures w14:val="none"/>
+        </w:rPr>
+        <w:t xml:space="preserve"/>
       </w:r>
       <w:r>
         <w:rPr>
@@ -1582,97 +1582,97 @@
           <w:lang w:val="es-ES" w:eastAsia="es-ES"/>
           <w14:ligatures w14:val="none"/>
         </w:rPr>
-        <w:t>Mapfre</w:t>
-      </w:r>
-      <w:r>
-        <w:rPr>
-          <w:rFonts w:ascii="Arial Narrow" w:eastAsia="Times New Roman" w:hAnsi="Arial Narrow" w:cs="Arial"/>
-          <w:color w:val="000000"/>
-          <w:kern w:val="0"/>
-          <w:lang w:eastAsia="es-ES"/>
-          <w14:ligatures w14:val="none"/>
-        </w:rPr>
-        <w:t xml:space="preserve"> </w:t>
-      </w:r>
-      <w:r>
-        <w:rPr>
-          <w:rFonts w:ascii="Arial Narrow" w:eastAsia="Times New Roman" w:hAnsi="Arial Narrow" w:cs="Arial"/>
-          <w:color w:val="000000"/>
-          <w:kern w:val="0"/>
-          <w:lang w:eastAsia="es-ES"/>
-          <w14:ligatures w14:val="none"/>
-        </w:rPr>
-        <w:t xml:space="preserve">respondió señalando que no había rechazo de </w:t>
-      </w:r>
-      <w:r>
-        <w:rPr>
-          <w:rFonts w:ascii="Arial Narrow" w:eastAsia="Times New Roman" w:hAnsi="Arial Narrow" w:cs="Arial"/>
-          <w:color w:val="000000"/>
-          <w:kern w:val="0"/>
-          <w:lang w:eastAsia="es-ES"/>
-          <w14:ligatures w14:val="none"/>
-        </w:rPr>
-        <w:t>su</w:t>
-      </w:r>
-      <w:r>
-        <w:rPr>
-          <w:rFonts w:ascii="Arial Narrow" w:eastAsia="Times New Roman" w:hAnsi="Arial Narrow" w:cs="Arial"/>
-          <w:color w:val="000000"/>
-          <w:kern w:val="0"/>
-          <w:lang w:eastAsia="es-ES"/>
-          <w14:ligatures w14:val="none"/>
-        </w:rPr>
-        <w:t xml:space="preserve"> solicitud y reiteró como requisito la presentación de la declaración jurada de beneficiarios o la carta del empleador, las boletas de pago solicitadas y la documentación referida a la unión de hecho</w:t>
-      </w:r>
-      <w:r>
-        <w:rPr>
-          <w:rFonts w:ascii="Arial Narrow" w:eastAsia="Times New Roman" w:hAnsi="Arial Narrow" w:cs="Arial"/>
-          <w:color w:val="000000"/>
-          <w:kern w:val="0"/>
-          <w:lang w:eastAsia="es-ES"/>
-          <w14:ligatures w14:val="none"/>
-        </w:rPr>
-        <w:t xml:space="preserve"> con el señor Del águila</w:t>
-      </w:r>
-      <w:r>
-        <w:rPr>
-          <w:rFonts w:ascii="Arial Narrow" w:eastAsia="Times New Roman" w:hAnsi="Arial Narrow" w:cs="Arial"/>
-          <w:color w:val="000000"/>
-          <w:kern w:val="0"/>
-          <w:lang w:eastAsia="es-ES"/>
-          <w14:ligatures w14:val="none"/>
-        </w:rPr>
-        <w:t xml:space="preserve"> para su remisión al </w:t>
-      </w:r>
-      <w:r>
-        <w:rPr>
-          <w:rFonts w:ascii="Arial Narrow" w:eastAsia="Times New Roman" w:hAnsi="Arial Narrow" w:cs="Arial"/>
-          <w:color w:val="000000"/>
-          <w:kern w:val="0"/>
-          <w:lang w:eastAsia="es-ES"/>
-          <w14:ligatures w14:val="none"/>
-        </w:rPr>
-        <w:t>juzgado correspondiente</w:t>
-      </w:r>
-      <w:r>
-        <w:rPr>
-          <w:rFonts w:ascii="Arial Narrow" w:eastAsia="Times New Roman" w:hAnsi="Arial Narrow" w:cs="Arial"/>
-          <w:color w:val="000000"/>
-          <w:kern w:val="0"/>
-          <w:lang w:eastAsia="es-ES"/>
-          <w14:ligatures w14:val="none"/>
-        </w:rPr>
-        <w:t>.</w:t>
-      </w:r>
-      <w:r>
-        <w:rPr>
-          <w:rFonts w:ascii="Arial Narrow" w:eastAsia="Times New Roman" w:hAnsi="Arial Narrow" w:cs="Arial"/>
-          <w:color w:val="000000"/>
-          <w:kern w:val="0"/>
-          <w:lang w:eastAsia="es-ES"/>
-          <w14:ligatures w14:val="none"/>
-        </w:rPr>
-        <w:t xml:space="preserve"> </w:t>
+        <w:t/>
+      </w:r>
+      <w:r>
+        <w:rPr>
+          <w:rFonts w:ascii="Arial Narrow" w:eastAsia="Times New Roman" w:hAnsi="Arial Narrow" w:cs="Arial"/>
+          <w:color w:val="000000"/>
+          <w:kern w:val="0"/>
+          <w:lang w:eastAsia="es-ES"/>
+          <w14:ligatures w14:val="none"/>
+        </w:rPr>
+        <w:t xml:space="preserve"/>
+      </w:r>
+      <w:r>
+        <w:rPr>
+          <w:rFonts w:ascii="Arial Narrow" w:eastAsia="Times New Roman" w:hAnsi="Arial Narrow" w:cs="Arial"/>
+          <w:color w:val="000000"/>
+          <w:kern w:val="0"/>
+          <w:lang w:eastAsia="es-ES"/>
+          <w14:ligatures w14:val="none"/>
+        </w:rPr>
+        <w:t xml:space="preserve"/>
+      </w:r>
+      <w:r>
+        <w:rPr>
+          <w:rFonts w:ascii="Arial Narrow" w:eastAsia="Times New Roman" w:hAnsi="Arial Narrow" w:cs="Arial"/>
+          <w:color w:val="000000"/>
+          <w:kern w:val="0"/>
+          <w:lang w:eastAsia="es-ES"/>
+          <w14:ligatures w14:val="none"/>
+        </w:rPr>
+        <w:t/>
+      </w:r>
+      <w:r>
+        <w:rPr>
+          <w:rFonts w:ascii="Arial Narrow" w:eastAsia="Times New Roman" w:hAnsi="Arial Narrow" w:cs="Arial"/>
+          <w:color w:val="000000"/>
+          <w:kern w:val="0"/>
+          <w:lang w:eastAsia="es-ES"/>
+          <w14:ligatures w14:val="none"/>
+        </w:rPr>
+        <w:t xml:space="preserve"/>
+      </w:r>
+      <w:r>
+        <w:rPr>
+          <w:rFonts w:ascii="Arial Narrow" w:eastAsia="Times New Roman" w:hAnsi="Arial Narrow" w:cs="Arial"/>
+          <w:color w:val="000000"/>
+          <w:kern w:val="0"/>
+          <w:lang w:eastAsia="es-ES"/>
+          <w14:ligatures w14:val="none"/>
+        </w:rPr>
+        <w:t xml:space="preserve"/>
+      </w:r>
+      <w:r>
+        <w:rPr>
+          <w:rFonts w:ascii="Arial Narrow" w:eastAsia="Times New Roman" w:hAnsi="Arial Narrow" w:cs="Arial"/>
+          <w:color w:val="000000"/>
+          <w:kern w:val="0"/>
+          <w:lang w:eastAsia="es-ES"/>
+          <w14:ligatures w14:val="none"/>
+        </w:rPr>
+        <w:t xml:space="preserve"/>
+      </w:r>
+      <w:r>
+        <w:rPr>
+          <w:rFonts w:ascii="Arial Narrow" w:eastAsia="Times New Roman" w:hAnsi="Arial Narrow" w:cs="Arial"/>
+          <w:color w:val="000000"/>
+          <w:kern w:val="0"/>
+          <w:lang w:eastAsia="es-ES"/>
+          <w14:ligatures w14:val="none"/>
+        </w:rPr>
+        <w:t/>
+      </w:r>
+      <w:r>
+        <w:rPr>
+          <w:rFonts w:ascii="Arial Narrow" w:eastAsia="Times New Roman" w:hAnsi="Arial Narrow" w:cs="Arial"/>
+          <w:color w:val="000000"/>
+          <w:kern w:val="0"/>
+          <w:lang w:eastAsia="es-ES"/>
+          <w14:ligatures w14:val="none"/>
+        </w:rPr>
+        <w:t/>
+      </w:r>
+      <w:r>
+        <w:rPr>
+          <w:rFonts w:ascii="Arial Narrow" w:eastAsia="Times New Roman" w:hAnsi="Arial Narrow" w:cs="Arial"/>
+          <w:color w:val="000000"/>
+          <w:kern w:val="0"/>
+          <w:lang w:eastAsia="es-ES"/>
+          <w14:ligatures w14:val="none"/>
+        </w:rPr>
+        <w:t xml:space="preserve"/>
       </w:r>
     </w:p>
     <w:p>
@@ -1766,7 +1766,7 @@
           <w:lang w:eastAsia="es-ES"/>
           <w14:ligatures w14:val="none"/>
         </w:rPr>
-        <w:t xml:space="preserve">El 6 de noviembre de 2025, </w:t>
+        <w:t xml:space="preserve">El 6 de noviembre de 2025, Mapfre observó la declaración jurada del empleador por carecer de membrete, presentar firma recortada y consignar de manera incorrecta el apellido de la causante del señor [APELLIDO], y reiteró el requerimiento del envío físico y original de la documentación de la unión de hecho. </w:t>
       </w:r>
       <w:r>
         <w:rPr>
@@ -1776,57 +1776,57 @@
           <w:lang w:val="es-ES" w:eastAsia="es-ES"/>
           <w14:ligatures w14:val="none"/>
         </w:rPr>
-        <w:t>Mapfre</w:t>
-      </w:r>
-      <w:r>
-        <w:rPr>
-          <w:rFonts w:ascii="Arial Narrow" w:eastAsia="Times New Roman" w:hAnsi="Arial Narrow" w:cs="Arial"/>
-          <w:color w:val="000000"/>
-          <w:kern w:val="0"/>
-          <w:lang w:eastAsia="es-ES"/>
-          <w14:ligatures w14:val="none"/>
-        </w:rPr>
-        <w:t xml:space="preserve"> </w:t>
-      </w:r>
-      <w:r>
-        <w:rPr>
-          <w:rFonts w:ascii="Arial Narrow" w:eastAsia="Times New Roman" w:hAnsi="Arial Narrow" w:cs="Arial"/>
-          <w:color w:val="000000"/>
-          <w:kern w:val="0"/>
-          <w:lang w:eastAsia="es-ES"/>
-          <w14:ligatures w14:val="none"/>
-        </w:rPr>
-        <w:t xml:space="preserve">observó la declaración jurada del empleador por carecer de membrete, presentar firma recortada y consignar de manera incorrecta el apellido de la causante </w:t>
-      </w:r>
-      <w:r>
-        <w:rPr>
-          <w:rFonts w:ascii="Arial Narrow" w:eastAsia="Times New Roman" w:hAnsi="Arial Narrow" w:cs="Arial"/>
-          <w:color w:val="000000"/>
-          <w:kern w:val="0"/>
-          <w:lang w:eastAsia="es-ES"/>
-          <w14:ligatures w14:val="none"/>
-        </w:rPr>
-        <w:t>del señor Del águila</w:t>
-      </w:r>
-      <w:r>
-        <w:rPr>
-          <w:rFonts w:ascii="Arial Narrow" w:eastAsia="Times New Roman" w:hAnsi="Arial Narrow" w:cs="Arial"/>
-          <w:color w:val="000000"/>
-          <w:kern w:val="0"/>
-          <w:lang w:eastAsia="es-ES"/>
-          <w14:ligatures w14:val="none"/>
-        </w:rPr>
-        <w:t>, y reiteró el requerimiento del envío físico y original de la documentación de la unión de hecho.</w:t>
-      </w:r>
-      <w:r>
-        <w:rPr>
-          <w:rFonts w:ascii="Arial Narrow" w:eastAsia="Times New Roman" w:hAnsi="Arial Narrow" w:cs="Arial"/>
-          <w:color w:val="000000"/>
-          <w:kern w:val="0"/>
-          <w:lang w:eastAsia="es-ES"/>
-          <w14:ligatures w14:val="none"/>
-        </w:rPr>
-        <w:t xml:space="preserve"> </w:t>
+        <w:t/>
+      </w:r>
+      <w:r>
+        <w:rPr>
+          <w:rFonts w:ascii="Arial Narrow" w:eastAsia="Times New Roman" w:hAnsi="Arial Narrow" w:cs="Arial"/>
+          <w:color w:val="000000"/>
+          <w:kern w:val="0"/>
+          <w:lang w:eastAsia="es-ES"/>
+          <w14:ligatures w14:val="none"/>
+        </w:rPr>
+        <w:t xml:space="preserve"/>
+      </w:r>
+      <w:r>
+        <w:rPr>
+          <w:rFonts w:ascii="Arial Narrow" w:eastAsia="Times New Roman" w:hAnsi="Arial Narrow" w:cs="Arial"/>
+          <w:color w:val="000000"/>
+          <w:kern w:val="0"/>
+          <w:lang w:eastAsia="es-ES"/>
+          <w14:ligatures w14:val="none"/>
+        </w:rPr>
+        <w:t xml:space="preserve"/>
+      </w:r>
+      <w:r>
+        <w:rPr>
+          <w:rFonts w:ascii="Arial Narrow" w:eastAsia="Times New Roman" w:hAnsi="Arial Narrow" w:cs="Arial"/>
+          <w:color w:val="000000"/>
+          <w:kern w:val="0"/>
+          <w:lang w:eastAsia="es-ES"/>
+          <w14:ligatures w14:val="none"/>
+        </w:rPr>
+        <w:t/>
+      </w:r>
+      <w:r>
+        <w:rPr>
+          <w:rFonts w:ascii="Arial Narrow" w:eastAsia="Times New Roman" w:hAnsi="Arial Narrow" w:cs="Arial"/>
+          <w:color w:val="000000"/>
+          <w:kern w:val="0"/>
+          <w:lang w:eastAsia="es-ES"/>
+          <w14:ligatures w14:val="none"/>
+        </w:rPr>
+        <w:t/>
+      </w:r>
+      <w:r>
+        <w:rPr>
+          <w:rFonts w:ascii="Arial Narrow" w:eastAsia="Times New Roman" w:hAnsi="Arial Narrow" w:cs="Arial"/>
+          <w:color w:val="000000"/>
+          <w:kern w:val="0"/>
+          <w:lang w:eastAsia="es-ES"/>
+          <w14:ligatures w14:val="none"/>
+        </w:rPr>
+        <w:t xml:space="preserve"/>
       </w:r>
     </w:p>
     <w:p>
@@ -2264,27 +2264,27 @@
           <w:lang w:eastAsia="es-ES"/>
           <w14:ligatures w14:val="none"/>
         </w:rPr>
-        <w:t xml:space="preserve">El 18 de noviembre de 2025, manifestó su disconformidad con el cálculo efectuado en la liquidación de la indemnización y solicitó la revisión y corrección del monto determinado, señalando que las remuneraciones asegurables debían calcularse considerando los ingresos variables percibidos por </w:t>
-      </w:r>
-      <w:r>
-        <w:rPr>
-          <w:rFonts w:ascii="Arial Narrow" w:eastAsia="Times New Roman" w:hAnsi="Arial Narrow" w:cs="Arial"/>
-          <w:color w:val="000000"/>
-          <w:kern w:val="0"/>
-          <w:lang w:eastAsia="es-ES"/>
-          <w14:ligatures w14:val="none"/>
-        </w:rPr>
-        <w:t>el señor Del águila</w:t>
-      </w:r>
-      <w:r>
-        <w:rPr>
-          <w:rFonts w:ascii="Arial Narrow" w:eastAsia="Times New Roman" w:hAnsi="Arial Narrow" w:cs="Arial"/>
-          <w:color w:val="000000"/>
-          <w:kern w:val="0"/>
-          <w:lang w:eastAsia="es-ES"/>
-          <w14:ligatures w14:val="none"/>
-        </w:rPr>
-        <w:t>.</w:t>
+        <w:t xml:space="preserve">El 18 de noviembre de 2025, manifestó su disconformidad con el cálculo efectuado en la liquidación de la indemnización y solicitó la revisión y corrección del monto determinado, señalando que las remuneraciones asegurables debían calcularse considerando los ingresos variables percibidos por el señor [APELLIDO].</w:t>
+      </w:r>
+      <w:r>
+        <w:rPr>
+          <w:rFonts w:ascii="Arial Narrow" w:eastAsia="Times New Roman" w:hAnsi="Arial Narrow" w:cs="Arial"/>
+          <w:color w:val="000000"/>
+          <w:kern w:val="0"/>
+          <w:lang w:eastAsia="es-ES"/>
+          <w14:ligatures w14:val="none"/>
+        </w:rPr>
+        <w:t/>
+      </w:r>
+      <w:r>
+        <w:rPr>
+          <w:rFonts w:ascii="Arial Narrow" w:eastAsia="Times New Roman" w:hAnsi="Arial Narrow" w:cs="Arial"/>
+          <w:color w:val="000000"/>
+          <w:kern w:val="0"/>
+          <w:lang w:eastAsia="es-ES"/>
+          <w14:ligatures w14:val="none"/>
+        </w:rPr>
+        <w:t/>
       </w:r>
     </w:p>
     <w:p>
@@ -2672,7 +2672,7 @@
           <w14:ligatures w14:val="none"/>
         </w:rPr>
         <w:lastRenderedPageBreak/>
-        <w:t xml:space="preserve">La señora </w:t>
+        <w:t xml:space="preserve">La señora [APELLIDO] solicitó, en calidad de medida correctiva, que Mapfre cumpla con: (i) realizar el cálculo y pago de la indemnización del Seguro Vida Ley conforme a lo establecido en el Decreto Legislativo 688, en particular a sus artículos 9, 10 y 13 y que dicho cálculo se efectúe tomando en cuenta la evidencia contenida en las boletas de pago de marzo, abril y mayo de 2023, las cuales demuestran la variabilidad de los aportes del empleador al Seguro Vida Ley en función de los ingresos reales del trabajador; y, (ii) que se deje sin efecto la aplicación indebida de un sueldo básico de S/ 200.00 como base de cálculo, por resultar contraria a la normativa vigente.  </w:t>
       </w:r>
       <w:r>
         <w:rPr>
@@ -2680,7 +2680,7 @@
           <w:kern w:val="0"/>
           <w14:ligatures w14:val="none"/>
         </w:rPr>
-        <w:t xml:space="preserve">Tamani </w:t>
+        <w:t xml:space="preserve"/>
       </w:r>
       <w:r>
         <w:rPr>
@@ -2690,7 +2690,7 @@
           <w:lang w:val="es-ES" w:eastAsia="es-ES"/>
           <w14:ligatures w14:val="none"/>
         </w:rPr>
-        <w:t xml:space="preserve">solicitó, en calidad de medida correctiva, que </w:t>
+        <w:t xml:space="preserve"/>
       </w:r>
       <w:r>
         <w:rPr>
@@ -2700,7 +2700,7 @@
           <w:lang w:val="es-ES" w:eastAsia="es-ES"/>
           <w14:ligatures w14:val="none"/>
         </w:rPr>
-        <w:t xml:space="preserve">Mapfre </w:t>
+        <w:t xml:space="preserve"/>
       </w:r>
       <w:r>
         <w:rPr>
@@ -2710,7 +2710,7 @@
           <w:lang w:val="es-ES" w:eastAsia="es-ES"/>
           <w14:ligatures w14:val="none"/>
         </w:rPr>
-        <w:t>cumpla con</w:t>
+        <w:t/>
       </w:r>
       <w:r>
         <w:rPr>
@@ -2720,7 +2720,7 @@
           <w:lang w:val="es-ES" w:eastAsia="es-ES"/>
           <w14:ligatures w14:val="none"/>
         </w:rPr>
-        <w:t>: (i)</w:t>
+        <w:t/>
       </w:r>
       <w:r>
         <w:rPr>
@@ -2730,7 +2730,7 @@
           <w:lang w:val="es-ES" w:eastAsia="es-ES"/>
           <w14:ligatures w14:val="none"/>
         </w:rPr>
-        <w:t xml:space="preserve"> </w:t>
+        <w:t xml:space="preserve"/>
       </w:r>
       <w:r>
         <w:rPr>
@@ -2740,7 +2740,7 @@
           <w:lang w:val="es-ES" w:eastAsia="es-ES"/>
           <w14:ligatures w14:val="none"/>
         </w:rPr>
-        <w:t xml:space="preserve">realizar el cálculo y pago de la indemnización del Seguro Vida Ley conforme a lo establecido en el Decreto Legislativo </w:t>
+        <w:t xml:space="preserve"/>
       </w:r>
       <w:r>
         <w:rPr>
@@ -2760,7 +2760,7 @@
           <w:lang w:val="es-ES" w:eastAsia="es-ES"/>
           <w14:ligatures w14:val="none"/>
         </w:rPr>
-        <w:t>688, en particular a sus artículos 9, 10 y 13</w:t>
+        <w:t/>
       </w:r>
       <w:r>
         <w:rPr>
@@ -2770,7 +2770,7 @@
           <w:lang w:val="es-ES" w:eastAsia="es-ES"/>
           <w14:ligatures w14:val="none"/>
         </w:rPr>
-        <w:t xml:space="preserve"> </w:t>
+        <w:t xml:space="preserve"/>
       </w:r>
       <w:r>
         <w:rPr>
@@ -2780,7 +2780,7 @@
           <w:lang w:val="es-ES" w:eastAsia="es-ES"/>
           <w14:ligatures w14:val="none"/>
         </w:rPr>
-        <w:t>y</w:t>
+        <w:t/>
       </w:r>
       <w:r>
         <w:rPr>
@@ -2790,7 +2790,7 @@
           <w:lang w:val="es-ES" w:eastAsia="es-ES"/>
           <w14:ligatures w14:val="none"/>
         </w:rPr>
-        <w:t xml:space="preserve"> que dicho cálculo se efectúe tomando en cuenta la evidencia contenida en las boletas de pago de marzo, abril y mayo de 2023</w:t>
+        <w:t xml:space="preserve"/>
       </w:r>
       <w:r>
         <w:rPr>
@@ -2800,7 +2800,7 @@
           <w:lang w:val="es-ES" w:eastAsia="es-ES"/>
           <w14:ligatures w14:val="none"/>
         </w:rPr>
-        <w:t xml:space="preserve">, </w:t>
+        <w:t xml:space="preserve"/>
       </w:r>
       <w:r>
         <w:rPr>
@@ -2810,7 +2810,7 @@
           <w:lang w:val="es-ES" w:eastAsia="es-ES"/>
           <w14:ligatures w14:val="none"/>
         </w:rPr>
-        <w:t>las cuales demuestran la variabilidad de los aportes del empleador al Seguro Vida Ley en función de los ingresos reales del trabajador</w:t>
+        <w:t/>
       </w:r>
       <w:r>
         <w:rPr>
@@ -2820,7 +2820,7 @@
           <w:lang w:val="es-ES" w:eastAsia="es-ES"/>
           <w14:ligatures w14:val="none"/>
         </w:rPr>
-        <w:t>; y</w:t>
+        <w:t/>
       </w:r>
       <w:r>
         <w:rPr>
@@ -2830,7 +2830,7 @@
           <w:lang w:val="es-ES" w:eastAsia="es-ES"/>
           <w14:ligatures w14:val="none"/>
         </w:rPr>
-        <w:t>,</w:t>
+        <w:t/>
       </w:r>
       <w:r>
         <w:rPr>
@@ -2840,7 +2840,7 @@
           <w:lang w:val="es-ES" w:eastAsia="es-ES"/>
           <w14:ligatures w14:val="none"/>
         </w:rPr>
-        <w:t xml:space="preserve"> (</w:t>
+        <w:t xml:space="preserve"/>
       </w:r>
       <w:proofErr w:type="spellStart"/>
       <w:r>
@@ -2851,7 +2851,7 @@
           <w:lang w:val="es-ES" w:eastAsia="es-ES"/>
           <w14:ligatures w14:val="none"/>
         </w:rPr>
-        <w:t>ii</w:t>
+        <w:t/>
       </w:r>
       <w:proofErr w:type="spellEnd"/>
       <w:r>
@@ -2862,7 +2862,7 @@
           <w:lang w:val="es-ES" w:eastAsia="es-ES"/>
           <w14:ligatures w14:val="none"/>
         </w:rPr>
-        <w:t>) que se deje sin efecto la aplicación indebida de un sueldo básico de S/ 200.00 como base de cálculo, por resultar contraria a la normativa vigente</w:t>
+        <w:t/>
       </w:r>
       <w:r>
         <w:rPr>
@@ -2872,7 +2872,7 @@
           <w:lang w:val="es-ES" w:eastAsia="es-ES"/>
           <w14:ligatures w14:val="none"/>
         </w:rPr>
-        <w:t>.</w:t>
+        <w:t/>
       </w:r>
       <w:r>
         <w:rPr>
@@ -2882,7 +2882,7 @@
           <w:lang w:val="es-ES" w:eastAsia="es-ES"/>
           <w14:ligatures w14:val="none"/>
         </w:rPr>
-        <w:t xml:space="preserve"> </w:t>
+        <w:t xml:space="preserve"/>
       </w:r>
       <w:r>
         <w:rPr>
@@ -2892,7 +2892,7 @@
           <w:lang w:val="es-ES" w:eastAsia="es-ES"/>
           <w14:ligatures w14:val="none"/>
         </w:rPr>
-        <w:t xml:space="preserve"> </w:t>
+        <w:t xml:space="preserve"/>
       </w:r>
     </w:p>
     <w:p>
@@ -3180,7 +3180,7 @@
           <w:kern w:val="0"/>
           <w14:ligatures w14:val="none"/>
         </w:rPr>
-        <w:t xml:space="preserve">Así también, la Secretaría Técnica, en ejercicio de sus facultades, </w:t>
+        <w:t xml:space="preserve">Así también, la Secretaría Técnica, en ejercicio de sus facultades, considera que el hecho denunciado, consistente en que la compañía aseguradora habría dilatado la atención de la solicitud de cobertura presentada por la denunciante por el fallecimiento del señor [APELLIDO] Arnold del Águila Bartra en virtud de la Póliza del Seguro de Vida  6101459900039; involucraría una presunta afectación a sus expectativas, quien no habría encontrado una correspondencia entre lo que esperaba recibir de parte del proveedor y lo que realmente recibió. Por consiguiente, corresponde calificar el hecho materia de denuncia como una presunta infracción al deber de idoneidad, tipificado en los artículos 18 y 19 del Código. </w:t>
       </w:r>
       <w:r>
         <w:rPr>
@@ -3190,15 +3190,15 @@
           <w:lang w:eastAsia="es-PE"/>
           <w14:ligatures w14:val="none"/>
         </w:rPr>
-        <w:t xml:space="preserve">considera </w:t>
-      </w:r>
-      <w:r>
-        <w:rPr>
-          <w:rFonts w:ascii="Arial Narrow" w:eastAsia="Arial Narrow" w:hAnsi="Arial Narrow" w:cs="Arial Narrow"/>
-          <w:kern w:val="0"/>
-          <w14:ligatures w14:val="none"/>
-        </w:rPr>
-        <w:t xml:space="preserve">que el hecho denunciado, consistente en que </w:t>
+        <w:t xml:space="preserve"/>
+      </w:r>
+      <w:r>
+        <w:rPr>
+          <w:rFonts w:ascii="Arial Narrow" w:eastAsia="Arial Narrow" w:hAnsi="Arial Narrow" w:cs="Arial Narrow"/>
+          <w:kern w:val="0"/>
+          <w14:ligatures w14:val="none"/>
+        </w:rPr>
+        <w:t xml:space="preserve"/>
       </w:r>
       <w:bookmarkEnd w:id="11"/>
       <w:r>
@@ -3210,7 +3210,7 @@
           <w:lang w:eastAsia="es-PE"/>
           <w14:ligatures w14:val="none"/>
         </w:rPr>
-        <w:t xml:space="preserve">la compañía aseguradora habría dilatado la atención de la solicitud de cobertura presentada por la denunciante por el fallecimiento del señor Carlos Arnold del Águila Bartra en virtud de la Póliza del Seguro de Vida </w:t>
+        <w:t xml:space="preserve"/>
       </w:r>
       <w:proofErr w:type="spellStart"/>
       <w:r>
@@ -3234,15 +3234,15 @@
           <w:lang w:eastAsia="es-PE"/>
           <w14:ligatures w14:val="none"/>
         </w:rPr>
-        <w:t xml:space="preserve"> 6101459900039</w:t>
-      </w:r>
-      <w:r>
-        <w:rPr>
-          <w:rFonts w:ascii="Arial Narrow" w:eastAsia="Arial Narrow" w:hAnsi="Arial Narrow" w:cs="Arial Narrow"/>
-          <w:kern w:val="0"/>
-          <w14:ligatures w14:val="none"/>
-        </w:rPr>
-        <w:t xml:space="preserve">; involucraría una presunta afectación a sus expectativas, quien no habría encontrado una correspondencia entre lo que esperaba recibir de parte del proveedor y lo que realmente recibió. Por consiguiente, corresponde </w:t>
+        <w:t xml:space="preserve"/>
+      </w:r>
+      <w:r>
+        <w:rPr>
+          <w:rFonts w:ascii="Arial Narrow" w:eastAsia="Arial Narrow" w:hAnsi="Arial Narrow" w:cs="Arial Narrow"/>
+          <w:kern w:val="0"/>
+          <w14:ligatures w14:val="none"/>
+        </w:rPr>
+        <w:t xml:space="preserve"/>
       </w:r>
       <w:r>
         <w:rPr>
@@ -3251,7 +3251,7 @@
           <w14:ligatures w14:val="none"/>
         </w:rPr>
         <w:lastRenderedPageBreak/>
-        <w:t>calificar el hecho materia de denuncia como una presunta infracción al deber de idoneidad, tipificado en los artículos 18</w:t>
+        <w:t/>
       </w:r>
       <w:r>
         <w:rPr>
@@ -3269,7 +3269,7 @@
           <w:kern w:val="0"/>
           <w14:ligatures w14:val="none"/>
         </w:rPr>
-        <w:t xml:space="preserve"> y 19</w:t>
+        <w:t xml:space="preserve"/>
       </w:r>
       <w:r>
         <w:rPr>
@@ -3287,7 +3287,7 @@
           <w:kern w:val="0"/>
           <w14:ligatures w14:val="none"/>
         </w:rPr>
-        <w:t xml:space="preserve"> del Código</w:t>
+        <w:t xml:space="preserve"/>
       </w:r>
       <w:r>
         <w:rPr>
@@ -3298,7 +3298,7 @@
           <w:lang w:eastAsia="es-PE"/>
           <w14:ligatures w14:val="none"/>
         </w:rPr>
-        <w:t xml:space="preserve">. </w:t>
+        <w:t xml:space="preserve"/>
       </w:r>
       <w:bookmarkStart w:id="12" w:name="_Hlk215162008"/>
       <w:bookmarkEnd w:id="1"/>
@@ -3857,7 +3857,7 @@
           <w:lang w:eastAsia="es-PE"/>
           <w14:ligatures w14:val="none"/>
         </w:rPr>
-        <w:t xml:space="preserve">PRIMERO: </w:t>
+        <w:t xml:space="preserve">PRIMERO: admitir a trámite la denuncia del 24 de diciembre de 2025 interpuesta por la señora [DENUNCIANTE] contra Mapfre Perú Compañía de Seguros y Reaseguros S.A., por lo siguiente:</w:t>
       </w:r>
       <w:r>
         <w:rPr>
@@ -3868,7 +3868,7 @@
           <w:lang w:eastAsia="es-PE"/>
           <w14:ligatures w14:val="none"/>
         </w:rPr>
-        <w:t xml:space="preserve">admitir a trámite la denuncia del </w:t>
+        <w:t xml:space="preserve"/>
       </w:r>
       <w:r>
         <w:rPr>
@@ -3878,7 +3878,7 @@
           <w:lang w:val="es-ES" w:eastAsia="es-ES"/>
           <w14:ligatures w14:val="none"/>
         </w:rPr>
-        <w:t xml:space="preserve">24 de diciembre de </w:t>
+        <w:t xml:space="preserve"/>
       </w:r>
       <w:r>
         <w:rPr>
@@ -3888,7 +3888,7 @@
           <w:lang w:val="es-ES" w:eastAsia="es-ES"/>
           <w14:ligatures w14:val="none"/>
         </w:rPr>
-        <w:t xml:space="preserve">2025 </w:t>
+        <w:t xml:space="preserve"/>
       </w:r>
       <w:r>
         <w:rPr>
@@ -3899,7 +3899,7 @@
           <w:lang w:eastAsia="es-PE"/>
           <w14:ligatures w14:val="none"/>
         </w:rPr>
-        <w:t xml:space="preserve">interpuesta por </w:t>
+        <w:t xml:space="preserve"/>
       </w:r>
       <w:r>
         <w:rPr>
@@ -3909,7 +3909,7 @@
           <w:kern w:val="0"/>
           <w14:ligatures w14:val="none"/>
         </w:rPr>
-        <w:t xml:space="preserve">la señora </w:t>
+        <w:t xml:space="preserve"/>
       </w:r>
       <w:r>
         <w:rPr>
@@ -3920,7 +3920,7 @@
           <w:lang w:eastAsia="es-PE"/>
           <w14:ligatures w14:val="none"/>
         </w:rPr>
-        <w:t xml:space="preserve">Lindis Tamani Torres </w:t>
+        <w:t xml:space="preserve"/>
       </w:r>
       <w:r>
         <w:rPr>
@@ -3931,21 +3931,21 @@
           <w:lang w:eastAsia="es-PE"/>
           <w14:ligatures w14:val="none"/>
         </w:rPr>
-        <w:t xml:space="preserve">contra </w:t>
+        <w:t xml:space="preserve"/>
       </w:r>
       <w:r>
         <w:rPr>
           <w:rFonts w:ascii="Arial Narrow" w:eastAsia="Arial Narrow" w:hAnsi="Arial Narrow" w:cs="Arial Narrow"/>
           <w:bCs/>
         </w:rPr>
-        <w:t>Mapfre Perú Compañ</w:t>
+        <w:t/>
       </w:r>
       <w:r>
         <w:rPr>
           <w:rFonts w:ascii="Arial Narrow" w:eastAsia="Arial Narrow" w:hAnsi="Arial Narrow" w:cs="Arial Narrow"/>
           <w:bCs/>
         </w:rPr>
-        <w:t>ía de Seguros y Reaseguros S.A.</w:t>
+        <w:t/>
       </w:r>
       <w:r>
         <w:rPr>
@@ -3956,7 +3956,7 @@
           <w:lang w:eastAsia="es-PE"/>
           <w14:ligatures w14:val="none"/>
         </w:rPr>
-        <w:t xml:space="preserve">, </w:t>
+        <w:t xml:space="preserve"/>
       </w:r>
       <w:bookmarkStart w:id="17" w:name="_Hlk215062067"/>
       <w:r>
@@ -3968,7 +3968,7 @@
           <w:lang w:eastAsia="es-PE"/>
           <w14:ligatures w14:val="none"/>
         </w:rPr>
-        <w:t>por lo siguiente:</w:t>
+        <w:t/>
       </w:r>
     </w:p>
     <w:p>
@@ -4121,39 +4121,39 @@
           <w:kern w:val="0"/>
           <w14:ligatures w14:val="none"/>
         </w:rPr>
-        <w:t xml:space="preserve">Presunta infracción a los artículos 18 y 19 de la Ley 29571, Código de Protección y Defensa del Consumidor, en tanto </w:t>
-      </w:r>
-      <w:r>
-        <w:rPr>
-          <w:rFonts w:ascii="Arial Narrow" w:eastAsia="Arial Narrow" w:hAnsi="Arial Narrow" w:cs="Arial Narrow"/>
-          <w:kern w:val="0"/>
-          <w14:ligatures w14:val="none"/>
-        </w:rPr>
-        <w:t xml:space="preserve">la compañía aseguradora </w:t>
-      </w:r>
-      <w:r>
-        <w:rPr>
-          <w:rFonts w:ascii="Arial Narrow" w:eastAsia="Arial Narrow" w:hAnsi="Arial Narrow" w:cs="Arial Narrow"/>
-          <w:kern w:val="0"/>
-          <w14:ligatures w14:val="none"/>
-        </w:rPr>
-        <w:t xml:space="preserve">habría dilatado la atención </w:t>
-      </w:r>
-      <w:r>
-        <w:rPr>
-          <w:rFonts w:ascii="Arial Narrow" w:eastAsia="Arial Narrow" w:hAnsi="Arial Narrow" w:cs="Arial Narrow"/>
-          <w:kern w:val="0"/>
-          <w14:ligatures w14:val="none"/>
-        </w:rPr>
-        <w:t xml:space="preserve">de </w:t>
-      </w:r>
-      <w:r>
-        <w:rPr>
-          <w:rFonts w:ascii="Arial Narrow" w:eastAsia="Arial Narrow" w:hAnsi="Arial Narrow" w:cs="Arial Narrow"/>
-          <w:kern w:val="0"/>
-          <w14:ligatures w14:val="none"/>
-        </w:rPr>
-        <w:t xml:space="preserve">la solicitud de cobertura presentada por la denunciante por el fallecimiento del señor Carlos Arnold del Águila Bartra en virtud de la Póliza del Seguro de Vida </w:t>
+        <w:t xml:space="preserve">Presunta infracción a los artículos 18 y 19 de la Ley 29571, Código de Protección y Defensa del Consumidor, en tanto la compañía aseguradora habría dilatado la atención de la solicitud de cobertura presentada por la denunciante por el fallecimiento del señor [APELLIDO] Arnold del Águila Bartra en virtud de la Póliza del Seguro de Vida  6101459900039.</w:t>
+      </w:r>
+      <w:r>
+        <w:rPr>
+          <w:rFonts w:ascii="Arial Narrow" w:eastAsia="Arial Narrow" w:hAnsi="Arial Narrow" w:cs="Arial Narrow"/>
+          <w:kern w:val="0"/>
+          <w14:ligatures w14:val="none"/>
+        </w:rPr>
+        <w:t xml:space="preserve"/>
+      </w:r>
+      <w:r>
+        <w:rPr>
+          <w:rFonts w:ascii="Arial Narrow" w:eastAsia="Arial Narrow" w:hAnsi="Arial Narrow" w:cs="Arial Narrow"/>
+          <w:kern w:val="0"/>
+          <w14:ligatures w14:val="none"/>
+        </w:rPr>
+        <w:t xml:space="preserve"/>
+      </w:r>
+      <w:r>
+        <w:rPr>
+          <w:rFonts w:ascii="Arial Narrow" w:eastAsia="Arial Narrow" w:hAnsi="Arial Narrow" w:cs="Arial Narrow"/>
+          <w:kern w:val="0"/>
+          <w14:ligatures w14:val="none"/>
+        </w:rPr>
+        <w:t xml:space="preserve"/>
+      </w:r>
+      <w:r>
+        <w:rPr>
+          <w:rFonts w:ascii="Arial Narrow" w:eastAsia="Arial Narrow" w:hAnsi="Arial Narrow" w:cs="Arial Narrow"/>
+          <w:kern w:val="0"/>
+          <w14:ligatures w14:val="none"/>
+        </w:rPr>
+        <w:t xml:space="preserve"/>
       </w:r>
       <w:proofErr w:type="spellStart"/>
       <w:r>
@@ -4171,15 +4171,15 @@
           <w:kern w:val="0"/>
           <w14:ligatures w14:val="none"/>
         </w:rPr>
-        <w:t xml:space="preserve"> 6101459900039</w:t>
-      </w:r>
-      <w:r>
-        <w:rPr>
-          <w:rFonts w:ascii="Arial Narrow" w:eastAsia="Arial Narrow" w:hAnsi="Arial Narrow" w:cs="Arial Narrow"/>
-          <w:kern w:val="0"/>
-          <w14:ligatures w14:val="none"/>
-        </w:rPr>
-        <w:t>.</w:t>
+        <w:t xml:space="preserve"/>
+      </w:r>
+      <w:r>
+        <w:rPr>
+          <w:rFonts w:ascii="Arial Narrow" w:eastAsia="Arial Narrow" w:hAnsi="Arial Narrow" w:cs="Arial Narrow"/>
+          <w:kern w:val="0"/>
+          <w14:ligatures w14:val="none"/>
+        </w:rPr>
+        <w:t/>
       </w:r>
     </w:p>
     <w:bookmarkEnd w:id="17"/>
@@ -5620,7 +5620,7 @@
           <w:b/>
           <w:bCs/>
         </w:rPr>
-        <w:t>DÉCIMO</w:t>
+        <w:t xml:space="preserve">DÉCIMO: requerir a la señora [DENUNCIANTE] para que, dentro del plazo de dos (2) días hábiles siguientes a la fecha en que reciba la notificación en su bandeja de correo electrónico, efectúe la confirmación de recepción de la notificación remitida por este despacho a su correo electrónico, de conformidad con el segundo párrafo del numeral 4 del artículo 20 del Texto Único Ordenado de la Ley del Procedimiento Administrativo General, aprobado mediante Decreto Supremo  006-2026-JUS, bajo apercibimiento de rehacer el acto de notificación y notificarle conforme al numeral 1 del artículo 20 del citado cuerpo normativo.</w:t>
       </w:r>
       <w:r>
         <w:rPr>
@@ -5630,7 +5630,7 @@
           <w:kern w:val="0"/>
           <w14:ligatures w14:val="none"/>
         </w:rPr>
-        <w:t>:</w:t>
+        <w:t/>
       </w:r>
       <w:r>
         <w:rPr>
@@ -5640,7 +5640,7 @@
           <w:kern w:val="0"/>
           <w14:ligatures w14:val="none"/>
         </w:rPr>
-        <w:t xml:space="preserve"> </w:t>
+        <w:t xml:space="preserve"/>
       </w:r>
       <w:r>
         <w:rPr>
@@ -5650,7 +5650,7 @@
           <w:kern w:val="0"/>
           <w14:ligatures w14:val="none"/>
         </w:rPr>
-        <w:t xml:space="preserve">requerir a la señora </w:t>
+        <w:t xml:space="preserve"/>
       </w:r>
       <w:r>
         <w:rPr>
@@ -5661,35 +5661,35 @@
           <w:lang w:eastAsia="es-PE"/>
           <w14:ligatures w14:val="none"/>
         </w:rPr>
-        <w:t xml:space="preserve">Lindis Tamani Torres </w:t>
+        <w:t xml:space="preserve"/>
       </w:r>
       <w:r>
         <w:rPr>
           <w:rFonts w:ascii="Arial Narrow" w:hAnsi="Arial Narrow"/>
           <w:color w:val="000000"/>
         </w:rPr>
-        <w:t>para que,</w:t>
+        <w:t/>
       </w:r>
       <w:r>
         <w:rPr>
           <w:rFonts w:ascii="Arial Narrow" w:hAnsi="Arial Narrow"/>
           <w:color w:val="000000"/>
         </w:rPr>
-        <w:t xml:space="preserve"> dentro del plazo de dos (2) días hábiles siguientes a la fecha en </w:t>
+        <w:t xml:space="preserve"/>
       </w:r>
       <w:r>
         <w:rPr>
           <w:rFonts w:ascii="Arial Narrow" w:hAnsi="Arial Narrow"/>
           <w:color w:val="000000"/>
         </w:rPr>
-        <w:t>que reciba la notificación en su bandeja de correo electrónico, efectúe la confirmación de recepción de la notificación remitida por este despacho a su correo electrónico, de conformidad con el segundo párrafo</w:t>
+        <w:t/>
       </w:r>
       <w:r>
         <w:rPr>
           <w:rFonts w:ascii="Arial Narrow" w:hAnsi="Arial Narrow"/>
           <w:color w:val="000000"/>
         </w:rPr>
-        <w:t xml:space="preserve"> del numeral 4 del artículo 20</w:t>
+        <w:t xml:space="preserve"/>
       </w:r>
       <w:r>
         <w:rPr>
@@ -5706,7 +5706,7 @@
           <w:rFonts w:ascii="Arial Narrow" w:hAnsi="Arial Narrow"/>
           <w:color w:val="000000"/>
         </w:rPr>
-        <w:t xml:space="preserve"> del Texto Único Ordenado de la Ley del Procedimiento Administrativo General, aprobado mediante Decreto Supremo </w:t>
+        <w:t xml:space="preserve"/>
       </w:r>
       <w:proofErr w:type="spellStart"/>
       <w:r>
@@ -5722,7 +5722,7 @@
           <w:rFonts w:ascii="Arial Narrow" w:hAnsi="Arial Narrow"/>
           <w:color w:val="000000"/>
         </w:rPr>
-        <w:t xml:space="preserve"> 006-2026-JUS, bajo apercibimiento de rehacer el acto de notificación y notificarle conforme al numeral 1 del artículo 20</w:t>
+        <w:t xml:space="preserve"/>
       </w:r>
       <w:r>
         <w:rPr>
@@ -5739,7 +5739,7 @@
           <w:rFonts w:ascii="Arial Narrow" w:hAnsi="Arial Narrow"/>
           <w:color w:val="000000"/>
         </w:rPr>
-        <w:t xml:space="preserve"> del citado cuerpo </w:t>
+        <w:t xml:space="preserve"/>
       </w:r>
       <w:bookmarkStart w:id="23" w:name="_Hlk214964186"/>
       <w:r>
@@ -5747,7 +5747,7 @@
           <w:rFonts w:ascii="Arial Narrow" w:hAnsi="Arial Narrow"/>
           <w:color w:val="000000"/>
         </w:rPr>
-        <w:t>normativo</w:t>
+        <w:t/>
       </w:r>
       <w:r>
         <w:rPr>
@@ -5760,7 +5760,7 @@
         <w:rPr>
           <w:rFonts w:ascii="Arial Narrow" w:hAnsi="Arial Narrow" w:cs="Arial"/>
         </w:rPr>
-        <w:t>.</w:t>
+        <w:t/>
       </w:r>
     </w:p>
     <w:bookmarkEnd w:id="23"/>

--- a/plantillas_maestras/02_seguro_vida/liquidacion_o_pago_menor/2_o_mas_ddos_varios/mujer/TPL_3424_2025_SEGURO_VIDA_LIQUIDACION_O_PAGO_MENOR_ASEGURADORA_MUJER_R1.docx
+++ b/plantillas_maestras/02_seguro_vida/liquidacion_o_pago_menor/2_o_mas_ddos_varios/mujer/TPL_3424_2025_SEGURO_VIDA_LIQUIDACION_O_PAGO_MENOR_ASEGURADORA_MUJER_R1.docx
@@ -750,7 +750,7 @@
           <w:lang w:eastAsia="es-ES"/>
           <w14:ligatures w14:val="none"/>
         </w:rPr>
-        <w:t xml:space="preserve">El 24 de junio de 2023, ocurrió el fallecimiento de su concubino, el señor [APELLIDO] Arnold del Águila Bartra (en adelante, señor [APELLIDO]), asegurado con la Póliza 6101459900039 del Seguro de Vida Ley (en adelante, Seguro de Vida Ley) emitido por Mapfre, a consecuencia de asfixia por ahogamiento, hecho calificado como muerte accidental laboral.  </w:t>
+        <w:t xml:space="preserve">El 24 de junio de 2023, ocurrió el fallecimiento de su concubino, el señor [APELLIDO] del Águila Bartra (en adelante, señor [APELLIDO]), asegurado con la Póliza 6101459900039 del Seguro de Vida Ley (en adelante, Seguro de Vida Ley) emitido por Mapfre, a consecuencia de asfixia por ahogamiento, hecho calificado como muerte accidental laboral. </w:t>
       </w:r>
       <w:r>
         <w:rPr>
@@ -1214,7 +1214,7 @@
           <w:lang w:eastAsia="es-ES"/>
           <w14:ligatures w14:val="none"/>
         </w:rPr>
-        <w:t xml:space="preserve">El 16 de septiembre de 2025, Mapfre remitió comunicación en la que indicó que, luego de la revisión inicial, se encontraba pendiente la presentación de la declaración jurada de beneficiarios suscrita en vida por el señor [APELLIDO] o, en su defecto, una carta emitida por la empresa empleadora indicando no contar con dicho documento, así como las boletas de pago de los últimos tres meses previos al fallecimiento y el envío del expediente físico y original a cualquiera de sus oficinas a nivel nacional.  </w:t>
+        <w:t xml:space="preserve">El 16 de septiembre de 2025, Mapfre remitió comunicación en la que indicó que, luego de la revisión inicial, se encontraba pendiente la presentación de la declaración jurada de beneficiarios suscrita en vida por el señor [APELLIDO] o, en su defecto, una carta emitida por la empresa empleadora indicando no contar con dicho documento, así como las boletas de pago de los últimos tres meses previos al fallecimiento y el envío del expediente físico y original a cualquiera de sus oficinas a nivel nacional. </w:t>
       </w:r>
       <w:r>
         <w:rPr>
@@ -2672,7 +2672,7 @@
           <w14:ligatures w14:val="none"/>
         </w:rPr>
         <w:lastRenderedPageBreak/>
-        <w:t xml:space="preserve">La señora [APELLIDO] solicitó, en calidad de medida correctiva, que Mapfre cumpla con: (i) realizar el cálculo y pago de la indemnización del Seguro Vida Ley conforme a lo establecido en el Decreto Legislativo 688, en particular a sus artículos 9, 10 y 13 y que dicho cálculo se efectúe tomando en cuenta la evidencia contenida en las boletas de pago de marzo, abril y mayo de 2023, las cuales demuestran la variabilidad de los aportes del empleador al Seguro Vida Ley en función de los ingresos reales del trabajador; y, (ii) que se deje sin efecto la aplicación indebida de un sueldo básico de S/ 200.00 como base de cálculo, por resultar contraria a la normativa vigente.  </w:t>
+        <w:t xml:space="preserve">La señora [APELLIDO] solicitó, en calidad de medida correctiva, que Mapfre cumpla con: (i) realizar el cálculo y pago de la indemnización del Seguro Vida Ley conforme a lo establecido en el Decreto Legislativo 688, en particular a sus artículos 9, 10 y 13 y que dicho cálculo se efectúe tomando en cuenta la evidencia contenida en las boletas de pago de marzo, abril y mayo de 2023, las cuales demuestran la variabilidad de los aportes del empleador al Seguro Vida Ley en función de los ingresos reales del trabajador; y, (ii) que se deje sin efecto la aplicación indebida de un sueldo básico de S/ 200.00 como base de cálculo, por resultar contraria a la normativa vigente. </w:t>
       </w:r>
       <w:r>
         <w:rPr>
@@ -3180,7 +3180,7 @@
           <w:kern w:val="0"/>
           <w14:ligatures w14:val="none"/>
         </w:rPr>
-        <w:t xml:space="preserve">Así también, la Secretaría Técnica, en ejercicio de sus facultades, considera que el hecho denunciado, consistente en que la compañía aseguradora habría dilatado la atención de la solicitud de cobertura presentada por la denunciante por el fallecimiento del señor [APELLIDO] Arnold del Águila Bartra en virtud de la Póliza del Seguro de Vida  6101459900039; involucraría una presunta afectación a sus expectativas, quien no habría encontrado una correspondencia entre lo que esperaba recibir de parte del proveedor y lo que realmente recibió. Por consiguiente, corresponde calificar el hecho materia de denuncia como una presunta infracción al deber de idoneidad, tipificado en los artículos 18 y 19 del Código. </w:t>
+        <w:t xml:space="preserve">Así también, la Secretaría Técnica, en ejercicio de sus facultades, considera que el hecho denunciado, consistente en que la compañía aseguradora habría dilatado la atención de la solicitud de cobertura presentada por la denunciante por el fallecimiento del señor [APELLIDO] del Águila Bartra en virtud de la Póliza del Seguro de Vida 6101459900039; involucraría una presunta afectación a sus expectativas, quien no habría encontrado una correspondencia entre lo que esperaba recibir de parte del proveedor y lo que realmente recibió. Por consiguiente, corresponde calificar el hecho materia de denuncia como una presunta infracción al deber de idoneidad, tipificado en los artículos 18 y 19 del Código. </w:t>
       </w:r>
       <w:r>
         <w:rPr>
@@ -4121,7 +4121,7 @@
           <w:kern w:val="0"/>
           <w14:ligatures w14:val="none"/>
         </w:rPr>
-        <w:t xml:space="preserve">Presunta infracción a los artículos 18 y 19 de la Ley 29571, Código de Protección y Defensa del Consumidor, en tanto la compañía aseguradora habría dilatado la atención de la solicitud de cobertura presentada por la denunciante por el fallecimiento del señor [APELLIDO] Arnold del Águila Bartra en virtud de la Póliza del Seguro de Vida  6101459900039.</w:t>
+        <w:t xml:space="preserve">Presunta infracción a los artículos 18 y 19 de la Ley 29571, Código de Protección y Defensa del Consumidor, en tanto la compañía aseguradora habría dilatado la atención de la solicitud de cobertura presentada por la denunciante por el fallecimiento del señor [APELLIDO] del Águila Bartra en virtud de la Póliza del Seguro de Vida 6101459900039.</w:t>
       </w:r>
       <w:r>
         <w:rPr>
@@ -5620,7 +5620,7 @@
           <w:b/>
           <w:bCs/>
         </w:rPr>
-        <w:t xml:space="preserve">DÉCIMO: requerir a la señora [DENUNCIANTE] para que, dentro del plazo de dos (2) días hábiles siguientes a la fecha en que reciba la notificación en su bandeja de correo electrónico, efectúe la confirmación de recepción de la notificación remitida por este despacho a su correo electrónico, de conformidad con el segundo párrafo del numeral 4 del artículo 20 del Texto Único Ordenado de la Ley del Procedimiento Administrativo General, aprobado mediante Decreto Supremo  006-2026-JUS, bajo apercibimiento de rehacer el acto de notificación y notificarle conforme al numeral 1 del artículo 20 del citado cuerpo normativo.</w:t>
+        <w:t xml:space="preserve">DÉCIMO: requerir a la señora [DENUNCIANTE] para que, dentro del plazo de dos (2) días hábiles siguientes a la fecha en que reciba la notificación en su bandeja de correo electrónico, efectúe la confirmación de recepción de la notificación remitida por este despacho a su correo electrónico, de conformidad con el segundo párrafo del numeral 4 del artículo 20 del Texto Único Ordenado de la Ley del Procedimiento Administrativo General, aprobado mediante Decreto Supremo 006-2026-JUS, bajo apercibimiento de rehacer el acto de notificación y notificarle conforme al numeral 1 del artículo 20 del citado cuerpo normativo.</w:t>
       </w:r>
       <w:r>
         <w:rPr>

--- a/plantillas_maestras/02_seguro_vida/liquidacion_o_pago_menor/2_o_mas_ddos_varios/mujer/TPL_3424_2025_SEGURO_VIDA_LIQUIDACION_O_PAGO_MENOR_ASEGURADORA_MUJER_R1.docx
+++ b/plantillas_maestras/02_seguro_vida/liquidacion_o_pago_menor/2_o_mas_ddos_varios/mujer/TPL_3424_2025_SEGURO_VIDA_LIQUIDACION_O_PAGO_MENOR_ASEGURADORA_MUJER_R1.docx
@@ -677,6 +677,7 @@
       </w:r>
       <w:r>
         <w:rPr>
+          <w:rStyle w:val="Refdenotaalpie"/>
           <w:rFonts w:ascii="Arial Narrow" w:eastAsia="Times New Roman" w:hAnsi="Arial Narrow" w:cs="Times New Roman"/>
           <w:color w:val="000000"/>
           <w:kern w:val="0"/>
@@ -2996,6 +2997,7 @@
       <w:bookmarkEnd w:id="5"/>
       <w:r>
         <w:rPr>
+          <w:rStyle w:val="Refdenotaalpie"/>
           <w:rFonts w:ascii="Arial Narrow" w:eastAsia="Arial Narrow" w:hAnsi="Arial Narrow" w:cs="Arial Narrow"/>
           <w:kern w:val="0"/>
           <w:vertAlign w:val="superscript"/>
@@ -3126,6 +3128,7 @@
       <w:bookmarkEnd w:id="7"/>
       <w:r>
         <w:rPr>
+          <w:rStyle w:val="Refdenotaalpie"/>
           <w:rFonts w:ascii="Arial Narrow" w:eastAsia="Arial Narrow" w:hAnsi="Arial Narrow" w:cs="Arial"/>
           <w:kern w:val="0"/>
           <w:vertAlign w:val="superscript"/>
@@ -3480,6 +3483,7 @@
       </w:r>
       <w:r>
         <w:rPr>
+          <w:rStyle w:val="Refdenotaalpie"/>
           <w:rFonts w:ascii="Arial Narrow" w:eastAsia="Arial Narrow" w:hAnsi="Arial Narrow" w:cs="Arial Narrow"/>
           <w:kern w:val="0"/>
           <w:vertAlign w:val="superscript"/>
@@ -4609,6 +4613,7 @@
       </w:r>
       <w:r>
         <w:rPr>
+          <w:rStyle w:val="Refdenotaalpie"/>
           <w:rFonts w:ascii="Arial Narrow" w:eastAsia="Calibri" w:hAnsi="Arial Narrow" w:cs="Arial"/>
           <w:kern w:val="0"/>
           <w:vertAlign w:val="superscript"/>
@@ -4653,6 +4658,7 @@
       </w:r>
       <w:r>
         <w:rPr>
+          <w:rStyle w:val="Refdenotaalpie"/>
           <w:rFonts w:ascii="Arial Narrow" w:eastAsia="Calibri" w:hAnsi="Arial Narrow" w:cs="Arial"/>
           <w:spacing w:val="-2"/>
           <w:kern w:val="0"/>
@@ -5154,6 +5160,7 @@
       </w:r>
       <w:r>
         <w:rPr>
+          <w:rStyle w:val="Refdenotaalpie"/>
           <w:rFonts w:ascii="Arial Narrow" w:eastAsia="Arial Narrow" w:hAnsi="Arial Narrow" w:cs="Times New Roman"/>
           <w:color w:val="000000"/>
           <w:kern w:val="0"/>
@@ -5235,6 +5242,7 @@
       </w:r>
       <w:r>
         <w:rPr>
+          <w:rStyle w:val="Refdenotaalpie"/>
           <w:rFonts w:ascii="Arial Narrow" w:eastAsia="Arial Narrow" w:hAnsi="Arial Narrow" w:cs="Times New Roman"/>
           <w:color w:val="000000"/>
           <w:kern w:val="0"/>
@@ -5288,6 +5296,7 @@
       </w:r>
       <w:r>
         <w:rPr>
+          <w:rStyle w:val="Refdenotaalpie"/>
           <w:rFonts w:ascii="Arial Narrow" w:eastAsia="Arial Narrow" w:hAnsi="Arial Narrow" w:cs="Times New Roman"/>
           <w:color w:val="000000"/>
           <w:kern w:val="0"/>
@@ -5487,6 +5496,7 @@
       </w:r>
       <w:r>
         <w:rPr>
+          <w:rStyle w:val="Refdenotaalpie"/>
           <w:rFonts w:ascii="Arial Narrow" w:eastAsia="Calibri" w:hAnsi="Arial Narrow" w:cs="Arial"/>
           <w:kern w:val="0"/>
           <w:vertAlign w:val="superscript"/>
@@ -5751,6 +5761,7 @@
       </w:r>
       <w:r>
         <w:rPr>
+          <w:rStyle w:val="Refdenotaalpie"/>
           <w:rFonts w:ascii="Arial Narrow" w:hAnsi="Arial Narrow"/>
           <w:vertAlign w:val="superscript"/>
         </w:rPr>
@@ -6111,14 +6122,14 @@
         <w:tab w:val="right" w:pos="8838"/>
       </w:tabs>
       <w:rPr>
-        <w:rFonts w:ascii="Arial" w:eastAsia="Arial" w:hAnsi="Arial" w:cs="Arial"/>
+        <w:rFonts w:ascii="Arial Narrow" w:eastAsia="Arial" w:hAnsi="Arial Narrow" w:cs="Arial"/>
         <w:sz w:val="16"/>
         <w:szCs w:val="16"/>
       </w:rPr>
     </w:pPr>
     <w:r>
       <w:rPr>
-        <w:rFonts w:ascii="Arial" w:eastAsia="Arial" w:hAnsi="Arial" w:cs="Arial"/>
+        <w:rFonts w:ascii="Arial Narrow" w:eastAsia="Arial" w:hAnsi="Arial Narrow" w:cs="Arial"/>
         <w:sz w:val="16"/>
         <w:szCs w:val="16"/>
       </w:rPr>
@@ -6132,7 +6143,7 @@
     </w:pPr>
     <w:r>
       <w:rPr>
-        <w:rFonts w:ascii="Arial" w:eastAsia="Arial" w:hAnsi="Arial" w:cs="Arial"/>
+        <w:rFonts w:ascii="Arial Narrow" w:eastAsia="Arial" w:hAnsi="Arial Narrow" w:cs="Arial"/>
         <w:sz w:val="16"/>
         <w:szCs w:val="16"/>
       </w:rPr>
@@ -6140,7 +6151,7 @@
     </w:r>
     <w:r>
       <w:rPr>
-        <w:rFonts w:ascii="Arial" w:eastAsia="Arial" w:hAnsi="Arial" w:cs="Arial"/>
+        <w:rFonts w:ascii="Arial Narrow" w:eastAsia="Arial" w:hAnsi="Arial Narrow" w:cs="Arial"/>
         <w:sz w:val="16"/>
         <w:szCs w:val="16"/>
       </w:rPr>
@@ -6148,7 +6159,7 @@
     </w:r>
     <w:r>
       <w:rPr>
-        <w:rFonts w:ascii="Arial" w:eastAsia="Arial" w:hAnsi="Arial" w:cs="Arial"/>
+        <w:rFonts w:ascii="Arial Narrow" w:eastAsia="Arial" w:hAnsi="Arial Narrow" w:cs="Arial"/>
         <w:sz w:val="16"/>
         <w:szCs w:val="16"/>
       </w:rPr>
@@ -6156,7 +6167,7 @@
     </w:r>
     <w:r>
       <w:rPr>
-        <w:rFonts w:ascii="Arial" w:eastAsia="Arial" w:hAnsi="Arial" w:cs="Arial"/>
+        <w:rFonts w:ascii="Arial Narrow" w:eastAsia="Arial" w:hAnsi="Arial Narrow" w:cs="Arial"/>
         <w:sz w:val="16"/>
         <w:szCs w:val="16"/>
       </w:rPr>
@@ -6164,7 +6175,7 @@
     </w:r>
     <w:r>
       <w:rPr>
-        <w:rFonts w:ascii="Arial" w:eastAsia="Arial" w:hAnsi="Arial" w:cs="Arial"/>
+        <w:rFonts w:ascii="Arial Narrow" w:eastAsia="Arial" w:hAnsi="Arial Narrow" w:cs="Arial"/>
         <w:sz w:val="16"/>
         <w:szCs w:val="16"/>
       </w:rPr>
@@ -6224,6 +6235,7 @@
           <w:rFonts w:ascii="Arial Narrow" w:hAnsi="Arial Narrow" w:cs="Arial"/>
           <w:sz w:val="16"/>
           <w:szCs w:val="16"/>
+          <w:vertAlign w:val="superscript"/>
         </w:rPr>
         <w:footnoteRef/>
       </w:r>
@@ -6298,6 +6310,7 @@
           <w:rFonts w:ascii="Arial Narrow" w:hAnsi="Arial Narrow" w:cs="Arial"/>
           <w:sz w:val="16"/>
           <w:szCs w:val="16"/>
+          <w:vertAlign w:val="superscript"/>
         </w:rPr>
         <w:footnoteRef/>
       </w:r>
@@ -6653,6 +6666,7 @@
           <w:rFonts w:ascii="Arial Narrow" w:hAnsi="Arial Narrow"/>
           <w:sz w:val="16"/>
           <w:szCs w:val="16"/>
+          <w:vertAlign w:val="superscript"/>
         </w:rPr>
         <w:footnoteRef/>
       </w:r>
@@ -6878,6 +6892,7 @@
           <w:rFonts w:ascii="Arial Narrow" w:hAnsi="Arial Narrow" w:cs="Arial"/>
           <w:sz w:val="16"/>
           <w:szCs w:val="16"/>
+          <w:vertAlign w:val="superscript"/>
         </w:rPr>
         <w:footnoteRef/>
       </w:r>
@@ -7085,6 +7100,7 @@
           <w:rFonts w:ascii="Arial Narrow" w:hAnsi="Arial Narrow" w:cs="Arial"/>
           <w:sz w:val="16"/>
           <w:szCs w:val="16"/>
+          <w:vertAlign w:val="superscript"/>
         </w:rPr>
         <w:footnoteRef/>
       </w:r>
@@ -7173,6 +7189,7 @@
           <w:rFonts w:ascii="Arial Narrow" w:hAnsi="Arial Narrow" w:cs="Arial"/>
           <w:sz w:val="16"/>
           <w:szCs w:val="16"/>
+          <w:vertAlign w:val="superscript"/>
         </w:rPr>
         <w:footnoteRef/>
       </w:r>
@@ -7380,7 +7397,7 @@
       </w:pPr>
       <w:r>
         <w:rPr>
-          <w:rStyle w:val="TextonotapieCar"/>
+          <w:rStyle w:val="Refdenotaalpie"/>
           <w:rFonts w:ascii="Arial Narrow" w:hAnsi="Arial Narrow" w:cs="Arial"/>
           <w:sz w:val="16"/>
           <w:szCs w:val="16"/>
@@ -7616,6 +7633,7 @@
           <w:rFonts w:ascii="Arial Narrow" w:hAnsi="Arial Narrow" w:cs="Arial"/>
           <w:sz w:val="16"/>
           <w:szCs w:val="16"/>
+          <w:vertAlign w:val="superscript"/>
         </w:rPr>
         <w:footnoteRef/>
       </w:r>
@@ -8433,6 +8451,7 @@
           <w:rFonts w:ascii="Arial Narrow" w:hAnsi="Arial Narrow" w:cs="Arial"/>
           <w:sz w:val="16"/>
           <w:szCs w:val="16"/>
+          <w:vertAlign w:val="superscript"/>
         </w:rPr>
         <w:footnoteRef/>
       </w:r>
@@ -8673,6 +8692,7 @@
           <w:bCs/>
           <w:sz w:val="16"/>
           <w:szCs w:val="16"/>
+          <w:vertAlign w:val="superscript"/>
         </w:rPr>
         <w:footnoteRef/>
       </w:r>
@@ -8824,6 +8844,7 @@
           <w:rFonts w:ascii="Arial Narrow" w:hAnsi="Arial Narrow" w:cs="Arial"/>
           <w:sz w:val="16"/>
           <w:szCs w:val="16"/>
+          <w:vertAlign w:val="superscript"/>
         </w:rPr>
         <w:footnoteRef/>
       </w:r>
@@ -11337,6 +11358,17 @@
       <w:szCs w:val="20"/>
     </w:rPr>
   </w:style>
+  <w:style w:type="character" w:styleId="FootnoteReference">
+    <w:name w:val="footnote reference"/>
+    <w:basedOn w:val="Fuentedeprrafopredeter"/>
+    <w:uiPriority w:val="99"/>
+    <w:semiHidden/>
+    <w:unhideWhenUsed/>
+    <w:rPr>
+      <w:rFonts w:ascii="Arial Narrow" w:hAnsi="Arial Narrow"/>
+      <w:vertAlign w:val="superscript"/>
+    </w:rPr>
+  </w:style>
 </w:styles>
 </file>
 

--- a/plantillas_maestras/02_seguro_vida/liquidacion_o_pago_menor/2_o_mas_ddos_varios/mujer/TPL_3424_2025_SEGURO_VIDA_LIQUIDACION_O_PAGO_MENOR_ASEGURADORA_MUJER_R1.docx
+++ b/plantillas_maestras/02_seguro_vida/liquidacion_o_pago_menor/2_o_mas_ddos_varios/mujer/TPL_3424_2025_SEGURO_VIDA_LIQUIDACION_O_PAGO_MENOR_ASEGURADORA_MUJER_R1.docx
@@ -1,8 +1,8 @@
 
 <file path=word/document.xml><?xml version="1.0" encoding="utf-8"?>
-<w:document xmlns:wpc="http://schemas.microsoft.com/office/word/2010/wordprocessingCanvas" xmlns:cx="http://schemas.microsoft.com/office/drawing/2014/chartex" xmlns:cx1="http://schemas.microsoft.com/office/drawing/2015/9/8/chartex" xmlns:cx2="http://schemas.microsoft.com/office/drawing/2015/10/21/chartex" xmlns:cx3="http://schemas.microsoft.com/office/drawing/2016/5/9/chartex" xmlns:cx4="http://schemas.microsoft.com/office/drawing/2016/5/10/chartex" xmlns:cx5="http://schemas.microsoft.com/office/drawing/2016/5/11/chartex" xmlns:cx6="http://schemas.microsoft.com/office/drawing/2016/5/12/chartex" xmlns:cx7="http://schemas.microsoft.com/office/drawing/2016/5/13/chartex" xmlns:cx8="http://schemas.microsoft.com/office/drawing/2016/5/14/chartex" xmlns:mc="http://schemas.openxmlformats.org/markup-compatibility/2006" xmlns:aink="http://schemas.microsoft.com/office/drawing/2016/ink" xmlns:am3d="http://schemas.microsoft.com/office/drawing/2017/model3d" xmlns:o="urn:schemas-microsoft-com:office:office" xmlns:oel="http://schemas.microsoft.com/office/2019/extlst" xmlns:r="http://schemas.openxmlformats.org/officeDocument/2006/relationships" xmlns:m="http://schemas.openxmlformats.org/officeDocument/2006/math" xmlns:v="urn:schemas-microsoft-com:vml" xmlns:wp14="http://schemas.microsoft.com/office/word/2010/wordprocessingDrawing" xmlns:wp="http://schemas.openxmlformats.org/drawingml/2006/wordprocessingDrawing" xmlns:w10="urn:schemas-microsoft-com:office:word" xmlns:w="http://schemas.openxmlformats.org/wordprocessingml/2006/main" xmlns:w14="http://schemas.microsoft.com/office/word/2010/wordml" xmlns:w15="http://schemas.microsoft.com/office/word/2012/wordml" xmlns:w16cex="http://schemas.microsoft.com/office/word/2018/wordml/cex" xmlns:w16cid="http://schemas.microsoft.com/office/word/2016/wordml/cid" xmlns:w16="http://schemas.microsoft.com/office/word/2018/wordml" xmlns:w16du="http://schemas.microsoft.com/office/word/2023/wordml/word16du" xmlns:w16sdtdh="http://schemas.microsoft.com/office/word/2020/wordml/sdtdatahash" xmlns:w16sdtfl="http://schemas.microsoft.com/office/word/2024/wordml/sdtformatlock" xmlns:w16se="http://schemas.microsoft.com/office/word/2015/wordml/symex" xmlns:wpg="http://schemas.microsoft.com/office/word/2010/wordprocessingGroup" xmlns:wpi="http://schemas.microsoft.com/office/word/2010/wordprocessingInk" xmlns:wne="http://schemas.microsoft.com/office/word/2006/wordml" xmlns:wps="http://schemas.microsoft.com/office/word/2010/wordprocessingShape" mc:Ignorable="w14 w15 w16se w16cid w16 w16cex w16sdtdh w16sdtfl w16du wp14">
+<w:document xmlns:ns1="http://schemas.openxmlformats.org/markup-compatibility/2006" xmlns:ns2="http://schemas.microsoft.com/office/word/2010/wordml" xmlns:ns3="http://schemas.openxmlformats.org/officeDocument/2006/relationships" xmlns:w="http://schemas.openxmlformats.org/wordprocessingml/2006/main" ns1:Ignorable="w14 w15 w16se w16cid w16 w16cex w16sdtdh w16sdtfl w16du wp14">
   <w:body>
-    <w:p>
+    <w:p ns2:paraId="1B509B2D" ns2:textId="2A3DF8F3">
       <w:pPr>
         <w:tabs>
           <w:tab w:val="left" w:pos="1701"/>
@@ -14,7 +14,7 @@
           <w:color w:val="000000"/>
           <w:kern w:val="0"/>
           <w:lang w:eastAsia="es-PE"/>
-          <w14:ligatures w14:val="none"/>
+          <ns2:ligatures ns2:val="none"/>
         </w:rPr>
       </w:pPr>
       <w:bookmarkStart w:id="0" w:name="_Hlk80343540"/>
@@ -25,7 +25,7 @@
           <w:color w:val="000000"/>
           <w:kern w:val="0"/>
           <w:lang w:eastAsia="es-PE"/>
-          <w14:ligatures w14:val="none"/>
+          <ns2:ligatures ns2:val="none"/>
         </w:rPr>
         <w:t xml:space="preserve">EXPEDIENTE </w:t>
       </w:r>
@@ -36,7 +36,7 @@
           <w:color w:val="000000"/>
           <w:kern w:val="0"/>
           <w:lang w:eastAsia="es-PE"/>
-          <w14:ligatures w14:val="none"/>
+          <ns2:ligatures ns2:val="none"/>
         </w:rPr>
         <w:tab/>
         <w:t>:</w:t>
@@ -48,7 +48,7 @@
           <w:color w:val="000000"/>
           <w:kern w:val="0"/>
           <w:lang w:eastAsia="es-PE"/>
-          <w14:ligatures w14:val="none"/>
+          <ns2:ligatures ns2:val="none"/>
         </w:rPr>
         <w:tab/>
       </w:r>
@@ -61,12 +61,12 @@
           <w:kern w:val="0"/>
           <w:shd w:val="clear" w:color="auto" w:fill="FFFFFF"/>
           <w:lang w:eastAsia="es-PE"/>
-          <w14:ligatures w14:val="none"/>
+          <ns2:ligatures ns2:val="none"/>
         </w:rPr>
         <w:t>3424-2025/CC1</w:t>
       </w:r>
     </w:p>
-    <w:p>
+    <w:p ns2:paraId="7E5DC22B" ns2:textId="4BCD366A">
       <w:pPr>
         <w:tabs>
           <w:tab w:val="left" w:pos="1701"/>
@@ -81,17 +81,17 @@
           <w:color w:val="000000"/>
           <w:kern w:val="0"/>
           <w:lang w:eastAsia="es-PE"/>
-          <w14:ligatures w14:val="none"/>
-        </w:rPr>
-      </w:pPr>
-      <w:r>
-        <w:rPr>
-          <w:rFonts w:ascii="Arial Narrow" w:eastAsia="Arial Narrow" w:hAnsi="Arial Narrow" w:cs="Arial Narrow"/>
-          <w:b/>
-          <w:color w:val="000000"/>
-          <w:kern w:val="0"/>
-          <w:lang w:eastAsia="es-PE"/>
-          <w14:ligatures w14:val="none"/>
+          <ns2:ligatures ns2:val="none"/>
+        </w:rPr>
+      </w:pPr>
+      <w:r>
+        <w:rPr>
+          <w:rFonts w:ascii="Arial Narrow" w:eastAsia="Arial Narrow" w:hAnsi="Arial Narrow" w:cs="Arial Narrow"/>
+          <w:b/>
+          <w:color w:val="000000"/>
+          <w:kern w:val="0"/>
+          <w:lang w:eastAsia="es-PE"/>
+          <ns2:ligatures ns2:val="none"/>
         </w:rPr>
         <w:t xml:space="preserve">DENUNCIANTE:[DENUNCIANTE] (SEÑORA [APELLIDO])</w:t>
       </w:r>
@@ -102,7 +102,7 @@
           <w:color w:val="000000"/>
           <w:kern w:val="0"/>
           <w:lang w:eastAsia="es-PE"/>
-          <w14:ligatures w14:val="none"/>
+          <ns2:ligatures ns2:val="none"/>
         </w:rPr>
         <w:tab/>
         <w:t/>
@@ -114,7 +114,7 @@
           <w:color w:val="000000"/>
           <w:kern w:val="0"/>
           <w:lang w:eastAsia="es-PE"/>
-          <w14:ligatures w14:val="none"/>
+          <ns2:ligatures ns2:val="none"/>
         </w:rPr>
         <w:tab/>
       </w:r>
@@ -125,7 +125,7 @@
           <w:color w:val="000000"/>
           <w:kern w:val="0"/>
           <w:lang w:eastAsia="es-PE"/>
-          <w14:ligatures w14:val="none"/>
+          <ns2:ligatures ns2:val="none"/>
         </w:rPr>
         <w:t xml:space="preserve"/>
       </w:r>
@@ -136,7 +136,7 @@
           <w:color w:val="000000"/>
           <w:kern w:val="0"/>
           <w:lang w:eastAsia="es-PE"/>
-          <w14:ligatures w14:val="none"/>
+          <ns2:ligatures ns2:val="none"/>
         </w:rPr>
         <w:t xml:space="preserve"/>
       </w:r>
@@ -147,7 +147,7 @@
           <w:color w:val="000000"/>
           <w:kern w:val="0"/>
           <w:lang w:eastAsia="es-PE"/>
-          <w14:ligatures w14:val="none"/>
+          <ns2:ligatures ns2:val="none"/>
         </w:rPr>
         <w:t/>
       </w:r>
@@ -158,12 +158,12 @@
           <w:color w:val="000000"/>
           <w:kern w:val="0"/>
           <w:lang w:eastAsia="es-PE"/>
-          <w14:ligatures w14:val="none"/>
+          <ns2:ligatures ns2:val="none"/>
         </w:rPr>
         <w:t/>
       </w:r>
     </w:p>
-    <w:p>
+    <w:p ns2:paraId="6DEEEDFE" ns2:textId="14BC28C6">
       <w:pPr>
         <w:tabs>
           <w:tab w:val="left" w:pos="1701"/>
@@ -178,17 +178,17 @@
           <w:color w:val="000000"/>
           <w:kern w:val="0"/>
           <w:lang w:eastAsia="es-PE"/>
-          <w14:ligatures w14:val="none"/>
-        </w:rPr>
-      </w:pPr>
-      <w:r>
-        <w:rPr>
-          <w:rFonts w:ascii="Arial Narrow" w:eastAsia="Arial Narrow" w:hAnsi="Arial Narrow" w:cs="Arial Narrow"/>
-          <w:b/>
-          <w:color w:val="000000"/>
-          <w:kern w:val="0"/>
-          <w:lang w:eastAsia="es-PE"/>
-          <w14:ligatures w14:val="none"/>
+          <ns2:ligatures ns2:val="none"/>
+        </w:rPr>
+      </w:pPr>
+      <w:r>
+        <w:rPr>
+          <w:rFonts w:ascii="Arial Narrow" w:eastAsia="Arial Narrow" w:hAnsi="Arial Narrow" w:cs="Arial Narrow"/>
+          <w:b/>
+          <w:color w:val="000000"/>
+          <w:kern w:val="0"/>
+          <w:lang w:eastAsia="es-PE"/>
+          <ns2:ligatures ns2:val="none"/>
         </w:rPr>
         <w:t>DENUNCIADO</w:t>
       </w:r>
@@ -199,7 +199,7 @@
           <w:color w:val="000000"/>
           <w:kern w:val="0"/>
           <w:lang w:eastAsia="es-PE"/>
-          <w14:ligatures w14:val="none"/>
+          <ns2:ligatures ns2:val="none"/>
         </w:rPr>
         <w:tab/>
         <w:t>:</w:t>
@@ -211,7 +211,7 @@
           <w:color w:val="000000"/>
           <w:kern w:val="0"/>
           <w:lang w:eastAsia="es-PE"/>
-          <w14:ligatures w14:val="none"/>
+          <ns2:ligatures ns2:val="none"/>
         </w:rPr>
         <w:tab/>
       </w:r>
@@ -222,7 +222,7 @@
           <w:color w:val="000000"/>
           <w:kern w:val="0"/>
           <w:lang w:eastAsia="es-PE"/>
-          <w14:ligatures w14:val="none"/>
+          <ns2:ligatures ns2:val="none"/>
         </w:rPr>
         <w:t xml:space="preserve">MAPFRE PERÚ COMPAÑÍA DE SEGUROS Y REASEGUROS S.A. </w:t>
       </w:r>
@@ -233,7 +233,7 @@
           <w:color w:val="000000"/>
           <w:kern w:val="0"/>
           <w:lang w:eastAsia="es-PE"/>
-          <w14:ligatures w14:val="none"/>
+          <ns2:ligatures ns2:val="none"/>
         </w:rPr>
         <w:t>(</w:t>
       </w:r>
@@ -244,7 +244,7 @@
           <w:color w:val="000000"/>
           <w:kern w:val="0"/>
           <w:lang w:eastAsia="es-PE"/>
-          <w14:ligatures w14:val="none"/>
+          <ns2:ligatures ns2:val="none"/>
         </w:rPr>
         <w:t>MAPFRE</w:t>
       </w:r>
@@ -255,12 +255,12 @@
           <w:color w:val="000000"/>
           <w:kern w:val="0"/>
           <w:lang w:eastAsia="es-PE"/>
-          <w14:ligatures w14:val="none"/>
+          <ns2:ligatures ns2:val="none"/>
         </w:rPr>
         <w:t>)</w:t>
       </w:r>
     </w:p>
-    <w:p>
+    <w:p ns2:paraId="022D2B94" ns2:textId="77777777">
       <w:pPr>
         <w:tabs>
           <w:tab w:val="left" w:pos="1701"/>
@@ -275,17 +275,17 @@
           <w:color w:val="000000"/>
           <w:kern w:val="0"/>
           <w:lang w:eastAsia="es-PE"/>
-          <w14:ligatures w14:val="none"/>
-        </w:rPr>
-      </w:pPr>
-      <w:r>
-        <w:rPr>
-          <w:rFonts w:ascii="Arial Narrow" w:eastAsia="Arial Narrow" w:hAnsi="Arial Narrow" w:cs="Arial Narrow"/>
-          <w:b/>
-          <w:color w:val="000000"/>
-          <w:kern w:val="0"/>
-          <w:lang w:eastAsia="es-PE"/>
-          <w14:ligatures w14:val="none"/>
+          <ns2:ligatures ns2:val="none"/>
+        </w:rPr>
+      </w:pPr>
+      <w:r>
+        <w:rPr>
+          <w:rFonts w:ascii="Arial Narrow" w:eastAsia="Arial Narrow" w:hAnsi="Arial Narrow" w:cs="Arial Narrow"/>
+          <w:b/>
+          <w:color w:val="000000"/>
+          <w:kern w:val="0"/>
+          <w:lang w:eastAsia="es-PE"/>
+          <ns2:ligatures ns2:val="none"/>
         </w:rPr>
         <w:t>MATERIAS</w:t>
       </w:r>
@@ -296,7 +296,7 @@
           <w:color w:val="000000"/>
           <w:kern w:val="0"/>
           <w:lang w:eastAsia="es-PE"/>
-          <w14:ligatures w14:val="none"/>
+          <ns2:ligatures ns2:val="none"/>
         </w:rPr>
         <w:tab/>
         <w:t xml:space="preserve">: </w:t>
@@ -308,13 +308,13 @@
           <w:color w:val="000000"/>
           <w:kern w:val="0"/>
           <w:lang w:eastAsia="es-PE"/>
-          <w14:ligatures w14:val="none"/>
+          <ns2:ligatures ns2:val="none"/>
         </w:rPr>
         <w:tab/>
         <w:t>ADMISIÓN A TRÁMITE</w:t>
       </w:r>
     </w:p>
-    <w:p>
+    <w:p ns2:paraId="19ED7B73" ns2:textId="77777777">
       <w:pPr>
         <w:tabs>
           <w:tab w:val="left" w:pos="1701"/>
@@ -329,17 +329,17 @@
           <w:color w:val="000000"/>
           <w:kern w:val="0"/>
           <w:lang w:eastAsia="es-PE"/>
-          <w14:ligatures w14:val="none"/>
-        </w:rPr>
-      </w:pPr>
-      <w:r>
-        <w:rPr>
-          <w:rFonts w:ascii="Arial Narrow" w:eastAsia="Arial Narrow" w:hAnsi="Arial Narrow" w:cs="Arial Narrow"/>
-          <w:b/>
-          <w:color w:val="000000"/>
-          <w:kern w:val="0"/>
-          <w:lang w:eastAsia="es-PE"/>
-          <w14:ligatures w14:val="none"/>
+          <ns2:ligatures ns2:val="none"/>
+        </w:rPr>
+      </w:pPr>
+      <w:r>
+        <w:rPr>
+          <w:rFonts w:ascii="Arial Narrow" w:eastAsia="Arial Narrow" w:hAnsi="Arial Narrow" w:cs="Arial Narrow"/>
+          <w:b/>
+          <w:color w:val="000000"/>
+          <w:kern w:val="0"/>
+          <w:lang w:eastAsia="es-PE"/>
+          <ns2:ligatures ns2:val="none"/>
         </w:rPr>
         <w:t>REQUERIMIENTO DE INFORMACIÓN</w:t>
       </w:r>
@@ -350,12 +350,12 @@
           <w:color w:val="000000"/>
           <w:kern w:val="0"/>
           <w:lang w:eastAsia="es-PE"/>
-          <w14:ligatures w14:val="none"/>
+          <ns2:ligatures ns2:val="none"/>
         </w:rPr>
         <w:t xml:space="preserve"> </w:t>
       </w:r>
     </w:p>
-    <w:p>
+    <w:p ns2:paraId="46A5A479" ns2:textId="3D19D03A">
       <w:pPr>
         <w:tabs>
           <w:tab w:val="left" w:pos="1701"/>
@@ -369,17 +369,17 @@
           <w:color w:val="000000"/>
           <w:kern w:val="0"/>
           <w:lang w:eastAsia="es-PE"/>
-          <w14:ligatures w14:val="none"/>
-        </w:rPr>
-      </w:pPr>
-      <w:r>
-        <w:rPr>
-          <w:rFonts w:ascii="Arial Narrow" w:eastAsia="Arial Narrow" w:hAnsi="Arial Narrow" w:cs="Arial Narrow"/>
-          <w:b/>
-          <w:color w:val="000000"/>
-          <w:kern w:val="0"/>
-          <w:lang w:eastAsia="es-PE"/>
-          <w14:ligatures w14:val="none"/>
+          <ns2:ligatures ns2:val="none"/>
+        </w:rPr>
+      </w:pPr>
+      <w:r>
+        <w:rPr>
+          <w:rFonts w:ascii="Arial Narrow" w:eastAsia="Arial Narrow" w:hAnsi="Arial Narrow" w:cs="Arial Narrow"/>
+          <w:b/>
+          <w:color w:val="000000"/>
+          <w:kern w:val="0"/>
+          <w:lang w:eastAsia="es-PE"/>
+          <ns2:ligatures ns2:val="none"/>
         </w:rPr>
         <w:t xml:space="preserve">RESOLUCIÓN </w:t>
       </w:r>
@@ -390,7 +390,7 @@
           <w:color w:val="000000"/>
           <w:kern w:val="0"/>
           <w:lang w:eastAsia="es-PE"/>
-          <w14:ligatures w14:val="none"/>
+          <ns2:ligatures ns2:val="none"/>
         </w:rPr>
         <w:tab/>
         <w:t>:</w:t>
@@ -402,7 +402,7 @@
           <w:color w:val="000000"/>
           <w:kern w:val="0"/>
           <w:lang w:eastAsia="es-PE"/>
-          <w14:ligatures w14:val="none"/>
+          <ns2:ligatures ns2:val="none"/>
         </w:rPr>
         <w:tab/>
       </w:r>
@@ -413,12 +413,12 @@
           <w:color w:val="000000"/>
           <w:kern w:val="0"/>
           <w:lang w:eastAsia="es-PE"/>
-          <w14:ligatures w14:val="none"/>
+          <ns2:ligatures ns2:val="none"/>
         </w:rPr>
         <w:t>1</w:t>
       </w:r>
     </w:p>
-    <w:p>
+    <w:p ns2:paraId="5BA3A18D" ns2:textId="77777777">
       <w:pPr>
         <w:tabs>
           <w:tab w:val="left" w:pos="1014"/>
@@ -431,11 +431,11 @@
           <w:kern w:val="0"/>
           <w:shd w:val="clear" w:color="auto" w:fill="FFFFFF"/>
           <w:lang w:eastAsia="es-PE"/>
-          <w14:ligatures w14:val="none"/>
-        </w:rPr>
-      </w:pPr>
-    </w:p>
-    <w:p>
+          <ns2:ligatures ns2:val="none"/>
+        </w:rPr>
+      </w:pPr>
+    </w:p>
+    <w:p ns2:paraId="2F799822" ns2:textId="08DF9E40">
       <w:pPr>
         <w:tabs>
           <w:tab w:val="left" w:pos="1014"/>
@@ -448,7 +448,7 @@
           <w:kern w:val="0"/>
           <w:shd w:val="clear" w:color="auto" w:fill="FFFFFF"/>
           <w:lang w:eastAsia="es-PE"/>
-          <w14:ligatures w14:val="none"/>
+          <ns2:ligatures ns2:val="none"/>
         </w:rPr>
       </w:pPr>
       <w:r>
@@ -458,7 +458,7 @@
           <w:kern w:val="0"/>
           <w:shd w:val="clear" w:color="auto" w:fill="FFFFFF"/>
           <w:lang w:eastAsia="es-PE"/>
-          <w14:ligatures w14:val="none"/>
+          <ns2:ligatures ns2:val="none"/>
         </w:rPr>
         <w:t>Lima</w:t>
       </w:r>
@@ -469,7 +469,7 @@
           <w:kern w:val="0"/>
           <w:shd w:val="clear" w:color="auto" w:fill="FFFFFF"/>
           <w:lang w:eastAsia="es-PE"/>
-          <w14:ligatures w14:val="none"/>
+          <ns2:ligatures ns2:val="none"/>
         </w:rPr>
         <w:t xml:space="preserve">, </w:t>
       </w:r>
@@ -480,7 +480,7 @@
           <w:kern w:val="0"/>
           <w:shd w:val="clear" w:color="auto" w:fill="FFFFFF"/>
           <w:lang w:eastAsia="es-PE"/>
-          <w14:ligatures w14:val="none"/>
+          <ns2:ligatures ns2:val="none"/>
         </w:rPr>
         <w:t>6</w:t>
       </w:r>
@@ -491,7 +491,7 @@
           <w:kern w:val="0"/>
           <w:shd w:val="clear" w:color="auto" w:fill="FFFFFF"/>
           <w:lang w:eastAsia="es-PE"/>
-          <w14:ligatures w14:val="none"/>
+          <ns2:ligatures ns2:val="none"/>
         </w:rPr>
         <w:t xml:space="preserve"> de </w:t>
       </w:r>
@@ -502,7 +502,7 @@
           <w:kern w:val="0"/>
           <w:shd w:val="clear" w:color="auto" w:fill="FFFFFF"/>
           <w:lang w:eastAsia="es-PE"/>
-          <w14:ligatures w14:val="none"/>
+          <ns2:ligatures ns2:val="none"/>
         </w:rPr>
         <w:t>febrero</w:t>
       </w:r>
@@ -513,12 +513,12 @@
           <w:kern w:val="0"/>
           <w:shd w:val="clear" w:color="auto" w:fill="FFFFFF"/>
           <w:lang w:eastAsia="es-PE"/>
-          <w14:ligatures w14:val="none"/>
+          <ns2:ligatures ns2:val="none"/>
         </w:rPr>
         <w:t xml:space="preserve"> de 2026</w:t>
       </w:r>
     </w:p>
-    <w:p>
+    <w:p ns2:paraId="66CE1821" ns2:textId="77777777">
       <w:pPr>
         <w:tabs>
           <w:tab w:val="left" w:pos="1014"/>
@@ -530,11 +530,11 @@
           <w:color w:val="000000"/>
           <w:kern w:val="0"/>
           <w:lang w:eastAsia="es-PE"/>
-          <w14:ligatures w14:val="none"/>
-        </w:rPr>
-      </w:pPr>
-    </w:p>
-    <w:p>
+          <ns2:ligatures ns2:val="none"/>
+        </w:rPr>
+      </w:pPr>
+    </w:p>
+    <w:p ns2:paraId="0B80AAA5" ns2:textId="77777777">
       <w:pPr>
         <w:numPr>
           <w:ilvl w:val="0"/>
@@ -548,22 +548,22 @@
           <w:color w:val="000000"/>
           <w:kern w:val="0"/>
           <w:lang w:eastAsia="es-PE"/>
-          <w14:ligatures w14:val="none"/>
-        </w:rPr>
-      </w:pPr>
-      <w:r>
-        <w:rPr>
-          <w:rFonts w:ascii="Arial Narrow" w:eastAsia="Arial Narrow" w:hAnsi="Arial Narrow" w:cs="Arial Narrow"/>
-          <w:b/>
-          <w:color w:val="000000"/>
-          <w:kern w:val="0"/>
-          <w:lang w:eastAsia="es-PE"/>
-          <w14:ligatures w14:val="none"/>
+          <ns2:ligatures ns2:val="none"/>
+        </w:rPr>
+      </w:pPr>
+      <w:r>
+        <w:rPr>
+          <w:rFonts w:ascii="Arial Narrow" w:eastAsia="Arial Narrow" w:hAnsi="Arial Narrow" w:cs="Arial Narrow"/>
+          <w:b/>
+          <w:color w:val="000000"/>
+          <w:kern w:val="0"/>
+          <w:lang w:eastAsia="es-PE"/>
+          <ns2:ligatures ns2:val="none"/>
         </w:rPr>
         <w:t xml:space="preserve">HECHOS </w:t>
       </w:r>
     </w:p>
-    <w:p>
+    <w:p ns2:paraId="621F2AB2" ns2:textId="77777777">
       <w:pPr>
         <w:spacing w:after="0" w:line="240" w:lineRule="auto"/>
         <w:jc w:val="both"/>
@@ -572,11 +572,11 @@
           <w:color w:val="000000"/>
           <w:kern w:val="0"/>
           <w:lang w:eastAsia="es-PE"/>
-          <w14:ligatures w14:val="none"/>
-        </w:rPr>
-      </w:pPr>
-    </w:p>
-    <w:p>
+          <ns2:ligatures ns2:val="none"/>
+        </w:rPr>
+      </w:pPr>
+    </w:p>
+    <w:p ns2:paraId="60B5D5B0" ns2:textId="1E6A39E2">
       <w:pPr>
         <w:numPr>
           <w:ilvl w:val="1"/>
@@ -590,7 +590,7 @@
           <w:color w:val="000000"/>
           <w:kern w:val="0"/>
           <w:lang w:val="es-ES" w:eastAsia="es-ES"/>
-          <w14:ligatures w14:val="none"/>
+          <ns2:ligatures ns2:val="none"/>
         </w:rPr>
       </w:pPr>
       <w:r>
@@ -599,7 +599,7 @@
           <w:color w:val="000000"/>
           <w:kern w:val="0"/>
           <w:lang w:val="es-ES" w:eastAsia="es-ES"/>
-          <w14:ligatures w14:val="none"/>
+          <ns2:ligatures ns2:val="none"/>
         </w:rPr>
         <w:t xml:space="preserve">Mediante el escrito del 24 de diciembre de 2025, la señora [APELLIDO] denunció a Mapfre por presuntas infracciones a la Ley 29571, Código de Protección y Defensa del Consumidor (en adelante, Código), señalando lo siguiente:</w:t>
       </w:r>
@@ -609,7 +609,7 @@
           <w:color w:val="000000"/>
           <w:kern w:val="0"/>
           <w:lang w:val="es-ES" w:eastAsia="es-ES"/>
-          <w14:ligatures w14:val="none"/>
+          <ns2:ligatures ns2:val="none"/>
         </w:rPr>
         <w:t/>
       </w:r>
@@ -617,7 +617,7 @@
         <w:rPr>
           <w:rFonts w:ascii="Arial Narrow" w:eastAsia="Calibri" w:hAnsi="Arial Narrow" w:cs="Arial"/>
           <w:kern w:val="0"/>
-          <w14:ligatures w14:val="none"/>
+          <ns2:ligatures ns2:val="none"/>
         </w:rPr>
         <w:t/>
       </w:r>
@@ -625,7 +625,7 @@
         <w:rPr>
           <w:rFonts w:ascii="Arial Narrow" w:eastAsia="Calibri" w:hAnsi="Arial Narrow" w:cs="Arial"/>
           <w:kern w:val="0"/>
-          <w14:ligatures w14:val="none"/>
+          <ns2:ligatures ns2:val="none"/>
         </w:rPr>
         <w:t xml:space="preserve"/>
       </w:r>
@@ -633,7 +633,7 @@
         <w:rPr>
           <w:rFonts w:ascii="Arial Narrow" w:eastAsia="Calibri" w:hAnsi="Arial Narrow" w:cs="Arial"/>
           <w:kern w:val="0"/>
-          <w14:ligatures w14:val="none"/>
+          <ns2:ligatures ns2:val="none"/>
         </w:rPr>
         <w:t xml:space="preserve"/>
       </w:r>
@@ -641,7 +641,7 @@
         <w:rPr>
           <w:rFonts w:ascii="Arial Narrow" w:eastAsia="Calibri" w:hAnsi="Arial Narrow" w:cs="Arial"/>
           <w:kern w:val="0"/>
-          <w14:ligatures w14:val="none"/>
+          <ns2:ligatures ns2:val="none"/>
         </w:rPr>
         <w:t/>
       </w:r>
@@ -651,7 +651,7 @@
           <w:color w:val="000000"/>
           <w:kern w:val="0"/>
           <w:lang w:val="es-ES" w:eastAsia="es-ES"/>
-          <w14:ligatures w14:val="none"/>
+          <ns2:ligatures ns2:val="none"/>
         </w:rPr>
         <w:t xml:space="preserve"/>
       </w:r>
@@ -661,7 +661,7 @@
           <w:color w:val="000000"/>
           <w:kern w:val="0"/>
           <w:lang w:val="es-ES" w:eastAsia="es-ES"/>
-          <w14:ligatures w14:val="none"/>
+          <ns2:ligatures ns2:val="none"/>
         </w:rPr>
         <w:t xml:space="preserve"/>
       </w:r>
@@ -671,7 +671,7 @@
           <w:color w:val="000000"/>
           <w:kern w:val="0"/>
           <w:lang w:val="es-ES" w:eastAsia="es-ES"/>
-          <w14:ligatures w14:val="none"/>
+          <ns2:ligatures ns2:val="none"/>
         </w:rPr>
         <w:t/>
       </w:r>
@@ -683,7 +683,7 @@
           <w:kern w:val="0"/>
           <w:vertAlign w:val="superscript"/>
           <w:lang w:val="es-ES" w:eastAsia="es-ES"/>
-          <w14:ligatures w14:val="none"/>
+          <ns2:ligatures ns2:val="none"/>
         </w:rPr>
         <w:footnoteReference w:id="1"/>
       </w:r>
@@ -693,7 +693,7 @@
           <w:color w:val="000000"/>
           <w:kern w:val="0"/>
           <w:lang w:val="es-ES" w:eastAsia="es-ES"/>
-          <w14:ligatures w14:val="none"/>
+          <ns2:ligatures ns2:val="none"/>
         </w:rPr>
         <w:t xml:space="preserve"/>
       </w:r>
@@ -704,25 +704,25 @@
           <w:color w:val="000000"/>
           <w:kern w:val="0"/>
           <w:lang w:val="es-ES" w:eastAsia="es-ES"/>
-          <w14:ligatures w14:val="none"/>
+          <ns2:ligatures ns2:val="none"/>
         </w:rPr>
         <w:t/>
       </w:r>
     </w:p>
-    <w:p>
-      <w:pPr>
-        <w:spacing w:after="0" w:line="240" w:lineRule="auto"/>
-        <w:jc w:val="both"/>
-        <w:rPr>
-          <w:rFonts w:ascii="Arial Narrow" w:eastAsia="Times New Roman" w:hAnsi="Arial Narrow" w:cs="Arial"/>
-          <w:color w:val="000000"/>
-          <w:kern w:val="0"/>
-          <w:lang w:eastAsia="es-ES"/>
-          <w14:ligatures w14:val="none"/>
-        </w:rPr>
-      </w:pPr>
-    </w:p>
-    <w:p>
+    <w:p ns2:paraId="3EF8D267" ns2:textId="77777777">
+      <w:pPr>
+        <w:spacing w:after="0" w:line="240" w:lineRule="auto"/>
+        <w:jc w:val="both"/>
+        <w:rPr>
+          <w:rFonts w:ascii="Arial Narrow" w:eastAsia="Times New Roman" w:hAnsi="Arial Narrow" w:cs="Arial"/>
+          <w:color w:val="000000"/>
+          <w:kern w:val="0"/>
+          <w:lang w:eastAsia="es-ES"/>
+          <ns2:ligatures ns2:val="none"/>
+        </w:rPr>
+      </w:pPr>
+    </w:p>
+    <w:p ns2:paraId="6AAC828C" ns2:textId="748755F5">
       <w:pPr>
         <w:pStyle w:val="Prrafodelista"/>
         <w:numPr>
@@ -740,16 +740,16 @@
           <w:color w:val="000000"/>
           <w:kern w:val="0"/>
           <w:lang w:eastAsia="es-ES"/>
-          <w14:ligatures w14:val="none"/>
-        </w:rPr>
-      </w:pPr>
-      <w:r>
-        <w:rPr>
-          <w:rFonts w:ascii="Arial Narrow" w:eastAsia="Times New Roman" w:hAnsi="Arial Narrow" w:cs="Arial"/>
-          <w:color w:val="000000"/>
-          <w:kern w:val="0"/>
-          <w:lang w:eastAsia="es-ES"/>
-          <w14:ligatures w14:val="none"/>
+          <ns2:ligatures ns2:val="none"/>
+        </w:rPr>
+      </w:pPr>
+      <w:r>
+        <w:rPr>
+          <w:rFonts w:ascii="Arial Narrow" w:eastAsia="Times New Roman" w:hAnsi="Arial Narrow" w:cs="Arial"/>
+          <w:color w:val="000000"/>
+          <w:kern w:val="0"/>
+          <w:lang w:eastAsia="es-ES"/>
+          <ns2:ligatures ns2:val="none"/>
         </w:rPr>
         <w:t xml:space="preserve">El 24 de junio de 2023, ocurrió el fallecimiento de su concubino, el señor [APELLIDO] del Águila Bartra (en adelante, señor [APELLIDO]), asegurado con la Póliza 6101459900039 del Seguro de Vida Ley (en adelante, Seguro de Vida Ley) emitido por Mapfre, a consecuencia de asfixia por ahogamiento, hecho calificado como muerte accidental laboral. </w:t>
       </w:r>
@@ -759,7 +759,7 @@
           <w:color w:val="000000"/>
           <w:kern w:val="0"/>
           <w:lang w:eastAsia="es-ES"/>
-          <w14:ligatures w14:val="none"/>
+          <ns2:ligatures ns2:val="none"/>
         </w:rPr>
         <w:t xml:space="preserve"/>
       </w:r>
@@ -769,7 +769,7 @@
           <w:color w:val="000000"/>
           <w:kern w:val="0"/>
           <w:lang w:eastAsia="es-ES"/>
-          <w14:ligatures w14:val="none"/>
+          <ns2:ligatures ns2:val="none"/>
         </w:rPr>
         <w:t/>
       </w:r>
@@ -779,7 +779,7 @@
           <w:color w:val="000000"/>
           <w:kern w:val="0"/>
           <w:lang w:eastAsia="es-ES"/>
-          <w14:ligatures w14:val="none"/>
+          <ns2:ligatures ns2:val="none"/>
         </w:rPr>
         <w:t xml:space="preserve"/>
       </w:r>
@@ -789,7 +789,7 @@
           <w:color w:val="000000"/>
           <w:kern w:val="0"/>
           <w:lang w:eastAsia="es-ES"/>
-          <w14:ligatures w14:val="none"/>
+          <ns2:ligatures ns2:val="none"/>
         </w:rPr>
         <w:t xml:space="preserve"/>
       </w:r>
@@ -799,7 +799,7 @@
           <w:color w:val="000000"/>
           <w:kern w:val="0"/>
           <w:lang w:eastAsia="es-ES"/>
-          <w14:ligatures w14:val="none"/>
+          <ns2:ligatures ns2:val="none"/>
         </w:rPr>
         <w:t/>
       </w:r>
@@ -809,7 +809,7 @@
           <w:color w:val="000000"/>
           <w:kern w:val="0"/>
           <w:lang w:eastAsia="es-ES"/>
-          <w14:ligatures w14:val="none"/>
+          <ns2:ligatures ns2:val="none"/>
         </w:rPr>
         <w:t xml:space="preserve"/>
       </w:r>
@@ -819,7 +819,7 @@
           <w:color w:val="000000"/>
           <w:kern w:val="0"/>
           <w:lang w:eastAsia="es-ES"/>
-          <w14:ligatures w14:val="none"/>
+          <ns2:ligatures ns2:val="none"/>
         </w:rPr>
         <w:t xml:space="preserve"/>
       </w:r>
@@ -829,7 +829,7 @@
           <w:color w:val="000000"/>
           <w:kern w:val="0"/>
           <w:lang w:eastAsia="es-ES"/>
-          <w14:ligatures w14:val="none"/>
+          <ns2:ligatures ns2:val="none"/>
         </w:rPr>
         <w:t xml:space="preserve"/>
       </w:r>
@@ -839,7 +839,7 @@
           <w:color w:val="000000"/>
           <w:kern w:val="0"/>
           <w:lang w:eastAsia="es-ES"/>
-          <w14:ligatures w14:val="none"/>
+          <ns2:ligatures ns2:val="none"/>
         </w:rPr>
         <w:t/>
       </w:r>
@@ -849,7 +849,7 @@
           <w:color w:val="000000"/>
           <w:kern w:val="0"/>
           <w:lang w:eastAsia="es-ES"/>
-          <w14:ligatures w14:val="none"/>
+          <ns2:ligatures ns2:val="none"/>
         </w:rPr>
         <w:t xml:space="preserve"/>
       </w:r>
@@ -859,7 +859,7 @@
           <w:color w:val="000000"/>
           <w:kern w:val="0"/>
           <w:lang w:eastAsia="es-ES"/>
-          <w14:ligatures w14:val="none"/>
+          <ns2:ligatures ns2:val="none"/>
         </w:rPr>
         <w:t xml:space="preserve"/>
       </w:r>
@@ -869,7 +869,7 @@
           <w:color w:val="000000"/>
           <w:kern w:val="0"/>
           <w:lang w:eastAsia="es-ES"/>
-          <w14:ligatures w14:val="none"/>
+          <ns2:ligatures ns2:val="none"/>
         </w:rPr>
         <w:t xml:space="preserve"/>
       </w:r>
@@ -879,7 +879,7 @@
           <w:color w:val="000000"/>
           <w:kern w:val="0"/>
           <w:lang w:eastAsia="es-ES"/>
-          <w14:ligatures w14:val="none"/>
+          <ns2:ligatures ns2:val="none"/>
         </w:rPr>
         <w:t/>
       </w:r>
@@ -889,7 +889,7 @@
           <w:color w:val="000000"/>
           <w:kern w:val="0"/>
           <w:lang w:eastAsia="es-ES"/>
-          <w14:ligatures w14:val="none"/>
+          <ns2:ligatures ns2:val="none"/>
         </w:rPr>
         <w:t/>
       </w:r>
@@ -899,7 +899,7 @@
           <w:color w:val="000000"/>
           <w:kern w:val="0"/>
           <w:lang w:eastAsia="es-ES"/>
-          <w14:ligatures w14:val="none"/>
+          <ns2:ligatures ns2:val="none"/>
         </w:rPr>
         <w:t xml:space="preserve"/>
       </w:r>
@@ -909,7 +909,7 @@
           <w:color w:val="000000"/>
           <w:kern w:val="0"/>
           <w:lang w:eastAsia="es-ES"/>
-          <w14:ligatures w14:val="none"/>
+          <ns2:ligatures ns2:val="none"/>
         </w:rPr>
         <w:t xml:space="preserve"/>
       </w:r>
@@ -919,7 +919,7 @@
           <w:color w:val="000000"/>
           <w:kern w:val="0"/>
           <w:lang w:eastAsia="es-ES"/>
-          <w14:ligatures w14:val="none"/>
+          <ns2:ligatures ns2:val="none"/>
         </w:rPr>
         <w:t xml:space="preserve"/>
       </w:r>
@@ -929,7 +929,7 @@
           <w:color w:val="000000"/>
           <w:kern w:val="0"/>
           <w:lang w:eastAsia="es-ES"/>
-          <w14:ligatures w14:val="none"/>
+          <ns2:ligatures ns2:val="none"/>
         </w:rPr>
         <w:t xml:space="preserve"/>
       </w:r>
@@ -939,7 +939,7 @@
           <w:color w:val="000000"/>
           <w:kern w:val="0"/>
           <w:lang w:eastAsia="es-ES"/>
-          <w14:ligatures w14:val="none"/>
+          <ns2:ligatures ns2:val="none"/>
         </w:rPr>
         <w:t/>
       </w:r>
@@ -949,7 +949,7 @@
           <w:color w:val="000000"/>
           <w:kern w:val="0"/>
           <w:lang w:eastAsia="es-ES"/>
-          <w14:ligatures w14:val="none"/>
+          <ns2:ligatures ns2:val="none"/>
         </w:rPr>
         <w:t xml:space="preserve"/>
       </w:r>
@@ -959,7 +959,7 @@
           <w:color w:val="000000"/>
           <w:kern w:val="0"/>
           <w:lang w:eastAsia="es-ES"/>
-          <w14:ligatures w14:val="none"/>
+          <ns2:ligatures ns2:val="none"/>
         </w:rPr>
         <w:t xml:space="preserve"/>
       </w:r>
@@ -969,7 +969,7 @@
           <w:color w:val="000000"/>
           <w:kern w:val="0"/>
           <w:lang w:val="es-ES" w:eastAsia="es-ES"/>
-          <w14:ligatures w14:val="none"/>
+          <ns2:ligatures ns2:val="none"/>
         </w:rPr>
         <w:t/>
       </w:r>
@@ -979,7 +979,7 @@
           <w:color w:val="000000"/>
           <w:kern w:val="0"/>
           <w:lang w:eastAsia="es-ES"/>
-          <w14:ligatures w14:val="none"/>
+          <ns2:ligatures ns2:val="none"/>
         </w:rPr>
         <w:t xml:space="preserve"/>
       </w:r>
@@ -989,7 +989,7 @@
           <w:color w:val="000000"/>
           <w:kern w:val="0"/>
           <w:lang w:eastAsia="es-ES"/>
-          <w14:ligatures w14:val="none"/>
+          <ns2:ligatures ns2:val="none"/>
         </w:rPr>
         <w:t/>
       </w:r>
@@ -999,7 +999,7 @@
           <w:color w:val="000000"/>
           <w:kern w:val="0"/>
           <w:lang w:eastAsia="es-ES"/>
-          <w14:ligatures w14:val="none"/>
+          <ns2:ligatures ns2:val="none"/>
         </w:rPr>
         <w:t xml:space="preserve"/>
       </w:r>
@@ -1009,7 +1009,7 @@
           <w:color w:val="000000"/>
           <w:kern w:val="0"/>
           <w:lang w:eastAsia="es-ES"/>
-          <w14:ligatures w14:val="none"/>
+          <ns2:ligatures ns2:val="none"/>
         </w:rPr>
         <w:t/>
       </w:r>
@@ -1019,7 +1019,7 @@
           <w:color w:val="000000"/>
           <w:kern w:val="0"/>
           <w:lang w:eastAsia="es-ES"/>
-          <w14:ligatures w14:val="none"/>
+          <ns2:ligatures ns2:val="none"/>
         </w:rPr>
         <w:t xml:space="preserve"/>
       </w:r>
@@ -1029,12 +1029,12 @@
           <w:color w:val="000000"/>
           <w:kern w:val="0"/>
           <w:lang w:eastAsia="es-ES"/>
-          <w14:ligatures w14:val="none"/>
+          <ns2:ligatures ns2:val="none"/>
         </w:rPr>
         <w:t xml:space="preserve"/>
       </w:r>
     </w:p>
-    <w:p>
+    <w:p ns2:paraId="7719197C" ns2:textId="77777777">
       <w:pPr>
         <w:pStyle w:val="Prrafodelista"/>
         <w:spacing w:after="0" w:line="240" w:lineRule="auto"/>
@@ -1045,11 +1045,11 @@
           <w:color w:val="000000"/>
           <w:kern w:val="0"/>
           <w:lang w:eastAsia="es-ES"/>
-          <w14:ligatures w14:val="none"/>
-        </w:rPr>
-      </w:pPr>
-    </w:p>
-    <w:p>
+          <ns2:ligatures ns2:val="none"/>
+        </w:rPr>
+      </w:pPr>
+    </w:p>
+    <w:p ns2:paraId="18F3A814" ns2:textId="0C6C016C">
       <w:pPr>
         <w:pStyle w:val="Prrafodelista"/>
         <w:numPr>
@@ -1067,16 +1067,16 @@
           <w:color w:val="000000"/>
           <w:kern w:val="0"/>
           <w:lang w:eastAsia="es-ES"/>
-          <w14:ligatures w14:val="none"/>
-        </w:rPr>
-      </w:pPr>
-      <w:r>
-        <w:rPr>
-          <w:rFonts w:ascii="Arial Narrow" w:eastAsia="Times New Roman" w:hAnsi="Arial Narrow" w:cs="Arial"/>
-          <w:color w:val="000000"/>
-          <w:kern w:val="0"/>
-          <w:lang w:eastAsia="es-ES"/>
-          <w14:ligatures w14:val="none"/>
+          <ns2:ligatures ns2:val="none"/>
+        </w:rPr>
+      </w:pPr>
+      <w:r>
+        <w:rPr>
+          <w:rFonts w:ascii="Arial Narrow" w:eastAsia="Times New Roman" w:hAnsi="Arial Narrow" w:cs="Arial"/>
+          <w:color w:val="000000"/>
+          <w:kern w:val="0"/>
+          <w:lang w:eastAsia="es-ES"/>
+          <ns2:ligatures ns2:val="none"/>
         </w:rPr>
         <w:t xml:space="preserve">El 12 de septiembre de 2025, informó a Mapfre del fallecimiento del señor [APELLIDO] y presentó solicitud de pago de la indemnización por muerte accidental del Seguro de Vida Ley, adjuntando la documentación correspondiente.</w:t>
       </w:r>
@@ -1086,7 +1086,7 @@
           <w:color w:val="000000"/>
           <w:kern w:val="0"/>
           <w:lang w:val="es-ES" w:eastAsia="es-ES"/>
-          <w14:ligatures w14:val="none"/>
+          <ns2:ligatures ns2:val="none"/>
         </w:rPr>
         <w:t/>
       </w:r>
@@ -1096,7 +1096,7 @@
           <w:color w:val="000000"/>
           <w:kern w:val="0"/>
           <w:lang w:eastAsia="es-ES"/>
-          <w14:ligatures w14:val="none"/>
+          <ns2:ligatures ns2:val="none"/>
         </w:rPr>
         <w:t xml:space="preserve"/>
       </w:r>
@@ -1106,7 +1106,7 @@
           <w:color w:val="000000"/>
           <w:kern w:val="0"/>
           <w:lang w:eastAsia="es-ES"/>
-          <w14:ligatures w14:val="none"/>
+          <ns2:ligatures ns2:val="none"/>
         </w:rPr>
         <w:t/>
       </w:r>
@@ -1116,7 +1116,7 @@
           <w:color w:val="000000"/>
           <w:kern w:val="0"/>
           <w:lang w:eastAsia="es-ES"/>
-          <w14:ligatures w14:val="none"/>
+          <ns2:ligatures ns2:val="none"/>
         </w:rPr>
         <w:t xml:space="preserve"/>
       </w:r>
@@ -1126,7 +1126,7 @@
           <w:color w:val="000000"/>
           <w:kern w:val="0"/>
           <w:lang w:eastAsia="es-ES"/>
-          <w14:ligatures w14:val="none"/>
+          <ns2:ligatures ns2:val="none"/>
         </w:rPr>
         <w:t/>
       </w:r>
@@ -1136,7 +1136,7 @@
           <w:color w:val="000000"/>
           <w:kern w:val="0"/>
           <w:lang w:eastAsia="es-ES"/>
-          <w14:ligatures w14:val="none"/>
+          <ns2:ligatures ns2:val="none"/>
         </w:rPr>
         <w:t xml:space="preserve"/>
       </w:r>
@@ -1146,7 +1146,7 @@
           <w:color w:val="000000"/>
           <w:kern w:val="0"/>
           <w:lang w:eastAsia="es-ES"/>
-          <w14:ligatures w14:val="none"/>
+          <ns2:ligatures ns2:val="none"/>
         </w:rPr>
         <w:t xml:space="preserve"/>
       </w:r>
@@ -1156,7 +1156,7 @@
           <w:color w:val="000000"/>
           <w:kern w:val="0"/>
           <w:lang w:eastAsia="es-ES"/>
-          <w14:ligatures w14:val="none"/>
+          <ns2:ligatures ns2:val="none"/>
         </w:rPr>
         <w:t xml:space="preserve"/>
       </w:r>
@@ -1166,12 +1166,12 @@
           <w:color w:val="000000"/>
           <w:kern w:val="0"/>
           <w:lang w:eastAsia="es-ES"/>
-          <w14:ligatures w14:val="none"/>
+          <ns2:ligatures ns2:val="none"/>
         </w:rPr>
         <w:t/>
       </w:r>
     </w:p>
-    <w:p>
+    <w:p ns2:paraId="5683CED2" ns2:textId="77777777">
       <w:pPr>
         <w:pStyle w:val="Prrafodelista"/>
         <w:spacing w:after="0" w:line="240" w:lineRule="auto"/>
@@ -1182,11 +1182,11 @@
           <w:color w:val="000000"/>
           <w:kern w:val="0"/>
           <w:lang w:eastAsia="es-ES"/>
-          <w14:ligatures w14:val="none"/>
-        </w:rPr>
-      </w:pPr>
-    </w:p>
-    <w:p>
+          <ns2:ligatures ns2:val="none"/>
+        </w:rPr>
+      </w:pPr>
+    </w:p>
+    <w:p ns2:paraId="19A23A0A" ns2:textId="7CB02821">
       <w:pPr>
         <w:pStyle w:val="Prrafodelista"/>
         <w:numPr>
@@ -1204,16 +1204,16 @@
           <w:color w:val="000000"/>
           <w:kern w:val="0"/>
           <w:lang w:eastAsia="es-ES"/>
-          <w14:ligatures w14:val="none"/>
-        </w:rPr>
-      </w:pPr>
-      <w:r>
-        <w:rPr>
-          <w:rFonts w:ascii="Arial Narrow" w:eastAsia="Times New Roman" w:hAnsi="Arial Narrow" w:cs="Arial"/>
-          <w:color w:val="000000"/>
-          <w:kern w:val="0"/>
-          <w:lang w:eastAsia="es-ES"/>
-          <w14:ligatures w14:val="none"/>
+          <ns2:ligatures ns2:val="none"/>
+        </w:rPr>
+      </w:pPr>
+      <w:r>
+        <w:rPr>
+          <w:rFonts w:ascii="Arial Narrow" w:eastAsia="Times New Roman" w:hAnsi="Arial Narrow" w:cs="Arial"/>
+          <w:color w:val="000000"/>
+          <w:kern w:val="0"/>
+          <w:lang w:eastAsia="es-ES"/>
+          <ns2:ligatures ns2:val="none"/>
         </w:rPr>
         <w:t xml:space="preserve">El 16 de septiembre de 2025, Mapfre remitió comunicación en la que indicó que, luego de la revisión inicial, se encontraba pendiente la presentación de la declaración jurada de beneficiarios suscrita en vida por el señor [APELLIDO] o, en su defecto, una carta emitida por la empresa empleadora indicando no contar con dicho documento, así como las boletas de pago de los últimos tres meses previos al fallecimiento y el envío del expediente físico y original a cualquiera de sus oficinas a nivel nacional. </w:t>
       </w:r>
@@ -1223,7 +1223,7 @@
           <w:color w:val="000000"/>
           <w:kern w:val="0"/>
           <w:lang w:eastAsia="es-ES"/>
-          <w14:ligatures w14:val="none"/>
+          <ns2:ligatures ns2:val="none"/>
         </w:rPr>
         <w:t xml:space="preserve"/>
       </w:r>
@@ -1233,7 +1233,7 @@
           <w:color w:val="000000"/>
           <w:kern w:val="0"/>
           <w:lang w:eastAsia="es-ES"/>
-          <w14:ligatures w14:val="none"/>
+          <ns2:ligatures ns2:val="none"/>
         </w:rPr>
         <w:t xml:space="preserve"/>
       </w:r>
@@ -1243,7 +1243,7 @@
           <w:color w:val="000000"/>
           <w:kern w:val="0"/>
           <w:lang w:eastAsia="es-ES"/>
-          <w14:ligatures w14:val="none"/>
+          <ns2:ligatures ns2:val="none"/>
         </w:rPr>
         <w:t/>
       </w:r>
@@ -1253,7 +1253,7 @@
           <w:color w:val="000000"/>
           <w:kern w:val="0"/>
           <w:lang w:eastAsia="es-ES"/>
-          <w14:ligatures w14:val="none"/>
+          <ns2:ligatures ns2:val="none"/>
         </w:rPr>
         <w:t xml:space="preserve"/>
       </w:r>
@@ -1263,7 +1263,7 @@
           <w:color w:val="000000"/>
           <w:kern w:val="0"/>
           <w:lang w:eastAsia="es-ES"/>
-          <w14:ligatures w14:val="none"/>
+          <ns2:ligatures ns2:val="none"/>
         </w:rPr>
         <w:t xml:space="preserve"/>
       </w:r>
@@ -1273,12 +1273,12 @@
           <w:color w:val="000000"/>
           <w:kern w:val="0"/>
           <w:lang w:eastAsia="es-ES"/>
-          <w14:ligatures w14:val="none"/>
+          <ns2:ligatures ns2:val="none"/>
         </w:rPr>
         <w:t xml:space="preserve"/>
       </w:r>
     </w:p>
-    <w:p>
+    <w:p ns2:paraId="7F994CBF" ns2:textId="77777777">
       <w:pPr>
         <w:pStyle w:val="Prrafodelista"/>
         <w:spacing w:after="0" w:line="240" w:lineRule="auto"/>
@@ -1289,11 +1289,11 @@
           <w:color w:val="000000"/>
           <w:kern w:val="0"/>
           <w:lang w:eastAsia="es-ES"/>
-          <w14:ligatures w14:val="none"/>
-        </w:rPr>
-      </w:pPr>
-    </w:p>
-    <w:p>
+          <ns2:ligatures ns2:val="none"/>
+        </w:rPr>
+      </w:pPr>
+    </w:p>
+    <w:p ns2:paraId="372247A7" ns2:textId="77777777">
       <w:pPr>
         <w:pStyle w:val="Prrafodelista"/>
         <w:numPr>
@@ -1311,21 +1311,21 @@
           <w:color w:val="000000"/>
           <w:kern w:val="0"/>
           <w:lang w:eastAsia="es-ES"/>
-          <w14:ligatures w14:val="none"/>
-        </w:rPr>
-      </w:pPr>
-      <w:r>
-        <w:rPr>
-          <w:rFonts w:ascii="Arial Narrow" w:eastAsia="Times New Roman" w:hAnsi="Arial Narrow" w:cs="Arial"/>
-          <w:color w:val="000000"/>
-          <w:kern w:val="0"/>
-          <w:lang w:eastAsia="es-ES"/>
-          <w14:ligatures w14:val="none"/>
+          <ns2:ligatures ns2:val="none"/>
+        </w:rPr>
+      </w:pPr>
+      <w:r>
+        <w:rPr>
+          <w:rFonts w:ascii="Arial Narrow" w:eastAsia="Times New Roman" w:hAnsi="Arial Narrow" w:cs="Arial"/>
+          <w:color w:val="000000"/>
+          <w:kern w:val="0"/>
+          <w:lang w:eastAsia="es-ES"/>
+          <ns2:ligatures ns2:val="none"/>
         </w:rPr>
         <w:t>El 7 de octubre de 2025, remitió por correo electrónico la documentación solicitada, señalando que el trámite virtual resultaba válido y solicitó la atención de la solicitud presentada.</w:t>
       </w:r>
     </w:p>
-    <w:p>
+    <w:p ns2:paraId="3923ACB5" ns2:textId="77777777">
       <w:pPr>
         <w:pStyle w:val="Prrafodelista"/>
         <w:spacing w:after="0" w:line="240" w:lineRule="auto"/>
@@ -1336,11 +1336,11 @@
           <w:color w:val="000000"/>
           <w:kern w:val="0"/>
           <w:lang w:eastAsia="es-ES"/>
-          <w14:ligatures w14:val="none"/>
-        </w:rPr>
-      </w:pPr>
-    </w:p>
-    <w:p>
+          <ns2:ligatures ns2:val="none"/>
+        </w:rPr>
+      </w:pPr>
+    </w:p>
+    <w:p ns2:paraId="28A569D5" ns2:textId="58FDBABF">
       <w:pPr>
         <w:pStyle w:val="Prrafodelista"/>
         <w:numPr>
@@ -1358,16 +1358,16 @@
           <w:color w:val="000000"/>
           <w:kern w:val="0"/>
           <w:lang w:eastAsia="es-ES"/>
-          <w14:ligatures w14:val="none"/>
-        </w:rPr>
-      </w:pPr>
-      <w:r>
-        <w:rPr>
-          <w:rFonts w:ascii="Arial Narrow" w:eastAsia="Times New Roman" w:hAnsi="Arial Narrow" w:cs="Arial"/>
-          <w:color w:val="000000"/>
-          <w:kern w:val="0"/>
-          <w:lang w:eastAsia="es-ES"/>
-          <w14:ligatures w14:val="none"/>
+          <ns2:ligatures ns2:val="none"/>
+        </w:rPr>
+      </w:pPr>
+      <w:r>
+        <w:rPr>
+          <w:rFonts w:ascii="Arial Narrow" w:eastAsia="Times New Roman" w:hAnsi="Arial Narrow" w:cs="Arial"/>
+          <w:color w:val="000000"/>
+          <w:kern w:val="0"/>
+          <w:lang w:eastAsia="es-ES"/>
+          <ns2:ligatures ns2:val="none"/>
         </w:rPr>
         <w:t xml:space="preserve">El 9 de octubre de 2025, </w:t>
       </w:r>
@@ -1377,7 +1377,7 @@
           <w:color w:val="000000"/>
           <w:kern w:val="0"/>
           <w:lang w:val="es-ES" w:eastAsia="es-ES"/>
-          <w14:ligatures w14:val="none"/>
+          <ns2:ligatures ns2:val="none"/>
         </w:rPr>
         <w:t>Mapfre</w:t>
       </w:r>
@@ -1387,7 +1387,7 @@
           <w:color w:val="000000"/>
           <w:kern w:val="0"/>
           <w:lang w:eastAsia="es-ES"/>
-          <w14:ligatures w14:val="none"/>
+          <ns2:ligatures ns2:val="none"/>
         </w:rPr>
         <w:t xml:space="preserve"> </w:t>
       </w:r>
@@ -1397,7 +1397,7 @@
           <w:color w:val="000000"/>
           <w:kern w:val="0"/>
           <w:lang w:eastAsia="es-ES"/>
-          <w14:ligatures w14:val="none"/>
+          <ns2:ligatures ns2:val="none"/>
         </w:rPr>
         <w:t>comunicó que se encontraba evaluando el caso y reiteró el requerimiento de la carta emitida por la empresa empleadora indicando no contar con la declaración jurada de beneficiarios, las boletas de pago de los meses de marzo, abril y mayo de 2023, así como el envío físico y original de la resolución de reconocimiento de unión de hecho y su inscripción registral.</w:t>
       </w:r>
@@ -1407,12 +1407,12 @@
           <w:color w:val="000000"/>
           <w:kern w:val="0"/>
           <w:lang w:eastAsia="es-ES"/>
-          <w14:ligatures w14:val="none"/>
+          <ns2:ligatures ns2:val="none"/>
         </w:rPr>
         <w:t xml:space="preserve"> </w:t>
       </w:r>
     </w:p>
-    <w:p>
+    <w:p ns2:paraId="6CD9CE31" ns2:textId="77777777">
       <w:pPr>
         <w:pStyle w:val="Prrafodelista"/>
         <w:spacing w:after="0" w:line="240" w:lineRule="auto"/>
@@ -1423,11 +1423,11 @@
           <w:color w:val="000000"/>
           <w:kern w:val="0"/>
           <w:lang w:eastAsia="es-ES"/>
-          <w14:ligatures w14:val="none"/>
-        </w:rPr>
-      </w:pPr>
-    </w:p>
-    <w:p>
+          <ns2:ligatures ns2:val="none"/>
+        </w:rPr>
+      </w:pPr>
+    </w:p>
+    <w:p ns2:paraId="7AC82861" ns2:textId="43C47903">
       <w:pPr>
         <w:pStyle w:val="Prrafodelista"/>
         <w:numPr>
@@ -1445,16 +1445,16 @@
           <w:color w:val="000000"/>
           <w:kern w:val="0"/>
           <w:lang w:eastAsia="es-ES"/>
-          <w14:ligatures w14:val="none"/>
-        </w:rPr>
-      </w:pPr>
-      <w:r>
-        <w:rPr>
-          <w:rFonts w:ascii="Arial Narrow" w:eastAsia="Times New Roman" w:hAnsi="Arial Narrow" w:cs="Arial"/>
-          <w:color w:val="000000"/>
-          <w:kern w:val="0"/>
-          <w:lang w:eastAsia="es-ES"/>
-          <w14:ligatures w14:val="none"/>
+          <ns2:ligatures ns2:val="none"/>
+        </w:rPr>
+      </w:pPr>
+      <w:r>
+        <w:rPr>
+          <w:rFonts w:ascii="Arial Narrow" w:eastAsia="Times New Roman" w:hAnsi="Arial Narrow" w:cs="Arial"/>
+          <w:color w:val="000000"/>
+          <w:kern w:val="0"/>
+          <w:lang w:eastAsia="es-ES"/>
+          <ns2:ligatures ns2:val="none"/>
         </w:rPr>
         <w:t xml:space="preserve">Luego, el mismo día, indicó que la declaración jurada de beneficiarios era sustituida por la partida registral de la Sucesión Intestada del señor [APELLIDO] y señaló que las boletas de pago pendientes no habían sido entregadas por la empresa empleadora, por lo que remitió una boleta de pago y la hoja de liquidación donde constaba el promedio de remuneraciones de los seis meses previos al fallecimiento.</w:t>
       </w:r>
@@ -1464,7 +1464,7 @@
           <w:color w:val="000000"/>
           <w:kern w:val="0"/>
           <w:lang w:eastAsia="es-ES"/>
-          <w14:ligatures w14:val="none"/>
+          <ns2:ligatures ns2:val="none"/>
         </w:rPr>
         <w:t xml:space="preserve"/>
       </w:r>
@@ -1474,7 +1474,7 @@
           <w:color w:val="000000"/>
           <w:kern w:val="0"/>
           <w:lang w:eastAsia="es-ES"/>
-          <w14:ligatures w14:val="none"/>
+          <ns2:ligatures ns2:val="none"/>
         </w:rPr>
         <w:t xml:space="preserve"/>
       </w:r>
@@ -1484,7 +1484,7 @@
           <w:color w:val="000000"/>
           <w:kern w:val="0"/>
           <w:lang w:eastAsia="es-ES"/>
-          <w14:ligatures w14:val="none"/>
+          <ns2:ligatures ns2:val="none"/>
         </w:rPr>
         <w:t xml:space="preserve"/>
       </w:r>
@@ -1494,7 +1494,7 @@
           <w:color w:val="000000"/>
           <w:kern w:val="0"/>
           <w:lang w:eastAsia="es-ES"/>
-          <w14:ligatures w14:val="none"/>
+          <ns2:ligatures ns2:val="none"/>
         </w:rPr>
         <w:t/>
       </w:r>
@@ -1504,7 +1504,7 @@
           <w:color w:val="000000"/>
           <w:kern w:val="0"/>
           <w:lang w:eastAsia="es-ES"/>
-          <w14:ligatures w14:val="none"/>
+          <ns2:ligatures ns2:val="none"/>
         </w:rPr>
         <w:t xml:space="preserve"/>
       </w:r>
@@ -1514,12 +1514,12 @@
           <w:color w:val="000000"/>
           <w:kern w:val="0"/>
           <w:lang w:eastAsia="es-ES"/>
-          <w14:ligatures w14:val="none"/>
+          <ns2:ligatures ns2:val="none"/>
         </w:rPr>
         <w:t/>
       </w:r>
     </w:p>
-    <w:p>
+    <w:p ns2:paraId="6BC217BB" ns2:textId="77777777">
       <w:pPr>
         <w:pStyle w:val="Prrafodelista"/>
         <w:spacing w:after="0" w:line="240" w:lineRule="auto"/>
@@ -1530,11 +1530,11 @@
           <w:color w:val="000000"/>
           <w:kern w:val="0"/>
           <w:lang w:eastAsia="es-ES"/>
-          <w14:ligatures w14:val="none"/>
-        </w:rPr>
-      </w:pPr>
-    </w:p>
-    <w:p>
+          <ns2:ligatures ns2:val="none"/>
+        </w:rPr>
+      </w:pPr>
+    </w:p>
+    <w:p ns2:paraId="101562F0" ns2:textId="325D26B9">
       <w:pPr>
         <w:pStyle w:val="Prrafodelista"/>
         <w:numPr>
@@ -1552,16 +1552,16 @@
           <w:color w:val="000000"/>
           <w:kern w:val="0"/>
           <w:lang w:eastAsia="es-ES"/>
-          <w14:ligatures w14:val="none"/>
-        </w:rPr>
-      </w:pPr>
-      <w:r>
-        <w:rPr>
-          <w:rFonts w:ascii="Arial Narrow" w:eastAsia="Times New Roman" w:hAnsi="Arial Narrow" w:cs="Arial"/>
-          <w:color w:val="000000"/>
-          <w:kern w:val="0"/>
-          <w:lang w:eastAsia="es-ES"/>
-          <w14:ligatures w14:val="none"/>
+          <ns2:ligatures ns2:val="none"/>
+        </w:rPr>
+      </w:pPr>
+      <w:r>
+        <w:rPr>
+          <w:rFonts w:ascii="Arial Narrow" w:eastAsia="Times New Roman" w:hAnsi="Arial Narrow" w:cs="Arial"/>
+          <w:color w:val="000000"/>
+          <w:kern w:val="0"/>
+          <w:lang w:eastAsia="es-ES"/>
+          <ns2:ligatures ns2:val="none"/>
         </w:rPr>
         <w:t xml:space="preserve">El mismo día, Mapfre respondió señalando que no había rechazo de su solicitud y reiteró como requisito la presentación de la declaración jurada de beneficiarios o la carta del empleador, las boletas de pago solicitadas y la documentación referida a la unión de hecho con el señor [APELLIDO] para su remisión al juzgado correspondiente. </w:t>
       </w:r>
@@ -1571,7 +1571,7 @@
           <w:color w:val="000000"/>
           <w:kern w:val="0"/>
           <w:lang w:eastAsia="es-ES"/>
-          <w14:ligatures w14:val="none"/>
+          <ns2:ligatures ns2:val="none"/>
         </w:rPr>
         <w:t xml:space="preserve"/>
       </w:r>
@@ -1581,7 +1581,7 @@
           <w:color w:val="000000"/>
           <w:kern w:val="0"/>
           <w:lang w:val="es-ES" w:eastAsia="es-ES"/>
-          <w14:ligatures w14:val="none"/>
+          <ns2:ligatures ns2:val="none"/>
         </w:rPr>
         <w:t/>
       </w:r>
@@ -1591,7 +1591,7 @@
           <w:color w:val="000000"/>
           <w:kern w:val="0"/>
           <w:lang w:eastAsia="es-ES"/>
-          <w14:ligatures w14:val="none"/>
+          <ns2:ligatures ns2:val="none"/>
         </w:rPr>
         <w:t xml:space="preserve"/>
       </w:r>
@@ -1601,7 +1601,7 @@
           <w:color w:val="000000"/>
           <w:kern w:val="0"/>
           <w:lang w:eastAsia="es-ES"/>
-          <w14:ligatures w14:val="none"/>
+          <ns2:ligatures ns2:val="none"/>
         </w:rPr>
         <w:t xml:space="preserve"/>
       </w:r>
@@ -1611,7 +1611,7 @@
           <w:color w:val="000000"/>
           <w:kern w:val="0"/>
           <w:lang w:eastAsia="es-ES"/>
-          <w14:ligatures w14:val="none"/>
+          <ns2:ligatures ns2:val="none"/>
         </w:rPr>
         <w:t/>
       </w:r>
@@ -1621,7 +1621,7 @@
           <w:color w:val="000000"/>
           <w:kern w:val="0"/>
           <w:lang w:eastAsia="es-ES"/>
-          <w14:ligatures w14:val="none"/>
+          <ns2:ligatures ns2:val="none"/>
         </w:rPr>
         <w:t xml:space="preserve"/>
       </w:r>
@@ -1631,7 +1631,7 @@
           <w:color w:val="000000"/>
           <w:kern w:val="0"/>
           <w:lang w:eastAsia="es-ES"/>
-          <w14:ligatures w14:val="none"/>
+          <ns2:ligatures ns2:val="none"/>
         </w:rPr>
         <w:t xml:space="preserve"/>
       </w:r>
@@ -1641,7 +1641,7 @@
           <w:color w:val="000000"/>
           <w:kern w:val="0"/>
           <w:lang w:eastAsia="es-ES"/>
-          <w14:ligatures w14:val="none"/>
+          <ns2:ligatures ns2:val="none"/>
         </w:rPr>
         <w:t xml:space="preserve"/>
       </w:r>
@@ -1651,7 +1651,7 @@
           <w:color w:val="000000"/>
           <w:kern w:val="0"/>
           <w:lang w:eastAsia="es-ES"/>
-          <w14:ligatures w14:val="none"/>
+          <ns2:ligatures ns2:val="none"/>
         </w:rPr>
         <w:t/>
       </w:r>
@@ -1661,7 +1661,7 @@
           <w:color w:val="000000"/>
           <w:kern w:val="0"/>
           <w:lang w:eastAsia="es-ES"/>
-          <w14:ligatures w14:val="none"/>
+          <ns2:ligatures ns2:val="none"/>
         </w:rPr>
         <w:t/>
       </w:r>
@@ -1671,12 +1671,12 @@
           <w:color w:val="000000"/>
           <w:kern w:val="0"/>
           <w:lang w:eastAsia="es-ES"/>
-          <w14:ligatures w14:val="none"/>
+          <ns2:ligatures ns2:val="none"/>
         </w:rPr>
         <w:t xml:space="preserve"/>
       </w:r>
     </w:p>
-    <w:p>
+    <w:p ns2:paraId="1F814A5C" ns2:textId="77777777">
       <w:pPr>
         <w:pStyle w:val="Prrafodelista"/>
         <w:spacing w:after="0" w:line="240" w:lineRule="auto"/>
@@ -1687,11 +1687,11 @@
           <w:color w:val="000000"/>
           <w:kern w:val="0"/>
           <w:lang w:eastAsia="es-ES"/>
-          <w14:ligatures w14:val="none"/>
-        </w:rPr>
-      </w:pPr>
-    </w:p>
-    <w:p>
+          <ns2:ligatures ns2:val="none"/>
+        </w:rPr>
+      </w:pPr>
+    </w:p>
+    <w:p ns2:paraId="3E0E759A" ns2:textId="3AA34E51">
       <w:pPr>
         <w:pStyle w:val="Prrafodelista"/>
         <w:numPr>
@@ -1709,21 +1709,21 @@
           <w:color w:val="000000"/>
           <w:kern w:val="0"/>
           <w:lang w:eastAsia="es-ES"/>
-          <w14:ligatures w14:val="none"/>
-        </w:rPr>
-      </w:pPr>
-      <w:r>
-        <w:rPr>
-          <w:rFonts w:ascii="Arial Narrow" w:eastAsia="Times New Roman" w:hAnsi="Arial Narrow" w:cs="Arial"/>
-          <w:color w:val="000000"/>
-          <w:kern w:val="0"/>
-          <w:lang w:eastAsia="es-ES"/>
-          <w14:ligatures w14:val="none"/>
+          <ns2:ligatures ns2:val="none"/>
+        </w:rPr>
+      </w:pPr>
+      <w:r>
+        <w:rPr>
+          <w:rFonts w:ascii="Arial Narrow" w:eastAsia="Times New Roman" w:hAnsi="Arial Narrow" w:cs="Arial"/>
+          <w:color w:val="000000"/>
+          <w:kern w:val="0"/>
+          <w:lang w:eastAsia="es-ES"/>
+          <ns2:ligatures ns2:val="none"/>
         </w:rPr>
         <w:t>El 5 de noviembre de 2025, remitió la declaración jurada del empleador requerida y las boletas de pago observadas, solicitando celeridad en el trámite.</w:t>
       </w:r>
     </w:p>
-    <w:p>
+    <w:p ns2:paraId="4BC2680A" ns2:textId="77777777">
       <w:pPr>
         <w:pStyle w:val="Prrafodelista"/>
         <w:spacing w:after="0" w:line="240" w:lineRule="auto"/>
@@ -1734,11 +1734,11 @@
           <w:color w:val="000000"/>
           <w:kern w:val="0"/>
           <w:lang w:eastAsia="es-ES"/>
-          <w14:ligatures w14:val="none"/>
-        </w:rPr>
-      </w:pPr>
-    </w:p>
-    <w:p>
+          <ns2:ligatures ns2:val="none"/>
+        </w:rPr>
+      </w:pPr>
+    </w:p>
+    <w:p ns2:paraId="7C1E3254" ns2:textId="1D5ED35E">
       <w:pPr>
         <w:pStyle w:val="Prrafodelista"/>
         <w:numPr>
@@ -1756,16 +1756,16 @@
           <w:color w:val="000000"/>
           <w:kern w:val="0"/>
           <w:lang w:eastAsia="es-ES"/>
-          <w14:ligatures w14:val="none"/>
-        </w:rPr>
-      </w:pPr>
-      <w:r>
-        <w:rPr>
-          <w:rFonts w:ascii="Arial Narrow" w:eastAsia="Times New Roman" w:hAnsi="Arial Narrow" w:cs="Arial"/>
-          <w:color w:val="000000"/>
-          <w:kern w:val="0"/>
-          <w:lang w:eastAsia="es-ES"/>
-          <w14:ligatures w14:val="none"/>
+          <ns2:ligatures ns2:val="none"/>
+        </w:rPr>
+      </w:pPr>
+      <w:r>
+        <w:rPr>
+          <w:rFonts w:ascii="Arial Narrow" w:eastAsia="Times New Roman" w:hAnsi="Arial Narrow" w:cs="Arial"/>
+          <w:color w:val="000000"/>
+          <w:kern w:val="0"/>
+          <w:lang w:eastAsia="es-ES"/>
+          <ns2:ligatures ns2:val="none"/>
         </w:rPr>
         <w:t xml:space="preserve">El 6 de noviembre de 2025, Mapfre observó la declaración jurada del empleador por carecer de membrete, presentar firma recortada y consignar de manera incorrecta el apellido de la causante del señor [APELLIDO], y reiteró el requerimiento del envío físico y original de la documentación de la unión de hecho. </w:t>
       </w:r>
@@ -1775,7 +1775,7 @@
           <w:color w:val="000000"/>
           <w:kern w:val="0"/>
           <w:lang w:val="es-ES" w:eastAsia="es-ES"/>
-          <w14:ligatures w14:val="none"/>
+          <ns2:ligatures ns2:val="none"/>
         </w:rPr>
         <w:t/>
       </w:r>
@@ -1785,7 +1785,7 @@
           <w:color w:val="000000"/>
           <w:kern w:val="0"/>
           <w:lang w:eastAsia="es-ES"/>
-          <w14:ligatures w14:val="none"/>
+          <ns2:ligatures ns2:val="none"/>
         </w:rPr>
         <w:t xml:space="preserve"/>
       </w:r>
@@ -1795,7 +1795,7 @@
           <w:color w:val="000000"/>
           <w:kern w:val="0"/>
           <w:lang w:eastAsia="es-ES"/>
-          <w14:ligatures w14:val="none"/>
+          <ns2:ligatures ns2:val="none"/>
         </w:rPr>
         <w:t xml:space="preserve"/>
       </w:r>
@@ -1805,7 +1805,7 @@
           <w:color w:val="000000"/>
           <w:kern w:val="0"/>
           <w:lang w:eastAsia="es-ES"/>
-          <w14:ligatures w14:val="none"/>
+          <ns2:ligatures ns2:val="none"/>
         </w:rPr>
         <w:t/>
       </w:r>
@@ -1815,7 +1815,7 @@
           <w:color w:val="000000"/>
           <w:kern w:val="0"/>
           <w:lang w:eastAsia="es-ES"/>
-          <w14:ligatures w14:val="none"/>
+          <ns2:ligatures ns2:val="none"/>
         </w:rPr>
         <w:t/>
       </w:r>
@@ -1825,12 +1825,12 @@
           <w:color w:val="000000"/>
           <w:kern w:val="0"/>
           <w:lang w:eastAsia="es-ES"/>
-          <w14:ligatures w14:val="none"/>
+          <ns2:ligatures ns2:val="none"/>
         </w:rPr>
         <w:t xml:space="preserve"/>
       </w:r>
     </w:p>
-    <w:p>
+    <w:p ns2:paraId="2D7DB388" ns2:textId="77777777">
       <w:pPr>
         <w:pStyle w:val="Prrafodelista"/>
         <w:spacing w:after="0" w:line="240" w:lineRule="auto"/>
@@ -1841,11 +1841,11 @@
           <w:color w:val="000000"/>
           <w:kern w:val="0"/>
           <w:lang w:eastAsia="es-ES"/>
-          <w14:ligatures w14:val="none"/>
-        </w:rPr>
-      </w:pPr>
-    </w:p>
-    <w:p>
+          <ns2:ligatures ns2:val="none"/>
+        </w:rPr>
+      </w:pPr>
+    </w:p>
+    <w:p ns2:paraId="4A5D3B5A" ns2:textId="3E677827">
       <w:pPr>
         <w:pStyle w:val="Prrafodelista"/>
         <w:numPr>
@@ -1863,16 +1863,16 @@
           <w:color w:val="000000"/>
           <w:kern w:val="0"/>
           <w:lang w:eastAsia="es-ES"/>
-          <w14:ligatures w14:val="none"/>
-        </w:rPr>
-      </w:pPr>
-      <w:r>
-        <w:rPr>
-          <w:rFonts w:ascii="Arial Narrow" w:eastAsia="Times New Roman" w:hAnsi="Arial Narrow" w:cs="Arial"/>
-          <w:color w:val="000000"/>
-          <w:kern w:val="0"/>
-          <w:lang w:eastAsia="es-ES"/>
-          <w14:ligatures w14:val="none"/>
+          <ns2:ligatures ns2:val="none"/>
+        </w:rPr>
+      </w:pPr>
+      <w:r>
+        <w:rPr>
+          <w:rFonts w:ascii="Arial Narrow" w:eastAsia="Times New Roman" w:hAnsi="Arial Narrow" w:cs="Arial"/>
+          <w:color w:val="000000"/>
+          <w:kern w:val="0"/>
+          <w:lang w:eastAsia="es-ES"/>
+          <ns2:ligatures ns2:val="none"/>
         </w:rPr>
         <w:t>El mismo día</w:t>
       </w:r>
@@ -1882,7 +1882,7 @@
           <w:color w:val="000000"/>
           <w:kern w:val="0"/>
           <w:lang w:eastAsia="es-ES"/>
-          <w14:ligatures w14:val="none"/>
+          <ns2:ligatures ns2:val="none"/>
         </w:rPr>
         <w:t xml:space="preserve">, reiteró su disconformidad con el requerimiento de remisión física del expediente completo e indicó que la consignación del capital asegurado correspondía ser efectuada ante el </w:t>
       </w:r>
@@ -1892,7 +1892,7 @@
           <w:color w:val="000000"/>
           <w:kern w:val="0"/>
           <w:lang w:eastAsia="es-ES"/>
-          <w14:ligatures w14:val="none"/>
+          <ns2:ligatures ns2:val="none"/>
         </w:rPr>
         <w:t>juzgado correspondiente</w:t>
       </w:r>
@@ -1902,12 +1902,12 @@
           <w:color w:val="000000"/>
           <w:kern w:val="0"/>
           <w:lang w:eastAsia="es-ES"/>
-          <w14:ligatures w14:val="none"/>
+          <ns2:ligatures ns2:val="none"/>
         </w:rPr>
         <w:t>, solicitando nuevamente celeridad en el trámite.</w:t>
       </w:r>
     </w:p>
-    <w:p>
+    <w:p ns2:paraId="75BAC874" ns2:textId="77777777">
       <w:pPr>
         <w:pStyle w:val="Prrafodelista"/>
         <w:spacing w:after="0" w:line="240" w:lineRule="auto"/>
@@ -1918,11 +1918,11 @@
           <w:color w:val="000000"/>
           <w:kern w:val="0"/>
           <w:lang w:eastAsia="es-ES"/>
-          <w14:ligatures w14:val="none"/>
-        </w:rPr>
-      </w:pPr>
-    </w:p>
-    <w:p>
+          <ns2:ligatures ns2:val="none"/>
+        </w:rPr>
+      </w:pPr>
+    </w:p>
+    <w:p ns2:paraId="19A90566" ns2:textId="2F95FD90">
       <w:pPr>
         <w:pStyle w:val="Prrafodelista"/>
         <w:numPr>
@@ -1940,16 +1940,16 @@
           <w:color w:val="000000"/>
           <w:kern w:val="0"/>
           <w:lang w:eastAsia="es-ES"/>
-          <w14:ligatures w14:val="none"/>
-        </w:rPr>
-      </w:pPr>
-      <w:r>
-        <w:rPr>
-          <w:rFonts w:ascii="Arial Narrow" w:eastAsia="Times New Roman" w:hAnsi="Arial Narrow" w:cs="Arial"/>
-          <w:color w:val="000000"/>
-          <w:kern w:val="0"/>
-          <w:lang w:eastAsia="es-ES"/>
-          <w14:ligatures w14:val="none"/>
+          <ns2:ligatures ns2:val="none"/>
+        </w:rPr>
+      </w:pPr>
+      <w:r>
+        <w:rPr>
+          <w:rFonts w:ascii="Arial Narrow" w:eastAsia="Times New Roman" w:hAnsi="Arial Narrow" w:cs="Arial"/>
+          <w:color w:val="000000"/>
+          <w:kern w:val="0"/>
+          <w:lang w:eastAsia="es-ES"/>
+          <ns2:ligatures ns2:val="none"/>
         </w:rPr>
         <w:t xml:space="preserve">El 13 de noviembre de 2025, </w:t>
       </w:r>
@@ -1959,7 +1959,7 @@
           <w:color w:val="000000"/>
           <w:kern w:val="0"/>
           <w:lang w:val="es-ES" w:eastAsia="es-ES"/>
-          <w14:ligatures w14:val="none"/>
+          <ns2:ligatures ns2:val="none"/>
         </w:rPr>
         <w:t>Mapfre</w:t>
       </w:r>
@@ -1969,7 +1969,7 @@
           <w:color w:val="000000"/>
           <w:kern w:val="0"/>
           <w:lang w:eastAsia="es-ES"/>
-          <w14:ligatures w14:val="none"/>
+          <ns2:ligatures ns2:val="none"/>
         </w:rPr>
         <w:t xml:space="preserve"> </w:t>
       </w:r>
@@ -1979,7 +1979,7 @@
           <w:color w:val="000000"/>
           <w:kern w:val="0"/>
           <w:lang w:eastAsia="es-ES"/>
-          <w14:ligatures w14:val="none"/>
+          <ns2:ligatures ns2:val="none"/>
         </w:rPr>
         <w:t xml:space="preserve">comunicó que se había generado la liquidación correspondiente a la solicitud presentada, precisando que el pago procedía vía consignación ante el </w:t>
       </w:r>
@@ -1989,7 +1989,7 @@
           <w:color w:val="000000"/>
           <w:kern w:val="0"/>
           <w:lang w:eastAsia="es-ES"/>
-          <w14:ligatures w14:val="none"/>
+          <ns2:ligatures ns2:val="none"/>
         </w:rPr>
         <w:t>juzgado correspondiente</w:t>
       </w:r>
@@ -1999,7 +1999,7 @@
           <w:color w:val="000000"/>
           <w:kern w:val="0"/>
           <w:lang w:eastAsia="es-ES"/>
-          <w14:ligatures w14:val="none"/>
+          <ns2:ligatures ns2:val="none"/>
         </w:rPr>
         <w:t xml:space="preserve"> </w:t>
       </w:r>
@@ -2009,7 +2009,7 @@
           <w:color w:val="000000"/>
           <w:kern w:val="0"/>
           <w:lang w:eastAsia="es-ES"/>
-          <w14:ligatures w14:val="none"/>
+          <ns2:ligatures ns2:val="none"/>
         </w:rPr>
         <w:t>y que el cálculo se había efectuado sobre la base de las declaraciones y el pago de la prima efectuados por la empresa contratante, señalando además que la evaluación se había realizado con documentación virtual de manera excepcional.</w:t>
       </w:r>
@@ -2019,12 +2019,12 @@
           <w:color w:val="000000"/>
           <w:kern w:val="0"/>
           <w:lang w:eastAsia="es-ES"/>
-          <w14:ligatures w14:val="none"/>
+          <ns2:ligatures ns2:val="none"/>
         </w:rPr>
         <w:t xml:space="preserve"> </w:t>
       </w:r>
     </w:p>
-    <w:p>
+    <w:p ns2:paraId="0440EC41" ns2:textId="77777777">
       <w:pPr>
         <w:pStyle w:val="Prrafodelista"/>
         <w:spacing w:after="0" w:line="240" w:lineRule="auto"/>
@@ -2035,11 +2035,11 @@
           <w:color w:val="000000"/>
           <w:kern w:val="0"/>
           <w:lang w:eastAsia="es-ES"/>
-          <w14:ligatures w14:val="none"/>
-        </w:rPr>
-      </w:pPr>
-    </w:p>
-    <w:p>
+          <ns2:ligatures ns2:val="none"/>
+        </w:rPr>
+      </w:pPr>
+    </w:p>
+    <w:p ns2:paraId="49B4370E" ns2:textId="335FD480">
       <w:pPr>
         <w:pStyle w:val="Prrafodelista"/>
         <w:numPr>
@@ -2057,16 +2057,16 @@
           <w:color w:val="000000"/>
           <w:kern w:val="0"/>
           <w:lang w:eastAsia="es-ES"/>
-          <w14:ligatures w14:val="none"/>
-        </w:rPr>
-      </w:pPr>
-      <w:r>
-        <w:rPr>
-          <w:rFonts w:ascii="Arial Narrow" w:eastAsia="Times New Roman" w:hAnsi="Arial Narrow" w:cs="Arial"/>
-          <w:color w:val="000000"/>
-          <w:kern w:val="0"/>
-          <w:lang w:eastAsia="es-ES"/>
-          <w14:ligatures w14:val="none"/>
+          <ns2:ligatures ns2:val="none"/>
+        </w:rPr>
+      </w:pPr>
+      <w:r>
+        <w:rPr>
+          <w:rFonts w:ascii="Arial Narrow" w:eastAsia="Times New Roman" w:hAnsi="Arial Narrow" w:cs="Arial"/>
+          <w:color w:val="000000"/>
+          <w:kern w:val="0"/>
+          <w:lang w:eastAsia="es-ES"/>
+          <ns2:ligatures ns2:val="none"/>
         </w:rPr>
         <w:t xml:space="preserve">El 13 de noviembre de 2025, </w:t>
       </w:r>
@@ -2076,7 +2076,7 @@
           <w:color w:val="000000"/>
           <w:kern w:val="0"/>
           <w:lang w:val="es-ES" w:eastAsia="es-ES"/>
-          <w14:ligatures w14:val="none"/>
+          <ns2:ligatures ns2:val="none"/>
         </w:rPr>
         <w:t>Mapfre</w:t>
       </w:r>
@@ -2086,7 +2086,7 @@
           <w:color w:val="000000"/>
           <w:kern w:val="0"/>
           <w:lang w:eastAsia="es-ES"/>
-          <w14:ligatures w14:val="none"/>
+          <ns2:ligatures ns2:val="none"/>
         </w:rPr>
         <w:t xml:space="preserve"> </w:t>
       </w:r>
@@ -2096,7 +2096,7 @@
           <w:color w:val="000000"/>
           <w:kern w:val="0"/>
           <w:lang w:eastAsia="es-ES"/>
-          <w14:ligatures w14:val="none"/>
+          <ns2:ligatures ns2:val="none"/>
         </w:rPr>
         <w:t xml:space="preserve">emitió la </w:t>
       </w:r>
@@ -2106,7 +2106,7 @@
           <w:color w:val="000000"/>
           <w:kern w:val="0"/>
           <w:lang w:eastAsia="es-ES"/>
-          <w14:ligatures w14:val="none"/>
+          <ns2:ligatures ns2:val="none"/>
         </w:rPr>
         <w:t>l</w:t>
       </w:r>
@@ -2116,7 +2116,7 @@
           <w:color w:val="000000"/>
           <w:kern w:val="0"/>
           <w:lang w:eastAsia="es-ES"/>
-          <w14:ligatures w14:val="none"/>
+          <ns2:ligatures ns2:val="none"/>
         </w:rPr>
         <w:t xml:space="preserve">iquidación correspondiente al Seguro </w:t>
       </w:r>
@@ -2126,7 +2126,7 @@
           <w:color w:val="000000"/>
           <w:kern w:val="0"/>
           <w:lang w:eastAsia="es-ES"/>
-          <w14:ligatures w14:val="none"/>
+          <ns2:ligatures ns2:val="none"/>
         </w:rPr>
         <w:t xml:space="preserve">de </w:t>
       </w:r>
@@ -2136,7 +2136,7 @@
           <w:color w:val="000000"/>
           <w:kern w:val="0"/>
           <w:lang w:eastAsia="es-ES"/>
-          <w14:ligatures w14:val="none"/>
+          <ns2:ligatures ns2:val="none"/>
         </w:rPr>
         <w:t>Vida Ley</w:t>
       </w:r>
@@ -2146,7 +2146,7 @@
           <w:color w:val="000000"/>
           <w:kern w:val="0"/>
           <w:lang w:eastAsia="es-ES"/>
-          <w14:ligatures w14:val="none"/>
+          <ns2:ligatures ns2:val="none"/>
         </w:rPr>
         <w:t xml:space="preserve"> por </w:t>
       </w:r>
@@ -2156,7 +2156,7 @@
           <w:color w:val="000000"/>
           <w:kern w:val="0"/>
           <w:lang w:eastAsia="es-ES"/>
-          <w14:ligatures w14:val="none"/>
+          <ns2:ligatures ns2:val="none"/>
         </w:rPr>
         <w:t xml:space="preserve">cobertura de muerte accidental, </w:t>
       </w:r>
@@ -2166,7 +2166,7 @@
           <w:color w:val="000000"/>
           <w:kern w:val="0"/>
           <w:lang w:eastAsia="es-ES"/>
-          <w14:ligatures w14:val="none"/>
+          <ns2:ligatures ns2:val="none"/>
         </w:rPr>
         <w:t>señalando una</w:t>
       </w:r>
@@ -2176,7 +2176,7 @@
           <w:color w:val="000000"/>
           <w:kern w:val="0"/>
           <w:lang w:eastAsia="es-ES"/>
-          <w14:ligatures w14:val="none"/>
+          <ns2:ligatures ns2:val="none"/>
         </w:rPr>
         <w:t xml:space="preserve"> remuneración promedio de S/200,00 e indemnización total de S/6 400,00, así como intereses legales por S/6,30, </w:t>
       </w:r>
@@ -2186,7 +2186,7 @@
           <w:color w:val="000000"/>
           <w:kern w:val="0"/>
           <w:lang w:eastAsia="es-ES"/>
-          <w14:ligatures w14:val="none"/>
+          <ns2:ligatures ns2:val="none"/>
         </w:rPr>
         <w:t>y se efectuó</w:t>
       </w:r>
@@ -2196,7 +2196,7 @@
           <w:color w:val="000000"/>
           <w:kern w:val="0"/>
           <w:lang w:eastAsia="es-ES"/>
-          <w14:ligatures w14:val="none"/>
+          <ns2:ligatures ns2:val="none"/>
         </w:rPr>
         <w:t xml:space="preserve"> el depósito </w:t>
       </w:r>
@@ -2206,7 +2206,7 @@
           <w:color w:val="000000"/>
           <w:kern w:val="0"/>
           <w:lang w:eastAsia="es-ES"/>
-          <w14:ligatures w14:val="none"/>
+          <ns2:ligatures ns2:val="none"/>
         </w:rPr>
         <w:t>correspondiente</w:t>
       </w:r>
@@ -2216,12 +2216,12 @@
           <w:color w:val="000000"/>
           <w:kern w:val="0"/>
           <w:lang w:eastAsia="es-ES"/>
-          <w14:ligatures w14:val="none"/>
+          <ns2:ligatures ns2:val="none"/>
         </w:rPr>
         <w:t>.</w:t>
       </w:r>
     </w:p>
-    <w:p>
+    <w:p ns2:paraId="21B0EBD4" ns2:textId="77777777">
       <w:pPr>
         <w:pStyle w:val="Prrafodelista"/>
         <w:spacing w:after="0" w:line="240" w:lineRule="auto"/>
@@ -2232,11 +2232,11 @@
           <w:color w:val="000000"/>
           <w:kern w:val="0"/>
           <w:lang w:eastAsia="es-ES"/>
-          <w14:ligatures w14:val="none"/>
-        </w:rPr>
-      </w:pPr>
-    </w:p>
-    <w:p>
+          <ns2:ligatures ns2:val="none"/>
+        </w:rPr>
+      </w:pPr>
+    </w:p>
+    <w:p ns2:paraId="1B53F265" ns2:textId="6546BE21">
       <w:pPr>
         <w:pStyle w:val="Prrafodelista"/>
         <w:numPr>
@@ -2254,16 +2254,16 @@
           <w:color w:val="000000"/>
           <w:kern w:val="0"/>
           <w:lang w:eastAsia="es-ES"/>
-          <w14:ligatures w14:val="none"/>
-        </w:rPr>
-      </w:pPr>
-      <w:r>
-        <w:rPr>
-          <w:rFonts w:ascii="Arial Narrow" w:eastAsia="Times New Roman" w:hAnsi="Arial Narrow" w:cs="Arial"/>
-          <w:color w:val="000000"/>
-          <w:kern w:val="0"/>
-          <w:lang w:eastAsia="es-ES"/>
-          <w14:ligatures w14:val="none"/>
+          <ns2:ligatures ns2:val="none"/>
+        </w:rPr>
+      </w:pPr>
+      <w:r>
+        <w:rPr>
+          <w:rFonts w:ascii="Arial Narrow" w:eastAsia="Times New Roman" w:hAnsi="Arial Narrow" w:cs="Arial"/>
+          <w:color w:val="000000"/>
+          <w:kern w:val="0"/>
+          <w:lang w:eastAsia="es-ES"/>
+          <ns2:ligatures ns2:val="none"/>
         </w:rPr>
         <w:t xml:space="preserve">El 18 de noviembre de 2025, manifestó su disconformidad con el cálculo efectuado en la liquidación de la indemnización y solicitó la revisión y corrección del monto determinado, señalando que las remuneraciones asegurables debían calcularse considerando los ingresos variables percibidos por el señor [APELLIDO].</w:t>
       </w:r>
@@ -2273,7 +2273,7 @@
           <w:color w:val="000000"/>
           <w:kern w:val="0"/>
           <w:lang w:eastAsia="es-ES"/>
-          <w14:ligatures w14:val="none"/>
+          <ns2:ligatures ns2:val="none"/>
         </w:rPr>
         <w:t/>
       </w:r>
@@ -2283,12 +2283,12 @@
           <w:color w:val="000000"/>
           <w:kern w:val="0"/>
           <w:lang w:eastAsia="es-ES"/>
-          <w14:ligatures w14:val="none"/>
+          <ns2:ligatures ns2:val="none"/>
         </w:rPr>
         <w:t/>
       </w:r>
     </w:p>
-    <w:p>
+    <w:p ns2:paraId="7E86C004" ns2:textId="77777777">
       <w:pPr>
         <w:pStyle w:val="Prrafodelista"/>
         <w:spacing w:after="0" w:line="240" w:lineRule="auto"/>
@@ -2299,11 +2299,11 @@
           <w:color w:val="000000"/>
           <w:kern w:val="0"/>
           <w:lang w:eastAsia="es-ES"/>
-          <w14:ligatures w14:val="none"/>
-        </w:rPr>
-      </w:pPr>
-    </w:p>
-    <w:p>
+          <ns2:ligatures ns2:val="none"/>
+        </w:rPr>
+      </w:pPr>
+    </w:p>
+    <w:p ns2:paraId="1281438E" ns2:textId="0F966A9E">
       <w:pPr>
         <w:pStyle w:val="Prrafodelista"/>
         <w:numPr>
@@ -2321,16 +2321,16 @@
           <w:color w:val="000000"/>
           <w:kern w:val="0"/>
           <w:lang w:eastAsia="es-ES"/>
-          <w14:ligatures w14:val="none"/>
-        </w:rPr>
-      </w:pPr>
-      <w:r>
-        <w:rPr>
-          <w:rFonts w:ascii="Arial Narrow" w:eastAsia="Times New Roman" w:hAnsi="Arial Narrow" w:cs="Arial"/>
-          <w:color w:val="000000"/>
-          <w:kern w:val="0"/>
-          <w:lang w:eastAsia="es-ES"/>
-          <w14:ligatures w14:val="none"/>
+          <ns2:ligatures ns2:val="none"/>
+        </w:rPr>
+      </w:pPr>
+      <w:r>
+        <w:rPr>
+          <w:rFonts w:ascii="Arial Narrow" w:eastAsia="Times New Roman" w:hAnsi="Arial Narrow" w:cs="Arial"/>
+          <w:color w:val="000000"/>
+          <w:kern w:val="0"/>
+          <w:lang w:eastAsia="es-ES"/>
+          <ns2:ligatures ns2:val="none"/>
         </w:rPr>
         <w:t xml:space="preserve">El </w:t>
       </w:r>
@@ -2340,7 +2340,7 @@
           <w:color w:val="000000"/>
           <w:kern w:val="0"/>
           <w:lang w:eastAsia="es-ES"/>
-          <w14:ligatures w14:val="none"/>
+          <ns2:ligatures ns2:val="none"/>
         </w:rPr>
         <w:t>mismo día</w:t>
       </w:r>
@@ -2350,7 +2350,7 @@
           <w:color w:val="000000"/>
           <w:kern w:val="0"/>
           <w:lang w:eastAsia="es-ES"/>
-          <w14:ligatures w14:val="none"/>
+          <ns2:ligatures ns2:val="none"/>
         </w:rPr>
         <w:t xml:space="preserve">, </w:t>
       </w:r>
@@ -2360,7 +2360,7 @@
           <w:color w:val="000000"/>
           <w:kern w:val="0"/>
           <w:lang w:val="es-ES" w:eastAsia="es-ES"/>
-          <w14:ligatures w14:val="none"/>
+          <ns2:ligatures ns2:val="none"/>
         </w:rPr>
         <w:t>Mapfre</w:t>
       </w:r>
@@ -2370,7 +2370,7 @@
           <w:color w:val="000000"/>
           <w:kern w:val="0"/>
           <w:lang w:eastAsia="es-ES"/>
-          <w14:ligatures w14:val="none"/>
+          <ns2:ligatures ns2:val="none"/>
         </w:rPr>
         <w:t xml:space="preserve"> </w:t>
       </w:r>
@@ -2380,7 +2380,7 @@
           <w:color w:val="000000"/>
           <w:kern w:val="0"/>
           <w:lang w:eastAsia="es-ES"/>
-          <w14:ligatures w14:val="none"/>
+          <ns2:ligatures ns2:val="none"/>
         </w:rPr>
         <w:t xml:space="preserve">respondió indicando que el correo electrónico no constituía un canal idóneo para la presentación de reclamos y que estos debían ser formulados a través </w:t>
       </w:r>
@@ -2390,7 +2390,7 @@
           <w:color w:val="000000"/>
           <w:kern w:val="0"/>
           <w:lang w:eastAsia="es-ES"/>
-          <w14:ligatures w14:val="none"/>
+          <ns2:ligatures ns2:val="none"/>
         </w:rPr>
         <w:t>del libro de reclamaciones</w:t>
       </w:r>
@@ -2400,12 +2400,12 @@
           <w:color w:val="000000"/>
           <w:kern w:val="0"/>
           <w:lang w:eastAsia="es-ES"/>
-          <w14:ligatures w14:val="none"/>
+          <ns2:ligatures ns2:val="none"/>
         </w:rPr>
         <w:t>.</w:t>
       </w:r>
     </w:p>
-    <w:p>
+    <w:p ns2:paraId="040959DC" ns2:textId="77777777">
       <w:pPr>
         <w:pStyle w:val="Prrafodelista"/>
         <w:spacing w:after="0" w:line="240" w:lineRule="auto"/>
@@ -2416,11 +2416,11 @@
           <w:color w:val="000000"/>
           <w:kern w:val="0"/>
           <w:lang w:eastAsia="es-ES"/>
-          <w14:ligatures w14:val="none"/>
-        </w:rPr>
-      </w:pPr>
-    </w:p>
-    <w:p>
+          <ns2:ligatures ns2:val="none"/>
+        </w:rPr>
+      </w:pPr>
+    </w:p>
+    <w:p ns2:paraId="75C8F408" ns2:textId="075857C1">
       <w:pPr>
         <w:pStyle w:val="Prrafodelista"/>
         <w:numPr>
@@ -2438,16 +2438,16 @@
           <w:color w:val="000000"/>
           <w:kern w:val="0"/>
           <w:lang w:eastAsia="es-ES"/>
-          <w14:ligatures w14:val="none"/>
-        </w:rPr>
-      </w:pPr>
-      <w:r>
-        <w:rPr>
-          <w:rFonts w:ascii="Arial Narrow" w:eastAsia="Times New Roman" w:hAnsi="Arial Narrow" w:cs="Arial"/>
-          <w:color w:val="000000"/>
-          <w:kern w:val="0"/>
-          <w:lang w:eastAsia="es-ES"/>
-          <w14:ligatures w14:val="none"/>
+          <ns2:ligatures ns2:val="none"/>
+        </w:rPr>
+      </w:pPr>
+      <w:r>
+        <w:rPr>
+          <w:rFonts w:ascii="Arial Narrow" w:eastAsia="Times New Roman" w:hAnsi="Arial Narrow" w:cs="Arial"/>
+          <w:color w:val="000000"/>
+          <w:kern w:val="0"/>
+          <w:lang w:eastAsia="es-ES"/>
+          <ns2:ligatures ns2:val="none"/>
         </w:rPr>
         <w:t xml:space="preserve">El 19 de noviembre de 2025, presentó reclamo mediante </w:t>
       </w:r>
@@ -2457,7 +2457,7 @@
           <w:color w:val="000000"/>
           <w:kern w:val="0"/>
           <w:lang w:eastAsia="es-ES"/>
-          <w14:ligatures w14:val="none"/>
+          <ns2:ligatures ns2:val="none"/>
         </w:rPr>
         <w:t>el libro de reclamaciones</w:t>
       </w:r>
@@ -2467,7 +2467,7 @@
           <w:color w:val="000000"/>
           <w:kern w:val="0"/>
           <w:lang w:eastAsia="es-ES"/>
-          <w14:ligatures w14:val="none"/>
+          <ns2:ligatures ns2:val="none"/>
         </w:rPr>
         <w:t xml:space="preserve"> </w:t>
       </w:r>
@@ -2477,7 +2477,7 @@
           <w:color w:val="000000"/>
           <w:kern w:val="0"/>
           <w:lang w:eastAsia="es-ES"/>
-          <w14:ligatures w14:val="none"/>
+          <ns2:ligatures ns2:val="none"/>
         </w:rPr>
         <w:t xml:space="preserve">de </w:t>
       </w:r>
@@ -2487,7 +2487,7 @@
           <w:color w:val="000000"/>
           <w:kern w:val="0"/>
           <w:lang w:val="es-ES" w:eastAsia="es-ES"/>
-          <w14:ligatures w14:val="none"/>
+          <ns2:ligatures ns2:val="none"/>
         </w:rPr>
         <w:t>Mapfre</w:t>
       </w:r>
@@ -2497,7 +2497,7 @@
           <w:color w:val="000000"/>
           <w:kern w:val="0"/>
           <w:lang w:eastAsia="es-ES"/>
-          <w14:ligatures w14:val="none"/>
+          <ns2:ligatures ns2:val="none"/>
         </w:rPr>
         <w:t xml:space="preserve">, solicitando la revisión y corrección del cálculo de la liquidación del Seguro </w:t>
       </w:r>
@@ -2507,7 +2507,7 @@
           <w:color w:val="000000"/>
           <w:kern w:val="0"/>
           <w:lang w:eastAsia="es-ES"/>
-          <w14:ligatures w14:val="none"/>
+          <ns2:ligatures ns2:val="none"/>
         </w:rPr>
         <w:t xml:space="preserve">de </w:t>
       </w:r>
@@ -2517,7 +2517,7 @@
           <w:color w:val="000000"/>
           <w:kern w:val="0"/>
           <w:lang w:eastAsia="es-ES"/>
-          <w14:ligatures w14:val="none"/>
+          <ns2:ligatures ns2:val="none"/>
         </w:rPr>
         <w:t>Vida Ley.</w:t>
       </w:r>
@@ -2527,25 +2527,25 @@
           <w:color w:val="000000"/>
           <w:kern w:val="0"/>
           <w:lang w:eastAsia="es-ES"/>
-          <w14:ligatures w14:val="none"/>
+          <ns2:ligatures ns2:val="none"/>
         </w:rPr>
         <w:t xml:space="preserve"> </w:t>
       </w:r>
     </w:p>
-    <w:p>
-      <w:pPr>
-        <w:spacing w:after="0" w:line="240" w:lineRule="auto"/>
-        <w:jc w:val="both"/>
-        <w:rPr>
-          <w:rFonts w:ascii="Arial Narrow" w:eastAsia="Times New Roman" w:hAnsi="Arial Narrow" w:cs="Arial"/>
-          <w:color w:val="000000"/>
-          <w:kern w:val="0"/>
-          <w:lang w:eastAsia="es-ES"/>
-          <w14:ligatures w14:val="none"/>
-        </w:rPr>
-      </w:pPr>
-    </w:p>
-    <w:p>
+    <w:p ns2:paraId="274F1C02" ns2:textId="77777777">
+      <w:pPr>
+        <w:spacing w:after="0" w:line="240" w:lineRule="auto"/>
+        <w:jc w:val="both"/>
+        <w:rPr>
+          <w:rFonts w:ascii="Arial Narrow" w:eastAsia="Times New Roman" w:hAnsi="Arial Narrow" w:cs="Arial"/>
+          <w:color w:val="000000"/>
+          <w:kern w:val="0"/>
+          <w:lang w:eastAsia="es-ES"/>
+          <ns2:ligatures ns2:val="none"/>
+        </w:rPr>
+      </w:pPr>
+    </w:p>
+    <w:p ns2:paraId="20F245FB" ns2:textId="74460887">
       <w:pPr>
         <w:pStyle w:val="Prrafodelista"/>
         <w:numPr>
@@ -2563,16 +2563,16 @@
           <w:color w:val="000000"/>
           <w:kern w:val="0"/>
           <w:lang w:eastAsia="es-ES"/>
-          <w14:ligatures w14:val="none"/>
-        </w:rPr>
-      </w:pPr>
-      <w:r>
-        <w:rPr>
-          <w:rFonts w:ascii="Arial Narrow" w:eastAsia="Times New Roman" w:hAnsi="Arial Narrow" w:cs="Arial"/>
-          <w:color w:val="000000"/>
-          <w:kern w:val="0"/>
-          <w:lang w:eastAsia="es-ES"/>
-          <w14:ligatures w14:val="none"/>
+          <ns2:ligatures ns2:val="none"/>
+        </w:rPr>
+      </w:pPr>
+      <w:r>
+        <w:rPr>
+          <w:rFonts w:ascii="Arial Narrow" w:eastAsia="Times New Roman" w:hAnsi="Arial Narrow" w:cs="Arial"/>
+          <w:color w:val="000000"/>
+          <w:kern w:val="0"/>
+          <w:lang w:eastAsia="es-ES"/>
+          <ns2:ligatures ns2:val="none"/>
         </w:rPr>
         <w:t xml:space="preserve">El 25 de noviembre de 2025, </w:t>
       </w:r>
@@ -2582,7 +2582,7 @@
           <w:color w:val="000000"/>
           <w:kern w:val="0"/>
           <w:lang w:val="es-ES" w:eastAsia="es-ES"/>
-          <w14:ligatures w14:val="none"/>
+          <ns2:ligatures ns2:val="none"/>
         </w:rPr>
         <w:t>respondió su reclamo</w:t>
       </w:r>
@@ -2592,7 +2592,7 @@
           <w:color w:val="000000"/>
           <w:kern w:val="0"/>
           <w:lang w:eastAsia="es-ES"/>
-          <w14:ligatures w14:val="none"/>
+          <ns2:ligatures ns2:val="none"/>
         </w:rPr>
         <w:t xml:space="preserve"> </w:t>
       </w:r>
@@ -2602,7 +2602,7 @@
           <w:color w:val="000000"/>
           <w:kern w:val="0"/>
           <w:lang w:eastAsia="es-ES"/>
-          <w14:ligatures w14:val="none"/>
+          <ns2:ligatures ns2:val="none"/>
         </w:rPr>
         <w:t xml:space="preserve">indicando </w:t>
       </w:r>
@@ -2612,7 +2612,7 @@
           <w:color w:val="000000"/>
           <w:kern w:val="0"/>
           <w:lang w:eastAsia="es-ES"/>
-          <w14:ligatures w14:val="none"/>
+          <ns2:ligatures ns2:val="none"/>
         </w:rPr>
         <w:t>que el cálculo de la indemnización se realizó sobre la base del importe mensual declarado por la empresa empleadora para los meses de marzo, abril y mayo de 2023, ascendente a S/200,00, concluyendo que el monto liquidado era correcto y que no correspondía efectuar un pago mayor.</w:t>
       </w:r>
@@ -2622,12 +2622,12 @@
           <w:color w:val="000000"/>
           <w:kern w:val="0"/>
           <w:lang w:eastAsia="es-ES"/>
-          <w14:ligatures w14:val="none"/>
+          <ns2:ligatures ns2:val="none"/>
         </w:rPr>
         <w:t xml:space="preserve"> </w:t>
       </w:r>
     </w:p>
-    <w:p>
+    <w:p ns2:paraId="33E14FF7" ns2:textId="77777777">
       <w:pPr>
         <w:tabs>
           <w:tab w:val="left" w:pos="1134"/>
@@ -2639,11 +2639,11 @@
           <w:color w:val="000000"/>
           <w:kern w:val="0"/>
           <w:lang w:eastAsia="es-ES"/>
-          <w14:ligatures w14:val="none"/>
-        </w:rPr>
-      </w:pPr>
-    </w:p>
-    <w:p>
+          <ns2:ligatures ns2:val="none"/>
+        </w:rPr>
+      </w:pPr>
+    </w:p>
+    <w:p ns2:paraId="65C58807" ns2:textId="72B7935B">
       <w:pPr>
         <w:numPr>
           <w:ilvl w:val="1"/>
@@ -2661,7 +2661,7 @@
           <w:color w:val="000000"/>
           <w:kern w:val="0"/>
           <w:lang w:val="es-ES" w:eastAsia="es-ES"/>
-          <w14:ligatures w14:val="none"/>
+          <ns2:ligatures ns2:val="none"/>
         </w:rPr>
       </w:pPr>
       <w:r>
@@ -2670,7 +2670,7 @@
           <w:color w:val="000000"/>
           <w:kern w:val="0"/>
           <w:lang w:val="es-ES" w:eastAsia="es-ES"/>
-          <w14:ligatures w14:val="none"/>
+          <ns2:ligatures ns2:val="none"/>
         </w:rPr>
         <w:lastRenderedPageBreak/>
         <w:t xml:space="preserve">La señora [APELLIDO] solicitó, en calidad de medida correctiva, que Mapfre cumpla con: (i) realizar el cálculo y pago de la indemnización del Seguro Vida Ley conforme a lo establecido en el Decreto Legislativo 688, en particular a sus artículos 9, 10 y 13 y que dicho cálculo se efectúe tomando en cuenta la evidencia contenida en las boletas de pago de marzo, abril y mayo de 2023, las cuales demuestran la variabilidad de los aportes del empleador al Seguro Vida Ley en función de los ingresos reales del trabajador; y, (ii) que se deje sin efecto la aplicación indebida de un sueldo básico de S/ 200.00 como base de cálculo, por resultar contraria a la normativa vigente. </w:t>
@@ -2679,7 +2679,7 @@
         <w:rPr>
           <w:rFonts w:ascii="Arial Narrow" w:eastAsia="Calibri" w:hAnsi="Arial Narrow" w:cs="Arial"/>
           <w:kern w:val="0"/>
-          <w14:ligatures w14:val="none"/>
+          <ns2:ligatures ns2:val="none"/>
         </w:rPr>
         <w:t xml:space="preserve"/>
       </w:r>
@@ -2689,7 +2689,7 @@
           <w:color w:val="000000"/>
           <w:kern w:val="0"/>
           <w:lang w:val="es-ES" w:eastAsia="es-ES"/>
-          <w14:ligatures w14:val="none"/>
+          <ns2:ligatures ns2:val="none"/>
         </w:rPr>
         <w:t xml:space="preserve"/>
       </w:r>
@@ -2699,7 +2699,7 @@
           <w:color w:val="000000"/>
           <w:kern w:val="0"/>
           <w:lang w:val="es-ES" w:eastAsia="es-ES"/>
-          <w14:ligatures w14:val="none"/>
+          <ns2:ligatures ns2:val="none"/>
         </w:rPr>
         <w:t xml:space="preserve"/>
       </w:r>
@@ -2709,7 +2709,7 @@
           <w:color w:val="000000"/>
           <w:kern w:val="0"/>
           <w:lang w:val="es-ES" w:eastAsia="es-ES"/>
-          <w14:ligatures w14:val="none"/>
+          <ns2:ligatures ns2:val="none"/>
         </w:rPr>
         <w:t/>
       </w:r>
@@ -2719,7 +2719,7 @@
           <w:color w:val="000000"/>
           <w:kern w:val="0"/>
           <w:lang w:val="es-ES" w:eastAsia="es-ES"/>
-          <w14:ligatures w14:val="none"/>
+          <ns2:ligatures ns2:val="none"/>
         </w:rPr>
         <w:t/>
       </w:r>
@@ -2729,7 +2729,7 @@
           <w:color w:val="000000"/>
           <w:kern w:val="0"/>
           <w:lang w:val="es-ES" w:eastAsia="es-ES"/>
-          <w14:ligatures w14:val="none"/>
+          <ns2:ligatures ns2:val="none"/>
         </w:rPr>
         <w:t xml:space="preserve"/>
       </w:r>
@@ -2739,7 +2739,7 @@
           <w:color w:val="000000"/>
           <w:kern w:val="0"/>
           <w:lang w:val="es-ES" w:eastAsia="es-ES"/>
-          <w14:ligatures w14:val="none"/>
+          <ns2:ligatures ns2:val="none"/>
         </w:rPr>
         <w:t xml:space="preserve"/>
       </w:r>
@@ -2749,7 +2749,7 @@
           <w:color w:val="000000"/>
           <w:kern w:val="0"/>
           <w:lang w:val="es-ES" w:eastAsia="es-ES"/>
-          <w14:ligatures w14:val="none"/>
+          <ns2:ligatures ns2:val="none"/>
         </w:rPr>
         <w:t/>
       </w:r>
@@ -2759,7 +2759,7 @@
           <w:color w:val="000000"/>
           <w:kern w:val="0"/>
           <w:lang w:val="es-ES" w:eastAsia="es-ES"/>
-          <w14:ligatures w14:val="none"/>
+          <ns2:ligatures ns2:val="none"/>
         </w:rPr>
         <w:t/>
       </w:r>
@@ -2769,7 +2769,7 @@
           <w:color w:val="000000"/>
           <w:kern w:val="0"/>
           <w:lang w:val="es-ES" w:eastAsia="es-ES"/>
-          <w14:ligatures w14:val="none"/>
+          <ns2:ligatures ns2:val="none"/>
         </w:rPr>
         <w:t xml:space="preserve"/>
       </w:r>
@@ -2779,7 +2779,7 @@
           <w:color w:val="000000"/>
           <w:kern w:val="0"/>
           <w:lang w:val="es-ES" w:eastAsia="es-ES"/>
-          <w14:ligatures w14:val="none"/>
+          <ns2:ligatures ns2:val="none"/>
         </w:rPr>
         <w:t/>
       </w:r>
@@ -2789,7 +2789,7 @@
           <w:color w:val="000000"/>
           <w:kern w:val="0"/>
           <w:lang w:val="es-ES" w:eastAsia="es-ES"/>
-          <w14:ligatures w14:val="none"/>
+          <ns2:ligatures ns2:val="none"/>
         </w:rPr>
         <w:t xml:space="preserve"/>
       </w:r>
@@ -2799,7 +2799,7 @@
           <w:color w:val="000000"/>
           <w:kern w:val="0"/>
           <w:lang w:val="es-ES" w:eastAsia="es-ES"/>
-          <w14:ligatures w14:val="none"/>
+          <ns2:ligatures ns2:val="none"/>
         </w:rPr>
         <w:t xml:space="preserve"/>
       </w:r>
@@ -2809,7 +2809,7 @@
           <w:color w:val="000000"/>
           <w:kern w:val="0"/>
           <w:lang w:val="es-ES" w:eastAsia="es-ES"/>
-          <w14:ligatures w14:val="none"/>
+          <ns2:ligatures ns2:val="none"/>
         </w:rPr>
         <w:t/>
       </w:r>
@@ -2819,7 +2819,7 @@
           <w:color w:val="000000"/>
           <w:kern w:val="0"/>
           <w:lang w:val="es-ES" w:eastAsia="es-ES"/>
-          <w14:ligatures w14:val="none"/>
+          <ns2:ligatures ns2:val="none"/>
         </w:rPr>
         <w:t/>
       </w:r>
@@ -2829,7 +2829,7 @@
           <w:color w:val="000000"/>
           <w:kern w:val="0"/>
           <w:lang w:val="es-ES" w:eastAsia="es-ES"/>
-          <w14:ligatures w14:val="none"/>
+          <ns2:ligatures ns2:val="none"/>
         </w:rPr>
         <w:t/>
       </w:r>
@@ -2839,7 +2839,7 @@
           <w:color w:val="000000"/>
           <w:kern w:val="0"/>
           <w:lang w:val="es-ES" w:eastAsia="es-ES"/>
-          <w14:ligatures w14:val="none"/>
+          <ns2:ligatures ns2:val="none"/>
         </w:rPr>
         <w:t xml:space="preserve"/>
       </w:r>
@@ -2850,7 +2850,7 @@
           <w:color w:val="000000"/>
           <w:kern w:val="0"/>
           <w:lang w:val="es-ES" w:eastAsia="es-ES"/>
-          <w14:ligatures w14:val="none"/>
+          <ns2:ligatures ns2:val="none"/>
         </w:rPr>
         <w:t/>
       </w:r>
@@ -2861,7 +2861,7 @@
           <w:color w:val="000000"/>
           <w:kern w:val="0"/>
           <w:lang w:val="es-ES" w:eastAsia="es-ES"/>
-          <w14:ligatures w14:val="none"/>
+          <ns2:ligatures ns2:val="none"/>
         </w:rPr>
         <w:t/>
       </w:r>
@@ -2871,7 +2871,7 @@
           <w:color w:val="000000"/>
           <w:kern w:val="0"/>
           <w:lang w:val="es-ES" w:eastAsia="es-ES"/>
-          <w14:ligatures w14:val="none"/>
+          <ns2:ligatures ns2:val="none"/>
         </w:rPr>
         <w:t/>
       </w:r>
@@ -2881,7 +2881,7 @@
           <w:color w:val="000000"/>
           <w:kern w:val="0"/>
           <w:lang w:val="es-ES" w:eastAsia="es-ES"/>
-          <w14:ligatures w14:val="none"/>
+          <ns2:ligatures ns2:val="none"/>
         </w:rPr>
         <w:t xml:space="preserve"/>
       </w:r>
@@ -2891,12 +2891,12 @@
           <w:color w:val="000000"/>
           <w:kern w:val="0"/>
           <w:lang w:val="es-ES" w:eastAsia="es-ES"/>
-          <w14:ligatures w14:val="none"/>
+          <ns2:ligatures ns2:val="none"/>
         </w:rPr>
         <w:t xml:space="preserve"/>
       </w:r>
     </w:p>
-    <w:p>
+    <w:p ns2:paraId="66005174" ns2:textId="77777777">
       <w:pPr>
         <w:spacing w:after="0" w:line="240" w:lineRule="auto"/>
         <w:contextualSpacing/>
@@ -2907,11 +2907,11 @@
           <w:color w:val="000000"/>
           <w:kern w:val="0"/>
           <w:lang w:eastAsia="es-PE"/>
-          <w14:ligatures w14:val="none"/>
-        </w:rPr>
-      </w:pPr>
-    </w:p>
-    <w:p>
+          <ns2:ligatures ns2:val="none"/>
+        </w:rPr>
+      </w:pPr>
+    </w:p>
+    <w:p ns2:paraId="3541B1F9" ns2:textId="77777777">
       <w:pPr>
         <w:pStyle w:val="Prrafodelista"/>
         <w:numPr>
@@ -2931,22 +2931,22 @@
           <w:color w:val="000000"/>
           <w:kern w:val="0"/>
           <w:lang w:eastAsia="es-PE"/>
-          <w14:ligatures w14:val="none"/>
-        </w:rPr>
-      </w:pPr>
-      <w:r>
-        <w:rPr>
-          <w:rFonts w:ascii="Arial Narrow" w:eastAsia="Arial Narrow" w:hAnsi="Arial Narrow" w:cs="Arial Narrow"/>
-          <w:b/>
-          <w:color w:val="000000"/>
-          <w:kern w:val="0"/>
-          <w:lang w:eastAsia="es-PE"/>
-          <w14:ligatures w14:val="none"/>
+          <ns2:ligatures ns2:val="none"/>
+        </w:rPr>
+      </w:pPr>
+      <w:r>
+        <w:rPr>
+          <w:rFonts w:ascii="Arial Narrow" w:eastAsia="Arial Narrow" w:hAnsi="Arial Narrow" w:cs="Arial Narrow"/>
+          <w:b/>
+          <w:color w:val="000000"/>
+          <w:kern w:val="0"/>
+          <w:lang w:eastAsia="es-PE"/>
+          <ns2:ligatures ns2:val="none"/>
         </w:rPr>
         <w:t>DE LA ADMISIÓN A TRÁMITE DE LA DENUNCIA</w:t>
       </w:r>
     </w:p>
-    <w:p>
+    <w:p ns2:paraId="34556756" ns2:textId="77777777">
       <w:pPr>
         <w:spacing w:after="0" w:line="240" w:lineRule="auto"/>
         <w:contextualSpacing/>
@@ -2957,13 +2957,13 @@
           <w:color w:val="000000"/>
           <w:kern w:val="0"/>
           <w:lang w:eastAsia="es-PE"/>
-          <w14:ligatures w14:val="none"/>
+          <ns2:ligatures ns2:val="none"/>
         </w:rPr>
       </w:pPr>
       <w:bookmarkStart w:id="1" w:name="_Hlk212795168"/>
       <w:bookmarkStart w:id="2" w:name="_Hlk218848146"/>
     </w:p>
-    <w:p>
+    <w:p ns2:paraId="5F4266A4" ns2:textId="2CC54504">
       <w:pPr>
         <w:pStyle w:val="Prrafodelista"/>
         <w:numPr>
@@ -2976,7 +2976,7 @@
         <w:rPr>
           <w:rFonts w:ascii="Arial Narrow" w:eastAsia="Arial Narrow" w:hAnsi="Arial Narrow" w:cs="Arial Narrow"/>
           <w:kern w:val="0"/>
-          <w14:ligatures w14:val="none"/>
+          <ns2:ligatures ns2:val="none"/>
         </w:rPr>
       </w:pPr>
       <w:bookmarkStart w:id="3" w:name="_Hlk140755208"/>
@@ -2988,7 +2988,7 @@
           <w:color w:val="000000"/>
           <w:kern w:val="0"/>
           <w:lang w:eastAsia="es-PE"/>
-          <w14:ligatures w14:val="none"/>
+          <ns2:ligatures ns2:val="none"/>
         </w:rPr>
         <w:t>La Secretaría Técnica de la Comisión de Protección al Consumidor 1 (en adelante, la Secretaría Técnica), en ejercicio de sus facultades</w:t>
       </w:r>
@@ -3001,7 +3001,7 @@
           <w:rFonts w:ascii="Arial Narrow" w:eastAsia="Arial Narrow" w:hAnsi="Arial Narrow" w:cs="Arial Narrow"/>
           <w:kern w:val="0"/>
           <w:vertAlign w:val="superscript"/>
-          <w14:ligatures w14:val="none"/>
+          <ns2:ligatures ns2:val="none"/>
         </w:rPr>
         <w:footnoteReference w:id="2"/>
       </w:r>
@@ -3011,7 +3011,7 @@
           <w:color w:val="000000"/>
           <w:kern w:val="0"/>
           <w:lang w:eastAsia="es-PE"/>
-          <w14:ligatures w14:val="none"/>
+          <ns2:ligatures ns2:val="none"/>
         </w:rPr>
         <w:t xml:space="preserve">, </w:t>
       </w:r>
@@ -3021,7 +3021,7 @@
           <w:color w:val="000000"/>
           <w:kern w:val="0"/>
           <w:lang w:eastAsia="es-PE"/>
-          <w14:ligatures w14:val="none"/>
+          <ns2:ligatures ns2:val="none"/>
         </w:rPr>
         <w:t xml:space="preserve">considera </w:t>
       </w:r>
@@ -3029,7 +3029,7 @@
         <w:rPr>
           <w:rFonts w:ascii="Arial Narrow" w:eastAsia="Arial Narrow" w:hAnsi="Arial Narrow" w:cs="Arial Narrow"/>
           <w:kern w:val="0"/>
-          <w14:ligatures w14:val="none"/>
+          <ns2:ligatures ns2:val="none"/>
         </w:rPr>
         <w:t xml:space="preserve">que el hecho denunciado, </w:t>
       </w:r>
@@ -3038,7 +3038,7 @@
         <w:rPr>
           <w:rFonts w:ascii="Arial Narrow" w:eastAsia="Arial Narrow" w:hAnsi="Arial Narrow" w:cs="Arial Narrow"/>
           <w:kern w:val="0"/>
-          <w14:ligatures w14:val="none"/>
+          <ns2:ligatures ns2:val="none"/>
         </w:rPr>
         <w:t xml:space="preserve">consistente en que </w:t>
       </w:r>
@@ -3052,7 +3052,7 @@
           <w:kern w:val="0"/>
           <w:shd w:val="clear" w:color="auto" w:fill="FFFFFF"/>
           <w:lang w:eastAsia="es-PE"/>
-          <w14:ligatures w14:val="none"/>
+          <ns2:ligatures ns2:val="none"/>
         </w:rPr>
         <w:t xml:space="preserve">la compañía aseguradora habría realizado una liquidación inadecuada de la Póliza </w:t>
       </w:r>
@@ -3064,7 +3064,7 @@
           <w:kern w:val="0"/>
           <w:shd w:val="clear" w:color="auto" w:fill="FFFFFF"/>
           <w:lang w:eastAsia="es-PE"/>
-          <w14:ligatures w14:val="none"/>
+          <ns2:ligatures ns2:val="none"/>
         </w:rPr>
         <w:t/>
       </w:r>
@@ -3076,7 +3076,7 @@
           <w:kern w:val="0"/>
           <w:shd w:val="clear" w:color="auto" w:fill="FFFFFF"/>
           <w:lang w:eastAsia="es-PE"/>
-          <w14:ligatures w14:val="none"/>
+          <ns2:ligatures ns2:val="none"/>
         </w:rPr>
         <w:t xml:space="preserve"> 6101459900039 del Seguro de Vida Ley en virtud del fallecimiento del Carlos Arnold del Águila Bartra.</w:t>
       </w:r>
@@ -3084,7 +3084,7 @@
         <w:rPr>
           <w:rFonts w:ascii="Arial Narrow" w:eastAsia="Arial Narrow" w:hAnsi="Arial Narrow" w:cs="Arial Narrow"/>
           <w:kern w:val="0"/>
-          <w14:ligatures w14:val="none"/>
+          <ns2:ligatures ns2:val="none"/>
         </w:rPr>
         <w:t>; involucraría una presunta afectación a sus expectativas, quien no habría encontrado una correspondencia entre lo que esperaba recibir de parte del proveedor y lo que realmente recibió. Por consiguiente, corresponde calificar el hecho materia de denuncia como una presunta infracción al deber de idoneidad, tipificado en los artículos 18</w:t>
       </w:r>
@@ -3094,7 +3094,7 @@
           <w:color w:val="000000"/>
           <w:kern w:val="0"/>
           <w:lang w:eastAsia="es-PE"/>
-          <w14:ligatures w14:val="none"/>
+          <ns2:ligatures ns2:val="none"/>
         </w:rPr>
         <w:t/>
       </w:r>
@@ -3102,7 +3102,7 @@
         <w:rPr>
           <w:rFonts w:ascii="Arial Narrow" w:eastAsia="Arial Narrow" w:hAnsi="Arial Narrow" w:cs="Arial Narrow"/>
           <w:kern w:val="0"/>
-          <w14:ligatures w14:val="none"/>
+          <ns2:ligatures ns2:val="none"/>
         </w:rPr>
         <w:t xml:space="preserve"> y 19</w:t>
       </w:r>
@@ -3112,7 +3112,7 @@
           <w:color w:val="000000"/>
           <w:kern w:val="0"/>
           <w:lang w:eastAsia="es-PE"/>
-          <w14:ligatures w14:val="none"/>
+          <ns2:ligatures ns2:val="none"/>
         </w:rPr>
         <w:t/>
       </w:r>
@@ -3120,7 +3120,7 @@
         <w:rPr>
           <w:rFonts w:ascii="Arial Narrow" w:eastAsia="Arial Narrow" w:hAnsi="Arial Narrow" w:cs="Arial Narrow"/>
           <w:kern w:val="0"/>
-          <w14:ligatures w14:val="none"/>
+          <ns2:ligatures ns2:val="none"/>
         </w:rPr>
         <w:t xml:space="preserve"> del Código</w:t>
       </w:r>
@@ -3132,7 +3132,7 @@
           <w:rFonts w:ascii="Arial Narrow" w:eastAsia="Arial Narrow" w:hAnsi="Arial Narrow" w:cs="Arial"/>
           <w:kern w:val="0"/>
           <w:vertAlign w:val="superscript"/>
-          <w14:ligatures w14:val="none"/>
+          <ns2:ligatures ns2:val="none"/>
         </w:rPr>
         <w:footnoteReference w:id="3"/>
       </w:r>
@@ -3141,13 +3141,13 @@
         <w:rPr>
           <w:rFonts w:ascii="Arial Narrow" w:eastAsia="Arial Narrow" w:hAnsi="Arial Narrow" w:cs="Arial Narrow"/>
           <w:kern w:val="0"/>
-          <w14:ligatures w14:val="none"/>
+          <ns2:ligatures ns2:val="none"/>
         </w:rPr>
         <w:t>.</w:t>
       </w:r>
       <w:bookmarkEnd w:id="8"/>
     </w:p>
-    <w:p>
+    <w:p ns2:paraId="116891C0" ns2:textId="77777777">
       <w:pPr>
         <w:pStyle w:val="Prrafodelista"/>
         <w:spacing w:after="0" w:line="240" w:lineRule="auto"/>
@@ -3156,11 +3156,11 @@
         <w:rPr>
           <w:rFonts w:ascii="Arial Narrow" w:eastAsia="Arial Narrow" w:hAnsi="Arial Narrow" w:cs="Arial Narrow"/>
           <w:kern w:val="0"/>
-          <w14:ligatures w14:val="none"/>
-        </w:rPr>
-      </w:pPr>
-    </w:p>
-    <w:p>
+          <ns2:ligatures ns2:val="none"/>
+        </w:rPr>
+      </w:pPr>
+    </w:p>
+    <w:p ns2:paraId="7A2CF596" ns2:textId="32ED08A4">
       <w:pPr>
         <w:pStyle w:val="Prrafodelista"/>
         <w:numPr>
@@ -3173,7 +3173,7 @@
         <w:rPr>
           <w:rFonts w:ascii="Arial Narrow" w:eastAsia="Arial Narrow" w:hAnsi="Arial Narrow" w:cs="Arial Narrow"/>
           <w:kern w:val="0"/>
-          <w14:ligatures w14:val="none"/>
+          <ns2:ligatures ns2:val="none"/>
         </w:rPr>
       </w:pPr>
       <w:bookmarkStart w:id="11" w:name="_Hlk213150180"/>
@@ -3181,7 +3181,7 @@
         <w:rPr>
           <w:rFonts w:ascii="Arial Narrow" w:eastAsia="Arial Narrow" w:hAnsi="Arial Narrow" w:cs="Arial Narrow"/>
           <w:kern w:val="0"/>
-          <w14:ligatures w14:val="none"/>
+          <ns2:ligatures ns2:val="none"/>
         </w:rPr>
         <w:t xml:space="preserve">Así también, la Secretaría Técnica, en ejercicio de sus facultades, considera que el hecho denunciado, consistente en que la compañía aseguradora habría dilatado la atención de la solicitud de cobertura presentada por la denunciante por el fallecimiento del señor [APELLIDO] del Águila Bartra en virtud de la Póliza del Seguro de Vida 6101459900039; involucraría una presunta afectación a sus expectativas, quien no habría encontrado una correspondencia entre lo que esperaba recibir de parte del proveedor y lo que realmente recibió. Por consiguiente, corresponde calificar el hecho materia de denuncia como una presunta infracción al deber de idoneidad, tipificado en los artículos 18 y 19 del Código. </w:t>
       </w:r>
@@ -3191,7 +3191,7 @@
           <w:color w:val="000000"/>
           <w:kern w:val="0"/>
           <w:lang w:eastAsia="es-PE"/>
-          <w14:ligatures w14:val="none"/>
+          <ns2:ligatures ns2:val="none"/>
         </w:rPr>
         <w:t xml:space="preserve"/>
       </w:r>
@@ -3199,7 +3199,7 @@
         <w:rPr>
           <w:rFonts w:ascii="Arial Narrow" w:eastAsia="Arial Narrow" w:hAnsi="Arial Narrow" w:cs="Arial Narrow"/>
           <w:kern w:val="0"/>
-          <w14:ligatures w14:val="none"/>
+          <ns2:ligatures ns2:val="none"/>
         </w:rPr>
         <w:t xml:space="preserve"/>
       </w:r>
@@ -3211,7 +3211,7 @@
           <w:kern w:val="0"/>
           <w:shd w:val="clear" w:color="auto" w:fill="FFFFFF"/>
           <w:lang w:eastAsia="es-PE"/>
-          <w14:ligatures w14:val="none"/>
+          <ns2:ligatures ns2:val="none"/>
         </w:rPr>
         <w:t xml:space="preserve"/>
       </w:r>
@@ -3223,7 +3223,7 @@
           <w:kern w:val="0"/>
           <w:shd w:val="clear" w:color="auto" w:fill="FFFFFF"/>
           <w:lang w:eastAsia="es-PE"/>
-          <w14:ligatures w14:val="none"/>
+          <ns2:ligatures ns2:val="none"/>
         </w:rPr>
         <w:t/>
       </w:r>
@@ -3235,7 +3235,7 @@
           <w:kern w:val="0"/>
           <w:shd w:val="clear" w:color="auto" w:fill="FFFFFF"/>
           <w:lang w:eastAsia="es-PE"/>
-          <w14:ligatures w14:val="none"/>
+          <ns2:ligatures ns2:val="none"/>
         </w:rPr>
         <w:t xml:space="preserve"/>
       </w:r>
@@ -3243,7 +3243,7 @@
         <w:rPr>
           <w:rFonts w:ascii="Arial Narrow" w:eastAsia="Arial Narrow" w:hAnsi="Arial Narrow" w:cs="Arial Narrow"/>
           <w:kern w:val="0"/>
-          <w14:ligatures w14:val="none"/>
+          <ns2:ligatures ns2:val="none"/>
         </w:rPr>
         <w:t xml:space="preserve"/>
       </w:r>
@@ -3251,7 +3251,7 @@
         <w:rPr>
           <w:rFonts w:ascii="Arial Narrow" w:eastAsia="Arial Narrow" w:hAnsi="Arial Narrow" w:cs="Arial Narrow"/>
           <w:kern w:val="0"/>
-          <w14:ligatures w14:val="none"/>
+          <ns2:ligatures ns2:val="none"/>
         </w:rPr>
         <w:lastRenderedPageBreak/>
         <w:t/>
@@ -3262,7 +3262,7 @@
           <w:color w:val="000000"/>
           <w:kern w:val="0"/>
           <w:lang w:eastAsia="es-PE"/>
-          <w14:ligatures w14:val="none"/>
+          <ns2:ligatures ns2:val="none"/>
         </w:rPr>
         <w:t/>
       </w:r>
@@ -3270,7 +3270,7 @@
         <w:rPr>
           <w:rFonts w:ascii="Arial Narrow" w:eastAsia="Arial Narrow" w:hAnsi="Arial Narrow" w:cs="Arial Narrow"/>
           <w:kern w:val="0"/>
-          <w14:ligatures w14:val="none"/>
+          <ns2:ligatures ns2:val="none"/>
         </w:rPr>
         <w:t xml:space="preserve"/>
       </w:r>
@@ -3280,7 +3280,7 @@
           <w:color w:val="000000"/>
           <w:kern w:val="0"/>
           <w:lang w:eastAsia="es-PE"/>
-          <w14:ligatures w14:val="none"/>
+          <ns2:ligatures ns2:val="none"/>
         </w:rPr>
         <w:t/>
       </w:r>
@@ -3288,7 +3288,7 @@
         <w:rPr>
           <w:rFonts w:ascii="Arial Narrow" w:eastAsia="Arial Narrow" w:hAnsi="Arial Narrow" w:cs="Arial Narrow"/>
           <w:kern w:val="0"/>
-          <w14:ligatures w14:val="none"/>
+          <ns2:ligatures ns2:val="none"/>
         </w:rPr>
         <w:t xml:space="preserve"/>
       </w:r>
@@ -3299,14 +3299,14 @@
           <w:color w:val="000000"/>
           <w:kern w:val="0"/>
           <w:lang w:eastAsia="es-PE"/>
-          <w14:ligatures w14:val="none"/>
+          <ns2:ligatures ns2:val="none"/>
         </w:rPr>
         <w:t xml:space="preserve"/>
       </w:r>
       <w:bookmarkStart w:id="12" w:name="_Hlk215162008"/>
       <w:bookmarkEnd w:id="1"/>
     </w:p>
-    <w:p>
+    <w:p ns2:paraId="59C3C215" ns2:textId="77777777">
       <w:pPr>
         <w:pStyle w:val="Prrafodelista"/>
         <w:spacing w:after="0" w:line="240" w:lineRule="auto"/>
@@ -3315,13 +3315,13 @@
         <w:rPr>
           <w:rFonts w:ascii="Arial Narrow" w:eastAsia="Arial Narrow" w:hAnsi="Arial Narrow" w:cs="Arial Narrow"/>
           <w:kern w:val="0"/>
-          <w14:ligatures w14:val="none"/>
+          <ns2:ligatures ns2:val="none"/>
         </w:rPr>
       </w:pPr>
       <w:bookmarkStart w:id="13" w:name="_Hlk214962902"/>
       <w:bookmarkStart w:id="14" w:name="_Hlk214559009"/>
     </w:p>
-    <w:p>
+    <w:p ns2:paraId="07559B21" ns2:textId="30E8D2B4">
       <w:pPr>
         <w:pStyle w:val="Prrafodelista"/>
         <w:numPr>
@@ -3334,14 +3334,14 @@
         <w:rPr>
           <w:rFonts w:ascii="Arial Narrow" w:eastAsia="Arial Narrow" w:hAnsi="Arial Narrow" w:cs="Arial Narrow"/>
           <w:kern w:val="0"/>
-          <w14:ligatures w14:val="none"/>
-        </w:rPr>
-      </w:pPr>
-      <w:r>
-        <w:rPr>
-          <w:rFonts w:ascii="Arial Narrow" w:eastAsia="Arial Narrow" w:hAnsi="Arial Narrow" w:cs="Arial Narrow"/>
-          <w:kern w:val="0"/>
-          <w14:ligatures w14:val="none"/>
+          <ns2:ligatures ns2:val="none"/>
+        </w:rPr>
+      </w:pPr>
+      <w:r>
+        <w:rPr>
+          <w:rFonts w:ascii="Arial Narrow" w:eastAsia="Arial Narrow" w:hAnsi="Arial Narrow" w:cs="Arial Narrow"/>
+          <w:kern w:val="0"/>
+          <ns2:ligatures ns2:val="none"/>
         </w:rPr>
         <w:t xml:space="preserve">Asimismo, la Secretaría Técnica, en ejercicio de sus facultades, considera que el hecho denunciado, consistente en que </w:t>
       </w:r>
@@ -3353,7 +3353,7 @@
           <w:kern w:val="0"/>
           <w:shd w:val="clear" w:color="auto" w:fill="FFFFFF"/>
           <w:lang w:eastAsia="es-PE"/>
-          <w14:ligatures w14:val="none"/>
+          <ns2:ligatures ns2:val="none"/>
         </w:rPr>
         <w:t xml:space="preserve">la compañía aseguradora el 18 de noviembre de 2025 habría rechazado indebidamente a la denunciante la solicitud de reconsideración de liquidación de la Póliza del Seguro de Vida </w:t>
       </w:r>
@@ -3365,7 +3365,7 @@
           <w:kern w:val="0"/>
           <w:shd w:val="clear" w:color="auto" w:fill="FFFFFF"/>
           <w:lang w:eastAsia="es-PE"/>
-          <w14:ligatures w14:val="none"/>
+          <ns2:ligatures ns2:val="none"/>
         </w:rPr>
         <w:t/>
       </w:r>
@@ -3377,7 +3377,7 @@
           <w:kern w:val="0"/>
           <w:shd w:val="clear" w:color="auto" w:fill="FFFFFF"/>
           <w:lang w:eastAsia="es-PE"/>
-          <w14:ligatures w14:val="none"/>
+          <ns2:ligatures ns2:val="none"/>
         </w:rPr>
         <w:t xml:space="preserve"> 6101459900039, alegando que no fue presentado por el canal correcto</w:t>
       </w:r>
@@ -3385,7 +3385,7 @@
         <w:rPr>
           <w:rFonts w:ascii="Arial Narrow" w:eastAsia="Arial Narrow" w:hAnsi="Arial Narrow" w:cs="Arial Narrow"/>
           <w:kern w:val="0"/>
-          <w14:ligatures w14:val="none"/>
+          <ns2:ligatures ns2:val="none"/>
         </w:rPr>
         <w:t>; involucraría una presunta afectación a sus expectativas, quien no habría encontrado una correspondencia entre lo que esperaba recibir de parte del proveedor y lo que realmente recibió. Por consiguiente, corresponde calificar el hecho materia de denuncia como una presunta infracción al deber de idoneidad, tipificado en los artículos 18</w:t>
       </w:r>
@@ -3395,7 +3395,7 @@
           <w:color w:val="000000"/>
           <w:kern w:val="0"/>
           <w:lang w:eastAsia="es-PE"/>
-          <w14:ligatures w14:val="none"/>
+          <ns2:ligatures ns2:val="none"/>
         </w:rPr>
         <w:t/>
       </w:r>
@@ -3403,7 +3403,7 @@
         <w:rPr>
           <w:rFonts w:ascii="Arial Narrow" w:eastAsia="Arial Narrow" w:hAnsi="Arial Narrow" w:cs="Arial Narrow"/>
           <w:kern w:val="0"/>
-          <w14:ligatures w14:val="none"/>
+          <ns2:ligatures ns2:val="none"/>
         </w:rPr>
         <w:t xml:space="preserve"> y 19</w:t>
       </w:r>
@@ -3413,7 +3413,7 @@
           <w:color w:val="000000"/>
           <w:kern w:val="0"/>
           <w:lang w:eastAsia="es-PE"/>
-          <w14:ligatures w14:val="none"/>
+          <ns2:ligatures ns2:val="none"/>
         </w:rPr>
         <w:t/>
       </w:r>
@@ -3421,7 +3421,7 @@
         <w:rPr>
           <w:rFonts w:ascii="Arial Narrow" w:eastAsia="Arial Narrow" w:hAnsi="Arial Narrow" w:cs="Arial Narrow"/>
           <w:kern w:val="0"/>
-          <w14:ligatures w14:val="none"/>
+          <ns2:ligatures ns2:val="none"/>
         </w:rPr>
         <w:t xml:space="preserve"> del Código</w:t>
       </w:r>
@@ -3432,7 +3432,7 @@
           <w:color w:val="000000"/>
           <w:kern w:val="0"/>
           <w:lang w:eastAsia="es-PE"/>
-          <w14:ligatures w14:val="none"/>
+          <ns2:ligatures ns2:val="none"/>
         </w:rPr>
         <w:t xml:space="preserve">. </w:t>
       </w:r>
@@ -3441,7 +3441,7 @@
     <w:bookmarkEnd w:id="9"/>
     <w:bookmarkEnd w:id="12"/>
     <w:bookmarkEnd w:id="14"/>
-    <w:p>
+    <w:p ns2:paraId="432038D6" ns2:textId="0A9F6D75">
       <w:pPr>
         <w:spacing w:after="0" w:line="240" w:lineRule="auto"/>
         <w:jc w:val="both"/>
@@ -3449,12 +3449,12 @@
           <w:rFonts w:ascii="Arial Narrow" w:eastAsia="Calibri" w:hAnsi="Arial Narrow" w:cs="Arial Narrow"/>
           <w:kern w:val="0"/>
           <w:lang w:eastAsia="es-PE"/>
-          <w14:ligatures w14:val="none"/>
+          <ns2:ligatures ns2:val="none"/>
         </w:rPr>
       </w:pPr>
     </w:p>
     <w:bookmarkEnd w:id="2"/>
-    <w:p>
+    <w:p ns2:paraId="463134E5" ns2:textId="77777777">
       <w:pPr>
         <w:pStyle w:val="Prrafodelista"/>
         <w:numPr>
@@ -3468,7 +3468,7 @@
           <w:rFonts w:ascii="Arial Narrow" w:eastAsia="Calibri" w:hAnsi="Arial Narrow" w:cs="Arial Narrow"/>
           <w:kern w:val="0"/>
           <w:lang w:eastAsia="es-PE"/>
-          <w14:ligatures w14:val="none"/>
+          <ns2:ligatures ns2:val="none"/>
         </w:rPr>
       </w:pPr>
       <w:r>
@@ -3477,7 +3477,7 @@
           <w:color w:val="000000"/>
           <w:kern w:val="0"/>
           <w:lang w:eastAsia="es-PE"/>
-          <w14:ligatures w14:val="none"/>
+          <ns2:ligatures ns2:val="none"/>
         </w:rPr>
         <w:t>En tanto la denuncia reúne los requisitos establecidos por la norma citada, corresponde admitirla a trámite</w:t>
       </w:r>
@@ -3487,7 +3487,7 @@
           <w:rFonts w:ascii="Arial Narrow" w:eastAsia="Arial Narrow" w:hAnsi="Arial Narrow" w:cs="Arial Narrow"/>
           <w:kern w:val="0"/>
           <w:vertAlign w:val="superscript"/>
-          <w14:ligatures w14:val="none"/>
+          <ns2:ligatures ns2:val="none"/>
         </w:rPr>
         <w:footnoteReference w:id="4"/>
       </w:r>
@@ -3497,13 +3497,13 @@
           <w:color w:val="000000"/>
           <w:kern w:val="0"/>
           <w:lang w:eastAsia="es-PE"/>
-          <w14:ligatures w14:val="none"/>
+          <ns2:ligatures ns2:val="none"/>
         </w:rPr>
         <w:t>.</w:t>
       </w:r>
       <w:bookmarkStart w:id="15" w:name="_Hlk214963039"/>
     </w:p>
-    <w:p>
+    <w:p ns2:paraId="68C71625" ns2:textId="77777777">
       <w:pPr>
         <w:spacing w:after="0" w:line="240" w:lineRule="auto"/>
         <w:ind w:left="567"/>
@@ -3514,12 +3514,12 @@
           <w:color w:val="000000"/>
           <w:kern w:val="0"/>
           <w:lang w:eastAsia="es-PE"/>
-          <w14:ligatures w14:val="none"/>
+          <ns2:ligatures ns2:val="none"/>
         </w:rPr>
       </w:pPr>
       <w:bookmarkStart w:id="16" w:name="_Hlk214963071"/>
     </w:p>
-    <w:p>
+    <w:p ns2:paraId="38A98B4B" ns2:textId="77777777">
       <w:pPr>
         <w:pStyle w:val="Prrafodelista"/>
         <w:numPr>
@@ -3539,17 +3539,17 @@
           <w:color w:val="000000"/>
           <w:kern w:val="0"/>
           <w:lang w:eastAsia="es-PE"/>
-          <w14:ligatures w14:val="none"/>
-        </w:rPr>
-      </w:pPr>
-      <w:r>
-        <w:rPr>
-          <w:rFonts w:ascii="Arial Narrow" w:eastAsia="Arial Narrow" w:hAnsi="Arial Narrow" w:cs="Arial Narrow"/>
-          <w:b/>
-          <w:color w:val="000000"/>
-          <w:kern w:val="0"/>
-          <w:lang w:eastAsia="es-PE"/>
-          <w14:ligatures w14:val="none"/>
+          <ns2:ligatures ns2:val="none"/>
+        </w:rPr>
+      </w:pPr>
+      <w:r>
+        <w:rPr>
+          <w:rFonts w:ascii="Arial Narrow" w:eastAsia="Arial Narrow" w:hAnsi="Arial Narrow" w:cs="Arial Narrow"/>
+          <w:b/>
+          <w:color w:val="000000"/>
+          <w:kern w:val="0"/>
+          <w:lang w:eastAsia="es-PE"/>
+          <ns2:ligatures ns2:val="none"/>
         </w:rPr>
         <w:t>REQUERIMIENTO DE INFORMACI</w:t>
       </w:r>
@@ -3560,7 +3560,7 @@
           <w:color w:val="000000"/>
           <w:kern w:val="0"/>
           <w:lang w:eastAsia="es-PE"/>
-          <w14:ligatures w14:val="none"/>
+          <ns2:ligatures ns2:val="none"/>
         </w:rPr>
         <w:t>Ó</w:t>
       </w:r>
@@ -3571,12 +3571,12 @@
           <w:color w:val="000000"/>
           <w:kern w:val="0"/>
           <w:lang w:eastAsia="es-PE"/>
-          <w14:ligatures w14:val="none"/>
+          <ns2:ligatures ns2:val="none"/>
         </w:rPr>
         <w:t>N</w:t>
       </w:r>
     </w:p>
-    <w:p>
+    <w:p ns2:paraId="5B518DC4" ns2:textId="77777777">
       <w:pPr>
         <w:spacing w:after="0" w:line="240" w:lineRule="auto"/>
         <w:jc w:val="both"/>
@@ -3585,11 +3585,11 @@
           <w:color w:val="000000"/>
           <w:kern w:val="0"/>
           <w:lang w:val="es-ES" w:eastAsia="es-ES"/>
-          <w14:ligatures w14:val="none"/>
-        </w:rPr>
-      </w:pPr>
-    </w:p>
-    <w:p>
+          <ns2:ligatures ns2:val="none"/>
+        </w:rPr>
+      </w:pPr>
+    </w:p>
+    <w:p ns2:paraId="62B88A04" ns2:textId="17F2CC34">
       <w:pPr>
         <w:pStyle w:val="Prrafodelista"/>
         <w:numPr>
@@ -3604,7 +3604,7 @@
           <w:color w:val="000000"/>
           <w:kern w:val="0"/>
           <w:lang w:val="es-ES" w:eastAsia="es-ES"/>
-          <w14:ligatures w14:val="none"/>
+          <ns2:ligatures ns2:val="none"/>
         </w:rPr>
       </w:pPr>
       <w:r>
@@ -3613,7 +3613,7 @@
           <w:color w:val="000000"/>
           <w:kern w:val="0"/>
           <w:lang w:val="es-ES" w:eastAsia="es-ES"/>
-          <w14:ligatures w14:val="none"/>
+          <ns2:ligatures ns2:val="none"/>
         </w:rPr>
         <w:t xml:space="preserve">A efectos de tener mayores elementos </w:t>
       </w:r>
@@ -3624,7 +3624,7 @@
           <w:color w:val="000000"/>
           <w:kern w:val="0"/>
           <w:lang w:val="es-ES" w:eastAsia="es-ES"/>
-          <w14:ligatures w14:val="none"/>
+          <ns2:ligatures ns2:val="none"/>
         </w:rPr>
         <w:t xml:space="preserve">que sirvan para la resolución definitiva del presente caso, la Secretaría Técnica, en ejercicio de las facultades que la ley le confiere, </w:t>
       </w:r>
@@ -3634,7 +3634,7 @@
           <w:color w:val="000000"/>
           <w:kern w:val="0"/>
           <w:lang w:val="es-ES" w:eastAsia="es-ES"/>
-          <w14:ligatures w14:val="none"/>
+          <ns2:ligatures ns2:val="none"/>
         </w:rPr>
         <w:t xml:space="preserve">conviene requerir </w:t>
       </w:r>
@@ -3644,7 +3644,7 @@
           <w:color w:val="000000"/>
           <w:kern w:val="0"/>
           <w:lang w:val="es-ES" w:eastAsia="es-ES"/>
-          <w14:ligatures w14:val="none"/>
+          <ns2:ligatures ns2:val="none"/>
         </w:rPr>
         <w:t>a la compañía aseguradora</w:t>
       </w:r>
@@ -3654,7 +3654,7 @@
           <w:color w:val="000000"/>
           <w:kern w:val="0"/>
           <w:lang w:val="es-ES" w:eastAsia="es-ES"/>
-          <w14:ligatures w14:val="none"/>
+          <ns2:ligatures ns2:val="none"/>
         </w:rPr>
         <w:t xml:space="preserve"> que, en un</w:t>
       </w:r>
@@ -3664,7 +3664,7 @@
           <w:color w:val="000000"/>
           <w:kern w:val="0"/>
           <w:lang w:val="es-ES" w:eastAsia="es-ES"/>
-          <w14:ligatures w14:val="none"/>
+          <ns2:ligatures ns2:val="none"/>
         </w:rPr>
         <w:t xml:space="preserve"> plazo no mayor de cinco (5) días hábiles </w:t>
       </w:r>
@@ -3674,7 +3674,7 @@
           <w:color w:val="000000"/>
           <w:kern w:val="0"/>
           <w:lang w:val="es-ES" w:eastAsia="es-ES"/>
-          <w14:ligatures w14:val="none"/>
+          <ns2:ligatures ns2:val="none"/>
         </w:rPr>
         <w:t xml:space="preserve">contado a partir del día siguiente de la notificación de la presente resolución, cumpla con lo siguiente: </w:t>
       </w:r>
@@ -3684,7 +3684,7 @@
           <w:color w:val="000000"/>
           <w:kern w:val="0"/>
           <w:lang w:val="es-ES" w:eastAsia="es-ES"/>
-          <w14:ligatures w14:val="none"/>
+          <ns2:ligatures ns2:val="none"/>
         </w:rPr>
         <w:t xml:space="preserve">(i) presentar una copia completa, legible y debidamente suscrita de la Póliza </w:t>
       </w:r>
@@ -3695,7 +3695,7 @@
           <w:color w:val="000000"/>
           <w:kern w:val="0"/>
           <w:lang w:val="es-ES" w:eastAsia="es-ES"/>
-          <w14:ligatures w14:val="none"/>
+          <ns2:ligatures ns2:val="none"/>
         </w:rPr>
         <w:t/>
       </w:r>
@@ -3706,7 +3706,7 @@
           <w:color w:val="000000"/>
           <w:kern w:val="0"/>
           <w:lang w:val="es-ES" w:eastAsia="es-ES"/>
-          <w14:ligatures w14:val="none"/>
+          <ns2:ligatures ns2:val="none"/>
         </w:rPr>
         <w:t xml:space="preserve"> 6101459900039 del Seguro de Vida Ley, así como el cargo de remisión de la póliza; (</w:t>
       </w:r>
@@ -3717,7 +3717,7 @@
           <w:color w:val="000000"/>
           <w:kern w:val="0"/>
           <w:lang w:val="es-ES" w:eastAsia="es-ES"/>
-          <w14:ligatures w14:val="none"/>
+          <ns2:ligatures ns2:val="none"/>
         </w:rPr>
         <w:t>ii</w:t>
       </w:r>
@@ -3728,7 +3728,7 @@
           <w:color w:val="000000"/>
           <w:kern w:val="0"/>
           <w:lang w:val="es-ES" w:eastAsia="es-ES"/>
-          <w14:ligatures w14:val="none"/>
+          <ns2:ligatures ns2:val="none"/>
         </w:rPr>
         <w:t>) presentar los medios probatorios que acrediten que el cálculo de la indemnización consignada en la liquidación comunicada el 13 de noviembre de 2025 fue justificada; y, (</w:t>
       </w:r>
@@ -3739,7 +3739,7 @@
           <w:color w:val="000000"/>
           <w:kern w:val="0"/>
           <w:lang w:val="es-ES" w:eastAsia="es-ES"/>
-          <w14:ligatures w14:val="none"/>
+          <ns2:ligatures ns2:val="none"/>
         </w:rPr>
         <w:t>iii</w:t>
       </w:r>
@@ -3750,7 +3750,7 @@
           <w:color w:val="000000"/>
           <w:kern w:val="0"/>
           <w:lang w:val="es-ES" w:eastAsia="es-ES"/>
-          <w14:ligatures w14:val="none"/>
+          <ns2:ligatures ns2:val="none"/>
         </w:rPr>
         <w:t>) presentar todas las comunicaciones cursadas con la parte denunciante en virtud de los hechos materia de denuncia</w:t>
       </w:r>
@@ -3760,7 +3760,7 @@
           <w:color w:val="000000"/>
           <w:kern w:val="0"/>
           <w:lang w:val="es-ES" w:eastAsia="es-ES"/>
-          <w14:ligatures w14:val="none"/>
+          <ns2:ligatures ns2:val="none"/>
         </w:rPr>
         <w:t>.</w:t>
       </w:r>
@@ -3770,13 +3770,13 @@
           <w:color w:val="000000"/>
           <w:kern w:val="0"/>
           <w:lang w:eastAsia="es-ES"/>
-          <w14:ligatures w14:val="none"/>
+          <ns2:ligatures ns2:val="none"/>
         </w:rPr>
         <w:t xml:space="preserve"> </w:t>
       </w:r>
     </w:p>
     <w:bookmarkEnd w:id="16"/>
-    <w:p>
+    <w:p ns2:paraId="5C93B848" ns2:textId="77777777">
       <w:pPr>
         <w:pStyle w:val="Prrafodelista"/>
         <w:spacing w:after="0" w:line="240" w:lineRule="auto"/>
@@ -3787,11 +3787,11 @@
           <w:color w:val="000000"/>
           <w:kern w:val="0"/>
           <w:lang w:val="es-ES" w:eastAsia="es-ES"/>
-          <w14:ligatures w14:val="none"/>
-        </w:rPr>
-      </w:pPr>
-    </w:p>
-    <w:p>
+          <ns2:ligatures ns2:val="none"/>
+        </w:rPr>
+      </w:pPr>
+    </w:p>
+    <w:p ns2:paraId="2A119386" ns2:textId="77777777">
       <w:pPr>
         <w:pStyle w:val="Prrafodelista"/>
         <w:numPr>
@@ -3811,36 +3811,36 @@
           <w:color w:val="000000"/>
           <w:kern w:val="0"/>
           <w:lang w:eastAsia="es-PE"/>
-          <w14:ligatures w14:val="none"/>
-        </w:rPr>
-      </w:pPr>
-      <w:r>
-        <w:rPr>
-          <w:rFonts w:ascii="Arial Narrow" w:eastAsia="Arial Narrow" w:hAnsi="Arial Narrow" w:cs="Arial Narrow"/>
-          <w:b/>
-          <w:color w:val="000000"/>
-          <w:kern w:val="0"/>
-          <w:lang w:eastAsia="es-PE"/>
-          <w14:ligatures w14:val="none"/>
+          <ns2:ligatures ns2:val="none"/>
+        </w:rPr>
+      </w:pPr>
+      <w:r>
+        <w:rPr>
+          <w:rFonts w:ascii="Arial Narrow" w:eastAsia="Arial Narrow" w:hAnsi="Arial Narrow" w:cs="Arial Narrow"/>
+          <w:b/>
+          <w:color w:val="000000"/>
+          <w:kern w:val="0"/>
+          <w:lang w:eastAsia="es-PE"/>
+          <ns2:ligatures ns2:val="none"/>
         </w:rPr>
         <w:t xml:space="preserve">RESOLUCIÓN DE LA SECRETARÍA TÉCNICA </w:t>
       </w:r>
     </w:p>
-    <w:p>
-      <w:pPr>
-        <w:spacing w:after="0" w:line="240" w:lineRule="auto"/>
-        <w:jc w:val="both"/>
-        <w:rPr>
-          <w:rFonts w:ascii="Arial Narrow" w:eastAsia="Arial Narrow" w:hAnsi="Arial Narrow" w:cs="Arial Narrow"/>
-          <w:b/>
-          <w:color w:val="000000"/>
-          <w:kern w:val="0"/>
-          <w:lang w:eastAsia="es-PE"/>
-          <w14:ligatures w14:val="none"/>
-        </w:rPr>
-      </w:pPr>
-    </w:p>
-    <w:p>
+    <w:p ns2:paraId="7F554EB2" ns2:textId="77777777">
+      <w:pPr>
+        <w:spacing w:after="0" w:line="240" w:lineRule="auto"/>
+        <w:jc w:val="both"/>
+        <w:rPr>
+          <w:rFonts w:ascii="Arial Narrow" w:eastAsia="Arial Narrow" w:hAnsi="Arial Narrow" w:cs="Arial Narrow"/>
+          <w:b/>
+          <w:color w:val="000000"/>
+          <w:kern w:val="0"/>
+          <w:lang w:eastAsia="es-PE"/>
+          <ns2:ligatures ns2:val="none"/>
+        </w:rPr>
+      </w:pPr>
+    </w:p>
+    <w:p ns2:paraId="39215327" ns2:textId="51788216">
       <w:pPr>
         <w:spacing w:after="0" w:line="240" w:lineRule="auto"/>
         <w:jc w:val="both"/>
@@ -3849,17 +3849,17 @@
           <w:color w:val="000000"/>
           <w:kern w:val="0"/>
           <w:lang w:eastAsia="es-PE"/>
-          <w14:ligatures w14:val="none"/>
-        </w:rPr>
-      </w:pPr>
-      <w:r>
-        <w:rPr>
-          <w:rFonts w:ascii="Arial Narrow" w:eastAsia="Arial Narrow" w:hAnsi="Arial Narrow" w:cs="Arial Narrow"/>
-          <w:b/>
-          <w:color w:val="000000"/>
-          <w:kern w:val="0"/>
-          <w:lang w:eastAsia="es-PE"/>
-          <w14:ligatures w14:val="none"/>
+          <ns2:ligatures ns2:val="none"/>
+        </w:rPr>
+      </w:pPr>
+      <w:r>
+        <w:rPr>
+          <w:rFonts w:ascii="Arial Narrow" w:eastAsia="Arial Narrow" w:hAnsi="Arial Narrow" w:cs="Arial Narrow"/>
+          <w:b/>
+          <w:color w:val="000000"/>
+          <w:kern w:val="0"/>
+          <w:lang w:eastAsia="es-PE"/>
+          <ns2:ligatures ns2:val="none"/>
         </w:rPr>
         <w:t xml:space="preserve">PRIMERO: admitir a trámite la denuncia del 24 de diciembre de 2025 interpuesta por la señora [DENUNCIANTE] contra Mapfre Perú Compañía de Seguros y Reaseguros S.A., por lo siguiente:</w:t>
       </w:r>
@@ -3870,7 +3870,7 @@
           <w:kern w:val="0"/>
           <w:shd w:val="clear" w:color="auto" w:fill="FFFFFF"/>
           <w:lang w:eastAsia="es-PE"/>
-          <w14:ligatures w14:val="none"/>
+          <ns2:ligatures ns2:val="none"/>
         </w:rPr>
         <w:t xml:space="preserve"/>
       </w:r>
@@ -3880,7 +3880,7 @@
           <w:color w:val="000000"/>
           <w:kern w:val="0"/>
           <w:lang w:val="es-ES" w:eastAsia="es-ES"/>
-          <w14:ligatures w14:val="none"/>
+          <ns2:ligatures ns2:val="none"/>
         </w:rPr>
         <w:t xml:space="preserve"/>
       </w:r>
@@ -3890,7 +3890,7 @@
           <w:color w:val="000000"/>
           <w:kern w:val="0"/>
           <w:lang w:val="es-ES" w:eastAsia="es-ES"/>
-          <w14:ligatures w14:val="none"/>
+          <ns2:ligatures ns2:val="none"/>
         </w:rPr>
         <w:t xml:space="preserve"/>
       </w:r>
@@ -3901,7 +3901,7 @@
           <w:kern w:val="0"/>
           <w:shd w:val="clear" w:color="auto" w:fill="FFFFFF"/>
           <w:lang w:eastAsia="es-PE"/>
-          <w14:ligatures w14:val="none"/>
+          <ns2:ligatures ns2:val="none"/>
         </w:rPr>
         <w:t xml:space="preserve"/>
       </w:r>
@@ -3911,7 +3911,7 @@
           <w:bCs/>
           <w:spacing w:val="-3"/>
           <w:kern w:val="0"/>
-          <w14:ligatures w14:val="none"/>
+          <ns2:ligatures ns2:val="none"/>
         </w:rPr>
         <w:t xml:space="preserve"/>
       </w:r>
@@ -3922,7 +3922,7 @@
           <w:kern w:val="0"/>
           <w:shd w:val="clear" w:color="auto" w:fill="FFFFFF"/>
           <w:lang w:eastAsia="es-PE"/>
-          <w14:ligatures w14:val="none"/>
+          <ns2:ligatures ns2:val="none"/>
         </w:rPr>
         <w:t xml:space="preserve"/>
       </w:r>
@@ -3933,7 +3933,7 @@
           <w:kern w:val="0"/>
           <w:shd w:val="clear" w:color="auto" w:fill="FFFFFF"/>
           <w:lang w:eastAsia="es-PE"/>
-          <w14:ligatures w14:val="none"/>
+          <ns2:ligatures ns2:val="none"/>
         </w:rPr>
         <w:t xml:space="preserve"/>
       </w:r>
@@ -3958,7 +3958,7 @@
           <w:kern w:val="0"/>
           <w:shd w:val="clear" w:color="auto" w:fill="FFFFFF"/>
           <w:lang w:eastAsia="es-PE"/>
-          <w14:ligatures w14:val="none"/>
+          <ns2:ligatures ns2:val="none"/>
         </w:rPr>
         <w:t xml:space="preserve"/>
       </w:r>
@@ -3970,23 +3970,23 @@
           <w:kern w:val="0"/>
           <w:shd w:val="clear" w:color="auto" w:fill="FFFFFF"/>
           <w:lang w:eastAsia="es-PE"/>
-          <w14:ligatures w14:val="none"/>
+          <ns2:ligatures ns2:val="none"/>
         </w:rPr>
         <w:t/>
       </w:r>
     </w:p>
-    <w:p>
+    <w:p ns2:paraId="4D12F770" ns2:textId="77777777">
       <w:pPr>
         <w:pStyle w:val="Prrafodelista"/>
         <w:rPr>
           <w:rFonts w:ascii="Arial Narrow" w:eastAsia="Arial Narrow" w:hAnsi="Arial Narrow" w:cs="Arial Narrow"/>
           <w:kern w:val="0"/>
-          <w14:ligatures w14:val="none"/>
+          <ns2:ligatures ns2:val="none"/>
         </w:rPr>
       </w:pPr>
       <w:bookmarkStart w:id="18" w:name="_Hlk215162047"/>
     </w:p>
-    <w:p>
+    <w:p ns2:paraId="459C18BA" ns2:textId="02084EDF">
       <w:pPr>
         <w:pStyle w:val="Prrafodelista"/>
         <w:numPr>
@@ -4003,14 +4003,14 @@
         <w:rPr>
           <w:rFonts w:ascii="Arial Narrow" w:eastAsia="Arial Narrow" w:hAnsi="Arial Narrow" w:cs="Arial Narrow"/>
           <w:kern w:val="0"/>
-          <w14:ligatures w14:val="none"/>
-        </w:rPr>
-      </w:pPr>
-      <w:r>
-        <w:rPr>
-          <w:rFonts w:ascii="Arial Narrow" w:eastAsia="Arial Narrow" w:hAnsi="Arial Narrow" w:cs="Arial Narrow"/>
-          <w:kern w:val="0"/>
-          <w14:ligatures w14:val="none"/>
+          <ns2:ligatures ns2:val="none"/>
+        </w:rPr>
+      </w:pPr>
+      <w:r>
+        <w:rPr>
+          <w:rFonts w:ascii="Arial Narrow" w:eastAsia="Arial Narrow" w:hAnsi="Arial Narrow" w:cs="Arial Narrow"/>
+          <w:kern w:val="0"/>
+          <ns2:ligatures ns2:val="none"/>
         </w:rPr>
         <w:t xml:space="preserve">Presunta infracción a los artículos 18 y 19 de la Ley 29571, Código de Protección y Defensa del Consumidor, en tanto </w:t>
       </w:r>
@@ -4018,7 +4018,7 @@
         <w:rPr>
           <w:rFonts w:ascii="Arial Narrow" w:eastAsia="Arial Narrow" w:hAnsi="Arial Narrow" w:cs="Arial Narrow"/>
           <w:kern w:val="0"/>
-          <w14:ligatures w14:val="none"/>
+          <ns2:ligatures ns2:val="none"/>
         </w:rPr>
         <w:t xml:space="preserve">la compañía aseguradora habría </w:t>
       </w:r>
@@ -4026,7 +4026,7 @@
         <w:rPr>
           <w:rFonts w:ascii="Arial Narrow" w:eastAsia="Arial Narrow" w:hAnsi="Arial Narrow" w:cs="Arial Narrow"/>
           <w:kern w:val="0"/>
-          <w14:ligatures w14:val="none"/>
+          <ns2:ligatures ns2:val="none"/>
         </w:rPr>
         <w:t>realizado una</w:t>
       </w:r>
@@ -4034,7 +4034,7 @@
         <w:rPr>
           <w:rFonts w:ascii="Arial Narrow" w:eastAsia="Arial Narrow" w:hAnsi="Arial Narrow" w:cs="Arial Narrow"/>
           <w:kern w:val="0"/>
-          <w14:ligatures w14:val="none"/>
+          <ns2:ligatures ns2:val="none"/>
         </w:rPr>
         <w:t xml:space="preserve"> liquidación </w:t>
       </w:r>
@@ -4042,7 +4042,7 @@
         <w:rPr>
           <w:rFonts w:ascii="Arial Narrow" w:eastAsia="Arial Narrow" w:hAnsi="Arial Narrow" w:cs="Arial Narrow"/>
           <w:kern w:val="0"/>
-          <w14:ligatures w14:val="none"/>
+          <ns2:ligatures ns2:val="none"/>
         </w:rPr>
         <w:t>inadecuada</w:t>
       </w:r>
@@ -4050,7 +4050,7 @@
         <w:rPr>
           <w:rFonts w:ascii="Arial Narrow" w:eastAsia="Arial Narrow" w:hAnsi="Arial Narrow" w:cs="Arial Narrow"/>
           <w:kern w:val="0"/>
-          <w14:ligatures w14:val="none"/>
+          <ns2:ligatures ns2:val="none"/>
         </w:rPr>
         <w:t xml:space="preserve"> de la Póliza </w:t>
       </w:r>
@@ -4059,7 +4059,7 @@
         <w:rPr>
           <w:rFonts w:ascii="Arial Narrow" w:eastAsia="Arial Narrow" w:hAnsi="Arial Narrow" w:cs="Arial Narrow"/>
           <w:kern w:val="0"/>
-          <w14:ligatures w14:val="none"/>
+          <ns2:ligatures ns2:val="none"/>
         </w:rPr>
         <w:t/>
       </w:r>
@@ -4068,7 +4068,7 @@
         <w:rPr>
           <w:rFonts w:ascii="Arial Narrow" w:eastAsia="Arial Narrow" w:hAnsi="Arial Narrow" w:cs="Arial Narrow"/>
           <w:kern w:val="0"/>
-          <w14:ligatures w14:val="none"/>
+          <ns2:ligatures ns2:val="none"/>
         </w:rPr>
         <w:t xml:space="preserve"> 6101459900039 del Seguro de Vida Ley </w:t>
       </w:r>
@@ -4076,7 +4076,7 @@
         <w:rPr>
           <w:rFonts w:ascii="Arial Narrow" w:eastAsia="Arial Narrow" w:hAnsi="Arial Narrow" w:cs="Arial Narrow"/>
           <w:kern w:val="0"/>
-          <w14:ligatures w14:val="none"/>
+          <ns2:ligatures ns2:val="none"/>
         </w:rPr>
         <w:t>en virtud del fallecimiento del</w:t>
       </w:r>
@@ -4084,22 +4084,22 @@
         <w:rPr>
           <w:rFonts w:ascii="Arial Narrow" w:eastAsia="Arial Narrow" w:hAnsi="Arial Narrow" w:cs="Arial Narrow"/>
           <w:kern w:val="0"/>
-          <w14:ligatures w14:val="none"/>
+          <ns2:ligatures ns2:val="none"/>
         </w:rPr>
         <w:t xml:space="preserve"> Carlos Arnold del Águila Bartra.</w:t>
       </w:r>
     </w:p>
-    <w:p>
+    <w:p ns2:paraId="291002C1" ns2:textId="77777777">
       <w:pPr>
         <w:pStyle w:val="Prrafodelista"/>
         <w:rPr>
           <w:rFonts w:ascii="Arial Narrow" w:eastAsia="Arial Narrow" w:hAnsi="Arial Narrow" w:cs="Arial Narrow"/>
           <w:kern w:val="0"/>
-          <w14:ligatures w14:val="none"/>
-        </w:rPr>
-      </w:pPr>
-    </w:p>
-    <w:p>
+          <ns2:ligatures ns2:val="none"/>
+        </w:rPr>
+      </w:pPr>
+    </w:p>
+    <w:p ns2:paraId="56C1690A" ns2:textId="5A7A87A5">
       <w:pPr>
         <w:pStyle w:val="Prrafodelista"/>
         <w:numPr>
@@ -4116,14 +4116,14 @@
         <w:rPr>
           <w:rFonts w:ascii="Arial Narrow" w:eastAsia="Arial Narrow" w:hAnsi="Arial Narrow" w:cs="Arial Narrow"/>
           <w:kern w:val="0"/>
-          <w14:ligatures w14:val="none"/>
-        </w:rPr>
-      </w:pPr>
-      <w:r>
-        <w:rPr>
-          <w:rFonts w:ascii="Arial Narrow" w:eastAsia="Arial Narrow" w:hAnsi="Arial Narrow" w:cs="Arial Narrow"/>
-          <w:kern w:val="0"/>
-          <w14:ligatures w14:val="none"/>
+          <ns2:ligatures ns2:val="none"/>
+        </w:rPr>
+      </w:pPr>
+      <w:r>
+        <w:rPr>
+          <w:rFonts w:ascii="Arial Narrow" w:eastAsia="Arial Narrow" w:hAnsi="Arial Narrow" w:cs="Arial Narrow"/>
+          <w:kern w:val="0"/>
+          <ns2:ligatures ns2:val="none"/>
         </w:rPr>
         <w:t xml:space="preserve">Presunta infracción a los artículos 18 y 19 de la Ley 29571, Código de Protección y Defensa del Consumidor, en tanto la compañía aseguradora habría dilatado la atención de la solicitud de cobertura presentada por la denunciante por el fallecimiento del señor [APELLIDO] del Águila Bartra en virtud de la Póliza del Seguro de Vida 6101459900039.</w:t>
       </w:r>
@@ -4131,7 +4131,7 @@
         <w:rPr>
           <w:rFonts w:ascii="Arial Narrow" w:eastAsia="Arial Narrow" w:hAnsi="Arial Narrow" w:cs="Arial Narrow"/>
           <w:kern w:val="0"/>
-          <w14:ligatures w14:val="none"/>
+          <ns2:ligatures ns2:val="none"/>
         </w:rPr>
         <w:t xml:space="preserve"/>
       </w:r>
@@ -4139,7 +4139,7 @@
         <w:rPr>
           <w:rFonts w:ascii="Arial Narrow" w:eastAsia="Arial Narrow" w:hAnsi="Arial Narrow" w:cs="Arial Narrow"/>
           <w:kern w:val="0"/>
-          <w14:ligatures w14:val="none"/>
+          <ns2:ligatures ns2:val="none"/>
         </w:rPr>
         <w:t xml:space="preserve"/>
       </w:r>
@@ -4147,7 +4147,7 @@
         <w:rPr>
           <w:rFonts w:ascii="Arial Narrow" w:eastAsia="Arial Narrow" w:hAnsi="Arial Narrow" w:cs="Arial Narrow"/>
           <w:kern w:val="0"/>
-          <w14:ligatures w14:val="none"/>
+          <ns2:ligatures ns2:val="none"/>
         </w:rPr>
         <w:t xml:space="preserve"/>
       </w:r>
@@ -4155,7 +4155,7 @@
         <w:rPr>
           <w:rFonts w:ascii="Arial Narrow" w:eastAsia="Arial Narrow" w:hAnsi="Arial Narrow" w:cs="Arial Narrow"/>
           <w:kern w:val="0"/>
-          <w14:ligatures w14:val="none"/>
+          <ns2:ligatures ns2:val="none"/>
         </w:rPr>
         <w:t xml:space="preserve"/>
       </w:r>
@@ -4164,7 +4164,7 @@
         <w:rPr>
           <w:rFonts w:ascii="Arial Narrow" w:eastAsia="Arial Narrow" w:hAnsi="Arial Narrow" w:cs="Arial Narrow"/>
           <w:kern w:val="0"/>
-          <w14:ligatures w14:val="none"/>
+          <ns2:ligatures ns2:val="none"/>
         </w:rPr>
         <w:t/>
       </w:r>
@@ -4173,7 +4173,7 @@
         <w:rPr>
           <w:rFonts w:ascii="Arial Narrow" w:eastAsia="Arial Narrow" w:hAnsi="Arial Narrow" w:cs="Arial Narrow"/>
           <w:kern w:val="0"/>
-          <w14:ligatures w14:val="none"/>
+          <ns2:ligatures ns2:val="none"/>
         </w:rPr>
         <w:t xml:space="preserve"/>
       </w:r>
@@ -4181,25 +4181,25 @@
         <w:rPr>
           <w:rFonts w:ascii="Arial Narrow" w:eastAsia="Arial Narrow" w:hAnsi="Arial Narrow" w:cs="Arial Narrow"/>
           <w:kern w:val="0"/>
-          <w14:ligatures w14:val="none"/>
+          <ns2:ligatures ns2:val="none"/>
         </w:rPr>
         <w:t/>
       </w:r>
     </w:p>
     <w:bookmarkEnd w:id="17"/>
     <w:bookmarkEnd w:id="18"/>
-    <w:p>
-      <w:pPr>
-        <w:spacing w:after="0" w:line="240" w:lineRule="auto"/>
-        <w:jc w:val="both"/>
-        <w:rPr>
-          <w:rFonts w:ascii="Arial Narrow" w:eastAsia="Arial Narrow" w:hAnsi="Arial Narrow" w:cs="Arial Narrow"/>
-          <w:kern w:val="0"/>
-          <w14:ligatures w14:val="none"/>
-        </w:rPr>
-      </w:pPr>
-    </w:p>
-    <w:p>
+    <w:p ns2:paraId="042B3F54" ns2:textId="777BBF33">
+      <w:pPr>
+        <w:spacing w:after="0" w:line="240" w:lineRule="auto"/>
+        <w:jc w:val="both"/>
+        <w:rPr>
+          <w:rFonts w:ascii="Arial Narrow" w:eastAsia="Arial Narrow" w:hAnsi="Arial Narrow" w:cs="Arial Narrow"/>
+          <w:kern w:val="0"/>
+          <ns2:ligatures ns2:val="none"/>
+        </w:rPr>
+      </w:pPr>
+    </w:p>
+    <w:p ns2:paraId="3032DB1C" ns2:textId="46A448C3">
       <w:pPr>
         <w:pStyle w:val="Prrafodelista"/>
         <w:numPr>
@@ -4216,14 +4216,14 @@
         <w:rPr>
           <w:rFonts w:ascii="Arial Narrow" w:eastAsia="Arial Narrow" w:hAnsi="Arial Narrow" w:cs="Arial Narrow"/>
           <w:kern w:val="0"/>
-          <w14:ligatures w14:val="none"/>
-        </w:rPr>
-      </w:pPr>
-      <w:r>
-        <w:rPr>
-          <w:rFonts w:ascii="Arial Narrow" w:eastAsia="Arial Narrow" w:hAnsi="Arial Narrow" w:cs="Arial Narrow"/>
-          <w:kern w:val="0"/>
-          <w14:ligatures w14:val="none"/>
+          <ns2:ligatures ns2:val="none"/>
+        </w:rPr>
+      </w:pPr>
+      <w:r>
+        <w:rPr>
+          <w:rFonts w:ascii="Arial Narrow" w:eastAsia="Arial Narrow" w:hAnsi="Arial Narrow" w:cs="Arial Narrow"/>
+          <w:kern w:val="0"/>
+          <ns2:ligatures ns2:val="none"/>
         </w:rPr>
         <w:lastRenderedPageBreak/>
         <w:t xml:space="preserve">Presunta infracción a los artículos 18 y 19 de la Ley 29571, Código de Protección y Defensa del Consumidor, en tanto </w:t>
@@ -4232,7 +4232,7 @@
         <w:rPr>
           <w:rFonts w:ascii="Arial Narrow" w:eastAsia="Arial Narrow" w:hAnsi="Arial Narrow" w:cs="Arial Narrow"/>
           <w:kern w:val="0"/>
-          <w14:ligatures w14:val="none"/>
+          <ns2:ligatures ns2:val="none"/>
         </w:rPr>
         <w:t xml:space="preserve">la compañía aseguradora el 18 de noviembre de 2025 habría rechazado indebidamente a la denunciante la solicitud de reconsideración de liquidación de la Póliza del Seguro de Vida </w:t>
       </w:r>
@@ -4241,7 +4241,7 @@
         <w:rPr>
           <w:rFonts w:ascii="Arial Narrow" w:eastAsia="Arial Narrow" w:hAnsi="Arial Narrow" w:cs="Arial Narrow"/>
           <w:kern w:val="0"/>
-          <w14:ligatures w14:val="none"/>
+          <ns2:ligatures ns2:val="none"/>
         </w:rPr>
         <w:t/>
       </w:r>
@@ -4250,7 +4250,7 @@
         <w:rPr>
           <w:rFonts w:ascii="Arial Narrow" w:eastAsia="Arial Narrow" w:hAnsi="Arial Narrow" w:cs="Arial Narrow"/>
           <w:kern w:val="0"/>
-          <w14:ligatures w14:val="none"/>
+          <ns2:ligatures ns2:val="none"/>
         </w:rPr>
         <w:t xml:space="preserve"> 6101459900039, alegando que no fue presentado por el canal correcto</w:t>
       </w:r>
@@ -4258,23 +4258,23 @@
         <w:rPr>
           <w:rFonts w:ascii="Arial Narrow" w:eastAsia="Arial Narrow" w:hAnsi="Arial Narrow" w:cs="Arial Narrow"/>
           <w:kern w:val="0"/>
-          <w14:ligatures w14:val="none"/>
+          <ns2:ligatures ns2:val="none"/>
         </w:rPr>
         <w:t>.</w:t>
       </w:r>
     </w:p>
-    <w:p>
-      <w:pPr>
-        <w:spacing w:after="0" w:line="240" w:lineRule="auto"/>
-        <w:jc w:val="both"/>
-        <w:rPr>
-          <w:rFonts w:ascii="Arial Narrow" w:eastAsia="Arial Narrow" w:hAnsi="Arial Narrow" w:cs="Arial Narrow"/>
-          <w:kern w:val="0"/>
-          <w14:ligatures w14:val="none"/>
-        </w:rPr>
-      </w:pPr>
-    </w:p>
-    <w:p>
+    <w:p ns2:paraId="37C23332" ns2:textId="77777777">
+      <w:pPr>
+        <w:spacing w:after="0" w:line="240" w:lineRule="auto"/>
+        <w:jc w:val="both"/>
+        <w:rPr>
+          <w:rFonts w:ascii="Arial Narrow" w:eastAsia="Arial Narrow" w:hAnsi="Arial Narrow" w:cs="Arial Narrow"/>
+          <w:kern w:val="0"/>
+          <ns2:ligatures ns2:val="none"/>
+        </w:rPr>
+      </w:pPr>
+    </w:p>
+    <w:p ns2:paraId="0A292C9F" ns2:textId="13FF0E18">
       <w:pPr>
         <w:spacing w:line="240" w:lineRule="auto"/>
         <w:contextualSpacing/>
@@ -4282,17 +4282,17 @@
         <w:rPr>
           <w:rFonts w:ascii="Arial Narrow" w:eastAsia="Calibri" w:hAnsi="Arial Narrow" w:cs="Arial"/>
           <w:kern w:val="0"/>
-          <w14:ligatures w14:val="none"/>
-        </w:rPr>
-      </w:pPr>
-      <w:r>
-        <w:rPr>
-          <w:rFonts w:ascii="Arial Narrow" w:eastAsia="Arial Narrow" w:hAnsi="Arial Narrow" w:cs="Arial Narrow"/>
-          <w:b/>
-          <w:color w:val="000000"/>
-          <w:kern w:val="0"/>
-          <w:lang w:eastAsia="es-PE"/>
-          <w14:ligatures w14:val="none"/>
+          <ns2:ligatures ns2:val="none"/>
+        </w:rPr>
+      </w:pPr>
+      <w:r>
+        <w:rPr>
+          <w:rFonts w:ascii="Arial Narrow" w:eastAsia="Arial Narrow" w:hAnsi="Arial Narrow" w:cs="Arial Narrow"/>
+          <w:b/>
+          <w:color w:val="000000"/>
+          <w:kern w:val="0"/>
+          <w:lang w:eastAsia="es-PE"/>
+          <ns2:ligatures ns2:val="none"/>
         </w:rPr>
         <w:t>SEGUNDO:</w:t>
       </w:r>
@@ -4302,7 +4302,7 @@
           <w:color w:val="000000"/>
           <w:kern w:val="0"/>
           <w:lang w:eastAsia="es-PE"/>
-          <w14:ligatures w14:val="none"/>
+          <ns2:ligatures ns2:val="none"/>
         </w:rPr>
         <w:t xml:space="preserve"> tener por ofrecidos los medios probatorios</w:t>
       </w:r>
@@ -4312,7 +4312,7 @@
           <w:color w:val="000000"/>
           <w:kern w:val="0"/>
           <w:lang w:eastAsia="es-PE"/>
-          <w14:ligatures w14:val="none"/>
+          <ns2:ligatures ns2:val="none"/>
         </w:rPr>
         <w:t xml:space="preserve"> presentados en el escrito de denuncia </w:t>
       </w:r>
@@ -4322,7 +4322,7 @@
           <w:color w:val="000000"/>
           <w:kern w:val="0"/>
           <w:lang w:val="es-ES" w:eastAsia="es-ES"/>
-          <w14:ligatures w14:val="none"/>
+          <ns2:ligatures ns2:val="none"/>
         </w:rPr>
         <w:t xml:space="preserve">del </w:t>
       </w:r>
@@ -4332,7 +4332,7 @@
           <w:color w:val="000000"/>
           <w:kern w:val="0"/>
           <w:lang w:val="es-ES" w:eastAsia="es-ES"/>
-          <w14:ligatures w14:val="none"/>
+          <ns2:ligatures ns2:val="none"/>
         </w:rPr>
         <w:t>24 de diciembre de 2025</w:t>
       </w:r>
@@ -4340,12 +4340,12 @@
         <w:rPr>
           <w:rFonts w:ascii="Arial Narrow" w:eastAsia="Calibri" w:hAnsi="Arial Narrow" w:cs="Arial"/>
           <w:kern w:val="0"/>
-          <w14:ligatures w14:val="none"/>
+          <ns2:ligatures ns2:val="none"/>
         </w:rPr>
         <w:t>.</w:t>
       </w:r>
     </w:p>
-    <w:p>
+    <w:p ns2:paraId="68A17E97" ns2:textId="77777777">
       <w:pPr>
         <w:spacing w:line="240" w:lineRule="auto"/>
         <w:contextualSpacing/>
@@ -4355,30 +4355,30 @@
           <w:color w:val="000000"/>
           <w:kern w:val="0"/>
           <w:lang w:eastAsia="es-PE"/>
-          <w14:ligatures w14:val="none"/>
-        </w:rPr>
-      </w:pPr>
-    </w:p>
-    <w:p>
-      <w:pPr>
-        <w:spacing w:after="0" w:line="240" w:lineRule="auto"/>
-        <w:jc w:val="both"/>
-        <w:rPr>
-          <w:rFonts w:ascii="Arial Narrow" w:eastAsia="Arial Narrow" w:hAnsi="Arial Narrow" w:cs="Arial Narrow"/>
-          <w:color w:val="000000"/>
-          <w:kern w:val="0"/>
-          <w:lang w:eastAsia="es-PE"/>
-          <w14:ligatures w14:val="none"/>
-        </w:rPr>
-      </w:pPr>
-      <w:r>
-        <w:rPr>
-          <w:rFonts w:ascii="Arial Narrow" w:eastAsia="Arial Narrow" w:hAnsi="Arial Narrow" w:cs="Arial Narrow"/>
-          <w:b/>
-          <w:color w:val="000000"/>
-          <w:kern w:val="0"/>
-          <w:lang w:eastAsia="es-PE"/>
-          <w14:ligatures w14:val="none"/>
+          <ns2:ligatures ns2:val="none"/>
+        </w:rPr>
+      </w:pPr>
+    </w:p>
+    <w:p ns2:paraId="168254DA" ns2:textId="6A6F5EC4">
+      <w:pPr>
+        <w:spacing w:after="0" w:line="240" w:lineRule="auto"/>
+        <w:jc w:val="both"/>
+        <w:rPr>
+          <w:rFonts w:ascii="Arial Narrow" w:eastAsia="Arial Narrow" w:hAnsi="Arial Narrow" w:cs="Arial Narrow"/>
+          <w:color w:val="000000"/>
+          <w:kern w:val="0"/>
+          <w:lang w:eastAsia="es-PE"/>
+          <ns2:ligatures ns2:val="none"/>
+        </w:rPr>
+      </w:pPr>
+      <w:r>
+        <w:rPr>
+          <w:rFonts w:ascii="Arial Narrow" w:eastAsia="Arial Narrow" w:hAnsi="Arial Narrow" w:cs="Arial Narrow"/>
+          <w:b/>
+          <w:color w:val="000000"/>
+          <w:kern w:val="0"/>
+          <w:lang w:eastAsia="es-PE"/>
+          <ns2:ligatures ns2:val="none"/>
         </w:rPr>
         <w:t xml:space="preserve">TERCERO: </w:t>
       </w:r>
@@ -4388,7 +4388,7 @@
           <w:color w:val="000000"/>
           <w:kern w:val="0"/>
           <w:lang w:eastAsia="es-PE"/>
-          <w14:ligatures w14:val="none"/>
+          <ns2:ligatures ns2:val="none"/>
         </w:rPr>
         <w:t xml:space="preserve">requerir a </w:t>
       </w:r>
@@ -4405,12 +4405,12 @@
           <w:color w:val="000000"/>
           <w:kern w:val="0"/>
           <w:lang w:eastAsia="es-PE"/>
-          <w14:ligatures w14:val="none"/>
+          <ns2:ligatures ns2:val="none"/>
         </w:rPr>
         <w:t>que cumpla con lo siguiente:</w:t>
       </w:r>
     </w:p>
-    <w:p>
+    <w:p ns2:paraId="20FDFB8D" ns2:textId="77777777">
       <w:pPr>
         <w:spacing w:after="0" w:line="240" w:lineRule="auto"/>
         <w:jc w:val="both"/>
@@ -4419,11 +4419,11 @@
           <w:color w:val="000000"/>
           <w:kern w:val="0"/>
           <w:lang w:eastAsia="es-PE"/>
-          <w14:ligatures w14:val="none"/>
-        </w:rPr>
-      </w:pPr>
-    </w:p>
-    <w:p>
+          <ns2:ligatures ns2:val="none"/>
+        </w:rPr>
+      </w:pPr>
+    </w:p>
+    <w:p ns2:paraId="4AA80738" ns2:textId="77777777">
       <w:pPr>
         <w:numPr>
           <w:ilvl w:val="0"/>
@@ -4437,21 +4437,21 @@
           <w:color w:val="000000"/>
           <w:kern w:val="0"/>
           <w:lang w:eastAsia="es-PE"/>
-          <w14:ligatures w14:val="none"/>
-        </w:rPr>
-      </w:pPr>
-      <w:r>
-        <w:rPr>
-          <w:rFonts w:ascii="Arial Narrow" w:eastAsia="Arial Narrow" w:hAnsi="Arial Narrow" w:cs="Arial Narrow"/>
-          <w:color w:val="000000"/>
-          <w:kern w:val="0"/>
-          <w:lang w:eastAsia="es-PE"/>
-          <w14:ligatures w14:val="none"/>
+          <ns2:ligatures ns2:val="none"/>
+        </w:rPr>
+      </w:pPr>
+      <w:r>
+        <w:rPr>
+          <w:rFonts w:ascii="Arial Narrow" w:eastAsia="Arial Narrow" w:hAnsi="Arial Narrow" w:cs="Arial Narrow"/>
+          <w:color w:val="000000"/>
+          <w:kern w:val="0"/>
+          <w:lang w:eastAsia="es-PE"/>
+          <ns2:ligatures ns2:val="none"/>
         </w:rPr>
         <w:t>presentar documentos que acrediten su inscripción en los Registros Públicos o una declaración jurada que indique que cuenta con dicha inscripción;</w:t>
       </w:r>
     </w:p>
-    <w:p>
+    <w:p ns2:paraId="2B29D59F" ns2:textId="77777777">
       <w:pPr>
         <w:numPr>
           <w:ilvl w:val="0"/>
@@ -4465,21 +4465,21 @@
           <w:color w:val="000000"/>
           <w:kern w:val="0"/>
           <w:lang w:eastAsia="es-PE"/>
-          <w14:ligatures w14:val="none"/>
-        </w:rPr>
-      </w:pPr>
-      <w:r>
-        <w:rPr>
-          <w:rFonts w:ascii="Arial Narrow" w:eastAsia="Arial Narrow" w:hAnsi="Arial Narrow" w:cs="Arial Narrow"/>
-          <w:color w:val="000000"/>
-          <w:kern w:val="0"/>
-          <w:lang w:eastAsia="es-PE"/>
-          <w14:ligatures w14:val="none"/>
+          <ns2:ligatures ns2:val="none"/>
+        </w:rPr>
+      </w:pPr>
+      <w:r>
+        <w:rPr>
+          <w:rFonts w:ascii="Arial Narrow" w:eastAsia="Arial Narrow" w:hAnsi="Arial Narrow" w:cs="Arial Narrow"/>
+          <w:color w:val="000000"/>
+          <w:kern w:val="0"/>
+          <w:lang w:eastAsia="es-PE"/>
+          <ns2:ligatures ns2:val="none"/>
         </w:rPr>
         <w:t>presentar copia simple de las facultades de representación de su representante legal en el presente procedimiento o la declaración jurada que indique que cuenta con dichas facultades y que estas se encuentran vigentes;</w:t>
       </w:r>
     </w:p>
-    <w:p>
+    <w:p ns2:paraId="7EF50C46" ns2:textId="77777777">
       <w:pPr>
         <w:numPr>
           <w:ilvl w:val="0"/>
@@ -4493,21 +4493,21 @@
           <w:color w:val="000000"/>
           <w:kern w:val="0"/>
           <w:lang w:eastAsia="es-PE"/>
-          <w14:ligatures w14:val="none"/>
-        </w:rPr>
-      </w:pPr>
-      <w:r>
-        <w:rPr>
-          <w:rFonts w:ascii="Arial Narrow" w:eastAsia="Arial Narrow" w:hAnsi="Arial Narrow" w:cs="Arial Narrow"/>
-          <w:color w:val="000000"/>
-          <w:kern w:val="0"/>
-          <w:lang w:eastAsia="es-PE"/>
-          <w14:ligatures w14:val="none"/>
+          <ns2:ligatures ns2:val="none"/>
+        </w:rPr>
+      </w:pPr>
+      <w:r>
+        <w:rPr>
+          <w:rFonts w:ascii="Arial Narrow" w:eastAsia="Arial Narrow" w:hAnsi="Arial Narrow" w:cs="Arial Narrow"/>
+          <w:color w:val="000000"/>
+          <w:kern w:val="0"/>
+          <w:lang w:eastAsia="es-PE"/>
+          <ns2:ligatures ns2:val="none"/>
         </w:rPr>
         <w:t>consignar el Número de Registro Único de Contribuyentes (RUC); y,</w:t>
       </w:r>
     </w:p>
-    <w:p>
+    <w:p ns2:paraId="19E4DFA1" ns2:textId="77777777">
       <w:pPr>
         <w:numPr>
           <w:ilvl w:val="0"/>
@@ -4519,16 +4519,16 @@
         <w:rPr>
           <w:rFonts w:ascii="Arial Narrow" w:eastAsia="Calibri" w:hAnsi="Arial Narrow" w:cs="Arial"/>
           <w:kern w:val="0"/>
-          <w14:ligatures w14:val="none"/>
-        </w:rPr>
-      </w:pPr>
-      <w:r>
-        <w:rPr>
-          <w:rFonts w:ascii="Arial Narrow" w:eastAsia="Arial Narrow" w:hAnsi="Arial Narrow" w:cs="Arial Narrow"/>
-          <w:color w:val="000000"/>
-          <w:kern w:val="0"/>
-          <w:lang w:eastAsia="es-PE"/>
-          <w14:ligatures w14:val="none"/>
+          <ns2:ligatures ns2:val="none"/>
+        </w:rPr>
+      </w:pPr>
+      <w:r>
+        <w:rPr>
+          <w:rFonts w:ascii="Arial Narrow" w:eastAsia="Arial Narrow" w:hAnsi="Arial Narrow" w:cs="Arial Narrow"/>
+          <w:color w:val="000000"/>
+          <w:kern w:val="0"/>
+          <w:lang w:eastAsia="es-PE"/>
+          <ns2:ligatures ns2:val="none"/>
         </w:rPr>
         <w:t>fijar domicilio procesal para el procedimiento, de conformidad con el numeral 1 del artículo 442</w:t>
       </w:r>
@@ -4538,7 +4538,7 @@
           <w:color w:val="000000"/>
           <w:kern w:val="0"/>
           <w:lang w:eastAsia="es-PE"/>
-          <w14:ligatures w14:val="none"/>
+          <ns2:ligatures ns2:val="none"/>
         </w:rPr>
         <w:t/>
       </w:r>
@@ -4548,7 +4548,7 @@
           <w:color w:val="000000"/>
           <w:kern w:val="0"/>
           <w:lang w:eastAsia="es-PE"/>
-          <w14:ligatures w14:val="none"/>
+          <ns2:ligatures ns2:val="none"/>
         </w:rPr>
         <w:t xml:space="preserve"> del Código Procesal Civil. </w:t>
       </w:r>
@@ -4556,7 +4556,7 @@
         <w:rPr>
           <w:rFonts w:ascii="Arial Narrow" w:eastAsia="Calibri" w:hAnsi="Arial Narrow" w:cs="Arial"/>
           <w:kern w:val="0"/>
-          <w14:ligatures w14:val="none"/>
+          <ns2:ligatures ns2:val="none"/>
         </w:rPr>
         <w:t>Para ello podrá señalar domicilio físico o una dirección electrónica a la que pueda remitirse las notificaciones</w:t>
       </w:r>
@@ -4565,12 +4565,12 @@
           <w:rFonts w:ascii="Arial Narrow" w:eastAsia="Arial" w:hAnsi="Arial Narrow" w:cs="Arial"/>
           <w:kern w:val="0"/>
           <w:lang w:val="es"/>
-          <w14:ligatures w14:val="none"/>
+          <ns2:ligatures ns2:val="none"/>
         </w:rPr>
         <w:t>;</w:t>
       </w:r>
     </w:p>
-    <w:p>
+    <w:p ns2:paraId="7C63E340" ns2:textId="77777777">
       <w:pPr>
         <w:numPr>
           <w:ilvl w:val="0"/>
@@ -4582,14 +4582,14 @@
         <w:rPr>
           <w:rFonts w:ascii="Arial Narrow" w:eastAsia="Calibri" w:hAnsi="Arial Narrow" w:cs="Arial"/>
           <w:kern w:val="0"/>
-          <w14:ligatures w14:val="none"/>
+          <ns2:ligatures ns2:val="none"/>
         </w:rPr>
       </w:pPr>
       <w:r>
         <w:rPr>
           <w:rFonts w:ascii="Arial Narrow" w:eastAsia="Calibri" w:hAnsi="Arial Narrow" w:cs="Arial"/>
           <w:kern w:val="0"/>
-          <w14:ligatures w14:val="none"/>
+          <ns2:ligatures ns2:val="none"/>
         </w:rPr>
         <w:t xml:space="preserve">en caso califique como </w:t>
       </w:r>
@@ -4598,7 +4598,7 @@
         <w:rPr>
           <w:rFonts w:ascii="Arial Narrow" w:eastAsia="Calibri" w:hAnsi="Arial Narrow" w:cs="Arial"/>
           <w:kern w:val="0"/>
-          <w14:ligatures w14:val="none"/>
+          <ns2:ligatures ns2:val="none"/>
         </w:rPr>
         <w:t>micro empresa</w:t>
       </w:r>
@@ -4607,7 +4607,7 @@
         <w:rPr>
           <w:rFonts w:ascii="Arial Narrow" w:eastAsia="Calibri" w:hAnsi="Arial Narrow" w:cs="Arial"/>
           <w:kern w:val="0"/>
-          <w14:ligatures w14:val="none"/>
+          <ns2:ligatures ns2:val="none"/>
         </w:rPr>
         <w:t xml:space="preserve"> o pequeña empresa, presentar los documentos que acrediten su volumen de ventas o ingresos brutos percibidos el año anterior relativo a todas sus actividades económicas y el número de trabajadores con el que cuenta</w:t>
       </w:r>
@@ -4617,7 +4617,7 @@
           <w:rFonts w:ascii="Arial Narrow" w:eastAsia="Calibri" w:hAnsi="Arial Narrow" w:cs="Arial"/>
           <w:kern w:val="0"/>
           <w:vertAlign w:val="superscript"/>
-          <w14:ligatures w14:val="none"/>
+          <ns2:ligatures ns2:val="none"/>
         </w:rPr>
         <w:footnoteReference w:id="5"/>
       </w:r>
@@ -4625,7 +4625,7 @@
         <w:rPr>
           <w:rFonts w:ascii="Arial Narrow" w:eastAsia="Calibri" w:hAnsi="Arial Narrow" w:cs="Arial"/>
           <w:kern w:val="0"/>
-          <w14:ligatures w14:val="none"/>
+          <ns2:ligatures ns2:val="none"/>
         </w:rPr>
         <w:t>. Ello, a fin de que la Comisión pueda meritar dicha documentación, conforme lo establece el artículo 110</w:t>
       </w:r>
@@ -4635,7 +4635,7 @@
           <w:color w:val="000000"/>
           <w:kern w:val="0"/>
           <w:lang w:eastAsia="es-PE"/>
-          <w14:ligatures w14:val="none"/>
+          <ns2:ligatures ns2:val="none"/>
         </w:rPr>
         <w:t/>
       </w:r>
@@ -4643,7 +4643,7 @@
         <w:rPr>
           <w:rFonts w:ascii="Arial Narrow" w:eastAsia="Calibri" w:hAnsi="Arial Narrow" w:cs="Arial"/>
           <w:kern w:val="0"/>
-          <w14:ligatures w14:val="none"/>
+          <ns2:ligatures ns2:val="none"/>
         </w:rPr>
         <w:t xml:space="preserve"> del </w:t>
       </w:r>
@@ -4652,7 +4652,7 @@
           <w:rFonts w:ascii="Arial Narrow" w:eastAsia="Calibri" w:hAnsi="Arial Narrow" w:cs="Arial"/>
           <w:spacing w:val="-2"/>
           <w:kern w:val="0"/>
-          <w14:ligatures w14:val="none"/>
+          <ns2:ligatures ns2:val="none"/>
         </w:rPr>
         <w:t>Código</w:t>
       </w:r>
@@ -4663,7 +4663,7 @@
           <w:spacing w:val="-2"/>
           <w:kern w:val="0"/>
           <w:vertAlign w:val="superscript"/>
-          <w14:ligatures w14:val="none"/>
+          <ns2:ligatures ns2:val="none"/>
         </w:rPr>
         <w:footnoteReference w:id="6"/>
       </w:r>
@@ -4672,67 +4672,102 @@
           <w:rFonts w:ascii="Arial Narrow" w:eastAsia="Calibri" w:hAnsi="Arial Narrow" w:cs="Arial"/>
           <w:spacing w:val="-2"/>
           <w:kern w:val="0"/>
-          <w14:ligatures w14:val="none"/>
+          <ns2:ligatures ns2:val="none"/>
         </w:rPr>
         <w:t>.</w:t>
       </w:r>
     </w:p>
+    <w:p ns2:paraId="1F11FE32" ns2:textId="77777777">
+      <w:pPr>
+        <w:spacing w:after="0" w:line="240" w:lineRule="auto"/>
+        <w:ind w:left="567"/>
+        <w:jc w:val="both"/>
+        <w:rPr>
+          <w:rFonts w:ascii="Arial Narrow" w:eastAsia="Arial Narrow" w:hAnsi="Arial Narrow" w:cs="Arial Narrow"/>
+          <w:color w:val="000000"/>
+          <w:kern w:val="0"/>
+          <w:lang w:eastAsia="es-PE"/>
+          <ns2:ligatures ns2:val="none"/>
+        </w:rPr>
+      </w:pPr>
+    </w:p>
     <w:p>
       <w:pPr>
         <w:spacing w:after="0" w:line="240" w:lineRule="auto"/>
-        <w:ind w:left="567"/>
-        <w:jc w:val="both"/>
-        <w:rPr>
-          <w:rFonts w:ascii="Arial Narrow" w:eastAsia="Arial Narrow" w:hAnsi="Arial Narrow" w:cs="Arial Narrow"/>
-          <w:color w:val="000000"/>
-          <w:kern w:val="0"/>
-          <w:lang w:eastAsia="es-PE"/>
-          <w14:ligatures w14:val="none"/>
-        </w:rPr>
-      </w:pPr>
-    </w:p>
-    <w:p>
-      <w:pPr>
-        <w:spacing w:after="0" w:line="240" w:lineRule="auto"/>
-        <w:jc w:val="both"/>
-        <w:rPr>
-          <w:rFonts w:ascii="Arial Narrow" w:eastAsia="Arial Narrow" w:hAnsi="Arial Narrow" w:cs="Arial Narrow"/>
-          <w:color w:val="000000"/>
-          <w:kern w:val="0"/>
-          <w:lang w:eastAsia="es-PE"/>
-          <w14:ligatures w14:val="none"/>
-        </w:rPr>
-      </w:pPr>
-      <w:r>
-        <w:rPr>
-          <w:rFonts w:ascii="Arial Narrow" w:eastAsia="Arial Narrow" w:hAnsi="Arial Narrow" w:cs="Arial Narrow"/>
-          <w:b/>
-          <w:color w:val="000000"/>
-          <w:kern w:val="0"/>
-          <w:lang w:eastAsia="es-PE"/>
-          <w14:ligatures w14:val="none"/>
+        <w:jc w:val="both"/>
+        <w:rPr>
+          <w:rFonts w:ascii="Arial Narrow" w:eastAsia="Arial Narrow" w:hAnsi="Arial Narrow" w:cs="Arial Narrow"/>
+          <w:color w:val="000000"/>
+          <w:kern w:val="0"/>
+          <w:lang w:eastAsia="es-PE"/>
+          <ns2:ligatures ns2:val="none"/>
+        </w:rPr>
+      </w:pPr>
+      <w:r>
+        <w:rPr>
+          <w:rFonts w:ascii="Arial Narrow" w:hAnsi="Arial Narrow" w:cs="Arial Narrow"/>
+          <w:b w:val="1"/>
+          <w:bCs w:val="1"/>
+          <w:sz w:val="20"/>
+          <w:szCs w:val="20"/>
         </w:rPr>
         <w:t xml:space="preserve">CUARTO: </w:t>
       </w:r>
       <w:r>
         <w:rPr>
-          <w:rFonts w:ascii="Arial Narrow" w:eastAsia="Arial Narrow" w:hAnsi="Arial Narrow" w:cs="Arial Narrow"/>
-          <w:color w:val="000000"/>
-          <w:kern w:val="0"/>
-          <w:lang w:eastAsia="es-PE"/>
-          <w14:ligatures w14:val="none"/>
-        </w:rPr>
-        <w:t xml:space="preserve">correr traslado de la denuncia interpuesta </w:t>
-      </w:r>
-      <w:r>
+          <w:rFonts w:ascii="Arial Narrow" w:hAnsi="Arial Narrow" w:cs="Arial Narrow"/>
+          <w:sz w:val="20"/>
+          <w:szCs w:val="20"/>
+        </w:rPr>
+        <w:t xml:space="preserve">correr traslado de la presente resolución a Mapfre Perú Compañía de Seguros y Reaseguros S.A para que, de conformidad con lo dispuesto por el artículo 26° de la Ley sobre Facultades, Normas y Organización del Indecopi, aprobado por Decreto Legislativo N° 8079, presenten sus descargos sobre la imputación de cargos realizada en un plazo no mayor a cinco (5) días hábiles contado a partir del día siguiente de la notificación de la presente resolución, vencido el cual, el Secretario Técnico declarará en rebeldía a los denunciados que no lo hubieran presentado. Debe precisarse que de conformidad con lo establecido por el artículo 223° del Texto Único Ordenado de la Ley N° 27444, Ley del Procedimiento Administrativo General, las alegaciones y los hechos relevantes de la reclamación, salvo que hayan sido específicamente negadas en la contestación, se tendrán por aceptadas o meritadas como ciertas.</w:t>
+      </w:r>
+    </w:p>
+    <w:p ns2:paraId="228F876C" ns2:textId="77777777">
+      <w:pPr>
+        <w:spacing w:after="0" w:line="240" w:lineRule="auto"/>
+        <w:jc w:val="both"/>
+        <w:rPr>
+          <w:rFonts w:ascii="Arial Narrow" w:eastAsia="Arial Narrow" w:hAnsi="Arial Narrow" w:cs="Arial Narrow"/>
+          <w:color w:val="000000"/>
+          <w:kern w:val="0"/>
+          <w:lang w:eastAsia="es-PE"/>
+          <ns2:ligatures ns2:val="none"/>
+        </w:rPr>
+      </w:pPr>
+    </w:p>
+    <w:p ns2:paraId="774AFBA5" ns2:textId="1732A163">
+      <w:pPr>
+        <w:spacing w:after="0" w:line="240" w:lineRule="auto"/>
+        <w:jc w:val="both"/>
         <w:rPr>
           <w:rFonts w:ascii="Arial Narrow" w:eastAsia="Times New Roman" w:hAnsi="Arial Narrow" w:cs="Arial"/>
           <w:color w:val="000000"/>
           <w:kern w:val="0"/>
           <w:lang w:val="es-ES" w:eastAsia="es-ES"/>
-          <w14:ligatures w14:val="none"/>
-        </w:rPr>
-        <w:t xml:space="preserve">el </w:t>
+          <ns2:ligatures ns2:val="none"/>
+        </w:rPr>
+      </w:pPr>
+      <w:r>
+        <w:rPr>
+          <w:rFonts w:ascii="Arial Narrow" w:eastAsia="Arial Narrow" w:hAnsi="Arial Narrow" w:cs="Arial Narrow"/>
+          <w:b/>
+          <w:color w:val="000000"/>
+          <w:kern w:val="0"/>
+          <w:lang w:eastAsia="es-PE"/>
+          <ns2:ligatures ns2:val="none"/>
+        </w:rPr>
+        <w:t xml:space="preserve">QUINTO: </w:t>
+      </w:r>
+      <w:bookmarkStart w:id="19" w:name="_Hlk188286813"/>
+      <w:r>
+        <w:rPr>
+          <w:rFonts w:ascii="Arial Narrow" w:eastAsia="Times New Roman" w:hAnsi="Arial Narrow" w:cs="Arial"/>
+          <w:color w:val="000000"/>
+          <w:kern w:val="0"/>
+          <w:lang w:eastAsia="es-ES"/>
+          <ns2:ligatures ns2:val="none"/>
+        </w:rPr>
+        <w:t xml:space="preserve">requerir </w:t>
       </w:r>
       <w:r>
         <w:rPr>
@@ -4740,207 +4775,179 @@
           <w:color w:val="000000"/>
           <w:kern w:val="0"/>
           <w:lang w:val="es-ES" w:eastAsia="es-ES"/>
-          <w14:ligatures w14:val="none"/>
-        </w:rPr>
-        <w:t xml:space="preserve">24 de </w:t>
-      </w:r>
+          <ns2:ligatures ns2:val="none"/>
+        </w:rPr>
+        <w:t xml:space="preserve">que, en un </w:t>
+      </w:r>
+      <w:r>
+        <w:rPr>
+          <w:rFonts w:ascii="Arial Narrow" w:eastAsia="Times New Roman" w:hAnsi="Arial Narrow" w:cs="Arial"/>
+          <w:color w:val="000000"/>
+          <w:kern w:val="0"/>
+          <w:lang w:eastAsia="es-ES"/>
+          <ns2:ligatures ns2:val="none"/>
+        </w:rPr>
+        <w:t>plazo no mayor de cinco (5) días hábiles contado a partir del día siguiente de la notificación de la presente resolución</w:t>
+      </w:r>
+      <w:bookmarkEnd w:id="19"/>
+      <w:r>
+        <w:rPr>
+          <w:rFonts w:ascii="Arial Narrow" w:eastAsia="Times New Roman" w:hAnsi="Arial Narrow" w:cs="Arial"/>
+          <w:color w:val="000000"/>
+          <w:kern w:val="0"/>
+          <w:lang w:eastAsia="es-ES"/>
+          <ns2:ligatures ns2:val="none"/>
+        </w:rPr>
+        <w:t xml:space="preserve">, </w:t>
+      </w:r>
+      <w:bookmarkStart w:id="20" w:name="_Hlk188286828"/>
+      <w:r>
+        <w:rPr>
+          <w:rFonts w:ascii="Arial Narrow" w:eastAsia="Times New Roman" w:hAnsi="Arial Narrow" w:cs="Times New Roman"/>
+          <w:color w:val="000000"/>
+          <w:kern w:val="0"/>
+          <w:shd w:val="clear" w:color="auto" w:fill="FFFFFF"/>
+          <w:lang w:eastAsia="es-PE"/>
+          <ns2:ligatures ns2:val="none"/>
+        </w:rPr>
+        <w:t>el proveedor denunciado</w:t>
+      </w:r>
+      <w:r>
+        <w:rPr>
+          <w:rFonts w:ascii="Arial Narrow" w:eastAsia="Times New Roman" w:hAnsi="Arial Narrow" w:cs="Arial"/>
+          <w:color w:val="000000"/>
+          <w:kern w:val="0"/>
+          <w:lang w:eastAsia="es-ES"/>
+          <ns2:ligatures ns2:val="none"/>
+        </w:rPr>
+        <w:t xml:space="preserve"> </w:t>
+      </w:r>
+      <w:bookmarkEnd w:id="20"/>
       <w:r>
         <w:rPr>
           <w:rFonts w:ascii="Arial Narrow" w:eastAsia="Times New Roman" w:hAnsi="Arial Narrow" w:cs="Arial"/>
           <w:color w:val="000000"/>
           <w:kern w:val="0"/>
           <w:lang w:val="es-ES" w:eastAsia="es-ES"/>
-          <w14:ligatures w14:val="none"/>
-        </w:rPr>
-        <w:t>diciembre de 2025</w:t>
-      </w:r>
-      <w:r>
-        <w:rPr>
-          <w:rFonts w:ascii="Arial Narrow" w:eastAsia="Calibri" w:hAnsi="Arial Narrow" w:cs="Arial"/>
-          <w:kern w:val="0"/>
-          <w14:ligatures w14:val="none"/>
-        </w:rPr>
-        <w:t xml:space="preserve">, </w:t>
-      </w:r>
-      <w:r>
-        <w:rPr>
-          <w:rFonts w:ascii="Arial Narrow" w:eastAsia="Arial Narrow" w:hAnsi="Arial Narrow" w:cs="Arial Narrow"/>
-          <w:color w:val="000000"/>
-          <w:kern w:val="0"/>
-          <w:lang w:eastAsia="es-PE"/>
-          <w14:ligatures w14:val="none"/>
+          <ns2:ligatures ns2:val="none"/>
+        </w:rPr>
+        <w:t xml:space="preserve">cumpla con: </w:t>
+      </w:r>
+      <w:r>
+        <w:rPr>
+          <w:rFonts w:ascii="Arial Narrow" w:eastAsia="Times New Roman" w:hAnsi="Arial Narrow" w:cs="Arial"/>
+          <w:color w:val="000000"/>
+          <w:kern w:val="0"/>
+          <w:lang w:val="es-ES" w:eastAsia="es-ES"/>
+          <ns2:ligatures ns2:val="none"/>
+        </w:rPr>
+        <w:t xml:space="preserve">(i) presentar una copia completa, legible y debidamente suscrita de la Póliza </w:t>
+      </w:r>
+      <w:proofErr w:type="spellStart"/>
+      <w:r>
+        <w:rPr>
+          <w:rFonts w:ascii="Arial Narrow" w:eastAsia="Times New Roman" w:hAnsi="Arial Narrow" w:cs="Arial"/>
+          <w:color w:val="000000"/>
+          <w:kern w:val="0"/>
+          <w:lang w:val="es-ES" w:eastAsia="es-ES"/>
+          <ns2:ligatures ns2:val="none"/>
+        </w:rPr>
+        <w:t/>
+      </w:r>
+      <w:proofErr w:type="spellEnd"/>
+      <w:r>
+        <w:rPr>
+          <w:rFonts w:ascii="Arial Narrow" w:eastAsia="Times New Roman" w:hAnsi="Arial Narrow" w:cs="Arial"/>
+          <w:color w:val="000000"/>
+          <w:kern w:val="0"/>
+          <w:lang w:val="es-ES" w:eastAsia="es-ES"/>
+          <ns2:ligatures ns2:val="none"/>
+        </w:rPr>
+        <w:t xml:space="preserve"> 6101459900039 del Seguro de Vida Ley, así como el cargo de remisión de la póliza; (</w:t>
+      </w:r>
+      <w:proofErr w:type="spellStart"/>
+      <w:r>
+        <w:rPr>
+          <w:rFonts w:ascii="Arial Narrow" w:eastAsia="Times New Roman" w:hAnsi="Arial Narrow" w:cs="Arial"/>
+          <w:color w:val="000000"/>
+          <w:kern w:val="0"/>
+          <w:lang w:val="es-ES" w:eastAsia="es-ES"/>
+          <ns2:ligatures ns2:val="none"/>
+        </w:rPr>
+        <w:t>ii</w:t>
+      </w:r>
+      <w:proofErr w:type="spellEnd"/>
+      <w:r>
+        <w:rPr>
+          <w:rFonts w:ascii="Arial Narrow" w:eastAsia="Times New Roman" w:hAnsi="Arial Narrow" w:cs="Arial"/>
+          <w:color w:val="000000"/>
+          <w:kern w:val="0"/>
+          <w:lang w:val="es-ES" w:eastAsia="es-ES"/>
+          <ns2:ligatures ns2:val="none"/>
+        </w:rPr>
+        <w:t xml:space="preserve">) presentar los medios probatorios que acrediten que el cálculo de la indemnización consignada en la liquidación </w:t>
+      </w:r>
+      <w:r>
+        <w:rPr>
+          <w:rFonts w:ascii="Arial Narrow" w:eastAsia="Times New Roman" w:hAnsi="Arial Narrow" w:cs="Arial"/>
+          <w:color w:val="000000"/>
+          <w:kern w:val="0"/>
+          <w:lang w:val="es-ES" w:eastAsia="es-ES"/>
+          <ns2:ligatures ns2:val="none"/>
+        </w:rPr>
+        <w:t>comunicada</w:t>
+      </w:r>
+      <w:r>
+        <w:rPr>
+          <w:rFonts w:ascii="Arial Narrow" w:eastAsia="Times New Roman" w:hAnsi="Arial Narrow" w:cs="Arial"/>
+          <w:color w:val="000000"/>
+          <w:kern w:val="0"/>
+          <w:lang w:val="es-ES" w:eastAsia="es-ES"/>
+          <ns2:ligatures ns2:val="none"/>
+        </w:rPr>
+        <w:t xml:space="preserve"> el 13 de noviembre de 2025 fue justificad</w:t>
+      </w:r>
+      <w:r>
+        <w:rPr>
+          <w:rFonts w:ascii="Arial Narrow" w:eastAsia="Times New Roman" w:hAnsi="Arial Narrow" w:cs="Arial"/>
+          <w:color w:val="000000"/>
+          <w:kern w:val="0"/>
+          <w:lang w:val="es-ES" w:eastAsia="es-ES"/>
+          <ns2:ligatures ns2:val="none"/>
         </w:rPr>
         <w:t>a</w:t>
       </w:r>
       <w:r>
         <w:rPr>
-          <w:rFonts w:ascii="Arial Narrow" w:eastAsia="Times New Roman" w:hAnsi="Arial Narrow" w:cs="Times New Roman"/>
-          <w:color w:val="000000"/>
-          <w:kern w:val="0"/>
-          <w:shd w:val="clear" w:color="auto" w:fill="FFFFFF"/>
-          <w:lang w:eastAsia="es-PE"/>
-          <w14:ligatures w14:val="none"/>
-        </w:rPr>
-        <w:t xml:space="preserve"> </w:t>
-      </w:r>
-      <w:r>
-        <w:rPr>
-          <w:rFonts w:ascii="Arial Narrow" w:eastAsia="Arial Narrow" w:hAnsi="Arial Narrow" w:cs="Arial Narrow"/>
-          <w:bCs/>
-        </w:rPr>
-        <w:t>Mapfre Perú Compañía de Seguros y Reaseguros S.A.</w:t>
-      </w:r>
-      <w:r>
-        <w:rPr>
-          <w:rFonts w:ascii="Arial Narrow" w:eastAsia="Arial Narrow" w:hAnsi="Arial Narrow" w:cs="Arial Narrow"/>
-          <w:color w:val="000000"/>
-          <w:kern w:val="0"/>
-          <w:lang w:eastAsia="es-PE"/>
-          <w14:ligatures w14:val="none"/>
-        </w:rPr>
-        <w:t>, para que, de conformidad con lo</w:t>
-      </w:r>
-      <w:r>
-        <w:rPr>
-          <w:rFonts w:ascii="Arial Narrow" w:eastAsia="Arial Narrow" w:hAnsi="Arial Narrow" w:cs="Arial Narrow"/>
-          <w:color w:val="000000"/>
-          <w:kern w:val="0"/>
-          <w:lang w:eastAsia="es-PE"/>
-          <w14:ligatures w14:val="none"/>
-        </w:rPr>
-        <w:t xml:space="preserve"> dispuesto por el artículo 26</w:t>
-      </w:r>
-      <w:r>
-        <w:rPr>
-          <w:rFonts w:ascii="Arial Narrow" w:eastAsia="Times New Roman" w:hAnsi="Arial Narrow" w:cs="Segoe UI"/>
-          <w:color w:val="000000"/>
-          <w:kern w:val="0"/>
-          <w:lang w:eastAsia="es-PE"/>
-          <w14:ligatures w14:val="none"/>
-        </w:rPr>
-        <w:t/>
-      </w:r>
-      <w:r>
-        <w:rPr>
-          <w:rFonts w:ascii="Arial Narrow" w:eastAsia="Arial Narrow" w:hAnsi="Arial Narrow" w:cs="Arial Narrow"/>
-          <w:color w:val="000000"/>
-          <w:kern w:val="0"/>
-          <w:lang w:eastAsia="es-PE"/>
-          <w14:ligatures w14:val="none"/>
-        </w:rPr>
-        <w:t xml:space="preserve"> de la Ley sobre Facultades, Normas y Organización del Indecopi, aprobada por Decreto Legislativo 807, presente sus descargos en un plazo no mayor de cinco (5) días hábiles contados desde la notificación. </w:t>
-      </w:r>
-    </w:p>
-    <w:p>
-      <w:pPr>
-        <w:spacing w:after="0" w:line="240" w:lineRule="auto"/>
-        <w:jc w:val="both"/>
-        <w:rPr>
-          <w:rFonts w:ascii="Arial Narrow" w:eastAsia="Arial Narrow" w:hAnsi="Arial Narrow" w:cs="Arial Narrow"/>
-          <w:color w:val="000000"/>
-          <w:kern w:val="0"/>
-          <w:lang w:eastAsia="es-PE"/>
-          <w14:ligatures w14:val="none"/>
-        </w:rPr>
-      </w:pPr>
-    </w:p>
-    <w:p>
-      <w:pPr>
-        <w:spacing w:after="0" w:line="240" w:lineRule="auto"/>
-        <w:jc w:val="both"/>
-        <w:rPr>
           <w:rFonts w:ascii="Arial Narrow" w:eastAsia="Times New Roman" w:hAnsi="Arial Narrow" w:cs="Arial"/>
           <w:color w:val="000000"/>
           <w:kern w:val="0"/>
           <w:lang w:val="es-ES" w:eastAsia="es-ES"/>
-          <w14:ligatures w14:val="none"/>
-        </w:rPr>
-      </w:pPr>
-      <w:r>
-        <w:rPr>
-          <w:rFonts w:ascii="Arial Narrow" w:eastAsia="Arial Narrow" w:hAnsi="Arial Narrow" w:cs="Arial Narrow"/>
-          <w:b/>
-          <w:color w:val="000000"/>
-          <w:kern w:val="0"/>
-          <w:lang w:eastAsia="es-PE"/>
-          <w14:ligatures w14:val="none"/>
-        </w:rPr>
-        <w:t xml:space="preserve">QUINTO: </w:t>
-      </w:r>
-      <w:bookmarkStart w:id="19" w:name="_Hlk188286813"/>
-      <w:r>
-        <w:rPr>
-          <w:rFonts w:ascii="Arial Narrow" w:eastAsia="Times New Roman" w:hAnsi="Arial Narrow" w:cs="Arial"/>
-          <w:color w:val="000000"/>
-          <w:kern w:val="0"/>
-          <w:lang w:eastAsia="es-ES"/>
-          <w14:ligatures w14:val="none"/>
-        </w:rPr>
-        <w:t xml:space="preserve">requerir </w:t>
-      </w:r>
+          <ns2:ligatures ns2:val="none"/>
+        </w:rPr>
+        <w:t>; y, (</w:t>
+      </w:r>
+      <w:proofErr w:type="spellStart"/>
       <w:r>
         <w:rPr>
           <w:rFonts w:ascii="Arial Narrow" w:eastAsia="Times New Roman" w:hAnsi="Arial Narrow" w:cs="Arial"/>
           <w:color w:val="000000"/>
           <w:kern w:val="0"/>
           <w:lang w:val="es-ES" w:eastAsia="es-ES"/>
-          <w14:ligatures w14:val="none"/>
-        </w:rPr>
-        <w:t xml:space="preserve">que, en un </w:t>
-      </w:r>
-      <w:r>
-        <w:rPr>
-          <w:rFonts w:ascii="Arial Narrow" w:eastAsia="Times New Roman" w:hAnsi="Arial Narrow" w:cs="Arial"/>
-          <w:color w:val="000000"/>
-          <w:kern w:val="0"/>
-          <w:lang w:eastAsia="es-ES"/>
-          <w14:ligatures w14:val="none"/>
-        </w:rPr>
-        <w:t>plazo no mayor de cinco (5) días hábiles contado a partir del día siguiente de la notificación de la presente resolución</w:t>
-      </w:r>
-      <w:bookmarkEnd w:id="19"/>
-      <w:r>
-        <w:rPr>
-          <w:rFonts w:ascii="Arial Narrow" w:eastAsia="Times New Roman" w:hAnsi="Arial Narrow" w:cs="Arial"/>
-          <w:color w:val="000000"/>
-          <w:kern w:val="0"/>
-          <w:lang w:eastAsia="es-ES"/>
-          <w14:ligatures w14:val="none"/>
-        </w:rPr>
-        <w:t xml:space="preserve">, </w:t>
-      </w:r>
-      <w:bookmarkStart w:id="20" w:name="_Hlk188286828"/>
-      <w:r>
-        <w:rPr>
-          <w:rFonts w:ascii="Arial Narrow" w:eastAsia="Times New Roman" w:hAnsi="Arial Narrow" w:cs="Times New Roman"/>
-          <w:color w:val="000000"/>
-          <w:kern w:val="0"/>
-          <w:shd w:val="clear" w:color="auto" w:fill="FFFFFF"/>
-          <w:lang w:eastAsia="es-PE"/>
-          <w14:ligatures w14:val="none"/>
-        </w:rPr>
-        <w:t>el proveedor denunciado</w:t>
-      </w:r>
-      <w:r>
-        <w:rPr>
-          <w:rFonts w:ascii="Arial Narrow" w:eastAsia="Times New Roman" w:hAnsi="Arial Narrow" w:cs="Arial"/>
-          <w:color w:val="000000"/>
-          <w:kern w:val="0"/>
-          <w:lang w:eastAsia="es-ES"/>
-          <w14:ligatures w14:val="none"/>
-        </w:rPr>
-        <w:t xml:space="preserve"> </w:t>
-      </w:r>
-      <w:bookmarkEnd w:id="20"/>
+          <ns2:ligatures ns2:val="none"/>
+        </w:rPr>
+        <w:t>iii</w:t>
+      </w:r>
+      <w:proofErr w:type="spellEnd"/>
       <w:r>
         <w:rPr>
           <w:rFonts w:ascii="Arial Narrow" w:eastAsia="Times New Roman" w:hAnsi="Arial Narrow" w:cs="Arial"/>
           <w:color w:val="000000"/>
           <w:kern w:val="0"/>
           <w:lang w:val="es-ES" w:eastAsia="es-ES"/>
-          <w14:ligatures w14:val="none"/>
-        </w:rPr>
-        <w:t xml:space="preserve">cumpla con: </w:t>
+          <ns2:ligatures ns2:val="none"/>
+        </w:rPr>
+        <w:t xml:space="preserve">) </w:t>
       </w:r>
       <w:r>
         <w:rPr>
@@ -4948,123 +4955,7 @@
           <w:color w:val="000000"/>
           <w:kern w:val="0"/>
           <w:lang w:val="es-ES" w:eastAsia="es-ES"/>
-          <w14:ligatures w14:val="none"/>
-        </w:rPr>
-        <w:t xml:space="preserve">(i) presentar una copia completa, legible y debidamente suscrita de la Póliza </w:t>
-      </w:r>
-      <w:proofErr w:type="spellStart"/>
-      <w:r>
-        <w:rPr>
-          <w:rFonts w:ascii="Arial Narrow" w:eastAsia="Times New Roman" w:hAnsi="Arial Narrow" w:cs="Arial"/>
-          <w:color w:val="000000"/>
-          <w:kern w:val="0"/>
-          <w:lang w:val="es-ES" w:eastAsia="es-ES"/>
-          <w14:ligatures w14:val="none"/>
-        </w:rPr>
-        <w:t/>
-      </w:r>
-      <w:proofErr w:type="spellEnd"/>
-      <w:r>
-        <w:rPr>
-          <w:rFonts w:ascii="Arial Narrow" w:eastAsia="Times New Roman" w:hAnsi="Arial Narrow" w:cs="Arial"/>
-          <w:color w:val="000000"/>
-          <w:kern w:val="0"/>
-          <w:lang w:val="es-ES" w:eastAsia="es-ES"/>
-          <w14:ligatures w14:val="none"/>
-        </w:rPr>
-        <w:t xml:space="preserve"> 6101459900039 del Seguro de Vida Ley, así como el cargo de remisión de la póliza; (</w:t>
-      </w:r>
-      <w:proofErr w:type="spellStart"/>
-      <w:r>
-        <w:rPr>
-          <w:rFonts w:ascii="Arial Narrow" w:eastAsia="Times New Roman" w:hAnsi="Arial Narrow" w:cs="Arial"/>
-          <w:color w:val="000000"/>
-          <w:kern w:val="0"/>
-          <w:lang w:val="es-ES" w:eastAsia="es-ES"/>
-          <w14:ligatures w14:val="none"/>
-        </w:rPr>
-        <w:t>ii</w:t>
-      </w:r>
-      <w:proofErr w:type="spellEnd"/>
-      <w:r>
-        <w:rPr>
-          <w:rFonts w:ascii="Arial Narrow" w:eastAsia="Times New Roman" w:hAnsi="Arial Narrow" w:cs="Arial"/>
-          <w:color w:val="000000"/>
-          <w:kern w:val="0"/>
-          <w:lang w:val="es-ES" w:eastAsia="es-ES"/>
-          <w14:ligatures w14:val="none"/>
-        </w:rPr>
-        <w:t xml:space="preserve">) presentar los medios probatorios que acrediten que el cálculo de la indemnización consignada en la liquidación </w:t>
-      </w:r>
-      <w:r>
-        <w:rPr>
-          <w:rFonts w:ascii="Arial Narrow" w:eastAsia="Times New Roman" w:hAnsi="Arial Narrow" w:cs="Arial"/>
-          <w:color w:val="000000"/>
-          <w:kern w:val="0"/>
-          <w:lang w:val="es-ES" w:eastAsia="es-ES"/>
-          <w14:ligatures w14:val="none"/>
-        </w:rPr>
-        <w:t>comunicada</w:t>
-      </w:r>
-      <w:r>
-        <w:rPr>
-          <w:rFonts w:ascii="Arial Narrow" w:eastAsia="Times New Roman" w:hAnsi="Arial Narrow" w:cs="Arial"/>
-          <w:color w:val="000000"/>
-          <w:kern w:val="0"/>
-          <w:lang w:val="es-ES" w:eastAsia="es-ES"/>
-          <w14:ligatures w14:val="none"/>
-        </w:rPr>
-        <w:t xml:space="preserve"> el 13 de noviembre de 2025 fue justificad</w:t>
-      </w:r>
-      <w:r>
-        <w:rPr>
-          <w:rFonts w:ascii="Arial Narrow" w:eastAsia="Times New Roman" w:hAnsi="Arial Narrow" w:cs="Arial"/>
-          <w:color w:val="000000"/>
-          <w:kern w:val="0"/>
-          <w:lang w:val="es-ES" w:eastAsia="es-ES"/>
-          <w14:ligatures w14:val="none"/>
-        </w:rPr>
-        <w:t>a</w:t>
-      </w:r>
-      <w:r>
-        <w:rPr>
-          <w:rFonts w:ascii="Arial Narrow" w:eastAsia="Times New Roman" w:hAnsi="Arial Narrow" w:cs="Arial"/>
-          <w:color w:val="000000"/>
-          <w:kern w:val="0"/>
-          <w:lang w:val="es-ES" w:eastAsia="es-ES"/>
-          <w14:ligatures w14:val="none"/>
-        </w:rPr>
-        <w:t>; y, (</w:t>
-      </w:r>
-      <w:proofErr w:type="spellStart"/>
-      <w:r>
-        <w:rPr>
-          <w:rFonts w:ascii="Arial Narrow" w:eastAsia="Times New Roman" w:hAnsi="Arial Narrow" w:cs="Arial"/>
-          <w:color w:val="000000"/>
-          <w:kern w:val="0"/>
-          <w:lang w:val="es-ES" w:eastAsia="es-ES"/>
-          <w14:ligatures w14:val="none"/>
-        </w:rPr>
-        <w:t>iii</w:t>
-      </w:r>
-      <w:proofErr w:type="spellEnd"/>
-      <w:r>
-        <w:rPr>
-          <w:rFonts w:ascii="Arial Narrow" w:eastAsia="Times New Roman" w:hAnsi="Arial Narrow" w:cs="Arial"/>
-          <w:color w:val="000000"/>
-          <w:kern w:val="0"/>
-          <w:lang w:val="es-ES" w:eastAsia="es-ES"/>
-          <w14:ligatures w14:val="none"/>
-        </w:rPr>
-        <w:t xml:space="preserve">) </w:t>
-      </w:r>
-      <w:r>
-        <w:rPr>
-          <w:rFonts w:ascii="Arial Narrow" w:eastAsia="Times New Roman" w:hAnsi="Arial Narrow" w:cs="Arial"/>
-          <w:color w:val="000000"/>
-          <w:kern w:val="0"/>
-          <w:lang w:val="es-ES" w:eastAsia="es-ES"/>
-          <w14:ligatures w14:val="none"/>
+          <ns2:ligatures ns2:val="none"/>
         </w:rPr>
         <w:lastRenderedPageBreak/>
         <w:t>presentar todas las comunicaciones cursadas con la parte denunciante en virtud de los hechos materia de denuncia</w:t>
@@ -5075,12 +4966,12 @@
           <w:color w:val="000000"/>
           <w:kern w:val="0"/>
           <w:lang w:val="es-ES" w:eastAsia="es-ES"/>
-          <w14:ligatures w14:val="none"/>
+          <ns2:ligatures ns2:val="none"/>
         </w:rPr>
         <w:t>.</w:t>
       </w:r>
     </w:p>
-    <w:p>
+    <w:p ns2:paraId="12A4D8BD" ns2:textId="77777777">
       <w:pPr>
         <w:spacing w:after="0" w:line="240" w:lineRule="auto"/>
         <w:jc w:val="both"/>
@@ -5090,30 +4981,30 @@
           <w:color w:val="000000"/>
           <w:kern w:val="0"/>
           <w:lang w:val="es-ES" w:eastAsia="es-PE"/>
-          <w14:ligatures w14:val="none"/>
-        </w:rPr>
-      </w:pPr>
-    </w:p>
-    <w:p>
-      <w:pPr>
-        <w:spacing w:after="0" w:line="240" w:lineRule="auto"/>
-        <w:jc w:val="both"/>
-        <w:rPr>
-          <w:rFonts w:ascii="Arial Narrow" w:eastAsia="Arial Narrow" w:hAnsi="Arial Narrow" w:cs="Arial Narrow"/>
-          <w:color w:val="000000"/>
-          <w:kern w:val="0"/>
-          <w:lang w:eastAsia="es-PE"/>
-          <w14:ligatures w14:val="none"/>
-        </w:rPr>
-      </w:pPr>
-      <w:r>
-        <w:rPr>
-          <w:rFonts w:ascii="Arial Narrow" w:eastAsia="Arial Narrow" w:hAnsi="Arial Narrow" w:cs="Arial Narrow"/>
-          <w:b/>
-          <w:color w:val="000000"/>
-          <w:kern w:val="0"/>
-          <w:lang w:eastAsia="es-PE"/>
-          <w14:ligatures w14:val="none"/>
+          <ns2:ligatures ns2:val="none"/>
+        </w:rPr>
+      </w:pPr>
+    </w:p>
+    <w:p ns2:paraId="591B7E6F" ns2:textId="77777777">
+      <w:pPr>
+        <w:spacing w:after="0" w:line="240" w:lineRule="auto"/>
+        <w:jc w:val="both"/>
+        <w:rPr>
+          <w:rFonts w:ascii="Arial Narrow" w:eastAsia="Arial Narrow" w:hAnsi="Arial Narrow" w:cs="Arial Narrow"/>
+          <w:color w:val="000000"/>
+          <w:kern w:val="0"/>
+          <w:lang w:eastAsia="es-PE"/>
+          <ns2:ligatures ns2:val="none"/>
+        </w:rPr>
+      </w:pPr>
+      <w:r>
+        <w:rPr>
+          <w:rFonts w:ascii="Arial Narrow" w:eastAsia="Arial Narrow" w:hAnsi="Arial Narrow" w:cs="Arial Narrow"/>
+          <w:b/>
+          <w:color w:val="000000"/>
+          <w:kern w:val="0"/>
+          <w:lang w:eastAsia="es-PE"/>
+          <ns2:ligatures ns2:val="none"/>
         </w:rPr>
         <w:t>SEXTO:</w:t>
       </w:r>
@@ -5123,7 +5014,7 @@
           <w:color w:val="000000"/>
           <w:kern w:val="0"/>
           <w:lang w:eastAsia="es-PE"/>
-          <w14:ligatures w14:val="none"/>
+          <ns2:ligatures ns2:val="none"/>
         </w:rPr>
         <w:t xml:space="preserve"> </w:t>
       </w:r>
@@ -5134,7 +5025,7 @@
           <w:color w:val="000000"/>
           <w:kern w:val="0"/>
           <w:lang w:eastAsia="es-PE"/>
-          <w14:ligatures w14:val="none"/>
+          <ns2:ligatures ns2:val="none"/>
         </w:rPr>
         <w:t>informar a las partes que el artículo 110</w:t>
       </w:r>
@@ -5144,7 +5035,7 @@
           <w:color w:val="000000"/>
           <w:kern w:val="0"/>
           <w:lang w:eastAsia="es-PE"/>
-          <w14:ligatures w14:val="none"/>
+          <ns2:ligatures ns2:val="none"/>
         </w:rPr>
         <w:t/>
       </w:r>
@@ -5154,7 +5045,7 @@
           <w:color w:val="000000"/>
           <w:kern w:val="0"/>
           <w:lang w:eastAsia="es-PE"/>
-          <w14:ligatures w14:val="none"/>
+          <ns2:ligatures ns2:val="none"/>
         </w:rPr>
         <w:t xml:space="preserve"> de la Ley 29571, Código de Protección y Defensa del Consumidor</w:t>
       </w:r>
@@ -5166,7 +5057,7 @@
           <w:kern w:val="0"/>
           <w:vertAlign w:val="superscript"/>
           <w:lang w:eastAsia="es-PE"/>
-          <w14:ligatures w14:val="none"/>
+          <ns2:ligatures ns2:val="none"/>
         </w:rPr>
         <w:footnoteReference w:id="7"/>
       </w:r>
@@ -5176,7 +5067,7 @@
           <w:color w:val="000000"/>
           <w:kern w:val="0"/>
           <w:lang w:eastAsia="es-PE"/>
-          <w14:ligatures w14:val="none"/>
+          <ns2:ligatures ns2:val="none"/>
         </w:rPr>
         <w:t>, faculta a la Comisión a calificar las infracciones de la referida norma como leves, graves o muy graves e imponer sanciones que van desde una amonestación hasta una multa por un máximo de 450 Unidades Impositivas Tributarias, sin perjuicio de las medidas correctivas, reparadoras y complementarias, que puedan ordenarse de acuerdo a lo estipulado en los artículos 114</w:t>
       </w:r>
@@ -5186,7 +5077,7 @@
           <w:color w:val="000000"/>
           <w:kern w:val="0"/>
           <w:lang w:eastAsia="es-PE"/>
-          <w14:ligatures w14:val="none"/>
+          <ns2:ligatures ns2:val="none"/>
         </w:rPr>
         <w:t/>
       </w:r>
@@ -5196,7 +5087,7 @@
           <w:color w:val="000000"/>
           <w:kern w:val="0"/>
           <w:lang w:eastAsia="es-PE"/>
-          <w14:ligatures w14:val="none"/>
+          <ns2:ligatures ns2:val="none"/>
         </w:rPr>
         <w:t>, 115</w:t>
       </w:r>
@@ -5206,7 +5097,7 @@
           <w:color w:val="000000"/>
           <w:kern w:val="0"/>
           <w:lang w:eastAsia="es-PE"/>
-          <w14:ligatures w14:val="none"/>
+          <ns2:ligatures ns2:val="none"/>
         </w:rPr>
         <w:t/>
       </w:r>
@@ -5216,7 +5107,7 @@
           <w:color w:val="000000"/>
           <w:kern w:val="0"/>
           <w:lang w:eastAsia="es-PE"/>
-          <w14:ligatures w14:val="none"/>
+          <ns2:ligatures ns2:val="none"/>
         </w:rPr>
         <w:t xml:space="preserve"> y 116</w:t>
       </w:r>
@@ -5226,7 +5117,7 @@
           <w:color w:val="000000"/>
           <w:kern w:val="0"/>
           <w:lang w:eastAsia="es-PE"/>
-          <w14:ligatures w14:val="none"/>
+          <ns2:ligatures ns2:val="none"/>
         </w:rPr>
         <w:t/>
       </w:r>
@@ -5236,7 +5127,7 @@
           <w:color w:val="000000"/>
           <w:kern w:val="0"/>
           <w:lang w:eastAsia="es-PE"/>
-          <w14:ligatures w14:val="none"/>
+          <ns2:ligatures ns2:val="none"/>
         </w:rPr>
         <w:t xml:space="preserve"> de la referida norma</w:t>
       </w:r>
@@ -5248,7 +5139,7 @@
           <w:kern w:val="0"/>
           <w:vertAlign w:val="superscript"/>
           <w:lang w:eastAsia="es-PE"/>
-          <w14:ligatures w14:val="none"/>
+          <ns2:ligatures ns2:val="none"/>
         </w:rPr>
         <w:footnoteReference w:id="8"/>
       </w:r>
@@ -5258,7 +5149,7 @@
           <w:color w:val="000000"/>
           <w:kern w:val="0"/>
           <w:lang w:eastAsia="es-PE"/>
-          <w14:ligatures w14:val="none"/>
+          <ns2:ligatures ns2:val="none"/>
         </w:rPr>
         <w:t xml:space="preserve">. </w:t>
       </w:r>
@@ -5269,7 +5160,7 @@
           <w:color w:val="000000"/>
           <w:kern w:val="0"/>
           <w:lang w:eastAsia="es-PE"/>
-          <w14:ligatures w14:val="none"/>
+          <ns2:ligatures ns2:val="none"/>
         </w:rPr>
         <w:lastRenderedPageBreak/>
         <w:t>Asimismo, se consideran circunstancias atenuantes para la graduación de la sanción, el allanamiento de la denuncia o el reconocimiento de las pretensiones en ella contenidas, de acuerdo con el artículo 112</w:t>
@@ -5280,7 +5171,7 @@
           <w:color w:val="000000"/>
           <w:kern w:val="0"/>
           <w:lang w:eastAsia="es-PE"/>
-          <w14:ligatures w14:val="none"/>
+          <ns2:ligatures ns2:val="none"/>
         </w:rPr>
         <w:t/>
       </w:r>
@@ -5290,7 +5181,7 @@
           <w:color w:val="000000"/>
           <w:kern w:val="0"/>
           <w:lang w:eastAsia="es-PE"/>
-          <w14:ligatures w14:val="none"/>
+          <ns2:ligatures ns2:val="none"/>
         </w:rPr>
         <w:t xml:space="preserve"> del Código</w:t>
       </w:r>
@@ -5302,7 +5193,7 @@
           <w:kern w:val="0"/>
           <w:vertAlign w:val="superscript"/>
           <w:lang w:eastAsia="es-PE"/>
-          <w14:ligatures w14:val="none"/>
+          <ns2:ligatures ns2:val="none"/>
         </w:rPr>
         <w:footnoteReference w:id="9"/>
       </w:r>
@@ -5312,12 +5203,12 @@
           <w:color w:val="000000"/>
           <w:kern w:val="0"/>
           <w:lang w:eastAsia="es-PE"/>
-          <w14:ligatures w14:val="none"/>
+          <ns2:ligatures ns2:val="none"/>
         </w:rPr>
         <w:t>.</w:t>
       </w:r>
     </w:p>
-    <w:p>
+    <w:p ns2:paraId="0ECE55DF" ns2:textId="77777777">
       <w:pPr>
         <w:shd w:val="clear" w:color="auto" w:fill="FFFFFF"/>
         <w:spacing w:after="0" w:line="240" w:lineRule="auto"/>
@@ -5328,11 +5219,11 @@
           <w:color w:val="000000"/>
           <w:kern w:val="0"/>
           <w:lang w:eastAsia="es-PE"/>
-          <w14:ligatures w14:val="none"/>
-        </w:rPr>
-      </w:pPr>
-    </w:p>
-    <w:p>
+          <ns2:ligatures ns2:val="none"/>
+        </w:rPr>
+      </w:pPr>
+    </w:p>
+    <w:p ns2:paraId="1CC114EB" ns2:textId="77777777">
       <w:pPr>
         <w:shd w:val="clear" w:color="auto" w:fill="FFFFFF"/>
         <w:spacing w:after="0" w:line="240" w:lineRule="auto"/>
@@ -5342,17 +5233,17 @@
           <w:color w:val="000000"/>
           <w:kern w:val="0"/>
           <w:lang w:eastAsia="es-PE"/>
-          <w14:ligatures w14:val="none"/>
-        </w:rPr>
-      </w:pPr>
-      <w:r>
-        <w:rPr>
-          <w:rFonts w:ascii="Arial Narrow" w:eastAsia="Arial Narrow" w:hAnsi="Arial Narrow" w:cs="Arial Narrow"/>
-          <w:b/>
-          <w:color w:val="000000"/>
-          <w:kern w:val="0"/>
-          <w:lang w:eastAsia="es-PE"/>
-          <w14:ligatures w14:val="none"/>
+          <ns2:ligatures ns2:val="none"/>
+        </w:rPr>
+      </w:pPr>
+      <w:r>
+        <w:rPr>
+          <w:rFonts w:ascii="Arial Narrow" w:eastAsia="Arial Narrow" w:hAnsi="Arial Narrow" w:cs="Arial Narrow"/>
+          <w:b/>
+          <w:color w:val="000000"/>
+          <w:kern w:val="0"/>
+          <w:lang w:eastAsia="es-PE"/>
+          <ns2:ligatures ns2:val="none"/>
         </w:rPr>
         <w:t>SÉTIMO:</w:t>
       </w:r>
@@ -5362,7 +5253,7 @@
           <w:color w:val="000000"/>
           <w:kern w:val="0"/>
           <w:lang w:eastAsia="es-PE"/>
-          <w14:ligatures w14:val="none"/>
+          <ns2:ligatures ns2:val="none"/>
         </w:rPr>
         <w:t xml:space="preserve"> informar a las partes que conforme a lo establecido en el artículo 39</w:t>
       </w:r>
@@ -5372,7 +5263,7 @@
           <w:color w:val="000000"/>
           <w:kern w:val="0"/>
           <w:lang w:eastAsia="es-PE"/>
-          <w14:ligatures w14:val="none"/>
+          <ns2:ligatures ns2:val="none"/>
         </w:rPr>
         <w:t/>
       </w:r>
@@ -5382,12 +5273,12 @@
           <w:color w:val="000000"/>
           <w:kern w:val="0"/>
           <w:lang w:eastAsia="es-PE"/>
-          <w14:ligatures w14:val="none"/>
+          <ns2:ligatures ns2:val="none"/>
         </w:rPr>
         <w:t xml:space="preserve"> de la Ley sobre Facultades, Normas y Organización del Indecopi, aprobada por Decreto Legislativo 807, los gastos por los peritajes realizados, actuación de pruebas, inspecciones y otros derivados de la tramitación del proceso serán de cargo de la parte que solicita la prueba, salvo pacto en contrario. En todos los casos, la resolución final determinará si los gastos deben ser asumidos por alguna de las partes, o reembolsados a la otra parte o al Indecopi, según sea el caso, de manera adicional a la sanción que haya podido imponerse. </w:t>
       </w:r>
     </w:p>
-    <w:p>
+    <w:p ns2:paraId="364C4B19" ns2:textId="77777777">
       <w:pPr>
         <w:shd w:val="clear" w:color="auto" w:fill="FFFFFF"/>
         <w:spacing w:after="0" w:line="240" w:lineRule="auto"/>
@@ -5397,11 +5288,11 @@
           <w:color w:val="000000"/>
           <w:kern w:val="0"/>
           <w:lang w:eastAsia="es-PE"/>
-          <w14:ligatures w14:val="none"/>
-        </w:rPr>
-      </w:pPr>
-    </w:p>
-    <w:p>
+          <ns2:ligatures ns2:val="none"/>
+        </w:rPr>
+      </w:pPr>
+    </w:p>
+    <w:p ns2:paraId="27E9BBC0" ns2:textId="77777777">
       <w:pPr>
         <w:suppressAutoHyphens/>
         <w:spacing w:after="0" w:line="240" w:lineRule="auto"/>
@@ -5410,7 +5301,7 @@
           <w:rFonts w:ascii="Arial Narrow" w:eastAsia="Calibri" w:hAnsi="Arial Narrow" w:cs="Arial"/>
           <w:kern w:val="0"/>
           <w:u w:val="single"/>
-          <w14:ligatures w14:val="none"/>
+          <ns2:ligatures ns2:val="none"/>
         </w:rPr>
       </w:pPr>
       <w:r>
@@ -5419,7 +5310,7 @@
           <w:b/>
           <w:bCs/>
           <w:kern w:val="0"/>
-          <w14:ligatures w14:val="none"/>
+          <ns2:ligatures ns2:val="none"/>
         </w:rPr>
         <w:t>OCTAVO</w:t>
       </w:r>
@@ -5428,7 +5319,7 @@
           <w:rFonts w:ascii="Arial Narrow" w:eastAsia="Calibri" w:hAnsi="Arial Narrow" w:cs="Arial"/>
           <w:b/>
           <w:kern w:val="0"/>
-          <w14:ligatures w14:val="none"/>
+          <ns2:ligatures ns2:val="none"/>
         </w:rPr>
         <w:t>:</w:t>
       </w:r>
@@ -5436,7 +5327,7 @@
         <w:rPr>
           <w:rFonts w:ascii="Arial Narrow" w:eastAsia="Calibri" w:hAnsi="Arial Narrow" w:cs="Arial"/>
           <w:kern w:val="0"/>
-          <w14:ligatures w14:val="none"/>
+          <ns2:ligatures ns2:val="none"/>
         </w:rPr>
         <w:t xml:space="preserve"> comunicar a las partes que, </w:t>
       </w:r>
@@ -5445,7 +5336,7 @@
         <w:rPr>
           <w:rFonts w:ascii="Arial Narrow" w:eastAsia="Calibri" w:hAnsi="Arial Narrow" w:cs="Arial"/>
           <w:kern w:val="0"/>
-          <w14:ligatures w14:val="none"/>
+          <ns2:ligatures ns2:val="none"/>
         </w:rPr>
         <w:t>de acuerdo a</w:t>
       </w:r>
@@ -5454,7 +5345,7 @@
         <w:rPr>
           <w:rFonts w:ascii="Arial Narrow" w:eastAsia="Calibri" w:hAnsi="Arial Narrow" w:cs="Arial"/>
           <w:kern w:val="0"/>
-          <w14:ligatures w14:val="none"/>
+          <ns2:ligatures ns2:val="none"/>
         </w:rPr>
         <w:t xml:space="preserve"> lo señalado por el artículo 29</w:t>
       </w:r>
@@ -5464,7 +5355,7 @@
           <w:color w:val="000000"/>
           <w:kern w:val="0"/>
           <w:lang w:eastAsia="es-PE"/>
-          <w14:ligatures w14:val="none"/>
+          <ns2:ligatures ns2:val="none"/>
         </w:rPr>
         <w:t/>
       </w:r>
@@ -5472,7 +5363,7 @@
         <w:rPr>
           <w:rFonts w:ascii="Arial Narrow" w:eastAsia="Calibri" w:hAnsi="Arial Narrow" w:cs="Arial"/>
           <w:kern w:val="0"/>
-          <w14:ligatures w14:val="none"/>
+          <ns2:ligatures ns2:val="none"/>
         </w:rPr>
         <w:t xml:space="preserve"> del Decreto Legislativo </w:t>
       </w:r>
@@ -5481,7 +5372,7 @@
         <w:rPr>
           <w:rFonts w:ascii="Arial Narrow" w:eastAsia="Calibri" w:hAnsi="Arial Narrow" w:cs="Arial"/>
           <w:kern w:val="0"/>
-          <w14:ligatures w14:val="none"/>
+          <ns2:ligatures ns2:val="none"/>
         </w:rPr>
         <w:t/>
       </w:r>
@@ -5490,7 +5381,7 @@
         <w:rPr>
           <w:rFonts w:ascii="Arial Narrow" w:eastAsia="Calibri" w:hAnsi="Arial Narrow" w:cs="Arial"/>
           <w:kern w:val="0"/>
-          <w14:ligatures w14:val="none"/>
+          <ns2:ligatures ns2:val="none"/>
         </w:rPr>
         <w:t xml:space="preserve"> 807</w:t>
       </w:r>
@@ -5500,7 +5391,7 @@
           <w:rFonts w:ascii="Arial Narrow" w:eastAsia="Calibri" w:hAnsi="Arial Narrow" w:cs="Arial"/>
           <w:kern w:val="0"/>
           <w:vertAlign w:val="superscript"/>
-          <w14:ligatures w14:val="none"/>
+          <ns2:ligatures ns2:val="none"/>
         </w:rPr>
         <w:footnoteReference w:id="10"/>
       </w:r>
@@ -5508,7 +5399,7 @@
         <w:rPr>
           <w:rFonts w:ascii="Arial Narrow" w:eastAsia="Calibri" w:hAnsi="Arial Narrow" w:cs="Arial"/>
           <w:kern w:val="0"/>
-          <w14:ligatures w14:val="none"/>
+          <ns2:ligatures ns2:val="none"/>
         </w:rPr>
         <w:t xml:space="preserve">, hasta antes de la emisión de la Resolución Final tienen la posibilidad de solicitar una audiencia de conciliación. En caso deleguen a favor de una tercera persona su actuación en la diligencia programada, esta deberá presentar un poder especial con firma legalizada ante Notario Público, donde conste </w:t>
       </w:r>
@@ -5517,7 +5408,7 @@
           <w:rFonts w:ascii="Arial Narrow" w:eastAsia="Calibri" w:hAnsi="Arial Narrow" w:cs="Arial"/>
           <w:kern w:val="0"/>
           <w:u w:val="single"/>
-          <w14:ligatures w14:val="none"/>
+          <ns2:ligatures ns2:val="none"/>
         </w:rPr>
         <w:lastRenderedPageBreak/>
         <w:t>expresamente su facultad para asistir y conciliar en su representación</w:t>
@@ -5527,7 +5418,7 @@
           <w:rFonts w:ascii="Arial Narrow" w:eastAsia="Calibri" w:hAnsi="Arial Narrow" w:cs="Arial"/>
           <w:bCs/>
           <w:kern w:val="0"/>
-          <w14:ligatures w14:val="none"/>
+          <ns2:ligatures ns2:val="none"/>
         </w:rPr>
         <w:t>.</w:t>
       </w:r>
@@ -5537,7 +5428,7 @@
           <w:b/>
           <w:bCs/>
           <w:kern w:val="0"/>
-          <w14:ligatures w14:val="none"/>
+          <ns2:ligatures ns2:val="none"/>
         </w:rPr>
         <w:t xml:space="preserve"> </w:t>
       </w:r>
@@ -5546,12 +5437,12 @@
           <w:rFonts w:ascii="Arial Narrow" w:eastAsia="Calibri" w:hAnsi="Arial Narrow" w:cs="Arial"/>
           <w:kern w:val="0"/>
           <w:u w:val="single"/>
-          <w14:ligatures w14:val="none"/>
+          <ns2:ligatures ns2:val="none"/>
         </w:rPr>
         <w:t xml:space="preserve">Ello bajo apercibimiento de no realizar la audiencia de conciliación y levantar el acta de inasistencia correspondiente. </w:t>
       </w:r>
     </w:p>
-    <w:p>
+    <w:p ns2:paraId="4CD47B08" ns2:textId="77777777">
       <w:pPr>
         <w:suppressAutoHyphens/>
         <w:spacing w:after="0" w:line="240" w:lineRule="auto"/>
@@ -5560,11 +5451,11 @@
           <w:rFonts w:ascii="Arial Narrow" w:eastAsia="Calibri" w:hAnsi="Arial Narrow" w:cs="Arial"/>
           <w:kern w:val="0"/>
           <w:u w:val="single"/>
-          <w14:ligatures w14:val="none"/>
-        </w:rPr>
-      </w:pPr>
-    </w:p>
-    <w:p>
+          <ns2:ligatures ns2:val="none"/>
+        </w:rPr>
+      </w:pPr>
+    </w:p>
+    <w:p ns2:paraId="0E80CA49" ns2:textId="77777777">
       <w:pPr>
         <w:suppressAutoHyphens/>
         <w:spacing w:after="0" w:line="240" w:lineRule="auto"/>
@@ -5574,7 +5465,7 @@
           <w:color w:val="000000"/>
           <w:kern w:val="0"/>
           <w:lang w:eastAsia="es-PE"/>
-          <w14:ligatures w14:val="none"/>
+          <ns2:ligatures ns2:val="none"/>
         </w:rPr>
       </w:pPr>
       <w:r>
@@ -5584,7 +5475,7 @@
           <w:color w:val="000000"/>
           <w:kern w:val="0"/>
           <w:lang w:eastAsia="es-PE"/>
-          <w14:ligatures w14:val="none"/>
+          <ns2:ligatures ns2:val="none"/>
         </w:rPr>
         <w:t>NOVENO:</w:t>
       </w:r>
@@ -5594,14 +5485,14 @@
           <w:color w:val="000000"/>
           <w:kern w:val="0"/>
           <w:lang w:eastAsia="es-PE"/>
-          <w14:ligatures w14:val="none"/>
+          <ns2:ligatures ns2:val="none"/>
         </w:rPr>
         <w:t xml:space="preserve"> poner en conocimiento de las partes que, antes de la emisión de la Resolución Final, tienen la posibilidad de formular su desistimiento o presentar el acuerdo arribado mediante la conciliación, mediación, transacción o cualquier otro que, de forma indubitable, deje constancia que se ha solucionado la controversia materia de denuncia.</w:t>
       </w:r>
       <w:bookmarkStart w:id="22" w:name="h.gjdgxs" w:colFirst="0" w:colLast="0"/>
       <w:bookmarkEnd w:id="22"/>
     </w:p>
-    <w:p>
+    <w:p ns2:paraId="7DDD06F7" ns2:textId="77777777">
       <w:pPr>
         <w:suppressAutoHyphens/>
         <w:spacing w:after="0" w:line="240" w:lineRule="auto"/>
@@ -5611,11 +5502,11 @@
           <w:color w:val="000000"/>
           <w:kern w:val="0"/>
           <w:lang w:eastAsia="es-PE"/>
-          <w14:ligatures w14:val="none"/>
-        </w:rPr>
-      </w:pPr>
-    </w:p>
-    <w:p>
+          <ns2:ligatures ns2:val="none"/>
+        </w:rPr>
+      </w:pPr>
+    </w:p>
+    <w:p ns2:paraId="236137A1" ns2:textId="2460F5E8">
       <w:pPr>
         <w:suppressAutoHyphens/>
         <w:spacing w:after="0" w:line="240" w:lineRule="auto"/>
@@ -5638,7 +5529,7 @@
           <w:b/>
           <w:spacing w:val="-3"/>
           <w:kern w:val="0"/>
-          <w14:ligatures w14:val="none"/>
+          <ns2:ligatures ns2:val="none"/>
         </w:rPr>
         <w:t/>
       </w:r>
@@ -5648,7 +5539,7 @@
           <w:bCs/>
           <w:spacing w:val="-3"/>
           <w:kern w:val="0"/>
-          <w14:ligatures w14:val="none"/>
+          <ns2:ligatures ns2:val="none"/>
         </w:rPr>
         <w:t xml:space="preserve"/>
       </w:r>
@@ -5658,7 +5549,7 @@
           <w:bCs/>
           <w:spacing w:val="-3"/>
           <w:kern w:val="0"/>
-          <w14:ligatures w14:val="none"/>
+          <ns2:ligatures ns2:val="none"/>
         </w:rPr>
         <w:t xml:space="preserve"/>
       </w:r>
@@ -5669,7 +5560,7 @@
           <w:kern w:val="0"/>
           <w:shd w:val="clear" w:color="auto" w:fill="FFFFFF"/>
           <w:lang w:eastAsia="es-PE"/>
-          <w14:ligatures w14:val="none"/>
+          <ns2:ligatures ns2:val="none"/>
         </w:rPr>
         <w:t xml:space="preserve"/>
       </w:r>
@@ -5707,7 +5598,7 @@
           <w:color w:val="000000"/>
           <w:kern w:val="0"/>
           <w:lang w:eastAsia="es-PE"/>
-          <w14:ligatures w14:val="none"/>
+          <ns2:ligatures ns2:val="none"/>
         </w:rPr>
         <w:t/>
       </w:r>
@@ -5740,7 +5631,7 @@
           <w:color w:val="000000"/>
           <w:kern w:val="0"/>
           <w:lang w:eastAsia="es-PE"/>
-          <w14:ligatures w14:val="none"/>
+          <ns2:ligatures ns2:val="none"/>
         </w:rPr>
         <w:t/>
       </w:r>
@@ -5775,7 +5666,7 @@
       </w:r>
     </w:p>
     <w:bookmarkEnd w:id="23"/>
-    <w:p>
+    <w:p ns2:paraId="639FE5BE" ns2:textId="77777777">
       <w:pPr>
         <w:suppressAutoHyphens/>
         <w:spacing w:after="0" w:line="240" w:lineRule="auto"/>
@@ -5785,7 +5676,7 @@
         </w:rPr>
       </w:pPr>
     </w:p>
-    <w:p>
+    <w:p ns2:paraId="083D8417" ns2:textId="65376211">
       <w:pPr>
         <w:suppressAutoHyphens/>
         <w:spacing w:line="240" w:lineRule="auto"/>
@@ -5853,7 +5744,7 @@
       </w:r>
       <w:bookmarkStart w:id="24" w:name="_Hlk198890962"/>
     </w:p>
-    <w:p>
+    <w:p ns2:paraId="36317C11" ns2:textId="77777777">
       <w:pPr>
         <w:suppressAutoHyphens/>
         <w:spacing w:after="0" w:line="240" w:lineRule="auto"/>
@@ -5865,36 +5756,36 @@
       </w:pPr>
     </w:p>
     <w:bookmarkEnd w:id="24"/>
-    <w:p>
-      <w:pPr>
-        <w:spacing w:after="0" w:line="240" w:lineRule="auto"/>
-        <w:jc w:val="both"/>
-        <w:rPr>
-          <w:rFonts w:ascii="Arial Narrow" w:eastAsia="Arial Narrow" w:hAnsi="Arial Narrow" w:cs="Arial Narrow"/>
-          <w:b/>
-          <w:color w:val="000000"/>
-          <w:kern w:val="0"/>
-          <w:lang w:eastAsia="es-PE"/>
-          <w14:ligatures w14:val="none"/>
-        </w:rPr>
-      </w:pPr>
-    </w:p>
-    <w:p>
-      <w:pPr>
-        <w:spacing w:after="0" w:line="240" w:lineRule="auto"/>
-        <w:jc w:val="both"/>
-        <w:rPr>
-          <w:rFonts w:ascii="Arial Narrow" w:eastAsia="Arial Narrow" w:hAnsi="Arial Narrow" w:cs="Arial Narrow"/>
-          <w:b/>
-          <w:color w:val="000000"/>
-          <w:kern w:val="0"/>
-          <w:lang w:eastAsia="es-PE"/>
-          <w14:ligatures w14:val="none"/>
+    <w:p ns2:paraId="418E1D52" ns2:textId="77777777">
+      <w:pPr>
+        <w:spacing w:after="0" w:line="240" w:lineRule="auto"/>
+        <w:jc w:val="both"/>
+        <w:rPr>
+          <w:rFonts w:ascii="Arial Narrow" w:eastAsia="Arial Narrow" w:hAnsi="Arial Narrow" w:cs="Arial Narrow"/>
+          <w:b/>
+          <w:color w:val="000000"/>
+          <w:kern w:val="0"/>
+          <w:lang w:eastAsia="es-PE"/>
+          <ns2:ligatures ns2:val="none"/>
+        </w:rPr>
+      </w:pPr>
+    </w:p>
+    <w:p ns2:paraId="571B501C" ns2:textId="77777777">
+      <w:pPr>
+        <w:spacing w:after="0" w:line="240" w:lineRule="auto"/>
+        <w:jc w:val="both"/>
+        <w:rPr>
+          <w:rFonts w:ascii="Arial Narrow" w:eastAsia="Arial Narrow" w:hAnsi="Arial Narrow" w:cs="Arial Narrow"/>
+          <w:b/>
+          <w:color w:val="000000"/>
+          <w:kern w:val="0"/>
+          <w:lang w:eastAsia="es-PE"/>
+          <ns2:ligatures ns2:val="none"/>
         </w:rPr>
       </w:pPr>
     </w:p>
     <w:bookmarkEnd w:id="0"/>
-    <w:p>
+    <w:p ns2:paraId="626EF8E7" ns2:textId="36A812F1">
       <w:pPr>
         <w:spacing w:after="0" w:line="240" w:lineRule="auto"/>
         <w:jc w:val="center"/>
@@ -5904,7 +5795,7 @@
           <w:color w:val="000000"/>
           <w:kern w:val="0"/>
           <w:lang w:eastAsia="es-PE"/>
-          <w14:ligatures w14:val="none"/>
+          <ns2:ligatures ns2:val="none"/>
         </w:rPr>
       </w:pPr>
       <w:r>
@@ -5914,12 +5805,12 @@
           <w:color w:val="000000"/>
           <w:kern w:val="0"/>
           <w:lang w:eastAsia="es-PE"/>
-          <w14:ligatures w14:val="none"/>
+          <ns2:ligatures ns2:val="none"/>
         </w:rPr>
         <w:t>Firmado digitalmente por</w:t>
       </w:r>
     </w:p>
-    <w:p>
+    <w:p ns2:paraId="564FA57C" ns2:textId="77777777">
       <w:pPr>
         <w:spacing w:after="0" w:line="240" w:lineRule="auto"/>
         <w:jc w:val="center"/>
@@ -5929,7 +5820,7 @@
           <w:bCs/>
           <w:color w:val="000000"/>
           <w:kern w:val="0"/>
-          <w14:ligatures w14:val="none"/>
+          <ns2:ligatures ns2:val="none"/>
         </w:rPr>
       </w:pPr>
       <w:r>
@@ -5939,12 +5830,12 @@
           <w:bCs/>
           <w:color w:val="000000"/>
           <w:kern w:val="0"/>
-          <w14:ligatures w14:val="none"/>
+          <ns2:ligatures ns2:val="none"/>
         </w:rPr>
         <w:t>EVELING ROA QUISPE</w:t>
       </w:r>
     </w:p>
-    <w:p>
+    <w:p ns2:paraId="488C71A5" ns2:textId="77777777">
       <w:pPr>
         <w:spacing w:after="0" w:line="240" w:lineRule="auto"/>
         <w:jc w:val="center"/>
@@ -5954,7 +5845,7 @@
           <w:bCs/>
           <w:color w:val="000000"/>
           <w:kern w:val="0"/>
-          <w14:ligatures w14:val="none"/>
+          <ns2:ligatures ns2:val="none"/>
         </w:rPr>
       </w:pPr>
       <w:r>
@@ -5964,12 +5855,12 @@
           <w:bCs/>
           <w:color w:val="000000"/>
           <w:kern w:val="0"/>
-          <w14:ligatures w14:val="none"/>
+          <ns2:ligatures ns2:val="none"/>
         </w:rPr>
         <w:t>Secretaria Técnica</w:t>
       </w:r>
     </w:p>
-    <w:p>
+    <w:p ns2:paraId="4EF09A7C" ns2:textId="77777777">
       <w:pPr>
         <w:spacing w:after="0" w:line="240" w:lineRule="auto"/>
         <w:jc w:val="center"/>
@@ -5979,7 +5870,7 @@
           <w:bCs/>
           <w:color w:val="000000"/>
           <w:kern w:val="0"/>
-          <w14:ligatures w14:val="none"/>
+          <ns2:ligatures ns2:val="none"/>
         </w:rPr>
       </w:pPr>
       <w:r>
@@ -5989,7 +5880,7 @@
           <w:bCs/>
           <w:color w:val="000000"/>
           <w:kern w:val="0"/>
-          <w14:ligatures w14:val="none"/>
+          <ns2:ligatures ns2:val="none"/>
         </w:rPr>
         <w:t xml:space="preserve">Comisión de Protección al Consumidor </w:t>
       </w:r>
@@ -6001,7 +5892,7 @@
           <w:bCs/>
           <w:color w:val="000000"/>
           <w:kern w:val="0"/>
-          <w14:ligatures w14:val="none"/>
+          <ns2:ligatures ns2:val="none"/>
         </w:rPr>
         <w:t/>
       </w:r>
@@ -6013,26 +5904,26 @@
           <w:bCs/>
           <w:color w:val="000000"/>
           <w:kern w:val="0"/>
-          <w14:ligatures w14:val="none"/>
+          <ns2:ligatures ns2:val="none"/>
         </w:rPr>
         <w:t xml:space="preserve"> 1</w:t>
       </w:r>
     </w:p>
-    <w:p>
-      <w:pPr>
-        <w:spacing w:after="0" w:line="240" w:lineRule="auto"/>
-        <w:jc w:val="both"/>
-        <w:rPr>
-          <w:rFonts w:ascii="Arial Narrow" w:eastAsia="Arial Narrow" w:hAnsi="Arial Narrow" w:cs="Arial Narrow"/>
-          <w:b/>
-          <w:color w:val="000000"/>
-          <w:kern w:val="0"/>
-          <w:lang w:eastAsia="es-PE"/>
-          <w14:ligatures w14:val="none"/>
-        </w:rPr>
-      </w:pPr>
-    </w:p>
-    <w:p>
+    <w:p ns2:paraId="7F637530" ns2:textId="77777777">
+      <w:pPr>
+        <w:spacing w:after="0" w:line="240" w:lineRule="auto"/>
+        <w:jc w:val="both"/>
+        <w:rPr>
+          <w:rFonts w:ascii="Arial Narrow" w:eastAsia="Arial Narrow" w:hAnsi="Arial Narrow" w:cs="Arial Narrow"/>
+          <w:b/>
+          <w:color w:val="000000"/>
+          <w:kern w:val="0"/>
+          <w:lang w:eastAsia="es-PE"/>
+          <ns2:ligatures ns2:val="none"/>
+        </w:rPr>
+      </w:pPr>
+    </w:p>
+    <w:p ns2:paraId="74AAB5F4" ns2:textId="45369F00">
       <w:pPr>
         <w:spacing w:after="0" w:line="240" w:lineRule="auto"/>
         <w:jc w:val="both"/>
@@ -6050,18 +5941,18 @@
           <w:sz w:val="16"/>
           <w:szCs w:val="16"/>
           <w:lang w:eastAsia="es-PE"/>
-          <w14:ligatures w14:val="none"/>
+          <ns2:ligatures ns2:val="none"/>
         </w:rPr>
         <w:t>LSM/JCQ</w:t>
       </w:r>
     </w:p>
     <w:sectPr>
-      <w:headerReference w:type="even" r:id="rId8"/>
-      <w:headerReference w:type="default" r:id="rId9"/>
-      <w:footerReference w:type="even" r:id="rId10"/>
-      <w:footerReference w:type="default" r:id="rId11"/>
-      <w:headerReference w:type="first" r:id="rId12"/>
-      <w:footerReference w:type="first" r:id="rId13"/>
+      <w:headerReference w:type="even" ns3:id="rId8"/>
+      <w:headerReference w:type="default" ns3:id="rId9"/>
+      <w:footerReference w:type="even" ns3:id="rId10"/>
+      <w:footerReference w:type="default" ns3:id="rId11"/>
+      <w:headerReference w:type="first" ns3:id="rId12"/>
+      <w:footerReference w:type="first" ns3:id="rId13"/>
       <w:pgSz w:w="11906" w:h="16838"/>
       <w:pgMar w:top="1417" w:right="1701" w:bottom="1417" w:left="1701" w:header="708" w:footer="708" w:gutter="0"/>
       <w:cols w:space="708"/>

--- a/plantillas_maestras/02_seguro_vida/liquidacion_o_pago_menor/2_o_mas_ddos_varios/mujer/TPL_3424_2025_SEGURO_VIDA_LIQUIDACION_O_PAGO_MENOR_ASEGURADORA_MUJER_R1.docx
+++ b/plantillas_maestras/02_seguro_vida/liquidacion_o_pago_menor/2_o_mas_ddos_varios/mujer/TPL_3424_2025_SEGURO_VIDA_LIQUIDACION_O_PAGO_MENOR_ASEGURADORA_MUJER_R1.docx
@@ -4719,7 +4719,7 @@
           <w:sz w:val="20"/>
           <w:szCs w:val="20"/>
         </w:rPr>
-        <w:t xml:space="preserve">correr traslado de la presente resolución a Mapfre Perú Compañía de Seguros y Reaseguros S.A para que, de conformidad con lo dispuesto por el artículo 26° de la Ley sobre Facultades, Normas y Organización del Indecopi, aprobado por Decreto Legislativo N° 8079, presenten sus descargos sobre la imputación de cargos realizada en un plazo no mayor a cinco (5) días hábiles contado a partir del día siguiente de la notificación de la presente resolución, vencido el cual, el Secretario Técnico declarará en rebeldía a los denunciados que no lo hubieran presentado. Debe precisarse que de conformidad con lo establecido por el artículo 223° del Texto Único Ordenado de la Ley N° 27444, Ley del Procedimiento Administrativo General, las alegaciones y los hechos relevantes de la reclamación, salvo que hayan sido específicamente negadas en la contestación, se tendrán por aceptadas o meritadas como ciertas.</w:t>
+        <w:t xml:space="preserve">correr traslado de la presente resolución a Mapfre Perú Compañía de Seguros y Reaseguros S.A. para que, de conformidad con lo dispuesto por el artículo 26 de la Ley sobre Facultades, Normas y Organización del Indecopi, aprobada por Decreto Legislativo 807, presente sus descargos sobre la imputación de cargos realizada en un plazo no mayor a cinco (5) días hábiles contado a partir del día siguiente de la notificación de la presente resolución, vencido el cual, el Secretario Técnico declarará en rebeldía al denunciado que no lo hubiera presentado. Debe precisarse que de conformidad con lo establecido por el artículo 223 del Texto Único Ordenado de la Ley 27444, Ley del Procedimiento Administrativo General, las alegaciones y los hechos relevantes de la reclamación, salvo que hayan sido específicamente negadas en la contestación, se tendrán por aceptadas o merituadas como ciertas.</w:t>
       </w:r>
     </w:p>
     <w:p ns2:paraId="228F876C" ns2:textId="77777777">

--- a/plantillas_maestras/02_seguro_vida/liquidacion_o_pago_menor/2_o_mas_ddos_varios/mujer/TPL_3424_2025_SEGURO_VIDA_LIQUIDACION_O_PAGO_MENOR_ASEGURADORA_MUJER_R1.docx
+++ b/plantillas_maestras/02_seguro_vida/liquidacion_o_pago_menor/2_o_mas_ddos_varios/mujer/TPL_3424_2025_SEGURO_VIDA_LIQUIDACION_O_PAGO_MENOR_ASEGURADORA_MUJER_R1.docx
@@ -482,7 +482,7 @@
           <w:lang w:eastAsia="es-PE"/>
           <ns2:ligatures ns2:val="none"/>
         </w:rPr>
-        <w:t>6</w:t>
+        <w:t xml:space="preserve">6 de febrero de 2026</w:t>
       </w:r>
       <w:r>
         <w:rPr>
@@ -493,7 +493,7 @@
           <w:lang w:eastAsia="es-PE"/>
           <ns2:ligatures ns2:val="none"/>
         </w:rPr>
-        <w:t xml:space="preserve"> de </w:t>
+        <w:t xml:space="preserve"/>
       </w:r>
       <w:r>
         <w:rPr>
@@ -504,7 +504,7 @@
           <w:lang w:eastAsia="es-PE"/>
           <ns2:ligatures ns2:val="none"/>
         </w:rPr>
-        <w:t>febrero</w:t>
+        <w:t xml:space="preserve"/>
       </w:r>
       <w:r>
         <w:rPr>
@@ -515,7 +515,7 @@
           <w:lang w:eastAsia="es-PE"/>
           <ns2:ligatures ns2:val="none"/>
         </w:rPr>
-        <w:t xml:space="preserve"> de 2026</w:t>
+        <w:t xml:space="preserve"/>
       </w:r>
     </w:p>
     <w:p ns2:paraId="66CE1821" ns2:textId="77777777">
@@ -1078,7 +1078,7 @@
           <w:lang w:eastAsia="es-ES"/>
           <ns2:ligatures ns2:val="none"/>
         </w:rPr>
-        <w:t xml:space="preserve">El 12 de septiembre de 2025, informó a Mapfre del fallecimiento del señor [APELLIDO] y presentó solicitud de pago de la indemnización por muerte accidental del Seguro de Vida Ley, adjuntando la documentación correspondiente.</w:t>
+        <w:t xml:space="preserve">El 12 de setiembre de 2025, informó a Mapfre del fallecimiento del señor [APELLIDO] y presentó solicitud de pago de la indemnización por muerte accidental del Seguro de Vida Ley, adjuntando la documentación correspondiente.</w:t>
       </w:r>
       <w:r>
         <w:rPr>
@@ -1215,7 +1215,7 @@
           <w:lang w:eastAsia="es-ES"/>
           <ns2:ligatures ns2:val="none"/>
         </w:rPr>
-        <w:t xml:space="preserve">El 16 de septiembre de 2025, Mapfre remitió comunicación en la que indicó que, luego de la revisión inicial, se encontraba pendiente la presentación de la declaración jurada de beneficiarios suscrita en vida por el señor [APELLIDO] o, en su defecto, una carta emitida por la empresa empleadora indicando no contar con dicho documento, así como las boletas de pago de los últimos tres meses previos al fallecimiento y el envío del expediente físico y original a cualquiera de sus oficinas a nivel nacional. </w:t>
+        <w:t xml:space="preserve">El 16 de setiembre de 2025, Mapfre remitió comunicación en la que indicó que, luego de la revisión inicial, se encontraba pendiente la presentación de la declaración jurada de beneficiarios suscrita en vida por el señor [APELLIDO] o, en su defecto, una carta emitida por la empresa empleadora indicando no contar con dicho documento, así como las boletas de pago de los últimos tres meses previos al fallecimiento y el envío del expediente físico y original a cualquiera de sus oficinas a nivel nacional. </w:t>
       </w:r>
       <w:r>
         <w:rPr>
@@ -6162,7 +6162,7 @@
           <w:sz w:val="16"/>
           <w:szCs w:val="16"/>
         </w:rPr>
-        <w:t>el 2 de setiembre del 2010 en el Diario Oficial El Peruano, vigente desde el 2 de octubre del 2010 y modificado por Decreto Legislativo 1308.</w:t>
+        <w:t xml:space="preserve">el 2 de setiembre de 2010 en el Diario Oficial El Peruano, vigente desde el 2 de octubre de 2010 y modificado por Decreto Legislativo 1308.</w:t>
       </w:r>
     </w:p>
     <w:p>

--- a/plantillas_maestras/02_seguro_vida/liquidacion_o_pago_menor/2_o_mas_ddos_varios/mujer/TPL_3424_2025_SEGURO_VIDA_LIQUIDACION_O_PAGO_MENOR_ASEGURADORA_MUJER_R1.docx
+++ b/plantillas_maestras/02_seguro_vida/liquidacion_o_pago_menor/2_o_mas_ddos_varios/mujer/TPL_3424_2025_SEGURO_VIDA_LIQUIDACION_O_PAGO_MENOR_ASEGURADORA_MUJER_R1.docx
@@ -1,8 +1,8 @@
 
 <file path=word/document.xml><?xml version="1.0" encoding="utf-8"?>
-<w:document xmlns:ns1="http://schemas.openxmlformats.org/markup-compatibility/2006" xmlns:ns2="http://schemas.microsoft.com/office/word/2010/wordml" xmlns:ns3="http://schemas.openxmlformats.org/officeDocument/2006/relationships" xmlns:w="http://schemas.openxmlformats.org/wordprocessingml/2006/main" ns1:Ignorable="w14 w15 w16se w16cid w16 w16cex w16sdtdh w16sdtfl w16du wp14">
+<w:document xmlns:mc="http://schemas.openxmlformats.org/markup-compatibility/2006" xmlns:r="http://schemas.openxmlformats.org/officeDocument/2006/relationships" xmlns:w="http://schemas.openxmlformats.org/wordprocessingml/2006/main" xmlns:w14="http://schemas.microsoft.com/office/word/2010/wordml" xmlns:w15="http://schemas.microsoft.com/office/word/2012/wordml" xmlns:w16="http://schemas.microsoft.com/office/word/2018/wordml" xmlns:w16cex="http://schemas.microsoft.com/office/word/2018/wordml/cex" xmlns:w16cid="http://schemas.microsoft.com/office/word/2016/wordml/cid" xmlns:w16du="http://schemas.microsoft.com/office/word/2023/wordml/word16du" xmlns:w16sdtdh="http://schemas.microsoft.com/office/word/2020/wordml/sdtdatahash" xmlns:w16se="http://schemas.microsoft.com/office/word/2015/wordml/symex" xmlns:wp14="http://schemas.microsoft.com/office/word/2010/wordprocessingDrawing" mc:Ignorable="w14 w15 w16se w16cid w16 w16cex w16sdtdh w16du wp14">
   <w:body>
-    <w:p ns2:paraId="1B509B2D" ns2:textId="2A3DF8F3">
+    <w:p>
       <w:pPr>
         <w:tabs>
           <w:tab w:val="left" w:pos="1701"/>
@@ -14,7 +14,7 @@
           <w:color w:val="000000"/>
           <w:kern w:val="0"/>
           <w:lang w:eastAsia="es-PE"/>
-          <ns2:ligatures ns2:val="none"/>
+          <w14:ligatures w14:val="none"/>
         </w:rPr>
       </w:pPr>
       <w:bookmarkStart w:id="0" w:name="_Hlk80343540"/>
@@ -25,7 +25,7 @@
           <w:color w:val="000000"/>
           <w:kern w:val="0"/>
           <w:lang w:eastAsia="es-PE"/>
-          <ns2:ligatures ns2:val="none"/>
+          <w14:ligatures w14:val="none"/>
         </w:rPr>
         <w:t xml:space="preserve">EXPEDIENTE </w:t>
       </w:r>
@@ -36,7 +36,7 @@
           <w:color w:val="000000"/>
           <w:kern w:val="0"/>
           <w:lang w:eastAsia="es-PE"/>
-          <ns2:ligatures ns2:val="none"/>
+          <w14:ligatures w14:val="none"/>
         </w:rPr>
         <w:tab/>
         <w:t>:</w:t>
@@ -48,7 +48,7 @@
           <w:color w:val="000000"/>
           <w:kern w:val="0"/>
           <w:lang w:eastAsia="es-PE"/>
-          <ns2:ligatures ns2:val="none"/>
+          <w14:ligatures w14:val="none"/>
         </w:rPr>
         <w:tab/>
       </w:r>
@@ -61,12 +61,12 @@
           <w:kern w:val="0"/>
           <w:shd w:val="clear" w:color="auto" w:fill="FFFFFF"/>
           <w:lang w:eastAsia="es-PE"/>
-          <ns2:ligatures ns2:val="none"/>
+          <w14:ligatures w14:val="none"/>
         </w:rPr>
         <w:t>3424-2025/CC1</w:t>
       </w:r>
     </w:p>
-    <w:p ns2:paraId="7E5DC22B" ns2:textId="4BCD366A">
+    <w:p>
       <w:pPr>
         <w:tabs>
           <w:tab w:val="left" w:pos="1701"/>
@@ -81,89 +81,26 @@
           <w:color w:val="000000"/>
           <w:kern w:val="0"/>
           <w:lang w:eastAsia="es-PE"/>
-          <ns2:ligatures ns2:val="none"/>
-        </w:rPr>
-      </w:pPr>
-      <w:r>
-        <w:rPr>
-          <w:rFonts w:ascii="Arial Narrow" w:eastAsia="Arial Narrow" w:hAnsi="Arial Narrow" w:cs="Arial Narrow"/>
-          <w:b/>
-          <w:color w:val="000000"/>
-          <w:kern w:val="0"/>
-          <w:lang w:eastAsia="es-PE"/>
-          <ns2:ligatures ns2:val="none"/>
-        </w:rPr>
-        <w:t xml:space="preserve">DENUNCIANTE:[DENUNCIANTE] (SEÑORA [APELLIDO])</w:t>
-      </w:r>
-      <w:r>
-        <w:rPr>
-          <w:rFonts w:ascii="Arial Narrow" w:eastAsia="Arial Narrow" w:hAnsi="Arial Narrow" w:cs="Arial Narrow"/>
-          <w:b/>
-          <w:color w:val="000000"/>
-          <w:kern w:val="0"/>
-          <w:lang w:eastAsia="es-PE"/>
-          <ns2:ligatures ns2:val="none"/>
-        </w:rPr>
+          <w14:ligatures w14:val="none"/>
+        </w:rPr>
+      </w:pPr>
+      <w:r>
+        <w:rPr>
+          <w:rFonts w:ascii="Arial Narrow" w:eastAsia="Arial Narrow" w:hAnsi="Arial Narrow" w:cs="Arial Narrow"/>
+          <w:b/>
+          <w:color w:val="000000"/>
+          <w:kern w:val="0"/>
+          <w:lang w:eastAsia="es-PE"/>
+          <w14:ligatures w14:val="none"/>
+        </w:rPr>
+        <w:t>DENUNCIANTE</w:t>
         <w:tab/>
-        <w:t/>
-      </w:r>
-      <w:r>
-        <w:rPr>
-          <w:rFonts w:ascii="Arial Narrow" w:eastAsia="Arial Narrow" w:hAnsi="Arial Narrow" w:cs="Arial Narrow"/>
-          <w:b/>
-          <w:color w:val="000000"/>
-          <w:kern w:val="0"/>
-          <w:lang w:eastAsia="es-PE"/>
-          <ns2:ligatures ns2:val="none"/>
-        </w:rPr>
+        <w:t>:</w:t>
         <w:tab/>
-      </w:r>
-      <w:r>
-        <w:rPr>
-          <w:rFonts w:ascii="Arial Narrow" w:eastAsia="Arial Narrow" w:hAnsi="Arial Narrow" w:cs="Arial Narrow"/>
-          <w:b/>
-          <w:color w:val="000000"/>
-          <w:kern w:val="0"/>
-          <w:lang w:eastAsia="es-PE"/>
-          <ns2:ligatures ns2:val="none"/>
-        </w:rPr>
-        <w:t xml:space="preserve"/>
-      </w:r>
-      <w:r>
-        <w:rPr>
-          <w:rFonts w:ascii="Arial Narrow" w:eastAsia="Arial Narrow" w:hAnsi="Arial Narrow" w:cs="Arial Narrow"/>
-          <w:b/>
-          <w:color w:val="000000"/>
-          <w:kern w:val="0"/>
-          <w:lang w:eastAsia="es-PE"/>
-          <ns2:ligatures ns2:val="none"/>
-        </w:rPr>
-        <w:t xml:space="preserve"/>
-      </w:r>
-      <w:r>
-        <w:rPr>
-          <w:rFonts w:ascii="Arial Narrow" w:eastAsia="Arial Narrow" w:hAnsi="Arial Narrow" w:cs="Arial Narrow"/>
-          <w:b/>
-          <w:color w:val="000000"/>
-          <w:kern w:val="0"/>
-          <w:lang w:eastAsia="es-PE"/>
-          <ns2:ligatures ns2:val="none"/>
-        </w:rPr>
-        <w:t/>
-      </w:r>
-      <w:r>
-        <w:rPr>
-          <w:rFonts w:ascii="Arial Narrow" w:eastAsia="Arial Narrow" w:hAnsi="Arial Narrow" w:cs="Arial Narrow"/>
-          <w:b/>
-          <w:color w:val="000000"/>
-          <w:kern w:val="0"/>
-          <w:lang w:eastAsia="es-PE"/>
-          <ns2:ligatures ns2:val="none"/>
-        </w:rPr>
-        <w:t/>
-      </w:r>
-    </w:p>
-    <w:p ns2:paraId="6DEEEDFE" ns2:textId="14BC28C6">
+        <w:t xml:space="preserve">[DENUNCIANTE] (SEÑORA [APELLIDO])</w:t>
+      </w:r>
+    </w:p>
+    <w:p>
       <w:pPr>
         <w:tabs>
           <w:tab w:val="left" w:pos="1701"/>
@@ -178,17 +115,17 @@
           <w:color w:val="000000"/>
           <w:kern w:val="0"/>
           <w:lang w:eastAsia="es-PE"/>
-          <ns2:ligatures ns2:val="none"/>
-        </w:rPr>
-      </w:pPr>
-      <w:r>
-        <w:rPr>
-          <w:rFonts w:ascii="Arial Narrow" w:eastAsia="Arial Narrow" w:hAnsi="Arial Narrow" w:cs="Arial Narrow"/>
-          <w:b/>
-          <w:color w:val="000000"/>
-          <w:kern w:val="0"/>
-          <w:lang w:eastAsia="es-PE"/>
-          <ns2:ligatures ns2:val="none"/>
+          <w14:ligatures w14:val="none"/>
+        </w:rPr>
+      </w:pPr>
+      <w:r>
+        <w:rPr>
+          <w:rFonts w:ascii="Arial Narrow" w:eastAsia="Arial Narrow" w:hAnsi="Arial Narrow" w:cs="Arial Narrow"/>
+          <w:b/>
+          <w:color w:val="000000"/>
+          <w:kern w:val="0"/>
+          <w:lang w:eastAsia="es-PE"/>
+          <w14:ligatures w14:val="none"/>
         </w:rPr>
         <w:t>DENUNCIADO</w:t>
       </w:r>
@@ -199,7 +136,7 @@
           <w:color w:val="000000"/>
           <w:kern w:val="0"/>
           <w:lang w:eastAsia="es-PE"/>
-          <ns2:ligatures ns2:val="none"/>
+          <w14:ligatures w14:val="none"/>
         </w:rPr>
         <w:tab/>
         <w:t>:</w:t>
@@ -211,7 +148,7 @@
           <w:color w:val="000000"/>
           <w:kern w:val="0"/>
           <w:lang w:eastAsia="es-PE"/>
-          <ns2:ligatures ns2:val="none"/>
+          <w14:ligatures w14:val="none"/>
         </w:rPr>
         <w:tab/>
       </w:r>
@@ -222,7 +159,7 @@
           <w:color w:val="000000"/>
           <w:kern w:val="0"/>
           <w:lang w:eastAsia="es-PE"/>
-          <ns2:ligatures ns2:val="none"/>
+          <w14:ligatures w14:val="none"/>
         </w:rPr>
         <w:t xml:space="preserve">MAPFRE PERÚ COMPAÑÍA DE SEGUROS Y REASEGUROS S.A. </w:t>
       </w:r>
@@ -233,7 +170,7 @@
           <w:color w:val="000000"/>
           <w:kern w:val="0"/>
           <w:lang w:eastAsia="es-PE"/>
-          <ns2:ligatures ns2:val="none"/>
+          <w14:ligatures w14:val="none"/>
         </w:rPr>
         <w:t>(</w:t>
       </w:r>
@@ -244,7 +181,7 @@
           <w:color w:val="000000"/>
           <w:kern w:val="0"/>
           <w:lang w:eastAsia="es-PE"/>
-          <ns2:ligatures ns2:val="none"/>
+          <w14:ligatures w14:val="none"/>
         </w:rPr>
         <w:t>MAPFRE</w:t>
       </w:r>
@@ -255,12 +192,12 @@
           <w:color w:val="000000"/>
           <w:kern w:val="0"/>
           <w:lang w:eastAsia="es-PE"/>
-          <ns2:ligatures ns2:val="none"/>
+          <w14:ligatures w14:val="none"/>
         </w:rPr>
         <w:t>)</w:t>
       </w:r>
     </w:p>
-    <w:p ns2:paraId="022D2B94" ns2:textId="77777777">
+    <w:p>
       <w:pPr>
         <w:tabs>
           <w:tab w:val="left" w:pos="1701"/>
@@ -275,17 +212,17 @@
           <w:color w:val="000000"/>
           <w:kern w:val="0"/>
           <w:lang w:eastAsia="es-PE"/>
-          <ns2:ligatures ns2:val="none"/>
-        </w:rPr>
-      </w:pPr>
-      <w:r>
-        <w:rPr>
-          <w:rFonts w:ascii="Arial Narrow" w:eastAsia="Arial Narrow" w:hAnsi="Arial Narrow" w:cs="Arial Narrow"/>
-          <w:b/>
-          <w:color w:val="000000"/>
-          <w:kern w:val="0"/>
-          <w:lang w:eastAsia="es-PE"/>
-          <ns2:ligatures ns2:val="none"/>
+          <w14:ligatures w14:val="none"/>
+        </w:rPr>
+      </w:pPr>
+      <w:r>
+        <w:rPr>
+          <w:rFonts w:ascii="Arial Narrow" w:eastAsia="Arial Narrow" w:hAnsi="Arial Narrow" w:cs="Arial Narrow"/>
+          <w:b/>
+          <w:color w:val="000000"/>
+          <w:kern w:val="0"/>
+          <w:lang w:eastAsia="es-PE"/>
+          <w14:ligatures w14:val="none"/>
         </w:rPr>
         <w:t>MATERIAS</w:t>
       </w:r>
@@ -296,7 +233,7 @@
           <w:color w:val="000000"/>
           <w:kern w:val="0"/>
           <w:lang w:eastAsia="es-PE"/>
-          <ns2:ligatures ns2:val="none"/>
+          <w14:ligatures w14:val="none"/>
         </w:rPr>
         <w:tab/>
         <w:t xml:space="preserve">: </w:t>
@@ -308,13 +245,13 @@
           <w:color w:val="000000"/>
           <w:kern w:val="0"/>
           <w:lang w:eastAsia="es-PE"/>
-          <ns2:ligatures ns2:val="none"/>
+          <w14:ligatures w14:val="none"/>
         </w:rPr>
         <w:tab/>
         <w:t>ADMISIÓN A TRÁMITE</w:t>
       </w:r>
     </w:p>
-    <w:p ns2:paraId="19ED7B73" ns2:textId="77777777">
+    <w:p>
       <w:pPr>
         <w:tabs>
           <w:tab w:val="left" w:pos="1701"/>
@@ -329,17 +266,17 @@
           <w:color w:val="000000"/>
           <w:kern w:val="0"/>
           <w:lang w:eastAsia="es-PE"/>
-          <ns2:ligatures ns2:val="none"/>
-        </w:rPr>
-      </w:pPr>
-      <w:r>
-        <w:rPr>
-          <w:rFonts w:ascii="Arial Narrow" w:eastAsia="Arial Narrow" w:hAnsi="Arial Narrow" w:cs="Arial Narrow"/>
-          <w:b/>
-          <w:color w:val="000000"/>
-          <w:kern w:val="0"/>
-          <w:lang w:eastAsia="es-PE"/>
-          <ns2:ligatures ns2:val="none"/>
+          <w14:ligatures w14:val="none"/>
+        </w:rPr>
+      </w:pPr>
+      <w:r>
+        <w:rPr>
+          <w:rFonts w:ascii="Arial Narrow" w:eastAsia="Arial Narrow" w:hAnsi="Arial Narrow" w:cs="Arial Narrow"/>
+          <w:b/>
+          <w:color w:val="000000"/>
+          <w:kern w:val="0"/>
+          <w:lang w:eastAsia="es-PE"/>
+          <w14:ligatures w14:val="none"/>
         </w:rPr>
         <w:t>REQUERIMIENTO DE INFORMACIÓN</w:t>
       </w:r>
@@ -350,12 +287,12 @@
           <w:color w:val="000000"/>
           <w:kern w:val="0"/>
           <w:lang w:eastAsia="es-PE"/>
-          <ns2:ligatures ns2:val="none"/>
+          <w14:ligatures w14:val="none"/>
         </w:rPr>
         <w:t xml:space="preserve"> </w:t>
       </w:r>
     </w:p>
-    <w:p ns2:paraId="46A5A479" ns2:textId="3D19D03A">
+    <w:p>
       <w:pPr>
         <w:tabs>
           <w:tab w:val="left" w:pos="1701"/>
@@ -369,17 +306,17 @@
           <w:color w:val="000000"/>
           <w:kern w:val="0"/>
           <w:lang w:eastAsia="es-PE"/>
-          <ns2:ligatures ns2:val="none"/>
-        </w:rPr>
-      </w:pPr>
-      <w:r>
-        <w:rPr>
-          <w:rFonts w:ascii="Arial Narrow" w:eastAsia="Arial Narrow" w:hAnsi="Arial Narrow" w:cs="Arial Narrow"/>
-          <w:b/>
-          <w:color w:val="000000"/>
-          <w:kern w:val="0"/>
-          <w:lang w:eastAsia="es-PE"/>
-          <ns2:ligatures ns2:val="none"/>
+          <w14:ligatures w14:val="none"/>
+        </w:rPr>
+      </w:pPr>
+      <w:r>
+        <w:rPr>
+          <w:rFonts w:ascii="Arial Narrow" w:eastAsia="Arial Narrow" w:hAnsi="Arial Narrow" w:cs="Arial Narrow"/>
+          <w:b/>
+          <w:color w:val="000000"/>
+          <w:kern w:val="0"/>
+          <w:lang w:eastAsia="es-PE"/>
+          <w14:ligatures w14:val="none"/>
         </w:rPr>
         <w:t xml:space="preserve">RESOLUCIÓN </w:t>
       </w:r>
@@ -390,7 +327,7 @@
           <w:color w:val="000000"/>
           <w:kern w:val="0"/>
           <w:lang w:eastAsia="es-PE"/>
-          <ns2:ligatures ns2:val="none"/>
+          <w14:ligatures w14:val="none"/>
         </w:rPr>
         <w:tab/>
         <w:t>:</w:t>
@@ -402,7 +339,7 @@
           <w:color w:val="000000"/>
           <w:kern w:val="0"/>
           <w:lang w:eastAsia="es-PE"/>
-          <ns2:ligatures ns2:val="none"/>
+          <w14:ligatures w14:val="none"/>
         </w:rPr>
         <w:tab/>
       </w:r>
@@ -413,12 +350,12 @@
           <w:color w:val="000000"/>
           <w:kern w:val="0"/>
           <w:lang w:eastAsia="es-PE"/>
-          <ns2:ligatures ns2:val="none"/>
+          <w14:ligatures w14:val="none"/>
         </w:rPr>
         <w:t>1</w:t>
       </w:r>
     </w:p>
-    <w:p ns2:paraId="5BA3A18D" ns2:textId="77777777">
+    <w:p>
       <w:pPr>
         <w:tabs>
           <w:tab w:val="left" w:pos="1014"/>
@@ -431,11 +368,11 @@
           <w:kern w:val="0"/>
           <w:shd w:val="clear" w:color="auto" w:fill="FFFFFF"/>
           <w:lang w:eastAsia="es-PE"/>
-          <ns2:ligatures ns2:val="none"/>
-        </w:rPr>
-      </w:pPr>
-    </w:p>
-    <w:p ns2:paraId="2F799822" ns2:textId="08DF9E40">
+          <w14:ligatures w14:val="none"/>
+        </w:rPr>
+      </w:pPr>
+    </w:p>
+    <w:p>
       <w:pPr>
         <w:tabs>
           <w:tab w:val="left" w:pos="1014"/>
@@ -448,7 +385,7 @@
           <w:kern w:val="0"/>
           <w:shd w:val="clear" w:color="auto" w:fill="FFFFFF"/>
           <w:lang w:eastAsia="es-PE"/>
-          <ns2:ligatures ns2:val="none"/>
+          <w14:ligatures w14:val="none"/>
         </w:rPr>
       </w:pPr>
       <w:r>
@@ -458,7 +395,7 @@
           <w:kern w:val="0"/>
           <w:shd w:val="clear" w:color="auto" w:fill="FFFFFF"/>
           <w:lang w:eastAsia="es-PE"/>
-          <ns2:ligatures ns2:val="none"/>
+          <w14:ligatures w14:val="none"/>
         </w:rPr>
         <w:t>Lima</w:t>
       </w:r>
@@ -469,7 +406,7 @@
           <w:kern w:val="0"/>
           <w:shd w:val="clear" w:color="auto" w:fill="FFFFFF"/>
           <w:lang w:eastAsia="es-PE"/>
-          <ns2:ligatures ns2:val="none"/>
+          <w14:ligatures w14:val="none"/>
         </w:rPr>
         <w:t xml:space="preserve">, </w:t>
       </w:r>
@@ -480,7 +417,7 @@
           <w:kern w:val="0"/>
           <w:shd w:val="clear" w:color="auto" w:fill="FFFFFF"/>
           <w:lang w:eastAsia="es-PE"/>
-          <ns2:ligatures ns2:val="none"/>
+          <w14:ligatures w14:val="none"/>
         </w:rPr>
         <w:t xml:space="preserve">6 de febrero de 2026</w:t>
       </w:r>
@@ -491,7 +428,7 @@
           <w:kern w:val="0"/>
           <w:shd w:val="clear" w:color="auto" w:fill="FFFFFF"/>
           <w:lang w:eastAsia="es-PE"/>
-          <ns2:ligatures ns2:val="none"/>
+          <w14:ligatures w14:val="none"/>
         </w:rPr>
         <w:t xml:space="preserve"/>
       </w:r>
@@ -502,7 +439,7 @@
           <w:kern w:val="0"/>
           <w:shd w:val="clear" w:color="auto" w:fill="FFFFFF"/>
           <w:lang w:eastAsia="es-PE"/>
-          <ns2:ligatures ns2:val="none"/>
+          <w14:ligatures w14:val="none"/>
         </w:rPr>
         <w:t xml:space="preserve"/>
       </w:r>
@@ -513,12 +450,12 @@
           <w:kern w:val="0"/>
           <w:shd w:val="clear" w:color="auto" w:fill="FFFFFF"/>
           <w:lang w:eastAsia="es-PE"/>
-          <ns2:ligatures ns2:val="none"/>
+          <w14:ligatures w14:val="none"/>
         </w:rPr>
         <w:t xml:space="preserve"/>
       </w:r>
     </w:p>
-    <w:p ns2:paraId="66CE1821" ns2:textId="77777777">
+    <w:p>
       <w:pPr>
         <w:tabs>
           <w:tab w:val="left" w:pos="1014"/>
@@ -530,11 +467,11 @@
           <w:color w:val="000000"/>
           <w:kern w:val="0"/>
           <w:lang w:eastAsia="es-PE"/>
-          <ns2:ligatures ns2:val="none"/>
-        </w:rPr>
-      </w:pPr>
-    </w:p>
-    <w:p ns2:paraId="0B80AAA5" ns2:textId="77777777">
+          <w14:ligatures w14:val="none"/>
+        </w:rPr>
+      </w:pPr>
+    </w:p>
+    <w:p>
       <w:pPr>
         <w:numPr>
           <w:ilvl w:val="0"/>
@@ -548,22 +485,22 @@
           <w:color w:val="000000"/>
           <w:kern w:val="0"/>
           <w:lang w:eastAsia="es-PE"/>
-          <ns2:ligatures ns2:val="none"/>
-        </w:rPr>
-      </w:pPr>
-      <w:r>
-        <w:rPr>
-          <w:rFonts w:ascii="Arial Narrow" w:eastAsia="Arial Narrow" w:hAnsi="Arial Narrow" w:cs="Arial Narrow"/>
-          <w:b/>
-          <w:color w:val="000000"/>
-          <w:kern w:val="0"/>
-          <w:lang w:eastAsia="es-PE"/>
-          <ns2:ligatures ns2:val="none"/>
+          <w14:ligatures w14:val="none"/>
+        </w:rPr>
+      </w:pPr>
+      <w:r>
+        <w:rPr>
+          <w:rFonts w:ascii="Arial Narrow" w:eastAsia="Arial Narrow" w:hAnsi="Arial Narrow" w:cs="Arial Narrow"/>
+          <w:b/>
+          <w:color w:val="000000"/>
+          <w:kern w:val="0"/>
+          <w:lang w:eastAsia="es-PE"/>
+          <w14:ligatures w14:val="none"/>
         </w:rPr>
         <w:t xml:space="preserve">HECHOS </w:t>
       </w:r>
     </w:p>
-    <w:p ns2:paraId="621F2AB2" ns2:textId="77777777">
+    <w:p>
       <w:pPr>
         <w:spacing w:after="0" w:line="240" w:lineRule="auto"/>
         <w:jc w:val="both"/>
@@ -572,11 +509,11 @@
           <w:color w:val="000000"/>
           <w:kern w:val="0"/>
           <w:lang w:eastAsia="es-PE"/>
-          <ns2:ligatures ns2:val="none"/>
-        </w:rPr>
-      </w:pPr>
-    </w:p>
-    <w:p ns2:paraId="60B5D5B0" ns2:textId="1E6A39E2">
+          <w14:ligatures w14:val="none"/>
+        </w:rPr>
+      </w:pPr>
+    </w:p>
+    <w:p>
       <w:pPr>
         <w:numPr>
           <w:ilvl w:val="1"/>
@@ -590,7 +527,7 @@
           <w:color w:val="000000"/>
           <w:kern w:val="0"/>
           <w:lang w:val="es-ES" w:eastAsia="es-ES"/>
-          <ns2:ligatures ns2:val="none"/>
+          <w14:ligatures w14:val="none"/>
         </w:rPr>
       </w:pPr>
       <w:r>
@@ -599,7 +536,7 @@
           <w:color w:val="000000"/>
           <w:kern w:val="0"/>
           <w:lang w:val="es-ES" w:eastAsia="es-ES"/>
-          <ns2:ligatures ns2:val="none"/>
+          <w14:ligatures w14:val="none"/>
         </w:rPr>
         <w:t xml:space="preserve">Mediante el escrito del 24 de diciembre de 2025, la señora [APELLIDO] denunció a Mapfre por presuntas infracciones a la Ley 29571, Código de Protección y Defensa del Consumidor (en adelante, Código), señalando lo siguiente:</w:t>
       </w:r>
@@ -609,7 +546,7 @@
           <w:color w:val="000000"/>
           <w:kern w:val="0"/>
           <w:lang w:val="es-ES" w:eastAsia="es-ES"/>
-          <ns2:ligatures ns2:val="none"/>
+          <w14:ligatures w14:val="none"/>
         </w:rPr>
         <w:t/>
       </w:r>
@@ -617,7 +554,7 @@
         <w:rPr>
           <w:rFonts w:ascii="Arial Narrow" w:eastAsia="Calibri" w:hAnsi="Arial Narrow" w:cs="Arial"/>
           <w:kern w:val="0"/>
-          <ns2:ligatures ns2:val="none"/>
+          <w14:ligatures w14:val="none"/>
         </w:rPr>
         <w:t/>
       </w:r>
@@ -625,7 +562,7 @@
         <w:rPr>
           <w:rFonts w:ascii="Arial Narrow" w:eastAsia="Calibri" w:hAnsi="Arial Narrow" w:cs="Arial"/>
           <w:kern w:val="0"/>
-          <ns2:ligatures ns2:val="none"/>
+          <w14:ligatures w14:val="none"/>
         </w:rPr>
         <w:t xml:space="preserve"/>
       </w:r>
@@ -633,7 +570,7 @@
         <w:rPr>
           <w:rFonts w:ascii="Arial Narrow" w:eastAsia="Calibri" w:hAnsi="Arial Narrow" w:cs="Arial"/>
           <w:kern w:val="0"/>
-          <ns2:ligatures ns2:val="none"/>
+          <w14:ligatures w14:val="none"/>
         </w:rPr>
         <w:t xml:space="preserve"/>
       </w:r>
@@ -641,7 +578,7 @@
         <w:rPr>
           <w:rFonts w:ascii="Arial Narrow" w:eastAsia="Calibri" w:hAnsi="Arial Narrow" w:cs="Arial"/>
           <w:kern w:val="0"/>
-          <ns2:ligatures ns2:val="none"/>
+          <w14:ligatures w14:val="none"/>
         </w:rPr>
         <w:t/>
       </w:r>
@@ -651,7 +588,7 @@
           <w:color w:val="000000"/>
           <w:kern w:val="0"/>
           <w:lang w:val="es-ES" w:eastAsia="es-ES"/>
-          <ns2:ligatures ns2:val="none"/>
+          <w14:ligatures w14:val="none"/>
         </w:rPr>
         <w:t xml:space="preserve"/>
       </w:r>
@@ -661,7 +598,7 @@
           <w:color w:val="000000"/>
           <w:kern w:val="0"/>
           <w:lang w:val="es-ES" w:eastAsia="es-ES"/>
-          <ns2:ligatures ns2:val="none"/>
+          <w14:ligatures w14:val="none"/>
         </w:rPr>
         <w:t xml:space="preserve"/>
       </w:r>
@@ -671,7 +608,7 @@
           <w:color w:val="000000"/>
           <w:kern w:val="0"/>
           <w:lang w:val="es-ES" w:eastAsia="es-ES"/>
-          <ns2:ligatures ns2:val="none"/>
+          <w14:ligatures w14:val="none"/>
         </w:rPr>
         <w:t/>
       </w:r>
@@ -683,7 +620,7 @@
           <w:kern w:val="0"/>
           <w:vertAlign w:val="superscript"/>
           <w:lang w:val="es-ES" w:eastAsia="es-ES"/>
-          <ns2:ligatures ns2:val="none"/>
+          <w14:ligatures w14:val="none"/>
         </w:rPr>
         <w:footnoteReference w:id="1"/>
       </w:r>
@@ -693,7 +630,7 @@
           <w:color w:val="000000"/>
           <w:kern w:val="0"/>
           <w:lang w:val="es-ES" w:eastAsia="es-ES"/>
-          <ns2:ligatures ns2:val="none"/>
+          <w14:ligatures w14:val="none"/>
         </w:rPr>
         <w:t xml:space="preserve"/>
       </w:r>
@@ -704,25 +641,25 @@
           <w:color w:val="000000"/>
           <w:kern w:val="0"/>
           <w:lang w:val="es-ES" w:eastAsia="es-ES"/>
-          <ns2:ligatures ns2:val="none"/>
+          <w14:ligatures w14:val="none"/>
         </w:rPr>
         <w:t/>
       </w:r>
     </w:p>
-    <w:p ns2:paraId="3EF8D267" ns2:textId="77777777">
-      <w:pPr>
-        <w:spacing w:after="0" w:line="240" w:lineRule="auto"/>
-        <w:jc w:val="both"/>
-        <w:rPr>
-          <w:rFonts w:ascii="Arial Narrow" w:eastAsia="Times New Roman" w:hAnsi="Arial Narrow" w:cs="Arial"/>
-          <w:color w:val="000000"/>
-          <w:kern w:val="0"/>
-          <w:lang w:eastAsia="es-ES"/>
-          <ns2:ligatures ns2:val="none"/>
-        </w:rPr>
-      </w:pPr>
-    </w:p>
-    <w:p ns2:paraId="6AAC828C" ns2:textId="748755F5">
+    <w:p>
+      <w:pPr>
+        <w:spacing w:after="0" w:line="240" w:lineRule="auto"/>
+        <w:jc w:val="both"/>
+        <w:rPr>
+          <w:rFonts w:ascii="Arial Narrow" w:eastAsia="Times New Roman" w:hAnsi="Arial Narrow" w:cs="Arial"/>
+          <w:color w:val="000000"/>
+          <w:kern w:val="0"/>
+          <w:lang w:eastAsia="es-ES"/>
+          <w14:ligatures w14:val="none"/>
+        </w:rPr>
+      </w:pPr>
+    </w:p>
+    <w:p>
       <w:pPr>
         <w:pStyle w:val="Prrafodelista"/>
         <w:numPr>
@@ -740,16 +677,16 @@
           <w:color w:val="000000"/>
           <w:kern w:val="0"/>
           <w:lang w:eastAsia="es-ES"/>
-          <ns2:ligatures ns2:val="none"/>
-        </w:rPr>
-      </w:pPr>
-      <w:r>
-        <w:rPr>
-          <w:rFonts w:ascii="Arial Narrow" w:eastAsia="Times New Roman" w:hAnsi="Arial Narrow" w:cs="Arial"/>
-          <w:color w:val="000000"/>
-          <w:kern w:val="0"/>
-          <w:lang w:eastAsia="es-ES"/>
-          <ns2:ligatures ns2:val="none"/>
+          <w14:ligatures w14:val="none"/>
+        </w:rPr>
+      </w:pPr>
+      <w:r>
+        <w:rPr>
+          <w:rFonts w:ascii="Arial Narrow" w:eastAsia="Times New Roman" w:hAnsi="Arial Narrow" w:cs="Arial"/>
+          <w:color w:val="000000"/>
+          <w:kern w:val="0"/>
+          <w:lang w:eastAsia="es-ES"/>
+          <w14:ligatures w14:val="none"/>
         </w:rPr>
         <w:t xml:space="preserve">El 24 de junio de 2023, ocurrió el fallecimiento de su concubino, el señor [APELLIDO] del Águila Bartra (en adelante, señor [APELLIDO]), asegurado con la Póliza 6101459900039 del Seguro de Vida Ley (en adelante, Seguro de Vida Ley) emitido por Mapfre, a consecuencia de asfixia por ahogamiento, hecho calificado como muerte accidental laboral. </w:t>
       </w:r>
@@ -759,7 +696,7 @@
           <w:color w:val="000000"/>
           <w:kern w:val="0"/>
           <w:lang w:eastAsia="es-ES"/>
-          <ns2:ligatures ns2:val="none"/>
+          <w14:ligatures w14:val="none"/>
         </w:rPr>
         <w:t xml:space="preserve"/>
       </w:r>
@@ -769,7 +706,7 @@
           <w:color w:val="000000"/>
           <w:kern w:val="0"/>
           <w:lang w:eastAsia="es-ES"/>
-          <ns2:ligatures ns2:val="none"/>
+          <w14:ligatures w14:val="none"/>
         </w:rPr>
         <w:t/>
       </w:r>
@@ -779,7 +716,7 @@
           <w:color w:val="000000"/>
           <w:kern w:val="0"/>
           <w:lang w:eastAsia="es-ES"/>
-          <ns2:ligatures ns2:val="none"/>
+          <w14:ligatures w14:val="none"/>
         </w:rPr>
         <w:t xml:space="preserve"/>
       </w:r>
@@ -789,7 +726,7 @@
           <w:color w:val="000000"/>
           <w:kern w:val="0"/>
           <w:lang w:eastAsia="es-ES"/>
-          <ns2:ligatures ns2:val="none"/>
+          <w14:ligatures w14:val="none"/>
         </w:rPr>
         <w:t xml:space="preserve"/>
       </w:r>
@@ -799,7 +736,7 @@
           <w:color w:val="000000"/>
           <w:kern w:val="0"/>
           <w:lang w:eastAsia="es-ES"/>
-          <ns2:ligatures ns2:val="none"/>
+          <w14:ligatures w14:val="none"/>
         </w:rPr>
         <w:t/>
       </w:r>
@@ -809,7 +746,7 @@
           <w:color w:val="000000"/>
           <w:kern w:val="0"/>
           <w:lang w:eastAsia="es-ES"/>
-          <ns2:ligatures ns2:val="none"/>
+          <w14:ligatures w14:val="none"/>
         </w:rPr>
         <w:t xml:space="preserve"/>
       </w:r>
@@ -819,7 +756,7 @@
           <w:color w:val="000000"/>
           <w:kern w:val="0"/>
           <w:lang w:eastAsia="es-ES"/>
-          <ns2:ligatures ns2:val="none"/>
+          <w14:ligatures w14:val="none"/>
         </w:rPr>
         <w:t xml:space="preserve"/>
       </w:r>
@@ -829,7 +766,7 @@
           <w:color w:val="000000"/>
           <w:kern w:val="0"/>
           <w:lang w:eastAsia="es-ES"/>
-          <ns2:ligatures ns2:val="none"/>
+          <w14:ligatures w14:val="none"/>
         </w:rPr>
         <w:t xml:space="preserve"/>
       </w:r>
@@ -839,7 +776,7 @@
           <w:color w:val="000000"/>
           <w:kern w:val="0"/>
           <w:lang w:eastAsia="es-ES"/>
-          <ns2:ligatures ns2:val="none"/>
+          <w14:ligatures w14:val="none"/>
         </w:rPr>
         <w:t/>
       </w:r>
@@ -849,7 +786,7 @@
           <w:color w:val="000000"/>
           <w:kern w:val="0"/>
           <w:lang w:eastAsia="es-ES"/>
-          <ns2:ligatures ns2:val="none"/>
+          <w14:ligatures w14:val="none"/>
         </w:rPr>
         <w:t xml:space="preserve"/>
       </w:r>
@@ -859,7 +796,7 @@
           <w:color w:val="000000"/>
           <w:kern w:val="0"/>
           <w:lang w:eastAsia="es-ES"/>
-          <ns2:ligatures ns2:val="none"/>
+          <w14:ligatures w14:val="none"/>
         </w:rPr>
         <w:t xml:space="preserve"/>
       </w:r>
@@ -869,7 +806,7 @@
           <w:color w:val="000000"/>
           <w:kern w:val="0"/>
           <w:lang w:eastAsia="es-ES"/>
-          <ns2:ligatures ns2:val="none"/>
+          <w14:ligatures w14:val="none"/>
         </w:rPr>
         <w:t xml:space="preserve"/>
       </w:r>
@@ -879,7 +816,7 @@
           <w:color w:val="000000"/>
           <w:kern w:val="0"/>
           <w:lang w:eastAsia="es-ES"/>
-          <ns2:ligatures ns2:val="none"/>
+          <w14:ligatures w14:val="none"/>
         </w:rPr>
         <w:t/>
       </w:r>
@@ -889,7 +826,7 @@
           <w:color w:val="000000"/>
           <w:kern w:val="0"/>
           <w:lang w:eastAsia="es-ES"/>
-          <ns2:ligatures ns2:val="none"/>
+          <w14:ligatures w14:val="none"/>
         </w:rPr>
         <w:t/>
       </w:r>
@@ -899,7 +836,7 @@
           <w:color w:val="000000"/>
           <w:kern w:val="0"/>
           <w:lang w:eastAsia="es-ES"/>
-          <ns2:ligatures ns2:val="none"/>
+          <w14:ligatures w14:val="none"/>
         </w:rPr>
         <w:t xml:space="preserve"/>
       </w:r>
@@ -909,7 +846,7 @@
           <w:color w:val="000000"/>
           <w:kern w:val="0"/>
           <w:lang w:eastAsia="es-ES"/>
-          <ns2:ligatures ns2:val="none"/>
+          <w14:ligatures w14:val="none"/>
         </w:rPr>
         <w:t xml:space="preserve"/>
       </w:r>
@@ -919,7 +856,7 @@
           <w:color w:val="000000"/>
           <w:kern w:val="0"/>
           <w:lang w:eastAsia="es-ES"/>
-          <ns2:ligatures ns2:val="none"/>
+          <w14:ligatures w14:val="none"/>
         </w:rPr>
         <w:t xml:space="preserve"/>
       </w:r>
@@ -929,7 +866,7 @@
           <w:color w:val="000000"/>
           <w:kern w:val="0"/>
           <w:lang w:eastAsia="es-ES"/>
-          <ns2:ligatures ns2:val="none"/>
+          <w14:ligatures w14:val="none"/>
         </w:rPr>
         <w:t xml:space="preserve"/>
       </w:r>
@@ -939,7 +876,7 @@
           <w:color w:val="000000"/>
           <w:kern w:val="0"/>
           <w:lang w:eastAsia="es-ES"/>
-          <ns2:ligatures ns2:val="none"/>
+          <w14:ligatures w14:val="none"/>
         </w:rPr>
         <w:t/>
       </w:r>
@@ -949,7 +886,7 @@
           <w:color w:val="000000"/>
           <w:kern w:val="0"/>
           <w:lang w:eastAsia="es-ES"/>
-          <ns2:ligatures ns2:val="none"/>
+          <w14:ligatures w14:val="none"/>
         </w:rPr>
         <w:t xml:space="preserve"/>
       </w:r>
@@ -959,7 +896,7 @@
           <w:color w:val="000000"/>
           <w:kern w:val="0"/>
           <w:lang w:eastAsia="es-ES"/>
-          <ns2:ligatures ns2:val="none"/>
+          <w14:ligatures w14:val="none"/>
         </w:rPr>
         <w:t xml:space="preserve"/>
       </w:r>
@@ -969,7 +906,7 @@
           <w:color w:val="000000"/>
           <w:kern w:val="0"/>
           <w:lang w:val="es-ES" w:eastAsia="es-ES"/>
-          <ns2:ligatures ns2:val="none"/>
+          <w14:ligatures w14:val="none"/>
         </w:rPr>
         <w:t/>
       </w:r>
@@ -979,7 +916,7 @@
           <w:color w:val="000000"/>
           <w:kern w:val="0"/>
           <w:lang w:eastAsia="es-ES"/>
-          <ns2:ligatures ns2:val="none"/>
+          <w14:ligatures w14:val="none"/>
         </w:rPr>
         <w:t xml:space="preserve"/>
       </w:r>
@@ -989,7 +926,7 @@
           <w:color w:val="000000"/>
           <w:kern w:val="0"/>
           <w:lang w:eastAsia="es-ES"/>
-          <ns2:ligatures ns2:val="none"/>
+          <w14:ligatures w14:val="none"/>
         </w:rPr>
         <w:t/>
       </w:r>
@@ -999,7 +936,7 @@
           <w:color w:val="000000"/>
           <w:kern w:val="0"/>
           <w:lang w:eastAsia="es-ES"/>
-          <ns2:ligatures ns2:val="none"/>
+          <w14:ligatures w14:val="none"/>
         </w:rPr>
         <w:t xml:space="preserve"/>
       </w:r>
@@ -1009,7 +946,7 @@
           <w:color w:val="000000"/>
           <w:kern w:val="0"/>
           <w:lang w:eastAsia="es-ES"/>
-          <ns2:ligatures ns2:val="none"/>
+          <w14:ligatures w14:val="none"/>
         </w:rPr>
         <w:t/>
       </w:r>
@@ -1019,7 +956,7 @@
           <w:color w:val="000000"/>
           <w:kern w:val="0"/>
           <w:lang w:eastAsia="es-ES"/>
-          <ns2:ligatures ns2:val="none"/>
+          <w14:ligatures w14:val="none"/>
         </w:rPr>
         <w:t xml:space="preserve"/>
       </w:r>
@@ -1029,12 +966,12 @@
           <w:color w:val="000000"/>
           <w:kern w:val="0"/>
           <w:lang w:eastAsia="es-ES"/>
-          <ns2:ligatures ns2:val="none"/>
+          <w14:ligatures w14:val="none"/>
         </w:rPr>
         <w:t xml:space="preserve"/>
       </w:r>
     </w:p>
-    <w:p ns2:paraId="7719197C" ns2:textId="77777777">
+    <w:p>
       <w:pPr>
         <w:pStyle w:val="Prrafodelista"/>
         <w:spacing w:after="0" w:line="240" w:lineRule="auto"/>
@@ -1045,11 +982,11 @@
           <w:color w:val="000000"/>
           <w:kern w:val="0"/>
           <w:lang w:eastAsia="es-ES"/>
-          <ns2:ligatures ns2:val="none"/>
-        </w:rPr>
-      </w:pPr>
-    </w:p>
-    <w:p ns2:paraId="18F3A814" ns2:textId="0C6C016C">
+          <w14:ligatures w14:val="none"/>
+        </w:rPr>
+      </w:pPr>
+    </w:p>
+    <w:p>
       <w:pPr>
         <w:pStyle w:val="Prrafodelista"/>
         <w:numPr>
@@ -1067,16 +1004,16 @@
           <w:color w:val="000000"/>
           <w:kern w:val="0"/>
           <w:lang w:eastAsia="es-ES"/>
-          <ns2:ligatures ns2:val="none"/>
-        </w:rPr>
-      </w:pPr>
-      <w:r>
-        <w:rPr>
-          <w:rFonts w:ascii="Arial Narrow" w:eastAsia="Times New Roman" w:hAnsi="Arial Narrow" w:cs="Arial"/>
-          <w:color w:val="000000"/>
-          <w:kern w:val="0"/>
-          <w:lang w:eastAsia="es-ES"/>
-          <ns2:ligatures ns2:val="none"/>
+          <w14:ligatures w14:val="none"/>
+        </w:rPr>
+      </w:pPr>
+      <w:r>
+        <w:rPr>
+          <w:rFonts w:ascii="Arial Narrow" w:eastAsia="Times New Roman" w:hAnsi="Arial Narrow" w:cs="Arial"/>
+          <w:color w:val="000000"/>
+          <w:kern w:val="0"/>
+          <w:lang w:eastAsia="es-ES"/>
+          <w14:ligatures w14:val="none"/>
         </w:rPr>
         <w:t xml:space="preserve">El 12 de setiembre de 2025, informó a Mapfre del fallecimiento del señor [APELLIDO] y presentó solicitud de pago de la indemnización por muerte accidental del Seguro de Vida Ley, adjuntando la documentación correspondiente.</w:t>
       </w:r>
@@ -1086,7 +1023,7 @@
           <w:color w:val="000000"/>
           <w:kern w:val="0"/>
           <w:lang w:val="es-ES" w:eastAsia="es-ES"/>
-          <ns2:ligatures ns2:val="none"/>
+          <w14:ligatures w14:val="none"/>
         </w:rPr>
         <w:t/>
       </w:r>
@@ -1096,7 +1033,7 @@
           <w:color w:val="000000"/>
           <w:kern w:val="0"/>
           <w:lang w:eastAsia="es-ES"/>
-          <ns2:ligatures ns2:val="none"/>
+          <w14:ligatures w14:val="none"/>
         </w:rPr>
         <w:t xml:space="preserve"/>
       </w:r>
@@ -1106,7 +1043,7 @@
           <w:color w:val="000000"/>
           <w:kern w:val="0"/>
           <w:lang w:eastAsia="es-ES"/>
-          <ns2:ligatures ns2:val="none"/>
+          <w14:ligatures w14:val="none"/>
         </w:rPr>
         <w:t/>
       </w:r>
@@ -1116,7 +1053,7 @@
           <w:color w:val="000000"/>
           <w:kern w:val="0"/>
           <w:lang w:eastAsia="es-ES"/>
-          <ns2:ligatures ns2:val="none"/>
+          <w14:ligatures w14:val="none"/>
         </w:rPr>
         <w:t xml:space="preserve"/>
       </w:r>
@@ -1126,7 +1063,7 @@
           <w:color w:val="000000"/>
           <w:kern w:val="0"/>
           <w:lang w:eastAsia="es-ES"/>
-          <ns2:ligatures ns2:val="none"/>
+          <w14:ligatures w14:val="none"/>
         </w:rPr>
         <w:t/>
       </w:r>
@@ -1136,7 +1073,7 @@
           <w:color w:val="000000"/>
           <w:kern w:val="0"/>
           <w:lang w:eastAsia="es-ES"/>
-          <ns2:ligatures ns2:val="none"/>
+          <w14:ligatures w14:val="none"/>
         </w:rPr>
         <w:t xml:space="preserve"/>
       </w:r>
@@ -1146,7 +1083,7 @@
           <w:color w:val="000000"/>
           <w:kern w:val="0"/>
           <w:lang w:eastAsia="es-ES"/>
-          <ns2:ligatures ns2:val="none"/>
+          <w14:ligatures w14:val="none"/>
         </w:rPr>
         <w:t xml:space="preserve"/>
       </w:r>
@@ -1156,7 +1093,7 @@
           <w:color w:val="000000"/>
           <w:kern w:val="0"/>
           <w:lang w:eastAsia="es-ES"/>
-          <ns2:ligatures ns2:val="none"/>
+          <w14:ligatures w14:val="none"/>
         </w:rPr>
         <w:t xml:space="preserve"/>
       </w:r>
@@ -1166,12 +1103,12 @@
           <w:color w:val="000000"/>
           <w:kern w:val="0"/>
           <w:lang w:eastAsia="es-ES"/>
-          <ns2:ligatures ns2:val="none"/>
+          <w14:ligatures w14:val="none"/>
         </w:rPr>
         <w:t/>
       </w:r>
     </w:p>
-    <w:p ns2:paraId="5683CED2" ns2:textId="77777777">
+    <w:p>
       <w:pPr>
         <w:pStyle w:val="Prrafodelista"/>
         <w:spacing w:after="0" w:line="240" w:lineRule="auto"/>
@@ -1182,11 +1119,11 @@
           <w:color w:val="000000"/>
           <w:kern w:val="0"/>
           <w:lang w:eastAsia="es-ES"/>
-          <ns2:ligatures ns2:val="none"/>
-        </w:rPr>
-      </w:pPr>
-    </w:p>
-    <w:p ns2:paraId="19A23A0A" ns2:textId="7CB02821">
+          <w14:ligatures w14:val="none"/>
+        </w:rPr>
+      </w:pPr>
+    </w:p>
+    <w:p>
       <w:pPr>
         <w:pStyle w:val="Prrafodelista"/>
         <w:numPr>
@@ -1204,16 +1141,16 @@
           <w:color w:val="000000"/>
           <w:kern w:val="0"/>
           <w:lang w:eastAsia="es-ES"/>
-          <ns2:ligatures ns2:val="none"/>
-        </w:rPr>
-      </w:pPr>
-      <w:r>
-        <w:rPr>
-          <w:rFonts w:ascii="Arial Narrow" w:eastAsia="Times New Roman" w:hAnsi="Arial Narrow" w:cs="Arial"/>
-          <w:color w:val="000000"/>
-          <w:kern w:val="0"/>
-          <w:lang w:eastAsia="es-ES"/>
-          <ns2:ligatures ns2:val="none"/>
+          <w14:ligatures w14:val="none"/>
+        </w:rPr>
+      </w:pPr>
+      <w:r>
+        <w:rPr>
+          <w:rFonts w:ascii="Arial Narrow" w:eastAsia="Times New Roman" w:hAnsi="Arial Narrow" w:cs="Arial"/>
+          <w:color w:val="000000"/>
+          <w:kern w:val="0"/>
+          <w:lang w:eastAsia="es-ES"/>
+          <w14:ligatures w14:val="none"/>
         </w:rPr>
         <w:t xml:space="preserve">El 16 de setiembre de 2025, Mapfre remitió comunicación en la que indicó que, luego de la revisión inicial, se encontraba pendiente la presentación de la declaración jurada de beneficiarios suscrita en vida por el señor [APELLIDO] o, en su defecto, una carta emitida por la empresa empleadora indicando no contar con dicho documento, así como las boletas de pago de los últimos tres meses previos al fallecimiento y el envío del expediente físico y original a cualquiera de sus oficinas a nivel nacional. </w:t>
       </w:r>
@@ -1223,7 +1160,7 @@
           <w:color w:val="000000"/>
           <w:kern w:val="0"/>
           <w:lang w:eastAsia="es-ES"/>
-          <ns2:ligatures ns2:val="none"/>
+          <w14:ligatures w14:val="none"/>
         </w:rPr>
         <w:t xml:space="preserve"/>
       </w:r>
@@ -1233,7 +1170,7 @@
           <w:color w:val="000000"/>
           <w:kern w:val="0"/>
           <w:lang w:eastAsia="es-ES"/>
-          <ns2:ligatures ns2:val="none"/>
+          <w14:ligatures w14:val="none"/>
         </w:rPr>
         <w:t xml:space="preserve"/>
       </w:r>
@@ -1243,7 +1180,7 @@
           <w:color w:val="000000"/>
           <w:kern w:val="0"/>
           <w:lang w:eastAsia="es-ES"/>
-          <ns2:ligatures ns2:val="none"/>
+          <w14:ligatures w14:val="none"/>
         </w:rPr>
         <w:t/>
       </w:r>
@@ -1253,7 +1190,7 @@
           <w:color w:val="000000"/>
           <w:kern w:val="0"/>
           <w:lang w:eastAsia="es-ES"/>
-          <ns2:ligatures ns2:val="none"/>
+          <w14:ligatures w14:val="none"/>
         </w:rPr>
         <w:t xml:space="preserve"/>
       </w:r>
@@ -1263,7 +1200,7 @@
           <w:color w:val="000000"/>
           <w:kern w:val="0"/>
           <w:lang w:eastAsia="es-ES"/>
-          <ns2:ligatures ns2:val="none"/>
+          <w14:ligatures w14:val="none"/>
         </w:rPr>
         <w:t xml:space="preserve"/>
       </w:r>
@@ -1273,12 +1210,12 @@
           <w:color w:val="000000"/>
           <w:kern w:val="0"/>
           <w:lang w:eastAsia="es-ES"/>
-          <ns2:ligatures ns2:val="none"/>
+          <w14:ligatures w14:val="none"/>
         </w:rPr>
         <w:t xml:space="preserve"/>
       </w:r>
     </w:p>
-    <w:p ns2:paraId="7F994CBF" ns2:textId="77777777">
+    <w:p>
       <w:pPr>
         <w:pStyle w:val="Prrafodelista"/>
         <w:spacing w:after="0" w:line="240" w:lineRule="auto"/>
@@ -1289,11 +1226,11 @@
           <w:color w:val="000000"/>
           <w:kern w:val="0"/>
           <w:lang w:eastAsia="es-ES"/>
-          <ns2:ligatures ns2:val="none"/>
-        </w:rPr>
-      </w:pPr>
-    </w:p>
-    <w:p ns2:paraId="372247A7" ns2:textId="77777777">
+          <w14:ligatures w14:val="none"/>
+        </w:rPr>
+      </w:pPr>
+    </w:p>
+    <w:p>
       <w:pPr>
         <w:pStyle w:val="Prrafodelista"/>
         <w:numPr>
@@ -1311,21 +1248,21 @@
           <w:color w:val="000000"/>
           <w:kern w:val="0"/>
           <w:lang w:eastAsia="es-ES"/>
-          <ns2:ligatures ns2:val="none"/>
-        </w:rPr>
-      </w:pPr>
-      <w:r>
-        <w:rPr>
-          <w:rFonts w:ascii="Arial Narrow" w:eastAsia="Times New Roman" w:hAnsi="Arial Narrow" w:cs="Arial"/>
-          <w:color w:val="000000"/>
-          <w:kern w:val="0"/>
-          <w:lang w:eastAsia="es-ES"/>
-          <ns2:ligatures ns2:val="none"/>
+          <w14:ligatures w14:val="none"/>
+        </w:rPr>
+      </w:pPr>
+      <w:r>
+        <w:rPr>
+          <w:rFonts w:ascii="Arial Narrow" w:eastAsia="Times New Roman" w:hAnsi="Arial Narrow" w:cs="Arial"/>
+          <w:color w:val="000000"/>
+          <w:kern w:val="0"/>
+          <w:lang w:eastAsia="es-ES"/>
+          <w14:ligatures w14:val="none"/>
         </w:rPr>
         <w:t>El 7 de octubre de 2025, remitió por correo electrónico la documentación solicitada, señalando que el trámite virtual resultaba válido y solicitó la atención de la solicitud presentada.</w:t>
       </w:r>
     </w:p>
-    <w:p ns2:paraId="3923ACB5" ns2:textId="77777777">
+    <w:p>
       <w:pPr>
         <w:pStyle w:val="Prrafodelista"/>
         <w:spacing w:after="0" w:line="240" w:lineRule="auto"/>
@@ -1336,11 +1273,11 @@
           <w:color w:val="000000"/>
           <w:kern w:val="0"/>
           <w:lang w:eastAsia="es-ES"/>
-          <ns2:ligatures ns2:val="none"/>
-        </w:rPr>
-      </w:pPr>
-    </w:p>
-    <w:p ns2:paraId="28A569D5" ns2:textId="58FDBABF">
+          <w14:ligatures w14:val="none"/>
+        </w:rPr>
+      </w:pPr>
+    </w:p>
+    <w:p>
       <w:pPr>
         <w:pStyle w:val="Prrafodelista"/>
         <w:numPr>
@@ -1358,16 +1295,16 @@
           <w:color w:val="000000"/>
           <w:kern w:val="0"/>
           <w:lang w:eastAsia="es-ES"/>
-          <ns2:ligatures ns2:val="none"/>
-        </w:rPr>
-      </w:pPr>
-      <w:r>
-        <w:rPr>
-          <w:rFonts w:ascii="Arial Narrow" w:eastAsia="Times New Roman" w:hAnsi="Arial Narrow" w:cs="Arial"/>
-          <w:color w:val="000000"/>
-          <w:kern w:val="0"/>
-          <w:lang w:eastAsia="es-ES"/>
-          <ns2:ligatures ns2:val="none"/>
+          <w14:ligatures w14:val="none"/>
+        </w:rPr>
+      </w:pPr>
+      <w:r>
+        <w:rPr>
+          <w:rFonts w:ascii="Arial Narrow" w:eastAsia="Times New Roman" w:hAnsi="Arial Narrow" w:cs="Arial"/>
+          <w:color w:val="000000"/>
+          <w:kern w:val="0"/>
+          <w:lang w:eastAsia="es-ES"/>
+          <w14:ligatures w14:val="none"/>
         </w:rPr>
         <w:t xml:space="preserve">El 9 de octubre de 2025, </w:t>
       </w:r>
@@ -1377,7 +1314,7 @@
           <w:color w:val="000000"/>
           <w:kern w:val="0"/>
           <w:lang w:val="es-ES" w:eastAsia="es-ES"/>
-          <ns2:ligatures ns2:val="none"/>
+          <w14:ligatures w14:val="none"/>
         </w:rPr>
         <w:t>Mapfre</w:t>
       </w:r>
@@ -1387,7 +1324,7 @@
           <w:color w:val="000000"/>
           <w:kern w:val="0"/>
           <w:lang w:eastAsia="es-ES"/>
-          <ns2:ligatures ns2:val="none"/>
+          <w14:ligatures w14:val="none"/>
         </w:rPr>
         <w:t xml:space="preserve"> </w:t>
       </w:r>
@@ -1397,7 +1334,7 @@
           <w:color w:val="000000"/>
           <w:kern w:val="0"/>
           <w:lang w:eastAsia="es-ES"/>
-          <ns2:ligatures ns2:val="none"/>
+          <w14:ligatures w14:val="none"/>
         </w:rPr>
         <w:t>comunicó que se encontraba evaluando el caso y reiteró el requerimiento de la carta emitida por la empresa empleadora indicando no contar con la declaración jurada de beneficiarios, las boletas de pago de los meses de marzo, abril y mayo de 2023, así como el envío físico y original de la resolución de reconocimiento de unión de hecho y su inscripción registral.</w:t>
       </w:r>
@@ -1407,12 +1344,12 @@
           <w:color w:val="000000"/>
           <w:kern w:val="0"/>
           <w:lang w:eastAsia="es-ES"/>
-          <ns2:ligatures ns2:val="none"/>
+          <w14:ligatures w14:val="none"/>
         </w:rPr>
         <w:t xml:space="preserve"> </w:t>
       </w:r>
     </w:p>
-    <w:p ns2:paraId="6CD9CE31" ns2:textId="77777777">
+    <w:p>
       <w:pPr>
         <w:pStyle w:val="Prrafodelista"/>
         <w:spacing w:after="0" w:line="240" w:lineRule="auto"/>
@@ -1423,11 +1360,11 @@
           <w:color w:val="000000"/>
           <w:kern w:val="0"/>
           <w:lang w:eastAsia="es-ES"/>
-          <ns2:ligatures ns2:val="none"/>
-        </w:rPr>
-      </w:pPr>
-    </w:p>
-    <w:p ns2:paraId="7AC82861" ns2:textId="43C47903">
+          <w14:ligatures w14:val="none"/>
+        </w:rPr>
+      </w:pPr>
+    </w:p>
+    <w:p>
       <w:pPr>
         <w:pStyle w:val="Prrafodelista"/>
         <w:numPr>
@@ -1445,16 +1382,16 @@
           <w:color w:val="000000"/>
           <w:kern w:val="0"/>
           <w:lang w:eastAsia="es-ES"/>
-          <ns2:ligatures ns2:val="none"/>
-        </w:rPr>
-      </w:pPr>
-      <w:r>
-        <w:rPr>
-          <w:rFonts w:ascii="Arial Narrow" w:eastAsia="Times New Roman" w:hAnsi="Arial Narrow" w:cs="Arial"/>
-          <w:color w:val="000000"/>
-          <w:kern w:val="0"/>
-          <w:lang w:eastAsia="es-ES"/>
-          <ns2:ligatures ns2:val="none"/>
+          <w14:ligatures w14:val="none"/>
+        </w:rPr>
+      </w:pPr>
+      <w:r>
+        <w:rPr>
+          <w:rFonts w:ascii="Arial Narrow" w:eastAsia="Times New Roman" w:hAnsi="Arial Narrow" w:cs="Arial"/>
+          <w:color w:val="000000"/>
+          <w:kern w:val="0"/>
+          <w:lang w:eastAsia="es-ES"/>
+          <w14:ligatures w14:val="none"/>
         </w:rPr>
         <w:t xml:space="preserve">Luego, el mismo día, indicó que la declaración jurada de beneficiarios era sustituida por la partida registral de la Sucesión Intestada del señor [APELLIDO] y señaló que las boletas de pago pendientes no habían sido entregadas por la empresa empleadora, por lo que remitió una boleta de pago y la hoja de liquidación donde constaba el promedio de remuneraciones de los seis meses previos al fallecimiento.</w:t>
       </w:r>
@@ -1464,7 +1401,7 @@
           <w:color w:val="000000"/>
           <w:kern w:val="0"/>
           <w:lang w:eastAsia="es-ES"/>
-          <ns2:ligatures ns2:val="none"/>
+          <w14:ligatures w14:val="none"/>
         </w:rPr>
         <w:t xml:space="preserve"/>
       </w:r>
@@ -1474,7 +1411,7 @@
           <w:color w:val="000000"/>
           <w:kern w:val="0"/>
           <w:lang w:eastAsia="es-ES"/>
-          <ns2:ligatures ns2:val="none"/>
+          <w14:ligatures w14:val="none"/>
         </w:rPr>
         <w:t xml:space="preserve"/>
       </w:r>
@@ -1484,7 +1421,7 @@
           <w:color w:val="000000"/>
           <w:kern w:val="0"/>
           <w:lang w:eastAsia="es-ES"/>
-          <ns2:ligatures ns2:val="none"/>
+          <w14:ligatures w14:val="none"/>
         </w:rPr>
         <w:t xml:space="preserve"/>
       </w:r>
@@ -1494,7 +1431,7 @@
           <w:color w:val="000000"/>
           <w:kern w:val="0"/>
           <w:lang w:eastAsia="es-ES"/>
-          <ns2:ligatures ns2:val="none"/>
+          <w14:ligatures w14:val="none"/>
         </w:rPr>
         <w:t/>
       </w:r>
@@ -1504,7 +1441,7 @@
           <w:color w:val="000000"/>
           <w:kern w:val="0"/>
           <w:lang w:eastAsia="es-ES"/>
-          <ns2:ligatures ns2:val="none"/>
+          <w14:ligatures w14:val="none"/>
         </w:rPr>
         <w:t xml:space="preserve"/>
       </w:r>
@@ -1514,12 +1451,12 @@
           <w:color w:val="000000"/>
           <w:kern w:val="0"/>
           <w:lang w:eastAsia="es-ES"/>
-          <ns2:ligatures ns2:val="none"/>
+          <w14:ligatures w14:val="none"/>
         </w:rPr>
         <w:t/>
       </w:r>
     </w:p>
-    <w:p ns2:paraId="6BC217BB" ns2:textId="77777777">
+    <w:p>
       <w:pPr>
         <w:pStyle w:val="Prrafodelista"/>
         <w:spacing w:after="0" w:line="240" w:lineRule="auto"/>
@@ -1530,11 +1467,11 @@
           <w:color w:val="000000"/>
           <w:kern w:val="0"/>
           <w:lang w:eastAsia="es-ES"/>
-          <ns2:ligatures ns2:val="none"/>
-        </w:rPr>
-      </w:pPr>
-    </w:p>
-    <w:p ns2:paraId="101562F0" ns2:textId="325D26B9">
+          <w14:ligatures w14:val="none"/>
+        </w:rPr>
+      </w:pPr>
+    </w:p>
+    <w:p>
       <w:pPr>
         <w:pStyle w:val="Prrafodelista"/>
         <w:numPr>
@@ -1552,16 +1489,16 @@
           <w:color w:val="000000"/>
           <w:kern w:val="0"/>
           <w:lang w:eastAsia="es-ES"/>
-          <ns2:ligatures ns2:val="none"/>
-        </w:rPr>
-      </w:pPr>
-      <w:r>
-        <w:rPr>
-          <w:rFonts w:ascii="Arial Narrow" w:eastAsia="Times New Roman" w:hAnsi="Arial Narrow" w:cs="Arial"/>
-          <w:color w:val="000000"/>
-          <w:kern w:val="0"/>
-          <w:lang w:eastAsia="es-ES"/>
-          <ns2:ligatures ns2:val="none"/>
+          <w14:ligatures w14:val="none"/>
+        </w:rPr>
+      </w:pPr>
+      <w:r>
+        <w:rPr>
+          <w:rFonts w:ascii="Arial Narrow" w:eastAsia="Times New Roman" w:hAnsi="Arial Narrow" w:cs="Arial"/>
+          <w:color w:val="000000"/>
+          <w:kern w:val="0"/>
+          <w:lang w:eastAsia="es-ES"/>
+          <w14:ligatures w14:val="none"/>
         </w:rPr>
         <w:t xml:space="preserve">El mismo día, Mapfre respondió señalando que no había rechazo de su solicitud y reiteró como requisito la presentación de la declaración jurada de beneficiarios o la carta del empleador, las boletas de pago solicitadas y la documentación referida a la unión de hecho con el señor [APELLIDO] para su remisión al juzgado correspondiente. </w:t>
       </w:r>
@@ -1571,7 +1508,7 @@
           <w:color w:val="000000"/>
           <w:kern w:val="0"/>
           <w:lang w:eastAsia="es-ES"/>
-          <ns2:ligatures ns2:val="none"/>
+          <w14:ligatures w14:val="none"/>
         </w:rPr>
         <w:t xml:space="preserve"/>
       </w:r>
@@ -1581,7 +1518,7 @@
           <w:color w:val="000000"/>
           <w:kern w:val="0"/>
           <w:lang w:val="es-ES" w:eastAsia="es-ES"/>
-          <ns2:ligatures ns2:val="none"/>
+          <w14:ligatures w14:val="none"/>
         </w:rPr>
         <w:t/>
       </w:r>
@@ -1591,7 +1528,7 @@
           <w:color w:val="000000"/>
           <w:kern w:val="0"/>
           <w:lang w:eastAsia="es-ES"/>
-          <ns2:ligatures ns2:val="none"/>
+          <w14:ligatures w14:val="none"/>
         </w:rPr>
         <w:t xml:space="preserve"/>
       </w:r>
@@ -1601,7 +1538,7 @@
           <w:color w:val="000000"/>
           <w:kern w:val="0"/>
           <w:lang w:eastAsia="es-ES"/>
-          <ns2:ligatures ns2:val="none"/>
+          <w14:ligatures w14:val="none"/>
         </w:rPr>
         <w:t xml:space="preserve"/>
       </w:r>
@@ -1611,7 +1548,7 @@
           <w:color w:val="000000"/>
           <w:kern w:val="0"/>
           <w:lang w:eastAsia="es-ES"/>
-          <ns2:ligatures ns2:val="none"/>
+          <w14:ligatures w14:val="none"/>
         </w:rPr>
         <w:t/>
       </w:r>
@@ -1621,7 +1558,7 @@
           <w:color w:val="000000"/>
           <w:kern w:val="0"/>
           <w:lang w:eastAsia="es-ES"/>
-          <ns2:ligatures ns2:val="none"/>
+          <w14:ligatures w14:val="none"/>
         </w:rPr>
         <w:t xml:space="preserve"/>
       </w:r>
@@ -1631,7 +1568,7 @@
           <w:color w:val="000000"/>
           <w:kern w:val="0"/>
           <w:lang w:eastAsia="es-ES"/>
-          <ns2:ligatures ns2:val="none"/>
+          <w14:ligatures w14:val="none"/>
         </w:rPr>
         <w:t xml:space="preserve"/>
       </w:r>
@@ -1641,7 +1578,7 @@
           <w:color w:val="000000"/>
           <w:kern w:val="0"/>
           <w:lang w:eastAsia="es-ES"/>
-          <ns2:ligatures ns2:val="none"/>
+          <w14:ligatures w14:val="none"/>
         </w:rPr>
         <w:t xml:space="preserve"/>
       </w:r>
@@ -1651,7 +1588,7 @@
           <w:color w:val="000000"/>
           <w:kern w:val="0"/>
           <w:lang w:eastAsia="es-ES"/>
-          <ns2:ligatures ns2:val="none"/>
+          <w14:ligatures w14:val="none"/>
         </w:rPr>
         <w:t/>
       </w:r>
@@ -1661,7 +1598,7 @@
           <w:color w:val="000000"/>
           <w:kern w:val="0"/>
           <w:lang w:eastAsia="es-ES"/>
-          <ns2:ligatures ns2:val="none"/>
+          <w14:ligatures w14:val="none"/>
         </w:rPr>
         <w:t/>
       </w:r>
@@ -1671,12 +1608,12 @@
           <w:color w:val="000000"/>
           <w:kern w:val="0"/>
           <w:lang w:eastAsia="es-ES"/>
-          <ns2:ligatures ns2:val="none"/>
+          <w14:ligatures w14:val="none"/>
         </w:rPr>
         <w:t xml:space="preserve"/>
       </w:r>
     </w:p>
-    <w:p ns2:paraId="1F814A5C" ns2:textId="77777777">
+    <w:p>
       <w:pPr>
         <w:pStyle w:val="Prrafodelista"/>
         <w:spacing w:after="0" w:line="240" w:lineRule="auto"/>
@@ -1687,11 +1624,11 @@
           <w:color w:val="000000"/>
           <w:kern w:val="0"/>
           <w:lang w:eastAsia="es-ES"/>
-          <ns2:ligatures ns2:val="none"/>
-        </w:rPr>
-      </w:pPr>
-    </w:p>
-    <w:p ns2:paraId="3E0E759A" ns2:textId="3AA34E51">
+          <w14:ligatures w14:val="none"/>
+        </w:rPr>
+      </w:pPr>
+    </w:p>
+    <w:p>
       <w:pPr>
         <w:pStyle w:val="Prrafodelista"/>
         <w:numPr>
@@ -1709,21 +1646,21 @@
           <w:color w:val="000000"/>
           <w:kern w:val="0"/>
           <w:lang w:eastAsia="es-ES"/>
-          <ns2:ligatures ns2:val="none"/>
-        </w:rPr>
-      </w:pPr>
-      <w:r>
-        <w:rPr>
-          <w:rFonts w:ascii="Arial Narrow" w:eastAsia="Times New Roman" w:hAnsi="Arial Narrow" w:cs="Arial"/>
-          <w:color w:val="000000"/>
-          <w:kern w:val="0"/>
-          <w:lang w:eastAsia="es-ES"/>
-          <ns2:ligatures ns2:val="none"/>
+          <w14:ligatures w14:val="none"/>
+        </w:rPr>
+      </w:pPr>
+      <w:r>
+        <w:rPr>
+          <w:rFonts w:ascii="Arial Narrow" w:eastAsia="Times New Roman" w:hAnsi="Arial Narrow" w:cs="Arial"/>
+          <w:color w:val="000000"/>
+          <w:kern w:val="0"/>
+          <w:lang w:eastAsia="es-ES"/>
+          <w14:ligatures w14:val="none"/>
         </w:rPr>
         <w:t>El 5 de noviembre de 2025, remitió la declaración jurada del empleador requerida y las boletas de pago observadas, solicitando celeridad en el trámite.</w:t>
       </w:r>
     </w:p>
-    <w:p ns2:paraId="4BC2680A" ns2:textId="77777777">
+    <w:p>
       <w:pPr>
         <w:pStyle w:val="Prrafodelista"/>
         <w:spacing w:after="0" w:line="240" w:lineRule="auto"/>
@@ -1734,11 +1671,11 @@
           <w:color w:val="000000"/>
           <w:kern w:val="0"/>
           <w:lang w:eastAsia="es-ES"/>
-          <ns2:ligatures ns2:val="none"/>
-        </w:rPr>
-      </w:pPr>
-    </w:p>
-    <w:p ns2:paraId="7C1E3254" ns2:textId="1D5ED35E">
+          <w14:ligatures w14:val="none"/>
+        </w:rPr>
+      </w:pPr>
+    </w:p>
+    <w:p>
       <w:pPr>
         <w:pStyle w:val="Prrafodelista"/>
         <w:numPr>
@@ -1756,16 +1693,16 @@
           <w:color w:val="000000"/>
           <w:kern w:val="0"/>
           <w:lang w:eastAsia="es-ES"/>
-          <ns2:ligatures ns2:val="none"/>
-        </w:rPr>
-      </w:pPr>
-      <w:r>
-        <w:rPr>
-          <w:rFonts w:ascii="Arial Narrow" w:eastAsia="Times New Roman" w:hAnsi="Arial Narrow" w:cs="Arial"/>
-          <w:color w:val="000000"/>
-          <w:kern w:val="0"/>
-          <w:lang w:eastAsia="es-ES"/>
-          <ns2:ligatures ns2:val="none"/>
+          <w14:ligatures w14:val="none"/>
+        </w:rPr>
+      </w:pPr>
+      <w:r>
+        <w:rPr>
+          <w:rFonts w:ascii="Arial Narrow" w:eastAsia="Times New Roman" w:hAnsi="Arial Narrow" w:cs="Arial"/>
+          <w:color w:val="000000"/>
+          <w:kern w:val="0"/>
+          <w:lang w:eastAsia="es-ES"/>
+          <w14:ligatures w14:val="none"/>
         </w:rPr>
         <w:t xml:space="preserve">El 6 de noviembre de 2025, Mapfre observó la declaración jurada del empleador por carecer de membrete, presentar firma recortada y consignar de manera incorrecta el apellido de la causante del señor [APELLIDO], y reiteró el requerimiento del envío físico y original de la documentación de la unión de hecho. </w:t>
       </w:r>
@@ -1775,7 +1712,7 @@
           <w:color w:val="000000"/>
           <w:kern w:val="0"/>
           <w:lang w:val="es-ES" w:eastAsia="es-ES"/>
-          <ns2:ligatures ns2:val="none"/>
+          <w14:ligatures w14:val="none"/>
         </w:rPr>
         <w:t/>
       </w:r>
@@ -1785,7 +1722,7 @@
           <w:color w:val="000000"/>
           <w:kern w:val="0"/>
           <w:lang w:eastAsia="es-ES"/>
-          <ns2:ligatures ns2:val="none"/>
+          <w14:ligatures w14:val="none"/>
         </w:rPr>
         <w:t xml:space="preserve"/>
       </w:r>
@@ -1795,7 +1732,7 @@
           <w:color w:val="000000"/>
           <w:kern w:val="0"/>
           <w:lang w:eastAsia="es-ES"/>
-          <ns2:ligatures ns2:val="none"/>
+          <w14:ligatures w14:val="none"/>
         </w:rPr>
         <w:t xml:space="preserve"/>
       </w:r>
@@ -1805,7 +1742,7 @@
           <w:color w:val="000000"/>
           <w:kern w:val="0"/>
           <w:lang w:eastAsia="es-ES"/>
-          <ns2:ligatures ns2:val="none"/>
+          <w14:ligatures w14:val="none"/>
         </w:rPr>
         <w:t/>
       </w:r>
@@ -1815,7 +1752,7 @@
           <w:color w:val="000000"/>
           <w:kern w:val="0"/>
           <w:lang w:eastAsia="es-ES"/>
-          <ns2:ligatures ns2:val="none"/>
+          <w14:ligatures w14:val="none"/>
         </w:rPr>
         <w:t/>
       </w:r>
@@ -1825,12 +1762,12 @@
           <w:color w:val="000000"/>
           <w:kern w:val="0"/>
           <w:lang w:eastAsia="es-ES"/>
-          <ns2:ligatures ns2:val="none"/>
+          <w14:ligatures w14:val="none"/>
         </w:rPr>
         <w:t xml:space="preserve"/>
       </w:r>
     </w:p>
-    <w:p ns2:paraId="2D7DB388" ns2:textId="77777777">
+    <w:p>
       <w:pPr>
         <w:pStyle w:val="Prrafodelista"/>
         <w:spacing w:after="0" w:line="240" w:lineRule="auto"/>
@@ -1841,11 +1778,11 @@
           <w:color w:val="000000"/>
           <w:kern w:val="0"/>
           <w:lang w:eastAsia="es-ES"/>
-          <ns2:ligatures ns2:val="none"/>
-        </w:rPr>
-      </w:pPr>
-    </w:p>
-    <w:p ns2:paraId="4A5D3B5A" ns2:textId="3E677827">
+          <w14:ligatures w14:val="none"/>
+        </w:rPr>
+      </w:pPr>
+    </w:p>
+    <w:p>
       <w:pPr>
         <w:pStyle w:val="Prrafodelista"/>
         <w:numPr>
@@ -1863,16 +1800,16 @@
           <w:color w:val="000000"/>
           <w:kern w:val="0"/>
           <w:lang w:eastAsia="es-ES"/>
-          <ns2:ligatures ns2:val="none"/>
-        </w:rPr>
-      </w:pPr>
-      <w:r>
-        <w:rPr>
-          <w:rFonts w:ascii="Arial Narrow" w:eastAsia="Times New Roman" w:hAnsi="Arial Narrow" w:cs="Arial"/>
-          <w:color w:val="000000"/>
-          <w:kern w:val="0"/>
-          <w:lang w:eastAsia="es-ES"/>
-          <ns2:ligatures ns2:val="none"/>
+          <w14:ligatures w14:val="none"/>
+        </w:rPr>
+      </w:pPr>
+      <w:r>
+        <w:rPr>
+          <w:rFonts w:ascii="Arial Narrow" w:eastAsia="Times New Roman" w:hAnsi="Arial Narrow" w:cs="Arial"/>
+          <w:color w:val="000000"/>
+          <w:kern w:val="0"/>
+          <w:lang w:eastAsia="es-ES"/>
+          <w14:ligatures w14:val="none"/>
         </w:rPr>
         <w:t>El mismo día</w:t>
       </w:r>
@@ -1882,7 +1819,7 @@
           <w:color w:val="000000"/>
           <w:kern w:val="0"/>
           <w:lang w:eastAsia="es-ES"/>
-          <ns2:ligatures ns2:val="none"/>
+          <w14:ligatures w14:val="none"/>
         </w:rPr>
         <w:t xml:space="preserve">, reiteró su disconformidad con el requerimiento de remisión física del expediente completo e indicó que la consignación del capital asegurado correspondía ser efectuada ante el </w:t>
       </w:r>
@@ -1892,7 +1829,7 @@
           <w:color w:val="000000"/>
           <w:kern w:val="0"/>
           <w:lang w:eastAsia="es-ES"/>
-          <ns2:ligatures ns2:val="none"/>
+          <w14:ligatures w14:val="none"/>
         </w:rPr>
         <w:t>juzgado correspondiente</w:t>
       </w:r>
@@ -1902,12 +1839,12 @@
           <w:color w:val="000000"/>
           <w:kern w:val="0"/>
           <w:lang w:eastAsia="es-ES"/>
-          <ns2:ligatures ns2:val="none"/>
+          <w14:ligatures w14:val="none"/>
         </w:rPr>
         <w:t>, solicitando nuevamente celeridad en el trámite.</w:t>
       </w:r>
     </w:p>
-    <w:p ns2:paraId="75BAC874" ns2:textId="77777777">
+    <w:p>
       <w:pPr>
         <w:pStyle w:val="Prrafodelista"/>
         <w:spacing w:after="0" w:line="240" w:lineRule="auto"/>
@@ -1918,11 +1855,11 @@
           <w:color w:val="000000"/>
           <w:kern w:val="0"/>
           <w:lang w:eastAsia="es-ES"/>
-          <ns2:ligatures ns2:val="none"/>
-        </w:rPr>
-      </w:pPr>
-    </w:p>
-    <w:p ns2:paraId="19A90566" ns2:textId="2F95FD90">
+          <w14:ligatures w14:val="none"/>
+        </w:rPr>
+      </w:pPr>
+    </w:p>
+    <w:p>
       <w:pPr>
         <w:pStyle w:val="Prrafodelista"/>
         <w:numPr>
@@ -1940,16 +1877,16 @@
           <w:color w:val="000000"/>
           <w:kern w:val="0"/>
           <w:lang w:eastAsia="es-ES"/>
-          <ns2:ligatures ns2:val="none"/>
-        </w:rPr>
-      </w:pPr>
-      <w:r>
-        <w:rPr>
-          <w:rFonts w:ascii="Arial Narrow" w:eastAsia="Times New Roman" w:hAnsi="Arial Narrow" w:cs="Arial"/>
-          <w:color w:val="000000"/>
-          <w:kern w:val="0"/>
-          <w:lang w:eastAsia="es-ES"/>
-          <ns2:ligatures ns2:val="none"/>
+          <w14:ligatures w14:val="none"/>
+        </w:rPr>
+      </w:pPr>
+      <w:r>
+        <w:rPr>
+          <w:rFonts w:ascii="Arial Narrow" w:eastAsia="Times New Roman" w:hAnsi="Arial Narrow" w:cs="Arial"/>
+          <w:color w:val="000000"/>
+          <w:kern w:val="0"/>
+          <w:lang w:eastAsia="es-ES"/>
+          <w14:ligatures w14:val="none"/>
         </w:rPr>
         <w:t xml:space="preserve">El 13 de noviembre de 2025, </w:t>
       </w:r>
@@ -1959,7 +1896,7 @@
           <w:color w:val="000000"/>
           <w:kern w:val="0"/>
           <w:lang w:val="es-ES" w:eastAsia="es-ES"/>
-          <ns2:ligatures ns2:val="none"/>
+          <w14:ligatures w14:val="none"/>
         </w:rPr>
         <w:t>Mapfre</w:t>
       </w:r>
@@ -1969,7 +1906,7 @@
           <w:color w:val="000000"/>
           <w:kern w:val="0"/>
           <w:lang w:eastAsia="es-ES"/>
-          <ns2:ligatures ns2:val="none"/>
+          <w14:ligatures w14:val="none"/>
         </w:rPr>
         <w:t xml:space="preserve"> </w:t>
       </w:r>
@@ -1979,7 +1916,7 @@
           <w:color w:val="000000"/>
           <w:kern w:val="0"/>
           <w:lang w:eastAsia="es-ES"/>
-          <ns2:ligatures ns2:val="none"/>
+          <w14:ligatures w14:val="none"/>
         </w:rPr>
         <w:t xml:space="preserve">comunicó que se había generado la liquidación correspondiente a la solicitud presentada, precisando que el pago procedía vía consignación ante el </w:t>
       </w:r>
@@ -1989,7 +1926,7 @@
           <w:color w:val="000000"/>
           <w:kern w:val="0"/>
           <w:lang w:eastAsia="es-ES"/>
-          <ns2:ligatures ns2:val="none"/>
+          <w14:ligatures w14:val="none"/>
         </w:rPr>
         <w:t>juzgado correspondiente</w:t>
       </w:r>
@@ -1999,7 +1936,7 @@
           <w:color w:val="000000"/>
           <w:kern w:val="0"/>
           <w:lang w:eastAsia="es-ES"/>
-          <ns2:ligatures ns2:val="none"/>
+          <w14:ligatures w14:val="none"/>
         </w:rPr>
         <w:t xml:space="preserve"> </w:t>
       </w:r>
@@ -2009,7 +1946,7 @@
           <w:color w:val="000000"/>
           <w:kern w:val="0"/>
           <w:lang w:eastAsia="es-ES"/>
-          <ns2:ligatures ns2:val="none"/>
+          <w14:ligatures w14:val="none"/>
         </w:rPr>
         <w:t>y que el cálculo se había efectuado sobre la base de las declaraciones y el pago de la prima efectuados por la empresa contratante, señalando además que la evaluación se había realizado con documentación virtual de manera excepcional.</w:t>
       </w:r>
@@ -2019,12 +1956,12 @@
           <w:color w:val="000000"/>
           <w:kern w:val="0"/>
           <w:lang w:eastAsia="es-ES"/>
-          <ns2:ligatures ns2:val="none"/>
+          <w14:ligatures w14:val="none"/>
         </w:rPr>
         <w:t xml:space="preserve"> </w:t>
       </w:r>
     </w:p>
-    <w:p ns2:paraId="0440EC41" ns2:textId="77777777">
+    <w:p>
       <w:pPr>
         <w:pStyle w:val="Prrafodelista"/>
         <w:spacing w:after="0" w:line="240" w:lineRule="auto"/>
@@ -2035,11 +1972,11 @@
           <w:color w:val="000000"/>
           <w:kern w:val="0"/>
           <w:lang w:eastAsia="es-ES"/>
-          <ns2:ligatures ns2:val="none"/>
-        </w:rPr>
-      </w:pPr>
-    </w:p>
-    <w:p ns2:paraId="49B4370E" ns2:textId="335FD480">
+          <w14:ligatures w14:val="none"/>
+        </w:rPr>
+      </w:pPr>
+    </w:p>
+    <w:p>
       <w:pPr>
         <w:pStyle w:val="Prrafodelista"/>
         <w:numPr>
@@ -2057,16 +1994,16 @@
           <w:color w:val="000000"/>
           <w:kern w:val="0"/>
           <w:lang w:eastAsia="es-ES"/>
-          <ns2:ligatures ns2:val="none"/>
-        </w:rPr>
-      </w:pPr>
-      <w:r>
-        <w:rPr>
-          <w:rFonts w:ascii="Arial Narrow" w:eastAsia="Times New Roman" w:hAnsi="Arial Narrow" w:cs="Arial"/>
-          <w:color w:val="000000"/>
-          <w:kern w:val="0"/>
-          <w:lang w:eastAsia="es-ES"/>
-          <ns2:ligatures ns2:val="none"/>
+          <w14:ligatures w14:val="none"/>
+        </w:rPr>
+      </w:pPr>
+      <w:r>
+        <w:rPr>
+          <w:rFonts w:ascii="Arial Narrow" w:eastAsia="Times New Roman" w:hAnsi="Arial Narrow" w:cs="Arial"/>
+          <w:color w:val="000000"/>
+          <w:kern w:val="0"/>
+          <w:lang w:eastAsia="es-ES"/>
+          <w14:ligatures w14:val="none"/>
         </w:rPr>
         <w:t xml:space="preserve">El 13 de noviembre de 2025, </w:t>
       </w:r>
@@ -2076,7 +2013,7 @@
           <w:color w:val="000000"/>
           <w:kern w:val="0"/>
           <w:lang w:val="es-ES" w:eastAsia="es-ES"/>
-          <ns2:ligatures ns2:val="none"/>
+          <w14:ligatures w14:val="none"/>
         </w:rPr>
         <w:t>Mapfre</w:t>
       </w:r>
@@ -2086,7 +2023,7 @@
           <w:color w:val="000000"/>
           <w:kern w:val="0"/>
           <w:lang w:eastAsia="es-ES"/>
-          <ns2:ligatures ns2:val="none"/>
+          <w14:ligatures w14:val="none"/>
         </w:rPr>
         <w:t xml:space="preserve"> </w:t>
       </w:r>
@@ -2096,7 +2033,7 @@
           <w:color w:val="000000"/>
           <w:kern w:val="0"/>
           <w:lang w:eastAsia="es-ES"/>
-          <ns2:ligatures ns2:val="none"/>
+          <w14:ligatures w14:val="none"/>
         </w:rPr>
         <w:t xml:space="preserve">emitió la </w:t>
       </w:r>
@@ -2106,7 +2043,7 @@
           <w:color w:val="000000"/>
           <w:kern w:val="0"/>
           <w:lang w:eastAsia="es-ES"/>
-          <ns2:ligatures ns2:val="none"/>
+          <w14:ligatures w14:val="none"/>
         </w:rPr>
         <w:t>l</w:t>
       </w:r>
@@ -2116,7 +2053,7 @@
           <w:color w:val="000000"/>
           <w:kern w:val="0"/>
           <w:lang w:eastAsia="es-ES"/>
-          <ns2:ligatures ns2:val="none"/>
+          <w14:ligatures w14:val="none"/>
         </w:rPr>
         <w:t xml:space="preserve">iquidación correspondiente al Seguro </w:t>
       </w:r>
@@ -2126,7 +2063,7 @@
           <w:color w:val="000000"/>
           <w:kern w:val="0"/>
           <w:lang w:eastAsia="es-ES"/>
-          <ns2:ligatures ns2:val="none"/>
+          <w14:ligatures w14:val="none"/>
         </w:rPr>
         <w:t xml:space="preserve">de </w:t>
       </w:r>
@@ -2136,7 +2073,7 @@
           <w:color w:val="000000"/>
           <w:kern w:val="0"/>
           <w:lang w:eastAsia="es-ES"/>
-          <ns2:ligatures ns2:val="none"/>
+          <w14:ligatures w14:val="none"/>
         </w:rPr>
         <w:t>Vida Ley</w:t>
       </w:r>
@@ -2146,7 +2083,7 @@
           <w:color w:val="000000"/>
           <w:kern w:val="0"/>
           <w:lang w:eastAsia="es-ES"/>
-          <ns2:ligatures ns2:val="none"/>
+          <w14:ligatures w14:val="none"/>
         </w:rPr>
         <w:t xml:space="preserve"> por </w:t>
       </w:r>
@@ -2156,7 +2093,7 @@
           <w:color w:val="000000"/>
           <w:kern w:val="0"/>
           <w:lang w:eastAsia="es-ES"/>
-          <ns2:ligatures ns2:val="none"/>
+          <w14:ligatures w14:val="none"/>
         </w:rPr>
         <w:t xml:space="preserve">cobertura de muerte accidental, </w:t>
       </w:r>
@@ -2166,7 +2103,7 @@
           <w:color w:val="000000"/>
           <w:kern w:val="0"/>
           <w:lang w:eastAsia="es-ES"/>
-          <ns2:ligatures ns2:val="none"/>
+          <w14:ligatures w14:val="none"/>
         </w:rPr>
         <w:t>señalando una</w:t>
       </w:r>
@@ -2176,7 +2113,7 @@
           <w:color w:val="000000"/>
           <w:kern w:val="0"/>
           <w:lang w:eastAsia="es-ES"/>
-          <ns2:ligatures ns2:val="none"/>
+          <w14:ligatures w14:val="none"/>
         </w:rPr>
         <w:t xml:space="preserve"> remuneración promedio de S/200,00 e indemnización total de S/6 400,00, así como intereses legales por S/6,30, </w:t>
       </w:r>
@@ -2186,7 +2123,7 @@
           <w:color w:val="000000"/>
           <w:kern w:val="0"/>
           <w:lang w:eastAsia="es-ES"/>
-          <ns2:ligatures ns2:val="none"/>
+          <w14:ligatures w14:val="none"/>
         </w:rPr>
         <w:t>y se efectuó</w:t>
       </w:r>
@@ -2196,7 +2133,7 @@
           <w:color w:val="000000"/>
           <w:kern w:val="0"/>
           <w:lang w:eastAsia="es-ES"/>
-          <ns2:ligatures ns2:val="none"/>
+          <w14:ligatures w14:val="none"/>
         </w:rPr>
         <w:t xml:space="preserve"> el depósito </w:t>
       </w:r>
@@ -2206,7 +2143,7 @@
           <w:color w:val="000000"/>
           <w:kern w:val="0"/>
           <w:lang w:eastAsia="es-ES"/>
-          <ns2:ligatures ns2:val="none"/>
+          <w14:ligatures w14:val="none"/>
         </w:rPr>
         <w:t>correspondiente</w:t>
       </w:r>
@@ -2216,12 +2153,12 @@
           <w:color w:val="000000"/>
           <w:kern w:val="0"/>
           <w:lang w:eastAsia="es-ES"/>
-          <ns2:ligatures ns2:val="none"/>
+          <w14:ligatures w14:val="none"/>
         </w:rPr>
         <w:t>.</w:t>
       </w:r>
     </w:p>
-    <w:p ns2:paraId="21B0EBD4" ns2:textId="77777777">
+    <w:p>
       <w:pPr>
         <w:pStyle w:val="Prrafodelista"/>
         <w:spacing w:after="0" w:line="240" w:lineRule="auto"/>
@@ -2232,11 +2169,11 @@
           <w:color w:val="000000"/>
           <w:kern w:val="0"/>
           <w:lang w:eastAsia="es-ES"/>
-          <ns2:ligatures ns2:val="none"/>
-        </w:rPr>
-      </w:pPr>
-    </w:p>
-    <w:p ns2:paraId="1B53F265" ns2:textId="6546BE21">
+          <w14:ligatures w14:val="none"/>
+        </w:rPr>
+      </w:pPr>
+    </w:p>
+    <w:p>
       <w:pPr>
         <w:pStyle w:val="Prrafodelista"/>
         <w:numPr>
@@ -2254,16 +2191,16 @@
           <w:color w:val="000000"/>
           <w:kern w:val="0"/>
           <w:lang w:eastAsia="es-ES"/>
-          <ns2:ligatures ns2:val="none"/>
-        </w:rPr>
-      </w:pPr>
-      <w:r>
-        <w:rPr>
-          <w:rFonts w:ascii="Arial Narrow" w:eastAsia="Times New Roman" w:hAnsi="Arial Narrow" w:cs="Arial"/>
-          <w:color w:val="000000"/>
-          <w:kern w:val="0"/>
-          <w:lang w:eastAsia="es-ES"/>
-          <ns2:ligatures ns2:val="none"/>
+          <w14:ligatures w14:val="none"/>
+        </w:rPr>
+      </w:pPr>
+      <w:r>
+        <w:rPr>
+          <w:rFonts w:ascii="Arial Narrow" w:eastAsia="Times New Roman" w:hAnsi="Arial Narrow" w:cs="Arial"/>
+          <w:color w:val="000000"/>
+          <w:kern w:val="0"/>
+          <w:lang w:eastAsia="es-ES"/>
+          <w14:ligatures w14:val="none"/>
         </w:rPr>
         <w:t xml:space="preserve">El 18 de noviembre de 2025, manifestó su disconformidad con el cálculo efectuado en la liquidación de la indemnización y solicitó la revisión y corrección del monto determinado, señalando que las remuneraciones asegurables debían calcularse considerando los ingresos variables percibidos por el señor [APELLIDO].</w:t>
       </w:r>
@@ -2273,7 +2210,7 @@
           <w:color w:val="000000"/>
           <w:kern w:val="0"/>
           <w:lang w:eastAsia="es-ES"/>
-          <ns2:ligatures ns2:val="none"/>
+          <w14:ligatures w14:val="none"/>
         </w:rPr>
         <w:t/>
       </w:r>
@@ -2283,12 +2220,12 @@
           <w:color w:val="000000"/>
           <w:kern w:val="0"/>
           <w:lang w:eastAsia="es-ES"/>
-          <ns2:ligatures ns2:val="none"/>
+          <w14:ligatures w14:val="none"/>
         </w:rPr>
         <w:t/>
       </w:r>
     </w:p>
-    <w:p ns2:paraId="7E86C004" ns2:textId="77777777">
+    <w:p>
       <w:pPr>
         <w:pStyle w:val="Prrafodelista"/>
         <w:spacing w:after="0" w:line="240" w:lineRule="auto"/>
@@ -2299,11 +2236,11 @@
           <w:color w:val="000000"/>
           <w:kern w:val="0"/>
           <w:lang w:eastAsia="es-ES"/>
-          <ns2:ligatures ns2:val="none"/>
-        </w:rPr>
-      </w:pPr>
-    </w:p>
-    <w:p ns2:paraId="1281438E" ns2:textId="0F966A9E">
+          <w14:ligatures w14:val="none"/>
+        </w:rPr>
+      </w:pPr>
+    </w:p>
+    <w:p>
       <w:pPr>
         <w:pStyle w:val="Prrafodelista"/>
         <w:numPr>
@@ -2321,16 +2258,16 @@
           <w:color w:val="000000"/>
           <w:kern w:val="0"/>
           <w:lang w:eastAsia="es-ES"/>
-          <ns2:ligatures ns2:val="none"/>
-        </w:rPr>
-      </w:pPr>
-      <w:r>
-        <w:rPr>
-          <w:rFonts w:ascii="Arial Narrow" w:eastAsia="Times New Roman" w:hAnsi="Arial Narrow" w:cs="Arial"/>
-          <w:color w:val="000000"/>
-          <w:kern w:val="0"/>
-          <w:lang w:eastAsia="es-ES"/>
-          <ns2:ligatures ns2:val="none"/>
+          <w14:ligatures w14:val="none"/>
+        </w:rPr>
+      </w:pPr>
+      <w:r>
+        <w:rPr>
+          <w:rFonts w:ascii="Arial Narrow" w:eastAsia="Times New Roman" w:hAnsi="Arial Narrow" w:cs="Arial"/>
+          <w:color w:val="000000"/>
+          <w:kern w:val="0"/>
+          <w:lang w:eastAsia="es-ES"/>
+          <w14:ligatures w14:val="none"/>
         </w:rPr>
         <w:t xml:space="preserve">El </w:t>
       </w:r>
@@ -2340,7 +2277,7 @@
           <w:color w:val="000000"/>
           <w:kern w:val="0"/>
           <w:lang w:eastAsia="es-ES"/>
-          <ns2:ligatures ns2:val="none"/>
+          <w14:ligatures w14:val="none"/>
         </w:rPr>
         <w:t>mismo día</w:t>
       </w:r>
@@ -2350,7 +2287,7 @@
           <w:color w:val="000000"/>
           <w:kern w:val="0"/>
           <w:lang w:eastAsia="es-ES"/>
-          <ns2:ligatures ns2:val="none"/>
+          <w14:ligatures w14:val="none"/>
         </w:rPr>
         <w:t xml:space="preserve">, </w:t>
       </w:r>
@@ -2360,7 +2297,7 @@
           <w:color w:val="000000"/>
           <w:kern w:val="0"/>
           <w:lang w:val="es-ES" w:eastAsia="es-ES"/>
-          <ns2:ligatures ns2:val="none"/>
+          <w14:ligatures w14:val="none"/>
         </w:rPr>
         <w:t>Mapfre</w:t>
       </w:r>
@@ -2370,7 +2307,7 @@
           <w:color w:val="000000"/>
           <w:kern w:val="0"/>
           <w:lang w:eastAsia="es-ES"/>
-          <ns2:ligatures ns2:val="none"/>
+          <w14:ligatures w14:val="none"/>
         </w:rPr>
         <w:t xml:space="preserve"> </w:t>
       </w:r>
@@ -2380,7 +2317,7 @@
           <w:color w:val="000000"/>
           <w:kern w:val="0"/>
           <w:lang w:eastAsia="es-ES"/>
-          <ns2:ligatures ns2:val="none"/>
+          <w14:ligatures w14:val="none"/>
         </w:rPr>
         <w:t xml:space="preserve">respondió indicando que el correo electrónico no constituía un canal idóneo para la presentación de reclamos y que estos debían ser formulados a través </w:t>
       </w:r>
@@ -2390,7 +2327,7 @@
           <w:color w:val="000000"/>
           <w:kern w:val="0"/>
           <w:lang w:eastAsia="es-ES"/>
-          <ns2:ligatures ns2:val="none"/>
+          <w14:ligatures w14:val="none"/>
         </w:rPr>
         <w:t>del libro de reclamaciones</w:t>
       </w:r>
@@ -2400,12 +2337,12 @@
           <w:color w:val="000000"/>
           <w:kern w:val="0"/>
           <w:lang w:eastAsia="es-ES"/>
-          <ns2:ligatures ns2:val="none"/>
+          <w14:ligatures w14:val="none"/>
         </w:rPr>
         <w:t>.</w:t>
       </w:r>
     </w:p>
-    <w:p ns2:paraId="040959DC" ns2:textId="77777777">
+    <w:p>
       <w:pPr>
         <w:pStyle w:val="Prrafodelista"/>
         <w:spacing w:after="0" w:line="240" w:lineRule="auto"/>
@@ -2416,11 +2353,11 @@
           <w:color w:val="000000"/>
           <w:kern w:val="0"/>
           <w:lang w:eastAsia="es-ES"/>
-          <ns2:ligatures ns2:val="none"/>
-        </w:rPr>
-      </w:pPr>
-    </w:p>
-    <w:p ns2:paraId="75C8F408" ns2:textId="075857C1">
+          <w14:ligatures w14:val="none"/>
+        </w:rPr>
+      </w:pPr>
+    </w:p>
+    <w:p>
       <w:pPr>
         <w:pStyle w:val="Prrafodelista"/>
         <w:numPr>
@@ -2438,16 +2375,16 @@
           <w:color w:val="000000"/>
           <w:kern w:val="0"/>
           <w:lang w:eastAsia="es-ES"/>
-          <ns2:ligatures ns2:val="none"/>
-        </w:rPr>
-      </w:pPr>
-      <w:r>
-        <w:rPr>
-          <w:rFonts w:ascii="Arial Narrow" w:eastAsia="Times New Roman" w:hAnsi="Arial Narrow" w:cs="Arial"/>
-          <w:color w:val="000000"/>
-          <w:kern w:val="0"/>
-          <w:lang w:eastAsia="es-ES"/>
-          <ns2:ligatures ns2:val="none"/>
+          <w14:ligatures w14:val="none"/>
+        </w:rPr>
+      </w:pPr>
+      <w:r>
+        <w:rPr>
+          <w:rFonts w:ascii="Arial Narrow" w:eastAsia="Times New Roman" w:hAnsi="Arial Narrow" w:cs="Arial"/>
+          <w:color w:val="000000"/>
+          <w:kern w:val="0"/>
+          <w:lang w:eastAsia="es-ES"/>
+          <w14:ligatures w14:val="none"/>
         </w:rPr>
         <w:t xml:space="preserve">El 19 de noviembre de 2025, presentó reclamo mediante </w:t>
       </w:r>
@@ -2457,7 +2394,7 @@
           <w:color w:val="000000"/>
           <w:kern w:val="0"/>
           <w:lang w:eastAsia="es-ES"/>
-          <ns2:ligatures ns2:val="none"/>
+          <w14:ligatures w14:val="none"/>
         </w:rPr>
         <w:t>el libro de reclamaciones</w:t>
       </w:r>
@@ -2467,7 +2404,7 @@
           <w:color w:val="000000"/>
           <w:kern w:val="0"/>
           <w:lang w:eastAsia="es-ES"/>
-          <ns2:ligatures ns2:val="none"/>
+          <w14:ligatures w14:val="none"/>
         </w:rPr>
         <w:t xml:space="preserve"> </w:t>
       </w:r>
@@ -2477,7 +2414,7 @@
           <w:color w:val="000000"/>
           <w:kern w:val="0"/>
           <w:lang w:eastAsia="es-ES"/>
-          <ns2:ligatures ns2:val="none"/>
+          <w14:ligatures w14:val="none"/>
         </w:rPr>
         <w:t xml:space="preserve">de </w:t>
       </w:r>
@@ -2487,7 +2424,7 @@
           <w:color w:val="000000"/>
           <w:kern w:val="0"/>
           <w:lang w:val="es-ES" w:eastAsia="es-ES"/>
-          <ns2:ligatures ns2:val="none"/>
+          <w14:ligatures w14:val="none"/>
         </w:rPr>
         <w:t>Mapfre</w:t>
       </w:r>
@@ -2497,7 +2434,7 @@
           <w:color w:val="000000"/>
           <w:kern w:val="0"/>
           <w:lang w:eastAsia="es-ES"/>
-          <ns2:ligatures ns2:val="none"/>
+          <w14:ligatures w14:val="none"/>
         </w:rPr>
         <w:t xml:space="preserve">, solicitando la revisión y corrección del cálculo de la liquidación del Seguro </w:t>
       </w:r>
@@ -2507,7 +2444,7 @@
           <w:color w:val="000000"/>
           <w:kern w:val="0"/>
           <w:lang w:eastAsia="es-ES"/>
-          <ns2:ligatures ns2:val="none"/>
+          <w14:ligatures w14:val="none"/>
         </w:rPr>
         <w:t xml:space="preserve">de </w:t>
       </w:r>
@@ -2517,7 +2454,7 @@
           <w:color w:val="000000"/>
           <w:kern w:val="0"/>
           <w:lang w:eastAsia="es-ES"/>
-          <ns2:ligatures ns2:val="none"/>
+          <w14:ligatures w14:val="none"/>
         </w:rPr>
         <w:t>Vida Ley.</w:t>
       </w:r>
@@ -2527,25 +2464,25 @@
           <w:color w:val="000000"/>
           <w:kern w:val="0"/>
           <w:lang w:eastAsia="es-ES"/>
-          <ns2:ligatures ns2:val="none"/>
+          <w14:ligatures w14:val="none"/>
         </w:rPr>
         <w:t xml:space="preserve"> </w:t>
       </w:r>
     </w:p>
-    <w:p ns2:paraId="274F1C02" ns2:textId="77777777">
-      <w:pPr>
-        <w:spacing w:after="0" w:line="240" w:lineRule="auto"/>
-        <w:jc w:val="both"/>
-        <w:rPr>
-          <w:rFonts w:ascii="Arial Narrow" w:eastAsia="Times New Roman" w:hAnsi="Arial Narrow" w:cs="Arial"/>
-          <w:color w:val="000000"/>
-          <w:kern w:val="0"/>
-          <w:lang w:eastAsia="es-ES"/>
-          <ns2:ligatures ns2:val="none"/>
-        </w:rPr>
-      </w:pPr>
-    </w:p>
-    <w:p ns2:paraId="20F245FB" ns2:textId="74460887">
+    <w:p>
+      <w:pPr>
+        <w:spacing w:after="0" w:line="240" w:lineRule="auto"/>
+        <w:jc w:val="both"/>
+        <w:rPr>
+          <w:rFonts w:ascii="Arial Narrow" w:eastAsia="Times New Roman" w:hAnsi="Arial Narrow" w:cs="Arial"/>
+          <w:color w:val="000000"/>
+          <w:kern w:val="0"/>
+          <w:lang w:eastAsia="es-ES"/>
+          <w14:ligatures w14:val="none"/>
+        </w:rPr>
+      </w:pPr>
+    </w:p>
+    <w:p>
       <w:pPr>
         <w:pStyle w:val="Prrafodelista"/>
         <w:numPr>
@@ -2563,16 +2500,16 @@
           <w:color w:val="000000"/>
           <w:kern w:val="0"/>
           <w:lang w:eastAsia="es-ES"/>
-          <ns2:ligatures ns2:val="none"/>
-        </w:rPr>
-      </w:pPr>
-      <w:r>
-        <w:rPr>
-          <w:rFonts w:ascii="Arial Narrow" w:eastAsia="Times New Roman" w:hAnsi="Arial Narrow" w:cs="Arial"/>
-          <w:color w:val="000000"/>
-          <w:kern w:val="0"/>
-          <w:lang w:eastAsia="es-ES"/>
-          <ns2:ligatures ns2:val="none"/>
+          <w14:ligatures w14:val="none"/>
+        </w:rPr>
+      </w:pPr>
+      <w:r>
+        <w:rPr>
+          <w:rFonts w:ascii="Arial Narrow" w:eastAsia="Times New Roman" w:hAnsi="Arial Narrow" w:cs="Arial"/>
+          <w:color w:val="000000"/>
+          <w:kern w:val="0"/>
+          <w:lang w:eastAsia="es-ES"/>
+          <w14:ligatures w14:val="none"/>
         </w:rPr>
         <w:t xml:space="preserve">El 25 de noviembre de 2025, </w:t>
       </w:r>
@@ -2582,7 +2519,7 @@
           <w:color w:val="000000"/>
           <w:kern w:val="0"/>
           <w:lang w:val="es-ES" w:eastAsia="es-ES"/>
-          <ns2:ligatures ns2:val="none"/>
+          <w14:ligatures w14:val="none"/>
         </w:rPr>
         <w:t>respondió su reclamo</w:t>
       </w:r>
@@ -2592,7 +2529,7 @@
           <w:color w:val="000000"/>
           <w:kern w:val="0"/>
           <w:lang w:eastAsia="es-ES"/>
-          <ns2:ligatures ns2:val="none"/>
+          <w14:ligatures w14:val="none"/>
         </w:rPr>
         <w:t xml:space="preserve"> </w:t>
       </w:r>
@@ -2602,7 +2539,7 @@
           <w:color w:val="000000"/>
           <w:kern w:val="0"/>
           <w:lang w:eastAsia="es-ES"/>
-          <ns2:ligatures ns2:val="none"/>
+          <w14:ligatures w14:val="none"/>
         </w:rPr>
         <w:t xml:space="preserve">indicando </w:t>
       </w:r>
@@ -2612,7 +2549,7 @@
           <w:color w:val="000000"/>
           <w:kern w:val="0"/>
           <w:lang w:eastAsia="es-ES"/>
-          <ns2:ligatures ns2:val="none"/>
+          <w14:ligatures w14:val="none"/>
         </w:rPr>
         <w:t>que el cálculo de la indemnización se realizó sobre la base del importe mensual declarado por la empresa empleadora para los meses de marzo, abril y mayo de 2023, ascendente a S/200,00, concluyendo que el monto liquidado era correcto y que no correspondía efectuar un pago mayor.</w:t>
       </w:r>
@@ -2622,12 +2559,12 @@
           <w:color w:val="000000"/>
           <w:kern w:val="0"/>
           <w:lang w:eastAsia="es-ES"/>
-          <ns2:ligatures ns2:val="none"/>
+          <w14:ligatures w14:val="none"/>
         </w:rPr>
         <w:t xml:space="preserve"> </w:t>
       </w:r>
     </w:p>
-    <w:p ns2:paraId="33E14FF7" ns2:textId="77777777">
+    <w:p>
       <w:pPr>
         <w:tabs>
           <w:tab w:val="left" w:pos="1134"/>
@@ -2639,11 +2576,11 @@
           <w:color w:val="000000"/>
           <w:kern w:val="0"/>
           <w:lang w:eastAsia="es-ES"/>
-          <ns2:ligatures ns2:val="none"/>
-        </w:rPr>
-      </w:pPr>
-    </w:p>
-    <w:p ns2:paraId="65C58807" ns2:textId="72B7935B">
+          <w14:ligatures w14:val="none"/>
+        </w:rPr>
+      </w:pPr>
+    </w:p>
+    <w:p>
       <w:pPr>
         <w:numPr>
           <w:ilvl w:val="1"/>
@@ -2661,7 +2598,7 @@
           <w:color w:val="000000"/>
           <w:kern w:val="0"/>
           <w:lang w:val="es-ES" w:eastAsia="es-ES"/>
-          <ns2:ligatures ns2:val="none"/>
+          <w14:ligatures w14:val="none"/>
         </w:rPr>
       </w:pPr>
       <w:r>
@@ -2670,7 +2607,7 @@
           <w:color w:val="000000"/>
           <w:kern w:val="0"/>
           <w:lang w:val="es-ES" w:eastAsia="es-ES"/>
-          <ns2:ligatures ns2:val="none"/>
+          <w14:ligatures w14:val="none"/>
         </w:rPr>
         <w:lastRenderedPageBreak/>
         <w:t xml:space="preserve">La señora [APELLIDO] solicitó, en calidad de medida correctiva, que Mapfre cumpla con: (i) realizar el cálculo y pago de la indemnización del Seguro Vida Ley conforme a lo establecido en el Decreto Legislativo 688, en particular a sus artículos 9, 10 y 13 y que dicho cálculo se efectúe tomando en cuenta la evidencia contenida en las boletas de pago de marzo, abril y mayo de 2023, las cuales demuestran la variabilidad de los aportes del empleador al Seguro Vida Ley en función de los ingresos reales del trabajador; y, (ii) que se deje sin efecto la aplicación indebida de un sueldo básico de S/ 200.00 como base de cálculo, por resultar contraria a la normativa vigente. </w:t>
@@ -2679,7 +2616,7 @@
         <w:rPr>
           <w:rFonts w:ascii="Arial Narrow" w:eastAsia="Calibri" w:hAnsi="Arial Narrow" w:cs="Arial"/>
           <w:kern w:val="0"/>
-          <ns2:ligatures ns2:val="none"/>
+          <w14:ligatures w14:val="none"/>
         </w:rPr>
         <w:t xml:space="preserve"/>
       </w:r>
@@ -2689,7 +2626,7 @@
           <w:color w:val="000000"/>
           <w:kern w:val="0"/>
           <w:lang w:val="es-ES" w:eastAsia="es-ES"/>
-          <ns2:ligatures ns2:val="none"/>
+          <w14:ligatures w14:val="none"/>
         </w:rPr>
         <w:t xml:space="preserve"/>
       </w:r>
@@ -2699,7 +2636,7 @@
           <w:color w:val="000000"/>
           <w:kern w:val="0"/>
           <w:lang w:val="es-ES" w:eastAsia="es-ES"/>
-          <ns2:ligatures ns2:val="none"/>
+          <w14:ligatures w14:val="none"/>
         </w:rPr>
         <w:t xml:space="preserve"/>
       </w:r>
@@ -2709,7 +2646,7 @@
           <w:color w:val="000000"/>
           <w:kern w:val="0"/>
           <w:lang w:val="es-ES" w:eastAsia="es-ES"/>
-          <ns2:ligatures ns2:val="none"/>
+          <w14:ligatures w14:val="none"/>
         </w:rPr>
         <w:t/>
       </w:r>
@@ -2719,7 +2656,7 @@
           <w:color w:val="000000"/>
           <w:kern w:val="0"/>
           <w:lang w:val="es-ES" w:eastAsia="es-ES"/>
-          <ns2:ligatures ns2:val="none"/>
+          <w14:ligatures w14:val="none"/>
         </w:rPr>
         <w:t/>
       </w:r>
@@ -2729,7 +2666,7 @@
           <w:color w:val="000000"/>
           <w:kern w:val="0"/>
           <w:lang w:val="es-ES" w:eastAsia="es-ES"/>
-          <ns2:ligatures ns2:val="none"/>
+          <w14:ligatures w14:val="none"/>
         </w:rPr>
         <w:t xml:space="preserve"/>
       </w:r>
@@ -2739,7 +2676,7 @@
           <w:color w:val="000000"/>
           <w:kern w:val="0"/>
           <w:lang w:val="es-ES" w:eastAsia="es-ES"/>
-          <ns2:ligatures ns2:val="none"/>
+          <w14:ligatures w14:val="none"/>
         </w:rPr>
         <w:t xml:space="preserve"/>
       </w:r>
@@ -2749,7 +2686,7 @@
           <w:color w:val="000000"/>
           <w:kern w:val="0"/>
           <w:lang w:val="es-ES" w:eastAsia="es-ES"/>
-          <ns2:ligatures ns2:val="none"/>
+          <w14:ligatures w14:val="none"/>
         </w:rPr>
         <w:t/>
       </w:r>
@@ -2759,7 +2696,7 @@
           <w:color w:val="000000"/>
           <w:kern w:val="0"/>
           <w:lang w:val="es-ES" w:eastAsia="es-ES"/>
-          <ns2:ligatures ns2:val="none"/>
+          <w14:ligatures w14:val="none"/>
         </w:rPr>
         <w:t/>
       </w:r>
@@ -2769,7 +2706,7 @@
           <w:color w:val="000000"/>
           <w:kern w:val="0"/>
           <w:lang w:val="es-ES" w:eastAsia="es-ES"/>
-          <ns2:ligatures ns2:val="none"/>
+          <w14:ligatures w14:val="none"/>
         </w:rPr>
         <w:t xml:space="preserve"/>
       </w:r>
@@ -2779,7 +2716,7 @@
           <w:color w:val="000000"/>
           <w:kern w:val="0"/>
           <w:lang w:val="es-ES" w:eastAsia="es-ES"/>
-          <ns2:ligatures ns2:val="none"/>
+          <w14:ligatures w14:val="none"/>
         </w:rPr>
         <w:t/>
       </w:r>
@@ -2789,7 +2726,7 @@
           <w:color w:val="000000"/>
           <w:kern w:val="0"/>
           <w:lang w:val="es-ES" w:eastAsia="es-ES"/>
-          <ns2:ligatures ns2:val="none"/>
+          <w14:ligatures w14:val="none"/>
         </w:rPr>
         <w:t xml:space="preserve"/>
       </w:r>
@@ -2799,7 +2736,7 @@
           <w:color w:val="000000"/>
           <w:kern w:val="0"/>
           <w:lang w:val="es-ES" w:eastAsia="es-ES"/>
-          <ns2:ligatures ns2:val="none"/>
+          <w14:ligatures w14:val="none"/>
         </w:rPr>
         <w:t xml:space="preserve"/>
       </w:r>
@@ -2809,7 +2746,7 @@
           <w:color w:val="000000"/>
           <w:kern w:val="0"/>
           <w:lang w:val="es-ES" w:eastAsia="es-ES"/>
-          <ns2:ligatures ns2:val="none"/>
+          <w14:ligatures w14:val="none"/>
         </w:rPr>
         <w:t/>
       </w:r>
@@ -2819,7 +2756,7 @@
           <w:color w:val="000000"/>
           <w:kern w:val="0"/>
           <w:lang w:val="es-ES" w:eastAsia="es-ES"/>
-          <ns2:ligatures ns2:val="none"/>
+          <w14:ligatures w14:val="none"/>
         </w:rPr>
         <w:t/>
       </w:r>
@@ -2829,7 +2766,7 @@
           <w:color w:val="000000"/>
           <w:kern w:val="0"/>
           <w:lang w:val="es-ES" w:eastAsia="es-ES"/>
-          <ns2:ligatures ns2:val="none"/>
+          <w14:ligatures w14:val="none"/>
         </w:rPr>
         <w:t/>
       </w:r>
@@ -2839,7 +2776,7 @@
           <w:color w:val="000000"/>
           <w:kern w:val="0"/>
           <w:lang w:val="es-ES" w:eastAsia="es-ES"/>
-          <ns2:ligatures ns2:val="none"/>
+          <w14:ligatures w14:val="none"/>
         </w:rPr>
         <w:t xml:space="preserve"/>
       </w:r>
@@ -2850,7 +2787,7 @@
           <w:color w:val="000000"/>
           <w:kern w:val="0"/>
           <w:lang w:val="es-ES" w:eastAsia="es-ES"/>
-          <ns2:ligatures ns2:val="none"/>
+          <w14:ligatures w14:val="none"/>
         </w:rPr>
         <w:t/>
       </w:r>
@@ -2861,7 +2798,7 @@
           <w:color w:val="000000"/>
           <w:kern w:val="0"/>
           <w:lang w:val="es-ES" w:eastAsia="es-ES"/>
-          <ns2:ligatures ns2:val="none"/>
+          <w14:ligatures w14:val="none"/>
         </w:rPr>
         <w:t/>
       </w:r>
@@ -2871,7 +2808,7 @@
           <w:color w:val="000000"/>
           <w:kern w:val="0"/>
           <w:lang w:val="es-ES" w:eastAsia="es-ES"/>
-          <ns2:ligatures ns2:val="none"/>
+          <w14:ligatures w14:val="none"/>
         </w:rPr>
         <w:t/>
       </w:r>
@@ -2881,7 +2818,7 @@
           <w:color w:val="000000"/>
           <w:kern w:val="0"/>
           <w:lang w:val="es-ES" w:eastAsia="es-ES"/>
-          <ns2:ligatures ns2:val="none"/>
+          <w14:ligatures w14:val="none"/>
         </w:rPr>
         <w:t xml:space="preserve"/>
       </w:r>
@@ -2891,12 +2828,12 @@
           <w:color w:val="000000"/>
           <w:kern w:val="0"/>
           <w:lang w:val="es-ES" w:eastAsia="es-ES"/>
-          <ns2:ligatures ns2:val="none"/>
+          <w14:ligatures w14:val="none"/>
         </w:rPr>
         <w:t xml:space="preserve"/>
       </w:r>
     </w:p>
-    <w:p ns2:paraId="66005174" ns2:textId="77777777">
+    <w:p>
       <w:pPr>
         <w:spacing w:after="0" w:line="240" w:lineRule="auto"/>
         <w:contextualSpacing/>
@@ -2907,11 +2844,11 @@
           <w:color w:val="000000"/>
           <w:kern w:val="0"/>
           <w:lang w:eastAsia="es-PE"/>
-          <ns2:ligatures ns2:val="none"/>
-        </w:rPr>
-      </w:pPr>
-    </w:p>
-    <w:p ns2:paraId="3541B1F9" ns2:textId="77777777">
+          <w14:ligatures w14:val="none"/>
+        </w:rPr>
+      </w:pPr>
+    </w:p>
+    <w:p>
       <w:pPr>
         <w:pStyle w:val="Prrafodelista"/>
         <w:numPr>
@@ -2931,22 +2868,22 @@
           <w:color w:val="000000"/>
           <w:kern w:val="0"/>
           <w:lang w:eastAsia="es-PE"/>
-          <ns2:ligatures ns2:val="none"/>
-        </w:rPr>
-      </w:pPr>
-      <w:r>
-        <w:rPr>
-          <w:rFonts w:ascii="Arial Narrow" w:eastAsia="Arial Narrow" w:hAnsi="Arial Narrow" w:cs="Arial Narrow"/>
-          <w:b/>
-          <w:color w:val="000000"/>
-          <w:kern w:val="0"/>
-          <w:lang w:eastAsia="es-PE"/>
-          <ns2:ligatures ns2:val="none"/>
+          <w14:ligatures w14:val="none"/>
+        </w:rPr>
+      </w:pPr>
+      <w:r>
+        <w:rPr>
+          <w:rFonts w:ascii="Arial Narrow" w:eastAsia="Arial Narrow" w:hAnsi="Arial Narrow" w:cs="Arial Narrow"/>
+          <w:b/>
+          <w:color w:val="000000"/>
+          <w:kern w:val="0"/>
+          <w:lang w:eastAsia="es-PE"/>
+          <w14:ligatures w14:val="none"/>
         </w:rPr>
         <w:t>DE LA ADMISIÓN A TRÁMITE DE LA DENUNCIA</w:t>
       </w:r>
     </w:p>
-    <w:p ns2:paraId="34556756" ns2:textId="77777777">
+    <w:p>
       <w:pPr>
         <w:spacing w:after="0" w:line="240" w:lineRule="auto"/>
         <w:contextualSpacing/>
@@ -2957,13 +2894,13 @@
           <w:color w:val="000000"/>
           <w:kern w:val="0"/>
           <w:lang w:eastAsia="es-PE"/>
-          <ns2:ligatures ns2:val="none"/>
+          <w14:ligatures w14:val="none"/>
         </w:rPr>
       </w:pPr>
       <w:bookmarkStart w:id="1" w:name="_Hlk212795168"/>
       <w:bookmarkStart w:id="2" w:name="_Hlk218848146"/>
     </w:p>
-    <w:p ns2:paraId="5F4266A4" ns2:textId="2CC54504">
+    <w:p>
       <w:pPr>
         <w:pStyle w:val="Prrafodelista"/>
         <w:numPr>
@@ -2976,7 +2913,7 @@
         <w:rPr>
           <w:rFonts w:ascii="Arial Narrow" w:eastAsia="Arial Narrow" w:hAnsi="Arial Narrow" w:cs="Arial Narrow"/>
           <w:kern w:val="0"/>
-          <ns2:ligatures ns2:val="none"/>
+          <w14:ligatures w14:val="none"/>
         </w:rPr>
       </w:pPr>
       <w:bookmarkStart w:id="3" w:name="_Hlk140755208"/>
@@ -2988,7 +2925,7 @@
           <w:color w:val="000000"/>
           <w:kern w:val="0"/>
           <w:lang w:eastAsia="es-PE"/>
-          <ns2:ligatures ns2:val="none"/>
+          <w14:ligatures w14:val="none"/>
         </w:rPr>
         <w:t>La Secretaría Técnica de la Comisión de Protección al Consumidor 1 (en adelante, la Secretaría Técnica), en ejercicio de sus facultades</w:t>
       </w:r>
@@ -3001,7 +2938,7 @@
           <w:rFonts w:ascii="Arial Narrow" w:eastAsia="Arial Narrow" w:hAnsi="Arial Narrow" w:cs="Arial Narrow"/>
           <w:kern w:val="0"/>
           <w:vertAlign w:val="superscript"/>
-          <ns2:ligatures ns2:val="none"/>
+          <w14:ligatures w14:val="none"/>
         </w:rPr>
         <w:footnoteReference w:id="2"/>
       </w:r>
@@ -3011,7 +2948,7 @@
           <w:color w:val="000000"/>
           <w:kern w:val="0"/>
           <w:lang w:eastAsia="es-PE"/>
-          <ns2:ligatures ns2:val="none"/>
+          <w14:ligatures w14:val="none"/>
         </w:rPr>
         <w:t xml:space="preserve">, </w:t>
       </w:r>
@@ -3021,7 +2958,7 @@
           <w:color w:val="000000"/>
           <w:kern w:val="0"/>
           <w:lang w:eastAsia="es-PE"/>
-          <ns2:ligatures ns2:val="none"/>
+          <w14:ligatures w14:val="none"/>
         </w:rPr>
         <w:t xml:space="preserve">considera </w:t>
       </w:r>
@@ -3029,7 +2966,7 @@
         <w:rPr>
           <w:rFonts w:ascii="Arial Narrow" w:eastAsia="Arial Narrow" w:hAnsi="Arial Narrow" w:cs="Arial Narrow"/>
           <w:kern w:val="0"/>
-          <ns2:ligatures ns2:val="none"/>
+          <w14:ligatures w14:val="none"/>
         </w:rPr>
         <w:t xml:space="preserve">que el hecho denunciado, </w:t>
       </w:r>
@@ -3038,7 +2975,7 @@
         <w:rPr>
           <w:rFonts w:ascii="Arial Narrow" w:eastAsia="Arial Narrow" w:hAnsi="Arial Narrow" w:cs="Arial Narrow"/>
           <w:kern w:val="0"/>
-          <ns2:ligatures ns2:val="none"/>
+          <w14:ligatures w14:val="none"/>
         </w:rPr>
         <w:t xml:space="preserve">consistente en que </w:t>
       </w:r>
@@ -3052,7 +2989,7 @@
           <w:kern w:val="0"/>
           <w:shd w:val="clear" w:color="auto" w:fill="FFFFFF"/>
           <w:lang w:eastAsia="es-PE"/>
-          <ns2:ligatures ns2:val="none"/>
+          <w14:ligatures w14:val="none"/>
         </w:rPr>
         <w:t xml:space="preserve">la compañía aseguradora habría realizado una liquidación inadecuada de la Póliza </w:t>
       </w:r>
@@ -3064,7 +3001,7 @@
           <w:kern w:val="0"/>
           <w:shd w:val="clear" w:color="auto" w:fill="FFFFFF"/>
           <w:lang w:eastAsia="es-PE"/>
-          <ns2:ligatures ns2:val="none"/>
+          <w14:ligatures w14:val="none"/>
         </w:rPr>
         <w:t/>
       </w:r>
@@ -3076,7 +3013,7 @@
           <w:kern w:val="0"/>
           <w:shd w:val="clear" w:color="auto" w:fill="FFFFFF"/>
           <w:lang w:eastAsia="es-PE"/>
-          <ns2:ligatures ns2:val="none"/>
+          <w14:ligatures w14:val="none"/>
         </w:rPr>
         <w:t xml:space="preserve"> 6101459900039 del Seguro de Vida Ley en virtud del fallecimiento del Carlos Arnold del Águila Bartra.</w:t>
       </w:r>
@@ -3084,7 +3021,7 @@
         <w:rPr>
           <w:rFonts w:ascii="Arial Narrow" w:eastAsia="Arial Narrow" w:hAnsi="Arial Narrow" w:cs="Arial Narrow"/>
           <w:kern w:val="0"/>
-          <ns2:ligatures ns2:val="none"/>
+          <w14:ligatures w14:val="none"/>
         </w:rPr>
         <w:t>; involucraría una presunta afectación a sus expectativas, quien no habría encontrado una correspondencia entre lo que esperaba recibir de parte del proveedor y lo que realmente recibió. Por consiguiente, corresponde calificar el hecho materia de denuncia como una presunta infracción al deber de idoneidad, tipificado en los artículos 18</w:t>
       </w:r>
@@ -3094,7 +3031,7 @@
           <w:color w:val="000000"/>
           <w:kern w:val="0"/>
           <w:lang w:eastAsia="es-PE"/>
-          <ns2:ligatures ns2:val="none"/>
+          <w14:ligatures w14:val="none"/>
         </w:rPr>
         <w:t/>
       </w:r>
@@ -3102,7 +3039,7 @@
         <w:rPr>
           <w:rFonts w:ascii="Arial Narrow" w:eastAsia="Arial Narrow" w:hAnsi="Arial Narrow" w:cs="Arial Narrow"/>
           <w:kern w:val="0"/>
-          <ns2:ligatures ns2:val="none"/>
+          <w14:ligatures w14:val="none"/>
         </w:rPr>
         <w:t xml:space="preserve"> y 19</w:t>
       </w:r>
@@ -3112,7 +3049,7 @@
           <w:color w:val="000000"/>
           <w:kern w:val="0"/>
           <w:lang w:eastAsia="es-PE"/>
-          <ns2:ligatures ns2:val="none"/>
+          <w14:ligatures w14:val="none"/>
         </w:rPr>
         <w:t/>
       </w:r>
@@ -3120,7 +3057,7 @@
         <w:rPr>
           <w:rFonts w:ascii="Arial Narrow" w:eastAsia="Arial Narrow" w:hAnsi="Arial Narrow" w:cs="Arial Narrow"/>
           <w:kern w:val="0"/>
-          <ns2:ligatures ns2:val="none"/>
+          <w14:ligatures w14:val="none"/>
         </w:rPr>
         <w:t xml:space="preserve"> del Código</w:t>
       </w:r>
@@ -3132,7 +3069,7 @@
           <w:rFonts w:ascii="Arial Narrow" w:eastAsia="Arial Narrow" w:hAnsi="Arial Narrow" w:cs="Arial"/>
           <w:kern w:val="0"/>
           <w:vertAlign w:val="superscript"/>
-          <ns2:ligatures ns2:val="none"/>
+          <w14:ligatures w14:val="none"/>
         </w:rPr>
         <w:footnoteReference w:id="3"/>
       </w:r>
@@ -3141,13 +3078,13 @@
         <w:rPr>
           <w:rFonts w:ascii="Arial Narrow" w:eastAsia="Arial Narrow" w:hAnsi="Arial Narrow" w:cs="Arial Narrow"/>
           <w:kern w:val="0"/>
-          <ns2:ligatures ns2:val="none"/>
+          <w14:ligatures w14:val="none"/>
         </w:rPr>
         <w:t>.</w:t>
       </w:r>
       <w:bookmarkEnd w:id="8"/>
     </w:p>
-    <w:p ns2:paraId="116891C0" ns2:textId="77777777">
+    <w:p>
       <w:pPr>
         <w:pStyle w:val="Prrafodelista"/>
         <w:spacing w:after="0" w:line="240" w:lineRule="auto"/>
@@ -3156,11 +3093,11 @@
         <w:rPr>
           <w:rFonts w:ascii="Arial Narrow" w:eastAsia="Arial Narrow" w:hAnsi="Arial Narrow" w:cs="Arial Narrow"/>
           <w:kern w:val="0"/>
-          <ns2:ligatures ns2:val="none"/>
-        </w:rPr>
-      </w:pPr>
-    </w:p>
-    <w:p ns2:paraId="7A2CF596" ns2:textId="32ED08A4">
+          <w14:ligatures w14:val="none"/>
+        </w:rPr>
+      </w:pPr>
+    </w:p>
+    <w:p>
       <w:pPr>
         <w:pStyle w:val="Prrafodelista"/>
         <w:numPr>
@@ -3173,7 +3110,7 @@
         <w:rPr>
           <w:rFonts w:ascii="Arial Narrow" w:eastAsia="Arial Narrow" w:hAnsi="Arial Narrow" w:cs="Arial Narrow"/>
           <w:kern w:val="0"/>
-          <ns2:ligatures ns2:val="none"/>
+          <w14:ligatures w14:val="none"/>
         </w:rPr>
       </w:pPr>
       <w:bookmarkStart w:id="11" w:name="_Hlk213150180"/>
@@ -3181,7 +3118,7 @@
         <w:rPr>
           <w:rFonts w:ascii="Arial Narrow" w:eastAsia="Arial Narrow" w:hAnsi="Arial Narrow" w:cs="Arial Narrow"/>
           <w:kern w:val="0"/>
-          <ns2:ligatures ns2:val="none"/>
+          <w14:ligatures w14:val="none"/>
         </w:rPr>
         <w:t xml:space="preserve">Así también, la Secretaría Técnica, en ejercicio de sus facultades, considera que el hecho denunciado, consistente en que la compañía aseguradora habría dilatado la atención de la solicitud de cobertura presentada por la denunciante por el fallecimiento del señor [APELLIDO] del Águila Bartra en virtud de la Póliza del Seguro de Vida 6101459900039; involucraría una presunta afectación a sus expectativas, quien no habría encontrado una correspondencia entre lo que esperaba recibir de parte del proveedor y lo que realmente recibió. Por consiguiente, corresponde calificar el hecho materia de denuncia como una presunta infracción al deber de idoneidad, tipificado en los artículos 18 y 19 del Código. </w:t>
       </w:r>
@@ -3191,7 +3128,7 @@
           <w:color w:val="000000"/>
           <w:kern w:val="0"/>
           <w:lang w:eastAsia="es-PE"/>
-          <ns2:ligatures ns2:val="none"/>
+          <w14:ligatures w14:val="none"/>
         </w:rPr>
         <w:t xml:space="preserve"/>
       </w:r>
@@ -3199,7 +3136,7 @@
         <w:rPr>
           <w:rFonts w:ascii="Arial Narrow" w:eastAsia="Arial Narrow" w:hAnsi="Arial Narrow" w:cs="Arial Narrow"/>
           <w:kern w:val="0"/>
-          <ns2:ligatures ns2:val="none"/>
+          <w14:ligatures w14:val="none"/>
         </w:rPr>
         <w:t xml:space="preserve"/>
       </w:r>
@@ -3211,7 +3148,7 @@
           <w:kern w:val="0"/>
           <w:shd w:val="clear" w:color="auto" w:fill="FFFFFF"/>
           <w:lang w:eastAsia="es-PE"/>
-          <ns2:ligatures ns2:val="none"/>
+          <w14:ligatures w14:val="none"/>
         </w:rPr>
         <w:t xml:space="preserve"/>
       </w:r>
@@ -3223,7 +3160,7 @@
           <w:kern w:val="0"/>
           <w:shd w:val="clear" w:color="auto" w:fill="FFFFFF"/>
           <w:lang w:eastAsia="es-PE"/>
-          <ns2:ligatures ns2:val="none"/>
+          <w14:ligatures w14:val="none"/>
         </w:rPr>
         <w:t/>
       </w:r>
@@ -3235,7 +3172,7 @@
           <w:kern w:val="0"/>
           <w:shd w:val="clear" w:color="auto" w:fill="FFFFFF"/>
           <w:lang w:eastAsia="es-PE"/>
-          <ns2:ligatures ns2:val="none"/>
+          <w14:ligatures w14:val="none"/>
         </w:rPr>
         <w:t xml:space="preserve"/>
       </w:r>
@@ -3243,7 +3180,7 @@
         <w:rPr>
           <w:rFonts w:ascii="Arial Narrow" w:eastAsia="Arial Narrow" w:hAnsi="Arial Narrow" w:cs="Arial Narrow"/>
           <w:kern w:val="0"/>
-          <ns2:ligatures ns2:val="none"/>
+          <w14:ligatures w14:val="none"/>
         </w:rPr>
         <w:t xml:space="preserve"/>
       </w:r>
@@ -3251,7 +3188,7 @@
         <w:rPr>
           <w:rFonts w:ascii="Arial Narrow" w:eastAsia="Arial Narrow" w:hAnsi="Arial Narrow" w:cs="Arial Narrow"/>
           <w:kern w:val="0"/>
-          <ns2:ligatures ns2:val="none"/>
+          <w14:ligatures w14:val="none"/>
         </w:rPr>
         <w:lastRenderedPageBreak/>
         <w:t/>
@@ -3262,7 +3199,7 @@
           <w:color w:val="000000"/>
           <w:kern w:val="0"/>
           <w:lang w:eastAsia="es-PE"/>
-          <ns2:ligatures ns2:val="none"/>
+          <w14:ligatures w14:val="none"/>
         </w:rPr>
         <w:t/>
       </w:r>
@@ -3270,7 +3207,7 @@
         <w:rPr>
           <w:rFonts w:ascii="Arial Narrow" w:eastAsia="Arial Narrow" w:hAnsi="Arial Narrow" w:cs="Arial Narrow"/>
           <w:kern w:val="0"/>
-          <ns2:ligatures ns2:val="none"/>
+          <w14:ligatures w14:val="none"/>
         </w:rPr>
         <w:t xml:space="preserve"/>
       </w:r>
@@ -3280,7 +3217,7 @@
           <w:color w:val="000000"/>
           <w:kern w:val="0"/>
           <w:lang w:eastAsia="es-PE"/>
-          <ns2:ligatures ns2:val="none"/>
+          <w14:ligatures w14:val="none"/>
         </w:rPr>
         <w:t/>
       </w:r>
@@ -3288,7 +3225,7 @@
         <w:rPr>
           <w:rFonts w:ascii="Arial Narrow" w:eastAsia="Arial Narrow" w:hAnsi="Arial Narrow" w:cs="Arial Narrow"/>
           <w:kern w:val="0"/>
-          <ns2:ligatures ns2:val="none"/>
+          <w14:ligatures w14:val="none"/>
         </w:rPr>
         <w:t xml:space="preserve"/>
       </w:r>
@@ -3299,14 +3236,14 @@
           <w:color w:val="000000"/>
           <w:kern w:val="0"/>
           <w:lang w:eastAsia="es-PE"/>
-          <ns2:ligatures ns2:val="none"/>
+          <w14:ligatures w14:val="none"/>
         </w:rPr>
         <w:t xml:space="preserve"/>
       </w:r>
       <w:bookmarkStart w:id="12" w:name="_Hlk215162008"/>
       <w:bookmarkEnd w:id="1"/>
     </w:p>
-    <w:p ns2:paraId="59C3C215" ns2:textId="77777777">
+    <w:p>
       <w:pPr>
         <w:pStyle w:val="Prrafodelista"/>
         <w:spacing w:after="0" w:line="240" w:lineRule="auto"/>
@@ -3315,13 +3252,13 @@
         <w:rPr>
           <w:rFonts w:ascii="Arial Narrow" w:eastAsia="Arial Narrow" w:hAnsi="Arial Narrow" w:cs="Arial Narrow"/>
           <w:kern w:val="0"/>
-          <ns2:ligatures ns2:val="none"/>
+          <w14:ligatures w14:val="none"/>
         </w:rPr>
       </w:pPr>
       <w:bookmarkStart w:id="13" w:name="_Hlk214962902"/>
       <w:bookmarkStart w:id="14" w:name="_Hlk214559009"/>
     </w:p>
-    <w:p ns2:paraId="07559B21" ns2:textId="30E8D2B4">
+    <w:p>
       <w:pPr>
         <w:pStyle w:val="Prrafodelista"/>
         <w:numPr>
@@ -3334,14 +3271,14 @@
         <w:rPr>
           <w:rFonts w:ascii="Arial Narrow" w:eastAsia="Arial Narrow" w:hAnsi="Arial Narrow" w:cs="Arial Narrow"/>
           <w:kern w:val="0"/>
-          <ns2:ligatures ns2:val="none"/>
-        </w:rPr>
-      </w:pPr>
-      <w:r>
-        <w:rPr>
-          <w:rFonts w:ascii="Arial Narrow" w:eastAsia="Arial Narrow" w:hAnsi="Arial Narrow" w:cs="Arial Narrow"/>
-          <w:kern w:val="0"/>
-          <ns2:ligatures ns2:val="none"/>
+          <w14:ligatures w14:val="none"/>
+        </w:rPr>
+      </w:pPr>
+      <w:r>
+        <w:rPr>
+          <w:rFonts w:ascii="Arial Narrow" w:eastAsia="Arial Narrow" w:hAnsi="Arial Narrow" w:cs="Arial Narrow"/>
+          <w:kern w:val="0"/>
+          <w14:ligatures w14:val="none"/>
         </w:rPr>
         <w:t xml:space="preserve">Asimismo, la Secretaría Técnica, en ejercicio de sus facultades, considera que el hecho denunciado, consistente en que </w:t>
       </w:r>
@@ -3353,7 +3290,7 @@
           <w:kern w:val="0"/>
           <w:shd w:val="clear" w:color="auto" w:fill="FFFFFF"/>
           <w:lang w:eastAsia="es-PE"/>
-          <ns2:ligatures ns2:val="none"/>
+          <w14:ligatures w14:val="none"/>
         </w:rPr>
         <w:t xml:space="preserve">la compañía aseguradora el 18 de noviembre de 2025 habría rechazado indebidamente a la denunciante la solicitud de reconsideración de liquidación de la Póliza del Seguro de Vida </w:t>
       </w:r>
@@ -3365,7 +3302,7 @@
           <w:kern w:val="0"/>
           <w:shd w:val="clear" w:color="auto" w:fill="FFFFFF"/>
           <w:lang w:eastAsia="es-PE"/>
-          <ns2:ligatures ns2:val="none"/>
+          <w14:ligatures w14:val="none"/>
         </w:rPr>
         <w:t/>
       </w:r>
@@ -3377,7 +3314,7 @@
           <w:kern w:val="0"/>
           <w:shd w:val="clear" w:color="auto" w:fill="FFFFFF"/>
           <w:lang w:eastAsia="es-PE"/>
-          <ns2:ligatures ns2:val="none"/>
+          <w14:ligatures w14:val="none"/>
         </w:rPr>
         <w:t xml:space="preserve"> 6101459900039, alegando que no fue presentado por el canal correcto</w:t>
       </w:r>
@@ -3385,7 +3322,7 @@
         <w:rPr>
           <w:rFonts w:ascii="Arial Narrow" w:eastAsia="Arial Narrow" w:hAnsi="Arial Narrow" w:cs="Arial Narrow"/>
           <w:kern w:val="0"/>
-          <ns2:ligatures ns2:val="none"/>
+          <w14:ligatures w14:val="none"/>
         </w:rPr>
         <w:t>; involucraría una presunta afectación a sus expectativas, quien no habría encontrado una correspondencia entre lo que esperaba recibir de parte del proveedor y lo que realmente recibió. Por consiguiente, corresponde calificar el hecho materia de denuncia como una presunta infracción al deber de idoneidad, tipificado en los artículos 18</w:t>
       </w:r>
@@ -3395,7 +3332,7 @@
           <w:color w:val="000000"/>
           <w:kern w:val="0"/>
           <w:lang w:eastAsia="es-PE"/>
-          <ns2:ligatures ns2:val="none"/>
+          <w14:ligatures w14:val="none"/>
         </w:rPr>
         <w:t/>
       </w:r>
@@ -3403,7 +3340,7 @@
         <w:rPr>
           <w:rFonts w:ascii="Arial Narrow" w:eastAsia="Arial Narrow" w:hAnsi="Arial Narrow" w:cs="Arial Narrow"/>
           <w:kern w:val="0"/>
-          <ns2:ligatures ns2:val="none"/>
+          <w14:ligatures w14:val="none"/>
         </w:rPr>
         <w:t xml:space="preserve"> y 19</w:t>
       </w:r>
@@ -3413,7 +3350,7 @@
           <w:color w:val="000000"/>
           <w:kern w:val="0"/>
           <w:lang w:eastAsia="es-PE"/>
-          <ns2:ligatures ns2:val="none"/>
+          <w14:ligatures w14:val="none"/>
         </w:rPr>
         <w:t/>
       </w:r>
@@ -3421,7 +3358,7 @@
         <w:rPr>
           <w:rFonts w:ascii="Arial Narrow" w:eastAsia="Arial Narrow" w:hAnsi="Arial Narrow" w:cs="Arial Narrow"/>
           <w:kern w:val="0"/>
-          <ns2:ligatures ns2:val="none"/>
+          <w14:ligatures w14:val="none"/>
         </w:rPr>
         <w:t xml:space="preserve"> del Código</w:t>
       </w:r>
@@ -3432,7 +3369,7 @@
           <w:color w:val="000000"/>
           <w:kern w:val="0"/>
           <w:lang w:eastAsia="es-PE"/>
-          <ns2:ligatures ns2:val="none"/>
+          <w14:ligatures w14:val="none"/>
         </w:rPr>
         <w:t xml:space="preserve">. </w:t>
       </w:r>
@@ -3441,7 +3378,7 @@
     <w:bookmarkEnd w:id="9"/>
     <w:bookmarkEnd w:id="12"/>
     <w:bookmarkEnd w:id="14"/>
-    <w:p ns2:paraId="432038D6" ns2:textId="0A9F6D75">
+    <w:p>
       <w:pPr>
         <w:spacing w:after="0" w:line="240" w:lineRule="auto"/>
         <w:jc w:val="both"/>
@@ -3449,12 +3386,12 @@
           <w:rFonts w:ascii="Arial Narrow" w:eastAsia="Calibri" w:hAnsi="Arial Narrow" w:cs="Arial Narrow"/>
           <w:kern w:val="0"/>
           <w:lang w:eastAsia="es-PE"/>
-          <ns2:ligatures ns2:val="none"/>
+          <w14:ligatures w14:val="none"/>
         </w:rPr>
       </w:pPr>
     </w:p>
     <w:bookmarkEnd w:id="2"/>
-    <w:p ns2:paraId="463134E5" ns2:textId="77777777">
+    <w:p>
       <w:pPr>
         <w:pStyle w:val="Prrafodelista"/>
         <w:numPr>
@@ -3468,7 +3405,7 @@
           <w:rFonts w:ascii="Arial Narrow" w:eastAsia="Calibri" w:hAnsi="Arial Narrow" w:cs="Arial Narrow"/>
           <w:kern w:val="0"/>
           <w:lang w:eastAsia="es-PE"/>
-          <ns2:ligatures ns2:val="none"/>
+          <w14:ligatures w14:val="none"/>
         </w:rPr>
       </w:pPr>
       <w:r>
@@ -3477,7 +3414,7 @@
           <w:color w:val="000000"/>
           <w:kern w:val="0"/>
           <w:lang w:eastAsia="es-PE"/>
-          <ns2:ligatures ns2:val="none"/>
+          <w14:ligatures w14:val="none"/>
         </w:rPr>
         <w:t>En tanto la denuncia reúne los requisitos establecidos por la norma citada, corresponde admitirla a trámite</w:t>
       </w:r>
@@ -3487,7 +3424,7 @@
           <w:rFonts w:ascii="Arial Narrow" w:eastAsia="Arial Narrow" w:hAnsi="Arial Narrow" w:cs="Arial Narrow"/>
           <w:kern w:val="0"/>
           <w:vertAlign w:val="superscript"/>
-          <ns2:ligatures ns2:val="none"/>
+          <w14:ligatures w14:val="none"/>
         </w:rPr>
         <w:footnoteReference w:id="4"/>
       </w:r>
@@ -3497,13 +3434,13 @@
           <w:color w:val="000000"/>
           <w:kern w:val="0"/>
           <w:lang w:eastAsia="es-PE"/>
-          <ns2:ligatures ns2:val="none"/>
+          <w14:ligatures w14:val="none"/>
         </w:rPr>
         <w:t>.</w:t>
       </w:r>
       <w:bookmarkStart w:id="15" w:name="_Hlk214963039"/>
     </w:p>
-    <w:p ns2:paraId="68C71625" ns2:textId="77777777">
+    <w:p>
       <w:pPr>
         <w:spacing w:after="0" w:line="240" w:lineRule="auto"/>
         <w:ind w:left="567"/>
@@ -3514,12 +3451,12 @@
           <w:color w:val="000000"/>
           <w:kern w:val="0"/>
           <w:lang w:eastAsia="es-PE"/>
-          <ns2:ligatures ns2:val="none"/>
+          <w14:ligatures w14:val="none"/>
         </w:rPr>
       </w:pPr>
       <w:bookmarkStart w:id="16" w:name="_Hlk214963071"/>
     </w:p>
-    <w:p ns2:paraId="38A98B4B" ns2:textId="77777777">
+    <w:p>
       <w:pPr>
         <w:pStyle w:val="Prrafodelista"/>
         <w:numPr>
@@ -3539,17 +3476,17 @@
           <w:color w:val="000000"/>
           <w:kern w:val="0"/>
           <w:lang w:eastAsia="es-PE"/>
-          <ns2:ligatures ns2:val="none"/>
-        </w:rPr>
-      </w:pPr>
-      <w:r>
-        <w:rPr>
-          <w:rFonts w:ascii="Arial Narrow" w:eastAsia="Arial Narrow" w:hAnsi="Arial Narrow" w:cs="Arial Narrow"/>
-          <w:b/>
-          <w:color w:val="000000"/>
-          <w:kern w:val="0"/>
-          <w:lang w:eastAsia="es-PE"/>
-          <ns2:ligatures ns2:val="none"/>
+          <w14:ligatures w14:val="none"/>
+        </w:rPr>
+      </w:pPr>
+      <w:r>
+        <w:rPr>
+          <w:rFonts w:ascii="Arial Narrow" w:eastAsia="Arial Narrow" w:hAnsi="Arial Narrow" w:cs="Arial Narrow"/>
+          <w:b/>
+          <w:color w:val="000000"/>
+          <w:kern w:val="0"/>
+          <w:lang w:eastAsia="es-PE"/>
+          <w14:ligatures w14:val="none"/>
         </w:rPr>
         <w:t>REQUERIMIENTO DE INFORMACI</w:t>
       </w:r>
@@ -3560,7 +3497,7 @@
           <w:color w:val="000000"/>
           <w:kern w:val="0"/>
           <w:lang w:eastAsia="es-PE"/>
-          <ns2:ligatures ns2:val="none"/>
+          <w14:ligatures w14:val="none"/>
         </w:rPr>
         <w:t>Ó</w:t>
       </w:r>
@@ -3571,12 +3508,12 @@
           <w:color w:val="000000"/>
           <w:kern w:val="0"/>
           <w:lang w:eastAsia="es-PE"/>
-          <ns2:ligatures ns2:val="none"/>
+          <w14:ligatures w14:val="none"/>
         </w:rPr>
         <w:t>N</w:t>
       </w:r>
     </w:p>
-    <w:p ns2:paraId="5B518DC4" ns2:textId="77777777">
+    <w:p>
       <w:pPr>
         <w:spacing w:after="0" w:line="240" w:lineRule="auto"/>
         <w:jc w:val="both"/>
@@ -3585,11 +3522,11 @@
           <w:color w:val="000000"/>
           <w:kern w:val="0"/>
           <w:lang w:val="es-ES" w:eastAsia="es-ES"/>
-          <ns2:ligatures ns2:val="none"/>
-        </w:rPr>
-      </w:pPr>
-    </w:p>
-    <w:p ns2:paraId="62B88A04" ns2:textId="17F2CC34">
+          <w14:ligatures w14:val="none"/>
+        </w:rPr>
+      </w:pPr>
+    </w:p>
+    <w:p>
       <w:pPr>
         <w:pStyle w:val="Prrafodelista"/>
         <w:numPr>
@@ -3604,7 +3541,7 @@
           <w:color w:val="000000"/>
           <w:kern w:val="0"/>
           <w:lang w:val="es-ES" w:eastAsia="es-ES"/>
-          <ns2:ligatures ns2:val="none"/>
+          <w14:ligatures w14:val="none"/>
         </w:rPr>
       </w:pPr>
       <w:r>
@@ -3613,7 +3550,7 @@
           <w:color w:val="000000"/>
           <w:kern w:val="0"/>
           <w:lang w:val="es-ES" w:eastAsia="es-ES"/>
-          <ns2:ligatures ns2:val="none"/>
+          <w14:ligatures w14:val="none"/>
         </w:rPr>
         <w:t xml:space="preserve">A efectos de tener mayores elementos </w:t>
       </w:r>
@@ -3624,7 +3561,7 @@
           <w:color w:val="000000"/>
           <w:kern w:val="0"/>
           <w:lang w:val="es-ES" w:eastAsia="es-ES"/>
-          <ns2:ligatures ns2:val="none"/>
+          <w14:ligatures w14:val="none"/>
         </w:rPr>
         <w:t xml:space="preserve">que sirvan para la resolución definitiva del presente caso, la Secretaría Técnica, en ejercicio de las facultades que la ley le confiere, </w:t>
       </w:r>
@@ -3634,7 +3571,7 @@
           <w:color w:val="000000"/>
           <w:kern w:val="0"/>
           <w:lang w:val="es-ES" w:eastAsia="es-ES"/>
-          <ns2:ligatures ns2:val="none"/>
+          <w14:ligatures w14:val="none"/>
         </w:rPr>
         <w:t xml:space="preserve">conviene requerir </w:t>
       </w:r>
@@ -3644,7 +3581,7 @@
           <w:color w:val="000000"/>
           <w:kern w:val="0"/>
           <w:lang w:val="es-ES" w:eastAsia="es-ES"/>
-          <ns2:ligatures ns2:val="none"/>
+          <w14:ligatures w14:val="none"/>
         </w:rPr>
         <w:t>a la compañía aseguradora</w:t>
       </w:r>
@@ -3654,7 +3591,7 @@
           <w:color w:val="000000"/>
           <w:kern w:val="0"/>
           <w:lang w:val="es-ES" w:eastAsia="es-ES"/>
-          <ns2:ligatures ns2:val="none"/>
+          <w14:ligatures w14:val="none"/>
         </w:rPr>
         <w:t xml:space="preserve"> que, en un</w:t>
       </w:r>
@@ -3664,7 +3601,7 @@
           <w:color w:val="000000"/>
           <w:kern w:val="0"/>
           <w:lang w:val="es-ES" w:eastAsia="es-ES"/>
-          <ns2:ligatures ns2:val="none"/>
+          <w14:ligatures w14:val="none"/>
         </w:rPr>
         <w:t xml:space="preserve"> plazo no mayor de cinco (5) días hábiles </w:t>
       </w:r>
@@ -3674,7 +3611,7 @@
           <w:color w:val="000000"/>
           <w:kern w:val="0"/>
           <w:lang w:val="es-ES" w:eastAsia="es-ES"/>
-          <ns2:ligatures ns2:val="none"/>
+          <w14:ligatures w14:val="none"/>
         </w:rPr>
         <w:t xml:space="preserve">contado a partir del día siguiente de la notificación de la presente resolución, cumpla con lo siguiente: </w:t>
       </w:r>
@@ -3684,7 +3621,7 @@
           <w:color w:val="000000"/>
           <w:kern w:val="0"/>
           <w:lang w:val="es-ES" w:eastAsia="es-ES"/>
-          <ns2:ligatures ns2:val="none"/>
+          <w14:ligatures w14:val="none"/>
         </w:rPr>
         <w:t xml:space="preserve">(i) presentar una copia completa, legible y debidamente suscrita de la Póliza </w:t>
       </w:r>
@@ -3695,7 +3632,7 @@
           <w:color w:val="000000"/>
           <w:kern w:val="0"/>
           <w:lang w:val="es-ES" w:eastAsia="es-ES"/>
-          <ns2:ligatures ns2:val="none"/>
+          <w14:ligatures w14:val="none"/>
         </w:rPr>
         <w:t/>
       </w:r>
@@ -3706,7 +3643,7 @@
           <w:color w:val="000000"/>
           <w:kern w:val="0"/>
           <w:lang w:val="es-ES" w:eastAsia="es-ES"/>
-          <ns2:ligatures ns2:val="none"/>
+          <w14:ligatures w14:val="none"/>
         </w:rPr>
         <w:t xml:space="preserve"> 6101459900039 del Seguro de Vida Ley, así como el cargo de remisión de la póliza; (</w:t>
       </w:r>
@@ -3717,7 +3654,7 @@
           <w:color w:val="000000"/>
           <w:kern w:val="0"/>
           <w:lang w:val="es-ES" w:eastAsia="es-ES"/>
-          <ns2:ligatures ns2:val="none"/>
+          <w14:ligatures w14:val="none"/>
         </w:rPr>
         <w:t>ii</w:t>
       </w:r>
@@ -3728,7 +3665,7 @@
           <w:color w:val="000000"/>
           <w:kern w:val="0"/>
           <w:lang w:val="es-ES" w:eastAsia="es-ES"/>
-          <ns2:ligatures ns2:val="none"/>
+          <w14:ligatures w14:val="none"/>
         </w:rPr>
         <w:t>) presentar los medios probatorios que acrediten que el cálculo de la indemnización consignada en la liquidación comunicada el 13 de noviembre de 2025 fue justificada; y, (</w:t>
       </w:r>
@@ -3739,7 +3676,7 @@
           <w:color w:val="000000"/>
           <w:kern w:val="0"/>
           <w:lang w:val="es-ES" w:eastAsia="es-ES"/>
-          <ns2:ligatures ns2:val="none"/>
+          <w14:ligatures w14:val="none"/>
         </w:rPr>
         <w:t>iii</w:t>
       </w:r>
@@ -3750,7 +3687,7 @@
           <w:color w:val="000000"/>
           <w:kern w:val="0"/>
           <w:lang w:val="es-ES" w:eastAsia="es-ES"/>
-          <ns2:ligatures ns2:val="none"/>
+          <w14:ligatures w14:val="none"/>
         </w:rPr>
         <w:t>) presentar todas las comunicaciones cursadas con la parte denunciante en virtud de los hechos materia de denuncia</w:t>
       </w:r>
@@ -3760,7 +3697,7 @@
           <w:color w:val="000000"/>
           <w:kern w:val="0"/>
           <w:lang w:val="es-ES" w:eastAsia="es-ES"/>
-          <ns2:ligatures ns2:val="none"/>
+          <w14:ligatures w14:val="none"/>
         </w:rPr>
         <w:t>.</w:t>
       </w:r>
@@ -3770,13 +3707,13 @@
           <w:color w:val="000000"/>
           <w:kern w:val="0"/>
           <w:lang w:eastAsia="es-ES"/>
-          <ns2:ligatures ns2:val="none"/>
+          <w14:ligatures w14:val="none"/>
         </w:rPr>
         <w:t xml:space="preserve"> </w:t>
       </w:r>
     </w:p>
     <w:bookmarkEnd w:id="16"/>
-    <w:p ns2:paraId="5C93B848" ns2:textId="77777777">
+    <w:p>
       <w:pPr>
         <w:pStyle w:val="Prrafodelista"/>
         <w:spacing w:after="0" w:line="240" w:lineRule="auto"/>
@@ -3787,11 +3724,11 @@
           <w:color w:val="000000"/>
           <w:kern w:val="0"/>
           <w:lang w:val="es-ES" w:eastAsia="es-ES"/>
-          <ns2:ligatures ns2:val="none"/>
-        </w:rPr>
-      </w:pPr>
-    </w:p>
-    <w:p ns2:paraId="2A119386" ns2:textId="77777777">
+          <w14:ligatures w14:val="none"/>
+        </w:rPr>
+      </w:pPr>
+    </w:p>
+    <w:p>
       <w:pPr>
         <w:pStyle w:val="Prrafodelista"/>
         <w:numPr>
@@ -3811,36 +3748,36 @@
           <w:color w:val="000000"/>
           <w:kern w:val="0"/>
           <w:lang w:eastAsia="es-PE"/>
-          <ns2:ligatures ns2:val="none"/>
-        </w:rPr>
-      </w:pPr>
-      <w:r>
-        <w:rPr>
-          <w:rFonts w:ascii="Arial Narrow" w:eastAsia="Arial Narrow" w:hAnsi="Arial Narrow" w:cs="Arial Narrow"/>
-          <w:b/>
-          <w:color w:val="000000"/>
-          <w:kern w:val="0"/>
-          <w:lang w:eastAsia="es-PE"/>
-          <ns2:ligatures ns2:val="none"/>
+          <w14:ligatures w14:val="none"/>
+        </w:rPr>
+      </w:pPr>
+      <w:r>
+        <w:rPr>
+          <w:rFonts w:ascii="Arial Narrow" w:eastAsia="Arial Narrow" w:hAnsi="Arial Narrow" w:cs="Arial Narrow"/>
+          <w:b/>
+          <w:color w:val="000000"/>
+          <w:kern w:val="0"/>
+          <w:lang w:eastAsia="es-PE"/>
+          <w14:ligatures w14:val="none"/>
         </w:rPr>
         <w:t xml:space="preserve">RESOLUCIÓN DE LA SECRETARÍA TÉCNICA </w:t>
       </w:r>
     </w:p>
-    <w:p ns2:paraId="7F554EB2" ns2:textId="77777777">
-      <w:pPr>
-        <w:spacing w:after="0" w:line="240" w:lineRule="auto"/>
-        <w:jc w:val="both"/>
-        <w:rPr>
-          <w:rFonts w:ascii="Arial Narrow" w:eastAsia="Arial Narrow" w:hAnsi="Arial Narrow" w:cs="Arial Narrow"/>
-          <w:b/>
-          <w:color w:val="000000"/>
-          <w:kern w:val="0"/>
-          <w:lang w:eastAsia="es-PE"/>
-          <ns2:ligatures ns2:val="none"/>
-        </w:rPr>
-      </w:pPr>
-    </w:p>
-    <w:p ns2:paraId="39215327" ns2:textId="51788216">
+    <w:p>
+      <w:pPr>
+        <w:spacing w:after="0" w:line="240" w:lineRule="auto"/>
+        <w:jc w:val="both"/>
+        <w:rPr>
+          <w:rFonts w:ascii="Arial Narrow" w:eastAsia="Arial Narrow" w:hAnsi="Arial Narrow" w:cs="Arial Narrow"/>
+          <w:b/>
+          <w:color w:val="000000"/>
+          <w:kern w:val="0"/>
+          <w:lang w:eastAsia="es-PE"/>
+          <w14:ligatures w14:val="none"/>
+        </w:rPr>
+      </w:pPr>
+    </w:p>
+    <w:p>
       <w:pPr>
         <w:spacing w:after="0" w:line="240" w:lineRule="auto"/>
         <w:jc w:val="both"/>
@@ -3849,17 +3786,17 @@
           <w:color w:val="000000"/>
           <w:kern w:val="0"/>
           <w:lang w:eastAsia="es-PE"/>
-          <ns2:ligatures ns2:val="none"/>
-        </w:rPr>
-      </w:pPr>
-      <w:r>
-        <w:rPr>
-          <w:rFonts w:ascii="Arial Narrow" w:eastAsia="Arial Narrow" w:hAnsi="Arial Narrow" w:cs="Arial Narrow"/>
-          <w:b/>
-          <w:color w:val="000000"/>
-          <w:kern w:val="0"/>
-          <w:lang w:eastAsia="es-PE"/>
-          <ns2:ligatures ns2:val="none"/>
+          <w14:ligatures w14:val="none"/>
+        </w:rPr>
+      </w:pPr>
+      <w:r>
+        <w:rPr>
+          <w:rFonts w:ascii="Arial Narrow" w:eastAsia="Arial Narrow" w:hAnsi="Arial Narrow" w:cs="Arial Narrow"/>
+          <w:b/>
+          <w:color w:val="000000"/>
+          <w:kern w:val="0"/>
+          <w:lang w:eastAsia="es-PE"/>
+          <w14:ligatures w14:val="none"/>
         </w:rPr>
         <w:t xml:space="preserve">PRIMERO: admitir a trámite la denuncia del 24 de diciembre de 2025 interpuesta por la señora [DENUNCIANTE] contra Mapfre Perú Compañía de Seguros y Reaseguros S.A., por lo siguiente:</w:t>
       </w:r>
@@ -3870,7 +3807,7 @@
           <w:kern w:val="0"/>
           <w:shd w:val="clear" w:color="auto" w:fill="FFFFFF"/>
           <w:lang w:eastAsia="es-PE"/>
-          <ns2:ligatures ns2:val="none"/>
+          <w14:ligatures w14:val="none"/>
         </w:rPr>
         <w:t xml:space="preserve"/>
       </w:r>
@@ -3880,7 +3817,7 @@
           <w:color w:val="000000"/>
           <w:kern w:val="0"/>
           <w:lang w:val="es-ES" w:eastAsia="es-ES"/>
-          <ns2:ligatures ns2:val="none"/>
+          <w14:ligatures w14:val="none"/>
         </w:rPr>
         <w:t xml:space="preserve"/>
       </w:r>
@@ -3890,7 +3827,7 @@
           <w:color w:val="000000"/>
           <w:kern w:val="0"/>
           <w:lang w:val="es-ES" w:eastAsia="es-ES"/>
-          <ns2:ligatures ns2:val="none"/>
+          <w14:ligatures w14:val="none"/>
         </w:rPr>
         <w:t xml:space="preserve"/>
       </w:r>
@@ -3901,7 +3838,7 @@
           <w:kern w:val="0"/>
           <w:shd w:val="clear" w:color="auto" w:fill="FFFFFF"/>
           <w:lang w:eastAsia="es-PE"/>
-          <ns2:ligatures ns2:val="none"/>
+          <w14:ligatures w14:val="none"/>
         </w:rPr>
         <w:t xml:space="preserve"/>
       </w:r>
@@ -3911,7 +3848,7 @@
           <w:bCs/>
           <w:spacing w:val="-3"/>
           <w:kern w:val="0"/>
-          <ns2:ligatures ns2:val="none"/>
+          <w14:ligatures w14:val="none"/>
         </w:rPr>
         <w:t xml:space="preserve"/>
       </w:r>
@@ -3922,7 +3859,7 @@
           <w:kern w:val="0"/>
           <w:shd w:val="clear" w:color="auto" w:fill="FFFFFF"/>
           <w:lang w:eastAsia="es-PE"/>
-          <ns2:ligatures ns2:val="none"/>
+          <w14:ligatures w14:val="none"/>
         </w:rPr>
         <w:t xml:space="preserve"/>
       </w:r>
@@ -3933,7 +3870,7 @@
           <w:kern w:val="0"/>
           <w:shd w:val="clear" w:color="auto" w:fill="FFFFFF"/>
           <w:lang w:eastAsia="es-PE"/>
-          <ns2:ligatures ns2:val="none"/>
+          <w14:ligatures w14:val="none"/>
         </w:rPr>
         <w:t xml:space="preserve"/>
       </w:r>
@@ -3958,7 +3895,7 @@
           <w:kern w:val="0"/>
           <w:shd w:val="clear" w:color="auto" w:fill="FFFFFF"/>
           <w:lang w:eastAsia="es-PE"/>
-          <ns2:ligatures ns2:val="none"/>
+          <w14:ligatures w14:val="none"/>
         </w:rPr>
         <w:t xml:space="preserve"/>
       </w:r>
@@ -3970,23 +3907,23 @@
           <w:kern w:val="0"/>
           <w:shd w:val="clear" w:color="auto" w:fill="FFFFFF"/>
           <w:lang w:eastAsia="es-PE"/>
-          <ns2:ligatures ns2:val="none"/>
+          <w14:ligatures w14:val="none"/>
         </w:rPr>
         <w:t/>
       </w:r>
     </w:p>
-    <w:p ns2:paraId="4D12F770" ns2:textId="77777777">
+    <w:p>
       <w:pPr>
         <w:pStyle w:val="Prrafodelista"/>
         <w:rPr>
           <w:rFonts w:ascii="Arial Narrow" w:eastAsia="Arial Narrow" w:hAnsi="Arial Narrow" w:cs="Arial Narrow"/>
           <w:kern w:val="0"/>
-          <ns2:ligatures ns2:val="none"/>
+          <w14:ligatures w14:val="none"/>
         </w:rPr>
       </w:pPr>
       <w:bookmarkStart w:id="18" w:name="_Hlk215162047"/>
     </w:p>
-    <w:p ns2:paraId="459C18BA" ns2:textId="02084EDF">
+    <w:p>
       <w:pPr>
         <w:pStyle w:val="Prrafodelista"/>
         <w:numPr>
@@ -4003,14 +3940,14 @@
         <w:rPr>
           <w:rFonts w:ascii="Arial Narrow" w:eastAsia="Arial Narrow" w:hAnsi="Arial Narrow" w:cs="Arial Narrow"/>
           <w:kern w:val="0"/>
-          <ns2:ligatures ns2:val="none"/>
-        </w:rPr>
-      </w:pPr>
-      <w:r>
-        <w:rPr>
-          <w:rFonts w:ascii="Arial Narrow" w:eastAsia="Arial Narrow" w:hAnsi="Arial Narrow" w:cs="Arial Narrow"/>
-          <w:kern w:val="0"/>
-          <ns2:ligatures ns2:val="none"/>
+          <w14:ligatures w14:val="none"/>
+        </w:rPr>
+      </w:pPr>
+      <w:r>
+        <w:rPr>
+          <w:rFonts w:ascii="Arial Narrow" w:eastAsia="Arial Narrow" w:hAnsi="Arial Narrow" w:cs="Arial Narrow"/>
+          <w:kern w:val="0"/>
+          <w14:ligatures w14:val="none"/>
         </w:rPr>
         <w:t xml:space="preserve">Presunta infracción a los artículos 18 y 19 de la Ley 29571, Código de Protección y Defensa del Consumidor, en tanto </w:t>
       </w:r>
@@ -4018,7 +3955,7 @@
         <w:rPr>
           <w:rFonts w:ascii="Arial Narrow" w:eastAsia="Arial Narrow" w:hAnsi="Arial Narrow" w:cs="Arial Narrow"/>
           <w:kern w:val="0"/>
-          <ns2:ligatures ns2:val="none"/>
+          <w14:ligatures w14:val="none"/>
         </w:rPr>
         <w:t xml:space="preserve">la compañía aseguradora habría </w:t>
       </w:r>
@@ -4026,7 +3963,7 @@
         <w:rPr>
           <w:rFonts w:ascii="Arial Narrow" w:eastAsia="Arial Narrow" w:hAnsi="Arial Narrow" w:cs="Arial Narrow"/>
           <w:kern w:val="0"/>
-          <ns2:ligatures ns2:val="none"/>
+          <w14:ligatures w14:val="none"/>
         </w:rPr>
         <w:t>realizado una</w:t>
       </w:r>
@@ -4034,7 +3971,7 @@
         <w:rPr>
           <w:rFonts w:ascii="Arial Narrow" w:eastAsia="Arial Narrow" w:hAnsi="Arial Narrow" w:cs="Arial Narrow"/>
           <w:kern w:val="0"/>
-          <ns2:ligatures ns2:val="none"/>
+          <w14:ligatures w14:val="none"/>
         </w:rPr>
         <w:t xml:space="preserve"> liquidación </w:t>
       </w:r>
@@ -4042,7 +3979,7 @@
         <w:rPr>
           <w:rFonts w:ascii="Arial Narrow" w:eastAsia="Arial Narrow" w:hAnsi="Arial Narrow" w:cs="Arial Narrow"/>
           <w:kern w:val="0"/>
-          <ns2:ligatures ns2:val="none"/>
+          <w14:ligatures w14:val="none"/>
         </w:rPr>
         <w:t>inadecuada</w:t>
       </w:r>
@@ -4050,7 +3987,7 @@
         <w:rPr>
           <w:rFonts w:ascii="Arial Narrow" w:eastAsia="Arial Narrow" w:hAnsi="Arial Narrow" w:cs="Arial Narrow"/>
           <w:kern w:val="0"/>
-          <ns2:ligatures ns2:val="none"/>
+          <w14:ligatures w14:val="none"/>
         </w:rPr>
         <w:t xml:space="preserve"> de la Póliza </w:t>
       </w:r>
@@ -4059,7 +3996,7 @@
         <w:rPr>
           <w:rFonts w:ascii="Arial Narrow" w:eastAsia="Arial Narrow" w:hAnsi="Arial Narrow" w:cs="Arial Narrow"/>
           <w:kern w:val="0"/>
-          <ns2:ligatures ns2:val="none"/>
+          <w14:ligatures w14:val="none"/>
         </w:rPr>
         <w:t/>
       </w:r>
@@ -4068,7 +4005,7 @@
         <w:rPr>
           <w:rFonts w:ascii="Arial Narrow" w:eastAsia="Arial Narrow" w:hAnsi="Arial Narrow" w:cs="Arial Narrow"/>
           <w:kern w:val="0"/>
-          <ns2:ligatures ns2:val="none"/>
+          <w14:ligatures w14:val="none"/>
         </w:rPr>
         <w:t xml:space="preserve"> 6101459900039 del Seguro de Vida Ley </w:t>
       </w:r>
@@ -4076,7 +4013,7 @@
         <w:rPr>
           <w:rFonts w:ascii="Arial Narrow" w:eastAsia="Arial Narrow" w:hAnsi="Arial Narrow" w:cs="Arial Narrow"/>
           <w:kern w:val="0"/>
-          <ns2:ligatures ns2:val="none"/>
+          <w14:ligatures w14:val="none"/>
         </w:rPr>
         <w:t>en virtud del fallecimiento del</w:t>
       </w:r>
@@ -4084,22 +4021,22 @@
         <w:rPr>
           <w:rFonts w:ascii="Arial Narrow" w:eastAsia="Arial Narrow" w:hAnsi="Arial Narrow" w:cs="Arial Narrow"/>
           <w:kern w:val="0"/>
-          <ns2:ligatures ns2:val="none"/>
+          <w14:ligatures w14:val="none"/>
         </w:rPr>
         <w:t xml:space="preserve"> Carlos Arnold del Águila Bartra.</w:t>
       </w:r>
     </w:p>
-    <w:p ns2:paraId="291002C1" ns2:textId="77777777">
+    <w:p>
       <w:pPr>
         <w:pStyle w:val="Prrafodelista"/>
         <w:rPr>
           <w:rFonts w:ascii="Arial Narrow" w:eastAsia="Arial Narrow" w:hAnsi="Arial Narrow" w:cs="Arial Narrow"/>
           <w:kern w:val="0"/>
-          <ns2:ligatures ns2:val="none"/>
-        </w:rPr>
-      </w:pPr>
-    </w:p>
-    <w:p ns2:paraId="56C1690A" ns2:textId="5A7A87A5">
+          <w14:ligatures w14:val="none"/>
+        </w:rPr>
+      </w:pPr>
+    </w:p>
+    <w:p>
       <w:pPr>
         <w:pStyle w:val="Prrafodelista"/>
         <w:numPr>
@@ -4116,14 +4053,14 @@
         <w:rPr>
           <w:rFonts w:ascii="Arial Narrow" w:eastAsia="Arial Narrow" w:hAnsi="Arial Narrow" w:cs="Arial Narrow"/>
           <w:kern w:val="0"/>
-          <ns2:ligatures ns2:val="none"/>
-        </w:rPr>
-      </w:pPr>
-      <w:r>
-        <w:rPr>
-          <w:rFonts w:ascii="Arial Narrow" w:eastAsia="Arial Narrow" w:hAnsi="Arial Narrow" w:cs="Arial Narrow"/>
-          <w:kern w:val="0"/>
-          <ns2:ligatures ns2:val="none"/>
+          <w14:ligatures w14:val="none"/>
+        </w:rPr>
+      </w:pPr>
+      <w:r>
+        <w:rPr>
+          <w:rFonts w:ascii="Arial Narrow" w:eastAsia="Arial Narrow" w:hAnsi="Arial Narrow" w:cs="Arial Narrow"/>
+          <w:kern w:val="0"/>
+          <w14:ligatures w14:val="none"/>
         </w:rPr>
         <w:t xml:space="preserve">Presunta infracción a los artículos 18 y 19 de la Ley 29571, Código de Protección y Defensa del Consumidor, en tanto la compañía aseguradora habría dilatado la atención de la solicitud de cobertura presentada por la denunciante por el fallecimiento del señor [APELLIDO] del Águila Bartra en virtud de la Póliza del Seguro de Vida 6101459900039.</w:t>
       </w:r>
@@ -4131,7 +4068,7 @@
         <w:rPr>
           <w:rFonts w:ascii="Arial Narrow" w:eastAsia="Arial Narrow" w:hAnsi="Arial Narrow" w:cs="Arial Narrow"/>
           <w:kern w:val="0"/>
-          <ns2:ligatures ns2:val="none"/>
+          <w14:ligatures w14:val="none"/>
         </w:rPr>
         <w:t xml:space="preserve"/>
       </w:r>
@@ -4139,7 +4076,7 @@
         <w:rPr>
           <w:rFonts w:ascii="Arial Narrow" w:eastAsia="Arial Narrow" w:hAnsi="Arial Narrow" w:cs="Arial Narrow"/>
           <w:kern w:val="0"/>
-          <ns2:ligatures ns2:val="none"/>
+          <w14:ligatures w14:val="none"/>
         </w:rPr>
         <w:t xml:space="preserve"/>
       </w:r>
@@ -4147,7 +4084,7 @@
         <w:rPr>
           <w:rFonts w:ascii="Arial Narrow" w:eastAsia="Arial Narrow" w:hAnsi="Arial Narrow" w:cs="Arial Narrow"/>
           <w:kern w:val="0"/>
-          <ns2:ligatures ns2:val="none"/>
+          <w14:ligatures w14:val="none"/>
         </w:rPr>
         <w:t xml:space="preserve"/>
       </w:r>
@@ -4155,7 +4092,7 @@
         <w:rPr>
           <w:rFonts w:ascii="Arial Narrow" w:eastAsia="Arial Narrow" w:hAnsi="Arial Narrow" w:cs="Arial Narrow"/>
           <w:kern w:val="0"/>
-          <ns2:ligatures ns2:val="none"/>
+          <w14:ligatures w14:val="none"/>
         </w:rPr>
         <w:t xml:space="preserve"/>
       </w:r>
@@ -4164,7 +4101,7 @@
         <w:rPr>
           <w:rFonts w:ascii="Arial Narrow" w:eastAsia="Arial Narrow" w:hAnsi="Arial Narrow" w:cs="Arial Narrow"/>
           <w:kern w:val="0"/>
-          <ns2:ligatures ns2:val="none"/>
+          <w14:ligatures w14:val="none"/>
         </w:rPr>
         <w:t/>
       </w:r>
@@ -4173,7 +4110,7 @@
         <w:rPr>
           <w:rFonts w:ascii="Arial Narrow" w:eastAsia="Arial Narrow" w:hAnsi="Arial Narrow" w:cs="Arial Narrow"/>
           <w:kern w:val="0"/>
-          <ns2:ligatures ns2:val="none"/>
+          <w14:ligatures w14:val="none"/>
         </w:rPr>
         <w:t xml:space="preserve"/>
       </w:r>
@@ -4181,25 +4118,25 @@
         <w:rPr>
           <w:rFonts w:ascii="Arial Narrow" w:eastAsia="Arial Narrow" w:hAnsi="Arial Narrow" w:cs="Arial Narrow"/>
           <w:kern w:val="0"/>
-          <ns2:ligatures ns2:val="none"/>
+          <w14:ligatures w14:val="none"/>
         </w:rPr>
         <w:t/>
       </w:r>
     </w:p>
     <w:bookmarkEnd w:id="17"/>
     <w:bookmarkEnd w:id="18"/>
-    <w:p ns2:paraId="042B3F54" ns2:textId="777BBF33">
-      <w:pPr>
-        <w:spacing w:after="0" w:line="240" w:lineRule="auto"/>
-        <w:jc w:val="both"/>
-        <w:rPr>
-          <w:rFonts w:ascii="Arial Narrow" w:eastAsia="Arial Narrow" w:hAnsi="Arial Narrow" w:cs="Arial Narrow"/>
-          <w:kern w:val="0"/>
-          <ns2:ligatures ns2:val="none"/>
-        </w:rPr>
-      </w:pPr>
-    </w:p>
-    <w:p ns2:paraId="3032DB1C" ns2:textId="46A448C3">
+    <w:p>
+      <w:pPr>
+        <w:spacing w:after="0" w:line="240" w:lineRule="auto"/>
+        <w:jc w:val="both"/>
+        <w:rPr>
+          <w:rFonts w:ascii="Arial Narrow" w:eastAsia="Arial Narrow" w:hAnsi="Arial Narrow" w:cs="Arial Narrow"/>
+          <w:kern w:val="0"/>
+          <w14:ligatures w14:val="none"/>
+        </w:rPr>
+      </w:pPr>
+    </w:p>
+    <w:p>
       <w:pPr>
         <w:pStyle w:val="Prrafodelista"/>
         <w:numPr>
@@ -4216,14 +4153,14 @@
         <w:rPr>
           <w:rFonts w:ascii="Arial Narrow" w:eastAsia="Arial Narrow" w:hAnsi="Arial Narrow" w:cs="Arial Narrow"/>
           <w:kern w:val="0"/>
-          <ns2:ligatures ns2:val="none"/>
-        </w:rPr>
-      </w:pPr>
-      <w:r>
-        <w:rPr>
-          <w:rFonts w:ascii="Arial Narrow" w:eastAsia="Arial Narrow" w:hAnsi="Arial Narrow" w:cs="Arial Narrow"/>
-          <w:kern w:val="0"/>
-          <ns2:ligatures ns2:val="none"/>
+          <w14:ligatures w14:val="none"/>
+        </w:rPr>
+      </w:pPr>
+      <w:r>
+        <w:rPr>
+          <w:rFonts w:ascii="Arial Narrow" w:eastAsia="Arial Narrow" w:hAnsi="Arial Narrow" w:cs="Arial Narrow"/>
+          <w:kern w:val="0"/>
+          <w14:ligatures w14:val="none"/>
         </w:rPr>
         <w:lastRenderedPageBreak/>
         <w:t xml:space="preserve">Presunta infracción a los artículos 18 y 19 de la Ley 29571, Código de Protección y Defensa del Consumidor, en tanto </w:t>
@@ -4232,7 +4169,7 @@
         <w:rPr>
           <w:rFonts w:ascii="Arial Narrow" w:eastAsia="Arial Narrow" w:hAnsi="Arial Narrow" w:cs="Arial Narrow"/>
           <w:kern w:val="0"/>
-          <ns2:ligatures ns2:val="none"/>
+          <w14:ligatures w14:val="none"/>
         </w:rPr>
         <w:t xml:space="preserve">la compañía aseguradora el 18 de noviembre de 2025 habría rechazado indebidamente a la denunciante la solicitud de reconsideración de liquidación de la Póliza del Seguro de Vida </w:t>
       </w:r>
@@ -4241,7 +4178,7 @@
         <w:rPr>
           <w:rFonts w:ascii="Arial Narrow" w:eastAsia="Arial Narrow" w:hAnsi="Arial Narrow" w:cs="Arial Narrow"/>
           <w:kern w:val="0"/>
-          <ns2:ligatures ns2:val="none"/>
+          <w14:ligatures w14:val="none"/>
         </w:rPr>
         <w:t/>
       </w:r>
@@ -4250,7 +4187,7 @@
         <w:rPr>
           <w:rFonts w:ascii="Arial Narrow" w:eastAsia="Arial Narrow" w:hAnsi="Arial Narrow" w:cs="Arial Narrow"/>
           <w:kern w:val="0"/>
-          <ns2:ligatures ns2:val="none"/>
+          <w14:ligatures w14:val="none"/>
         </w:rPr>
         <w:t xml:space="preserve"> 6101459900039, alegando que no fue presentado por el canal correcto</w:t>
       </w:r>
@@ -4258,23 +4195,23 @@
         <w:rPr>
           <w:rFonts w:ascii="Arial Narrow" w:eastAsia="Arial Narrow" w:hAnsi="Arial Narrow" w:cs="Arial Narrow"/>
           <w:kern w:val="0"/>
-          <ns2:ligatures ns2:val="none"/>
+          <w14:ligatures w14:val="none"/>
         </w:rPr>
         <w:t>.</w:t>
       </w:r>
     </w:p>
-    <w:p ns2:paraId="37C23332" ns2:textId="77777777">
-      <w:pPr>
-        <w:spacing w:after="0" w:line="240" w:lineRule="auto"/>
-        <w:jc w:val="both"/>
-        <w:rPr>
-          <w:rFonts w:ascii="Arial Narrow" w:eastAsia="Arial Narrow" w:hAnsi="Arial Narrow" w:cs="Arial Narrow"/>
-          <w:kern w:val="0"/>
-          <ns2:ligatures ns2:val="none"/>
-        </w:rPr>
-      </w:pPr>
-    </w:p>
-    <w:p ns2:paraId="0A292C9F" ns2:textId="13FF0E18">
+    <w:p>
+      <w:pPr>
+        <w:spacing w:after="0" w:line="240" w:lineRule="auto"/>
+        <w:jc w:val="both"/>
+        <w:rPr>
+          <w:rFonts w:ascii="Arial Narrow" w:eastAsia="Arial Narrow" w:hAnsi="Arial Narrow" w:cs="Arial Narrow"/>
+          <w:kern w:val="0"/>
+          <w14:ligatures w14:val="none"/>
+        </w:rPr>
+      </w:pPr>
+    </w:p>
+    <w:p>
       <w:pPr>
         <w:spacing w:line="240" w:lineRule="auto"/>
         <w:contextualSpacing/>
@@ -4282,17 +4219,17 @@
         <w:rPr>
           <w:rFonts w:ascii="Arial Narrow" w:eastAsia="Calibri" w:hAnsi="Arial Narrow" w:cs="Arial"/>
           <w:kern w:val="0"/>
-          <ns2:ligatures ns2:val="none"/>
-        </w:rPr>
-      </w:pPr>
-      <w:r>
-        <w:rPr>
-          <w:rFonts w:ascii="Arial Narrow" w:eastAsia="Arial Narrow" w:hAnsi="Arial Narrow" w:cs="Arial Narrow"/>
-          <w:b/>
-          <w:color w:val="000000"/>
-          <w:kern w:val="0"/>
-          <w:lang w:eastAsia="es-PE"/>
-          <ns2:ligatures ns2:val="none"/>
+          <w14:ligatures w14:val="none"/>
+        </w:rPr>
+      </w:pPr>
+      <w:r>
+        <w:rPr>
+          <w:rFonts w:ascii="Arial Narrow" w:eastAsia="Arial Narrow" w:hAnsi="Arial Narrow" w:cs="Arial Narrow"/>
+          <w:b/>
+          <w:color w:val="000000"/>
+          <w:kern w:val="0"/>
+          <w:lang w:eastAsia="es-PE"/>
+          <w14:ligatures w14:val="none"/>
         </w:rPr>
         <w:t>SEGUNDO:</w:t>
       </w:r>
@@ -4302,7 +4239,7 @@
           <w:color w:val="000000"/>
           <w:kern w:val="0"/>
           <w:lang w:eastAsia="es-PE"/>
-          <ns2:ligatures ns2:val="none"/>
+          <w14:ligatures w14:val="none"/>
         </w:rPr>
         <w:t xml:space="preserve"> tener por ofrecidos los medios probatorios</w:t>
       </w:r>
@@ -4312,7 +4249,7 @@
           <w:color w:val="000000"/>
           <w:kern w:val="0"/>
           <w:lang w:eastAsia="es-PE"/>
-          <ns2:ligatures ns2:val="none"/>
+          <w14:ligatures w14:val="none"/>
         </w:rPr>
         <w:t xml:space="preserve"> presentados en el escrito de denuncia </w:t>
       </w:r>
@@ -4322,7 +4259,7 @@
           <w:color w:val="000000"/>
           <w:kern w:val="0"/>
           <w:lang w:val="es-ES" w:eastAsia="es-ES"/>
-          <ns2:ligatures ns2:val="none"/>
+          <w14:ligatures w14:val="none"/>
         </w:rPr>
         <w:t xml:space="preserve">del </w:t>
       </w:r>
@@ -4332,7 +4269,7 @@
           <w:color w:val="000000"/>
           <w:kern w:val="0"/>
           <w:lang w:val="es-ES" w:eastAsia="es-ES"/>
-          <ns2:ligatures ns2:val="none"/>
+          <w14:ligatures w14:val="none"/>
         </w:rPr>
         <w:t>24 de diciembre de 2025</w:t>
       </w:r>
@@ -4340,12 +4277,12 @@
         <w:rPr>
           <w:rFonts w:ascii="Arial Narrow" w:eastAsia="Calibri" w:hAnsi="Arial Narrow" w:cs="Arial"/>
           <w:kern w:val="0"/>
-          <ns2:ligatures ns2:val="none"/>
+          <w14:ligatures w14:val="none"/>
         </w:rPr>
         <w:t>.</w:t>
       </w:r>
     </w:p>
-    <w:p ns2:paraId="68A17E97" ns2:textId="77777777">
+    <w:p>
       <w:pPr>
         <w:spacing w:line="240" w:lineRule="auto"/>
         <w:contextualSpacing/>
@@ -4355,30 +4292,30 @@
           <w:color w:val="000000"/>
           <w:kern w:val="0"/>
           <w:lang w:eastAsia="es-PE"/>
-          <ns2:ligatures ns2:val="none"/>
-        </w:rPr>
-      </w:pPr>
-    </w:p>
-    <w:p ns2:paraId="168254DA" ns2:textId="6A6F5EC4">
-      <w:pPr>
-        <w:spacing w:after="0" w:line="240" w:lineRule="auto"/>
-        <w:jc w:val="both"/>
-        <w:rPr>
-          <w:rFonts w:ascii="Arial Narrow" w:eastAsia="Arial Narrow" w:hAnsi="Arial Narrow" w:cs="Arial Narrow"/>
-          <w:color w:val="000000"/>
-          <w:kern w:val="0"/>
-          <w:lang w:eastAsia="es-PE"/>
-          <ns2:ligatures ns2:val="none"/>
-        </w:rPr>
-      </w:pPr>
-      <w:r>
-        <w:rPr>
-          <w:rFonts w:ascii="Arial Narrow" w:eastAsia="Arial Narrow" w:hAnsi="Arial Narrow" w:cs="Arial Narrow"/>
-          <w:b/>
-          <w:color w:val="000000"/>
-          <w:kern w:val="0"/>
-          <w:lang w:eastAsia="es-PE"/>
-          <ns2:ligatures ns2:val="none"/>
+          <w14:ligatures w14:val="none"/>
+        </w:rPr>
+      </w:pPr>
+    </w:p>
+    <w:p>
+      <w:pPr>
+        <w:spacing w:after="0" w:line="240" w:lineRule="auto"/>
+        <w:jc w:val="both"/>
+        <w:rPr>
+          <w:rFonts w:ascii="Arial Narrow" w:eastAsia="Arial Narrow" w:hAnsi="Arial Narrow" w:cs="Arial Narrow"/>
+          <w:color w:val="000000"/>
+          <w:kern w:val="0"/>
+          <w:lang w:eastAsia="es-PE"/>
+          <w14:ligatures w14:val="none"/>
+        </w:rPr>
+      </w:pPr>
+      <w:r>
+        <w:rPr>
+          <w:rFonts w:ascii="Arial Narrow" w:eastAsia="Arial Narrow" w:hAnsi="Arial Narrow" w:cs="Arial Narrow"/>
+          <w:b/>
+          <w:color w:val="000000"/>
+          <w:kern w:val="0"/>
+          <w:lang w:eastAsia="es-PE"/>
+          <w14:ligatures w14:val="none"/>
         </w:rPr>
         <w:t xml:space="preserve">TERCERO: </w:t>
       </w:r>
@@ -4388,7 +4325,7 @@
           <w:color w:val="000000"/>
           <w:kern w:val="0"/>
           <w:lang w:eastAsia="es-PE"/>
-          <ns2:ligatures ns2:val="none"/>
+          <w14:ligatures w14:val="none"/>
         </w:rPr>
         <w:t xml:space="preserve">requerir a </w:t>
       </w:r>
@@ -4405,12 +4342,12 @@
           <w:color w:val="000000"/>
           <w:kern w:val="0"/>
           <w:lang w:eastAsia="es-PE"/>
-          <ns2:ligatures ns2:val="none"/>
+          <w14:ligatures w14:val="none"/>
         </w:rPr>
         <w:t>que cumpla con lo siguiente:</w:t>
       </w:r>
     </w:p>
-    <w:p ns2:paraId="20FDFB8D" ns2:textId="77777777">
+    <w:p>
       <w:pPr>
         <w:spacing w:after="0" w:line="240" w:lineRule="auto"/>
         <w:jc w:val="both"/>
@@ -4419,11 +4356,11 @@
           <w:color w:val="000000"/>
           <w:kern w:val="0"/>
           <w:lang w:eastAsia="es-PE"/>
-          <ns2:ligatures ns2:val="none"/>
-        </w:rPr>
-      </w:pPr>
-    </w:p>
-    <w:p ns2:paraId="4AA80738" ns2:textId="77777777">
+          <w14:ligatures w14:val="none"/>
+        </w:rPr>
+      </w:pPr>
+    </w:p>
+    <w:p>
       <w:pPr>
         <w:numPr>
           <w:ilvl w:val="0"/>
@@ -4437,21 +4374,21 @@
           <w:color w:val="000000"/>
           <w:kern w:val="0"/>
           <w:lang w:eastAsia="es-PE"/>
-          <ns2:ligatures ns2:val="none"/>
-        </w:rPr>
-      </w:pPr>
-      <w:r>
-        <w:rPr>
-          <w:rFonts w:ascii="Arial Narrow" w:eastAsia="Arial Narrow" w:hAnsi="Arial Narrow" w:cs="Arial Narrow"/>
-          <w:color w:val="000000"/>
-          <w:kern w:val="0"/>
-          <w:lang w:eastAsia="es-PE"/>
-          <ns2:ligatures ns2:val="none"/>
+          <w14:ligatures w14:val="none"/>
+        </w:rPr>
+      </w:pPr>
+      <w:r>
+        <w:rPr>
+          <w:rFonts w:ascii="Arial Narrow" w:eastAsia="Arial Narrow" w:hAnsi="Arial Narrow" w:cs="Arial Narrow"/>
+          <w:color w:val="000000"/>
+          <w:kern w:val="0"/>
+          <w:lang w:eastAsia="es-PE"/>
+          <w14:ligatures w14:val="none"/>
         </w:rPr>
         <w:t>presentar documentos que acrediten su inscripción en los Registros Públicos o una declaración jurada que indique que cuenta con dicha inscripción;</w:t>
       </w:r>
     </w:p>
-    <w:p ns2:paraId="2B29D59F" ns2:textId="77777777">
+    <w:p>
       <w:pPr>
         <w:numPr>
           <w:ilvl w:val="0"/>
@@ -4465,21 +4402,21 @@
           <w:color w:val="000000"/>
           <w:kern w:val="0"/>
           <w:lang w:eastAsia="es-PE"/>
-          <ns2:ligatures ns2:val="none"/>
-        </w:rPr>
-      </w:pPr>
-      <w:r>
-        <w:rPr>
-          <w:rFonts w:ascii="Arial Narrow" w:eastAsia="Arial Narrow" w:hAnsi="Arial Narrow" w:cs="Arial Narrow"/>
-          <w:color w:val="000000"/>
-          <w:kern w:val="0"/>
-          <w:lang w:eastAsia="es-PE"/>
-          <ns2:ligatures ns2:val="none"/>
+          <w14:ligatures w14:val="none"/>
+        </w:rPr>
+      </w:pPr>
+      <w:r>
+        <w:rPr>
+          <w:rFonts w:ascii="Arial Narrow" w:eastAsia="Arial Narrow" w:hAnsi="Arial Narrow" w:cs="Arial Narrow"/>
+          <w:color w:val="000000"/>
+          <w:kern w:val="0"/>
+          <w:lang w:eastAsia="es-PE"/>
+          <w14:ligatures w14:val="none"/>
         </w:rPr>
         <w:t>presentar copia simple de las facultades de representación de su representante legal en el presente procedimiento o la declaración jurada que indique que cuenta con dichas facultades y que estas se encuentran vigentes;</w:t>
       </w:r>
     </w:p>
-    <w:p ns2:paraId="7EF50C46" ns2:textId="77777777">
+    <w:p>
       <w:pPr>
         <w:numPr>
           <w:ilvl w:val="0"/>
@@ -4493,21 +4430,21 @@
           <w:color w:val="000000"/>
           <w:kern w:val="0"/>
           <w:lang w:eastAsia="es-PE"/>
-          <ns2:ligatures ns2:val="none"/>
-        </w:rPr>
-      </w:pPr>
-      <w:r>
-        <w:rPr>
-          <w:rFonts w:ascii="Arial Narrow" w:eastAsia="Arial Narrow" w:hAnsi="Arial Narrow" w:cs="Arial Narrow"/>
-          <w:color w:val="000000"/>
-          <w:kern w:val="0"/>
-          <w:lang w:eastAsia="es-PE"/>
-          <ns2:ligatures ns2:val="none"/>
+          <w14:ligatures w14:val="none"/>
+        </w:rPr>
+      </w:pPr>
+      <w:r>
+        <w:rPr>
+          <w:rFonts w:ascii="Arial Narrow" w:eastAsia="Arial Narrow" w:hAnsi="Arial Narrow" w:cs="Arial Narrow"/>
+          <w:color w:val="000000"/>
+          <w:kern w:val="0"/>
+          <w:lang w:eastAsia="es-PE"/>
+          <w14:ligatures w14:val="none"/>
         </w:rPr>
         <w:t>consignar el Número de Registro Único de Contribuyentes (RUC); y,</w:t>
       </w:r>
     </w:p>
-    <w:p ns2:paraId="19E4DFA1" ns2:textId="77777777">
+    <w:p>
       <w:pPr>
         <w:numPr>
           <w:ilvl w:val="0"/>
@@ -4519,16 +4456,16 @@
         <w:rPr>
           <w:rFonts w:ascii="Arial Narrow" w:eastAsia="Calibri" w:hAnsi="Arial Narrow" w:cs="Arial"/>
           <w:kern w:val="0"/>
-          <ns2:ligatures ns2:val="none"/>
-        </w:rPr>
-      </w:pPr>
-      <w:r>
-        <w:rPr>
-          <w:rFonts w:ascii="Arial Narrow" w:eastAsia="Arial Narrow" w:hAnsi="Arial Narrow" w:cs="Arial Narrow"/>
-          <w:color w:val="000000"/>
-          <w:kern w:val="0"/>
-          <w:lang w:eastAsia="es-PE"/>
-          <ns2:ligatures ns2:val="none"/>
+          <w14:ligatures w14:val="none"/>
+        </w:rPr>
+      </w:pPr>
+      <w:r>
+        <w:rPr>
+          <w:rFonts w:ascii="Arial Narrow" w:eastAsia="Arial Narrow" w:hAnsi="Arial Narrow" w:cs="Arial Narrow"/>
+          <w:color w:val="000000"/>
+          <w:kern w:val="0"/>
+          <w:lang w:eastAsia="es-PE"/>
+          <w14:ligatures w14:val="none"/>
         </w:rPr>
         <w:t>fijar domicilio procesal para el procedimiento, de conformidad con el numeral 1 del artículo 442</w:t>
       </w:r>
@@ -4538,7 +4475,7 @@
           <w:color w:val="000000"/>
           <w:kern w:val="0"/>
           <w:lang w:eastAsia="es-PE"/>
-          <ns2:ligatures ns2:val="none"/>
+          <w14:ligatures w14:val="none"/>
         </w:rPr>
         <w:t/>
       </w:r>
@@ -4548,7 +4485,7 @@
           <w:color w:val="000000"/>
           <w:kern w:val="0"/>
           <w:lang w:eastAsia="es-PE"/>
-          <ns2:ligatures ns2:val="none"/>
+          <w14:ligatures w14:val="none"/>
         </w:rPr>
         <w:t xml:space="preserve"> del Código Procesal Civil. </w:t>
       </w:r>
@@ -4556,7 +4493,7 @@
         <w:rPr>
           <w:rFonts w:ascii="Arial Narrow" w:eastAsia="Calibri" w:hAnsi="Arial Narrow" w:cs="Arial"/>
           <w:kern w:val="0"/>
-          <ns2:ligatures ns2:val="none"/>
+          <w14:ligatures w14:val="none"/>
         </w:rPr>
         <w:t>Para ello podrá señalar domicilio físico o una dirección electrónica a la que pueda remitirse las notificaciones</w:t>
       </w:r>
@@ -4565,12 +4502,12 @@
           <w:rFonts w:ascii="Arial Narrow" w:eastAsia="Arial" w:hAnsi="Arial Narrow" w:cs="Arial"/>
           <w:kern w:val="0"/>
           <w:lang w:val="es"/>
-          <ns2:ligatures ns2:val="none"/>
+          <w14:ligatures w14:val="none"/>
         </w:rPr>
         <w:t>;</w:t>
       </w:r>
     </w:p>
-    <w:p ns2:paraId="7C63E340" ns2:textId="77777777">
+    <w:p>
       <w:pPr>
         <w:numPr>
           <w:ilvl w:val="0"/>
@@ -4582,14 +4519,14 @@
         <w:rPr>
           <w:rFonts w:ascii="Arial Narrow" w:eastAsia="Calibri" w:hAnsi="Arial Narrow" w:cs="Arial"/>
           <w:kern w:val="0"/>
-          <ns2:ligatures ns2:val="none"/>
+          <w14:ligatures w14:val="none"/>
         </w:rPr>
       </w:pPr>
       <w:r>
         <w:rPr>
           <w:rFonts w:ascii="Arial Narrow" w:eastAsia="Calibri" w:hAnsi="Arial Narrow" w:cs="Arial"/>
           <w:kern w:val="0"/>
-          <ns2:ligatures ns2:val="none"/>
+          <w14:ligatures w14:val="none"/>
         </w:rPr>
         <w:t xml:space="preserve">en caso califique como </w:t>
       </w:r>
@@ -4598,7 +4535,7 @@
         <w:rPr>
           <w:rFonts w:ascii="Arial Narrow" w:eastAsia="Calibri" w:hAnsi="Arial Narrow" w:cs="Arial"/>
           <w:kern w:val="0"/>
-          <ns2:ligatures ns2:val="none"/>
+          <w14:ligatures w14:val="none"/>
         </w:rPr>
         <w:t>micro empresa</w:t>
       </w:r>
@@ -4607,7 +4544,7 @@
         <w:rPr>
           <w:rFonts w:ascii="Arial Narrow" w:eastAsia="Calibri" w:hAnsi="Arial Narrow" w:cs="Arial"/>
           <w:kern w:val="0"/>
-          <ns2:ligatures ns2:val="none"/>
+          <w14:ligatures w14:val="none"/>
         </w:rPr>
         <w:t xml:space="preserve"> o pequeña empresa, presentar los documentos que acrediten su volumen de ventas o ingresos brutos percibidos el año anterior relativo a todas sus actividades económicas y el número de trabajadores con el que cuenta</w:t>
       </w:r>
@@ -4617,7 +4554,7 @@
           <w:rFonts w:ascii="Arial Narrow" w:eastAsia="Calibri" w:hAnsi="Arial Narrow" w:cs="Arial"/>
           <w:kern w:val="0"/>
           <w:vertAlign w:val="superscript"/>
-          <ns2:ligatures ns2:val="none"/>
+          <w14:ligatures w14:val="none"/>
         </w:rPr>
         <w:footnoteReference w:id="5"/>
       </w:r>
@@ -4625,7 +4562,7 @@
         <w:rPr>
           <w:rFonts w:ascii="Arial Narrow" w:eastAsia="Calibri" w:hAnsi="Arial Narrow" w:cs="Arial"/>
           <w:kern w:val="0"/>
-          <ns2:ligatures ns2:val="none"/>
+          <w14:ligatures w14:val="none"/>
         </w:rPr>
         <w:t>. Ello, a fin de que la Comisión pueda meritar dicha documentación, conforme lo establece el artículo 110</w:t>
       </w:r>
@@ -4635,7 +4572,7 @@
           <w:color w:val="000000"/>
           <w:kern w:val="0"/>
           <w:lang w:eastAsia="es-PE"/>
-          <ns2:ligatures ns2:val="none"/>
+          <w14:ligatures w14:val="none"/>
         </w:rPr>
         <w:t/>
       </w:r>
@@ -4643,7 +4580,7 @@
         <w:rPr>
           <w:rFonts w:ascii="Arial Narrow" w:eastAsia="Calibri" w:hAnsi="Arial Narrow" w:cs="Arial"/>
           <w:kern w:val="0"/>
-          <ns2:ligatures ns2:val="none"/>
+          <w14:ligatures w14:val="none"/>
         </w:rPr>
         <w:t xml:space="preserve"> del </w:t>
       </w:r>
@@ -4652,7 +4589,7 @@
           <w:rFonts w:ascii="Arial Narrow" w:eastAsia="Calibri" w:hAnsi="Arial Narrow" w:cs="Arial"/>
           <w:spacing w:val="-2"/>
           <w:kern w:val="0"/>
-          <ns2:ligatures ns2:val="none"/>
+          <w14:ligatures w14:val="none"/>
         </w:rPr>
         <w:t>Código</w:t>
       </w:r>
@@ -4663,7 +4600,7 @@
           <w:spacing w:val="-2"/>
           <w:kern w:val="0"/>
           <w:vertAlign w:val="superscript"/>
-          <ns2:ligatures ns2:val="none"/>
+          <w14:ligatures w14:val="none"/>
         </w:rPr>
         <w:footnoteReference w:id="6"/>
       </w:r>
@@ -4672,12 +4609,12 @@
           <w:rFonts w:ascii="Arial Narrow" w:eastAsia="Calibri" w:hAnsi="Arial Narrow" w:cs="Arial"/>
           <w:spacing w:val="-2"/>
           <w:kern w:val="0"/>
-          <ns2:ligatures ns2:val="none"/>
+          <w14:ligatures w14:val="none"/>
         </w:rPr>
         <w:t>.</w:t>
       </w:r>
     </w:p>
-    <w:p ns2:paraId="1F11FE32" ns2:textId="77777777">
+    <w:p>
       <w:pPr>
         <w:spacing w:after="0" w:line="240" w:lineRule="auto"/>
         <w:ind w:left="567"/>
@@ -4687,20 +4624,20 @@
           <w:color w:val="000000"/>
           <w:kern w:val="0"/>
           <w:lang w:eastAsia="es-PE"/>
-          <ns2:ligatures ns2:val="none"/>
-        </w:rPr>
-      </w:pPr>
-    </w:p>
-    <w:p>
-      <w:pPr>
-        <w:spacing w:after="0" w:line="240" w:lineRule="auto"/>
-        <w:jc w:val="both"/>
-        <w:rPr>
-          <w:rFonts w:ascii="Arial Narrow" w:eastAsia="Arial Narrow" w:hAnsi="Arial Narrow" w:cs="Arial Narrow"/>
-          <w:color w:val="000000"/>
-          <w:kern w:val="0"/>
-          <w:lang w:eastAsia="es-PE"/>
-          <ns2:ligatures ns2:val="none"/>
+          <w14:ligatures w14:val="none"/>
+        </w:rPr>
+      </w:pPr>
+    </w:p>
+    <w:p>
+      <w:pPr>
+        <w:spacing w:after="0" w:line="240" w:lineRule="auto"/>
+        <w:jc w:val="both"/>
+        <w:rPr>
+          <w:rFonts w:ascii="Arial Narrow" w:eastAsia="Arial Narrow" w:hAnsi="Arial Narrow" w:cs="Arial Narrow"/>
+          <w:color w:val="000000"/>
+          <w:kern w:val="0"/>
+          <w:lang w:eastAsia="es-PE"/>
+          <w14:ligatures w14:val="none"/>
         </w:rPr>
       </w:pPr>
       <w:r>
@@ -4719,42 +4656,82 @@
           <w:sz w:val="20"/>
           <w:szCs w:val="20"/>
         </w:rPr>
-        <w:t xml:space="preserve">correr traslado de la presente resolución a Mapfre Perú Compañía de Seguros y Reaseguros S.A. para que, de conformidad con lo dispuesto por el artículo 26 de la Ley sobre Facultades, Normas y Organización del Indecopi, aprobada por Decreto Legislativo 807, presente sus descargos sobre la imputación de cargos realizada en un plazo no mayor a cinco (5) días hábiles contado a partir del día siguiente de la notificación de la presente resolución, vencido el cual, el Secretario Técnico declarará en rebeldía al denunciado que no lo hubiera presentado. Debe precisarse que de conformidad con lo establecido por el artículo 223 del Texto Único Ordenado de la Ley 27444, Ley del Procedimiento Administrativo General, las alegaciones y los hechos relevantes de la reclamación, salvo que hayan sido específicamente negadas en la contestación, se tendrán por aceptadas o merituadas como ciertas.</w:t>
-      </w:r>
-    </w:p>
-    <w:p ns2:paraId="228F876C" ns2:textId="77777777">
-      <w:pPr>
-        <w:spacing w:after="0" w:line="240" w:lineRule="auto"/>
-        <w:jc w:val="both"/>
-        <w:rPr>
-          <w:rFonts w:ascii="Arial Narrow" w:eastAsia="Arial Narrow" w:hAnsi="Arial Narrow" w:cs="Arial Narrow"/>
-          <w:color w:val="000000"/>
-          <w:kern w:val="0"/>
-          <w:lang w:eastAsia="es-PE"/>
-          <ns2:ligatures ns2:val="none"/>
-        </w:rPr>
-      </w:pPr>
-    </w:p>
-    <w:p ns2:paraId="774AFBA5" ns2:textId="1732A163">
-      <w:pPr>
-        <w:spacing w:after="0" w:line="240" w:lineRule="auto"/>
-        <w:jc w:val="both"/>
-        <w:rPr>
-          <w:rFonts w:ascii="Arial Narrow" w:eastAsia="Times New Roman" w:hAnsi="Arial Narrow" w:cs="Arial"/>
-          <w:color w:val="000000"/>
-          <w:kern w:val="0"/>
+        <w:t xml:space="preserve">correr traslado de la presente resolución a Mapfre Perú Compañía de Seguros y Reaseguros S.A. para que, de conformidad con lo dispuesto por el artículo 26 de la Ley sobre Facultades, Normas y Organización del Indecopi, aprobada por Decreto Legislativo 807</w:t>
+      </w:r>
+      <w:r>
+        <w:rPr>
+          <w:rStyle w:val="Refdenotaalpie"/>
+          <w:rFonts w:ascii="Arial Narrow" w:eastAsia="Times New Roman" w:hAnsi="Arial Narrow" w:cs="Times New Roman"/>
+          <w:color w:val="000000"/>
+          <w:kern w:val="0"/>
+          <w:vertAlign w:val="superscript"/>
           <w:lang w:val="es-ES" w:eastAsia="es-ES"/>
-          <ns2:ligatures ns2:val="none"/>
-        </w:rPr>
-      </w:pPr>
-      <w:r>
-        <w:rPr>
-          <w:rFonts w:ascii="Arial Narrow" w:eastAsia="Arial Narrow" w:hAnsi="Arial Narrow" w:cs="Arial Narrow"/>
-          <w:b/>
-          <w:color w:val="000000"/>
-          <w:kern w:val="0"/>
-          <w:lang w:eastAsia="es-PE"/>
-          <ns2:ligatures ns2:val="none"/>
+          <w14:ligatures w14:val="none"/>
+        </w:rPr>
+        <w:footnoteReference w:id="12"/>
+      </w:r>
+      <w:r>
+        <w:rPr>
+          <w:rFonts w:ascii="Arial Narrow" w:hAnsi="Arial Narrow" w:cs="Arial Narrow"/>
+          <w:sz w:val="20"/>
+          <w:szCs w:val="20"/>
+        </w:rPr>
+        <w:t xml:space="preserve">, presente sus descargos sobre la imputación de cargos realizada en un plazo no mayor a cinco (5) días hábiles contado a partir del día siguiente de la notificación de la presente resolución, vencido el cual, el Secretario Técnico declarará en rebeldía al denunciado que no lo hubiera presentado. Debe precisarse que de conformidad con lo establecido por el artículo 223 del Texto Único Ordenado de la Ley 27444, Ley del Procedimiento Administrativo General</w:t>
+      </w:r>
+      <w:r>
+        <w:rPr>
+          <w:rStyle w:val="Refdenotaalpie"/>
+          <w:rFonts w:ascii="Arial Narrow" w:eastAsia="Times New Roman" w:hAnsi="Arial Narrow" w:cs="Times New Roman"/>
+          <w:color w:val="000000"/>
+          <w:kern w:val="0"/>
+          <w:vertAlign w:val="superscript"/>
+          <w:lang w:val="es-ES" w:eastAsia="es-ES"/>
+          <w14:ligatures w14:val="none"/>
+        </w:rPr>
+        <w:footnoteReference w:id="13"/>
+      </w:r>
+      <w:r>
+        <w:rPr>
+          <w:rFonts w:ascii="Arial Narrow" w:hAnsi="Arial Narrow" w:cs="Arial Narrow"/>
+          <w:sz w:val="20"/>
+          <w:szCs w:val="20"/>
+        </w:rPr>
+        <w:t xml:space="preserve">, las alegaciones y los hechos relevantes de la reclamación, salvo que hayan sido específicamente negadas en la contestación, se tendrán por aceptadas o merituadas como ciertas.</w:t>
+      </w:r>
+    </w:p>
+    <w:p>
+      <w:pPr>
+        <w:spacing w:after="0" w:line="240" w:lineRule="auto"/>
+        <w:jc w:val="both"/>
+        <w:rPr>
+          <w:rFonts w:ascii="Arial Narrow" w:eastAsia="Arial Narrow" w:hAnsi="Arial Narrow" w:cs="Arial Narrow"/>
+          <w:color w:val="000000"/>
+          <w:kern w:val="0"/>
+          <w:lang w:eastAsia="es-PE"/>
+          <w14:ligatures w14:val="none"/>
+        </w:rPr>
+      </w:pPr>
+    </w:p>
+    <w:p>
+      <w:pPr>
+        <w:spacing w:after="0" w:line="240" w:lineRule="auto"/>
+        <w:jc w:val="both"/>
+        <w:rPr>
+          <w:rFonts w:ascii="Arial Narrow" w:eastAsia="Times New Roman" w:hAnsi="Arial Narrow" w:cs="Arial"/>
+          <w:color w:val="000000"/>
+          <w:kern w:val="0"/>
+          <w:lang w:val="es-ES" w:eastAsia="es-ES"/>
+          <w14:ligatures w14:val="none"/>
+        </w:rPr>
+      </w:pPr>
+      <w:r>
+        <w:rPr>
+          <w:rFonts w:ascii="Arial Narrow" w:eastAsia="Arial Narrow" w:hAnsi="Arial Narrow" w:cs="Arial Narrow"/>
+          <w:b/>
+          <w:color w:val="000000"/>
+          <w:kern w:val="0"/>
+          <w:lang w:eastAsia="es-PE"/>
+          <w14:ligatures w14:val="none"/>
         </w:rPr>
         <w:t xml:space="preserve">QUINTO: </w:t>
       </w:r>
@@ -4765,7 +4742,7 @@
           <w:color w:val="000000"/>
           <w:kern w:val="0"/>
           <w:lang w:eastAsia="es-ES"/>
-          <ns2:ligatures ns2:val="none"/>
+          <w14:ligatures w14:val="none"/>
         </w:rPr>
         <w:t xml:space="preserve">requerir </w:t>
       </w:r>
@@ -4775,7 +4752,7 @@
           <w:color w:val="000000"/>
           <w:kern w:val="0"/>
           <w:lang w:val="es-ES" w:eastAsia="es-ES"/>
-          <ns2:ligatures ns2:val="none"/>
+          <w14:ligatures w14:val="none"/>
         </w:rPr>
         <w:t xml:space="preserve">que, en un </w:t>
       </w:r>
@@ -4785,7 +4762,7 @@
           <w:color w:val="000000"/>
           <w:kern w:val="0"/>
           <w:lang w:eastAsia="es-ES"/>
-          <ns2:ligatures ns2:val="none"/>
+          <w14:ligatures w14:val="none"/>
         </w:rPr>
         <w:t>plazo no mayor de cinco (5) días hábiles contado a partir del día siguiente de la notificación de la presente resolución</w:t>
       </w:r>
@@ -4796,7 +4773,7 @@
           <w:color w:val="000000"/>
           <w:kern w:val="0"/>
           <w:lang w:eastAsia="es-ES"/>
-          <ns2:ligatures ns2:val="none"/>
+          <w14:ligatures w14:val="none"/>
         </w:rPr>
         <w:t xml:space="preserve">, </w:t>
       </w:r>
@@ -4808,7 +4785,7 @@
           <w:kern w:val="0"/>
           <w:shd w:val="clear" w:color="auto" w:fill="FFFFFF"/>
           <w:lang w:eastAsia="es-PE"/>
-          <ns2:ligatures ns2:val="none"/>
+          <w14:ligatures w14:val="none"/>
         </w:rPr>
         <w:t>el proveedor denunciado</w:t>
       </w:r>
@@ -4818,7 +4795,7 @@
           <w:color w:val="000000"/>
           <w:kern w:val="0"/>
           <w:lang w:eastAsia="es-ES"/>
-          <ns2:ligatures ns2:val="none"/>
+          <w14:ligatures w14:val="none"/>
         </w:rPr>
         <w:t xml:space="preserve"> </w:t>
       </w:r>
@@ -4829,7 +4806,7 @@
           <w:color w:val="000000"/>
           <w:kern w:val="0"/>
           <w:lang w:val="es-ES" w:eastAsia="es-ES"/>
-          <ns2:ligatures ns2:val="none"/>
+          <w14:ligatures w14:val="none"/>
         </w:rPr>
         <w:t xml:space="preserve">cumpla con: </w:t>
       </w:r>
@@ -4839,7 +4816,7 @@
           <w:color w:val="000000"/>
           <w:kern w:val="0"/>
           <w:lang w:val="es-ES" w:eastAsia="es-ES"/>
-          <ns2:ligatures ns2:val="none"/>
+          <w14:ligatures w14:val="none"/>
         </w:rPr>
         <w:t xml:space="preserve">(i) presentar una copia completa, legible y debidamente suscrita de la Póliza </w:t>
       </w:r>
@@ -4850,7 +4827,7 @@
           <w:color w:val="000000"/>
           <w:kern w:val="0"/>
           <w:lang w:val="es-ES" w:eastAsia="es-ES"/>
-          <ns2:ligatures ns2:val="none"/>
+          <w14:ligatures w14:val="none"/>
         </w:rPr>
         <w:t/>
       </w:r>
@@ -4861,7 +4838,7 @@
           <w:color w:val="000000"/>
           <w:kern w:val="0"/>
           <w:lang w:val="es-ES" w:eastAsia="es-ES"/>
-          <ns2:ligatures ns2:val="none"/>
+          <w14:ligatures w14:val="none"/>
         </w:rPr>
         <w:t xml:space="preserve"> 6101459900039 del Seguro de Vida Ley, así como el cargo de remisión de la póliza; (</w:t>
       </w:r>
@@ -4872,7 +4849,7 @@
           <w:color w:val="000000"/>
           <w:kern w:val="0"/>
           <w:lang w:val="es-ES" w:eastAsia="es-ES"/>
-          <ns2:ligatures ns2:val="none"/>
+          <w14:ligatures w14:val="none"/>
         </w:rPr>
         <w:t>ii</w:t>
       </w:r>
@@ -4883,7 +4860,7 @@
           <w:color w:val="000000"/>
           <w:kern w:val="0"/>
           <w:lang w:val="es-ES" w:eastAsia="es-ES"/>
-          <ns2:ligatures ns2:val="none"/>
+          <w14:ligatures w14:val="none"/>
         </w:rPr>
         <w:t xml:space="preserve">) presentar los medios probatorios que acrediten que el cálculo de la indemnización consignada en la liquidación </w:t>
       </w:r>
@@ -4893,7 +4870,7 @@
           <w:color w:val="000000"/>
           <w:kern w:val="0"/>
           <w:lang w:val="es-ES" w:eastAsia="es-ES"/>
-          <ns2:ligatures ns2:val="none"/>
+          <w14:ligatures w14:val="none"/>
         </w:rPr>
         <w:t>comunicada</w:t>
       </w:r>
@@ -4903,7 +4880,7 @@
           <w:color w:val="000000"/>
           <w:kern w:val="0"/>
           <w:lang w:val="es-ES" w:eastAsia="es-ES"/>
-          <ns2:ligatures ns2:val="none"/>
+          <w14:ligatures w14:val="none"/>
         </w:rPr>
         <w:t xml:space="preserve"> el 13 de noviembre de 2025 fue justificad</w:t>
       </w:r>
@@ -4913,7 +4890,7 @@
           <w:color w:val="000000"/>
           <w:kern w:val="0"/>
           <w:lang w:val="es-ES" w:eastAsia="es-ES"/>
-          <ns2:ligatures ns2:val="none"/>
+          <w14:ligatures w14:val="none"/>
         </w:rPr>
         <w:t>a</w:t>
       </w:r>
@@ -4923,7 +4900,7 @@
           <w:color w:val="000000"/>
           <w:kern w:val="0"/>
           <w:lang w:val="es-ES" w:eastAsia="es-ES"/>
-          <ns2:ligatures ns2:val="none"/>
+          <w14:ligatures w14:val="none"/>
         </w:rPr>
         <w:t>; y, (</w:t>
       </w:r>
@@ -4934,7 +4911,7 @@
           <w:color w:val="000000"/>
           <w:kern w:val="0"/>
           <w:lang w:val="es-ES" w:eastAsia="es-ES"/>
-          <ns2:ligatures ns2:val="none"/>
+          <w14:ligatures w14:val="none"/>
         </w:rPr>
         <w:t>iii</w:t>
       </w:r>
@@ -4945,7 +4922,7 @@
           <w:color w:val="000000"/>
           <w:kern w:val="0"/>
           <w:lang w:val="es-ES" w:eastAsia="es-ES"/>
-          <ns2:ligatures ns2:val="none"/>
+          <w14:ligatures w14:val="none"/>
         </w:rPr>
         <w:t xml:space="preserve">) </w:t>
       </w:r>
@@ -4955,7 +4932,7 @@
           <w:color w:val="000000"/>
           <w:kern w:val="0"/>
           <w:lang w:val="es-ES" w:eastAsia="es-ES"/>
-          <ns2:ligatures ns2:val="none"/>
+          <w14:ligatures w14:val="none"/>
         </w:rPr>
         <w:lastRenderedPageBreak/>
         <w:t>presentar todas las comunicaciones cursadas con la parte denunciante en virtud de los hechos materia de denuncia</w:t>
@@ -4966,12 +4943,12 @@
           <w:color w:val="000000"/>
           <w:kern w:val="0"/>
           <w:lang w:val="es-ES" w:eastAsia="es-ES"/>
-          <ns2:ligatures ns2:val="none"/>
+          <w14:ligatures w14:val="none"/>
         </w:rPr>
         <w:t>.</w:t>
       </w:r>
     </w:p>
-    <w:p ns2:paraId="12A4D8BD" ns2:textId="77777777">
+    <w:p>
       <w:pPr>
         <w:spacing w:after="0" w:line="240" w:lineRule="auto"/>
         <w:jc w:val="both"/>
@@ -4981,30 +4958,30 @@
           <w:color w:val="000000"/>
           <w:kern w:val="0"/>
           <w:lang w:val="es-ES" w:eastAsia="es-PE"/>
-          <ns2:ligatures ns2:val="none"/>
-        </w:rPr>
-      </w:pPr>
-    </w:p>
-    <w:p ns2:paraId="591B7E6F" ns2:textId="77777777">
-      <w:pPr>
-        <w:spacing w:after="0" w:line="240" w:lineRule="auto"/>
-        <w:jc w:val="both"/>
-        <w:rPr>
-          <w:rFonts w:ascii="Arial Narrow" w:eastAsia="Arial Narrow" w:hAnsi="Arial Narrow" w:cs="Arial Narrow"/>
-          <w:color w:val="000000"/>
-          <w:kern w:val="0"/>
-          <w:lang w:eastAsia="es-PE"/>
-          <ns2:ligatures ns2:val="none"/>
-        </w:rPr>
-      </w:pPr>
-      <w:r>
-        <w:rPr>
-          <w:rFonts w:ascii="Arial Narrow" w:eastAsia="Arial Narrow" w:hAnsi="Arial Narrow" w:cs="Arial Narrow"/>
-          <w:b/>
-          <w:color w:val="000000"/>
-          <w:kern w:val="0"/>
-          <w:lang w:eastAsia="es-PE"/>
-          <ns2:ligatures ns2:val="none"/>
+          <w14:ligatures w14:val="none"/>
+        </w:rPr>
+      </w:pPr>
+    </w:p>
+    <w:p>
+      <w:pPr>
+        <w:spacing w:after="0" w:line="240" w:lineRule="auto"/>
+        <w:jc w:val="both"/>
+        <w:rPr>
+          <w:rFonts w:ascii="Arial Narrow" w:eastAsia="Arial Narrow" w:hAnsi="Arial Narrow" w:cs="Arial Narrow"/>
+          <w:color w:val="000000"/>
+          <w:kern w:val="0"/>
+          <w:lang w:eastAsia="es-PE"/>
+          <w14:ligatures w14:val="none"/>
+        </w:rPr>
+      </w:pPr>
+      <w:r>
+        <w:rPr>
+          <w:rFonts w:ascii="Arial Narrow" w:eastAsia="Arial Narrow" w:hAnsi="Arial Narrow" w:cs="Arial Narrow"/>
+          <w:b/>
+          <w:color w:val="000000"/>
+          <w:kern w:val="0"/>
+          <w:lang w:eastAsia="es-PE"/>
+          <w14:ligatures w14:val="none"/>
         </w:rPr>
         <w:t>SEXTO:</w:t>
       </w:r>
@@ -5014,7 +4991,7 @@
           <w:color w:val="000000"/>
           <w:kern w:val="0"/>
           <w:lang w:eastAsia="es-PE"/>
-          <ns2:ligatures ns2:val="none"/>
+          <w14:ligatures w14:val="none"/>
         </w:rPr>
         <w:t xml:space="preserve"> </w:t>
       </w:r>
@@ -5025,7 +5002,7 @@
           <w:color w:val="000000"/>
           <w:kern w:val="0"/>
           <w:lang w:eastAsia="es-PE"/>
-          <ns2:ligatures ns2:val="none"/>
+          <w14:ligatures w14:val="none"/>
         </w:rPr>
         <w:t>informar a las partes que el artículo 110</w:t>
       </w:r>
@@ -5035,7 +5012,7 @@
           <w:color w:val="000000"/>
           <w:kern w:val="0"/>
           <w:lang w:eastAsia="es-PE"/>
-          <ns2:ligatures ns2:val="none"/>
+          <w14:ligatures w14:val="none"/>
         </w:rPr>
         <w:t/>
       </w:r>
@@ -5045,7 +5022,7 @@
           <w:color w:val="000000"/>
           <w:kern w:val="0"/>
           <w:lang w:eastAsia="es-PE"/>
-          <ns2:ligatures ns2:val="none"/>
+          <w14:ligatures w14:val="none"/>
         </w:rPr>
         <w:t xml:space="preserve"> de la Ley 29571, Código de Protección y Defensa del Consumidor</w:t>
       </w:r>
@@ -5057,7 +5034,7 @@
           <w:kern w:val="0"/>
           <w:vertAlign w:val="superscript"/>
           <w:lang w:eastAsia="es-PE"/>
-          <ns2:ligatures ns2:val="none"/>
+          <w14:ligatures w14:val="none"/>
         </w:rPr>
         <w:footnoteReference w:id="7"/>
       </w:r>
@@ -5067,7 +5044,7 @@
           <w:color w:val="000000"/>
           <w:kern w:val="0"/>
           <w:lang w:eastAsia="es-PE"/>
-          <ns2:ligatures ns2:val="none"/>
+          <w14:ligatures w14:val="none"/>
         </w:rPr>
         <w:t>, faculta a la Comisión a calificar las infracciones de la referida norma como leves, graves o muy graves e imponer sanciones que van desde una amonestación hasta una multa por un máximo de 450 Unidades Impositivas Tributarias, sin perjuicio de las medidas correctivas, reparadoras y complementarias, que puedan ordenarse de acuerdo a lo estipulado en los artículos 114</w:t>
       </w:r>
@@ -5077,7 +5054,7 @@
           <w:color w:val="000000"/>
           <w:kern w:val="0"/>
           <w:lang w:eastAsia="es-PE"/>
-          <ns2:ligatures ns2:val="none"/>
+          <w14:ligatures w14:val="none"/>
         </w:rPr>
         <w:t/>
       </w:r>
@@ -5087,7 +5064,7 @@
           <w:color w:val="000000"/>
           <w:kern w:val="0"/>
           <w:lang w:eastAsia="es-PE"/>
-          <ns2:ligatures ns2:val="none"/>
+          <w14:ligatures w14:val="none"/>
         </w:rPr>
         <w:t>, 115</w:t>
       </w:r>
@@ -5097,7 +5074,7 @@
           <w:color w:val="000000"/>
           <w:kern w:val="0"/>
           <w:lang w:eastAsia="es-PE"/>
-          <ns2:ligatures ns2:val="none"/>
+          <w14:ligatures w14:val="none"/>
         </w:rPr>
         <w:t/>
       </w:r>
@@ -5107,7 +5084,7 @@
           <w:color w:val="000000"/>
           <w:kern w:val="0"/>
           <w:lang w:eastAsia="es-PE"/>
-          <ns2:ligatures ns2:val="none"/>
+          <w14:ligatures w14:val="none"/>
         </w:rPr>
         <w:t xml:space="preserve"> y 116</w:t>
       </w:r>
@@ -5117,7 +5094,7 @@
           <w:color w:val="000000"/>
           <w:kern w:val="0"/>
           <w:lang w:eastAsia="es-PE"/>
-          <ns2:ligatures ns2:val="none"/>
+          <w14:ligatures w14:val="none"/>
         </w:rPr>
         <w:t/>
       </w:r>
@@ -5127,7 +5104,7 @@
           <w:color w:val="000000"/>
           <w:kern w:val="0"/>
           <w:lang w:eastAsia="es-PE"/>
-          <ns2:ligatures ns2:val="none"/>
+          <w14:ligatures w14:val="none"/>
         </w:rPr>
         <w:t xml:space="preserve"> de la referida norma</w:t>
       </w:r>
@@ -5139,7 +5116,7 @@
           <w:kern w:val="0"/>
           <w:vertAlign w:val="superscript"/>
           <w:lang w:eastAsia="es-PE"/>
-          <ns2:ligatures ns2:val="none"/>
+          <w14:ligatures w14:val="none"/>
         </w:rPr>
         <w:footnoteReference w:id="8"/>
       </w:r>
@@ -5149,7 +5126,7 @@
           <w:color w:val="000000"/>
           <w:kern w:val="0"/>
           <w:lang w:eastAsia="es-PE"/>
-          <ns2:ligatures ns2:val="none"/>
+          <w14:ligatures w14:val="none"/>
         </w:rPr>
         <w:t xml:space="preserve">. </w:t>
       </w:r>
@@ -5160,7 +5137,7 @@
           <w:color w:val="000000"/>
           <w:kern w:val="0"/>
           <w:lang w:eastAsia="es-PE"/>
-          <ns2:ligatures ns2:val="none"/>
+          <w14:ligatures w14:val="none"/>
         </w:rPr>
         <w:lastRenderedPageBreak/>
         <w:t>Asimismo, se consideran circunstancias atenuantes para la graduación de la sanción, el allanamiento de la denuncia o el reconocimiento de las pretensiones en ella contenidas, de acuerdo con el artículo 112</w:t>
@@ -5171,7 +5148,7 @@
           <w:color w:val="000000"/>
           <w:kern w:val="0"/>
           <w:lang w:eastAsia="es-PE"/>
-          <ns2:ligatures ns2:val="none"/>
+          <w14:ligatures w14:val="none"/>
         </w:rPr>
         <w:t/>
       </w:r>
@@ -5181,7 +5158,7 @@
           <w:color w:val="000000"/>
           <w:kern w:val="0"/>
           <w:lang w:eastAsia="es-PE"/>
-          <ns2:ligatures ns2:val="none"/>
+          <w14:ligatures w14:val="none"/>
         </w:rPr>
         <w:t xml:space="preserve"> del Código</w:t>
       </w:r>
@@ -5193,7 +5170,7 @@
           <w:kern w:val="0"/>
           <w:vertAlign w:val="superscript"/>
           <w:lang w:eastAsia="es-PE"/>
-          <ns2:ligatures ns2:val="none"/>
+          <w14:ligatures w14:val="none"/>
         </w:rPr>
         <w:footnoteReference w:id="9"/>
       </w:r>
@@ -5203,12 +5180,12 @@
           <w:color w:val="000000"/>
           <w:kern w:val="0"/>
           <w:lang w:eastAsia="es-PE"/>
-          <ns2:ligatures ns2:val="none"/>
+          <w14:ligatures w14:val="none"/>
         </w:rPr>
         <w:t>.</w:t>
       </w:r>
     </w:p>
-    <w:p ns2:paraId="0ECE55DF" ns2:textId="77777777">
+    <w:p>
       <w:pPr>
         <w:shd w:val="clear" w:color="auto" w:fill="FFFFFF"/>
         <w:spacing w:after="0" w:line="240" w:lineRule="auto"/>
@@ -5219,11 +5196,11 @@
           <w:color w:val="000000"/>
           <w:kern w:val="0"/>
           <w:lang w:eastAsia="es-PE"/>
-          <ns2:ligatures ns2:val="none"/>
-        </w:rPr>
-      </w:pPr>
-    </w:p>
-    <w:p ns2:paraId="1CC114EB" ns2:textId="77777777">
+          <w14:ligatures w14:val="none"/>
+        </w:rPr>
+      </w:pPr>
+    </w:p>
+    <w:p>
       <w:pPr>
         <w:shd w:val="clear" w:color="auto" w:fill="FFFFFF"/>
         <w:spacing w:after="0" w:line="240" w:lineRule="auto"/>
@@ -5233,17 +5210,17 @@
           <w:color w:val="000000"/>
           <w:kern w:val="0"/>
           <w:lang w:eastAsia="es-PE"/>
-          <ns2:ligatures ns2:val="none"/>
-        </w:rPr>
-      </w:pPr>
-      <w:r>
-        <w:rPr>
-          <w:rFonts w:ascii="Arial Narrow" w:eastAsia="Arial Narrow" w:hAnsi="Arial Narrow" w:cs="Arial Narrow"/>
-          <w:b/>
-          <w:color w:val="000000"/>
-          <w:kern w:val="0"/>
-          <w:lang w:eastAsia="es-PE"/>
-          <ns2:ligatures ns2:val="none"/>
+          <w14:ligatures w14:val="none"/>
+        </w:rPr>
+      </w:pPr>
+      <w:r>
+        <w:rPr>
+          <w:rFonts w:ascii="Arial Narrow" w:eastAsia="Arial Narrow" w:hAnsi="Arial Narrow" w:cs="Arial Narrow"/>
+          <w:b/>
+          <w:color w:val="000000"/>
+          <w:kern w:val="0"/>
+          <w:lang w:eastAsia="es-PE"/>
+          <w14:ligatures w14:val="none"/>
         </w:rPr>
         <w:t>SÉTIMO:</w:t>
       </w:r>
@@ -5253,7 +5230,7 @@
           <w:color w:val="000000"/>
           <w:kern w:val="0"/>
           <w:lang w:eastAsia="es-PE"/>
-          <ns2:ligatures ns2:val="none"/>
+          <w14:ligatures w14:val="none"/>
         </w:rPr>
         <w:t xml:space="preserve"> informar a las partes que conforme a lo establecido en el artículo 39</w:t>
       </w:r>
@@ -5263,7 +5240,7 @@
           <w:color w:val="000000"/>
           <w:kern w:val="0"/>
           <w:lang w:eastAsia="es-PE"/>
-          <ns2:ligatures ns2:val="none"/>
+          <w14:ligatures w14:val="none"/>
         </w:rPr>
         <w:t/>
       </w:r>
@@ -5273,12 +5250,12 @@
           <w:color w:val="000000"/>
           <w:kern w:val="0"/>
           <w:lang w:eastAsia="es-PE"/>
-          <ns2:ligatures ns2:val="none"/>
+          <w14:ligatures w14:val="none"/>
         </w:rPr>
         <w:t xml:space="preserve"> de la Ley sobre Facultades, Normas y Organización del Indecopi, aprobada por Decreto Legislativo 807, los gastos por los peritajes realizados, actuación de pruebas, inspecciones y otros derivados de la tramitación del proceso serán de cargo de la parte que solicita la prueba, salvo pacto en contrario. En todos los casos, la resolución final determinará si los gastos deben ser asumidos por alguna de las partes, o reembolsados a la otra parte o al Indecopi, según sea el caso, de manera adicional a la sanción que haya podido imponerse. </w:t>
       </w:r>
     </w:p>
-    <w:p ns2:paraId="364C4B19" ns2:textId="77777777">
+    <w:p>
       <w:pPr>
         <w:shd w:val="clear" w:color="auto" w:fill="FFFFFF"/>
         <w:spacing w:after="0" w:line="240" w:lineRule="auto"/>
@@ -5288,11 +5265,11 @@
           <w:color w:val="000000"/>
           <w:kern w:val="0"/>
           <w:lang w:eastAsia="es-PE"/>
-          <ns2:ligatures ns2:val="none"/>
-        </w:rPr>
-      </w:pPr>
-    </w:p>
-    <w:p ns2:paraId="27E9BBC0" ns2:textId="77777777">
+          <w14:ligatures w14:val="none"/>
+        </w:rPr>
+      </w:pPr>
+    </w:p>
+    <w:p>
       <w:pPr>
         <w:suppressAutoHyphens/>
         <w:spacing w:after="0" w:line="240" w:lineRule="auto"/>
@@ -5301,7 +5278,7 @@
           <w:rFonts w:ascii="Arial Narrow" w:eastAsia="Calibri" w:hAnsi="Arial Narrow" w:cs="Arial"/>
           <w:kern w:val="0"/>
           <w:u w:val="single"/>
-          <ns2:ligatures ns2:val="none"/>
+          <w14:ligatures w14:val="none"/>
         </w:rPr>
       </w:pPr>
       <w:r>
@@ -5310,7 +5287,7 @@
           <w:b/>
           <w:bCs/>
           <w:kern w:val="0"/>
-          <ns2:ligatures ns2:val="none"/>
+          <w14:ligatures w14:val="none"/>
         </w:rPr>
         <w:t>OCTAVO</w:t>
       </w:r>
@@ -5319,7 +5296,7 @@
           <w:rFonts w:ascii="Arial Narrow" w:eastAsia="Calibri" w:hAnsi="Arial Narrow" w:cs="Arial"/>
           <w:b/>
           <w:kern w:val="0"/>
-          <ns2:ligatures ns2:val="none"/>
+          <w14:ligatures w14:val="none"/>
         </w:rPr>
         <w:t>:</w:t>
       </w:r>
@@ -5327,7 +5304,7 @@
         <w:rPr>
           <w:rFonts w:ascii="Arial Narrow" w:eastAsia="Calibri" w:hAnsi="Arial Narrow" w:cs="Arial"/>
           <w:kern w:val="0"/>
-          <ns2:ligatures ns2:val="none"/>
+          <w14:ligatures w14:val="none"/>
         </w:rPr>
         <w:t xml:space="preserve"> comunicar a las partes que, </w:t>
       </w:r>
@@ -5336,7 +5313,7 @@
         <w:rPr>
           <w:rFonts w:ascii="Arial Narrow" w:eastAsia="Calibri" w:hAnsi="Arial Narrow" w:cs="Arial"/>
           <w:kern w:val="0"/>
-          <ns2:ligatures ns2:val="none"/>
+          <w14:ligatures w14:val="none"/>
         </w:rPr>
         <w:t>de acuerdo a</w:t>
       </w:r>
@@ -5345,7 +5322,7 @@
         <w:rPr>
           <w:rFonts w:ascii="Arial Narrow" w:eastAsia="Calibri" w:hAnsi="Arial Narrow" w:cs="Arial"/>
           <w:kern w:val="0"/>
-          <ns2:ligatures ns2:val="none"/>
+          <w14:ligatures w14:val="none"/>
         </w:rPr>
         <w:t xml:space="preserve"> lo señalado por el artículo 29</w:t>
       </w:r>
@@ -5355,7 +5332,7 @@
           <w:color w:val="000000"/>
           <w:kern w:val="0"/>
           <w:lang w:eastAsia="es-PE"/>
-          <ns2:ligatures ns2:val="none"/>
+          <w14:ligatures w14:val="none"/>
         </w:rPr>
         <w:t/>
       </w:r>
@@ -5363,7 +5340,7 @@
         <w:rPr>
           <w:rFonts w:ascii="Arial Narrow" w:eastAsia="Calibri" w:hAnsi="Arial Narrow" w:cs="Arial"/>
           <w:kern w:val="0"/>
-          <ns2:ligatures ns2:val="none"/>
+          <w14:ligatures w14:val="none"/>
         </w:rPr>
         <w:t xml:space="preserve"> del Decreto Legislativo </w:t>
       </w:r>
@@ -5372,7 +5349,7 @@
         <w:rPr>
           <w:rFonts w:ascii="Arial Narrow" w:eastAsia="Calibri" w:hAnsi="Arial Narrow" w:cs="Arial"/>
           <w:kern w:val="0"/>
-          <ns2:ligatures ns2:val="none"/>
+          <w14:ligatures w14:val="none"/>
         </w:rPr>
         <w:t/>
       </w:r>
@@ -5381,7 +5358,7 @@
         <w:rPr>
           <w:rFonts w:ascii="Arial Narrow" w:eastAsia="Calibri" w:hAnsi="Arial Narrow" w:cs="Arial"/>
           <w:kern w:val="0"/>
-          <ns2:ligatures ns2:val="none"/>
+          <w14:ligatures w14:val="none"/>
         </w:rPr>
         <w:t xml:space="preserve"> 807</w:t>
       </w:r>
@@ -5391,7 +5368,7 @@
           <w:rFonts w:ascii="Arial Narrow" w:eastAsia="Calibri" w:hAnsi="Arial Narrow" w:cs="Arial"/>
           <w:kern w:val="0"/>
           <w:vertAlign w:val="superscript"/>
-          <ns2:ligatures ns2:val="none"/>
+          <w14:ligatures w14:val="none"/>
         </w:rPr>
         <w:footnoteReference w:id="10"/>
       </w:r>
@@ -5399,7 +5376,7 @@
         <w:rPr>
           <w:rFonts w:ascii="Arial Narrow" w:eastAsia="Calibri" w:hAnsi="Arial Narrow" w:cs="Arial"/>
           <w:kern w:val="0"/>
-          <ns2:ligatures ns2:val="none"/>
+          <w14:ligatures w14:val="none"/>
         </w:rPr>
         <w:t xml:space="preserve">, hasta antes de la emisión de la Resolución Final tienen la posibilidad de solicitar una audiencia de conciliación. En caso deleguen a favor de una tercera persona su actuación en la diligencia programada, esta deberá presentar un poder especial con firma legalizada ante Notario Público, donde conste </w:t>
       </w:r>
@@ -5408,7 +5385,7 @@
           <w:rFonts w:ascii="Arial Narrow" w:eastAsia="Calibri" w:hAnsi="Arial Narrow" w:cs="Arial"/>
           <w:kern w:val="0"/>
           <w:u w:val="single"/>
-          <ns2:ligatures ns2:val="none"/>
+          <w14:ligatures w14:val="none"/>
         </w:rPr>
         <w:lastRenderedPageBreak/>
         <w:t>expresamente su facultad para asistir y conciliar en su representación</w:t>
@@ -5418,7 +5395,7 @@
           <w:rFonts w:ascii="Arial Narrow" w:eastAsia="Calibri" w:hAnsi="Arial Narrow" w:cs="Arial"/>
           <w:bCs/>
           <w:kern w:val="0"/>
-          <ns2:ligatures ns2:val="none"/>
+          <w14:ligatures w14:val="none"/>
         </w:rPr>
         <w:t>.</w:t>
       </w:r>
@@ -5428,7 +5405,7 @@
           <w:b/>
           <w:bCs/>
           <w:kern w:val="0"/>
-          <ns2:ligatures ns2:val="none"/>
+          <w14:ligatures w14:val="none"/>
         </w:rPr>
         <w:t xml:space="preserve"> </w:t>
       </w:r>
@@ -5437,12 +5414,12 @@
           <w:rFonts w:ascii="Arial Narrow" w:eastAsia="Calibri" w:hAnsi="Arial Narrow" w:cs="Arial"/>
           <w:kern w:val="0"/>
           <w:u w:val="single"/>
-          <ns2:ligatures ns2:val="none"/>
+          <w14:ligatures w14:val="none"/>
         </w:rPr>
         <w:t xml:space="preserve">Ello bajo apercibimiento de no realizar la audiencia de conciliación y levantar el acta de inasistencia correspondiente. </w:t>
       </w:r>
     </w:p>
-    <w:p ns2:paraId="4CD47B08" ns2:textId="77777777">
+    <w:p>
       <w:pPr>
         <w:suppressAutoHyphens/>
         <w:spacing w:after="0" w:line="240" w:lineRule="auto"/>
@@ -5451,11 +5428,11 @@
           <w:rFonts w:ascii="Arial Narrow" w:eastAsia="Calibri" w:hAnsi="Arial Narrow" w:cs="Arial"/>
           <w:kern w:val="0"/>
           <w:u w:val="single"/>
-          <ns2:ligatures ns2:val="none"/>
-        </w:rPr>
-      </w:pPr>
-    </w:p>
-    <w:p ns2:paraId="0E80CA49" ns2:textId="77777777">
+          <w14:ligatures w14:val="none"/>
+        </w:rPr>
+      </w:pPr>
+    </w:p>
+    <w:p>
       <w:pPr>
         <w:suppressAutoHyphens/>
         <w:spacing w:after="0" w:line="240" w:lineRule="auto"/>
@@ -5465,7 +5442,7 @@
           <w:color w:val="000000"/>
           <w:kern w:val="0"/>
           <w:lang w:eastAsia="es-PE"/>
-          <ns2:ligatures ns2:val="none"/>
+          <w14:ligatures w14:val="none"/>
         </w:rPr>
       </w:pPr>
       <w:r>
@@ -5475,7 +5452,7 @@
           <w:color w:val="000000"/>
           <w:kern w:val="0"/>
           <w:lang w:eastAsia="es-PE"/>
-          <ns2:ligatures ns2:val="none"/>
+          <w14:ligatures w14:val="none"/>
         </w:rPr>
         <w:t>NOVENO:</w:t>
       </w:r>
@@ -5485,14 +5462,14 @@
           <w:color w:val="000000"/>
           <w:kern w:val="0"/>
           <w:lang w:eastAsia="es-PE"/>
-          <ns2:ligatures ns2:val="none"/>
+          <w14:ligatures w14:val="none"/>
         </w:rPr>
         <w:t xml:space="preserve"> poner en conocimiento de las partes que, antes de la emisión de la Resolución Final, tienen la posibilidad de formular su desistimiento o presentar el acuerdo arribado mediante la conciliación, mediación, transacción o cualquier otro que, de forma indubitable, deje constancia que se ha solucionado la controversia materia de denuncia.</w:t>
       </w:r>
       <w:bookmarkStart w:id="22" w:name="h.gjdgxs" w:colFirst="0" w:colLast="0"/>
       <w:bookmarkEnd w:id="22"/>
     </w:p>
-    <w:p ns2:paraId="7DDD06F7" ns2:textId="77777777">
+    <w:p>
       <w:pPr>
         <w:suppressAutoHyphens/>
         <w:spacing w:after="0" w:line="240" w:lineRule="auto"/>
@@ -5502,11 +5479,11 @@
           <w:color w:val="000000"/>
           <w:kern w:val="0"/>
           <w:lang w:eastAsia="es-PE"/>
-          <ns2:ligatures ns2:val="none"/>
-        </w:rPr>
-      </w:pPr>
-    </w:p>
-    <w:p ns2:paraId="236137A1" ns2:textId="2460F5E8">
+          <w14:ligatures w14:val="none"/>
+        </w:rPr>
+      </w:pPr>
+    </w:p>
+    <w:p>
       <w:pPr>
         <w:suppressAutoHyphens/>
         <w:spacing w:after="0" w:line="240" w:lineRule="auto"/>
@@ -5529,7 +5506,7 @@
           <w:b/>
           <w:spacing w:val="-3"/>
           <w:kern w:val="0"/>
-          <ns2:ligatures ns2:val="none"/>
+          <w14:ligatures w14:val="none"/>
         </w:rPr>
         <w:t/>
       </w:r>
@@ -5539,7 +5516,7 @@
           <w:bCs/>
           <w:spacing w:val="-3"/>
           <w:kern w:val="0"/>
-          <ns2:ligatures ns2:val="none"/>
+          <w14:ligatures w14:val="none"/>
         </w:rPr>
         <w:t xml:space="preserve"/>
       </w:r>
@@ -5549,7 +5526,7 @@
           <w:bCs/>
           <w:spacing w:val="-3"/>
           <w:kern w:val="0"/>
-          <ns2:ligatures ns2:val="none"/>
+          <w14:ligatures w14:val="none"/>
         </w:rPr>
         <w:t xml:space="preserve"/>
       </w:r>
@@ -5560,7 +5537,7 @@
           <w:kern w:val="0"/>
           <w:shd w:val="clear" w:color="auto" w:fill="FFFFFF"/>
           <w:lang w:eastAsia="es-PE"/>
-          <ns2:ligatures ns2:val="none"/>
+          <w14:ligatures w14:val="none"/>
         </w:rPr>
         <w:t xml:space="preserve"/>
       </w:r>
@@ -5598,7 +5575,7 @@
           <w:color w:val="000000"/>
           <w:kern w:val="0"/>
           <w:lang w:eastAsia="es-PE"/>
-          <ns2:ligatures ns2:val="none"/>
+          <w14:ligatures w14:val="none"/>
         </w:rPr>
         <w:t/>
       </w:r>
@@ -5631,7 +5608,7 @@
           <w:color w:val="000000"/>
           <w:kern w:val="0"/>
           <w:lang w:eastAsia="es-PE"/>
-          <ns2:ligatures ns2:val="none"/>
+          <w14:ligatures w14:val="none"/>
         </w:rPr>
         <w:t/>
       </w:r>
@@ -5666,7 +5643,7 @@
       </w:r>
     </w:p>
     <w:bookmarkEnd w:id="23"/>
-    <w:p ns2:paraId="639FE5BE" ns2:textId="77777777">
+    <w:p>
       <w:pPr>
         <w:suppressAutoHyphens/>
         <w:spacing w:after="0" w:line="240" w:lineRule="auto"/>
@@ -5676,7 +5653,7 @@
         </w:rPr>
       </w:pPr>
     </w:p>
-    <w:p ns2:paraId="083D8417" ns2:textId="65376211">
+    <w:p>
       <w:pPr>
         <w:suppressAutoHyphens/>
         <w:spacing w:line="240" w:lineRule="auto"/>
@@ -5744,7 +5721,7 @@
       </w:r>
       <w:bookmarkStart w:id="24" w:name="_Hlk198890962"/>
     </w:p>
-    <w:p ns2:paraId="36317C11" ns2:textId="77777777">
+    <w:p>
       <w:pPr>
         <w:suppressAutoHyphens/>
         <w:spacing w:after="0" w:line="240" w:lineRule="auto"/>
@@ -5756,36 +5733,36 @@
       </w:pPr>
     </w:p>
     <w:bookmarkEnd w:id="24"/>
-    <w:p ns2:paraId="418E1D52" ns2:textId="77777777">
-      <w:pPr>
-        <w:spacing w:after="0" w:line="240" w:lineRule="auto"/>
-        <w:jc w:val="both"/>
-        <w:rPr>
-          <w:rFonts w:ascii="Arial Narrow" w:eastAsia="Arial Narrow" w:hAnsi="Arial Narrow" w:cs="Arial Narrow"/>
-          <w:b/>
-          <w:color w:val="000000"/>
-          <w:kern w:val="0"/>
-          <w:lang w:eastAsia="es-PE"/>
-          <ns2:ligatures ns2:val="none"/>
-        </w:rPr>
-      </w:pPr>
-    </w:p>
-    <w:p ns2:paraId="571B501C" ns2:textId="77777777">
-      <w:pPr>
-        <w:spacing w:after="0" w:line="240" w:lineRule="auto"/>
-        <w:jc w:val="both"/>
-        <w:rPr>
-          <w:rFonts w:ascii="Arial Narrow" w:eastAsia="Arial Narrow" w:hAnsi="Arial Narrow" w:cs="Arial Narrow"/>
-          <w:b/>
-          <w:color w:val="000000"/>
-          <w:kern w:val="0"/>
-          <w:lang w:eastAsia="es-PE"/>
-          <ns2:ligatures ns2:val="none"/>
+    <w:p>
+      <w:pPr>
+        <w:spacing w:after="0" w:line="240" w:lineRule="auto"/>
+        <w:jc w:val="both"/>
+        <w:rPr>
+          <w:rFonts w:ascii="Arial Narrow" w:eastAsia="Arial Narrow" w:hAnsi="Arial Narrow" w:cs="Arial Narrow"/>
+          <w:b/>
+          <w:color w:val="000000"/>
+          <w:kern w:val="0"/>
+          <w:lang w:eastAsia="es-PE"/>
+          <w14:ligatures w14:val="none"/>
+        </w:rPr>
+      </w:pPr>
+    </w:p>
+    <w:p>
+      <w:pPr>
+        <w:spacing w:after="0" w:line="240" w:lineRule="auto"/>
+        <w:jc w:val="both"/>
+        <w:rPr>
+          <w:rFonts w:ascii="Arial Narrow" w:eastAsia="Arial Narrow" w:hAnsi="Arial Narrow" w:cs="Arial Narrow"/>
+          <w:b/>
+          <w:color w:val="000000"/>
+          <w:kern w:val="0"/>
+          <w:lang w:eastAsia="es-PE"/>
+          <w14:ligatures w14:val="none"/>
         </w:rPr>
       </w:pPr>
     </w:p>
     <w:bookmarkEnd w:id="0"/>
-    <w:p ns2:paraId="626EF8E7" ns2:textId="36A812F1">
+    <w:p>
       <w:pPr>
         <w:spacing w:after="0" w:line="240" w:lineRule="auto"/>
         <w:jc w:val="center"/>
@@ -5795,7 +5772,7 @@
           <w:color w:val="000000"/>
           <w:kern w:val="0"/>
           <w:lang w:eastAsia="es-PE"/>
-          <ns2:ligatures ns2:val="none"/>
+          <w14:ligatures w14:val="none"/>
         </w:rPr>
       </w:pPr>
       <w:r>
@@ -5805,12 +5782,12 @@
           <w:color w:val="000000"/>
           <w:kern w:val="0"/>
           <w:lang w:eastAsia="es-PE"/>
-          <ns2:ligatures ns2:val="none"/>
+          <w14:ligatures w14:val="none"/>
         </w:rPr>
         <w:t>Firmado digitalmente por</w:t>
       </w:r>
     </w:p>
-    <w:p ns2:paraId="564FA57C" ns2:textId="77777777">
+    <w:p>
       <w:pPr>
         <w:spacing w:after="0" w:line="240" w:lineRule="auto"/>
         <w:jc w:val="center"/>
@@ -5820,7 +5797,7 @@
           <w:bCs/>
           <w:color w:val="000000"/>
           <w:kern w:val="0"/>
-          <ns2:ligatures ns2:val="none"/>
+          <w14:ligatures w14:val="none"/>
         </w:rPr>
       </w:pPr>
       <w:r>
@@ -5830,12 +5807,12 @@
           <w:bCs/>
           <w:color w:val="000000"/>
           <w:kern w:val="0"/>
-          <ns2:ligatures ns2:val="none"/>
+          <w14:ligatures w14:val="none"/>
         </w:rPr>
         <w:t>EVELING ROA QUISPE</w:t>
       </w:r>
     </w:p>
-    <w:p ns2:paraId="488C71A5" ns2:textId="77777777">
+    <w:p>
       <w:pPr>
         <w:spacing w:after="0" w:line="240" w:lineRule="auto"/>
         <w:jc w:val="center"/>
@@ -5845,7 +5822,7 @@
           <w:bCs/>
           <w:color w:val="000000"/>
           <w:kern w:val="0"/>
-          <ns2:ligatures ns2:val="none"/>
+          <w14:ligatures w14:val="none"/>
         </w:rPr>
       </w:pPr>
       <w:r>
@@ -5855,12 +5832,12 @@
           <w:bCs/>
           <w:color w:val="000000"/>
           <w:kern w:val="0"/>
-          <ns2:ligatures ns2:val="none"/>
+          <w14:ligatures w14:val="none"/>
         </w:rPr>
         <w:t>Secretaria Técnica</w:t>
       </w:r>
     </w:p>
-    <w:p ns2:paraId="4EF09A7C" ns2:textId="77777777">
+    <w:p>
       <w:pPr>
         <w:spacing w:after="0" w:line="240" w:lineRule="auto"/>
         <w:jc w:val="center"/>
@@ -5870,7 +5847,7 @@
           <w:bCs/>
           <w:color w:val="000000"/>
           <w:kern w:val="0"/>
-          <ns2:ligatures ns2:val="none"/>
+          <w14:ligatures w14:val="none"/>
         </w:rPr>
       </w:pPr>
       <w:r>
@@ -5880,7 +5857,7 @@
           <w:bCs/>
           <w:color w:val="000000"/>
           <w:kern w:val="0"/>
-          <ns2:ligatures ns2:val="none"/>
+          <w14:ligatures w14:val="none"/>
         </w:rPr>
         <w:t xml:space="preserve">Comisión de Protección al Consumidor </w:t>
       </w:r>
@@ -5892,7 +5869,7 @@
           <w:bCs/>
           <w:color w:val="000000"/>
           <w:kern w:val="0"/>
-          <ns2:ligatures ns2:val="none"/>
+          <w14:ligatures w14:val="none"/>
         </w:rPr>
         <w:t/>
       </w:r>
@@ -5904,26 +5881,26 @@
           <w:bCs/>
           <w:color w:val="000000"/>
           <w:kern w:val="0"/>
-          <ns2:ligatures ns2:val="none"/>
+          <w14:ligatures w14:val="none"/>
         </w:rPr>
         <w:t xml:space="preserve"> 1</w:t>
       </w:r>
     </w:p>
-    <w:p ns2:paraId="7F637530" ns2:textId="77777777">
-      <w:pPr>
-        <w:spacing w:after="0" w:line="240" w:lineRule="auto"/>
-        <w:jc w:val="both"/>
-        <w:rPr>
-          <w:rFonts w:ascii="Arial Narrow" w:eastAsia="Arial Narrow" w:hAnsi="Arial Narrow" w:cs="Arial Narrow"/>
-          <w:b/>
-          <w:color w:val="000000"/>
-          <w:kern w:val="0"/>
-          <w:lang w:eastAsia="es-PE"/>
-          <ns2:ligatures ns2:val="none"/>
-        </w:rPr>
-      </w:pPr>
-    </w:p>
-    <w:p ns2:paraId="74AAB5F4" ns2:textId="45369F00">
+    <w:p>
+      <w:pPr>
+        <w:spacing w:after="0" w:line="240" w:lineRule="auto"/>
+        <w:jc w:val="both"/>
+        <w:rPr>
+          <w:rFonts w:ascii="Arial Narrow" w:eastAsia="Arial Narrow" w:hAnsi="Arial Narrow" w:cs="Arial Narrow"/>
+          <w:b/>
+          <w:color w:val="000000"/>
+          <w:kern w:val="0"/>
+          <w:lang w:eastAsia="es-PE"/>
+          <w14:ligatures w14:val="none"/>
+        </w:rPr>
+      </w:pPr>
+    </w:p>
+    <w:p>
       <w:pPr>
         <w:spacing w:after="0" w:line="240" w:lineRule="auto"/>
         <w:jc w:val="both"/>
@@ -5941,18 +5918,18 @@
           <w:sz w:val="16"/>
           <w:szCs w:val="16"/>
           <w:lang w:eastAsia="es-PE"/>
-          <ns2:ligatures ns2:val="none"/>
+          <w14:ligatures w14:val="none"/>
         </w:rPr>
         <w:t>LSM/JCQ</w:t>
       </w:r>
     </w:p>
     <w:sectPr>
-      <w:headerReference w:type="even" ns3:id="rId8"/>
-      <w:headerReference w:type="default" ns3:id="rId9"/>
-      <w:footerReference w:type="even" ns3:id="rId10"/>
-      <w:footerReference w:type="default" ns3:id="rId11"/>
-      <w:headerReference w:type="first" ns3:id="rId12"/>
-      <w:footerReference w:type="first" ns3:id="rId13"/>
+      <w:headerReference w:type="even" r:id="rId8"/>
+      <w:headerReference w:type="default" r:id="rId9"/>
+      <w:footerReference w:type="even" r:id="rId10"/>
+      <w:footerReference w:type="default" r:id="rId11"/>
+      <w:headerReference w:type="first" r:id="rId12"/>
+      <w:footerReference w:type="first" r:id="rId13"/>
       <w:pgSz w:w="11906" w:h="16838"/>
       <w:pgMar w:top="1417" w:right="1701" w:bottom="1417" w:left="1701" w:header="708" w:footer="708" w:gutter="0"/>
       <w:cols w:space="708"/>
@@ -5963,7 +5940,7 @@
 </file>
 
 <file path=word/endnotes.xml><?xml version="1.0" encoding="utf-8"?>
-<w:endnotes xmlns:wpc="http://schemas.microsoft.com/office/word/2010/wordprocessingCanvas" xmlns:cx="http://schemas.microsoft.com/office/drawing/2014/chartex" xmlns:cx1="http://schemas.microsoft.com/office/drawing/2015/9/8/chartex" xmlns:cx2="http://schemas.microsoft.com/office/drawing/2015/10/21/chartex" xmlns:cx3="http://schemas.microsoft.com/office/drawing/2016/5/9/chartex" xmlns:cx4="http://schemas.microsoft.com/office/drawing/2016/5/10/chartex" xmlns:cx5="http://schemas.microsoft.com/office/drawing/2016/5/11/chartex" xmlns:cx6="http://schemas.microsoft.com/office/drawing/2016/5/12/chartex" xmlns:cx7="http://schemas.microsoft.com/office/drawing/2016/5/13/chartex" xmlns:cx8="http://schemas.microsoft.com/office/drawing/2016/5/14/chartex" xmlns:mc="http://schemas.openxmlformats.org/markup-compatibility/2006" xmlns:aink="http://schemas.microsoft.com/office/drawing/2016/ink" xmlns:am3d="http://schemas.microsoft.com/office/drawing/2017/model3d" xmlns:o="urn:schemas-microsoft-com:office:office" xmlns:oel="http://schemas.microsoft.com/office/2019/extlst" xmlns:r="http://schemas.openxmlformats.org/officeDocument/2006/relationships" xmlns:m="http://schemas.openxmlformats.org/officeDocument/2006/math" xmlns:v="urn:schemas-microsoft-com:vml" xmlns:wp14="http://schemas.microsoft.com/office/word/2010/wordprocessingDrawing" xmlns:wp="http://schemas.openxmlformats.org/drawingml/2006/wordprocessingDrawing" xmlns:w10="urn:schemas-microsoft-com:office:word" xmlns:w="http://schemas.openxmlformats.org/wordprocessingml/2006/main" xmlns:w14="http://schemas.microsoft.com/office/word/2010/wordml" xmlns:w15="http://schemas.microsoft.com/office/word/2012/wordml" xmlns:w16cex="http://schemas.microsoft.com/office/word/2018/wordml/cex" xmlns:w16cid="http://schemas.microsoft.com/office/word/2016/wordml/cid" xmlns:w16="http://schemas.microsoft.com/office/word/2018/wordml" xmlns:w16du="http://schemas.microsoft.com/office/word/2023/wordml/word16du" xmlns:w16sdtdh="http://schemas.microsoft.com/office/word/2020/wordml/sdtdatahash" xmlns:w16sdtfl="http://schemas.microsoft.com/office/word/2024/wordml/sdtformatlock" xmlns:w16se="http://schemas.microsoft.com/office/word/2015/wordml/symex" xmlns:wpg="http://schemas.microsoft.com/office/word/2010/wordprocessingGroup" xmlns:wpi="http://schemas.microsoft.com/office/word/2010/wordprocessingInk" xmlns:wne="http://schemas.microsoft.com/office/word/2006/wordml" xmlns:wps="http://schemas.microsoft.com/office/word/2010/wordprocessingShape" mc:Ignorable="w14 w15 w16se w16cid w16 w16cex w16sdtdh w16sdtfl w16du wp14">
+<w:endnotes xmlns:mc="http://schemas.openxmlformats.org/markup-compatibility/2006" xmlns:r="http://schemas.openxmlformats.org/officeDocument/2006/relationships" xmlns:w="http://schemas.openxmlformats.org/wordprocessingml/2006/main" xmlns:w14="http://schemas.microsoft.com/office/word/2010/wordml" xmlns:w15="http://schemas.microsoft.com/office/word/2012/wordml" xmlns:w16="http://schemas.microsoft.com/office/word/2018/wordml" xmlns:w16cex="http://schemas.microsoft.com/office/word/2018/wordml/cex" xmlns:w16cid="http://schemas.microsoft.com/office/word/2016/wordml/cid" xmlns:w16du="http://schemas.microsoft.com/office/word/2023/wordml/word16du" xmlns:w16sdtdh="http://schemas.microsoft.com/office/word/2020/wordml/sdtdatahash" xmlns:w16se="http://schemas.microsoft.com/office/word/2015/wordml/symex" xmlns:wp14="http://schemas.microsoft.com/office/word/2010/wordprocessingDrawing" mc:Ignorable="w14 w15 w16se w16cid w16 w16cex w16sdtdh w16du wp14">
   <w:endnote w:type="separator" w:id="-1">
     <w:p>
       <w:pPr>
@@ -5988,7 +5965,7 @@
 </file>
 
 <file path=word/footer1.xml><?xml version="1.0" encoding="utf-8"?>
-<w:ftr xmlns:wpc="http://schemas.microsoft.com/office/word/2010/wordprocessingCanvas" xmlns:cx="http://schemas.microsoft.com/office/drawing/2014/chartex" xmlns:cx1="http://schemas.microsoft.com/office/drawing/2015/9/8/chartex" xmlns:cx2="http://schemas.microsoft.com/office/drawing/2015/10/21/chartex" xmlns:cx3="http://schemas.microsoft.com/office/drawing/2016/5/9/chartex" xmlns:cx4="http://schemas.microsoft.com/office/drawing/2016/5/10/chartex" xmlns:cx5="http://schemas.microsoft.com/office/drawing/2016/5/11/chartex" xmlns:cx6="http://schemas.microsoft.com/office/drawing/2016/5/12/chartex" xmlns:cx7="http://schemas.microsoft.com/office/drawing/2016/5/13/chartex" xmlns:cx8="http://schemas.microsoft.com/office/drawing/2016/5/14/chartex" xmlns:mc="http://schemas.openxmlformats.org/markup-compatibility/2006" xmlns:aink="http://schemas.microsoft.com/office/drawing/2016/ink" xmlns:am3d="http://schemas.microsoft.com/office/drawing/2017/model3d" xmlns:o="urn:schemas-microsoft-com:office:office" xmlns:oel="http://schemas.microsoft.com/office/2019/extlst" xmlns:r="http://schemas.openxmlformats.org/officeDocument/2006/relationships" xmlns:m="http://schemas.openxmlformats.org/officeDocument/2006/math" xmlns:v="urn:schemas-microsoft-com:vml" xmlns:wp14="http://schemas.microsoft.com/office/word/2010/wordprocessingDrawing" xmlns:wp="http://schemas.openxmlformats.org/drawingml/2006/wordprocessingDrawing" xmlns:w10="urn:schemas-microsoft-com:office:word" xmlns:w="http://schemas.openxmlformats.org/wordprocessingml/2006/main" xmlns:w14="http://schemas.microsoft.com/office/word/2010/wordml" xmlns:w15="http://schemas.microsoft.com/office/word/2012/wordml" xmlns:w16cex="http://schemas.microsoft.com/office/word/2018/wordml/cex" xmlns:w16cid="http://schemas.microsoft.com/office/word/2016/wordml/cid" xmlns:w16="http://schemas.microsoft.com/office/word/2018/wordml" xmlns:w16du="http://schemas.microsoft.com/office/word/2023/wordml/word16du" xmlns:w16sdtdh="http://schemas.microsoft.com/office/word/2020/wordml/sdtdatahash" xmlns:w16sdtfl="http://schemas.microsoft.com/office/word/2024/wordml/sdtformatlock" xmlns:w16se="http://schemas.microsoft.com/office/word/2015/wordml/symex" xmlns:wpg="http://schemas.microsoft.com/office/word/2010/wordprocessingGroup" xmlns:wpi="http://schemas.microsoft.com/office/word/2010/wordprocessingInk" xmlns:wne="http://schemas.microsoft.com/office/word/2006/wordml" xmlns:wps="http://schemas.microsoft.com/office/word/2010/wordprocessingShape" mc:Ignorable="w14 w15 w16se w16cid w16 w16cex w16sdtdh w16sdtfl w16du wp14">
+<w:ftr xmlns:mc="http://schemas.openxmlformats.org/markup-compatibility/2006" xmlns:r="http://schemas.openxmlformats.org/officeDocument/2006/relationships" xmlns:w="http://schemas.openxmlformats.org/wordprocessingml/2006/main" xmlns:w14="http://schemas.microsoft.com/office/word/2010/wordml" xmlns:w15="http://schemas.microsoft.com/office/word/2012/wordml" xmlns:w16="http://schemas.microsoft.com/office/word/2018/wordml" xmlns:w16cex="http://schemas.microsoft.com/office/word/2018/wordml/cex" xmlns:w16cid="http://schemas.microsoft.com/office/word/2016/wordml/cid" xmlns:w16du="http://schemas.microsoft.com/office/word/2023/wordml/word16du" xmlns:w16sdtdh="http://schemas.microsoft.com/office/word/2020/wordml/sdtdatahash" xmlns:w16se="http://schemas.microsoft.com/office/word/2015/wordml/symex" xmlns:wp14="http://schemas.microsoft.com/office/word/2010/wordprocessingDrawing" mc:Ignorable="w14 w15 w16se w16cid w16 w16cex w16sdtdh w16du wp14">
   <w:p>
     <w:pPr>
       <w:pStyle w:val="Piedepgina"/>
@@ -6087,7 +6064,7 @@
 </file>
 
 <file path=word/footnotes.xml><?xml version="1.0" encoding="utf-8"?>
-<w:footnotes xmlns:wpc="http://schemas.microsoft.com/office/word/2010/wordprocessingCanvas" xmlns:cx="http://schemas.microsoft.com/office/drawing/2014/chartex" xmlns:cx1="http://schemas.microsoft.com/office/drawing/2015/9/8/chartex" xmlns:cx2="http://schemas.microsoft.com/office/drawing/2015/10/21/chartex" xmlns:cx3="http://schemas.microsoft.com/office/drawing/2016/5/9/chartex" xmlns:cx4="http://schemas.microsoft.com/office/drawing/2016/5/10/chartex" xmlns:cx5="http://schemas.microsoft.com/office/drawing/2016/5/11/chartex" xmlns:cx6="http://schemas.microsoft.com/office/drawing/2016/5/12/chartex" xmlns:cx7="http://schemas.microsoft.com/office/drawing/2016/5/13/chartex" xmlns:cx8="http://schemas.microsoft.com/office/drawing/2016/5/14/chartex" xmlns:mc="http://schemas.openxmlformats.org/markup-compatibility/2006" xmlns:aink="http://schemas.microsoft.com/office/drawing/2016/ink" xmlns:am3d="http://schemas.microsoft.com/office/drawing/2017/model3d" xmlns:o="urn:schemas-microsoft-com:office:office" xmlns:oel="http://schemas.microsoft.com/office/2019/extlst" xmlns:r="http://schemas.openxmlformats.org/officeDocument/2006/relationships" xmlns:m="http://schemas.openxmlformats.org/officeDocument/2006/math" xmlns:v="urn:schemas-microsoft-com:vml" xmlns:wp14="http://schemas.microsoft.com/office/word/2010/wordprocessingDrawing" xmlns:wp="http://schemas.openxmlformats.org/drawingml/2006/wordprocessingDrawing" xmlns:w10="urn:schemas-microsoft-com:office:word" xmlns:w="http://schemas.openxmlformats.org/wordprocessingml/2006/main" xmlns:w14="http://schemas.microsoft.com/office/word/2010/wordml" xmlns:w15="http://schemas.microsoft.com/office/word/2012/wordml" xmlns:w16cex="http://schemas.microsoft.com/office/word/2018/wordml/cex" xmlns:w16cid="http://schemas.microsoft.com/office/word/2016/wordml/cid" xmlns:w16="http://schemas.microsoft.com/office/word/2018/wordml" xmlns:w16du="http://schemas.microsoft.com/office/word/2023/wordml/word16du" xmlns:w16sdtdh="http://schemas.microsoft.com/office/word/2020/wordml/sdtdatahash" xmlns:w16sdtfl="http://schemas.microsoft.com/office/word/2024/wordml/sdtformatlock" xmlns:w16se="http://schemas.microsoft.com/office/word/2015/wordml/symex" xmlns:wpg="http://schemas.microsoft.com/office/word/2010/wordprocessingGroup" xmlns:wpi="http://schemas.microsoft.com/office/word/2010/wordprocessingInk" xmlns:wne="http://schemas.microsoft.com/office/word/2006/wordml" xmlns:wps="http://schemas.microsoft.com/office/word/2010/wordprocessingShape" mc:Ignorable="w14 w15 w16se w16cid w16 w16cex w16sdtdh w16sdtfl w16du wp14">
+<w:footnotes xmlns:mc="http://schemas.openxmlformats.org/markup-compatibility/2006" xmlns:r="http://schemas.openxmlformats.org/officeDocument/2006/relationships" xmlns:w="http://schemas.openxmlformats.org/wordprocessingml/2006/main" xmlns:w14="http://schemas.microsoft.com/office/word/2010/wordml" xmlns:w15="http://schemas.microsoft.com/office/word/2012/wordml" xmlns:w16="http://schemas.microsoft.com/office/word/2018/wordml" xmlns:w16cex="http://schemas.microsoft.com/office/word/2018/wordml/cex" xmlns:w16cid="http://schemas.microsoft.com/office/word/2016/wordml/cid" xmlns:w16du="http://schemas.microsoft.com/office/word/2023/wordml/word16du" xmlns:w16sdtdh="http://schemas.microsoft.com/office/word/2020/wordml/sdtdatahash" xmlns:w16se="http://schemas.microsoft.com/office/word/2015/wordml/symex" xmlns:wp14="http://schemas.microsoft.com/office/word/2010/wordprocessingDrawing" mc:Ignorable="w14 w15 w16se w16cid w16 w16cex w16sdtdh w16du wp14">
   <w:footnote w:type="separator" w:id="-1">
     <w:p>
       <w:pPr>
@@ -7274,6 +7251,161 @@
       </w:pPr>
     </w:p>
   </w:footnote>
+  <w:footnote w:id="12">
+    <w:p>
+      <w:pPr>
+        <w:pStyle w:val="Textonotapie"/>
+        <w:ind w:left="567" w:hanging="567"/>
+        <w:jc w:val="both"/>
+      </w:pPr>
+      <w:r>
+        <w:rPr>
+          <w:rStyle w:val="Refdenotaalpie"/>
+          <w:rFonts w:ascii="Arial Narrow" w:hAnsi="Arial Narrow" w:cs="Arial"/>
+          <w:sz w:val="16"/>
+          <w:szCs w:val="16"/>
+          <w:vertAlign w:val="superscript"/>
+        </w:rPr>
+        <w:footnoteRef/>
+      </w:r>
+      <w:r>
+        <w:rPr>
+          <w:rFonts w:ascii="Arial Narrow" w:hAnsi="Arial Narrow" w:cs="Arial"/>
+          <w:sz w:val="16"/>
+          <w:szCs w:val="16"/>
+        </w:rPr>
+        <w:tab/>
+      </w:r>
+      <w:r>
+        <w:rPr>
+          <w:rFonts w:ascii="Arial Narrow" w:hAnsi="Arial Narrow" w:cs="Arial"/>
+          <w:b/>
+          <w:bCs/>
+          <w:sz w:val="16"/>
+          <w:szCs w:val="16"/>
+        </w:rPr>
+        <w:t xml:space="preserve">DECRETO LEGISLATIVO 807, LEY SOBRE FACULTADES, NORMAS Y ORGANIZACIÓN DEL INDECOPI, publicado el 18 de abril de 1996</w:t>
+      </w:r>
+    </w:p>
+    <w:p>
+      <w:pPr>
+        <w:pStyle w:val="Textonotapie"/>
+        <w:ind w:left="567" w:hanging="567"/>
+        <w:jc w:val="both"/>
+      </w:pPr>
+      <w:r>
+        <w:rPr>
+          <w:rFonts w:ascii="Arial Narrow" w:hAnsi="Arial Narrow" w:cs="Arial"/>
+          <w:sz w:val="16"/>
+          <w:szCs w:val="16"/>
+        </w:rPr>
+        <w:tab/>
+      </w:r>
+      <w:r>
+        <w:rPr>
+          <w:rFonts w:ascii="Arial Narrow" w:hAnsi="Arial Narrow" w:cs="Arial"/>
+          <w:b/>
+          <w:bCs/>
+          <w:sz w:val="16"/>
+          <w:szCs w:val="16"/>
+        </w:rPr>
+        <w:t xml:space="preserve">Artículo 26.-</w:t>
+      </w:r>
+      <w:r>
+        <w:rPr>
+          <w:rFonts w:ascii="Arial Narrow" w:hAnsi="Arial Narrow" w:cs="Arial"/>
+          <w:sz w:val="16"/>
+          <w:szCs w:val="16"/>
+        </w:rPr>
+        <w:t xml:space="preserve"> Una vez admitida a trámite la denuncia, se correrá traslado de la misma al denunciado, a fin de que éste presente su descargo. El plazo para la presentación del descargo será de cinco (5) días contados desde la notificación, vencido el cual, el Secretario Técnico declarará en rebeldía al denunciado que no lo hubiera presentado.</w:t>
+      </w:r>
+    </w:p>
+  </w:footnote>
+  <w:footnote w:id="13">
+    <w:p>
+      <w:pPr>
+        <w:pStyle w:val="Textonotapie"/>
+        <w:ind w:left="567" w:hanging="567"/>
+        <w:jc w:val="both"/>
+      </w:pPr>
+      <w:r>
+        <w:rPr>
+          <w:rStyle w:val="Refdenotaalpie"/>
+          <w:rFonts w:ascii="Arial Narrow" w:hAnsi="Arial Narrow" w:cs="Arial"/>
+          <w:sz w:val="16"/>
+          <w:szCs w:val="16"/>
+          <w:vertAlign w:val="superscript"/>
+        </w:rPr>
+        <w:footnoteRef/>
+      </w:r>
+      <w:r>
+        <w:rPr>
+          <w:rFonts w:ascii="Arial Narrow" w:hAnsi="Arial Narrow" w:cs="Arial"/>
+          <w:sz w:val="16"/>
+          <w:szCs w:val="16"/>
+        </w:rPr>
+        <w:tab/>
+      </w:r>
+      <w:r>
+        <w:rPr>
+          <w:rFonts w:ascii="Arial Narrow" w:hAnsi="Arial Narrow" w:cs="Arial"/>
+          <w:b/>
+          <w:bCs/>
+          <w:sz w:val="16"/>
+          <w:szCs w:val="16"/>
+        </w:rPr>
+        <w:t xml:space="preserve">DECRETO SUPREMO 006-2026-JUS, TEXTO ÚNICO ORDENADO DE LA LEY 27444, LEY DEL PROCEDIMIENTO ADMINISTRATIVO GENERAL, publicado el 30 de abril de 2026</w:t>
+      </w:r>
+    </w:p>
+    <w:p>
+      <w:pPr>
+        <w:pStyle w:val="Textonotapie"/>
+        <w:ind w:left="567" w:hanging="567"/>
+        <w:jc w:val="both"/>
+      </w:pPr>
+      <w:r>
+        <w:rPr>
+          <w:rFonts w:ascii="Arial Narrow" w:hAnsi="Arial Narrow" w:cs="Arial"/>
+          <w:sz w:val="16"/>
+          <w:szCs w:val="16"/>
+        </w:rPr>
+        <w:tab/>
+      </w:r>
+      <w:r>
+        <w:rPr>
+          <w:rFonts w:ascii="Arial Narrow" w:hAnsi="Arial Narrow" w:cs="Arial"/>
+          <w:b/>
+          <w:bCs/>
+          <w:sz w:val="16"/>
+          <w:szCs w:val="16"/>
+        </w:rPr>
+        <w:t xml:space="preserve">Artículo 223.- Contestación de la reclamación</w:t>
+      </w:r>
+    </w:p>
+    <w:p>
+      <w:pPr>
+        <w:pStyle w:val="Textonotapie"/>
+        <w:ind w:left="567" w:hanging="567"/>
+        <w:jc w:val="both"/>
+      </w:pPr>
+      <w:r>
+        <w:rPr>
+          <w:rFonts w:ascii="Arial Narrow" w:hAnsi="Arial Narrow" w:cs="Arial"/>
+          <w:sz w:val="16"/>
+          <w:szCs w:val="16"/>
+        </w:rPr>
+        <w:tab/>
+      </w:r>
+      <w:r>
+        <w:rPr>
+          <w:rFonts w:ascii="Arial Narrow" w:hAnsi="Arial Narrow" w:cs="Arial"/>
+          <w:sz w:val="16"/>
+          <w:szCs w:val="16"/>
+        </w:rPr>
+        <w:t xml:space="preserve">223.1 El reclamado deberá presentar la contestación de la reclamación dentro de los quince (15) días posteriores a la notificación de ésta; vencido este plazo, la Administración declarará en rebeldía al reclamado que no la hubiera presentado. La contestación deberá contener los requisitos de los escritos previstos en el artículo 113 de la presente Ley, así como la absolución de todos los asuntos controvertidos de hecho y de derecho, Las alegaciones y los hechos relevantes de la reclamación, salvo que hayan sido específicamente negadas en la contestación, se tendrán por aceptadas o merituadas como ciertas.</w:t>
+      </w:r>
+    </w:p>
+  </w:footnote>
   <w:footnote w:id="7">
     <w:p>
       <w:pPr>
@@ -8889,7 +9021,7 @@
 </file>
 
 <file path=word/header1.xml><?xml version="1.0" encoding="utf-8"?>
-<w:hdr xmlns:wpc="http://schemas.microsoft.com/office/word/2010/wordprocessingCanvas" xmlns:cx="http://schemas.microsoft.com/office/drawing/2014/chartex" xmlns:cx1="http://schemas.microsoft.com/office/drawing/2015/9/8/chartex" xmlns:cx2="http://schemas.microsoft.com/office/drawing/2015/10/21/chartex" xmlns:cx3="http://schemas.microsoft.com/office/drawing/2016/5/9/chartex" xmlns:cx4="http://schemas.microsoft.com/office/drawing/2016/5/10/chartex" xmlns:cx5="http://schemas.microsoft.com/office/drawing/2016/5/11/chartex" xmlns:cx6="http://schemas.microsoft.com/office/drawing/2016/5/12/chartex" xmlns:cx7="http://schemas.microsoft.com/office/drawing/2016/5/13/chartex" xmlns:cx8="http://schemas.microsoft.com/office/drawing/2016/5/14/chartex" xmlns:mc="http://schemas.openxmlformats.org/markup-compatibility/2006" xmlns:aink="http://schemas.microsoft.com/office/drawing/2016/ink" xmlns:am3d="http://schemas.microsoft.com/office/drawing/2017/model3d" xmlns:o="urn:schemas-microsoft-com:office:office" xmlns:oel="http://schemas.microsoft.com/office/2019/extlst" xmlns:r="http://schemas.openxmlformats.org/officeDocument/2006/relationships" xmlns:m="http://schemas.openxmlformats.org/officeDocument/2006/math" xmlns:v="urn:schemas-microsoft-com:vml" xmlns:wp14="http://schemas.microsoft.com/office/word/2010/wordprocessingDrawing" xmlns:wp="http://schemas.openxmlformats.org/drawingml/2006/wordprocessingDrawing" xmlns:w10="urn:schemas-microsoft-com:office:word" xmlns:w="http://schemas.openxmlformats.org/wordprocessingml/2006/main" xmlns:w14="http://schemas.microsoft.com/office/word/2010/wordml" xmlns:w15="http://schemas.microsoft.com/office/word/2012/wordml" xmlns:w16cex="http://schemas.microsoft.com/office/word/2018/wordml/cex" xmlns:w16cid="http://schemas.microsoft.com/office/word/2016/wordml/cid" xmlns:w16="http://schemas.microsoft.com/office/word/2018/wordml" xmlns:w16du="http://schemas.microsoft.com/office/word/2023/wordml/word16du" xmlns:w16sdtdh="http://schemas.microsoft.com/office/word/2020/wordml/sdtdatahash" xmlns:w16sdtfl="http://schemas.microsoft.com/office/word/2024/wordml/sdtformatlock" xmlns:w16se="http://schemas.microsoft.com/office/word/2015/wordml/symex" xmlns:wpg="http://schemas.microsoft.com/office/word/2010/wordprocessingGroup" xmlns:wpi="http://schemas.microsoft.com/office/word/2010/wordprocessingInk" xmlns:wne="http://schemas.microsoft.com/office/word/2006/wordml" xmlns:wps="http://schemas.microsoft.com/office/word/2010/wordprocessingShape" mc:Ignorable="w14 w15 w16se w16cid w16 w16cex w16sdtdh w16sdtfl w16du wp14">
+<w:hdr xmlns:mc="http://schemas.openxmlformats.org/markup-compatibility/2006" xmlns:r="http://schemas.openxmlformats.org/officeDocument/2006/relationships" xmlns:w="http://schemas.openxmlformats.org/wordprocessingml/2006/main" xmlns:w14="http://schemas.microsoft.com/office/word/2010/wordml" xmlns:w15="http://schemas.microsoft.com/office/word/2012/wordml" xmlns:w16="http://schemas.microsoft.com/office/word/2018/wordml" xmlns:w16cex="http://schemas.microsoft.com/office/word/2018/wordml/cex" xmlns:w16cid="http://schemas.microsoft.com/office/word/2016/wordml/cid" xmlns:w16du="http://schemas.microsoft.com/office/word/2023/wordml/word16du" xmlns:w16sdtdh="http://schemas.microsoft.com/office/word/2020/wordml/sdtdatahash" xmlns:w16se="http://schemas.microsoft.com/office/word/2015/wordml/symex" xmlns:wp14="http://schemas.microsoft.com/office/word/2010/wordprocessingDrawing" mc:Ignorable="w14 w15 w16se w16cid w16 w16cex w16sdtdh w16du wp14">
   <w:p>
     <w:pPr>
       <w:pStyle w:val="Encabezado"/>

--- a/plantillas_maestras/02_seguro_vida/liquidacion_o_pago_menor/2_o_mas_ddos_varios/mujer/TPL_3424_2025_SEGURO_VIDA_LIQUIDACION_O_PAGO_MENOR_ASEGURADORA_MUJER_R1.docx
+++ b/plantillas_maestras/02_seguro_vida/liquidacion_o_pago_menor/2_o_mas_ddos_varios/mujer/TPL_3424_2025_SEGURO_VIDA_LIQUIDACION_O_PAGO_MENOR_ASEGURADORA_MUJER_R1.docx
@@ -620,95 +620,7 @@
           <w:lang w:val="es-ES" w:eastAsia="es-ES"/>
           <w14:ligatures w14:val="none"/>
         </w:rPr>
-        <w:t xml:space="preserve">Mediante el escrito del 24 de diciembre de 2025, la señora [APELLIDO] denunció a Mapfre por presuntas infracciones a la Ley 29571, Código de Protección y Defensa del Consumidor (en adelante, Código), señalando lo siguiente:</w:t>
-      </w:r>
-      <w:r>
-        <w:rPr>
-          <w:rFonts w:ascii="Arial Narrow" w:eastAsia="Arial Narrow" w:hAnsi="Arial Narrow" w:cs="Arial Narrow"/>
-          <w:color w:val="000000"/>
-          <w:kern w:val="0"/>
-          <w:sz w:val="22"/>
-          <w:szCs w:val="22"/>
-          <w:lang w:val="es-ES" w:eastAsia="es-ES"/>
-          <w14:ligatures w14:val="none"/>
-        </w:rPr>
-        <w:t/>
-      </w:r>
-      <w:r>
-        <w:rPr>
-          <w:rFonts w:ascii="Arial Narrow" w:eastAsia="Arial Narrow" w:hAnsi="Arial Narrow" w:cs="Arial Narrow"/>
-          <w:kern w:val="0"/>
-          <w14:ligatures w14:val="none"/>
-          <w:sz w:val="22"/>
-          <w:szCs w:val="22"/>
-        </w:rPr>
-        <w:t/>
-      </w:r>
-      <w:r>
-        <w:rPr>
-          <w:rFonts w:ascii="Arial Narrow" w:eastAsia="Arial Narrow" w:hAnsi="Arial Narrow" w:cs="Arial Narrow"/>
-          <w:kern w:val="0"/>
-          <w14:ligatures w14:val="none"/>
-          <w:sz w:val="22"/>
-          <w:szCs w:val="22"/>
-        </w:rPr>
-        <w:t xml:space="preserve"/>
-      </w:r>
-      <w:r>
-        <w:rPr>
-          <w:rFonts w:ascii="Arial Narrow" w:eastAsia="Arial Narrow" w:hAnsi="Arial Narrow" w:cs="Arial Narrow"/>
-          <w:kern w:val="0"/>
-          <w14:ligatures w14:val="none"/>
-          <w:sz w:val="22"/>
-          <w:szCs w:val="22"/>
-        </w:rPr>
-        <w:t xml:space="preserve"/>
-      </w:r>
-      <w:r>
-        <w:rPr>
-          <w:rFonts w:ascii="Arial Narrow" w:eastAsia="Arial Narrow" w:hAnsi="Arial Narrow" w:cs="Arial Narrow"/>
-          <w:kern w:val="0"/>
-          <w14:ligatures w14:val="none"/>
-          <w:sz w:val="22"/>
-          <w:szCs w:val="22"/>
-        </w:rPr>
-        <w:t/>
-      </w:r>
-      <w:r>
-        <w:rPr>
-          <w:rFonts w:ascii="Arial Narrow" w:eastAsia="Arial Narrow" w:hAnsi="Arial Narrow" w:cs="Arial Narrow"/>
-          <w:color w:val="000000"/>
-          <w:kern w:val="0"/>
-          <w:sz w:val="22"/>
-          <w:szCs w:val="22"/>
-          <w:lang w:val="es-ES" w:eastAsia="es-ES"/>
-          <w14:ligatures w14:val="none"/>
-        </w:rPr>
-        <w:t xml:space="preserve"/>
-      </w:r>
-      <w:r>
-        <w:rPr>
-          <w:rFonts w:ascii="Arial Narrow" w:eastAsia="Arial Narrow" w:hAnsi="Arial Narrow" w:cs="Arial Narrow"/>
-          <w:color w:val="000000"/>
-          <w:kern w:val="0"/>
-          <w:sz w:val="22"/>
-          <w:szCs w:val="22"/>
-          <w:lang w:val="es-ES" w:eastAsia="es-ES"/>
-          <w14:ligatures w14:val="none"/>
-        </w:rPr>
-        <w:t xml:space="preserve"/>
-      </w:r>
-      <w:r>
-        <w:rPr>
-          <w:rFonts w:ascii="Arial Narrow" w:eastAsia="Arial Narrow" w:hAnsi="Arial Narrow" w:cs="Arial Narrow"/>
-          <w:color w:val="000000"/>
-          <w:kern w:val="0"/>
-          <w:sz w:val="22"/>
-          <w:szCs w:val="22"/>
-          <w:lang w:val="es-ES" w:eastAsia="es-ES"/>
-          <w14:ligatures w14:val="none"/>
-        </w:rPr>
-        <w:t/>
+        <w:t xml:space="preserve">Mediante el escrito del 24 de diciembre de 2025, la señora [APELLIDO] denunció a Mapfre por presuntas infracciones a la Ley 29571, Código de Protección y Defensa del Consumidor</w:t>
       </w:r>
       <w:r>
         <w:rPr>
@@ -723,6 +635,106 @@
           <w14:ligatures w14:val="none"/>
         </w:rPr>
         <w:footnoteReference w:id="1"/>
+      </w:r>
+      <w:r>
+        <w:rPr>
+          <w:rFonts w:ascii="Arial Narrow" w:eastAsia="Arial Narrow" w:hAnsi="Arial Narrow" w:cs="Arial Narrow"/>
+          <w:color w:val="000000"/>
+          <w:kern w:val="0"/>
+          <w:sz w:val="22"/>
+          <w:szCs w:val="22"/>
+          <w:lang w:val="es-ES" w:eastAsia="es-ES"/>
+          <w14:ligatures w14:val="none"/>
+        </w:rPr>
+        <w:t xml:space="preserve"> (en adelante, Código), señalando lo siguiente:</w:t>
+      </w:r>
+      <w:r>
+        <w:rPr>
+          <w:rFonts w:ascii="Arial Narrow" w:eastAsia="Arial Narrow" w:hAnsi="Arial Narrow" w:cs="Arial Narrow"/>
+          <w:color w:val="000000"/>
+          <w:kern w:val="0"/>
+          <w:sz w:val="22"/>
+          <w:szCs w:val="22"/>
+          <w:lang w:val="es-ES" w:eastAsia="es-ES"/>
+          <w14:ligatures w14:val="none"/>
+        </w:rPr>
+        <w:t/>
+      </w:r>
+      <w:r>
+        <w:rPr>
+          <w:rFonts w:ascii="Arial Narrow" w:eastAsia="Arial Narrow" w:hAnsi="Arial Narrow" w:cs="Arial Narrow"/>
+          <w:kern w:val="0"/>
+          <w14:ligatures w14:val="none"/>
+          <w:sz w:val="22"/>
+          <w:szCs w:val="22"/>
+        </w:rPr>
+        <w:t/>
+      </w:r>
+      <w:r>
+        <w:rPr>
+          <w:rFonts w:ascii="Arial Narrow" w:eastAsia="Arial Narrow" w:hAnsi="Arial Narrow" w:cs="Arial Narrow"/>
+          <w:kern w:val="0"/>
+          <w14:ligatures w14:val="none"/>
+          <w:sz w:val="22"/>
+          <w:szCs w:val="22"/>
+        </w:rPr>
+        <w:t xml:space="preserve"/>
+      </w:r>
+      <w:r>
+        <w:rPr>
+          <w:rFonts w:ascii="Arial Narrow" w:eastAsia="Arial Narrow" w:hAnsi="Arial Narrow" w:cs="Arial Narrow"/>
+          <w:kern w:val="0"/>
+          <w14:ligatures w14:val="none"/>
+          <w:sz w:val="22"/>
+          <w:szCs w:val="22"/>
+        </w:rPr>
+        <w:t xml:space="preserve"/>
+      </w:r>
+      <w:r>
+        <w:rPr>
+          <w:rFonts w:ascii="Arial Narrow" w:eastAsia="Arial Narrow" w:hAnsi="Arial Narrow" w:cs="Arial Narrow"/>
+          <w:kern w:val="0"/>
+          <w14:ligatures w14:val="none"/>
+          <w:sz w:val="22"/>
+          <w:szCs w:val="22"/>
+        </w:rPr>
+        <w:t/>
+      </w:r>
+      <w:r>
+        <w:rPr>
+          <w:rFonts w:ascii="Arial Narrow" w:eastAsia="Arial Narrow" w:hAnsi="Arial Narrow" w:cs="Arial Narrow"/>
+          <w:color w:val="000000"/>
+          <w:kern w:val="0"/>
+          <w:sz w:val="22"/>
+          <w:szCs w:val="22"/>
+          <w:lang w:val="es-ES" w:eastAsia="es-ES"/>
+          <w14:ligatures w14:val="none"/>
+        </w:rPr>
+        <w:t xml:space="preserve"/>
+      </w:r>
+      <w:r>
+        <w:rPr>
+          <w:rFonts w:ascii="Arial Narrow" w:eastAsia="Arial Narrow" w:hAnsi="Arial Narrow" w:cs="Arial Narrow"/>
+          <w:color w:val="000000"/>
+          <w:kern w:val="0"/>
+          <w:sz w:val="22"/>
+          <w:szCs w:val="22"/>
+          <w:lang w:val="es-ES" w:eastAsia="es-ES"/>
+          <w14:ligatures w14:val="none"/>
+        </w:rPr>
+        <w:t xml:space="preserve"/>
+      </w:r>
+      <w:r>
+        <w:rPr>
+          <w:rFonts w:ascii="Arial Narrow" w:eastAsia="Arial Narrow" w:hAnsi="Arial Narrow" w:cs="Arial Narrow"/>
+          <w:color w:val="000000"/>
+          <w:kern w:val="0"/>
+          <w:sz w:val="22"/>
+          <w:szCs w:val="22"/>
+          <w:lang w:val="es-ES" w:eastAsia="es-ES"/>
+          <w14:ligatures w14:val="none"/>
+        </w:rPr>
+        <w:t/>
       </w:r>
       <w:r>
         <w:rPr>
@@ -4446,7 +4458,19 @@
           <w:lang w:eastAsia="es-PE"/>
           <w14:ligatures w14:val="none"/>
         </w:rPr>
-        <w:t xml:space="preserve">PRIMERO: admitir a trámite la denuncia del 24 de diciembre de 2025 interpuesta por la señora [DENUNCIANTE] contra Mapfre Perú Compañía de Seguros y Reaseguros S.A., por lo siguiente:</w:t>
+        <w:t xml:space="preserve">PRIMERO:</w:t>
+      </w:r>
+      <w:r>
+        <w:rPr>
+          <w:rFonts w:ascii="Arial Narrow" w:eastAsia="Arial Narrow" w:hAnsi="Arial Narrow" w:cs="Arial Narrow"/>
+          <w:color w:val="000000"/>
+          <w:kern w:val="0"/>
+          <w:sz w:val="22"/>
+          <w:szCs w:val="22"/>
+          <w:lang w:eastAsia="es-PE"/>
+          <w14:ligatures w14:val="none"/>
+        </w:rPr>
+        <w:t xml:space="preserve"> admitir a trámite la denuncia del 24 de diciembre de 2025 interpuesta por la señora [DENUNCIANTE] contra Mapfre Perú Compañía de Seguros y Reaseguros S.A., por lo siguiente:</w:t>
       </w:r>
       <w:r>
         <w:rPr>
@@ -4501,7 +4525,6 @@
       <w:r>
         <w:rPr>
           <w:rFonts w:ascii="Arial Narrow" w:eastAsia="Arial Narrow" w:hAnsi="Arial Narrow" w:cs="Arial Narrow"/>
-          <w:bCs/>
           <w:spacing w:val="-3"/>
           <w:kern w:val="0"/>
           <w14:ligatures w14:val="none"/>
@@ -4539,7 +4562,6 @@
       <w:r>
         <w:rPr>
           <w:rFonts w:ascii="Arial Narrow" w:eastAsia="Arial Narrow" w:hAnsi="Arial Narrow" w:cs="Arial Narrow"/>
-          <w:bCs/>
           <w:sz w:val="22"/>
           <w:szCs w:val="22"/>
         </w:rPr>
@@ -4548,7 +4570,6 @@
       <w:r>
         <w:rPr>
           <w:rFonts w:ascii="Arial Narrow" w:eastAsia="Arial Narrow" w:hAnsi="Arial Narrow" w:cs="Arial Narrow"/>
-          <w:bCs/>
           <w:sz w:val="22"/>
           <w:szCs w:val="22"/>
         </w:rPr>
@@ -5067,7 +5088,19 @@
           <w:lang w:eastAsia="es-PE"/>
           <w14:ligatures w14:val="none"/>
         </w:rPr>
-        <w:t xml:space="preserve">TERCERO: </w:t>
+        <w:t xml:space="preserve">TERCERO:</w:t>
+      </w:r>
+      <w:r>
+        <w:rPr>
+          <w:rFonts w:ascii="Arial Narrow" w:eastAsia="Arial Narrow" w:hAnsi="Arial Narrow" w:cs="Arial Narrow"/>
+          <w:color w:val="000000"/>
+          <w:kern w:val="0"/>
+          <w:sz w:val="22"/>
+          <w:szCs w:val="22"/>
+          <w:lang w:eastAsia="es-PE"/>
+          <w14:ligatures w14:val="none"/>
+        </w:rPr>
+        <w:t xml:space="preserve"> </w:t>
       </w:r>
       <w:r>
         <w:rPr>
@@ -5084,7 +5117,6 @@
       <w:r>
         <w:rPr>
           <w:rFonts w:ascii="Arial Narrow" w:eastAsia="Arial Narrow" w:hAnsi="Arial Narrow" w:cs="Arial Narrow"/>
-          <w:bCs/>
           <w:sz w:val="22"/>
           <w:szCs w:val="22"/>
         </w:rPr>
@@ -5456,7 +5488,15 @@
           <w:sz w:val="22"/>
           <w:szCs w:val="22"/>
         </w:rPr>
-        <w:t xml:space="preserve">CUARTO: </w:t>
+        <w:t xml:space="preserve">CUARTO:</w:t>
+      </w:r>
+      <w:r>
+        <w:rPr>
+          <w:rFonts w:ascii="Arial Narrow" w:eastAsia="Arial Narrow" w:hAnsi="Arial Narrow" w:cs="Arial Narrow"/>
+          <w:sz w:val="22"/>
+          <w:szCs w:val="22"/>
+        </w:rPr>
+        <w:t xml:space="preserve"> </w:t>
       </w:r>
       <w:r>
         <w:rPr>
@@ -5478,7 +5518,7 @@
           <w:lang w:val="es-ES" w:eastAsia="es-ES"/>
           <w14:ligatures w14:val="none"/>
         </w:rPr>
-        <w:footnoteReference w:id="12"/>
+        <w:footnoteReference w:id="7"/>
       </w:r>
       <w:r>
         <w:rPr>
@@ -5500,7 +5540,7 @@
           <w:lang w:val="es-ES" w:eastAsia="es-ES"/>
           <w14:ligatures w14:val="none"/>
         </w:rPr>
-        <w:footnoteReference w:id="13"/>
+        <w:footnoteReference w:id="8"/>
       </w:r>
       <w:r>
         <w:rPr>
@@ -5551,7 +5591,19 @@
           <w:lang w:eastAsia="es-PE"/>
           <w14:ligatures w14:val="none"/>
         </w:rPr>
-        <w:t xml:space="preserve">QUINTO: </w:t>
+        <w:t xml:space="preserve">QUINTO:</w:t>
+      </w:r>
+      <w:r>
+        <w:rPr>
+          <w:rFonts w:ascii="Arial Narrow" w:eastAsia="Arial Narrow" w:hAnsi="Arial Narrow" w:cs="Arial Narrow"/>
+          <w:color w:val="000000"/>
+          <w:kern w:val="0"/>
+          <w:sz w:val="22"/>
+          <w:szCs w:val="22"/>
+          <w:lang w:eastAsia="es-PE"/>
+          <w14:ligatures w14:val="none"/>
+        </w:rPr>
+        <w:t xml:space="preserve"> </w:t>
       </w:r>
       <w:bookmarkStart w:id="19" w:name="_Hlk188286813"/>
       <w:r>
@@ -5910,7 +5962,7 @@
           <w:lang w:eastAsia="es-PE"/>
           <w14:ligatures w14:val="none"/>
         </w:rPr>
-        <w:footnoteReference w:id="7"/>
+        <w:footnoteReference w:id="9"/>
       </w:r>
       <w:r>
         <w:rPr>
@@ -6008,7 +6060,7 @@
           <w:lang w:eastAsia="es-PE"/>
           <w14:ligatures w14:val="none"/>
         </w:rPr>
-        <w:footnoteReference w:id="8"/>
+        <w:footnoteReference w:id="10"/>
       </w:r>
       <w:r>
         <w:rPr>
@@ -6072,7 +6124,7 @@
           <w:lang w:eastAsia="es-PE"/>
           <w14:ligatures w14:val="none"/>
         </w:rPr>
-        <w:footnoteReference w:id="9"/>
+        <w:footnoteReference w:id="11"/>
       </w:r>
       <w:r>
         <w:rPr>
@@ -6308,7 +6360,7 @@
           <w:vertAlign w:val="superscript"/>
           <w14:ligatures w14:val="none"/>
         </w:rPr>
-        <w:footnoteReference w:id="10"/>
+        <w:footnoteReference w:id="12"/>
       </w:r>
       <w:r>
         <w:rPr>
@@ -6326,7 +6378,6 @@
           <w:kern w:val="0"/>
           <w:sz w:val="22"/>
           <w:szCs w:val="22"/>
-          <w:u w:val="single"/>
           <w14:ligatures w14:val="none"/>
         </w:rPr>
         <w:lastRenderedPageBreak/>
@@ -6335,7 +6386,6 @@
       <w:r>
         <w:rPr>
           <w:rFonts w:ascii="Arial Narrow" w:eastAsia="Arial Narrow" w:hAnsi="Arial Narrow" w:cs="Arial Narrow"/>
-          <w:bCs/>
           <w:kern w:val="0"/>
           <w14:ligatures w14:val="none"/>
           <w:sz w:val="22"/>
@@ -6346,8 +6396,6 @@
       <w:r>
         <w:rPr>
           <w:rFonts w:ascii="Arial Narrow" w:eastAsia="Arial Narrow" w:hAnsi="Arial Narrow" w:cs="Arial Narrow"/>
-          <w:b/>
-          <w:bCs/>
           <w:kern w:val="0"/>
           <w14:ligatures w14:val="none"/>
           <w:sz w:val="22"/>
@@ -6361,7 +6409,6 @@
           <w:kern w:val="0"/>
           <w:sz w:val="22"/>
           <w:szCs w:val="22"/>
-          <w:u w:val="single"/>
           <w14:ligatures w14:val="none"/>
         </w:rPr>
         <w:t xml:space="preserve">Ello bajo apercibimiento de no realizar la audiencia de conciliación y levantar el acta de inasistencia correspondiente. </w:t>
@@ -6460,7 +6507,15 @@
           <w:sz w:val="22"/>
           <w:szCs w:val="22"/>
         </w:rPr>
-        <w:t xml:space="preserve">DÉCIMO: </w:t>
+        <w:t xml:space="preserve">DÉCIMO:</w:t>
+      </w:r>
+      <w:r>
+        <w:rPr>
+          <w:rFonts w:ascii="Arial Narrow" w:eastAsia="Arial Narrow" w:hAnsi="Arial Narrow" w:cs="Arial Narrow"/>
+          <w:sz w:val="22"/>
+          <w:szCs w:val="22"/>
+        </w:rPr>
+        <w:t xml:space="preserve"> </w:t>
       </w:r>
       <w:r>
         <w:rPr>
@@ -6632,7 +6687,7 @@
           <w:szCs w:val="22"/>
           <w:vertAlign w:val="superscript"/>
         </w:rPr>
-        <w:footnoteReference w:id="11"/>
+        <w:footnoteReference w:id="13"/>
       </w:r>
       <w:r>
         <w:rPr>
@@ -7137,6 +7192,9 @@
     <w:p>
       <w:pPr>
         <w:pStyle w:val="Textonotapie"/>
+        <w:tabs>
+          <w:tab w:val="left" w:pos="567"/>
+        </w:tabs>
         <w:ind w:left="567" w:hanging="567"/>
         <w:jc w:val="both"/>
         <w:rPr>
@@ -7161,7 +7219,8 @@
           <w:sz w:val="16"/>
           <w:szCs w:val="16"/>
         </w:rPr>
-        <w:t xml:space="preserve"> </w:t>
+        <w:tab/>
+        <w:t xml:space="preserve"/>
       </w:r>
       <w:r>
         <w:rPr>
@@ -7236,15 +7295,16 @@
           <w:sz w:val="16"/>
           <w:szCs w:val="16"/>
         </w:rPr>
-        <w:t xml:space="preserve"> </w:t>
-      </w:r>
-      <w:r>
-        <w:rPr>
-          <w:rFonts w:ascii="Arial Narrow" w:eastAsia="Arial Narrow" w:hAnsi="Arial Narrow" w:cs="Arial Narrow"/>
-          <w:sz w:val="16"/>
-          <w:szCs w:val="16"/>
-        </w:rPr>
         <w:tab/>
+        <w:t xml:space="preserve"/>
+      </w:r>
+      <w:r>
+        <w:rPr>
+          <w:rFonts w:ascii="Arial Narrow" w:eastAsia="Arial Narrow" w:hAnsi="Arial Narrow" w:cs="Arial Narrow"/>
+          <w:sz w:val="16"/>
+          <w:szCs w:val="16"/>
+        </w:rPr>
+        <w:tab/>
       </w:r>
       <w:r>
         <w:rPr>
@@ -7276,7 +7336,7 @@
           <w:sz w:val="16"/>
           <w:szCs w:val="16"/>
         </w:rPr>
-        <w:t xml:space="preserve"> 29571, CÓDIGO DE PROTECCIÓN Y DEFENSA DEL CONSUMIDOR, publicado el 2 de setiembre de 2010 y modificado por Decreto Legislativo </w:t>
+        <w:t xml:space="preserve">29571, CÓDIGO DE PROTECCIÓN Y DEFENSA DEL CONSUMIDOR, publicado el 2 de setiembre de 2010 y modificado por Decreto Legislativo </w:t>
       </w:r>
       <w:proofErr w:type="spellStart"/>
       <w:r>
@@ -7298,7 +7358,7 @@
           <w:sz w:val="16"/>
           <w:szCs w:val="16"/>
         </w:rPr>
-        <w:t xml:space="preserve"> 1308 </w:t>
+        <w:t xml:space="preserve">1308 </w:t>
       </w:r>
     </w:p>
     <w:p>
@@ -7368,7 +7428,7 @@
           <w:sz w:val="16"/>
           <w:szCs w:val="16"/>
         </w:rPr>
-        <w:t xml:space="preserve"> 1033, Ley de Organización y Funciones del Indecopi. Dicha competencia solo puede ser negada cuando ella haya sido asignada o se asigne a favor de otro organismo por norma expresa con rango de ley. </w:t>
+        <w:t xml:space="preserve">1033, Ley de Organización y Funciones del Indecopi. Dicha competencia solo puede ser negada cuando ella haya sido asignada o se asigne a favor de otro organismo por norma expresa con rango de ley. </w:t>
       </w:r>
     </w:p>
     <w:p>
@@ -7405,10 +7465,52 @@
         <w:jc w:val="both"/>
         <w:rPr>
           <w:rFonts w:ascii="Arial Narrow" w:eastAsia="Arial Narrow" w:hAnsi="Arial Narrow" w:cs="Arial Narrow"/>
-          <w:sz w:val="16"/>
-          <w:szCs w:val="16"/>
-        </w:rPr>
-      </w:pPr>
+          <w:b/>
+          <w:bCs/>
+          <w:sz w:val="16"/>
+          <w:szCs w:val="16"/>
+        </w:rPr>
+      </w:pPr>
+      <w:r>
+        <w:rPr>
+          <w:rFonts w:ascii="Arial Narrow" w:eastAsia="Arial Narrow" w:hAnsi="Arial Narrow" w:cs="Arial Narrow"/>
+          <w:sz w:val="16"/>
+          <w:szCs w:val="16"/>
+        </w:rPr>
+        <w:tab/>
+      </w:r>
+      <w:r>
+        <w:rPr>
+          <w:rFonts w:ascii="Arial Narrow" w:eastAsia="Arial Narrow" w:hAnsi="Arial Narrow" w:cs="Arial Narrow"/>
+          <w:b/>
+          <w:bCs/>
+          <w:sz w:val="16"/>
+          <w:szCs w:val="16"/>
+        </w:rPr>
+        <w:t xml:space="preserve">LEY DE ORGANIZACIÓN Y FUNCIONES DEL INDECOPI, APROBADA POR DECRETO LEGISLATIVO </w:t>
+      </w:r>
+      <w:proofErr w:type="spellStart"/>
+      <w:r>
+        <w:rPr>
+          <w:rFonts w:ascii="Arial Narrow" w:eastAsia="Arial Narrow" w:hAnsi="Arial Narrow" w:cs="Arial Narrow"/>
+          <w:b/>
+          <w:bCs/>
+          <w:sz w:val="16"/>
+          <w:szCs w:val="16"/>
+        </w:rPr>
+        <w:t/>
+      </w:r>
+      <w:proofErr w:type="spellEnd"/>
+      <w:r>
+        <w:rPr>
+          <w:rFonts w:ascii="Arial Narrow" w:eastAsia="Arial Narrow" w:hAnsi="Arial Narrow" w:cs="Arial Narrow"/>
+          <w:b/>
+          <w:bCs/>
+          <w:sz w:val="16"/>
+          <w:szCs w:val="16"/>
+        </w:rPr>
+        <w:t xml:space="preserve">1033 </w:t>
+      </w:r>
     </w:p>
     <w:p>
       <w:pPr>
@@ -7420,51 +7522,46 @@
         <w:jc w:val="both"/>
         <w:rPr>
           <w:rFonts w:ascii="Arial Narrow" w:eastAsia="Arial Narrow" w:hAnsi="Arial Narrow" w:cs="Arial Narrow"/>
+          <w:sz w:val="16"/>
+          <w:szCs w:val="16"/>
+        </w:rPr>
+      </w:pPr>
+      <w:r>
+        <w:rPr>
+          <w:rFonts w:ascii="Arial Narrow" w:eastAsia="Arial Narrow" w:hAnsi="Arial Narrow" w:cs="Arial Narrow"/>
           <w:b/>
           <w:bCs/>
           <w:sz w:val="16"/>
           <w:szCs w:val="16"/>
         </w:rPr>
-      </w:pPr>
-      <w:r>
-        <w:rPr>
-          <w:rFonts w:ascii="Arial Narrow" w:eastAsia="Arial Narrow" w:hAnsi="Arial Narrow" w:cs="Arial Narrow"/>
-          <w:sz w:val="16"/>
-          <w:szCs w:val="16"/>
-        </w:rPr>
         <w:tab/>
-      </w:r>
-      <w:r>
-        <w:rPr>
-          <w:rFonts w:ascii="Arial Narrow" w:eastAsia="Arial Narrow" w:hAnsi="Arial Narrow" w:cs="Arial Narrow"/>
-          <w:b/>
-          <w:bCs/>
-          <w:sz w:val="16"/>
-          <w:szCs w:val="16"/>
-        </w:rPr>
-        <w:t xml:space="preserve">LEY DE ORGANIZACIÓN Y FUNCIONES DEL INDECOPI, APROBADA POR DECRETO LEGISLATIVO </w:t>
-      </w:r>
-      <w:proofErr w:type="spellStart"/>
-      <w:r>
-        <w:rPr>
-          <w:rFonts w:ascii="Arial Narrow" w:eastAsia="Arial Narrow" w:hAnsi="Arial Narrow" w:cs="Arial Narrow"/>
-          <w:b/>
-          <w:bCs/>
-          <w:sz w:val="16"/>
-          <w:szCs w:val="16"/>
-        </w:rPr>
-        <w:t/>
-      </w:r>
-      <w:proofErr w:type="spellEnd"/>
-      <w:r>
-        <w:rPr>
-          <w:rFonts w:ascii="Arial Narrow" w:eastAsia="Arial Narrow" w:hAnsi="Arial Narrow" w:cs="Arial Narrow"/>
-          <w:b/>
-          <w:bCs/>
-          <w:sz w:val="16"/>
-          <w:szCs w:val="16"/>
-        </w:rPr>
-        <w:t xml:space="preserve"> 1033 </w:t>
+        <w:t>Artículo 27.-</w:t>
+      </w:r>
+      <w:r>
+        <w:rPr>
+          <w:rFonts w:ascii="Arial Narrow" w:eastAsia="Arial Narrow" w:hAnsi="Arial Narrow" w:cs="Arial Narrow"/>
+          <w:sz w:val="16"/>
+          <w:szCs w:val="16"/>
+        </w:rPr>
+        <w:t xml:space="preserve"> De la Comisión de Protección al </w:t>
+      </w:r>
+      <w:proofErr w:type="gramStart"/>
+      <w:r>
+        <w:rPr>
+          <w:rFonts w:ascii="Arial Narrow" w:eastAsia="Arial Narrow" w:hAnsi="Arial Narrow" w:cs="Arial Narrow"/>
+          <w:sz w:val="16"/>
+          <w:szCs w:val="16"/>
+        </w:rPr>
+        <w:t>Consumidor.-</w:t>
+      </w:r>
+      <w:proofErr w:type="gramEnd"/>
+      <w:r>
+        <w:rPr>
+          <w:rFonts w:ascii="Arial Narrow" w:eastAsia="Arial Narrow" w:hAnsi="Arial Narrow" w:cs="Arial Narrow"/>
+          <w:sz w:val="16"/>
+          <w:szCs w:val="16"/>
+        </w:rPr>
+        <w:t xml:space="preserve"> </w:t>
       </w:r>
     </w:p>
     <w:p>
@@ -7484,39 +7581,11 @@
       <w:r>
         <w:rPr>
           <w:rFonts w:ascii="Arial Narrow" w:eastAsia="Arial Narrow" w:hAnsi="Arial Narrow" w:cs="Arial Narrow"/>
-          <w:b/>
-          <w:bCs/>
           <w:sz w:val="16"/>
           <w:szCs w:val="16"/>
         </w:rPr>
         <w:tab/>
-        <w:t>Artículo 27.-</w:t>
-      </w:r>
-      <w:r>
-        <w:rPr>
-          <w:rFonts w:ascii="Arial Narrow" w:eastAsia="Arial Narrow" w:hAnsi="Arial Narrow" w:cs="Arial Narrow"/>
-          <w:sz w:val="16"/>
-          <w:szCs w:val="16"/>
-        </w:rPr>
-        <w:t xml:space="preserve"> De la Comisión de Protección al </w:t>
-      </w:r>
-      <w:proofErr w:type="gramStart"/>
-      <w:r>
-        <w:rPr>
-          <w:rFonts w:ascii="Arial Narrow" w:eastAsia="Arial Narrow" w:hAnsi="Arial Narrow" w:cs="Arial Narrow"/>
-          <w:sz w:val="16"/>
-          <w:szCs w:val="16"/>
-        </w:rPr>
-        <w:t>Consumidor.-</w:t>
-      </w:r>
-      <w:proofErr w:type="gramEnd"/>
-      <w:r>
-        <w:rPr>
-          <w:rFonts w:ascii="Arial Narrow" w:eastAsia="Arial Narrow" w:hAnsi="Arial Narrow" w:cs="Arial Narrow"/>
-          <w:sz w:val="16"/>
-          <w:szCs w:val="16"/>
-        </w:rPr>
-        <w:t xml:space="preserve"> </w:t>
+        <w:t>Corresponde a la Comisión de Protección al Consumidor velar por el cumplimiento de la Ley de Protección al Consumidor y de las leyes que, en general, protegen a los consumidores de la falta de idoneidad de los bienes y servicios en función de la información brindada, de las omisiones de información y de la discriminación en el consumo, así como de aquellas que complementen o sustituyan a las anteriores.</w:t>
       </w:r>
     </w:p>
     <w:p>
@@ -7529,20 +7598,15 @@
         <w:jc w:val="both"/>
         <w:rPr>
           <w:rFonts w:ascii="Arial Narrow" w:eastAsia="Arial Narrow" w:hAnsi="Arial Narrow" w:cs="Arial Narrow"/>
-          <w:sz w:val="16"/>
-          <w:szCs w:val="16"/>
-        </w:rPr>
-      </w:pPr>
-      <w:r>
-        <w:rPr>
-          <w:rFonts w:ascii="Arial Narrow" w:eastAsia="Arial Narrow" w:hAnsi="Arial Narrow" w:cs="Arial Narrow"/>
-          <w:sz w:val="16"/>
-          <w:szCs w:val="16"/>
-        </w:rPr>
-        <w:tab/>
-        <w:t>Corresponde a la Comisión de Protección al Consumidor velar por el cumplimiento de la Ley de Protección al Consumidor y de las leyes que, en general, protegen a los consumidores de la falta de idoneidad de los bienes y servicios en función de la información brindada, de las omisiones de información y de la discriminación en el consumo, así como de aquellas que complementen o sustituyan a las anteriores.</w:t>
-      </w:r>
-    </w:p>
+          <w:b/>
+          <w:bCs/>
+          <w:sz w:val="16"/>
+          <w:szCs w:val="16"/>
+        </w:rPr>
+      </w:pPr>
+    </w:p>
+  </w:footnote>
+  <w:footnote w:id="3">
     <w:p>
       <w:pPr>
         <w:pStyle w:val="Textonotapie"/>
@@ -7559,9 +7623,194 @@
           <w:szCs w:val="16"/>
         </w:rPr>
       </w:pPr>
-    </w:p>
-  </w:footnote>
-  <w:footnote w:id="3">
+      <w:r>
+        <w:rPr>
+          <w:rStyle w:val="Refdenotaalpie"/>
+          <w:rFonts w:ascii="Arial Narrow" w:eastAsia="Arial Narrow" w:hAnsi="Arial Narrow" w:cs="Arial Narrow"/>
+          <w:sz w:val="16"/>
+          <w:szCs w:val="16"/>
+          <w:vertAlign w:val="superscript"/>
+        </w:rPr>
+        <w:footnoteRef/>
+      </w:r>
+      <w:r>
+        <w:rPr>
+          <w:rFonts w:ascii="Arial Narrow" w:eastAsia="Arial Narrow" w:hAnsi="Arial Narrow" w:cs="Arial Narrow"/>
+          <w:sz w:val="16"/>
+          <w:szCs w:val="16"/>
+        </w:rPr>
+        <w:tab/>
+        <w:t xml:space="preserve"/>
+      </w:r>
+      <w:r>
+        <w:rPr>
+          <w:rFonts w:ascii="Arial Narrow" w:eastAsia="Arial Narrow" w:hAnsi="Arial Narrow" w:cs="Arial Narrow"/>
+          <w:sz w:val="16"/>
+          <w:szCs w:val="16"/>
+        </w:rPr>
+        <w:tab/>
+      </w:r>
+      <w:r>
+        <w:rPr>
+          <w:rFonts w:ascii="Arial Narrow" w:eastAsia="Arial Narrow" w:hAnsi="Arial Narrow" w:cs="Arial Narrow"/>
+          <w:b/>
+          <w:bCs/>
+          <w:sz w:val="16"/>
+          <w:szCs w:val="16"/>
+        </w:rPr>
+        <w:t xml:space="preserve">LEY </w:t>
+      </w:r>
+      <w:proofErr w:type="spellStart"/>
+      <w:r>
+        <w:rPr>
+          <w:rFonts w:ascii="Arial Narrow" w:eastAsia="Arial Narrow" w:hAnsi="Arial Narrow" w:cs="Arial Narrow"/>
+          <w:b/>
+          <w:bCs/>
+          <w:sz w:val="16"/>
+          <w:szCs w:val="16"/>
+        </w:rPr>
+        <w:t/>
+      </w:r>
+      <w:proofErr w:type="spellEnd"/>
+      <w:r>
+        <w:rPr>
+          <w:rFonts w:ascii="Arial Narrow" w:eastAsia="Arial Narrow" w:hAnsi="Arial Narrow" w:cs="Arial Narrow"/>
+          <w:b/>
+          <w:bCs/>
+          <w:sz w:val="16"/>
+          <w:szCs w:val="16"/>
+        </w:rPr>
+        <w:t xml:space="preserve">29571, CÓDIGO DE PROTECCIÓN Y DEFENSA DEL CONSUMIDOR, publicado el 2 de setiembre de 2010 y modificado por Decreto Legislativo </w:t>
+      </w:r>
+      <w:proofErr w:type="spellStart"/>
+      <w:r>
+        <w:rPr>
+          <w:rFonts w:ascii="Arial Narrow" w:eastAsia="Arial Narrow" w:hAnsi="Arial Narrow" w:cs="Arial Narrow"/>
+          <w:b/>
+          <w:bCs/>
+          <w:sz w:val="16"/>
+          <w:szCs w:val="16"/>
+        </w:rPr>
+        <w:t/>
+      </w:r>
+      <w:proofErr w:type="spellEnd"/>
+      <w:r>
+        <w:rPr>
+          <w:rFonts w:ascii="Arial Narrow" w:eastAsia="Arial Narrow" w:hAnsi="Arial Narrow" w:cs="Arial Narrow"/>
+          <w:b/>
+          <w:bCs/>
+          <w:sz w:val="16"/>
+          <w:szCs w:val="16"/>
+        </w:rPr>
+        <w:t xml:space="preserve">1308 </w:t>
+      </w:r>
+    </w:p>
+    <w:p>
+      <w:pPr>
+        <w:pStyle w:val="Textonotapie"/>
+        <w:ind w:left="567" w:right="-1"/>
+        <w:jc w:val="both"/>
+        <w:rPr>
+          <w:rFonts w:ascii="Arial Narrow" w:eastAsia="Arial Narrow" w:hAnsi="Arial Narrow" w:cs="Arial Narrow"/>
+          <w:b/>
+          <w:bCs/>
+          <w:sz w:val="16"/>
+          <w:szCs w:val="16"/>
+        </w:rPr>
+      </w:pPr>
+      <w:r>
+        <w:rPr>
+          <w:rFonts w:ascii="Arial Narrow" w:eastAsia="Arial Narrow" w:hAnsi="Arial Narrow" w:cs="Arial Narrow"/>
+          <w:b/>
+          <w:bCs/>
+          <w:sz w:val="16"/>
+          <w:szCs w:val="16"/>
+        </w:rPr>
+        <w:t xml:space="preserve">Artículo 18.- Idoneidad </w:t>
+      </w:r>
+    </w:p>
+    <w:p>
+      <w:pPr>
+        <w:pStyle w:val="Textonotapie"/>
+        <w:ind w:left="567" w:right="-1"/>
+        <w:jc w:val="both"/>
+        <w:rPr>
+          <w:rFonts w:ascii="Arial Narrow" w:eastAsia="Arial Narrow" w:hAnsi="Arial Narrow" w:cs="Arial Narrow"/>
+          <w:sz w:val="16"/>
+          <w:szCs w:val="16"/>
+        </w:rPr>
+      </w:pPr>
+      <w:r>
+        <w:rPr>
+          <w:rFonts w:ascii="Arial Narrow" w:eastAsia="Arial Narrow" w:hAnsi="Arial Narrow" w:cs="Arial Narrow"/>
+          <w:sz w:val="16"/>
+          <w:szCs w:val="16"/>
+        </w:rPr>
+        <w:t xml:space="preserve">Se entiende por idoneidad la correspondencia entre lo que un consumidor espera y lo que efectivamente recibe, en función a lo que se le hubiera ofrecido, la publicidad e información transmitida, las condiciones y circunstancias de la transacción, las características y naturaleza del producto o servicio, el precio, entre otros factores, atendiendo a las circunstancias del caso. </w:t>
+      </w:r>
+    </w:p>
+    <w:p>
+      <w:pPr>
+        <w:pStyle w:val="Textonotapie"/>
+        <w:ind w:left="567" w:right="-1"/>
+        <w:jc w:val="both"/>
+        <w:rPr>
+          <w:rFonts w:ascii="Arial Narrow" w:eastAsia="Arial Narrow" w:hAnsi="Arial Narrow" w:cs="Arial Narrow"/>
+          <w:sz w:val="16"/>
+          <w:szCs w:val="16"/>
+        </w:rPr>
+      </w:pPr>
+      <w:r>
+        <w:rPr>
+          <w:rFonts w:ascii="Arial Narrow" w:eastAsia="Arial Narrow" w:hAnsi="Arial Narrow" w:cs="Arial Narrow"/>
+          <w:sz w:val="16"/>
+          <w:szCs w:val="16"/>
+        </w:rPr>
+        <w:t xml:space="preserve">La idoneidad es evaluada en función a la propia naturaleza del producto o servicio y a su aptitud para satisfacer la finalidad para la cual ha sido puesto en el mercado. Las autorizaciones por parte de los organismos del Estado para la fabricación de un producto o la prestación de un servicio, en los casos que sea necesario, no eximen de responsabilidad al proveedor frente al consumidor. </w:t>
+      </w:r>
+    </w:p>
+    <w:p>
+      <w:pPr>
+        <w:pStyle w:val="Textonotapie"/>
+        <w:ind w:left="567" w:right="-1"/>
+        <w:jc w:val="both"/>
+        <w:rPr>
+          <w:rFonts w:ascii="Arial Narrow" w:eastAsia="Arial Narrow" w:hAnsi="Arial Narrow" w:cs="Arial Narrow"/>
+          <w:sz w:val="16"/>
+          <w:szCs w:val="16"/>
+        </w:rPr>
+      </w:pPr>
+      <w:r>
+        <w:rPr>
+          <w:rFonts w:ascii="Arial Narrow" w:eastAsia="Arial Narrow" w:hAnsi="Arial Narrow" w:cs="Arial Narrow"/>
+          <w:b/>
+          <w:bCs/>
+          <w:sz w:val="16"/>
+          <w:szCs w:val="16"/>
+        </w:rPr>
+        <w:t xml:space="preserve">Artículo 19.- Obligación de los proveedores </w:t>
+      </w:r>
+    </w:p>
+    <w:p>
+      <w:pPr>
+        <w:pStyle w:val="Textonotapie"/>
+        <w:ind w:left="567" w:right="-1"/>
+        <w:jc w:val="both"/>
+        <w:rPr>
+          <w:rFonts w:ascii="Arial Narrow" w:eastAsia="Arial Narrow" w:hAnsi="Arial Narrow" w:cs="Arial Narrow"/>
+          <w:sz w:val="16"/>
+          <w:szCs w:val="16"/>
+        </w:rPr>
+      </w:pPr>
+      <w:r>
+        <w:rPr>
+          <w:rFonts w:ascii="Arial Narrow" w:eastAsia="Arial Narrow" w:hAnsi="Arial Narrow" w:cs="Arial Narrow"/>
+          <w:sz w:val="16"/>
+          <w:szCs w:val="16"/>
+        </w:rPr>
+        <w:t>El proveedor responde por la idoneidad y calidad de los productos y servicios ofrecidos; por la autenticidad de las marcas y leyendas que exhiben sus productos o del signo que respalda al prestador del servicio, por la falta de conformidad entre la publicidad comercial de los productos y servicios y estos, así como por el contenido y la vida útil del producto indicado en el envase, en lo que corresponda.</w:t>
+      </w:r>
+    </w:p>
     <w:p>
       <w:pPr>
         <w:pStyle w:val="Textonotapie"/>
@@ -7578,205 +7827,9 @@
           <w:szCs w:val="16"/>
         </w:rPr>
       </w:pPr>
-      <w:r>
-        <w:rPr>
-          <w:rStyle w:val="Refdenotaalpie"/>
-          <w:rFonts w:ascii="Arial Narrow" w:eastAsia="Arial Narrow" w:hAnsi="Arial Narrow" w:cs="Arial Narrow"/>
-          <w:sz w:val="16"/>
-          <w:szCs w:val="16"/>
-          <w:vertAlign w:val="superscript"/>
-        </w:rPr>
-        <w:footnoteRef/>
-      </w:r>
-      <w:r>
-        <w:rPr>
-          <w:rFonts w:ascii="Arial Narrow" w:eastAsia="Arial Narrow" w:hAnsi="Arial Narrow" w:cs="Arial Narrow"/>
-          <w:sz w:val="16"/>
-          <w:szCs w:val="16"/>
-        </w:rPr>
-        <w:t xml:space="preserve"> </w:t>
-      </w:r>
-      <w:r>
-        <w:rPr>
-          <w:rFonts w:ascii="Arial Narrow" w:eastAsia="Arial Narrow" w:hAnsi="Arial Narrow" w:cs="Arial Narrow"/>
-          <w:sz w:val="16"/>
-          <w:szCs w:val="16"/>
-        </w:rPr>
-        <w:tab/>
-      </w:r>
-      <w:r>
-        <w:rPr>
-          <w:rFonts w:ascii="Arial Narrow" w:eastAsia="Arial Narrow" w:hAnsi="Arial Narrow" w:cs="Arial Narrow"/>
-          <w:b/>
-          <w:bCs/>
-          <w:sz w:val="16"/>
-          <w:szCs w:val="16"/>
-        </w:rPr>
-        <w:t xml:space="preserve">LEY </w:t>
-      </w:r>
-      <w:proofErr w:type="spellStart"/>
-      <w:r>
-        <w:rPr>
-          <w:rFonts w:ascii="Arial Narrow" w:eastAsia="Arial Narrow" w:hAnsi="Arial Narrow" w:cs="Arial Narrow"/>
-          <w:b/>
-          <w:bCs/>
-          <w:sz w:val="16"/>
-          <w:szCs w:val="16"/>
-        </w:rPr>
-        <w:t/>
-      </w:r>
-      <w:proofErr w:type="spellEnd"/>
-      <w:r>
-        <w:rPr>
-          <w:rFonts w:ascii="Arial Narrow" w:eastAsia="Arial Narrow" w:hAnsi="Arial Narrow" w:cs="Arial Narrow"/>
-          <w:b/>
-          <w:bCs/>
-          <w:sz w:val="16"/>
-          <w:szCs w:val="16"/>
-        </w:rPr>
-        <w:t xml:space="preserve"> 29571, CÓDIGO DE PROTECCIÓN Y DEFENSA DEL CONSUMIDOR, publicado el 2 de setiembre de 2010 y modificado por Decreto Legislativo </w:t>
-      </w:r>
-      <w:proofErr w:type="spellStart"/>
-      <w:r>
-        <w:rPr>
-          <w:rFonts w:ascii="Arial Narrow" w:eastAsia="Arial Narrow" w:hAnsi="Arial Narrow" w:cs="Arial Narrow"/>
-          <w:b/>
-          <w:bCs/>
-          <w:sz w:val="16"/>
-          <w:szCs w:val="16"/>
-        </w:rPr>
-        <w:t/>
-      </w:r>
-      <w:proofErr w:type="spellEnd"/>
-      <w:r>
-        <w:rPr>
-          <w:rFonts w:ascii="Arial Narrow" w:eastAsia="Arial Narrow" w:hAnsi="Arial Narrow" w:cs="Arial Narrow"/>
-          <w:b/>
-          <w:bCs/>
-          <w:sz w:val="16"/>
-          <w:szCs w:val="16"/>
-        </w:rPr>
-        <w:t xml:space="preserve"> 1308 </w:t>
-      </w:r>
-    </w:p>
-    <w:p>
-      <w:pPr>
-        <w:pStyle w:val="Textonotapie"/>
-        <w:ind w:left="567" w:right="-1"/>
-        <w:jc w:val="both"/>
-        <w:rPr>
-          <w:rFonts w:ascii="Arial Narrow" w:eastAsia="Arial Narrow" w:hAnsi="Arial Narrow" w:cs="Arial Narrow"/>
-          <w:b/>
-          <w:bCs/>
-          <w:sz w:val="16"/>
-          <w:szCs w:val="16"/>
-        </w:rPr>
-      </w:pPr>
-      <w:r>
-        <w:rPr>
-          <w:rFonts w:ascii="Arial Narrow" w:eastAsia="Arial Narrow" w:hAnsi="Arial Narrow" w:cs="Arial Narrow"/>
-          <w:b/>
-          <w:bCs/>
-          <w:sz w:val="16"/>
-          <w:szCs w:val="16"/>
-        </w:rPr>
-        <w:t xml:space="preserve">Artículo 18.- Idoneidad </w:t>
-      </w:r>
-    </w:p>
-    <w:p>
-      <w:pPr>
-        <w:pStyle w:val="Textonotapie"/>
-        <w:ind w:left="567" w:right="-1"/>
-        <w:jc w:val="both"/>
-        <w:rPr>
-          <w:rFonts w:ascii="Arial Narrow" w:eastAsia="Arial Narrow" w:hAnsi="Arial Narrow" w:cs="Arial Narrow"/>
-          <w:sz w:val="16"/>
-          <w:szCs w:val="16"/>
-        </w:rPr>
-      </w:pPr>
-      <w:r>
-        <w:rPr>
-          <w:rFonts w:ascii="Arial Narrow" w:eastAsia="Arial Narrow" w:hAnsi="Arial Narrow" w:cs="Arial Narrow"/>
-          <w:sz w:val="16"/>
-          <w:szCs w:val="16"/>
-        </w:rPr>
-        <w:t xml:space="preserve">Se entiende por idoneidad la correspondencia entre lo que un consumidor espera y lo que efectivamente recibe, en función a lo que se le hubiera ofrecido, la publicidad e información transmitida, las condiciones y circunstancias de la transacción, las características y naturaleza del producto o servicio, el precio, entre otros factores, atendiendo a las circunstancias del caso. </w:t>
-      </w:r>
-    </w:p>
-    <w:p>
-      <w:pPr>
-        <w:pStyle w:val="Textonotapie"/>
-        <w:ind w:left="567" w:right="-1"/>
-        <w:jc w:val="both"/>
-        <w:rPr>
-          <w:rFonts w:ascii="Arial Narrow" w:eastAsia="Arial Narrow" w:hAnsi="Arial Narrow" w:cs="Arial Narrow"/>
-          <w:sz w:val="16"/>
-          <w:szCs w:val="16"/>
-        </w:rPr>
-      </w:pPr>
-      <w:r>
-        <w:rPr>
-          <w:rFonts w:ascii="Arial Narrow" w:eastAsia="Arial Narrow" w:hAnsi="Arial Narrow" w:cs="Arial Narrow"/>
-          <w:sz w:val="16"/>
-          <w:szCs w:val="16"/>
-        </w:rPr>
-        <w:t xml:space="preserve">La idoneidad es evaluada en función a la propia naturaleza del producto o servicio y a su aptitud para satisfacer la finalidad para la cual ha sido puesto en el mercado. Las autorizaciones por parte de los organismos del Estado para la fabricación de un producto o la prestación de un servicio, en los casos que sea necesario, no eximen de responsabilidad al proveedor frente al consumidor. </w:t>
-      </w:r>
-    </w:p>
-    <w:p>
-      <w:pPr>
-        <w:pStyle w:val="Textonotapie"/>
-        <w:ind w:left="567" w:right="-1"/>
-        <w:jc w:val="both"/>
-        <w:rPr>
-          <w:rFonts w:ascii="Arial Narrow" w:eastAsia="Arial Narrow" w:hAnsi="Arial Narrow" w:cs="Arial Narrow"/>
-          <w:sz w:val="16"/>
-          <w:szCs w:val="16"/>
-        </w:rPr>
-      </w:pPr>
-    </w:p>
-    <w:p>
-      <w:pPr>
-        <w:pStyle w:val="Textonotapie"/>
-        <w:ind w:left="567" w:right="-1"/>
-        <w:jc w:val="both"/>
-        <w:rPr>
-          <w:rFonts w:ascii="Arial Narrow" w:eastAsia="Arial Narrow" w:hAnsi="Arial Narrow" w:cs="Arial Narrow"/>
-          <w:sz w:val="16"/>
-          <w:szCs w:val="16"/>
-        </w:rPr>
-      </w:pPr>
-      <w:r>
-        <w:rPr>
-          <w:rFonts w:ascii="Arial Narrow" w:eastAsia="Arial Narrow" w:hAnsi="Arial Narrow" w:cs="Arial Narrow"/>
-          <w:b/>
-          <w:bCs/>
-          <w:sz w:val="16"/>
-          <w:szCs w:val="16"/>
-        </w:rPr>
-        <w:t xml:space="preserve">Artículo 19.- Obligación de los proveedores </w:t>
-      </w:r>
-    </w:p>
-    <w:p>
-      <w:pPr>
-        <w:pStyle w:val="Textonotapie"/>
-        <w:ind w:left="567" w:right="-1"/>
-        <w:jc w:val="both"/>
-        <w:rPr>
-          <w:rFonts w:ascii="Arial Narrow" w:eastAsia="Arial Narrow" w:hAnsi="Arial Narrow" w:cs="Arial Narrow"/>
-          <w:sz w:val="16"/>
-          <w:szCs w:val="16"/>
-        </w:rPr>
-      </w:pPr>
-      <w:r>
-        <w:rPr>
-          <w:rFonts w:ascii="Arial Narrow" w:eastAsia="Arial Narrow" w:hAnsi="Arial Narrow" w:cs="Arial Narrow"/>
-          <w:sz w:val="16"/>
-          <w:szCs w:val="16"/>
-        </w:rPr>
-        <w:t>El proveedor responde por la idoneidad y calidad de los productos y servicios ofrecidos; por la autenticidad de las marcas y leyendas que exhiben sus productos o del signo que respalda al prestador del servicio, por la falta de conformidad entre la publicidad comercial de los productos y servicios y estos, así como por el contenido y la vida útil del producto indicado en el envase, en lo que corresponda.</w:t>
-      </w:r>
-    </w:p>
+    </w:p>
+  </w:footnote>
+  <w:footnote w:id="4">
     <w:p>
       <w:pPr>
         <w:pStyle w:val="Textonotapie"/>
@@ -7787,15 +7840,96 @@
         <w:jc w:val="both"/>
         <w:rPr>
           <w:rFonts w:ascii="Arial Narrow" w:eastAsia="Arial Narrow" w:hAnsi="Arial Narrow" w:cs="Arial Narrow"/>
+          <w:sz w:val="16"/>
+          <w:szCs w:val="16"/>
+        </w:rPr>
+      </w:pPr>
+      <w:r>
+        <w:rPr>
+          <w:rStyle w:val="Refdenotaalpie"/>
+          <w:rFonts w:ascii="Arial Narrow" w:eastAsia="Arial Narrow" w:hAnsi="Arial Narrow" w:cs="Arial Narrow"/>
+          <w:sz w:val="16"/>
+          <w:szCs w:val="16"/>
+          <w:vertAlign w:val="superscript"/>
+        </w:rPr>
+        <w:footnoteRef/>
+      </w:r>
+      <w:r>
+        <w:rPr>
+          <w:rFonts w:ascii="Arial Narrow" w:eastAsia="Arial Narrow" w:hAnsi="Arial Narrow" w:cs="Arial Narrow"/>
+          <w:sz w:val="16"/>
+          <w:szCs w:val="16"/>
+        </w:rPr>
+        <w:tab/>
+        <w:t xml:space="preserve"/>
+      </w:r>
+      <w:r>
+        <w:rPr>
+          <w:rFonts w:ascii="Arial Narrow" w:eastAsia="Arial Narrow" w:hAnsi="Arial Narrow" w:cs="Arial Narrow"/>
+          <w:sz w:val="16"/>
+          <w:szCs w:val="16"/>
+        </w:rPr>
+        <w:tab/>
+      </w:r>
+      <w:r>
+        <w:rPr>
+          <w:rFonts w:ascii="Arial Narrow" w:eastAsia="Arial Narrow" w:hAnsi="Arial Narrow" w:cs="Arial Narrow"/>
           <w:b/>
           <w:bCs/>
           <w:sz w:val="16"/>
           <w:szCs w:val="16"/>
         </w:rPr>
-      </w:pPr>
-    </w:p>
-  </w:footnote>
-  <w:footnote w:id="4">
+        <w:t xml:space="preserve">LEY SOBRE FACULTADES, NORMAS Y ORGANIZACIÓN DEL INDECOPI, APROBADA POR DECRETO LEGISLATIVO </w:t>
+      </w:r>
+      <w:proofErr w:type="spellStart"/>
+      <w:r>
+        <w:rPr>
+          <w:rFonts w:ascii="Arial Narrow" w:eastAsia="Arial Narrow" w:hAnsi="Arial Narrow" w:cs="Arial Narrow"/>
+          <w:b/>
+          <w:bCs/>
+          <w:sz w:val="16"/>
+          <w:szCs w:val="16"/>
+        </w:rPr>
+        <w:t/>
+      </w:r>
+      <w:proofErr w:type="spellEnd"/>
+      <w:r>
+        <w:rPr>
+          <w:rFonts w:ascii="Arial Narrow" w:eastAsia="Arial Narrow" w:hAnsi="Arial Narrow" w:cs="Arial Narrow"/>
+          <w:b/>
+          <w:bCs/>
+          <w:sz w:val="16"/>
+          <w:szCs w:val="16"/>
+        </w:rPr>
+        <w:t xml:space="preserve">807 Artículo 24.-</w:t>
+      </w:r>
+      <w:r>
+        <w:rPr>
+          <w:rFonts w:ascii="Arial Narrow" w:eastAsia="Arial Narrow" w:hAnsi="Arial Narrow" w:cs="Arial Narrow"/>
+          <w:sz w:val="16"/>
+          <w:szCs w:val="16"/>
+        </w:rPr>
+        <w:t xml:space="preserve"> El </w:t>
+      </w:r>
+      <w:proofErr w:type="gramStart"/>
+      <w:r>
+        <w:rPr>
+          <w:rFonts w:ascii="Arial Narrow" w:eastAsia="Arial Narrow" w:hAnsi="Arial Narrow" w:cs="Arial Narrow"/>
+          <w:sz w:val="16"/>
+          <w:szCs w:val="16"/>
+        </w:rPr>
+        <w:t>Secretario Técnico</w:t>
+      </w:r>
+      <w:proofErr w:type="gramEnd"/>
+      <w:r>
+        <w:rPr>
+          <w:rFonts w:ascii="Arial Narrow" w:eastAsia="Arial Narrow" w:hAnsi="Arial Narrow" w:cs="Arial Narrow"/>
+          <w:sz w:val="16"/>
+          <w:szCs w:val="16"/>
+        </w:rPr>
+        <w:t xml:space="preserve"> se encargará de la tramitación del procedimiento. Para ello, cuenta con las siguientes facultades:</w:t>
+      </w:r>
+    </w:p>
     <w:p>
       <w:pPr>
         <w:pStyle w:val="Textonotapie"/>
@@ -7812,87 +7946,12 @@
       </w:pPr>
       <w:r>
         <w:rPr>
-          <w:rStyle w:val="Refdenotaalpie"/>
-          <w:rFonts w:ascii="Arial Narrow" w:eastAsia="Arial Narrow" w:hAnsi="Arial Narrow" w:cs="Arial Narrow"/>
-          <w:sz w:val="16"/>
-          <w:szCs w:val="16"/>
-          <w:vertAlign w:val="superscript"/>
-        </w:rPr>
-        <w:footnoteRef/>
-      </w:r>
-      <w:r>
-        <w:rPr>
-          <w:rFonts w:ascii="Arial Narrow" w:eastAsia="Arial Narrow" w:hAnsi="Arial Narrow" w:cs="Arial Narrow"/>
-          <w:sz w:val="16"/>
-          <w:szCs w:val="16"/>
-        </w:rPr>
-        <w:t xml:space="preserve"> </w:t>
-      </w:r>
-      <w:r>
-        <w:rPr>
           <w:rFonts w:ascii="Arial Narrow" w:eastAsia="Arial Narrow" w:hAnsi="Arial Narrow" w:cs="Arial Narrow"/>
           <w:sz w:val="16"/>
           <w:szCs w:val="16"/>
         </w:rPr>
         <w:tab/>
-      </w:r>
-      <w:r>
-        <w:rPr>
-          <w:rFonts w:ascii="Arial Narrow" w:eastAsia="Arial Narrow" w:hAnsi="Arial Narrow" w:cs="Arial Narrow"/>
-          <w:b/>
-          <w:bCs/>
-          <w:sz w:val="16"/>
-          <w:szCs w:val="16"/>
-        </w:rPr>
-        <w:t xml:space="preserve">LEY SOBRE FACULTADES, NORMAS Y ORGANIZACIÓN DEL INDECOPI, APROBADA POR DECRETO LEGISLATIVO </w:t>
-      </w:r>
-      <w:proofErr w:type="spellStart"/>
-      <w:r>
-        <w:rPr>
-          <w:rFonts w:ascii="Arial Narrow" w:eastAsia="Arial Narrow" w:hAnsi="Arial Narrow" w:cs="Arial Narrow"/>
-          <w:b/>
-          <w:bCs/>
-          <w:sz w:val="16"/>
-          <w:szCs w:val="16"/>
-        </w:rPr>
-        <w:t/>
-      </w:r>
-      <w:proofErr w:type="spellEnd"/>
-      <w:r>
-        <w:rPr>
-          <w:rFonts w:ascii="Arial Narrow" w:eastAsia="Arial Narrow" w:hAnsi="Arial Narrow" w:cs="Arial Narrow"/>
-          <w:b/>
-          <w:bCs/>
-          <w:sz w:val="16"/>
-          <w:szCs w:val="16"/>
-        </w:rPr>
-        <w:t xml:space="preserve"> 807 Artículo 24.-</w:t>
-      </w:r>
-      <w:r>
-        <w:rPr>
-          <w:rFonts w:ascii="Arial Narrow" w:eastAsia="Arial Narrow" w:hAnsi="Arial Narrow" w:cs="Arial Narrow"/>
-          <w:sz w:val="16"/>
-          <w:szCs w:val="16"/>
-        </w:rPr>
-        <w:t xml:space="preserve"> El </w:t>
-      </w:r>
-      <w:proofErr w:type="gramStart"/>
-      <w:r>
-        <w:rPr>
-          <w:rFonts w:ascii="Arial Narrow" w:eastAsia="Arial Narrow" w:hAnsi="Arial Narrow" w:cs="Arial Narrow"/>
-          <w:sz w:val="16"/>
-          <w:szCs w:val="16"/>
-        </w:rPr>
-        <w:t>Secretario Técnico</w:t>
-      </w:r>
-      <w:proofErr w:type="gramEnd"/>
-      <w:r>
-        <w:rPr>
-          <w:rFonts w:ascii="Arial Narrow" w:eastAsia="Arial Narrow" w:hAnsi="Arial Narrow" w:cs="Arial Narrow"/>
-          <w:sz w:val="16"/>
-          <w:szCs w:val="16"/>
-        </w:rPr>
-        <w:t xml:space="preserve"> se encargará de la tramitación del procedimiento. Para ello, cuenta con las siguientes facultades:</w:t>
+        <w:t xml:space="preserve">(...) </w:t>
       </w:r>
     </w:p>
     <w:p>
@@ -7916,7 +7975,7 @@
           <w:szCs w:val="16"/>
         </w:rPr>
         <w:tab/>
-        <w:t xml:space="preserve">(...) </w:t>
+        <w:t xml:space="preserve">c) Admitir denuncias a trámite, en aquellos casos en que la Comisión le haya delegado esta facultad. </w:t>
       </w:r>
     </w:p>
     <w:p>
@@ -7940,7 +7999,7 @@
           <w:szCs w:val="16"/>
         </w:rPr>
         <w:tab/>
-        <w:t xml:space="preserve">c) Admitir denuncias a trámite, en aquellos casos en que la Comisión le haya delegado esta facultad. </w:t>
+        <w:t>(...).</w:t>
       </w:r>
     </w:p>
     <w:p>
@@ -7957,6 +8016,33 @@
           <w:szCs w:val="16"/>
         </w:rPr>
       </w:pPr>
+    </w:p>
+  </w:footnote>
+  <w:footnote w:id="5">
+    <w:p>
+      <w:pPr>
+        <w:pStyle w:val="Textonotapie"/>
+        <w:tabs>
+          <w:tab w:val="left" w:pos="567"/>
+        </w:tabs>
+        <w:ind w:left="567" w:hanging="567"/>
+        <w:jc w:val="both"/>
+        <w:rPr>
+          <w:rFonts w:ascii="Arial Narrow" w:eastAsia="Arial Narrow" w:hAnsi="Arial Narrow" w:cs="Arial Narrow"/>
+          <w:sz w:val="16"/>
+          <w:szCs w:val="16"/>
+        </w:rPr>
+      </w:pPr>
+      <w:r>
+        <w:rPr>
+          <w:rStyle w:val="Refdenotaalpie"/>
+          <w:rFonts w:ascii="Arial Narrow" w:eastAsia="Arial Narrow" w:hAnsi="Arial Narrow" w:cs="Arial Narrow"/>
+          <w:sz w:val="16"/>
+          <w:szCs w:val="16"/>
+          <w:vertAlign w:val="superscript"/>
+        </w:rPr>
+        <w:footnoteRef/>
+      </w:r>
       <w:r>
         <w:rPr>
           <w:rFonts w:ascii="Arial Narrow" w:eastAsia="Arial Narrow" w:hAnsi="Arial Narrow" w:cs="Arial Narrow"/>
@@ -7964,9 +8050,737 @@
           <w:szCs w:val="16"/>
         </w:rPr>
         <w:tab/>
-        <w:t>(...).</w:t>
-      </w:r>
-    </w:p>
+        <w:t xml:space="preserve"/>
+      </w:r>
+      <w:r>
+        <w:rPr>
+          <w:rFonts w:ascii="Arial Narrow" w:eastAsia="Arial Narrow" w:hAnsi="Arial Narrow" w:cs="Arial Narrow"/>
+          <w:sz w:val="16"/>
+          <w:szCs w:val="16"/>
+        </w:rPr>
+        <w:tab/>
+        <w:t xml:space="preserve">El número de trabajadores se atenderá siempre que la empresa haya sido constituida antes de la vigencia de la Ley </w:t>
+      </w:r>
+      <w:proofErr w:type="spellStart"/>
+      <w:r>
+        <w:rPr>
+          <w:rFonts w:ascii="Arial Narrow" w:eastAsia="Arial Narrow" w:hAnsi="Arial Narrow" w:cs="Arial Narrow"/>
+          <w:sz w:val="16"/>
+          <w:szCs w:val="16"/>
+        </w:rPr>
+        <w:t/>
+      </w:r>
+      <w:proofErr w:type="spellEnd"/>
+      <w:r>
+        <w:rPr>
+          <w:rFonts w:ascii="Arial Narrow" w:eastAsia="Arial Narrow" w:hAnsi="Arial Narrow" w:cs="Arial Narrow"/>
+          <w:sz w:val="16"/>
+          <w:szCs w:val="16"/>
+        </w:rPr>
+        <w:t xml:space="preserve">30056, publicada el 2 de julio de 2013, que modificó el artículo 5 del Texto Único Ordenado de la Ley de Promoción de la Competitividad, Formalización y Desarrollo de la Micro y Pequeña Empresa y de Acceso al Empleo Decente (LEY MYPE). Ello, en la medida que la Tercera Disposición Complementaria Transitoria de la norma modificatoria precisa que las empresas constituidas antes de la </w:t>
+      </w:r>
+      <w:proofErr w:type="gramStart"/>
+      <w:r>
+        <w:rPr>
+          <w:rFonts w:ascii="Arial Narrow" w:eastAsia="Arial Narrow" w:hAnsi="Arial Narrow" w:cs="Arial Narrow"/>
+          <w:sz w:val="16"/>
+          <w:szCs w:val="16"/>
+        </w:rPr>
+        <w:t>entrada en vigencia</w:t>
+      </w:r>
+      <w:proofErr w:type="gramEnd"/>
+      <w:r>
+        <w:rPr>
+          <w:rFonts w:ascii="Arial Narrow" w:eastAsia="Arial Narrow" w:hAnsi="Arial Narrow" w:cs="Arial Narrow"/>
+          <w:sz w:val="16"/>
+          <w:szCs w:val="16"/>
+        </w:rPr>
+        <w:t xml:space="preserve"> de dicha Ley se rigen por los requisitos de acogimiento al régimen de las micro y pequeñas empresas regulados en el Decreto Legislativo 1086.</w:t>
+      </w:r>
+    </w:p>
+    <w:p>
+      <w:pPr>
+        <w:pStyle w:val="Textonotapie"/>
+        <w:ind w:left="567" w:hanging="567"/>
+        <w:jc w:val="both"/>
+        <w:rPr>
+          <w:rFonts w:ascii="Arial Narrow" w:eastAsia="Arial Narrow" w:hAnsi="Arial Narrow" w:cs="Arial Narrow"/>
+          <w:sz w:val="16"/>
+          <w:szCs w:val="16"/>
+        </w:rPr>
+      </w:pPr>
+    </w:p>
+  </w:footnote>
+  <w:footnote w:id="6">
+    <w:p>
+      <w:pPr>
+        <w:pStyle w:val="Textonotapie"/>
+        <w:tabs>
+          <w:tab w:val="left" w:pos="567"/>
+        </w:tabs>
+        <w:ind w:left="567" w:hanging="567"/>
+        <w:jc w:val="both"/>
+        <w:rPr>
+          <w:rFonts w:ascii="Arial Narrow" w:eastAsia="Arial Narrow" w:hAnsi="Arial Narrow" w:cs="Arial Narrow"/>
+          <w:sz w:val="16"/>
+          <w:szCs w:val="16"/>
+        </w:rPr>
+      </w:pPr>
+      <w:r>
+        <w:rPr>
+          <w:rStyle w:val="Refdenotaalpie"/>
+          <w:rFonts w:ascii="Arial Narrow" w:eastAsia="Arial Narrow" w:hAnsi="Arial Narrow" w:cs="Arial Narrow"/>
+          <w:sz w:val="16"/>
+          <w:szCs w:val="16"/>
+          <w:vertAlign w:val="superscript"/>
+        </w:rPr>
+        <w:footnoteRef/>
+      </w:r>
+      <w:r>
+        <w:rPr>
+          <w:rFonts w:ascii="Arial Narrow" w:eastAsia="Arial Narrow" w:hAnsi="Arial Narrow" w:cs="Arial Narrow"/>
+          <w:sz w:val="16"/>
+          <w:szCs w:val="16"/>
+        </w:rPr>
+        <w:tab/>
+        <w:t xml:space="preserve"/>
+      </w:r>
+      <w:r>
+        <w:rPr>
+          <w:rFonts w:ascii="Arial Narrow" w:eastAsia="Arial Narrow" w:hAnsi="Arial Narrow" w:cs="Arial Narrow"/>
+          <w:sz w:val="16"/>
+          <w:szCs w:val="16"/>
+        </w:rPr>
+        <w:tab/>
+      </w:r>
+      <w:r>
+        <w:rPr>
+          <w:rFonts w:ascii="Arial Narrow" w:eastAsia="Arial Narrow" w:hAnsi="Arial Narrow" w:cs="Arial Narrow"/>
+          <w:b/>
+          <w:sz w:val="16"/>
+          <w:szCs w:val="16"/>
+        </w:rPr>
+        <w:t>LEY 29571, CÓDIGO DE PROTECCIÓN Y DEFENSA DEL CONSUMIDOR</w:t>
+      </w:r>
+      <w:r>
+        <w:rPr>
+          <w:rFonts w:ascii="Arial Narrow" w:eastAsia="Arial Narrow" w:hAnsi="Arial Narrow" w:cs="Arial Narrow"/>
+          <w:b/>
+          <w:bCs/>
+          <w:sz w:val="16"/>
+          <w:szCs w:val="16"/>
+        </w:rPr>
+        <w:t xml:space="preserve">, </w:t>
+      </w:r>
+      <w:r>
+        <w:rPr>
+          <w:rFonts w:ascii="Arial Narrow" w:eastAsia="Arial Narrow" w:hAnsi="Arial Narrow" w:cs="Arial Narrow"/>
+          <w:b/>
+          <w:sz w:val="16"/>
+          <w:szCs w:val="16"/>
+        </w:rPr>
+        <w:t xml:space="preserve">publicado el 2 de setiembre de 2010 y modificado por Decreto Legislativo </w:t>
+      </w:r>
+      <w:proofErr w:type="spellStart"/>
+      <w:r>
+        <w:rPr>
+          <w:rFonts w:ascii="Arial Narrow" w:eastAsia="Arial Narrow" w:hAnsi="Arial Narrow" w:cs="Arial Narrow"/>
+          <w:b/>
+          <w:sz w:val="16"/>
+          <w:szCs w:val="16"/>
+        </w:rPr>
+        <w:t/>
+      </w:r>
+      <w:proofErr w:type="spellEnd"/>
+      <w:r>
+        <w:rPr>
+          <w:rFonts w:ascii="Arial Narrow" w:eastAsia="Arial Narrow" w:hAnsi="Arial Narrow" w:cs="Arial Narrow"/>
+          <w:b/>
+          <w:sz w:val="16"/>
+          <w:szCs w:val="16"/>
+        </w:rPr>
+        <w:t xml:space="preserve">1308</w:t>
+      </w:r>
+    </w:p>
+    <w:p>
+      <w:pPr>
+        <w:pStyle w:val="Textonotapie"/>
+        <w:ind w:left="567" w:hanging="567"/>
+        <w:jc w:val="both"/>
+        <w:rPr>
+          <w:rFonts w:ascii="Arial Narrow" w:eastAsia="Arial Narrow" w:hAnsi="Arial Narrow" w:cs="Arial Narrow"/>
+          <w:b/>
+          <w:bCs/>
+          <w:sz w:val="16"/>
+          <w:szCs w:val="16"/>
+        </w:rPr>
+      </w:pPr>
+      <w:r>
+        <w:rPr>
+          <w:rFonts w:ascii="Arial Narrow" w:eastAsia="Arial Narrow" w:hAnsi="Arial Narrow" w:cs="Arial Narrow"/>
+          <w:sz w:val="16"/>
+          <w:szCs w:val="16"/>
+        </w:rPr>
+        <w:tab/>
+      </w:r>
+      <w:r>
+        <w:rPr>
+          <w:rFonts w:ascii="Arial Narrow" w:eastAsia="Arial Narrow" w:hAnsi="Arial Narrow" w:cs="Arial Narrow"/>
+          <w:b/>
+          <w:bCs/>
+          <w:sz w:val="16"/>
+          <w:szCs w:val="16"/>
+        </w:rPr>
+        <w:t>Artículo 110.- Sanciones Administrativas</w:t>
+      </w:r>
+    </w:p>
+    <w:p>
+      <w:pPr>
+        <w:autoSpaceDE w:val="0"/>
+        <w:autoSpaceDN w:val="0"/>
+        <w:adjustRightInd w:val="0"/>
+        <w:spacing w:after="0" w:line="240" w:lineRule="auto"/>
+        <w:ind w:left="567"/>
+        <w:jc w:val="both"/>
+        <w:rPr>
+          <w:rFonts w:ascii="Arial Narrow" w:eastAsia="Arial Narrow" w:hAnsi="Arial Narrow" w:cs="Arial Narrow"/>
+          <w:sz w:val="16"/>
+          <w:szCs w:val="16"/>
+          <w:lang w:eastAsia="es-PE"/>
+        </w:rPr>
+      </w:pPr>
+      <w:r>
+        <w:rPr>
+          <w:rFonts w:ascii="Arial Narrow" w:eastAsia="Arial Narrow" w:hAnsi="Arial Narrow" w:cs="Arial Narrow"/>
+          <w:sz w:val="16"/>
+          <w:szCs w:val="16"/>
+          <w:lang w:eastAsia="es-PE"/>
+        </w:rPr>
+        <w:t>(…)</w:t>
+      </w:r>
+    </w:p>
+    <w:p>
+      <w:pPr>
+        <w:autoSpaceDE w:val="0"/>
+        <w:autoSpaceDN w:val="0"/>
+        <w:adjustRightInd w:val="0"/>
+        <w:spacing w:after="0" w:line="240" w:lineRule="auto"/>
+        <w:ind w:left="567"/>
+        <w:jc w:val="both"/>
+        <w:rPr>
+          <w:rFonts w:ascii="Arial Narrow" w:eastAsia="Arial Narrow" w:hAnsi="Arial Narrow" w:cs="Arial Narrow"/>
+          <w:sz w:val="16"/>
+          <w:szCs w:val="16"/>
+          <w:lang w:eastAsia="es-PE"/>
+        </w:rPr>
+      </w:pPr>
+      <w:r>
+        <w:rPr>
+          <w:rFonts w:ascii="Arial Narrow" w:eastAsia="Arial Narrow" w:hAnsi="Arial Narrow" w:cs="Arial Narrow"/>
+          <w:sz w:val="16"/>
+          <w:szCs w:val="16"/>
+          <w:lang w:eastAsia="es-PE"/>
+        </w:rPr>
+        <w:t>En el caso de las microempresas, la multa no puede superar el diez por ciento (10%) de las ventas o ingresos brutos percibidos por el infractor, relativos a todas sus actividades económicas, correspondientes al ejercicio inmediato anterior al de la expedición de la resolución de primera instancia, siempre que se haya acreditado dichos ingresos, no se encuentre en una situación de reincidencia y el caso no verse sobre la vida, salud o integridad de los consumidores. Para el caso de las pequeñas empresas, la multa no puede superar el veinte por ciento (20%) de las ventas o ingresos brutos percibidos por el infractor, conforme a los requisitos señalados anteriormente.</w:t>
+      </w:r>
+    </w:p>
+    <w:p>
+      <w:pPr>
+        <w:autoSpaceDE w:val="0"/>
+        <w:autoSpaceDN w:val="0"/>
+        <w:adjustRightInd w:val="0"/>
+        <w:spacing w:after="0" w:line="240" w:lineRule="auto"/>
+        <w:ind w:left="567"/>
+        <w:jc w:val="both"/>
+        <w:rPr>
+          <w:rFonts w:ascii="Arial Narrow" w:eastAsia="Arial Narrow" w:hAnsi="Arial Narrow" w:cs="Arial Narrow"/>
+          <w:sz w:val="16"/>
+          <w:szCs w:val="16"/>
+          <w:lang w:eastAsia="es-PE"/>
+        </w:rPr>
+      </w:pPr>
+      <w:r>
+        <w:rPr>
+          <w:rFonts w:ascii="Arial Narrow" w:eastAsia="Arial Narrow" w:hAnsi="Arial Narrow" w:cs="Arial Narrow"/>
+          <w:sz w:val="16"/>
+          <w:szCs w:val="16"/>
+          <w:lang w:eastAsia="es-PE"/>
+        </w:rPr>
+        <w:t>(…).</w:t>
+      </w:r>
+    </w:p>
+    <w:p>
+      <w:pPr>
+        <w:pStyle w:val="Textonotapie"/>
+        <w:ind w:left="567" w:hanging="567"/>
+        <w:jc w:val="both"/>
+        <w:rPr>
+          <w:rFonts w:ascii="Arial Narrow" w:eastAsia="Arial Narrow" w:hAnsi="Arial Narrow" w:cs="Arial Narrow"/>
+          <w:sz w:val="16"/>
+          <w:szCs w:val="16"/>
+        </w:rPr>
+      </w:pPr>
+    </w:p>
+  </w:footnote>
+  <w:footnote w:id="7">
+    <w:p>
+      <w:pPr>
+        <w:pStyle w:val="Textonotapie"/>
+        <w:tabs>
+          <w:tab w:val="left" w:pos="567"/>
+        </w:tabs>
+        <w:ind w:left="567" w:hanging="567"/>
+        <w:jc w:val="both"/>
+        <w:rPr>
+          <w:rFonts w:ascii="Arial Narrow" w:eastAsia="Arial Narrow" w:hAnsi="Arial Narrow" w:cs="Arial Narrow"/>
+          <w:sz w:val="16"/>
+          <w:szCs w:val="16"/>
+        </w:rPr>
+      </w:pPr>
+      <w:r>
+        <w:rPr>
+          <w:rStyle w:val="Refdenotaalpie"/>
+          <w:rFonts w:ascii="Arial Narrow" w:eastAsia="Arial Narrow" w:hAnsi="Arial Narrow" w:cs="Arial Narrow"/>
+          <w:sz w:val="16"/>
+          <w:szCs w:val="16"/>
+          <w:vertAlign w:val="superscript"/>
+        </w:rPr>
+        <w:footnoteRef/>
+      </w:r>
+      <w:r>
+        <w:rPr>
+          <w:rFonts w:ascii="Arial Narrow" w:eastAsia="Arial Narrow" w:hAnsi="Arial Narrow" w:cs="Arial Narrow"/>
+          <w:sz w:val="16"/>
+          <w:szCs w:val="16"/>
+        </w:rPr>
+        <w:tab/>
+      </w:r>
+      <w:r>
+        <w:rPr>
+          <w:rFonts w:ascii="Arial Narrow" w:eastAsia="Arial Narrow" w:hAnsi="Arial Narrow" w:cs="Arial Narrow"/>
+          <w:b/>
+          <w:bCs/>
+          <w:sz w:val="16"/>
+          <w:szCs w:val="16"/>
+        </w:rPr>
+        <w:t xml:space="preserve">DECRETO LEGISLATIVO 807, LEY SOBRE FACULTADES, NORMAS Y ORGANIZACIÓN DEL INDECOPI, publicado el 18 de abril de 1996</w:t>
+      </w:r>
+    </w:p>
+    <w:p>
+      <w:pPr>
+        <w:pStyle w:val="Textonotapie"/>
+        <w:ind w:left="567" w:hanging="567"/>
+        <w:jc w:val="both"/>
+        <w:rPr>
+          <w:rFonts w:ascii="Arial Narrow" w:eastAsia="Arial Narrow" w:hAnsi="Arial Narrow" w:cs="Arial Narrow"/>
+          <w:sz w:val="16"/>
+          <w:szCs w:val="16"/>
+        </w:rPr>
+      </w:pPr>
+      <w:r>
+        <w:rPr>
+          <w:rFonts w:ascii="Arial Narrow" w:eastAsia="Arial Narrow" w:hAnsi="Arial Narrow" w:cs="Arial Narrow"/>
+          <w:sz w:val="16"/>
+          <w:szCs w:val="16"/>
+        </w:rPr>
+        <w:tab/>
+      </w:r>
+      <w:r>
+        <w:rPr>
+          <w:rFonts w:ascii="Arial Narrow" w:eastAsia="Arial Narrow" w:hAnsi="Arial Narrow" w:cs="Arial Narrow"/>
+          <w:b/>
+          <w:bCs/>
+          <w:sz w:val="16"/>
+          <w:szCs w:val="16"/>
+        </w:rPr>
+        <w:t xml:space="preserve">Artículo 26.-</w:t>
+      </w:r>
+      <w:r>
+        <w:rPr>
+          <w:rFonts w:ascii="Arial Narrow" w:eastAsia="Arial Narrow" w:hAnsi="Arial Narrow" w:cs="Arial Narrow"/>
+          <w:sz w:val="16"/>
+          <w:szCs w:val="16"/>
+        </w:rPr>
+        <w:t xml:space="preserve"> Una vez admitida a trámite la denuncia, se correrá traslado de la misma al denunciado, a fin de que éste presente su descargo. El plazo para la presentación del descargo será de cinco (5) días contados desde la notificación, vencido el cual, el Secretario Técnico declarará en rebeldía al denunciado que no lo hubiera presentado.</w:t>
+      </w:r>
+    </w:p>
+    <w:p>
+      <w:pPr>
+        <w:pStyle w:val="Textonotapie"/>
+        <w:ind w:left="567" w:hanging="567"/>
+        <w:jc w:val="both"/>
+        <w:rPr>
+          <w:rFonts w:ascii="Arial Narrow" w:eastAsia="Arial Narrow" w:hAnsi="Arial Narrow" w:cs="Arial Narrow"/>
+          <w:sz w:val="16"/>
+          <w:szCs w:val="16"/>
+        </w:rPr>
+      </w:pPr>
+    </w:p>
+  </w:footnote>
+  <w:footnote w:id="8">
+    <w:p>
+      <w:pPr>
+        <w:pStyle w:val="Textonotapie"/>
+        <w:tabs>
+          <w:tab w:val="left" w:pos="567"/>
+        </w:tabs>
+        <w:ind w:left="567" w:hanging="567"/>
+        <w:jc w:val="both"/>
+        <w:rPr>
+          <w:rFonts w:ascii="Arial Narrow" w:eastAsia="Arial Narrow" w:hAnsi="Arial Narrow" w:cs="Arial Narrow"/>
+          <w:sz w:val="16"/>
+          <w:szCs w:val="16"/>
+        </w:rPr>
+      </w:pPr>
+      <w:r>
+        <w:rPr>
+          <w:rStyle w:val="Refdenotaalpie"/>
+          <w:rFonts w:ascii="Arial Narrow" w:eastAsia="Arial Narrow" w:hAnsi="Arial Narrow" w:cs="Arial Narrow"/>
+          <w:sz w:val="16"/>
+          <w:szCs w:val="16"/>
+          <w:vertAlign w:val="superscript"/>
+        </w:rPr>
+        <w:footnoteRef/>
+      </w:r>
+      <w:r>
+        <w:rPr>
+          <w:rFonts w:ascii="Arial Narrow" w:eastAsia="Arial Narrow" w:hAnsi="Arial Narrow" w:cs="Arial Narrow"/>
+          <w:sz w:val="16"/>
+          <w:szCs w:val="16"/>
+        </w:rPr>
+        <w:tab/>
+      </w:r>
+      <w:r>
+        <w:rPr>
+          <w:rFonts w:ascii="Arial Narrow" w:eastAsia="Arial Narrow" w:hAnsi="Arial Narrow" w:cs="Arial Narrow"/>
+          <w:b/>
+          <w:bCs/>
+          <w:sz w:val="16"/>
+          <w:szCs w:val="16"/>
+        </w:rPr>
+        <w:t xml:space="preserve">DECRETO SUPREMO 006-2026-JUS, TEXTO ÚNICO ORDENADO DE LA LEY 27444, LEY DEL PROCEDIMIENTO ADMINISTRATIVO GENERAL, publicado el 30 de abril de 2026</w:t>
+      </w:r>
+    </w:p>
+    <w:p>
+      <w:pPr>
+        <w:pStyle w:val="Textonotapie"/>
+        <w:ind w:left="567" w:hanging="567"/>
+        <w:jc w:val="both"/>
+        <w:rPr>
+          <w:rFonts w:ascii="Arial Narrow" w:eastAsia="Arial Narrow" w:hAnsi="Arial Narrow" w:cs="Arial Narrow"/>
+          <w:sz w:val="16"/>
+          <w:szCs w:val="16"/>
+        </w:rPr>
+      </w:pPr>
+      <w:r>
+        <w:rPr>
+          <w:rFonts w:ascii="Arial Narrow" w:eastAsia="Arial Narrow" w:hAnsi="Arial Narrow" w:cs="Arial Narrow"/>
+          <w:sz w:val="16"/>
+          <w:szCs w:val="16"/>
+        </w:rPr>
+        <w:tab/>
+      </w:r>
+      <w:r>
+        <w:rPr>
+          <w:rFonts w:ascii="Arial Narrow" w:eastAsia="Arial Narrow" w:hAnsi="Arial Narrow" w:cs="Arial Narrow"/>
+          <w:b/>
+          <w:bCs/>
+          <w:sz w:val="16"/>
+          <w:szCs w:val="16"/>
+        </w:rPr>
+        <w:t xml:space="preserve">Artículo 223.- Contestación de la reclamación</w:t>
+      </w:r>
+    </w:p>
+    <w:p>
+      <w:pPr>
+        <w:pStyle w:val="Textonotapie"/>
+        <w:ind w:left="567" w:hanging="567"/>
+        <w:jc w:val="both"/>
+        <w:rPr>
+          <w:rFonts w:ascii="Arial Narrow" w:eastAsia="Arial Narrow" w:hAnsi="Arial Narrow" w:cs="Arial Narrow"/>
+          <w:sz w:val="16"/>
+          <w:szCs w:val="16"/>
+        </w:rPr>
+      </w:pPr>
+      <w:r>
+        <w:rPr>
+          <w:rFonts w:ascii="Arial Narrow" w:eastAsia="Arial Narrow" w:hAnsi="Arial Narrow" w:cs="Arial Narrow"/>
+          <w:sz w:val="16"/>
+          <w:szCs w:val="16"/>
+        </w:rPr>
+        <w:tab/>
+      </w:r>
+      <w:r>
+        <w:rPr>
+          <w:rFonts w:ascii="Arial Narrow" w:eastAsia="Arial Narrow" w:hAnsi="Arial Narrow" w:cs="Arial Narrow"/>
+          <w:sz w:val="16"/>
+          <w:szCs w:val="16"/>
+        </w:rPr>
+        <w:t xml:space="preserve">223.1 El reclamado deberá presentar la contestación de la reclamación dentro de los quince (15) días posteriores a la notificación de ésta; vencido este plazo, la Administración declarará en rebeldía al reclamado que no la hubiera presentado. La contestación deberá contener los requisitos de los escritos previstos en el artículo 113 de la presente Ley, así como la absolución de todos los asuntos controvertidos de hecho y de derecho, Las alegaciones y los hechos relevantes de la reclamación, salvo que hayan sido específicamente negadas en la contestación, se tendrán por aceptadas o merituadas como ciertas.</w:t>
+      </w:r>
+    </w:p>
+    <w:p>
+      <w:pPr>
+        <w:pStyle w:val="Textonotapie"/>
+        <w:ind w:left="567" w:hanging="567"/>
+        <w:jc w:val="both"/>
+        <w:rPr>
+          <w:rFonts w:ascii="Arial Narrow" w:eastAsia="Arial Narrow" w:hAnsi="Arial Narrow" w:cs="Arial Narrow"/>
+          <w:sz w:val="16"/>
+          <w:szCs w:val="16"/>
+        </w:rPr>
+      </w:pPr>
+    </w:p>
+  </w:footnote>
+  <w:footnote w:id="9">
+    <w:p>
+      <w:pPr>
+        <w:tabs>
+          <w:tab w:val="left" w:pos="567"/>
+        </w:tabs>
+        <w:spacing w:after="0" w:line="240" w:lineRule="auto"/>
+        <w:ind w:left="567" w:hanging="567"/>
+        <w:jc w:val="both"/>
+        <w:rPr>
+          <w:rFonts w:ascii="Arial Narrow" w:eastAsia="Arial Narrow" w:hAnsi="Arial Narrow" w:cs="Arial Narrow"/>
+          <w:sz w:val="16"/>
+          <w:szCs w:val="16"/>
+        </w:rPr>
+      </w:pPr>
+      <w:r>
+        <w:rPr>
+          <w:rStyle w:val="Refdenotaalpie"/>
+          <w:rFonts w:ascii="Arial Narrow" w:eastAsia="Arial Narrow" w:hAnsi="Arial Narrow" w:cs="Arial Narrow"/>
+          <w:sz w:val="16"/>
+          <w:szCs w:val="16"/>
+          <w:vertAlign w:val="superscript"/>
+        </w:rPr>
+        <w:footnoteRef/>
+      </w:r>
+      <w:r>
+        <w:rPr>
+          <w:rFonts w:ascii="Arial Narrow" w:eastAsia="Arial Narrow" w:hAnsi="Arial Narrow" w:cs="Arial Narrow"/>
+          <w:sz w:val="16"/>
+          <w:szCs w:val="16"/>
+          <w:vertAlign w:val="superscript"/>
+        </w:rPr>
+        <w:tab/>
+        <w:t xml:space="preserve"/>
+      </w:r>
+      <w:r>
+        <w:rPr>
+          <w:rFonts w:ascii="Arial Narrow" w:eastAsia="Arial Narrow" w:hAnsi="Arial Narrow" w:cs="Arial Narrow"/>
+          <w:sz w:val="16"/>
+          <w:szCs w:val="16"/>
+        </w:rPr>
+        <w:t xml:space="preserve"> </w:t>
+      </w:r>
+      <w:r>
+        <w:rPr>
+          <w:rFonts w:ascii="Arial Narrow" w:eastAsia="Arial Narrow" w:hAnsi="Arial Narrow" w:cs="Arial Narrow"/>
+          <w:sz w:val="16"/>
+          <w:szCs w:val="16"/>
+        </w:rPr>
+        <w:tab/>
+      </w:r>
+      <w:r>
+        <w:rPr>
+          <w:rFonts w:ascii="Arial Narrow" w:eastAsia="Arial Narrow" w:hAnsi="Arial Narrow" w:cs="Arial Narrow"/>
+          <w:b/>
+          <w:sz w:val="16"/>
+          <w:szCs w:val="16"/>
+        </w:rPr>
+        <w:t>LEY 29571, CÓDIGO DE PROTECCIÓN Y DEFENSA DEL CONSUMIDOR</w:t>
+      </w:r>
+      <w:r>
+        <w:rPr>
+          <w:rFonts w:ascii="Arial Narrow" w:eastAsia="Arial Narrow" w:hAnsi="Arial Narrow" w:cs="Arial Narrow"/>
+          <w:b/>
+          <w:bCs/>
+          <w:sz w:val="16"/>
+          <w:szCs w:val="16"/>
+        </w:rPr>
+        <w:t xml:space="preserve">, </w:t>
+      </w:r>
+      <w:r>
+        <w:rPr>
+          <w:rFonts w:ascii="Arial Narrow" w:eastAsia="Arial Narrow" w:hAnsi="Arial Narrow" w:cs="Arial Narrow"/>
+          <w:b/>
+          <w:sz w:val="16"/>
+          <w:szCs w:val="16"/>
+        </w:rPr>
+        <w:t xml:space="preserve">publicado el 2 de setiembre de 2010 y modificado por Decreto Legislativo </w:t>
+      </w:r>
+      <w:proofErr w:type="spellStart"/>
+      <w:r>
+        <w:rPr>
+          <w:rFonts w:ascii="Arial Narrow" w:eastAsia="Arial Narrow" w:hAnsi="Arial Narrow" w:cs="Arial Narrow"/>
+          <w:b/>
+          <w:sz w:val="16"/>
+          <w:szCs w:val="16"/>
+        </w:rPr>
+        <w:t/>
+      </w:r>
+      <w:proofErr w:type="spellEnd"/>
+      <w:r>
+        <w:rPr>
+          <w:rFonts w:ascii="Arial Narrow" w:eastAsia="Arial Narrow" w:hAnsi="Arial Narrow" w:cs="Arial Narrow"/>
+          <w:b/>
+          <w:sz w:val="16"/>
+          <w:szCs w:val="16"/>
+        </w:rPr>
+        <w:t xml:space="preserve">1308</w:t>
+      </w:r>
+    </w:p>
+    <w:p>
+      <w:pPr>
+        <w:spacing w:after="0" w:line="240" w:lineRule="auto"/>
+        <w:ind w:left="567" w:hanging="567"/>
+        <w:jc w:val="both"/>
+        <w:rPr>
+          <w:rFonts w:ascii="Arial Narrow" w:eastAsia="Arial Narrow" w:hAnsi="Arial Narrow" w:cs="Arial Narrow"/>
+          <w:b/>
+          <w:sz w:val="16"/>
+          <w:szCs w:val="16"/>
+        </w:rPr>
+      </w:pPr>
+      <w:r>
+        <w:rPr>
+          <w:rFonts w:ascii="Arial Narrow" w:eastAsia="Arial Narrow" w:hAnsi="Arial Narrow" w:cs="Arial Narrow"/>
+          <w:b/>
+          <w:sz w:val="16"/>
+          <w:szCs w:val="16"/>
+        </w:rPr>
+        <w:tab/>
+        <w:t>Artículo 110.- Sanciones administrativas</w:t>
+      </w:r>
+    </w:p>
+    <w:p>
+      <w:pPr>
+        <w:spacing w:after="0" w:line="240" w:lineRule="auto"/>
+        <w:ind w:left="567"/>
+        <w:jc w:val="both"/>
+        <w:rPr>
+          <w:rFonts w:ascii="Arial Narrow" w:eastAsia="Arial Narrow" w:hAnsi="Arial Narrow" w:cs="Arial Narrow"/>
+          <w:sz w:val="16"/>
+          <w:szCs w:val="16"/>
+        </w:rPr>
+      </w:pPr>
+      <w:r>
+        <w:rPr>
+          <w:rFonts w:ascii="Arial Narrow" w:eastAsia="Arial Narrow" w:hAnsi="Arial Narrow" w:cs="Arial Narrow"/>
+          <w:sz w:val="16"/>
+          <w:szCs w:val="16"/>
+        </w:rPr>
+        <w:t>El órgano resolutivo puede sancionar las infracciones administrativas a que se refiere el artículo 108 con amonestación y multas de hasta cuatrocientos cincuenta (450) Unidades Impositivas Tributarias (UIT), las cuales son calificadas de la siguiente manera:</w:t>
+      </w:r>
+    </w:p>
+    <w:p>
+      <w:pPr>
+        <w:numPr>
+          <w:ilvl w:val="0"/>
+          <w:numId w:val="2"/>
+        </w:numPr>
+        <w:spacing w:after="0" w:line="240" w:lineRule="auto"/>
+        <w:ind w:left="426" w:firstLine="141"/>
+        <w:jc w:val="both"/>
+        <w:rPr>
+          <w:rFonts w:ascii="Arial Narrow" w:eastAsia="Arial Narrow" w:hAnsi="Arial Narrow" w:cs="Arial Narrow"/>
+          <w:sz w:val="16"/>
+          <w:szCs w:val="16"/>
+        </w:rPr>
+      </w:pPr>
+      <w:r>
+        <w:rPr>
+          <w:rFonts w:ascii="Arial Narrow" w:eastAsia="Arial Narrow" w:hAnsi="Arial Narrow" w:cs="Arial Narrow"/>
+          <w:sz w:val="16"/>
+          <w:szCs w:val="16"/>
+        </w:rPr>
+        <w:t>Infracciones leves, con una amonestación o con una multa de hasta cincuenta (50) UIT.</w:t>
+      </w:r>
+    </w:p>
+    <w:p>
+      <w:pPr>
+        <w:numPr>
+          <w:ilvl w:val="0"/>
+          <w:numId w:val="2"/>
+        </w:numPr>
+        <w:spacing w:after="0" w:line="240" w:lineRule="auto"/>
+        <w:ind w:left="426" w:firstLine="141"/>
+        <w:jc w:val="both"/>
+        <w:rPr>
+          <w:rFonts w:ascii="Arial Narrow" w:eastAsia="Arial Narrow" w:hAnsi="Arial Narrow" w:cs="Arial Narrow"/>
+          <w:sz w:val="16"/>
+          <w:szCs w:val="16"/>
+        </w:rPr>
+      </w:pPr>
+      <w:r>
+        <w:rPr>
+          <w:rFonts w:ascii="Arial Narrow" w:eastAsia="Arial Narrow" w:hAnsi="Arial Narrow" w:cs="Arial Narrow"/>
+          <w:sz w:val="16"/>
+          <w:szCs w:val="16"/>
+        </w:rPr>
+        <w:t>Infracciones graves, con una multa de hasta ciento cincuenta (150) UIT.</w:t>
+      </w:r>
+    </w:p>
+    <w:p>
+      <w:pPr>
+        <w:numPr>
+          <w:ilvl w:val="0"/>
+          <w:numId w:val="2"/>
+        </w:numPr>
+        <w:spacing w:after="0" w:line="240" w:lineRule="auto"/>
+        <w:ind w:left="426" w:firstLine="141"/>
+        <w:jc w:val="both"/>
+        <w:rPr>
+          <w:rFonts w:ascii="Arial Narrow" w:eastAsia="Arial Narrow" w:hAnsi="Arial Narrow" w:cs="Arial Narrow"/>
+          <w:sz w:val="16"/>
+          <w:szCs w:val="16"/>
+        </w:rPr>
+      </w:pPr>
+      <w:r>
+        <w:rPr>
+          <w:rFonts w:ascii="Arial Narrow" w:eastAsia="Arial Narrow" w:hAnsi="Arial Narrow" w:cs="Arial Narrow"/>
+          <w:sz w:val="16"/>
+          <w:szCs w:val="16"/>
+        </w:rPr>
+        <w:t>Infracciones muy graves, con una multa de hasta cuatrocientos cincuenta (450) UIT.</w:t>
+      </w:r>
+    </w:p>
+    <w:p>
+      <w:pPr>
+        <w:spacing w:after="0" w:line="240" w:lineRule="auto"/>
+        <w:ind w:left="567"/>
+        <w:jc w:val="both"/>
+        <w:rPr>
+          <w:rFonts w:ascii="Arial Narrow" w:eastAsia="Arial Narrow" w:hAnsi="Arial Narrow" w:cs="Arial Narrow"/>
+          <w:sz w:val="16"/>
+          <w:szCs w:val="16"/>
+        </w:rPr>
+      </w:pPr>
+      <w:r>
+        <w:rPr>
+          <w:rFonts w:ascii="Arial Narrow" w:eastAsia="Arial Narrow" w:hAnsi="Arial Narrow" w:cs="Arial Narrow"/>
+          <w:sz w:val="16"/>
+          <w:szCs w:val="16"/>
+        </w:rPr>
+        <w:t>(…).</w:t>
+      </w:r>
+    </w:p>
+    <w:p>
+      <w:pPr>
+        <w:spacing w:after="0" w:line="240" w:lineRule="auto"/>
+        <w:ind w:left="567" w:hanging="567"/>
+        <w:jc w:val="both"/>
+        <w:rPr>
+          <w:rFonts w:ascii="Arial Narrow" w:eastAsia="Arial Narrow" w:hAnsi="Arial Narrow" w:cs="Arial Narrow"/>
+          <w:sz w:val="16"/>
+          <w:szCs w:val="16"/>
+        </w:rPr>
+      </w:pPr>
+    </w:p>
+  </w:footnote>
+  <w:footnote w:id="10">
     <w:p>
       <w:pPr>
         <w:pStyle w:val="Textonotapie"/>
@@ -7977,39 +8791,100 @@
         <w:jc w:val="both"/>
         <w:rPr>
           <w:rFonts w:ascii="Arial Narrow" w:eastAsia="Arial Narrow" w:hAnsi="Arial Narrow" w:cs="Arial Narrow"/>
-          <w:sz w:val="16"/>
-          <w:szCs w:val="16"/>
-        </w:rPr>
-      </w:pPr>
-      <w:r>
-        <w:rPr>
-          <w:rFonts w:ascii="Arial Narrow" w:eastAsia="Arial Narrow" w:hAnsi="Arial Narrow" w:cs="Arial Narrow"/>
-          <w:sz w:val="16"/>
-          <w:szCs w:val="16"/>
-        </w:rPr>
-        <w:t xml:space="preserve">. </w:t>
-      </w:r>
-    </w:p>
-    <w:p>
-      <w:pPr>
-        <w:pStyle w:val="Textonotapie"/>
+          <w:b/>
+          <w:bCs/>
+          <w:sz w:val="16"/>
+          <w:szCs w:val="16"/>
+        </w:rPr>
+      </w:pPr>
+      <w:r>
+        <w:rPr>
+          <w:rStyle w:val="Refdenotaalpie"/>
+          <w:rFonts w:ascii="Arial Narrow" w:eastAsia="Arial Narrow" w:hAnsi="Arial Narrow" w:cs="Arial Narrow"/>
+          <w:sz w:val="16"/>
+          <w:szCs w:val="16"/>
+          <w:vertAlign w:val="superscript"/>
+        </w:rPr>
+        <w:footnoteRef/>
+      </w:r>
+      <w:r>
+        <w:rPr>
+          <w:rFonts w:ascii="Arial Narrow" w:eastAsia="Arial Narrow" w:hAnsi="Arial Narrow" w:cs="Arial Narrow"/>
+          <w:sz w:val="16"/>
+          <w:szCs w:val="16"/>
+        </w:rPr>
+        <w:tab/>
+        <w:t xml:space="preserve"/>
+      </w:r>
+      <w:r>
+        <w:rPr>
+          <w:rFonts w:ascii="Arial Narrow" w:eastAsia="Arial Narrow" w:hAnsi="Arial Narrow" w:cs="Arial Narrow"/>
+          <w:sz w:val="16"/>
+          <w:szCs w:val="16"/>
+        </w:rPr>
+        <w:tab/>
+      </w:r>
+      <w:r>
+        <w:rPr>
+          <w:rFonts w:ascii="Arial Narrow" w:eastAsia="Arial Narrow" w:hAnsi="Arial Narrow" w:cs="Arial Narrow"/>
+          <w:b/>
+          <w:bCs/>
+          <w:sz w:val="16"/>
+          <w:szCs w:val="16"/>
+        </w:rPr>
+        <w:t xml:space="preserve">LEY </w:t>
+      </w:r>
+      <w:proofErr w:type="spellStart"/>
+      <w:r>
+        <w:rPr>
+          <w:rFonts w:ascii="Arial Narrow" w:eastAsia="Arial Narrow" w:hAnsi="Arial Narrow" w:cs="Arial Narrow"/>
+          <w:b/>
+          <w:bCs/>
+          <w:sz w:val="16"/>
+          <w:szCs w:val="16"/>
+        </w:rPr>
+        <w:t/>
+      </w:r>
+      <w:proofErr w:type="spellEnd"/>
+      <w:r>
+        <w:rPr>
+          <w:rFonts w:ascii="Arial Narrow" w:eastAsia="Arial Narrow" w:hAnsi="Arial Narrow" w:cs="Arial Narrow"/>
+          <w:b/>
+          <w:bCs/>
+          <w:sz w:val="16"/>
+          <w:szCs w:val="16"/>
+        </w:rPr>
+        <w:t xml:space="preserve">29571, CÓDIGO DE PROTECCIÓN Y DEFENSA DEL CONSUMIDOR, publicado el 2 de setiembre de 2010 y modificado por Decreto Legislativo </w:t>
+      </w:r>
+      <w:proofErr w:type="spellStart"/>
+      <w:r>
+        <w:rPr>
+          <w:rFonts w:ascii="Arial Narrow" w:eastAsia="Arial Narrow" w:hAnsi="Arial Narrow" w:cs="Arial Narrow"/>
+          <w:b/>
+          <w:bCs/>
+          <w:sz w:val="16"/>
+          <w:szCs w:val="16"/>
+        </w:rPr>
+        <w:t/>
+      </w:r>
+      <w:proofErr w:type="spellEnd"/>
+      <w:r>
+        <w:rPr>
+          <w:rFonts w:ascii="Arial Narrow" w:eastAsia="Arial Narrow" w:hAnsi="Arial Narrow" w:cs="Arial Narrow"/>
+          <w:b/>
+          <w:bCs/>
+          <w:sz w:val="16"/>
+          <w:szCs w:val="16"/>
+        </w:rPr>
+        <w:t xml:space="preserve">1308 </w:t>
+      </w:r>
+    </w:p>
+    <w:p>
+      <w:pPr>
         <w:tabs>
           <w:tab w:val="left" w:pos="567"/>
         </w:tabs>
-        <w:ind w:left="567" w:right="-1" w:hanging="567"/>
-        <w:jc w:val="both"/>
-        <w:rPr>
-          <w:rFonts w:ascii="Arial Narrow" w:eastAsia="Arial Narrow" w:hAnsi="Arial Narrow" w:cs="Arial Narrow"/>
-          <w:sz w:val="16"/>
-          <w:szCs w:val="16"/>
-        </w:rPr>
-      </w:pPr>
-    </w:p>
-  </w:footnote>
-  <w:footnote w:id="5">
-    <w:p>
-      <w:pPr>
-        <w:pStyle w:val="Textonotapie"/>
+        <w:spacing w:after="0" w:line="240" w:lineRule="auto"/>
         <w:ind w:left="567" w:hanging="567"/>
         <w:jc w:val="both"/>
         <w:rPr>
@@ -8020,773 +8895,12 @@
       </w:pPr>
       <w:r>
         <w:rPr>
-          <w:rStyle w:val="Refdenotaalpie"/>
-          <w:rFonts w:ascii="Arial Narrow" w:eastAsia="Arial Narrow" w:hAnsi="Arial Narrow" w:cs="Arial Narrow"/>
-          <w:sz w:val="16"/>
-          <w:szCs w:val="16"/>
-          <w:vertAlign w:val="superscript"/>
-        </w:rPr>
-        <w:footnoteRef/>
-      </w:r>
-      <w:r>
-        <w:rPr>
-          <w:rFonts w:ascii="Arial Narrow" w:eastAsia="Arial Narrow" w:hAnsi="Arial Narrow" w:cs="Arial Narrow"/>
-          <w:sz w:val="16"/>
-          <w:szCs w:val="16"/>
-        </w:rPr>
-        <w:t xml:space="preserve"> </w:t>
-      </w:r>
-      <w:r>
-        <w:rPr>
           <w:rFonts w:ascii="Arial Narrow" w:eastAsia="Arial Narrow" w:hAnsi="Arial Narrow" w:cs="Arial Narrow"/>
           <w:sz w:val="16"/>
           <w:szCs w:val="16"/>
         </w:rPr>
         <w:tab/>
-        <w:t xml:space="preserve">El número de trabajadores se atenderá siempre que la empresa haya sido constituida antes de la vigencia de la Ley </w:t>
-      </w:r>
-      <w:proofErr w:type="spellStart"/>
-      <w:r>
-        <w:rPr>
-          <w:rFonts w:ascii="Arial Narrow" w:eastAsia="Arial Narrow" w:hAnsi="Arial Narrow" w:cs="Arial Narrow"/>
-          <w:sz w:val="16"/>
-          <w:szCs w:val="16"/>
-        </w:rPr>
-        <w:t/>
-      </w:r>
-      <w:proofErr w:type="spellEnd"/>
-      <w:r>
-        <w:rPr>
-          <w:rFonts w:ascii="Arial Narrow" w:eastAsia="Arial Narrow" w:hAnsi="Arial Narrow" w:cs="Arial Narrow"/>
-          <w:sz w:val="16"/>
-          <w:szCs w:val="16"/>
-        </w:rPr>
-        <w:t xml:space="preserve"> 30056, publicada el 2 de julio de 2013, que modificó el artículo 5 del Texto Único Ordenado de la Ley de Promoción de la Competitividad, Formalización y Desarrollo de la Micro y Pequeña Empresa y de Acceso al Empleo Decente (LEY MYPE). Ello, en la medida que la Tercera Disposición Complementaria Transitoria de la norma modificatoria precisa que las empresas constituidas antes de la </w:t>
-      </w:r>
-      <w:proofErr w:type="gramStart"/>
-      <w:r>
-        <w:rPr>
-          <w:rFonts w:ascii="Arial Narrow" w:eastAsia="Arial Narrow" w:hAnsi="Arial Narrow" w:cs="Arial Narrow"/>
-          <w:sz w:val="16"/>
-          <w:szCs w:val="16"/>
-        </w:rPr>
-        <w:t>entrada en vigencia</w:t>
-      </w:r>
-      <w:proofErr w:type="gramEnd"/>
-      <w:r>
-        <w:rPr>
-          <w:rFonts w:ascii="Arial Narrow" w:eastAsia="Arial Narrow" w:hAnsi="Arial Narrow" w:cs="Arial Narrow"/>
-          <w:sz w:val="16"/>
-          <w:szCs w:val="16"/>
-        </w:rPr>
-        <w:t xml:space="preserve"> de dicha Ley se rigen por los requisitos de acogimiento al régimen de las micro y pequeñas empresas regulados en el Decreto Legislativo 1086.</w:t>
-      </w:r>
-    </w:p>
-    <w:p>
-      <w:pPr>
-        <w:pStyle w:val="Textonotapie"/>
-        <w:ind w:left="567" w:hanging="567"/>
-        <w:jc w:val="both"/>
-        <w:rPr>
-          <w:rFonts w:ascii="Arial Narrow" w:eastAsia="Arial Narrow" w:hAnsi="Arial Narrow" w:cs="Arial Narrow"/>
-          <w:sz w:val="16"/>
-          <w:szCs w:val="16"/>
-        </w:rPr>
-      </w:pPr>
-    </w:p>
-  </w:footnote>
-  <w:footnote w:id="6">
-    <w:p>
-      <w:pPr>
-        <w:pStyle w:val="Textonotapie"/>
-        <w:ind w:left="567" w:hanging="567"/>
-        <w:jc w:val="both"/>
-        <w:rPr>
-          <w:rFonts w:ascii="Arial Narrow" w:eastAsia="Arial Narrow" w:hAnsi="Arial Narrow" w:cs="Arial Narrow"/>
-          <w:sz w:val="16"/>
-          <w:szCs w:val="16"/>
-        </w:rPr>
-      </w:pPr>
-      <w:r>
-        <w:rPr>
-          <w:rStyle w:val="Refdenotaalpie"/>
-          <w:rFonts w:ascii="Arial Narrow" w:eastAsia="Arial Narrow" w:hAnsi="Arial Narrow" w:cs="Arial Narrow"/>
-          <w:sz w:val="16"/>
-          <w:szCs w:val="16"/>
-          <w:vertAlign w:val="superscript"/>
-        </w:rPr>
-        <w:footnoteRef/>
-      </w:r>
-      <w:r>
-        <w:rPr>
-          <w:rFonts w:ascii="Arial Narrow" w:eastAsia="Arial Narrow" w:hAnsi="Arial Narrow" w:cs="Arial Narrow"/>
-          <w:sz w:val="16"/>
-          <w:szCs w:val="16"/>
-        </w:rPr>
-        <w:t xml:space="preserve"> </w:t>
-      </w:r>
-      <w:r>
-        <w:rPr>
-          <w:rFonts w:ascii="Arial Narrow" w:eastAsia="Arial Narrow" w:hAnsi="Arial Narrow" w:cs="Arial Narrow"/>
-          <w:sz w:val="16"/>
-          <w:szCs w:val="16"/>
-        </w:rPr>
-        <w:tab/>
-      </w:r>
-      <w:r>
-        <w:rPr>
-          <w:rFonts w:ascii="Arial Narrow" w:eastAsia="Arial Narrow" w:hAnsi="Arial Narrow" w:cs="Arial Narrow"/>
-          <w:b/>
-          <w:sz w:val="16"/>
-          <w:szCs w:val="16"/>
-        </w:rPr>
-        <w:t>LEY 29571, CÓDIGO DE PROTECCIÓN Y DEFENSA DEL CONSUMIDOR</w:t>
-      </w:r>
-      <w:r>
-        <w:rPr>
-          <w:rFonts w:ascii="Arial Narrow" w:eastAsia="Arial Narrow" w:hAnsi="Arial Narrow" w:cs="Arial Narrow"/>
-          <w:b/>
-          <w:bCs/>
-          <w:sz w:val="16"/>
-          <w:szCs w:val="16"/>
-        </w:rPr>
-        <w:t xml:space="preserve">, </w:t>
-      </w:r>
-      <w:r>
-        <w:rPr>
-          <w:rFonts w:ascii="Arial Narrow" w:eastAsia="Arial Narrow" w:hAnsi="Arial Narrow" w:cs="Arial Narrow"/>
-          <w:b/>
-          <w:sz w:val="16"/>
-          <w:szCs w:val="16"/>
-        </w:rPr>
-        <w:t xml:space="preserve">publicado el 2 de setiembre de 2010 y modificado por Decreto Legislativo </w:t>
-      </w:r>
-      <w:proofErr w:type="spellStart"/>
-      <w:r>
-        <w:rPr>
-          <w:rFonts w:ascii="Arial Narrow" w:eastAsia="Arial Narrow" w:hAnsi="Arial Narrow" w:cs="Arial Narrow"/>
-          <w:b/>
-          <w:sz w:val="16"/>
-          <w:szCs w:val="16"/>
-        </w:rPr>
-        <w:t/>
-      </w:r>
-      <w:proofErr w:type="spellEnd"/>
-      <w:r>
-        <w:rPr>
-          <w:rFonts w:ascii="Arial Narrow" w:eastAsia="Arial Narrow" w:hAnsi="Arial Narrow" w:cs="Arial Narrow"/>
-          <w:b/>
-          <w:sz w:val="16"/>
-          <w:szCs w:val="16"/>
-        </w:rPr>
-        <w:t xml:space="preserve"> 1308</w:t>
-      </w:r>
-    </w:p>
-    <w:p>
-      <w:pPr>
-        <w:pStyle w:val="Textonotapie"/>
-        <w:ind w:left="567" w:hanging="567"/>
-        <w:jc w:val="both"/>
-        <w:rPr>
-          <w:rFonts w:ascii="Arial Narrow" w:eastAsia="Arial Narrow" w:hAnsi="Arial Narrow" w:cs="Arial Narrow"/>
-          <w:b/>
-          <w:bCs/>
-          <w:sz w:val="16"/>
-          <w:szCs w:val="16"/>
-        </w:rPr>
-      </w:pPr>
-      <w:r>
-        <w:rPr>
-          <w:rFonts w:ascii="Arial Narrow" w:eastAsia="Arial Narrow" w:hAnsi="Arial Narrow" w:cs="Arial Narrow"/>
-          <w:sz w:val="16"/>
-          <w:szCs w:val="16"/>
-        </w:rPr>
-        <w:tab/>
-      </w:r>
-      <w:r>
-        <w:rPr>
-          <w:rFonts w:ascii="Arial Narrow" w:eastAsia="Arial Narrow" w:hAnsi="Arial Narrow" w:cs="Arial Narrow"/>
-          <w:b/>
-          <w:bCs/>
-          <w:sz w:val="16"/>
-          <w:szCs w:val="16"/>
-        </w:rPr>
-        <w:t>Artículo 110.- Sanciones Administrativas</w:t>
-      </w:r>
-    </w:p>
-    <w:p>
-      <w:pPr>
-        <w:autoSpaceDE w:val="0"/>
-        <w:autoSpaceDN w:val="0"/>
-        <w:adjustRightInd w:val="0"/>
-        <w:spacing w:after="0" w:line="240" w:lineRule="auto"/>
-        <w:ind w:left="567"/>
-        <w:jc w:val="both"/>
-        <w:rPr>
-          <w:rFonts w:ascii="Arial Narrow" w:eastAsia="Arial Narrow" w:hAnsi="Arial Narrow" w:cs="Arial Narrow"/>
-          <w:sz w:val="16"/>
-          <w:szCs w:val="16"/>
-          <w:lang w:eastAsia="es-PE"/>
-        </w:rPr>
-      </w:pPr>
-      <w:r>
-        <w:rPr>
-          <w:rFonts w:ascii="Arial Narrow" w:eastAsia="Arial Narrow" w:hAnsi="Arial Narrow" w:cs="Arial Narrow"/>
-          <w:sz w:val="16"/>
-          <w:szCs w:val="16"/>
-          <w:lang w:eastAsia="es-PE"/>
-        </w:rPr>
-        <w:t>(…)</w:t>
-      </w:r>
-    </w:p>
-    <w:p>
-      <w:pPr>
-        <w:autoSpaceDE w:val="0"/>
-        <w:autoSpaceDN w:val="0"/>
-        <w:adjustRightInd w:val="0"/>
-        <w:spacing w:after="0" w:line="240" w:lineRule="auto"/>
-        <w:ind w:left="567"/>
-        <w:jc w:val="both"/>
-        <w:rPr>
-          <w:rFonts w:ascii="Arial Narrow" w:eastAsia="Arial Narrow" w:hAnsi="Arial Narrow" w:cs="Arial Narrow"/>
-          <w:sz w:val="16"/>
-          <w:szCs w:val="16"/>
-          <w:lang w:eastAsia="es-PE"/>
-        </w:rPr>
-      </w:pPr>
-      <w:r>
-        <w:rPr>
-          <w:rFonts w:ascii="Arial Narrow" w:eastAsia="Arial Narrow" w:hAnsi="Arial Narrow" w:cs="Arial Narrow"/>
-          <w:sz w:val="16"/>
-          <w:szCs w:val="16"/>
-          <w:lang w:eastAsia="es-PE"/>
-        </w:rPr>
-        <w:t>En el caso de las microempresas, la multa no puede superar el diez por ciento (10%) de las ventas o ingresos brutos percibidos por el infractor, relativos a todas sus actividades económicas, correspondientes al ejercicio inmediato anterior al de la expedición de la resolución de primera instancia, siempre que se haya acreditado dichos ingresos, no se encuentre en una situación de reincidencia y el caso no verse sobre la vida, salud o integridad de los consumidores. Para el caso de las pequeñas empresas, la multa no puede superar el veinte por ciento (20%) de las ventas o ingresos brutos percibidos por el infractor, conforme a los requisitos señalados anteriormente.</w:t>
-      </w:r>
-    </w:p>
-    <w:p>
-      <w:pPr>
-        <w:autoSpaceDE w:val="0"/>
-        <w:autoSpaceDN w:val="0"/>
-        <w:adjustRightInd w:val="0"/>
-        <w:spacing w:after="0" w:line="240" w:lineRule="auto"/>
-        <w:ind w:left="567"/>
-        <w:jc w:val="both"/>
-        <w:rPr>
-          <w:rFonts w:ascii="Arial Narrow" w:eastAsia="Arial Narrow" w:hAnsi="Arial Narrow" w:cs="Arial Narrow"/>
-          <w:sz w:val="16"/>
-          <w:szCs w:val="16"/>
-          <w:lang w:eastAsia="es-PE"/>
-        </w:rPr>
-      </w:pPr>
-      <w:r>
-        <w:rPr>
-          <w:rFonts w:ascii="Arial Narrow" w:eastAsia="Arial Narrow" w:hAnsi="Arial Narrow" w:cs="Arial Narrow"/>
-          <w:sz w:val="16"/>
-          <w:szCs w:val="16"/>
-          <w:lang w:eastAsia="es-PE"/>
-        </w:rPr>
-        <w:t>(…).</w:t>
-      </w:r>
-    </w:p>
-    <w:p>
-      <w:pPr>
-        <w:pStyle w:val="Textonotapie"/>
-        <w:ind w:left="567" w:hanging="567"/>
-        <w:jc w:val="both"/>
-        <w:rPr>
-          <w:rFonts w:ascii="Arial Narrow" w:eastAsia="Arial Narrow" w:hAnsi="Arial Narrow" w:cs="Arial Narrow"/>
-          <w:sz w:val="16"/>
-          <w:szCs w:val="16"/>
-        </w:rPr>
-      </w:pPr>
-    </w:p>
-  </w:footnote>
-  <w:footnote w:id="12">
-    <w:p>
-      <w:pPr>
-        <w:pStyle w:val="Textonotapie"/>
-        <w:ind w:left="567" w:hanging="567"/>
-        <w:jc w:val="both"/>
-        <w:rPr>
-          <w:rFonts w:ascii="Arial Narrow" w:eastAsia="Arial Narrow" w:hAnsi="Arial Narrow" w:cs="Arial Narrow"/>
-          <w:sz w:val="16"/>
-          <w:szCs w:val="16"/>
-        </w:rPr>
-      </w:pPr>
-      <w:r>
-        <w:rPr>
-          <w:rStyle w:val="Refdenotaalpie"/>
-          <w:rFonts w:ascii="Arial Narrow" w:eastAsia="Arial Narrow" w:hAnsi="Arial Narrow" w:cs="Arial Narrow"/>
-          <w:sz w:val="16"/>
-          <w:szCs w:val="16"/>
-          <w:vertAlign w:val="superscript"/>
-        </w:rPr>
-        <w:footnoteRef/>
-      </w:r>
-      <w:r>
-        <w:rPr>
-          <w:rFonts w:ascii="Arial Narrow" w:eastAsia="Arial Narrow" w:hAnsi="Arial Narrow" w:cs="Arial Narrow"/>
-          <w:sz w:val="16"/>
-          <w:szCs w:val="16"/>
-        </w:rPr>
-        <w:tab/>
-      </w:r>
-      <w:r>
-        <w:rPr>
-          <w:rFonts w:ascii="Arial Narrow" w:eastAsia="Arial Narrow" w:hAnsi="Arial Narrow" w:cs="Arial Narrow"/>
-          <w:b/>
-          <w:bCs/>
-          <w:sz w:val="16"/>
-          <w:szCs w:val="16"/>
-        </w:rPr>
-        <w:t xml:space="preserve">DECRETO LEGISLATIVO 807, LEY SOBRE FACULTADES, NORMAS Y ORGANIZACIÓN DEL INDECOPI, publicado el 18 de abril de 1996</w:t>
-      </w:r>
-    </w:p>
-    <w:p>
-      <w:pPr>
-        <w:pStyle w:val="Textonotapie"/>
-        <w:ind w:left="567" w:hanging="567"/>
-        <w:jc w:val="both"/>
-        <w:rPr>
-          <w:rFonts w:ascii="Arial Narrow" w:eastAsia="Arial Narrow" w:hAnsi="Arial Narrow" w:cs="Arial Narrow"/>
-          <w:sz w:val="16"/>
-          <w:szCs w:val="16"/>
-        </w:rPr>
-      </w:pPr>
-      <w:r>
-        <w:rPr>
-          <w:rFonts w:ascii="Arial Narrow" w:eastAsia="Arial Narrow" w:hAnsi="Arial Narrow" w:cs="Arial Narrow"/>
-          <w:sz w:val="16"/>
-          <w:szCs w:val="16"/>
-        </w:rPr>
-        <w:tab/>
-      </w:r>
-      <w:r>
-        <w:rPr>
-          <w:rFonts w:ascii="Arial Narrow" w:eastAsia="Arial Narrow" w:hAnsi="Arial Narrow" w:cs="Arial Narrow"/>
-          <w:b/>
-          <w:bCs/>
-          <w:sz w:val="16"/>
-          <w:szCs w:val="16"/>
-        </w:rPr>
-        <w:t xml:space="preserve">Artículo 26.-</w:t>
-      </w:r>
-      <w:r>
-        <w:rPr>
-          <w:rFonts w:ascii="Arial Narrow" w:eastAsia="Arial Narrow" w:hAnsi="Arial Narrow" w:cs="Arial Narrow"/>
-          <w:sz w:val="16"/>
-          <w:szCs w:val="16"/>
-        </w:rPr>
-        <w:t xml:space="preserve"> Una vez admitida a trámite la denuncia, se correrá traslado de la misma al denunciado, a fin de que éste presente su descargo. El plazo para la presentación del descargo será de cinco (5) días contados desde la notificación, vencido el cual, el Secretario Técnico declarará en rebeldía al denunciado que no lo hubiera presentado.</w:t>
-      </w:r>
-    </w:p>
-    <w:p>
-      <w:pPr>
-        <w:pStyle w:val="Textonotapie"/>
-        <w:ind w:left="567" w:hanging="567"/>
-        <w:jc w:val="both"/>
-        <w:rPr>
-          <w:rFonts w:ascii="Arial Narrow" w:eastAsia="Arial Narrow" w:hAnsi="Arial Narrow" w:cs="Arial Narrow"/>
-          <w:sz w:val="16"/>
-          <w:szCs w:val="16"/>
-        </w:rPr>
-      </w:pPr>
-    </w:p>
-  </w:footnote>
-  <w:footnote w:id="13">
-    <w:p>
-      <w:pPr>
-        <w:pStyle w:val="Textonotapie"/>
-        <w:ind w:left="567" w:hanging="567"/>
-        <w:jc w:val="both"/>
-        <w:rPr>
-          <w:rFonts w:ascii="Arial Narrow" w:eastAsia="Arial Narrow" w:hAnsi="Arial Narrow" w:cs="Arial Narrow"/>
-          <w:sz w:val="16"/>
-          <w:szCs w:val="16"/>
-        </w:rPr>
-      </w:pPr>
-      <w:r>
-        <w:rPr>
-          <w:rStyle w:val="Refdenotaalpie"/>
-          <w:rFonts w:ascii="Arial Narrow" w:eastAsia="Arial Narrow" w:hAnsi="Arial Narrow" w:cs="Arial Narrow"/>
-          <w:sz w:val="16"/>
-          <w:szCs w:val="16"/>
-          <w:vertAlign w:val="superscript"/>
-        </w:rPr>
-        <w:footnoteRef/>
-      </w:r>
-      <w:r>
-        <w:rPr>
-          <w:rFonts w:ascii="Arial Narrow" w:eastAsia="Arial Narrow" w:hAnsi="Arial Narrow" w:cs="Arial Narrow"/>
-          <w:sz w:val="16"/>
-          <w:szCs w:val="16"/>
-        </w:rPr>
-        <w:tab/>
-      </w:r>
-      <w:r>
-        <w:rPr>
-          <w:rFonts w:ascii="Arial Narrow" w:eastAsia="Arial Narrow" w:hAnsi="Arial Narrow" w:cs="Arial Narrow"/>
-          <w:b/>
-          <w:bCs/>
-          <w:sz w:val="16"/>
-          <w:szCs w:val="16"/>
-        </w:rPr>
-        <w:t xml:space="preserve">DECRETO SUPREMO 006-2026-JUS, TEXTO ÚNICO ORDENADO DE LA LEY 27444, LEY DEL PROCEDIMIENTO ADMINISTRATIVO GENERAL, publicado el 30 de abril de 2026</w:t>
-      </w:r>
-    </w:p>
-    <w:p>
-      <w:pPr>
-        <w:pStyle w:val="Textonotapie"/>
-        <w:ind w:left="567" w:hanging="567"/>
-        <w:jc w:val="both"/>
-        <w:rPr>
-          <w:rFonts w:ascii="Arial Narrow" w:eastAsia="Arial Narrow" w:hAnsi="Arial Narrow" w:cs="Arial Narrow"/>
-          <w:sz w:val="16"/>
-          <w:szCs w:val="16"/>
-        </w:rPr>
-      </w:pPr>
-      <w:r>
-        <w:rPr>
-          <w:rFonts w:ascii="Arial Narrow" w:eastAsia="Arial Narrow" w:hAnsi="Arial Narrow" w:cs="Arial Narrow"/>
-          <w:sz w:val="16"/>
-          <w:szCs w:val="16"/>
-        </w:rPr>
-        <w:tab/>
-      </w:r>
-      <w:r>
-        <w:rPr>
-          <w:rFonts w:ascii="Arial Narrow" w:eastAsia="Arial Narrow" w:hAnsi="Arial Narrow" w:cs="Arial Narrow"/>
-          <w:b/>
-          <w:bCs/>
-          <w:sz w:val="16"/>
-          <w:szCs w:val="16"/>
-        </w:rPr>
-        <w:t xml:space="preserve">Artículo 223.- Contestación de la reclamación</w:t>
-      </w:r>
-    </w:p>
-    <w:p>
-      <w:pPr>
-        <w:pStyle w:val="Textonotapie"/>
-        <w:ind w:left="567" w:hanging="567"/>
-        <w:jc w:val="both"/>
-        <w:rPr>
-          <w:rFonts w:ascii="Arial Narrow" w:eastAsia="Arial Narrow" w:hAnsi="Arial Narrow" w:cs="Arial Narrow"/>
-          <w:sz w:val="16"/>
-          <w:szCs w:val="16"/>
-        </w:rPr>
-      </w:pPr>
-      <w:r>
-        <w:rPr>
-          <w:rFonts w:ascii="Arial Narrow" w:eastAsia="Arial Narrow" w:hAnsi="Arial Narrow" w:cs="Arial Narrow"/>
-          <w:sz w:val="16"/>
-          <w:szCs w:val="16"/>
-        </w:rPr>
-        <w:tab/>
-      </w:r>
-      <w:r>
-        <w:rPr>
-          <w:rFonts w:ascii="Arial Narrow" w:eastAsia="Arial Narrow" w:hAnsi="Arial Narrow" w:cs="Arial Narrow"/>
-          <w:sz w:val="16"/>
-          <w:szCs w:val="16"/>
-        </w:rPr>
-        <w:t xml:space="preserve">223.1 El reclamado deberá presentar la contestación de la reclamación dentro de los quince (15) días posteriores a la notificación de ésta; vencido este plazo, la Administración declarará en rebeldía al reclamado que no la hubiera presentado. La contestación deberá contener los requisitos de los escritos previstos en el artículo 113 de la presente Ley, así como la absolución de todos los asuntos controvertidos de hecho y de derecho, Las alegaciones y los hechos relevantes de la reclamación, salvo que hayan sido específicamente negadas en la contestación, se tendrán por aceptadas o merituadas como ciertas.</w:t>
-      </w:r>
-    </w:p>
-    <w:p>
-      <w:pPr>
-        <w:pStyle w:val="Textonotapie"/>
-        <w:ind w:left="567" w:hanging="567"/>
-        <w:jc w:val="both"/>
-        <w:rPr>
-          <w:rFonts w:ascii="Arial Narrow" w:eastAsia="Arial Narrow" w:hAnsi="Arial Narrow" w:cs="Arial Narrow"/>
-          <w:sz w:val="16"/>
-          <w:szCs w:val="16"/>
-        </w:rPr>
-      </w:pPr>
-    </w:p>
-  </w:footnote>
-  <w:footnote w:id="7">
-    <w:p>
-      <w:pPr>
-        <w:spacing w:after="0" w:line="240" w:lineRule="auto"/>
-        <w:ind w:left="567" w:hanging="567"/>
-        <w:jc w:val="both"/>
-        <w:rPr>
-          <w:rFonts w:ascii="Arial Narrow" w:eastAsia="Arial Narrow" w:hAnsi="Arial Narrow" w:cs="Arial Narrow"/>
-          <w:sz w:val="16"/>
-          <w:szCs w:val="16"/>
-        </w:rPr>
-      </w:pPr>
-      <w:r>
-        <w:rPr>
-          <w:rStyle w:val="Refdenotaalpie"/>
-          <w:rFonts w:ascii="Arial Narrow" w:eastAsia="Arial Narrow" w:hAnsi="Arial Narrow" w:cs="Arial Narrow"/>
-          <w:sz w:val="16"/>
-          <w:szCs w:val="16"/>
-          <w:vertAlign w:val="superscript"/>
-        </w:rPr>
-        <w:footnoteRef/>
-      </w:r>
-      <w:r>
-        <w:rPr>
-          <w:rFonts w:ascii="Arial Narrow" w:eastAsia="Arial Narrow" w:hAnsi="Arial Narrow" w:cs="Arial Narrow"/>
-          <w:sz w:val="16"/>
-          <w:szCs w:val="16"/>
-          <w:vertAlign w:val="superscript"/>
-        </w:rPr>
-        <w:t xml:space="preserve"> </w:t>
-      </w:r>
-      <w:r>
-        <w:rPr>
-          <w:rFonts w:ascii="Arial Narrow" w:eastAsia="Arial Narrow" w:hAnsi="Arial Narrow" w:cs="Arial Narrow"/>
-          <w:sz w:val="16"/>
-          <w:szCs w:val="16"/>
-        </w:rPr>
-        <w:t xml:space="preserve"> </w:t>
-      </w:r>
-      <w:r>
-        <w:rPr>
-          <w:rFonts w:ascii="Arial Narrow" w:eastAsia="Arial Narrow" w:hAnsi="Arial Narrow" w:cs="Arial Narrow"/>
-          <w:sz w:val="16"/>
-          <w:szCs w:val="16"/>
-        </w:rPr>
-        <w:tab/>
-      </w:r>
-      <w:r>
-        <w:rPr>
-          <w:rFonts w:ascii="Arial Narrow" w:eastAsia="Arial Narrow" w:hAnsi="Arial Narrow" w:cs="Arial Narrow"/>
-          <w:b/>
-          <w:sz w:val="16"/>
-          <w:szCs w:val="16"/>
-        </w:rPr>
-        <w:t>LEY 29571, CÓDIGO DE PROTECCIÓN Y DEFENSA DEL CONSUMIDOR</w:t>
-      </w:r>
-      <w:r>
-        <w:rPr>
-          <w:rFonts w:ascii="Arial Narrow" w:eastAsia="Arial Narrow" w:hAnsi="Arial Narrow" w:cs="Arial Narrow"/>
-          <w:b/>
-          <w:bCs/>
-          <w:sz w:val="16"/>
-          <w:szCs w:val="16"/>
-        </w:rPr>
-        <w:t xml:space="preserve">, </w:t>
-      </w:r>
-      <w:r>
-        <w:rPr>
-          <w:rFonts w:ascii="Arial Narrow" w:eastAsia="Arial Narrow" w:hAnsi="Arial Narrow" w:cs="Arial Narrow"/>
-          <w:b/>
-          <w:sz w:val="16"/>
-          <w:szCs w:val="16"/>
-        </w:rPr>
-        <w:t xml:space="preserve">publicado el 2 de setiembre de 2010 y modificado por Decreto Legislativo </w:t>
-      </w:r>
-      <w:proofErr w:type="spellStart"/>
-      <w:r>
-        <w:rPr>
-          <w:rFonts w:ascii="Arial Narrow" w:eastAsia="Arial Narrow" w:hAnsi="Arial Narrow" w:cs="Arial Narrow"/>
-          <w:b/>
-          <w:sz w:val="16"/>
-          <w:szCs w:val="16"/>
-        </w:rPr>
-        <w:t/>
-      </w:r>
-      <w:proofErr w:type="spellEnd"/>
-      <w:r>
-        <w:rPr>
-          <w:rFonts w:ascii="Arial Narrow" w:eastAsia="Arial Narrow" w:hAnsi="Arial Narrow" w:cs="Arial Narrow"/>
-          <w:b/>
-          <w:sz w:val="16"/>
-          <w:szCs w:val="16"/>
-        </w:rPr>
-        <w:t xml:space="preserve"> 1308</w:t>
-      </w:r>
-    </w:p>
-    <w:p>
-      <w:pPr>
-        <w:spacing w:after="0" w:line="240" w:lineRule="auto"/>
-        <w:ind w:left="567" w:hanging="567"/>
-        <w:jc w:val="both"/>
-        <w:rPr>
-          <w:rFonts w:ascii="Arial Narrow" w:eastAsia="Arial Narrow" w:hAnsi="Arial Narrow" w:cs="Arial Narrow"/>
-          <w:b/>
-          <w:sz w:val="16"/>
-          <w:szCs w:val="16"/>
-        </w:rPr>
-      </w:pPr>
-      <w:r>
-        <w:rPr>
-          <w:rFonts w:ascii="Arial Narrow" w:eastAsia="Arial Narrow" w:hAnsi="Arial Narrow" w:cs="Arial Narrow"/>
-          <w:b/>
-          <w:sz w:val="16"/>
-          <w:szCs w:val="16"/>
-        </w:rPr>
-        <w:tab/>
-        <w:t>Artículo 110.- Sanciones administrativas</w:t>
-      </w:r>
-    </w:p>
-    <w:p>
-      <w:pPr>
-        <w:spacing w:after="0" w:line="240" w:lineRule="auto"/>
-        <w:ind w:left="567"/>
-        <w:jc w:val="both"/>
-        <w:rPr>
-          <w:rFonts w:ascii="Arial Narrow" w:eastAsia="Arial Narrow" w:hAnsi="Arial Narrow" w:cs="Arial Narrow"/>
-          <w:sz w:val="16"/>
-          <w:szCs w:val="16"/>
-        </w:rPr>
-      </w:pPr>
-      <w:r>
-        <w:rPr>
-          <w:rFonts w:ascii="Arial Narrow" w:eastAsia="Arial Narrow" w:hAnsi="Arial Narrow" w:cs="Arial Narrow"/>
-          <w:sz w:val="16"/>
-          <w:szCs w:val="16"/>
-        </w:rPr>
-        <w:t>El órgano resolutivo puede sancionar las infracciones administrativas a que se refiere el artículo 108 con amonestación y multas de hasta cuatrocientos cincuenta (450) Unidades Impositivas Tributarias (UIT), las cuales son calificadas de la siguiente manera:</w:t>
-      </w:r>
-    </w:p>
-    <w:p>
-      <w:pPr>
-        <w:numPr>
-          <w:ilvl w:val="0"/>
-          <w:numId w:val="2"/>
-        </w:numPr>
-        <w:spacing w:after="0" w:line="240" w:lineRule="auto"/>
-        <w:ind w:left="426" w:firstLine="141"/>
-        <w:jc w:val="both"/>
-        <w:rPr>
-          <w:rFonts w:ascii="Arial Narrow" w:eastAsia="Arial Narrow" w:hAnsi="Arial Narrow" w:cs="Arial Narrow"/>
-          <w:sz w:val="16"/>
-          <w:szCs w:val="16"/>
-        </w:rPr>
-      </w:pPr>
-      <w:r>
-        <w:rPr>
-          <w:rFonts w:ascii="Arial Narrow" w:eastAsia="Arial Narrow" w:hAnsi="Arial Narrow" w:cs="Arial Narrow"/>
-          <w:sz w:val="16"/>
-          <w:szCs w:val="16"/>
-        </w:rPr>
-        <w:t>Infracciones leves, con una amonestación o con una multa de hasta cincuenta (50) UIT.</w:t>
-      </w:r>
-    </w:p>
-    <w:p>
-      <w:pPr>
-        <w:numPr>
-          <w:ilvl w:val="0"/>
-          <w:numId w:val="2"/>
-        </w:numPr>
-        <w:spacing w:after="0" w:line="240" w:lineRule="auto"/>
-        <w:ind w:left="426" w:firstLine="141"/>
-        <w:jc w:val="both"/>
-        <w:rPr>
-          <w:rFonts w:ascii="Arial Narrow" w:eastAsia="Arial Narrow" w:hAnsi="Arial Narrow" w:cs="Arial Narrow"/>
-          <w:sz w:val="16"/>
-          <w:szCs w:val="16"/>
-        </w:rPr>
-      </w:pPr>
-      <w:r>
-        <w:rPr>
-          <w:rFonts w:ascii="Arial Narrow" w:eastAsia="Arial Narrow" w:hAnsi="Arial Narrow" w:cs="Arial Narrow"/>
-          <w:sz w:val="16"/>
-          <w:szCs w:val="16"/>
-        </w:rPr>
-        <w:t>Infracciones graves, con una multa de hasta ciento cincuenta (150) UIT.</w:t>
-      </w:r>
-    </w:p>
-    <w:p>
-      <w:pPr>
-        <w:numPr>
-          <w:ilvl w:val="0"/>
-          <w:numId w:val="2"/>
-        </w:numPr>
-        <w:spacing w:after="0" w:line="240" w:lineRule="auto"/>
-        <w:ind w:left="426" w:firstLine="141"/>
-        <w:jc w:val="both"/>
-        <w:rPr>
-          <w:rFonts w:ascii="Arial Narrow" w:eastAsia="Arial Narrow" w:hAnsi="Arial Narrow" w:cs="Arial Narrow"/>
-          <w:sz w:val="16"/>
-          <w:szCs w:val="16"/>
-        </w:rPr>
-      </w:pPr>
-      <w:r>
-        <w:rPr>
-          <w:rFonts w:ascii="Arial Narrow" w:eastAsia="Arial Narrow" w:hAnsi="Arial Narrow" w:cs="Arial Narrow"/>
-          <w:sz w:val="16"/>
-          <w:szCs w:val="16"/>
-        </w:rPr>
-        <w:t>Infracciones muy graves, con una multa de hasta cuatrocientos cincuenta (450) UIT.</w:t>
-      </w:r>
-    </w:p>
-    <w:p>
-      <w:pPr>
-        <w:spacing w:after="0" w:line="240" w:lineRule="auto"/>
-        <w:ind w:left="567"/>
-        <w:jc w:val="both"/>
-        <w:rPr>
-          <w:rFonts w:ascii="Arial Narrow" w:eastAsia="Arial Narrow" w:hAnsi="Arial Narrow" w:cs="Arial Narrow"/>
-          <w:sz w:val="16"/>
-          <w:szCs w:val="16"/>
-        </w:rPr>
-      </w:pPr>
-      <w:r>
-        <w:rPr>
-          <w:rFonts w:ascii="Arial Narrow" w:eastAsia="Arial Narrow" w:hAnsi="Arial Narrow" w:cs="Arial Narrow"/>
-          <w:sz w:val="16"/>
-          <w:szCs w:val="16"/>
-        </w:rPr>
-        <w:t>(…).</w:t>
-      </w:r>
-    </w:p>
-    <w:p>
-      <w:pPr>
-        <w:spacing w:after="0" w:line="240" w:lineRule="auto"/>
-        <w:ind w:left="567" w:hanging="567"/>
-        <w:jc w:val="both"/>
-        <w:rPr>
-          <w:rFonts w:ascii="Arial Narrow" w:eastAsia="Arial Narrow" w:hAnsi="Arial Narrow" w:cs="Arial Narrow"/>
-          <w:sz w:val="16"/>
-          <w:szCs w:val="16"/>
-        </w:rPr>
-      </w:pPr>
-    </w:p>
-  </w:footnote>
-  <w:footnote w:id="8">
-    <w:p>
-      <w:pPr>
-        <w:spacing w:after="0" w:line="240" w:lineRule="auto"/>
-        <w:ind w:left="567" w:hanging="567"/>
-        <w:jc w:val="both"/>
-        <w:rPr>
-          <w:rFonts w:ascii="Arial Narrow" w:eastAsia="Arial Narrow" w:hAnsi="Arial Narrow" w:cs="Arial Narrow"/>
-          <w:sz w:val="16"/>
-          <w:szCs w:val="16"/>
-        </w:rPr>
-      </w:pPr>
-      <w:r>
-        <w:rPr>
-          <w:rStyle w:val="Refdenotaalpie"/>
-          <w:rFonts w:ascii="Arial Narrow" w:eastAsia="Arial Narrow" w:hAnsi="Arial Narrow" w:cs="Arial Narrow"/>
-          <w:sz w:val="16"/>
-          <w:szCs w:val="16"/>
-          <w:vertAlign w:val="superscript"/>
-        </w:rPr>
-        <w:footnoteRef/>
-      </w:r>
-      <w:r>
-        <w:rPr>
-          <w:rFonts w:ascii="Arial Narrow" w:eastAsia="Arial Narrow" w:hAnsi="Arial Narrow" w:cs="Arial Narrow"/>
-          <w:sz w:val="16"/>
-          <w:szCs w:val="16"/>
-        </w:rPr>
-        <w:t xml:space="preserve"> </w:t>
-      </w:r>
-      <w:r>
-        <w:rPr>
-          <w:rFonts w:ascii="Arial Narrow" w:eastAsia="Arial Narrow" w:hAnsi="Arial Narrow" w:cs="Arial Narrow"/>
-          <w:sz w:val="16"/>
-          <w:szCs w:val="16"/>
-        </w:rPr>
-        <w:tab/>
+        <w:t xml:space="preserve"/>
       </w:r>
       <w:r>
         <w:rPr>
@@ -8859,18 +8973,6 @@
         <w:tab/>
         <w:t>Las medidas correctivas complementarias pueden dictarse de oficio o a pedido de parte.</w:t>
       </w:r>
-    </w:p>
-    <w:p>
-      <w:pPr>
-        <w:spacing w:after="0" w:line="240" w:lineRule="auto"/>
-        <w:ind w:left="567" w:hanging="567"/>
-        <w:jc w:val="both"/>
-        <w:rPr>
-          <w:rFonts w:ascii="Arial Narrow" w:eastAsia="Arial Narrow" w:hAnsi="Arial Narrow" w:cs="Arial Narrow"/>
-          <w:sz w:val="16"/>
-          <w:szCs w:val="16"/>
-        </w:rPr>
-      </w:pPr>
     </w:p>
     <w:p>
       <w:pPr>
@@ -9085,8 +9187,12 @@
     </w:p>
     <w:p>
       <w:pPr>
-        <w:pStyle w:val="Sinespaciado"/>
-        <w:ind w:firstLine="567"/>
+        <w:numPr>
+          <w:ilvl w:val="0"/>
+          <w:numId w:val="1"/>
+        </w:numPr>
+        <w:spacing w:after="0" w:line="240" w:lineRule="auto"/>
+        <w:ind w:left="567" w:firstLine="0"/>
         <w:jc w:val="both"/>
         <w:rPr>
           <w:rFonts w:ascii="Arial Narrow" w:eastAsia="Arial Narrow" w:hAnsi="Arial Narrow" w:cs="Arial Narrow"/>
@@ -9105,8 +9211,12 @@
     </w:p>
     <w:p>
       <w:pPr>
-        <w:pStyle w:val="Sinespaciado"/>
-        <w:ind w:firstLine="567"/>
+        <w:numPr>
+          <w:ilvl w:val="0"/>
+          <w:numId w:val="1"/>
+        </w:numPr>
+        <w:spacing w:after="0" w:line="240" w:lineRule="auto"/>
+        <w:ind w:left="567" w:firstLine="0"/>
         <w:jc w:val="both"/>
         <w:rPr>
           <w:rFonts w:ascii="Arial Narrow" w:eastAsia="Arial Narrow" w:hAnsi="Arial Narrow" w:cs="Arial Narrow"/>
@@ -9268,10 +9378,22 @@
         <w:jc w:val="both"/>
         <w:rPr>
           <w:rFonts w:ascii="Arial Narrow" w:eastAsia="Arial Narrow" w:hAnsi="Arial Narrow" w:cs="Arial Narrow"/>
-          <w:sz w:val="16"/>
-          <w:szCs w:val="16"/>
-        </w:rPr>
-      </w:pPr>
+          <w:b/>
+          <w:bCs/>
+          <w:sz w:val="16"/>
+          <w:szCs w:val="16"/>
+        </w:rPr>
+      </w:pPr>
+      <w:r>
+        <w:rPr>
+          <w:rFonts w:ascii="Arial Narrow" w:eastAsia="Arial Narrow" w:hAnsi="Arial Narrow" w:cs="Arial Narrow"/>
+          <w:b/>
+          <w:bCs/>
+          <w:sz w:val="16"/>
+          <w:szCs w:val="16"/>
+        </w:rPr>
+        <w:t>Artículo 116.- Medidas correctivas complementarias</w:t>
+      </w:r>
     </w:p>
     <w:p>
       <w:pPr>
@@ -9280,21 +9402,17 @@
         <w:jc w:val="both"/>
         <w:rPr>
           <w:rFonts w:ascii="Arial Narrow" w:eastAsia="Arial Narrow" w:hAnsi="Arial Narrow" w:cs="Arial Narrow"/>
-          <w:b/>
-          <w:bCs/>
-          <w:sz w:val="16"/>
-          <w:szCs w:val="16"/>
-        </w:rPr>
-      </w:pPr>
-      <w:r>
-        <w:rPr>
-          <w:rFonts w:ascii="Arial Narrow" w:eastAsia="Arial Narrow" w:hAnsi="Arial Narrow" w:cs="Arial Narrow"/>
-          <w:b/>
-          <w:bCs/>
-          <w:sz w:val="16"/>
-          <w:szCs w:val="16"/>
-        </w:rPr>
-        <w:t>Artículo 116.- Medidas correctivas complementarias</w:t>
+          <w:sz w:val="16"/>
+          <w:szCs w:val="16"/>
+        </w:rPr>
+      </w:pPr>
+      <w:r>
+        <w:rPr>
+          <w:rFonts w:ascii="Arial Narrow" w:eastAsia="Arial Narrow" w:hAnsi="Arial Narrow" w:cs="Arial Narrow"/>
+          <w:sz w:val="16"/>
+          <w:szCs w:val="16"/>
+        </w:rPr>
+        <w:t xml:space="preserve">Las medidas correctivas complementarias tienen el objeto de revertir los efectos de la conducta infractora o evitar que esta se produzca nuevamente en el futuro y pueden ser, entre otras, las siguientes: </w:t>
       </w:r>
     </w:p>
     <w:p>
@@ -9314,7 +9432,7 @@
           <w:sz w:val="16"/>
           <w:szCs w:val="16"/>
         </w:rPr>
-        <w:t xml:space="preserve">Las medidas correctivas complementarias tienen el objeto de revertir los efectos de la conducta infractora o evitar que esta se produzca nuevamente en el futuro y pueden ser, entre otras, las siguientes: </w:t>
+        <w:t xml:space="preserve">a. Que el proveedor cumpla con atender la solicitud de información requerida por el consumidor, siempre que dicho requerimiento guarde relación con el producto adquirido o servicio contratado. </w:t>
       </w:r>
     </w:p>
     <w:p>
@@ -9334,7 +9452,7 @@
           <w:sz w:val="16"/>
           <w:szCs w:val="16"/>
         </w:rPr>
-        <w:t xml:space="preserve">a. Que el proveedor cumpla con atender la solicitud de información requerida por el consumidor, siempre que dicho requerimiento guarde relación con el producto adquirido o servicio contratado. </w:t>
+        <w:t xml:space="preserve">b. Declarar inexigibles las cláusulas que han sido identificadas como abusivas en el procedimiento. </w:t>
       </w:r>
     </w:p>
     <w:p>
@@ -9354,7 +9472,7 @@
           <w:sz w:val="16"/>
           <w:szCs w:val="16"/>
         </w:rPr>
-        <w:t xml:space="preserve">b. Declarar inexigibles las cláusulas que han sido identificadas como abusivas en el procedimiento. </w:t>
+        <w:t xml:space="preserve">c. El decomiso y destrucción de la mercadería, envases, envolturas o etiquetas. </w:t>
       </w:r>
     </w:p>
     <w:p>
@@ -9374,7 +9492,25 @@
           <w:sz w:val="16"/>
           <w:szCs w:val="16"/>
         </w:rPr>
-        <w:t xml:space="preserve">c. El decomiso y destrucción de la mercadería, envases, envolturas o etiquetas. </w:t>
+        <w:t xml:space="preserve">d. En caso de infracciones muy graves y de reincidencia o </w:t>
+      </w:r>
+      <w:proofErr w:type="spellStart"/>
+      <w:r>
+        <w:rPr>
+          <w:rFonts w:ascii="Arial Narrow" w:eastAsia="Arial Narrow" w:hAnsi="Arial Narrow" w:cs="Arial Narrow"/>
+          <w:sz w:val="16"/>
+          <w:szCs w:val="16"/>
+        </w:rPr>
+        <w:t>reiterancia</w:t>
+      </w:r>
+      <w:proofErr w:type="spellEnd"/>
+      <w:r>
+        <w:rPr>
+          <w:rFonts w:ascii="Arial Narrow" w:eastAsia="Arial Narrow" w:hAnsi="Arial Narrow" w:cs="Arial Narrow"/>
+          <w:sz w:val="16"/>
+          <w:szCs w:val="16"/>
+        </w:rPr>
+        <w:t xml:space="preserve">: </w:t>
       </w:r>
     </w:p>
     <w:p>
@@ -9394,7 +9530,27 @@
           <w:sz w:val="16"/>
           <w:szCs w:val="16"/>
         </w:rPr>
-        <w:t xml:space="preserve">d. En caso de infracciones muy graves y de reincidencia o </w:t>
+        <w:t xml:space="preserve">(i) Solicitar a la autoridad correspondiente la clausura temporal del establecimiento industrial, comercial o de servicios por un plazo máximo de seis (6) meses. </w:t>
+      </w:r>
+    </w:p>
+    <w:p>
+      <w:pPr>
+        <w:spacing w:after="0" w:line="240" w:lineRule="auto"/>
+        <w:ind w:left="567"/>
+        <w:jc w:val="both"/>
+        <w:rPr>
+          <w:rFonts w:ascii="Arial Narrow" w:eastAsia="Arial Narrow" w:hAnsi="Arial Narrow" w:cs="Arial Narrow"/>
+          <w:sz w:val="16"/>
+          <w:szCs w:val="16"/>
+        </w:rPr>
+      </w:pPr>
+      <w:r>
+        <w:rPr>
+          <w:rFonts w:ascii="Arial Narrow" w:eastAsia="Arial Narrow" w:hAnsi="Arial Narrow" w:cs="Arial Narrow"/>
+          <w:sz w:val="16"/>
+          <w:szCs w:val="16"/>
+        </w:rPr>
+        <w:t>(</w:t>
       </w:r>
       <w:proofErr w:type="spellStart"/>
       <w:r>
@@ -9403,7 +9559,7 @@
           <w:sz w:val="16"/>
           <w:szCs w:val="16"/>
         </w:rPr>
-        <w:t>reiterancia</w:t>
+        <w:t>ii</w:t>
       </w:r>
       <w:proofErr w:type="spellEnd"/>
       <w:r>
@@ -9412,7 +9568,7 @@
           <w:sz w:val="16"/>
           <w:szCs w:val="16"/>
         </w:rPr>
-        <w:t xml:space="preserve">: </w:t>
+        <w:t xml:space="preserve">) Solicitar a la autoridad competente la inhabilitación, temporal o permanente, del proveedor en función de los alcances de la infracción sancionada. </w:t>
       </w:r>
     </w:p>
     <w:p>
@@ -9432,7 +9588,25 @@
           <w:sz w:val="16"/>
           <w:szCs w:val="16"/>
         </w:rPr>
-        <w:t xml:space="preserve">(i) Solicitar a la autoridad correspondiente la clausura temporal del establecimiento industrial, comercial o de servicios por un plazo máximo de seis (6) meses. </w:t>
+        <w:t xml:space="preserve">e. Publicación de avisos </w:t>
+      </w:r>
+      <w:proofErr w:type="spellStart"/>
+      <w:r>
+        <w:rPr>
+          <w:rFonts w:ascii="Arial Narrow" w:eastAsia="Arial Narrow" w:hAnsi="Arial Narrow" w:cs="Arial Narrow"/>
+          <w:sz w:val="16"/>
+          <w:szCs w:val="16"/>
+        </w:rPr>
+        <w:t>rectificatorios</w:t>
+      </w:r>
+      <w:proofErr w:type="spellEnd"/>
+      <w:r>
+        <w:rPr>
+          <w:rFonts w:ascii="Arial Narrow" w:eastAsia="Arial Narrow" w:hAnsi="Arial Narrow" w:cs="Arial Narrow"/>
+          <w:sz w:val="16"/>
+          <w:szCs w:val="16"/>
+        </w:rPr>
+        <w:t xml:space="preserve"> o informativos en la forma que determine el Indecopi, tomando en consideración los medios que resulten idóneos para revertir los efectos que el acto objeto de sanción ha ocasionado. </w:t>
       </w:r>
     </w:p>
     <w:p>
@@ -9452,25 +9626,7 @@
           <w:sz w:val="16"/>
           <w:szCs w:val="16"/>
         </w:rPr>
-        <w:t>(</w:t>
-      </w:r>
-      <w:proofErr w:type="spellStart"/>
-      <w:r>
-        <w:rPr>
-          <w:rFonts w:ascii="Arial Narrow" w:eastAsia="Arial Narrow" w:hAnsi="Arial Narrow" w:cs="Arial Narrow"/>
-          <w:sz w:val="16"/>
-          <w:szCs w:val="16"/>
-        </w:rPr>
-        <w:t>ii</w:t>
-      </w:r>
-      <w:proofErr w:type="spellEnd"/>
-      <w:r>
-        <w:rPr>
-          <w:rFonts w:ascii="Arial Narrow" w:eastAsia="Arial Narrow" w:hAnsi="Arial Narrow" w:cs="Arial Narrow"/>
-          <w:sz w:val="16"/>
-          <w:szCs w:val="16"/>
-        </w:rPr>
-        <w:t xml:space="preserve">) Solicitar a la autoridad competente la inhabilitación, temporal o permanente, del proveedor en función de los alcances de la infracción sancionada. </w:t>
+        <w:t xml:space="preserve">f. Cualquier otra medida correctiva que tenga el objeto de revertir los efectos de la conducta infractora o evitar que esta se produzca nuevamente en el futuro. </w:t>
       </w:r>
     </w:p>
     <w:p>
@@ -9490,64 +9646,6 @@
           <w:sz w:val="16"/>
           <w:szCs w:val="16"/>
         </w:rPr>
-        <w:t xml:space="preserve">e. Publicación de avisos </w:t>
-      </w:r>
-      <w:proofErr w:type="spellStart"/>
-      <w:r>
-        <w:rPr>
-          <w:rFonts w:ascii="Arial Narrow" w:eastAsia="Arial Narrow" w:hAnsi="Arial Narrow" w:cs="Arial Narrow"/>
-          <w:sz w:val="16"/>
-          <w:szCs w:val="16"/>
-        </w:rPr>
-        <w:t>rectificatorios</w:t>
-      </w:r>
-      <w:proofErr w:type="spellEnd"/>
-      <w:r>
-        <w:rPr>
-          <w:rFonts w:ascii="Arial Narrow" w:eastAsia="Arial Narrow" w:hAnsi="Arial Narrow" w:cs="Arial Narrow"/>
-          <w:sz w:val="16"/>
-          <w:szCs w:val="16"/>
-        </w:rPr>
-        <w:t xml:space="preserve"> o informativos en la forma que determine el Indecopi, tomando en consideración los medios que resulten idóneos para revertir los efectos que el acto objeto de sanción ha ocasionado. </w:t>
-      </w:r>
-    </w:p>
-    <w:p>
-      <w:pPr>
-        <w:spacing w:after="0" w:line="240" w:lineRule="auto"/>
-        <w:ind w:left="567"/>
-        <w:jc w:val="both"/>
-        <w:rPr>
-          <w:rFonts w:ascii="Arial Narrow" w:eastAsia="Arial Narrow" w:hAnsi="Arial Narrow" w:cs="Arial Narrow"/>
-          <w:sz w:val="16"/>
-          <w:szCs w:val="16"/>
-        </w:rPr>
-      </w:pPr>
-      <w:r>
-        <w:rPr>
-          <w:rFonts w:ascii="Arial Narrow" w:eastAsia="Arial Narrow" w:hAnsi="Arial Narrow" w:cs="Arial Narrow"/>
-          <w:sz w:val="16"/>
-          <w:szCs w:val="16"/>
-        </w:rPr>
-        <w:t xml:space="preserve">f. Cualquier otra medida correctiva que tenga el objeto de revertir los efectos de la conducta infractora o evitar que esta se produzca nuevamente en el futuro. </w:t>
-      </w:r>
-    </w:p>
-    <w:p>
-      <w:pPr>
-        <w:spacing w:after="0" w:line="240" w:lineRule="auto"/>
-        <w:ind w:left="567"/>
-        <w:jc w:val="both"/>
-        <w:rPr>
-          <w:rFonts w:ascii="Arial Narrow" w:eastAsia="Arial Narrow" w:hAnsi="Arial Narrow" w:cs="Arial Narrow"/>
-          <w:sz w:val="16"/>
-          <w:szCs w:val="16"/>
-        </w:rPr>
-      </w:pPr>
-      <w:r>
-        <w:rPr>
-          <w:rFonts w:ascii="Arial Narrow" w:eastAsia="Arial Narrow" w:hAnsi="Arial Narrow" w:cs="Arial Narrow"/>
-          <w:sz w:val="16"/>
-          <w:szCs w:val="16"/>
-        </w:rPr>
         <w:t>El Indecopi está facultado para solicitar a la autoridad municipal y policial el apoyo respectivo para la ejecución de las medidas correctivas complementarias correspondientes.</w:t>
       </w:r>
     </w:p>
@@ -9564,7 +9662,7 @@
       </w:pPr>
     </w:p>
   </w:footnote>
-  <w:footnote w:id="9">
+  <w:footnote w:id="11">
     <w:p>
       <w:pPr>
         <w:pStyle w:val="Textonotapie"/>
@@ -9596,15 +9694,16 @@
           <w:sz w:val="16"/>
           <w:szCs w:val="16"/>
         </w:rPr>
-        <w:t xml:space="preserve"> </w:t>
-      </w:r>
-      <w:r>
-        <w:rPr>
-          <w:rFonts w:ascii="Arial Narrow" w:eastAsia="Arial Narrow" w:hAnsi="Arial Narrow" w:cs="Arial Narrow"/>
-          <w:sz w:val="16"/>
-          <w:szCs w:val="16"/>
-        </w:rPr>
         <w:tab/>
+        <w:t xml:space="preserve"/>
+      </w:r>
+      <w:r>
+        <w:rPr>
+          <w:rFonts w:ascii="Arial Narrow" w:eastAsia="Arial Narrow" w:hAnsi="Arial Narrow" w:cs="Arial Narrow"/>
+          <w:sz w:val="16"/>
+          <w:szCs w:val="16"/>
+        </w:rPr>
+        <w:tab/>
       </w:r>
       <w:r>
         <w:rPr>
@@ -9652,7 +9751,7 @@
           <w:sz w:val="16"/>
           <w:szCs w:val="16"/>
         </w:rPr>
-        <w:t xml:space="preserve"> 1308</w:t>
+        <w:t xml:space="preserve">1308</w:t>
       </w:r>
     </w:p>
     <w:p>
@@ -9807,12 +9906,15 @@
       </w:pPr>
     </w:p>
   </w:footnote>
-  <w:footnote w:id="10">
+  <w:footnote w:id="12">
     <w:p>
       <w:pPr>
         <w:autoSpaceDE w:val="0"/>
         <w:autoSpaceDN w:val="0"/>
         <w:adjustRightInd w:val="0"/>
+        <w:tabs>
+          <w:tab w:val="left" w:pos="567"/>
+        </w:tabs>
         <w:spacing w:after="0" w:line="240" w:lineRule="auto"/>
         <w:ind w:left="567" w:hanging="567"/>
         <w:jc w:val="both"/>
@@ -9844,7 +9946,8 @@
           <w:sz w:val="16"/>
           <w:szCs w:val="16"/>
         </w:rPr>
-        <w:t xml:space="preserve"> </w:t>
+        <w:tab/>
+        <w:t xml:space="preserve"/>
       </w:r>
       <w:r>
         <w:rPr>
@@ -9877,7 +9980,7 @@
           <w:sz w:val="16"/>
           <w:szCs w:val="16"/>
         </w:rPr>
-        <w:t xml:space="preserve"> 807, LEY SOBRE FACULTADES, NORMAS Y ORGANIZACIÓN DEL INDECOPI FACULTADES DE LAS COMISIONES Y OFICINAS DEL INDECOPI</w:t>
+        <w:t xml:space="preserve">807, LEY SOBRE FACULTADES, NORMAS Y ORGANIZACIÓN DEL INDECOPI FACULTADES DE LAS COMISIONES Y OFICINAS DEL INDECOPI</w:t>
       </w:r>
     </w:p>
     <w:p>
@@ -9970,10 +10073,13 @@
       </w:pPr>
     </w:p>
   </w:footnote>
-  <w:footnote w:id="11">
+  <w:footnote w:id="13">
     <w:p>
       <w:pPr>
         <w:pStyle w:val="Textonotapie"/>
+        <w:tabs>
+          <w:tab w:val="left" w:pos="567"/>
+        </w:tabs>
         <w:ind w:left="567" w:hanging="567"/>
         <w:jc w:val="both"/>
         <w:rPr>
@@ -9998,15 +10104,16 @@
           <w:sz w:val="16"/>
           <w:szCs w:val="16"/>
         </w:rPr>
-        <w:t xml:space="preserve"> </w:t>
-      </w:r>
-      <w:r>
-        <w:rPr>
-          <w:rFonts w:ascii="Arial Narrow" w:eastAsia="Arial Narrow" w:hAnsi="Arial Narrow" w:cs="Arial Narrow"/>
-          <w:sz w:val="16"/>
-          <w:szCs w:val="16"/>
-        </w:rPr>
         <w:tab/>
+        <w:t xml:space="preserve"/>
+      </w:r>
+      <w:r>
+        <w:rPr>
+          <w:rFonts w:ascii="Arial Narrow" w:eastAsia="Arial Narrow" w:hAnsi="Arial Narrow" w:cs="Arial Narrow"/>
+          <w:sz w:val="16"/>
+          <w:szCs w:val="16"/>
+        </w:rPr>
+        <w:tab/>
       </w:r>
       <w:r>
         <w:rPr>
@@ -10035,7 +10142,7 @@
           <w:sz w:val="16"/>
           <w:szCs w:val="16"/>
         </w:rPr>
-        <w:t xml:space="preserve"> 006-2026-JUS y publicado el 30 de abril de 2026</w:t>
+        <w:t xml:space="preserve">006-2026-JUS y publicado el 30 de abril de 2026</w:t>
       </w:r>
     </w:p>
     <w:p>

--- a/plantillas_maestras/02_seguro_vida/liquidacion_o_pago_menor/2_o_mas_ddos_varios/mujer/TPL_3424_2025_SEGURO_VIDA_LIQUIDACION_O_PAGO_MENOR_ASEGURADORA_MUJER_R1.docx
+++ b/plantillas_maestras/02_seguro_vida/liquidacion_o_pago_menor/2_o_mas_ddos_varios/mujer/TPL_3424_2025_SEGURO_VIDA_LIQUIDACION_O_PAGO_MENOR_ASEGURADORA_MUJER_R1.docx
@@ -578,7 +578,7 @@
     </w:p>
     <w:p>
       <w:pPr>
-        <w:spacing w:after="0" w:line="240" w:lineRule="auto"/>
+        <w:spacing w:before="0" w:after="0" w:line="240" w:lineRule="auto"/>
         <w:jc w:val="both"/>
         <w:rPr>
           <w:rFonts w:ascii="Arial Narrow" w:eastAsia="Arial Narrow" w:hAnsi="Arial Narrow" w:cs="Arial Narrow"/>
@@ -764,7 +764,7 @@
     </w:p>
     <w:p>
       <w:pPr>
-        <w:spacing w:after="0" w:line="240" w:lineRule="auto"/>
+        <w:spacing w:before="0" w:after="0" w:line="240" w:lineRule="auto"/>
         <w:jc w:val="both"/>
         <w:rPr>
           <w:rFonts w:ascii="Arial Narrow" w:eastAsia="Arial Narrow" w:hAnsi="Arial Narrow" w:cs="Arial Narrow"/>
@@ -1152,7 +1152,7 @@
     <w:p>
       <w:pPr>
         <w:pStyle w:val="Prrafodelista"/>
-        <w:spacing w:after="0" w:line="240" w:lineRule="auto"/>
+        <w:spacing w:before="0" w:after="0" w:line="240" w:lineRule="auto"/>
         <w:ind w:left="1134"/>
         <w:jc w:val="both"/>
         <w:rPr>
@@ -1313,7 +1313,7 @@
     <w:p>
       <w:pPr>
         <w:pStyle w:val="Prrafodelista"/>
-        <w:spacing w:after="0" w:line="240" w:lineRule="auto"/>
+        <w:spacing w:before="0" w:after="0" w:line="240" w:lineRule="auto"/>
         <w:ind w:left="1134"/>
         <w:jc w:val="both"/>
         <w:rPr>
@@ -1438,7 +1438,7 @@
     <w:p>
       <w:pPr>
         <w:pStyle w:val="Prrafodelista"/>
-        <w:spacing w:after="0" w:line="240" w:lineRule="auto"/>
+        <w:spacing w:before="0" w:after="0" w:line="240" w:lineRule="auto"/>
         <w:ind w:left="1134"/>
         <w:jc w:val="both"/>
         <w:rPr>
@@ -1491,7 +1491,7 @@
     <w:p>
       <w:pPr>
         <w:pStyle w:val="Prrafodelista"/>
-        <w:spacing w:after="0" w:line="240" w:lineRule="auto"/>
+        <w:spacing w:before="0" w:after="0" w:line="240" w:lineRule="auto"/>
         <w:ind w:left="1134"/>
         <w:jc w:val="both"/>
         <w:rPr>
@@ -1592,7 +1592,7 @@
     <w:p>
       <w:pPr>
         <w:pStyle w:val="Prrafodelista"/>
-        <w:spacing w:after="0" w:line="240" w:lineRule="auto"/>
+        <w:spacing w:before="0" w:after="0" w:line="240" w:lineRule="auto"/>
         <w:ind w:left="1134"/>
         <w:jc w:val="both"/>
         <w:rPr>
@@ -1717,7 +1717,7 @@
     <w:p>
       <w:pPr>
         <w:pStyle w:val="Prrafodelista"/>
-        <w:spacing w:after="0" w:line="240" w:lineRule="auto"/>
+        <w:spacing w:before="0" w:after="0" w:line="240" w:lineRule="auto"/>
         <w:ind w:left="1134"/>
         <w:jc w:val="both"/>
         <w:rPr>
@@ -1902,7 +1902,7 @@
     <w:p>
       <w:pPr>
         <w:pStyle w:val="Prrafodelista"/>
-        <w:spacing w:after="0" w:line="240" w:lineRule="auto"/>
+        <w:spacing w:before="0" w:after="0" w:line="240" w:lineRule="auto"/>
         <w:ind w:left="1134"/>
         <w:jc w:val="both"/>
         <w:rPr>
@@ -1955,7 +1955,7 @@
     <w:p>
       <w:pPr>
         <w:pStyle w:val="Prrafodelista"/>
-        <w:spacing w:after="0" w:line="240" w:lineRule="auto"/>
+        <w:spacing w:before="0" w:after="0" w:line="240" w:lineRule="auto"/>
         <w:ind w:left="1134"/>
         <w:jc w:val="both"/>
         <w:rPr>
@@ -2080,7 +2080,7 @@
     <w:p>
       <w:pPr>
         <w:pStyle w:val="Prrafodelista"/>
-        <w:spacing w:after="0" w:line="240" w:lineRule="auto"/>
+        <w:spacing w:before="0" w:after="0" w:line="240" w:lineRule="auto"/>
         <w:ind w:left="1134"/>
         <w:jc w:val="both"/>
         <w:rPr>
@@ -2169,7 +2169,7 @@
     <w:p>
       <w:pPr>
         <w:pStyle w:val="Prrafodelista"/>
-        <w:spacing w:after="0" w:line="240" w:lineRule="auto"/>
+        <w:spacing w:before="0" w:after="0" w:line="240" w:lineRule="auto"/>
         <w:ind w:left="1134"/>
         <w:jc w:val="both"/>
         <w:rPr>
@@ -2306,7 +2306,7 @@
     <w:p>
       <w:pPr>
         <w:pStyle w:val="Prrafodelista"/>
-        <w:spacing w:after="0" w:line="240" w:lineRule="auto"/>
+        <w:spacing w:before="0" w:after="0" w:line="240" w:lineRule="auto"/>
         <w:ind w:left="1134"/>
         <w:jc w:val="both"/>
         <w:rPr>
@@ -2539,7 +2539,7 @@
     <w:p>
       <w:pPr>
         <w:pStyle w:val="Prrafodelista"/>
-        <w:spacing w:after="0" w:line="240" w:lineRule="auto"/>
+        <w:spacing w:before="0" w:after="0" w:line="240" w:lineRule="auto"/>
         <w:ind w:left="1134"/>
         <w:jc w:val="both"/>
         <w:rPr>
@@ -2616,7 +2616,7 @@
     <w:p>
       <w:pPr>
         <w:pStyle w:val="Prrafodelista"/>
-        <w:spacing w:after="0" w:line="240" w:lineRule="auto"/>
+        <w:spacing w:before="0" w:after="0" w:line="240" w:lineRule="auto"/>
         <w:ind w:left="1134"/>
         <w:jc w:val="both"/>
         <w:rPr>
@@ -2753,7 +2753,7 @@
     <w:p>
       <w:pPr>
         <w:pStyle w:val="Prrafodelista"/>
-        <w:spacing w:after="0" w:line="240" w:lineRule="auto"/>
+        <w:spacing w:before="0" w:after="0" w:line="240" w:lineRule="auto"/>
         <w:ind w:left="1134"/>
         <w:jc w:val="both"/>
         <w:rPr>
@@ -2901,7 +2901,7 @@
     </w:p>
     <w:p>
       <w:pPr>
-        <w:spacing w:after="0" w:line="240" w:lineRule="auto"/>
+        <w:spacing w:before="0" w:after="0" w:line="240" w:lineRule="auto"/>
         <w:jc w:val="both"/>
         <w:rPr>
           <w:rFonts w:ascii="Arial Narrow" w:eastAsia="Arial Narrow" w:hAnsi="Arial Narrow" w:cs="Arial Narrow"/>
@@ -3012,10 +3012,10 @@
     </w:p>
     <w:p>
       <w:pPr>
+        <w:spacing w:before="0" w:after="0" w:line="240" w:lineRule="auto"/>
         <w:tabs>
           <w:tab w:val="left" w:pos="1134"/>
         </w:tabs>
-        <w:spacing w:after="0" w:line="240" w:lineRule="auto"/>
         <w:jc w:val="both"/>
         <w:rPr>
           <w:rFonts w:ascii="Arial Narrow" w:eastAsia="Arial Narrow" w:hAnsi="Arial Narrow" w:cs="Arial Narrow"/>
@@ -3331,7 +3331,7 @@
     </w:p>
     <w:p>
       <w:pPr>
-        <w:spacing w:after="0" w:line="240" w:lineRule="auto"/>
+        <w:spacing w:before="0" w:after="0" w:line="240" w:lineRule="auto"/>
         <w:contextualSpacing/>
         <w:jc w:val="both"/>
         <w:rPr>
@@ -3387,7 +3387,7 @@
     </w:p>
     <w:p>
       <w:pPr>
-        <w:spacing w:after="0" w:line="240" w:lineRule="auto"/>
+        <w:spacing w:before="0" w:after="0" w:line="240" w:lineRule="auto"/>
         <w:contextualSpacing/>
         <w:jc w:val="both"/>
         <w:rPr>
@@ -3625,7 +3625,7 @@
     <w:p>
       <w:pPr>
         <w:pStyle w:val="Prrafodelista"/>
-        <w:spacing w:after="0" w:line="240" w:lineRule="auto"/>
+        <w:spacing w:before="0" w:after="0" w:line="240" w:lineRule="auto"/>
         <w:ind w:left="567"/>
         <w:jc w:val="both"/>
         <w:rPr>
@@ -3814,7 +3814,7 @@
     <w:p>
       <w:pPr>
         <w:pStyle w:val="Prrafodelista"/>
-        <w:spacing w:after="0" w:line="240" w:lineRule="auto"/>
+        <w:spacing w:before="0" w:after="0" w:line="240" w:lineRule="auto"/>
         <w:ind w:left="567"/>
         <w:jc w:val="both"/>
         <w:rPr>
@@ -3972,7 +3972,7 @@
     <w:bookmarkEnd w:id="14"/>
     <w:p>
       <w:pPr>
-        <w:spacing w:after="0" w:line="240" w:lineRule="auto"/>
+        <w:spacing w:before="0" w:after="0" w:line="240" w:lineRule="auto"/>
         <w:jc w:val="both"/>
         <w:rPr>
           <w:rFonts w:ascii="Arial Narrow" w:eastAsia="Arial Narrow" w:hAnsi="Arial Narrow" w:cs="Arial Narrow"/>
@@ -4044,7 +4044,7 @@
     </w:p>
     <w:p>
       <w:pPr>
-        <w:spacing w:after="0" w:line="240" w:lineRule="auto"/>
+        <w:spacing w:before="0" w:after="0" w:line="240" w:lineRule="auto"/>
         <w:ind w:left="567"/>
         <w:contextualSpacing/>
         <w:jc w:val="both"/>
@@ -4127,7 +4127,7 @@
     </w:p>
     <w:p>
       <w:pPr>
-        <w:spacing w:after="0" w:line="240" w:lineRule="auto"/>
+        <w:spacing w:before="0" w:after="0" w:line="240" w:lineRule="auto"/>
         <w:jc w:val="both"/>
         <w:rPr>
           <w:rFonts w:ascii="Arial Narrow" w:eastAsia="Arial Narrow" w:hAnsi="Arial Narrow" w:cs="Arial Narrow"/>
@@ -4364,7 +4364,7 @@
     <w:p>
       <w:pPr>
         <w:pStyle w:val="Prrafodelista"/>
-        <w:spacing w:after="0" w:line="240" w:lineRule="auto"/>
+        <w:spacing w:before="0" w:after="0" w:line="240" w:lineRule="auto"/>
         <w:ind w:left="567"/>
         <w:jc w:val="both"/>
         <w:rPr>
@@ -4419,26 +4419,26 @@
     </w:p>
     <w:p>
       <w:pPr>
+        <w:spacing w:before="0" w:after="0" w:line="240" w:lineRule="auto"/>
+        <w:jc w:val="both"/>
+        <w:rPr>
+          <w:rFonts w:ascii="Arial Narrow" w:eastAsia="Arial Narrow" w:hAnsi="Arial Narrow" w:cs="Arial Narrow"/>
+          <w:b/>
+          <w:color w:val="000000"/>
+          <w:kern w:val="0"/>
+          <w:sz w:val="22"/>
+          <w:szCs w:val="22"/>
+          <w:lang w:eastAsia="es-PE"/>
+          <w14:ligatures w14:val="none"/>
+        </w:rPr>
+      </w:pPr>
+    </w:p>
+    <w:p>
+      <w:pPr>
         <w:spacing w:after="0" w:line="240" w:lineRule="auto"/>
         <w:jc w:val="both"/>
         <w:rPr>
           <w:rFonts w:ascii="Arial Narrow" w:eastAsia="Arial Narrow" w:hAnsi="Arial Narrow" w:cs="Arial Narrow"/>
-          <w:b/>
-          <w:color w:val="000000"/>
-          <w:kern w:val="0"/>
-          <w:sz w:val="22"/>
-          <w:szCs w:val="22"/>
-          <w:lang w:eastAsia="es-PE"/>
-          <w14:ligatures w14:val="none"/>
-        </w:rPr>
-      </w:pPr>
-    </w:p>
-    <w:p>
-      <w:pPr>
-        <w:spacing w:after="0" w:line="240" w:lineRule="auto"/>
-        <w:jc w:val="both"/>
-        <w:rPr>
-          <w:rFonts w:ascii="Arial Narrow" w:eastAsia="Arial Narrow" w:hAnsi="Arial Narrow" w:cs="Arial Narrow"/>
           <w:color w:val="000000"/>
           <w:kern w:val="0"/>
           <w:sz w:val="22"/>
@@ -4606,6 +4606,7 @@
     <w:p>
       <w:pPr>
         <w:pStyle w:val="Prrafodelista"/>
+        <w:spacing w:before="0" w:after="0" w:line="240" w:lineRule="auto"/>
         <w:rPr>
           <w:rFonts w:ascii="Arial Narrow" w:eastAsia="Arial Narrow" w:hAnsi="Arial Narrow" w:cs="Arial Narrow"/>
           <w:kern w:val="0"/>
@@ -4744,6 +4745,7 @@
     <w:p>
       <w:pPr>
         <w:pStyle w:val="Prrafodelista"/>
+        <w:spacing w:before="0" w:after="0" w:line="240" w:lineRule="auto"/>
         <w:rPr>
           <w:rFonts w:ascii="Arial Narrow" w:eastAsia="Arial Narrow" w:hAnsi="Arial Narrow" w:cs="Arial Narrow"/>
           <w:kern w:val="0"/>
@@ -4862,7 +4864,7 @@
     <w:bookmarkEnd w:id="18"/>
     <w:p>
       <w:pPr>
-        <w:spacing w:after="0" w:line="240" w:lineRule="auto"/>
+        <w:spacing w:before="0" w:after="0" w:line="240" w:lineRule="auto"/>
         <w:jc w:val="both"/>
         <w:rPr>
           <w:rFonts w:ascii="Arial Narrow" w:eastAsia="Arial Narrow" w:hAnsi="Arial Narrow" w:cs="Arial Narrow"/>
@@ -4951,7 +4953,7 @@
     </w:p>
     <w:p>
       <w:pPr>
-        <w:spacing w:after="0" w:line="240" w:lineRule="auto"/>
+        <w:spacing w:before="0" w:after="0" w:line="240" w:lineRule="auto"/>
         <w:jc w:val="both"/>
         <w:rPr>
           <w:rFonts w:ascii="Arial Narrow" w:eastAsia="Arial Narrow" w:hAnsi="Arial Narrow" w:cs="Arial Narrow"/>
@@ -5049,7 +5051,7 @@
     </w:p>
     <w:p>
       <w:pPr>
-        <w:spacing w:line="240" w:lineRule="auto"/>
+        <w:spacing w:before="0" w:after="0" w:line="240" w:lineRule="auto"/>
         <w:contextualSpacing/>
         <w:jc w:val="both"/>
         <w:rPr>
@@ -5137,7 +5139,7 @@
     </w:p>
     <w:p>
       <w:pPr>
-        <w:spacing w:after="0" w:line="240" w:lineRule="auto"/>
+        <w:spacing w:before="0" w:after="0" w:line="240" w:lineRule="auto"/>
         <w:jc w:val="both"/>
         <w:rPr>
           <w:rFonts w:ascii="Arial Narrow" w:eastAsia="Arial Narrow" w:hAnsi="Arial Narrow" w:cs="Arial Narrow"/>
@@ -5452,7 +5454,7 @@
     </w:p>
     <w:p>
       <w:pPr>
-        <w:spacing w:after="0" w:line="240" w:lineRule="auto"/>
+        <w:spacing w:before="0" w:after="0" w:line="240" w:lineRule="auto"/>
         <w:ind w:left="567"/>
         <w:jc w:val="both"/>
         <w:rPr>
@@ -5553,7 +5555,7 @@
     </w:p>
     <w:p>
       <w:pPr>
-        <w:spacing w:after="0" w:line="240" w:lineRule="auto"/>
+        <w:spacing w:before="0" w:after="0" w:line="240" w:lineRule="auto"/>
         <w:jc w:val="both"/>
         <w:rPr>
           <w:rFonts w:ascii="Arial Narrow" w:eastAsia="Arial Narrow" w:hAnsi="Arial Narrow" w:cs="Arial Narrow"/>
@@ -5860,7 +5862,7 @@
     </w:p>
     <w:p>
       <w:pPr>
-        <w:spacing w:after="0" w:line="240" w:lineRule="auto"/>
+        <w:spacing w:before="0" w:after="0" w:line="240" w:lineRule="auto"/>
         <w:jc w:val="both"/>
         <w:rPr>
           <w:rFonts w:ascii="Arial Narrow" w:eastAsia="Arial Narrow" w:hAnsi="Arial Narrow" w:cs="Arial Narrow"/>
@@ -6141,90 +6143,90 @@
     </w:p>
     <w:p>
       <w:pPr>
+        <w:spacing w:before="0" w:after="0" w:line="240" w:lineRule="auto"/>
+        <w:shd w:val="clear" w:color="auto" w:fill="FFFFFF"/>
+        <w:jc w:val="both"/>
+        <w:rPr>
+          <w:rFonts w:ascii="Arial Narrow" w:eastAsia="Arial Narrow" w:hAnsi="Arial Narrow" w:cs="Arial Narrow"/>
+          <w:b/>
+          <w:color w:val="000000"/>
+          <w:kern w:val="0"/>
+          <w:sz w:val="22"/>
+          <w:szCs w:val="22"/>
+          <w:lang w:eastAsia="es-PE"/>
+          <w14:ligatures w14:val="none"/>
+        </w:rPr>
+      </w:pPr>
+    </w:p>
+    <w:p>
+      <w:pPr>
         <w:shd w:val="clear" w:color="auto" w:fill="FFFFFF"/>
         <w:spacing w:after="0" w:line="240" w:lineRule="auto"/>
         <w:jc w:val="both"/>
         <w:rPr>
           <w:rFonts w:ascii="Arial Narrow" w:eastAsia="Arial Narrow" w:hAnsi="Arial Narrow" w:cs="Arial Narrow"/>
-          <w:b/>
-          <w:color w:val="000000"/>
-          <w:kern w:val="0"/>
-          <w:sz w:val="22"/>
-          <w:szCs w:val="22"/>
-          <w:lang w:eastAsia="es-PE"/>
-          <w14:ligatures w14:val="none"/>
-        </w:rPr>
-      </w:pPr>
-    </w:p>
-    <w:p>
-      <w:pPr>
+          <w:color w:val="000000"/>
+          <w:kern w:val="0"/>
+          <w:sz w:val="22"/>
+          <w:szCs w:val="22"/>
+          <w:lang w:eastAsia="es-PE"/>
+          <w14:ligatures w14:val="none"/>
+        </w:rPr>
+      </w:pPr>
+      <w:r>
+        <w:rPr>
+          <w:rFonts w:ascii="Arial Narrow" w:eastAsia="Arial Narrow" w:hAnsi="Arial Narrow" w:cs="Arial Narrow"/>
+          <w:b/>
+          <w:color w:val="000000"/>
+          <w:kern w:val="0"/>
+          <w:sz w:val="22"/>
+          <w:szCs w:val="22"/>
+          <w:lang w:eastAsia="es-PE"/>
+          <w14:ligatures w14:val="none"/>
+        </w:rPr>
+        <w:t>SÉTIMO:</w:t>
+      </w:r>
+      <w:r>
+        <w:rPr>
+          <w:rFonts w:ascii="Arial Narrow" w:eastAsia="Arial Narrow" w:hAnsi="Arial Narrow" w:cs="Arial Narrow"/>
+          <w:color w:val="000000"/>
+          <w:kern w:val="0"/>
+          <w:sz w:val="22"/>
+          <w:szCs w:val="22"/>
+          <w:lang w:eastAsia="es-PE"/>
+          <w14:ligatures w14:val="none"/>
+        </w:rPr>
+        <w:t xml:space="preserve"> informar a las partes que conforme a lo establecido en el artículo 39</w:t>
+      </w:r>
+      <w:r>
+        <w:rPr>
+          <w:rFonts w:ascii="Arial Narrow" w:eastAsia="Arial Narrow" w:hAnsi="Arial Narrow" w:cs="Arial Narrow"/>
+          <w:color w:val="000000"/>
+          <w:kern w:val="0"/>
+          <w:sz w:val="22"/>
+          <w:szCs w:val="22"/>
+          <w:lang w:eastAsia="es-PE"/>
+          <w14:ligatures w14:val="none"/>
+        </w:rPr>
+        <w:t/>
+      </w:r>
+      <w:r>
+        <w:rPr>
+          <w:rFonts w:ascii="Arial Narrow" w:eastAsia="Arial Narrow" w:hAnsi="Arial Narrow" w:cs="Arial Narrow"/>
+          <w:color w:val="000000"/>
+          <w:kern w:val="0"/>
+          <w:sz w:val="22"/>
+          <w:szCs w:val="22"/>
+          <w:lang w:eastAsia="es-PE"/>
+          <w14:ligatures w14:val="none"/>
+        </w:rPr>
+        <w:t xml:space="preserve"> de la Ley sobre Facultades, Normas y Organización del Indecopi, aprobada por Decreto Legislativo 807, los gastos por los peritajes realizados, actuación de pruebas, inspecciones y otros derivados de la tramitación del proceso serán de cargo de la parte que solicita la prueba, salvo pacto en contrario. En todos los casos, la resolución final determinará si los gastos deben ser asumidos por alguna de las partes, o reembolsados a la otra parte o al Indecopi, según sea el caso, de manera adicional a la sanción que haya podido imponerse. </w:t>
+      </w:r>
+    </w:p>
+    <w:p>
+      <w:pPr>
+        <w:spacing w:before="0" w:after="0" w:line="240" w:lineRule="auto"/>
         <w:shd w:val="clear" w:color="auto" w:fill="FFFFFF"/>
-        <w:spacing w:after="0" w:line="240" w:lineRule="auto"/>
-        <w:jc w:val="both"/>
-        <w:rPr>
-          <w:rFonts w:ascii="Arial Narrow" w:eastAsia="Arial Narrow" w:hAnsi="Arial Narrow" w:cs="Arial Narrow"/>
-          <w:color w:val="000000"/>
-          <w:kern w:val="0"/>
-          <w:sz w:val="22"/>
-          <w:szCs w:val="22"/>
-          <w:lang w:eastAsia="es-PE"/>
-          <w14:ligatures w14:val="none"/>
-        </w:rPr>
-      </w:pPr>
-      <w:r>
-        <w:rPr>
-          <w:rFonts w:ascii="Arial Narrow" w:eastAsia="Arial Narrow" w:hAnsi="Arial Narrow" w:cs="Arial Narrow"/>
-          <w:b/>
-          <w:color w:val="000000"/>
-          <w:kern w:val="0"/>
-          <w:sz w:val="22"/>
-          <w:szCs w:val="22"/>
-          <w:lang w:eastAsia="es-PE"/>
-          <w14:ligatures w14:val="none"/>
-        </w:rPr>
-        <w:t>SÉTIMO:</w:t>
-      </w:r>
-      <w:r>
-        <w:rPr>
-          <w:rFonts w:ascii="Arial Narrow" w:eastAsia="Arial Narrow" w:hAnsi="Arial Narrow" w:cs="Arial Narrow"/>
-          <w:color w:val="000000"/>
-          <w:kern w:val="0"/>
-          <w:sz w:val="22"/>
-          <w:szCs w:val="22"/>
-          <w:lang w:eastAsia="es-PE"/>
-          <w14:ligatures w14:val="none"/>
-        </w:rPr>
-        <w:t xml:space="preserve"> informar a las partes que conforme a lo establecido en el artículo 39</w:t>
-      </w:r>
-      <w:r>
-        <w:rPr>
-          <w:rFonts w:ascii="Arial Narrow" w:eastAsia="Arial Narrow" w:hAnsi="Arial Narrow" w:cs="Arial Narrow"/>
-          <w:color w:val="000000"/>
-          <w:kern w:val="0"/>
-          <w:sz w:val="22"/>
-          <w:szCs w:val="22"/>
-          <w:lang w:eastAsia="es-PE"/>
-          <w14:ligatures w14:val="none"/>
-        </w:rPr>
-        <w:t/>
-      </w:r>
-      <w:r>
-        <w:rPr>
-          <w:rFonts w:ascii="Arial Narrow" w:eastAsia="Arial Narrow" w:hAnsi="Arial Narrow" w:cs="Arial Narrow"/>
-          <w:color w:val="000000"/>
-          <w:kern w:val="0"/>
-          <w:sz w:val="22"/>
-          <w:szCs w:val="22"/>
-          <w:lang w:eastAsia="es-PE"/>
-          <w14:ligatures w14:val="none"/>
-        </w:rPr>
-        <w:t xml:space="preserve"> de la Ley sobre Facultades, Normas y Organización del Indecopi, aprobada por Decreto Legislativo 807, los gastos por los peritajes realizados, actuación de pruebas, inspecciones y otros derivados de la tramitación del proceso serán de cargo de la parte que solicita la prueba, salvo pacto en contrario. En todos los casos, la resolución final determinará si los gastos deben ser asumidos por alguna de las partes, o reembolsados a la otra parte o al Indecopi, según sea el caso, de manera adicional a la sanción que haya podido imponerse. </w:t>
-      </w:r>
-    </w:p>
-    <w:p>
-      <w:pPr>
-        <w:shd w:val="clear" w:color="auto" w:fill="FFFFFF"/>
-        <w:spacing w:after="0" w:line="240" w:lineRule="auto"/>
         <w:jc w:val="both"/>
         <w:rPr>
           <w:rFonts w:ascii="Arial Narrow" w:eastAsia="Arial Narrow" w:hAnsi="Arial Narrow" w:cs="Arial Narrow"/>
@@ -6416,15 +6418,74 @@
     </w:p>
     <w:p>
       <w:pPr>
+        <w:spacing w:before="0" w:after="0" w:line="240" w:lineRule="auto"/>
+        <w:suppressAutoHyphens/>
+        <w:jc w:val="both"/>
+        <w:rPr>
+          <w:rFonts w:ascii="Arial Narrow" w:eastAsia="Arial Narrow" w:hAnsi="Arial Narrow" w:cs="Arial Narrow"/>
+          <w:kern w:val="0"/>
+          <w:sz w:val="22"/>
+          <w:szCs w:val="22"/>
+          <w:u w:val="single"/>
+          <w14:ligatures w14:val="none"/>
+        </w:rPr>
+      </w:pPr>
+    </w:p>
+    <w:p>
+      <w:pPr>
         <w:suppressAutoHyphens/>
         <w:spacing w:after="0" w:line="240" w:lineRule="auto"/>
         <w:jc w:val="both"/>
         <w:rPr>
           <w:rFonts w:ascii="Arial Narrow" w:eastAsia="Arial Narrow" w:hAnsi="Arial Narrow" w:cs="Arial Narrow"/>
-          <w:kern w:val="0"/>
-          <w:sz w:val="22"/>
-          <w:szCs w:val="22"/>
-          <w:u w:val="single"/>
+          <w:color w:val="000000"/>
+          <w:kern w:val="0"/>
+          <w:sz w:val="22"/>
+          <w:szCs w:val="22"/>
+          <w:lang w:eastAsia="es-PE"/>
+          <w14:ligatures w14:val="none"/>
+        </w:rPr>
+      </w:pPr>
+      <w:r>
+        <w:rPr>
+          <w:rFonts w:ascii="Arial Narrow" w:eastAsia="Arial Narrow" w:hAnsi="Arial Narrow" w:cs="Arial Narrow"/>
+          <w:b/>
+          <w:color w:val="000000"/>
+          <w:kern w:val="0"/>
+          <w:sz w:val="22"/>
+          <w:szCs w:val="22"/>
+          <w:lang w:eastAsia="es-PE"/>
+          <w14:ligatures w14:val="none"/>
+        </w:rPr>
+        <w:t>NOVENO:</w:t>
+      </w:r>
+      <w:r>
+        <w:rPr>
+          <w:rFonts w:ascii="Arial Narrow" w:eastAsia="Arial Narrow" w:hAnsi="Arial Narrow" w:cs="Arial Narrow"/>
+          <w:color w:val="000000"/>
+          <w:kern w:val="0"/>
+          <w:sz w:val="22"/>
+          <w:szCs w:val="22"/>
+          <w:lang w:eastAsia="es-PE"/>
+          <w14:ligatures w14:val="none"/>
+        </w:rPr>
+        <w:t xml:space="preserve"> poner en conocimiento de las partes que, antes de la emisión de la Resolución Final, tienen la posibilidad de formular su desistimiento o presentar el acuerdo arribado mediante la conciliación, mediación, transacción o cualquier otro que, de forma indubitable, deje constancia que se ha solucionado la controversia materia de denuncia.</w:t>
+      </w:r>
+      <w:bookmarkStart w:id="22" w:name="h.gjdgxs" w:colFirst="0" w:colLast="0"/>
+      <w:bookmarkEnd w:id="22"/>
+    </w:p>
+    <w:p>
+      <w:pPr>
+        <w:spacing w:before="0" w:after="0" w:line="240" w:lineRule="auto"/>
+        <w:suppressAutoHyphens/>
+        <w:jc w:val="both"/>
+        <w:rPr>
+          <w:rFonts w:ascii="Arial Narrow" w:eastAsia="Arial Narrow" w:hAnsi="Arial Narrow" w:cs="Arial Narrow"/>
+          <w:color w:val="000000"/>
+          <w:kern w:val="0"/>
+          <w:sz w:val="22"/>
+          <w:szCs w:val="22"/>
+          <w:lang w:eastAsia="es-PE"/>
           <w14:ligatures w14:val="none"/>
         </w:rPr>
       </w:pPr>
@@ -6436,273 +6497,214 @@
         <w:jc w:val="both"/>
         <w:rPr>
           <w:rFonts w:ascii="Arial Narrow" w:eastAsia="Arial Narrow" w:hAnsi="Arial Narrow" w:cs="Arial Narrow"/>
-          <w:color w:val="000000"/>
-          <w:kern w:val="0"/>
-          <w:sz w:val="22"/>
-          <w:szCs w:val="22"/>
-          <w:lang w:eastAsia="es-PE"/>
-          <w14:ligatures w14:val="none"/>
-        </w:rPr>
-      </w:pPr>
-      <w:r>
-        <w:rPr>
-          <w:rFonts w:ascii="Arial Narrow" w:eastAsia="Arial Narrow" w:hAnsi="Arial Narrow" w:cs="Arial Narrow"/>
-          <w:b/>
-          <w:color w:val="000000"/>
-          <w:kern w:val="0"/>
-          <w:sz w:val="22"/>
-          <w:szCs w:val="22"/>
-          <w:lang w:eastAsia="es-PE"/>
-          <w14:ligatures w14:val="none"/>
-        </w:rPr>
-        <w:t>NOVENO:</w:t>
-      </w:r>
-      <w:r>
-        <w:rPr>
-          <w:rFonts w:ascii="Arial Narrow" w:eastAsia="Arial Narrow" w:hAnsi="Arial Narrow" w:cs="Arial Narrow"/>
-          <w:color w:val="000000"/>
-          <w:kern w:val="0"/>
-          <w:sz w:val="22"/>
-          <w:szCs w:val="22"/>
-          <w:lang w:eastAsia="es-PE"/>
-          <w14:ligatures w14:val="none"/>
-        </w:rPr>
-        <w:t xml:space="preserve"> poner en conocimiento de las partes que, antes de la emisión de la Resolución Final, tienen la posibilidad de formular su desistimiento o presentar el acuerdo arribado mediante la conciliación, mediación, transacción o cualquier otro que, de forma indubitable, deje constancia que se ha solucionado la controversia materia de denuncia.</w:t>
-      </w:r>
-      <w:bookmarkStart w:id="22" w:name="h.gjdgxs" w:colFirst="0" w:colLast="0"/>
-      <w:bookmarkEnd w:id="22"/>
-    </w:p>
-    <w:p>
-      <w:pPr>
+          <w:sz w:val="22"/>
+          <w:szCs w:val="22"/>
+        </w:rPr>
+      </w:pPr>
+      <w:r>
+        <w:rPr>
+          <w:rFonts w:ascii="Arial Narrow" w:eastAsia="Arial Narrow" w:hAnsi="Arial Narrow" w:cs="Arial Narrow"/>
+          <w:b/>
+          <w:bCs/>
+          <w:sz w:val="22"/>
+          <w:szCs w:val="22"/>
+        </w:rPr>
+        <w:t xml:space="preserve">DÉCIMO:</w:t>
+      </w:r>
+      <w:r>
+        <w:rPr>
+          <w:rFonts w:ascii="Arial Narrow" w:eastAsia="Arial Narrow" w:hAnsi="Arial Narrow" w:cs="Arial Narrow"/>
+          <w:sz w:val="22"/>
+          <w:szCs w:val="22"/>
+        </w:rPr>
+        <w:t xml:space="preserve"> </w:t>
+      </w:r>
+      <w:r>
+        <w:rPr>
+          <w:rFonts w:ascii="Arial Narrow" w:eastAsia="Arial Narrow" w:hAnsi="Arial Narrow" w:cs="Arial Narrow"/>
+          <w:sz w:val="22"/>
+          <w:szCs w:val="22"/>
+        </w:rPr>
+        <w:t xml:space="preserve">requerir a la señora [DENUNCIANTE] para que, dentro del plazo de dos (2) días hábiles siguientes a la fecha en que reciba la notificación en su bandeja de correo electrónico, efectúe la confirmación de recepción de la notificación remitida por este despacho a su correo electrónico, de conformidad con el segundo párrafo del numeral 4 del artículo 20 del Texto Único Ordenado de la Ley del Procedimiento Administrativo General, aprobado mediante Decreto Supremo 006-2026-JUS, bajo apercibimiento de rehacer el acto de notificación y notificarle conforme al numeral 1 del artículo 20 del citado cuerpo normativo.</w:t>
+      </w:r>
+      <w:r>
+        <w:rPr>
+          <w:rFonts w:ascii="Arial Narrow" w:eastAsia="Arial Narrow" w:hAnsi="Arial Narrow" w:cs="Arial Narrow"/>
+          <w:spacing w:val="-3"/>
+          <w:kern w:val="0"/>
+          <w14:ligatures w14:val="none"/>
+          <w:sz w:val="22"/>
+          <w:szCs w:val="22"/>
+        </w:rPr>
+        <w:t/>
+      </w:r>
+      <w:r>
+        <w:rPr>
+          <w:rFonts w:ascii="Arial Narrow" w:eastAsia="Arial Narrow" w:hAnsi="Arial Narrow" w:cs="Arial Narrow"/>
+          <w:spacing w:val="-3"/>
+          <w:kern w:val="0"/>
+          <w14:ligatures w14:val="none"/>
+          <w:sz w:val="22"/>
+          <w:szCs w:val="22"/>
+        </w:rPr>
+        <w:t xml:space="preserve"/>
+      </w:r>
+      <w:r>
+        <w:rPr>
+          <w:rFonts w:ascii="Arial Narrow" w:eastAsia="Arial Narrow" w:hAnsi="Arial Narrow" w:cs="Arial Narrow"/>
+          <w:spacing w:val="-3"/>
+          <w:kern w:val="0"/>
+          <w14:ligatures w14:val="none"/>
+          <w:sz w:val="22"/>
+          <w:szCs w:val="22"/>
+        </w:rPr>
+        <w:t xml:space="preserve"/>
+      </w:r>
+      <w:r>
+        <w:rPr>
+          <w:rFonts w:ascii="Arial Narrow" w:eastAsia="Arial Narrow" w:hAnsi="Arial Narrow" w:cs="Arial Narrow"/>
+          <w:color w:val="000000"/>
+          <w:kern w:val="0"/>
+          <w:sz w:val="22"/>
+          <w:szCs w:val="22"/>
+          <w:shd w:val="clear" w:color="auto" w:fill="FFFFFF"/>
+          <w:lang w:eastAsia="es-PE"/>
+          <w14:ligatures w14:val="none"/>
+        </w:rPr>
+        <w:t xml:space="preserve"/>
+      </w:r>
+      <w:r>
+        <w:rPr>
+          <w:rFonts w:ascii="Arial Narrow" w:eastAsia="Arial Narrow" w:hAnsi="Arial Narrow" w:cs="Arial Narrow"/>
+          <w:color w:val="000000"/>
+          <w:sz w:val="22"/>
+          <w:szCs w:val="22"/>
+        </w:rPr>
+        <w:t/>
+      </w:r>
+      <w:r>
+        <w:rPr>
+          <w:rFonts w:ascii="Arial Narrow" w:eastAsia="Arial Narrow" w:hAnsi="Arial Narrow" w:cs="Arial Narrow"/>
+          <w:color w:val="000000"/>
+          <w:sz w:val="22"/>
+          <w:szCs w:val="22"/>
+        </w:rPr>
+        <w:t xml:space="preserve"/>
+      </w:r>
+      <w:r>
+        <w:rPr>
+          <w:rFonts w:ascii="Arial Narrow" w:eastAsia="Arial Narrow" w:hAnsi="Arial Narrow" w:cs="Arial Narrow"/>
+          <w:color w:val="000000"/>
+          <w:sz w:val="22"/>
+          <w:szCs w:val="22"/>
+        </w:rPr>
+        <w:t/>
+      </w:r>
+      <w:r>
+        <w:rPr>
+          <w:rFonts w:ascii="Arial Narrow" w:eastAsia="Arial Narrow" w:hAnsi="Arial Narrow" w:cs="Arial Narrow"/>
+          <w:color w:val="000000"/>
+          <w:sz w:val="22"/>
+          <w:szCs w:val="22"/>
+        </w:rPr>
+        <w:t xml:space="preserve"/>
+      </w:r>
+      <w:r>
+        <w:rPr>
+          <w:rFonts w:ascii="Arial Narrow" w:eastAsia="Arial Narrow" w:hAnsi="Arial Narrow" w:cs="Arial Narrow"/>
+          <w:color w:val="000000"/>
+          <w:kern w:val="0"/>
+          <w:sz w:val="22"/>
+          <w:szCs w:val="22"/>
+          <w:lang w:eastAsia="es-PE"/>
+          <w14:ligatures w14:val="none"/>
+        </w:rPr>
+        <w:t/>
+      </w:r>
+      <w:r>
+        <w:rPr>
+          <w:rFonts w:ascii="Arial Narrow" w:eastAsia="Arial Narrow" w:hAnsi="Arial Narrow" w:cs="Arial Narrow"/>
+          <w:color w:val="000000"/>
+          <w:sz w:val="22"/>
+          <w:szCs w:val="22"/>
+        </w:rPr>
+        <w:t xml:space="preserve"/>
+      </w:r>
+      <w:proofErr w:type="spellStart"/>
+      <w:r>
+        <w:rPr>
+          <w:rFonts w:ascii="Arial Narrow" w:eastAsia="Arial Narrow" w:hAnsi="Arial Narrow" w:cs="Arial Narrow"/>
+          <w:color w:val="000000"/>
+          <w:sz w:val="22"/>
+          <w:szCs w:val="22"/>
+        </w:rPr>
+        <w:t/>
+      </w:r>
+      <w:proofErr w:type="spellEnd"/>
+      <w:r>
+        <w:rPr>
+          <w:rFonts w:ascii="Arial Narrow" w:eastAsia="Arial Narrow" w:hAnsi="Arial Narrow" w:cs="Arial Narrow"/>
+          <w:color w:val="000000"/>
+          <w:sz w:val="22"/>
+          <w:szCs w:val="22"/>
+        </w:rPr>
+        <w:t xml:space="preserve"/>
+      </w:r>
+      <w:r>
+        <w:rPr>
+          <w:rFonts w:ascii="Arial Narrow" w:eastAsia="Arial Narrow" w:hAnsi="Arial Narrow" w:cs="Arial Narrow"/>
+          <w:color w:val="000000"/>
+          <w:kern w:val="0"/>
+          <w:sz w:val="22"/>
+          <w:szCs w:val="22"/>
+          <w:lang w:eastAsia="es-PE"/>
+          <w14:ligatures w14:val="none"/>
+        </w:rPr>
+        <w:t/>
+      </w:r>
+      <w:r>
+        <w:rPr>
+          <w:rFonts w:ascii="Arial Narrow" w:eastAsia="Arial Narrow" w:hAnsi="Arial Narrow" w:cs="Arial Narrow"/>
+          <w:color w:val="000000"/>
+          <w:sz w:val="22"/>
+          <w:szCs w:val="22"/>
+        </w:rPr>
+        <w:t xml:space="preserve"/>
+      </w:r>
+      <w:bookmarkStart w:id="23" w:name="_Hlk214964186"/>
+      <w:r>
+        <w:rPr>
+          <w:rFonts w:ascii="Arial Narrow" w:eastAsia="Arial Narrow" w:hAnsi="Arial Narrow" w:cs="Arial Narrow"/>
+          <w:color w:val="000000"/>
+          <w:sz w:val="22"/>
+          <w:szCs w:val="22"/>
+        </w:rPr>
+        <w:t/>
+      </w:r>
+      <w:r>
+        <w:rPr>
+          <w:rStyle w:val="Refdenotaalpie"/>
+          <w:rFonts w:ascii="Arial Narrow" w:eastAsia="Arial Narrow" w:hAnsi="Arial Narrow" w:cs="Arial Narrow"/>
+          <w:sz w:val="22"/>
+          <w:szCs w:val="22"/>
+          <w:vertAlign w:val="superscript"/>
+        </w:rPr>
+        <w:footnoteReference w:id="13"/>
+      </w:r>
+      <w:r>
+        <w:rPr>
+          <w:rFonts w:ascii="Arial Narrow" w:eastAsia="Arial Narrow" w:hAnsi="Arial Narrow" w:cs="Arial Narrow"/>
+          <w:sz w:val="22"/>
+          <w:szCs w:val="22"/>
+        </w:rPr>
+        <w:t/>
+      </w:r>
+    </w:p>
+    <w:bookmarkEnd w:id="23"/>
+    <w:p>
+      <w:pPr>
+        <w:spacing w:before="0" w:after="0" w:line="240" w:lineRule="auto"/>
         <w:suppressAutoHyphens/>
-        <w:spacing w:after="0" w:line="240" w:lineRule="auto"/>
-        <w:jc w:val="both"/>
-        <w:rPr>
-          <w:rFonts w:ascii="Arial Narrow" w:eastAsia="Arial Narrow" w:hAnsi="Arial Narrow" w:cs="Arial Narrow"/>
-          <w:color w:val="000000"/>
-          <w:kern w:val="0"/>
-          <w:sz w:val="22"/>
-          <w:szCs w:val="22"/>
-          <w:lang w:eastAsia="es-PE"/>
-          <w14:ligatures w14:val="none"/>
-        </w:rPr>
-      </w:pPr>
-    </w:p>
-    <w:p>
-      <w:pPr>
-        <w:suppressAutoHyphens/>
-        <w:spacing w:after="0" w:line="240" w:lineRule="auto"/>
-        <w:jc w:val="both"/>
-        <w:rPr>
-          <w:rFonts w:ascii="Arial Narrow" w:eastAsia="Arial Narrow" w:hAnsi="Arial Narrow" w:cs="Arial Narrow"/>
-          <w:sz w:val="22"/>
-          <w:szCs w:val="22"/>
-        </w:rPr>
-      </w:pPr>
-      <w:r>
-        <w:rPr>
-          <w:rFonts w:ascii="Arial Narrow" w:eastAsia="Arial Narrow" w:hAnsi="Arial Narrow" w:cs="Arial Narrow"/>
-          <w:b/>
-          <w:bCs/>
-          <w:sz w:val="22"/>
-          <w:szCs w:val="22"/>
-        </w:rPr>
-        <w:t xml:space="preserve">DÉCIMO:</w:t>
-      </w:r>
-      <w:r>
-        <w:rPr>
-          <w:rFonts w:ascii="Arial Narrow" w:eastAsia="Arial Narrow" w:hAnsi="Arial Narrow" w:cs="Arial Narrow"/>
-          <w:sz w:val="22"/>
-          <w:szCs w:val="22"/>
-        </w:rPr>
-        <w:t xml:space="preserve"> </w:t>
-      </w:r>
-      <w:r>
-        <w:rPr>
-          <w:rFonts w:ascii="Arial Narrow" w:eastAsia="Arial Narrow" w:hAnsi="Arial Narrow" w:cs="Arial Narrow"/>
-          <w:sz w:val="22"/>
-          <w:szCs w:val="22"/>
-        </w:rPr>
-        <w:t xml:space="preserve">requerir a la señora [DENUNCIANTE] para que, dentro del plazo de dos (2) días hábiles siguientes a la fecha en que reciba la notificación en su bandeja de correo electrónico, efectúe la confirmación de recepción de la notificación remitida por este despacho a su correo electrónico, de conformidad con el segundo párrafo del numeral 4 del artículo 20 del Texto Único Ordenado de la Ley del Procedimiento Administrativo General, aprobado mediante Decreto Supremo 006-2026-JUS, bajo apercibimiento de rehacer el acto de notificación y notificarle conforme al numeral 1 del artículo 20 del citado cuerpo normativo.</w:t>
-      </w:r>
-      <w:r>
-        <w:rPr>
-          <w:rFonts w:ascii="Arial Narrow" w:eastAsia="Arial Narrow" w:hAnsi="Arial Narrow" w:cs="Arial Narrow"/>
-          <w:spacing w:val="-3"/>
-          <w:kern w:val="0"/>
-          <w14:ligatures w14:val="none"/>
-          <w:sz w:val="22"/>
-          <w:szCs w:val="22"/>
-        </w:rPr>
-        <w:t/>
-      </w:r>
-      <w:r>
-        <w:rPr>
-          <w:rFonts w:ascii="Arial Narrow" w:eastAsia="Arial Narrow" w:hAnsi="Arial Narrow" w:cs="Arial Narrow"/>
-          <w:spacing w:val="-3"/>
-          <w:kern w:val="0"/>
-          <w14:ligatures w14:val="none"/>
-          <w:sz w:val="22"/>
-          <w:szCs w:val="22"/>
-        </w:rPr>
-        <w:t xml:space="preserve"/>
-      </w:r>
-      <w:r>
-        <w:rPr>
-          <w:rFonts w:ascii="Arial Narrow" w:eastAsia="Arial Narrow" w:hAnsi="Arial Narrow" w:cs="Arial Narrow"/>
-          <w:spacing w:val="-3"/>
-          <w:kern w:val="0"/>
-          <w14:ligatures w14:val="none"/>
-          <w:sz w:val="22"/>
-          <w:szCs w:val="22"/>
-        </w:rPr>
-        <w:t xml:space="preserve"/>
-      </w:r>
-      <w:r>
-        <w:rPr>
-          <w:rFonts w:ascii="Arial Narrow" w:eastAsia="Arial Narrow" w:hAnsi="Arial Narrow" w:cs="Arial Narrow"/>
-          <w:color w:val="000000"/>
-          <w:kern w:val="0"/>
-          <w:sz w:val="22"/>
-          <w:szCs w:val="22"/>
-          <w:shd w:val="clear" w:color="auto" w:fill="FFFFFF"/>
-          <w:lang w:eastAsia="es-PE"/>
-          <w14:ligatures w14:val="none"/>
-        </w:rPr>
-        <w:t xml:space="preserve"/>
-      </w:r>
-      <w:r>
-        <w:rPr>
-          <w:rFonts w:ascii="Arial Narrow" w:eastAsia="Arial Narrow" w:hAnsi="Arial Narrow" w:cs="Arial Narrow"/>
-          <w:color w:val="000000"/>
-          <w:sz w:val="22"/>
-          <w:szCs w:val="22"/>
-        </w:rPr>
-        <w:t/>
-      </w:r>
-      <w:r>
-        <w:rPr>
-          <w:rFonts w:ascii="Arial Narrow" w:eastAsia="Arial Narrow" w:hAnsi="Arial Narrow" w:cs="Arial Narrow"/>
-          <w:color w:val="000000"/>
-          <w:sz w:val="22"/>
-          <w:szCs w:val="22"/>
-        </w:rPr>
-        <w:t xml:space="preserve"/>
-      </w:r>
-      <w:r>
-        <w:rPr>
-          <w:rFonts w:ascii="Arial Narrow" w:eastAsia="Arial Narrow" w:hAnsi="Arial Narrow" w:cs="Arial Narrow"/>
-          <w:color w:val="000000"/>
-          <w:sz w:val="22"/>
-          <w:szCs w:val="22"/>
-        </w:rPr>
-        <w:t/>
-      </w:r>
-      <w:r>
-        <w:rPr>
-          <w:rFonts w:ascii="Arial Narrow" w:eastAsia="Arial Narrow" w:hAnsi="Arial Narrow" w:cs="Arial Narrow"/>
-          <w:color w:val="000000"/>
-          <w:sz w:val="22"/>
-          <w:szCs w:val="22"/>
-        </w:rPr>
-        <w:t xml:space="preserve"/>
-      </w:r>
-      <w:r>
-        <w:rPr>
-          <w:rFonts w:ascii="Arial Narrow" w:eastAsia="Arial Narrow" w:hAnsi="Arial Narrow" w:cs="Arial Narrow"/>
-          <w:color w:val="000000"/>
-          <w:kern w:val="0"/>
-          <w:sz w:val="22"/>
-          <w:szCs w:val="22"/>
-          <w:lang w:eastAsia="es-PE"/>
-          <w14:ligatures w14:val="none"/>
-        </w:rPr>
-        <w:t/>
-      </w:r>
-      <w:r>
-        <w:rPr>
-          <w:rFonts w:ascii="Arial Narrow" w:eastAsia="Arial Narrow" w:hAnsi="Arial Narrow" w:cs="Arial Narrow"/>
-          <w:color w:val="000000"/>
-          <w:sz w:val="22"/>
-          <w:szCs w:val="22"/>
-        </w:rPr>
-        <w:t xml:space="preserve"/>
-      </w:r>
-      <w:proofErr w:type="spellStart"/>
-      <w:r>
-        <w:rPr>
-          <w:rFonts w:ascii="Arial Narrow" w:eastAsia="Arial Narrow" w:hAnsi="Arial Narrow" w:cs="Arial Narrow"/>
-          <w:color w:val="000000"/>
-          <w:sz w:val="22"/>
-          <w:szCs w:val="22"/>
-        </w:rPr>
-        <w:t/>
-      </w:r>
-      <w:proofErr w:type="spellEnd"/>
-      <w:r>
-        <w:rPr>
-          <w:rFonts w:ascii="Arial Narrow" w:eastAsia="Arial Narrow" w:hAnsi="Arial Narrow" w:cs="Arial Narrow"/>
-          <w:color w:val="000000"/>
-          <w:sz w:val="22"/>
-          <w:szCs w:val="22"/>
-        </w:rPr>
-        <w:t xml:space="preserve"/>
-      </w:r>
-      <w:r>
-        <w:rPr>
-          <w:rFonts w:ascii="Arial Narrow" w:eastAsia="Arial Narrow" w:hAnsi="Arial Narrow" w:cs="Arial Narrow"/>
-          <w:color w:val="000000"/>
-          <w:kern w:val="0"/>
-          <w:sz w:val="22"/>
-          <w:szCs w:val="22"/>
-          <w:lang w:eastAsia="es-PE"/>
-          <w14:ligatures w14:val="none"/>
-        </w:rPr>
-        <w:t/>
-      </w:r>
-      <w:r>
-        <w:rPr>
-          <w:rFonts w:ascii="Arial Narrow" w:eastAsia="Arial Narrow" w:hAnsi="Arial Narrow" w:cs="Arial Narrow"/>
-          <w:color w:val="000000"/>
-          <w:sz w:val="22"/>
-          <w:szCs w:val="22"/>
-        </w:rPr>
-        <w:t xml:space="preserve"/>
-      </w:r>
-      <w:bookmarkStart w:id="23" w:name="_Hlk214964186"/>
-      <w:r>
-        <w:rPr>
-          <w:rFonts w:ascii="Arial Narrow" w:eastAsia="Arial Narrow" w:hAnsi="Arial Narrow" w:cs="Arial Narrow"/>
-          <w:color w:val="000000"/>
-          <w:sz w:val="22"/>
-          <w:szCs w:val="22"/>
-        </w:rPr>
-        <w:t/>
-      </w:r>
-      <w:r>
-        <w:rPr>
-          <w:rStyle w:val="Refdenotaalpie"/>
-          <w:rFonts w:ascii="Arial Narrow" w:eastAsia="Arial Narrow" w:hAnsi="Arial Narrow" w:cs="Arial Narrow"/>
-          <w:sz w:val="22"/>
-          <w:szCs w:val="22"/>
-          <w:vertAlign w:val="superscript"/>
-        </w:rPr>
-        <w:footnoteReference w:id="13"/>
-      </w:r>
-      <w:r>
-        <w:rPr>
-          <w:rFonts w:ascii="Arial Narrow" w:eastAsia="Arial Narrow" w:hAnsi="Arial Narrow" w:cs="Arial Narrow"/>
-          <w:sz w:val="22"/>
-          <w:szCs w:val="22"/>
-        </w:rPr>
-        <w:t/>
-      </w:r>
-    </w:p>
-    <w:bookmarkEnd w:id="23"/>
-    <w:p>
-      <w:pPr>
-        <w:suppressAutoHyphens/>
-        <w:spacing w:after="0" w:line="240" w:lineRule="auto"/>
         <w:jc w:val="both"/>
         <w:rPr>
           <w:rFonts w:ascii="Arial Narrow" w:eastAsia="Arial Narrow" w:hAnsi="Arial Narrow" w:cs="Arial Narrow"/>
@@ -7219,7 +7221,6 @@
           <w:sz w:val="16"/>
           <w:szCs w:val="16"/>
         </w:rPr>
-        <w:tab/>
         <w:t xml:space="preserve"/>
       </w:r>
       <w:r>
@@ -7295,25 +7296,24 @@
           <w:sz w:val="16"/>
           <w:szCs w:val="16"/>
         </w:rPr>
+        <w:t xml:space="preserve"/>
+      </w:r>
+      <w:r>
+        <w:rPr>
+          <w:rFonts w:ascii="Arial Narrow" w:eastAsia="Arial Narrow" w:hAnsi="Arial Narrow" w:cs="Arial Narrow"/>
+          <w:sz w:val="16"/>
+          <w:szCs w:val="16"/>
+        </w:rPr>
+      </w:r>
+      <w:r>
+        <w:rPr>
+          <w:rFonts w:ascii="Arial Narrow" w:eastAsia="Arial Narrow" w:hAnsi="Arial Narrow" w:cs="Arial Narrow"/>
+          <w:b/>
+          <w:bCs/>
+          <w:sz w:val="16"/>
+          <w:szCs w:val="16"/>
+        </w:rPr>
         <w:tab/>
-        <w:t xml:space="preserve"/>
-      </w:r>
-      <w:r>
-        <w:rPr>
-          <w:rFonts w:ascii="Arial Narrow" w:eastAsia="Arial Narrow" w:hAnsi="Arial Narrow" w:cs="Arial Narrow"/>
-          <w:sz w:val="16"/>
-          <w:szCs w:val="16"/>
-        </w:rPr>
-        <w:tab/>
-      </w:r>
-      <w:r>
-        <w:rPr>
-          <w:rFonts w:ascii="Arial Narrow" w:eastAsia="Arial Narrow" w:hAnsi="Arial Narrow" w:cs="Arial Narrow"/>
-          <w:b/>
-          <w:bCs/>
-          <w:sz w:val="16"/>
-          <w:szCs w:val="16"/>
-        </w:rPr>
         <w:t xml:space="preserve">LEY </w:t>
       </w:r>
       <w:proofErr w:type="spellStart"/>
@@ -7639,25 +7639,24 @@
           <w:sz w:val="16"/>
           <w:szCs w:val="16"/>
         </w:rPr>
+        <w:t xml:space="preserve"/>
+      </w:r>
+      <w:r>
+        <w:rPr>
+          <w:rFonts w:ascii="Arial Narrow" w:eastAsia="Arial Narrow" w:hAnsi="Arial Narrow" w:cs="Arial Narrow"/>
+          <w:sz w:val="16"/>
+          <w:szCs w:val="16"/>
+        </w:rPr>
+      </w:r>
+      <w:r>
+        <w:rPr>
+          <w:rFonts w:ascii="Arial Narrow" w:eastAsia="Arial Narrow" w:hAnsi="Arial Narrow" w:cs="Arial Narrow"/>
+          <w:b/>
+          <w:bCs/>
+          <w:sz w:val="16"/>
+          <w:szCs w:val="16"/>
+        </w:rPr>
         <w:tab/>
-        <w:t xml:space="preserve"/>
-      </w:r>
-      <w:r>
-        <w:rPr>
-          <w:rFonts w:ascii="Arial Narrow" w:eastAsia="Arial Narrow" w:hAnsi="Arial Narrow" w:cs="Arial Narrow"/>
-          <w:sz w:val="16"/>
-          <w:szCs w:val="16"/>
-        </w:rPr>
-        <w:tab/>
-      </w:r>
-      <w:r>
-        <w:rPr>
-          <w:rFonts w:ascii="Arial Narrow" w:eastAsia="Arial Narrow" w:hAnsi="Arial Narrow" w:cs="Arial Narrow"/>
-          <w:b/>
-          <w:bCs/>
-          <w:sz w:val="16"/>
-          <w:szCs w:val="16"/>
-        </w:rPr>
         <w:t xml:space="preserve">LEY </w:t>
       </w:r>
       <w:proofErr w:type="spellStart"/>
@@ -7860,25 +7859,24 @@
           <w:sz w:val="16"/>
           <w:szCs w:val="16"/>
         </w:rPr>
+        <w:t xml:space="preserve"/>
+      </w:r>
+      <w:r>
+        <w:rPr>
+          <w:rFonts w:ascii="Arial Narrow" w:eastAsia="Arial Narrow" w:hAnsi="Arial Narrow" w:cs="Arial Narrow"/>
+          <w:sz w:val="16"/>
+          <w:szCs w:val="16"/>
+        </w:rPr>
+      </w:r>
+      <w:r>
+        <w:rPr>
+          <w:rFonts w:ascii="Arial Narrow" w:eastAsia="Arial Narrow" w:hAnsi="Arial Narrow" w:cs="Arial Narrow"/>
+          <w:b/>
+          <w:bCs/>
+          <w:sz w:val="16"/>
+          <w:szCs w:val="16"/>
+        </w:rPr>
         <w:tab/>
-        <w:t xml:space="preserve"/>
-      </w:r>
-      <w:r>
-        <w:rPr>
-          <w:rFonts w:ascii="Arial Narrow" w:eastAsia="Arial Narrow" w:hAnsi="Arial Narrow" w:cs="Arial Narrow"/>
-          <w:sz w:val="16"/>
-          <w:szCs w:val="16"/>
-        </w:rPr>
-        <w:tab/>
-      </w:r>
-      <w:r>
-        <w:rPr>
-          <w:rFonts w:ascii="Arial Narrow" w:eastAsia="Arial Narrow" w:hAnsi="Arial Narrow" w:cs="Arial Narrow"/>
-          <w:b/>
-          <w:bCs/>
-          <w:sz w:val="16"/>
-          <w:szCs w:val="16"/>
-        </w:rPr>
         <w:t xml:space="preserve">LEY SOBRE FACULTADES, NORMAS Y ORGANIZACIÓN DEL INDECOPI, APROBADA POR DECRETO LEGISLATIVO </w:t>
       </w:r>
       <w:proofErr w:type="spellStart"/>
@@ -8049,7 +8047,6 @@
           <w:sz w:val="16"/>
           <w:szCs w:val="16"/>
         </w:rPr>
-        <w:tab/>
         <w:t xml:space="preserve"/>
       </w:r>
       <w:r>
@@ -8142,24 +8139,23 @@
           <w:sz w:val="16"/>
           <w:szCs w:val="16"/>
         </w:rPr>
+        <w:t xml:space="preserve"/>
+      </w:r>
+      <w:r>
+        <w:rPr>
+          <w:rFonts w:ascii="Arial Narrow" w:eastAsia="Arial Narrow" w:hAnsi="Arial Narrow" w:cs="Arial Narrow"/>
+          <w:sz w:val="16"/>
+          <w:szCs w:val="16"/>
+        </w:rPr>
+      </w:r>
+      <w:r>
+        <w:rPr>
+          <w:rFonts w:ascii="Arial Narrow" w:eastAsia="Arial Narrow" w:hAnsi="Arial Narrow" w:cs="Arial Narrow"/>
+          <w:b/>
+          <w:sz w:val="16"/>
+          <w:szCs w:val="16"/>
+        </w:rPr>
         <w:tab/>
-        <w:t xml:space="preserve"/>
-      </w:r>
-      <w:r>
-        <w:rPr>
-          <w:rFonts w:ascii="Arial Narrow" w:eastAsia="Arial Narrow" w:hAnsi="Arial Narrow" w:cs="Arial Narrow"/>
-          <w:sz w:val="16"/>
-          <w:szCs w:val="16"/>
-        </w:rPr>
-        <w:tab/>
-      </w:r>
-      <w:r>
-        <w:rPr>
-          <w:rFonts w:ascii="Arial Narrow" w:eastAsia="Arial Narrow" w:hAnsi="Arial Narrow" w:cs="Arial Narrow"/>
-          <w:b/>
-          <w:sz w:val="16"/>
-          <w:szCs w:val="16"/>
-        </w:rPr>
         <w:t>LEY 29571, CÓDIGO DE PROTECCIÓN Y DEFENSA DEL CONSUMIDOR</w:t>
       </w:r>
       <w:r>
@@ -8564,32 +8560,31 @@
           <w:szCs w:val="16"/>
           <w:vertAlign w:val="superscript"/>
         </w:rPr>
+        <w:t xml:space="preserve"/>
+      </w:r>
+      <w:r>
+        <w:rPr>
+          <w:rFonts w:ascii="Arial Narrow" w:eastAsia="Arial Narrow" w:hAnsi="Arial Narrow" w:cs="Arial Narrow"/>
+          <w:sz w:val="16"/>
+          <w:szCs w:val="16"/>
+        </w:rPr>
+        <w:t xml:space="preserve"/>
+      </w:r>
+      <w:r>
+        <w:rPr>
+          <w:rFonts w:ascii="Arial Narrow" w:eastAsia="Arial Narrow" w:hAnsi="Arial Narrow" w:cs="Arial Narrow"/>
+          <w:sz w:val="16"/>
+          <w:szCs w:val="16"/>
+        </w:rPr>
+      </w:r>
+      <w:r>
+        <w:rPr>
+          <w:rFonts w:ascii="Arial Narrow" w:eastAsia="Arial Narrow" w:hAnsi="Arial Narrow" w:cs="Arial Narrow"/>
+          <w:b/>
+          <w:sz w:val="16"/>
+          <w:szCs w:val="16"/>
+        </w:rPr>
         <w:tab/>
-        <w:t xml:space="preserve"/>
-      </w:r>
-      <w:r>
-        <w:rPr>
-          <w:rFonts w:ascii="Arial Narrow" w:eastAsia="Arial Narrow" w:hAnsi="Arial Narrow" w:cs="Arial Narrow"/>
-          <w:sz w:val="16"/>
-          <w:szCs w:val="16"/>
-        </w:rPr>
-        <w:t xml:space="preserve"> </w:t>
-      </w:r>
-      <w:r>
-        <w:rPr>
-          <w:rFonts w:ascii="Arial Narrow" w:eastAsia="Arial Narrow" w:hAnsi="Arial Narrow" w:cs="Arial Narrow"/>
-          <w:sz w:val="16"/>
-          <w:szCs w:val="16"/>
-        </w:rPr>
-        <w:tab/>
-      </w:r>
-      <w:r>
-        <w:rPr>
-          <w:rFonts w:ascii="Arial Narrow" w:eastAsia="Arial Narrow" w:hAnsi="Arial Narrow" w:cs="Arial Narrow"/>
-          <w:b/>
-          <w:sz w:val="16"/>
-          <w:szCs w:val="16"/>
-        </w:rPr>
         <w:t>LEY 29571, CÓDIGO DE PROTECCIÓN Y DEFENSA DEL CONSUMIDOR</w:t>
       </w:r>
       <w:r>
@@ -8813,25 +8808,24 @@
           <w:sz w:val="16"/>
           <w:szCs w:val="16"/>
         </w:rPr>
+        <w:t xml:space="preserve"/>
+      </w:r>
+      <w:r>
+        <w:rPr>
+          <w:rFonts w:ascii="Arial Narrow" w:eastAsia="Arial Narrow" w:hAnsi="Arial Narrow" w:cs="Arial Narrow"/>
+          <w:sz w:val="16"/>
+          <w:szCs w:val="16"/>
+        </w:rPr>
+      </w:r>
+      <w:r>
+        <w:rPr>
+          <w:rFonts w:ascii="Arial Narrow" w:eastAsia="Arial Narrow" w:hAnsi="Arial Narrow" w:cs="Arial Narrow"/>
+          <w:b/>
+          <w:bCs/>
+          <w:sz w:val="16"/>
+          <w:szCs w:val="16"/>
+        </w:rPr>
         <w:tab/>
-        <w:t xml:space="preserve"/>
-      </w:r>
-      <w:r>
-        <w:rPr>
-          <w:rFonts w:ascii="Arial Narrow" w:eastAsia="Arial Narrow" w:hAnsi="Arial Narrow" w:cs="Arial Narrow"/>
-          <w:sz w:val="16"/>
-          <w:szCs w:val="16"/>
-        </w:rPr>
-        <w:tab/>
-      </w:r>
-      <w:r>
-        <w:rPr>
-          <w:rFonts w:ascii="Arial Narrow" w:eastAsia="Arial Narrow" w:hAnsi="Arial Narrow" w:cs="Arial Narrow"/>
-          <w:b/>
-          <w:bCs/>
-          <w:sz w:val="16"/>
-          <w:szCs w:val="16"/>
-        </w:rPr>
         <w:t xml:space="preserve">LEY </w:t>
       </w:r>
       <w:proofErr w:type="spellStart"/>
@@ -9694,24 +9688,23 @@
           <w:sz w:val="16"/>
           <w:szCs w:val="16"/>
         </w:rPr>
+        <w:t xml:space="preserve"/>
+      </w:r>
+      <w:r>
+        <w:rPr>
+          <w:rFonts w:ascii="Arial Narrow" w:eastAsia="Arial Narrow" w:hAnsi="Arial Narrow" w:cs="Arial Narrow"/>
+          <w:sz w:val="16"/>
+          <w:szCs w:val="16"/>
+        </w:rPr>
+      </w:r>
+      <w:r>
+        <w:rPr>
+          <w:rFonts w:ascii="Arial Narrow" w:eastAsia="Arial Narrow" w:hAnsi="Arial Narrow" w:cs="Arial Narrow"/>
+          <w:b/>
+          <w:sz w:val="16"/>
+          <w:szCs w:val="16"/>
+        </w:rPr>
         <w:tab/>
-        <w:t xml:space="preserve"/>
-      </w:r>
-      <w:r>
-        <w:rPr>
-          <w:rFonts w:ascii="Arial Narrow" w:eastAsia="Arial Narrow" w:hAnsi="Arial Narrow" w:cs="Arial Narrow"/>
-          <w:sz w:val="16"/>
-          <w:szCs w:val="16"/>
-        </w:rPr>
-        <w:tab/>
-      </w:r>
-      <w:r>
-        <w:rPr>
-          <w:rFonts w:ascii="Arial Narrow" w:eastAsia="Arial Narrow" w:hAnsi="Arial Narrow" w:cs="Arial Narrow"/>
-          <w:b/>
-          <w:sz w:val="16"/>
-          <w:szCs w:val="16"/>
-        </w:rPr>
         <w:t>LEY 29571, CÓDIGO DE PROTECCIÓN Y DEFENSA DEL CONSUMIDOR</w:t>
       </w:r>
       <w:r>
@@ -9946,7 +9939,6 @@
           <w:sz w:val="16"/>
           <w:szCs w:val="16"/>
         </w:rPr>
-        <w:tab/>
         <w:t xml:space="preserve"/>
       </w:r>
       <w:r>
@@ -10104,24 +10096,23 @@
           <w:sz w:val="16"/>
           <w:szCs w:val="16"/>
         </w:rPr>
+        <w:t xml:space="preserve"/>
+      </w:r>
+      <w:r>
+        <w:rPr>
+          <w:rFonts w:ascii="Arial Narrow" w:eastAsia="Arial Narrow" w:hAnsi="Arial Narrow" w:cs="Arial Narrow"/>
+          <w:sz w:val="16"/>
+          <w:szCs w:val="16"/>
+        </w:rPr>
+      </w:r>
+      <w:r>
+        <w:rPr>
+          <w:rFonts w:ascii="Arial Narrow" w:eastAsia="Arial Narrow" w:hAnsi="Arial Narrow" w:cs="Arial Narrow"/>
+          <w:b/>
+          <w:sz w:val="16"/>
+          <w:szCs w:val="16"/>
+        </w:rPr>
         <w:tab/>
-        <w:t xml:space="preserve"/>
-      </w:r>
-      <w:r>
-        <w:rPr>
-          <w:rFonts w:ascii="Arial Narrow" w:eastAsia="Arial Narrow" w:hAnsi="Arial Narrow" w:cs="Arial Narrow"/>
-          <w:sz w:val="16"/>
-          <w:szCs w:val="16"/>
-        </w:rPr>
-        <w:tab/>
-      </w:r>
-      <w:r>
-        <w:rPr>
-          <w:rFonts w:ascii="Arial Narrow" w:eastAsia="Arial Narrow" w:hAnsi="Arial Narrow" w:cs="Arial Narrow"/>
-          <w:b/>
-          <w:sz w:val="16"/>
-          <w:szCs w:val="16"/>
-        </w:rPr>
         <w:t xml:space="preserve">TEXTO ÚNICO ORDENADO DE LA LEY DEL PROCEDIMIENTO ADMINISTRATIVO GENERAL, aprobado mediante DECRETO SUPREMO </w:t>
       </w:r>
       <w:proofErr w:type="spellStart"/>
@@ -10148,7 +10139,7 @@
     <w:p>
       <w:pPr>
         <w:pStyle w:val="Textonotapie"/>
-        <w:ind w:left="1134" w:hanging="567"/>
+        <w:ind w:left="1134"/>
         <w:jc w:val="both"/>
         <w:rPr>
           <w:rFonts w:ascii="Arial Narrow" w:eastAsia="Arial Narrow" w:hAnsi="Arial Narrow" w:cs="Arial Narrow"/>

--- a/plantillas_maestras/02_seguro_vida/liquidacion_o_pago_menor/2_o_mas_ddos_varios/mujer/TPL_3424_2025_SEGURO_VIDA_LIQUIDACION_O_PAGO_MENOR_ASEGURADORA_MUJER_R1.docx
+++ b/plantillas_maestras/02_seguro_vida/liquidacion_o_pago_menor/2_o_mas_ddos_varios/mujer/TPL_3424_2025_SEGURO_VIDA_LIQUIDACION_O_PAGO_MENOR_ASEGURADORA_MUJER_R1.docx
@@ -5506,7 +5506,7 @@
           <w:sz w:val="22"/>
           <w:szCs w:val="22"/>
         </w:rPr>
-        <w:t xml:space="preserve">correr traslado de la presente resolución a Mapfre Perú Compañía de Seguros y Reaseguros S.A. para que, de conformidad con lo dispuesto por el artículo 26 de la Ley sobre Facultades, Normas y Organización del Indecopi, aprobada por Decreto Legislativo 807</w:t>
+        <w:t xml:space="preserve">correr traslado de la denuncia del 24 de diciembre de 2025 a Mapfre Perú Compañía de Seguros y Reaseguros S.A. para que, de conformidad con lo dispuesto por el artículo 26 de la Ley sobre Facultades, Normas y Organización del Indecopi, aprobada por Decreto Legislativo 807</w:t>
       </w:r>
       <w:r>
         <w:rPr>
